--- a/UI_html_css_javascript/notes/TypeScript_6AM_2025.docx
+++ b/UI_html_css_javascript/notes/TypeScript_6AM_2025.docx
@@ -2,7 +2,1829 @@
 <file path=word/document.xml><?xml version="1.0" encoding="utf-8"?>
 <w:document xmlns:wpc="http://schemas.microsoft.com/office/word/2010/wordprocessingCanvas" xmlns:cx="http://schemas.microsoft.com/office/drawing/2014/chartex" xmlns:cx1="http://schemas.microsoft.com/office/drawing/2015/9/8/chartex" xmlns:cx2="http://schemas.microsoft.com/office/drawing/2015/10/21/chartex" xmlns:cx3="http://schemas.microsoft.com/office/drawing/2016/5/9/chartex" xmlns:cx4="http://schemas.microsoft.com/office/drawing/2016/5/10/chartex" xmlns:cx5="http://schemas.microsoft.com/office/drawing/2016/5/11/chartex" xmlns:cx6="http://schemas.microsoft.com/office/drawing/2016/5/12/chartex" xmlns:cx7="http://schemas.microsoft.com/office/drawing/2016/5/13/chartex" xmlns:cx8="http://schemas.microsoft.com/office/drawing/2016/5/14/chartex" xmlns:mc="http://schemas.openxmlformats.org/markup-compatibility/2006" xmlns:aink="http://schemas.microsoft.com/office/drawing/2016/ink" xmlns:am3d="http://schemas.microsoft.com/office/drawing/2017/model3d" xmlns:o="urn:schemas-microsoft-com:office:office" xmlns:oel="http://schemas.microsoft.com/office/2019/extlst" xmlns:r="http://schemas.openxmlformats.org/officeDocument/2006/relationships" xmlns:m="http://schemas.openxmlformats.org/officeDocument/2006/math" xmlns:v="urn:schemas-microsoft-com:vml" xmlns:wp14="http://schemas.microsoft.com/office/word/2010/wordprocessingDrawing" xmlns:wp="http://schemas.openxmlformats.org/drawingml/2006/wordprocessingDrawing" xmlns:w10="urn:schemas-microsoft-com:office:word" xmlns:w="http://schemas.openxmlformats.org/wordprocessingml/2006/main" xmlns:w14="http://schemas.microsoft.com/office/word/2010/wordml" xmlns:w15="http://schemas.microsoft.com/office/word/2012/wordml" xmlns:w16cex="http://schemas.microsoft.com/office/word/2018/wordml/cex" xmlns:w16cid="http://schemas.microsoft.com/office/word/2016/wordml/cid" xmlns:w16="http://schemas.microsoft.com/office/word/2018/wordml" xmlns:w16du="http://schemas.microsoft.com/office/word/2023/wordml/word16du" xmlns:w16sdtdh="http://schemas.microsoft.com/office/word/2020/wordml/sdtdatahash" xmlns:w16sdtfl="http://schemas.microsoft.com/office/word/2024/wordml/sdtformatlock" xmlns:w16se="http://schemas.microsoft.com/office/word/2015/wordml/symex" xmlns:wpg="http://schemas.microsoft.com/office/word/2010/wordprocessingGroup" xmlns:wpi="http://schemas.microsoft.com/office/word/2010/wordprocessingInk" xmlns:wne="http://schemas.microsoft.com/office/word/2006/wordml" xmlns:wps="http://schemas.microsoft.com/office/word/2010/wordprocessingShape" mc:Ignorable="w14 w15 w16se w16cid w16 w16cex w16sdtdh w16sdtfl w16du wp14">
   <w:body>
-    <w:p/>
+    <w:p>
+      <w:pPr>
+        <w:spacing w:after="0" w:line="240" w:lineRule="auto"/>
+        <w:jc w:val="center"/>
+        <w:rPr>
+          <w:sz w:val="72"/>
+          <w:szCs w:val="72"/>
+        </w:rPr>
+      </w:pPr>
+      <w:r>
+        <w:rPr>
+          <w:b/>
+          <w:bCs/>
+          <w:sz w:val="72"/>
+          <w:szCs w:val="72"/>
+        </w:rPr>
+        <w:t>TypeScript</w:t>
+      </w:r>
+    </w:p>
+    <w:p>
+      <w:pPr>
+        <w:spacing w:after="0" w:line="240" w:lineRule="auto"/>
+      </w:pPr>
+      <w:hyperlink r:id="rId5" w:history="1">
+        <w:r>
+          <w:rPr>
+            <w:rStyle w:val="Hyperlink"/>
+          </w:rPr>
+          <w:t>https://www.tutorialspoint.com/typescript/index.htm</w:t>
+        </w:r>
+      </w:hyperlink>
+      <w:r>
+        <w:t xml:space="preserve"> </w:t>
+      </w:r>
+    </w:p>
+    <w:p>
+      <w:pPr>
+        <w:spacing w:after="0" w:line="240" w:lineRule="auto"/>
+      </w:pPr>
+      <w:hyperlink r:id="rId6" w:history="1">
+        <w:r>
+          <w:rPr>
+            <w:rStyle w:val="Hyperlink"/>
+          </w:rPr>
+          <w:t>https://www.typescripttutorial.net/</w:t>
+        </w:r>
+      </w:hyperlink>
+      <w:r>
+        <w:t xml:space="preserve"> </w:t>
+      </w:r>
+    </w:p>
+    <w:p>
+      <w:pPr>
+        <w:spacing w:after="0" w:line="240" w:lineRule="auto"/>
+        <w:rPr>
+          <w:b/>
+          <w:bCs/>
+        </w:rPr>
+      </w:pPr>
+      <w:r>
+        <w:rPr>
+          <w:b/>
+          <w:bCs/>
+        </w:rPr>
+        <w:t>What is TypeScript?</w:t>
+      </w:r>
+    </w:p>
+    <w:p>
+      <w:pPr>
+        <w:spacing w:after="0" w:line="240" w:lineRule="auto"/>
+      </w:pPr>
+      <w:r>
+        <w:rPr>
+          <w:b/>
+          <w:bCs/>
+        </w:rPr>
+        <w:t>TypeScript</w:t>
+      </w:r>
+      <w:r>
+        <w:t> is a typed superset of JavaScript that compiles to plain JavaScript.</w:t>
+      </w:r>
+    </w:p>
+    <w:p>
+      <w:pPr>
+        <w:spacing w:after="0" w:line="240" w:lineRule="auto"/>
+        <w:rPr>
+          <w:b/>
+          <w:bCs/>
+        </w:rPr>
+      </w:pPr>
+      <w:r>
+        <w:rPr>
+          <w:b/>
+          <w:bCs/>
+        </w:rPr>
+        <w:t>T</w:t>
+      </w:r>
+      <w:r>
+        <w:rPr>
+          <w:b/>
+          <w:bCs/>
+        </w:rPr>
+        <w:t>yped</w:t>
+      </w:r>
+      <w:r>
+        <w:rPr>
+          <w:b/>
+          <w:bCs/>
+        </w:rPr>
+        <w:t xml:space="preserve">? </w:t>
+      </w:r>
+    </w:p>
+    <w:p>
+      <w:pPr>
+        <w:spacing w:after="0" w:line="240" w:lineRule="auto"/>
+      </w:pPr>
+      <w:r>
+        <w:t xml:space="preserve">// type --&gt; </w:t>
+      </w:r>
+      <w:r>
+        <w:rPr>
+          <w:b/>
+          <w:bCs/>
+        </w:rPr>
+        <w:t>datatype</w:t>
+      </w:r>
+      <w:r>
+        <w:t>.</w:t>
+      </w:r>
+    </w:p>
+    <w:p>
+      <w:pPr>
+        <w:spacing w:after="0" w:line="240" w:lineRule="auto"/>
+      </w:pPr>
+      <w:r>
+        <w:rPr>
+          <w:b/>
+          <w:bCs/>
+        </w:rPr>
+        <w:t>TypeScript</w:t>
+      </w:r>
+      <w:r>
+        <w:rPr>
+          <w:b/>
+          <w:bCs/>
+        </w:rPr>
+        <w:t xml:space="preserve"> is also a JavaScript only, but in TS we use datatype to represent properties, methods, objects, </w:t>
+      </w:r>
+      <w:proofErr w:type="spellStart"/>
+      <w:r>
+        <w:rPr>
+          <w:b/>
+          <w:bCs/>
+        </w:rPr>
+        <w:t>arrays..etc</w:t>
+      </w:r>
+      <w:proofErr w:type="spellEnd"/>
+      <w:r>
+        <w:rPr>
+          <w:b/>
+          <w:bCs/>
+        </w:rPr>
+        <w:t>.</w:t>
+      </w:r>
+    </w:p>
+    <w:p>
+      <w:pPr>
+        <w:spacing w:after="0" w:line="240" w:lineRule="auto"/>
+      </w:pPr>
+      <w:r>
+        <w:t>Simply we can say TS is equals to JAVA.</w:t>
+      </w:r>
+      <w:r>
+        <w:t xml:space="preserve"> Means in java how we are following strict rules, we need to follow strict rules in TS also.</w:t>
+      </w:r>
+    </w:p>
+    <w:p>
+      <w:pPr>
+        <w:spacing w:after="0" w:line="240" w:lineRule="auto"/>
+      </w:pPr>
+    </w:p>
+    <w:p>
+      <w:pPr>
+        <w:spacing w:after="0" w:line="240" w:lineRule="auto"/>
+      </w:pPr>
+      <w:r>
+        <w:t>We already know a browser can runs or executes only HTML, CSS and JS.</w:t>
+      </w:r>
+    </w:p>
+    <w:p>
+      <w:pPr>
+        <w:spacing w:after="0" w:line="240" w:lineRule="auto"/>
+      </w:pPr>
+      <w:r>
+        <w:t>But browser cannot executes TS. We need to convert TS code JS.</w:t>
+      </w:r>
+    </w:p>
+    <w:p>
+      <w:pPr>
+        <w:spacing w:after="0" w:line="240" w:lineRule="auto"/>
+      </w:pPr>
+    </w:p>
+    <w:p>
+      <w:pPr>
+        <w:spacing w:after="0" w:line="240" w:lineRule="auto"/>
+      </w:pPr>
+      <w:r>
+        <w:t>JS files extension is .</w:t>
+      </w:r>
+      <w:proofErr w:type="spellStart"/>
+      <w:r>
+        <w:t>js</w:t>
+      </w:r>
+      <w:proofErr w:type="spellEnd"/>
+      <w:r>
+        <w:t>.</w:t>
+      </w:r>
+    </w:p>
+    <w:p>
+      <w:pPr>
+        <w:spacing w:after="0" w:line="240" w:lineRule="auto"/>
+      </w:pPr>
+      <w:r>
+        <w:t>TS files extension is .</w:t>
+      </w:r>
+      <w:proofErr w:type="spellStart"/>
+      <w:r>
+        <w:t>ts</w:t>
+      </w:r>
+      <w:proofErr w:type="spellEnd"/>
+      <w:r>
+        <w:t>.</w:t>
+      </w:r>
+    </w:p>
+    <w:p>
+      <w:pPr>
+        <w:spacing w:after="0" w:line="240" w:lineRule="auto"/>
+      </w:pPr>
+      <w:r>
+        <w:t>So we need to convert .</w:t>
+      </w:r>
+      <w:proofErr w:type="spellStart"/>
+      <w:r>
+        <w:t>ts</w:t>
+      </w:r>
+      <w:proofErr w:type="spellEnd"/>
+      <w:r>
+        <w:t xml:space="preserve"> files to .</w:t>
+      </w:r>
+      <w:proofErr w:type="spellStart"/>
+      <w:r>
+        <w:t>js</w:t>
+      </w:r>
+      <w:proofErr w:type="spellEnd"/>
+      <w:r>
+        <w:t xml:space="preserve"> files.</w:t>
+      </w:r>
+    </w:p>
+    <w:p>
+      <w:pPr>
+        <w:spacing w:after="0" w:line="240" w:lineRule="auto"/>
+      </w:pPr>
+    </w:p>
+    <w:p>
+      <w:pPr>
+        <w:spacing w:after="0" w:line="240" w:lineRule="auto"/>
+      </w:pPr>
+      <w:r>
+        <w:t xml:space="preserve">TypeScript is pure object oriented with classes, interfaces and statically typed like </w:t>
+      </w:r>
+      <w:r>
+        <w:rPr>
+          <w:b/>
+          <w:bCs/>
+        </w:rPr>
+        <w:t>C#</w:t>
+      </w:r>
+      <w:r>
+        <w:t xml:space="preserve"> or </w:t>
+      </w:r>
+      <w:r>
+        <w:rPr>
+          <w:b/>
+          <w:bCs/>
+        </w:rPr>
+        <w:t>Java</w:t>
+      </w:r>
+      <w:r>
+        <w:t>. </w:t>
+      </w:r>
+    </w:p>
+    <w:p>
+      <w:pPr>
+        <w:spacing w:after="0" w:line="240" w:lineRule="auto"/>
+      </w:pPr>
+      <w:r>
+        <w:t>The popular JavaScript framework </w:t>
+      </w:r>
+      <w:r>
+        <w:rPr>
+          <w:b/>
+          <w:bCs/>
+        </w:rPr>
+        <w:t>Angular 2.0</w:t>
+      </w:r>
+      <w:r>
+        <w:t> is written in TypeScript.</w:t>
+      </w:r>
+    </w:p>
+    <w:p>
+      <w:pPr>
+        <w:spacing w:after="0" w:line="240" w:lineRule="auto"/>
+      </w:pPr>
+    </w:p>
+    <w:p>
+      <w:pPr>
+        <w:spacing w:after="0" w:line="240" w:lineRule="auto"/>
+      </w:pPr>
+      <w:r>
+        <w:t>We are learning TS for learning Angular 2.0.</w:t>
+      </w:r>
+    </w:p>
+    <w:p>
+      <w:pPr>
+        <w:spacing w:after="0" w:line="240" w:lineRule="auto"/>
+      </w:pPr>
+      <w:r>
+        <w:t xml:space="preserve">Angular 1.0 is called as </w:t>
+      </w:r>
+      <w:proofErr w:type="spellStart"/>
+      <w:r>
+        <w:t>AjngularJS</w:t>
+      </w:r>
+      <w:proofErr w:type="spellEnd"/>
+      <w:r>
+        <w:t>.</w:t>
+      </w:r>
+      <w:r>
+        <w:t xml:space="preserve"> It is deprecated. No one is using now.</w:t>
+      </w:r>
+    </w:p>
+    <w:p>
+      <w:pPr>
+        <w:spacing w:after="0" w:line="240" w:lineRule="auto"/>
+      </w:pPr>
+      <w:r>
+        <w:t xml:space="preserve">Angular </w:t>
+      </w:r>
+      <w:r>
+        <w:t>2</w:t>
+      </w:r>
+      <w:r>
+        <w:t>.</w:t>
+      </w:r>
+      <w:r>
+        <w:t>X +</w:t>
+      </w:r>
+      <w:r>
+        <w:t xml:space="preserve"> is called as </w:t>
+      </w:r>
+      <w:proofErr w:type="spellStart"/>
+      <w:r>
+        <w:t>Ajngular</w:t>
+      </w:r>
+      <w:proofErr w:type="spellEnd"/>
+      <w:r>
+        <w:t>.</w:t>
+      </w:r>
+    </w:p>
+    <w:p>
+      <w:pPr>
+        <w:spacing w:after="0" w:line="240" w:lineRule="auto"/>
+      </w:pPr>
+    </w:p>
+    <w:p>
+      <w:pPr>
+        <w:spacing w:after="0" w:line="240" w:lineRule="auto"/>
+      </w:pPr>
+    </w:p>
+    <w:p>
+      <w:pPr>
+        <w:spacing w:after="0" w:line="240" w:lineRule="auto"/>
+      </w:pPr>
+      <w:r>
+        <w:t>TypeScript supports JavaScript libraries. You can easily use JavaScript libraries in your TypeScript projects.</w:t>
+      </w:r>
+    </w:p>
+    <w:p>
+      <w:pPr>
+        <w:spacing w:after="0" w:line="240" w:lineRule="auto"/>
+      </w:pPr>
+      <w:hyperlink r:id="rId7" w:history="1">
+        <w:r>
+          <w:rPr>
+            <w:rStyle w:val="Hyperlink"/>
+          </w:rPr>
+          <w:t>https://www.tutorialspoint.com/typescript/index.htm</w:t>
+        </w:r>
+      </w:hyperlink>
+      <w:r>
+        <w:t xml:space="preserve"> </w:t>
+      </w:r>
+    </w:p>
+    <w:p>
+      <w:pPr>
+        <w:spacing w:after="0" w:line="240" w:lineRule="auto"/>
+      </w:pPr>
+    </w:p>
+    <w:p>
+      <w:pPr>
+        <w:spacing w:after="0" w:line="240" w:lineRule="auto"/>
+      </w:pPr>
+      <w:r>
+        <w:t>JavaScript was introduced as a language for the client side</w:t>
+      </w:r>
+      <w:r>
+        <w:t>[browser side]</w:t>
+      </w:r>
+      <w:r>
+        <w:t>.</w:t>
+      </w:r>
+    </w:p>
+    <w:p>
+      <w:pPr>
+        <w:spacing w:after="0" w:line="240" w:lineRule="auto"/>
+      </w:pPr>
+      <w:r>
+        <w:t>The development of Node.js has marked JavaScript as an emerging server-side technology too.</w:t>
+      </w:r>
+    </w:p>
+    <w:p>
+      <w:pPr>
+        <w:spacing w:after="0" w:line="240" w:lineRule="auto"/>
+      </w:pPr>
+    </w:p>
+    <w:p>
+      <w:pPr>
+        <w:spacing w:after="0" w:line="240" w:lineRule="auto"/>
+      </w:pPr>
+      <w:r>
+        <w:t>To overcome the problems in JS, they introduced TS.</w:t>
+      </w:r>
+    </w:p>
+    <w:p>
+      <w:pPr>
+        <w:spacing w:after="0" w:line="240" w:lineRule="auto"/>
+      </w:pPr>
+      <w:r>
+        <w:rPr>
+          <w:b/>
+          <w:bCs/>
+        </w:rPr>
+        <w:t>TypeScript</w:t>
+      </w:r>
+      <w:r>
+        <w:t> was presented to bridge this gap.</w:t>
+      </w:r>
+    </w:p>
+    <w:p>
+      <w:pPr>
+        <w:spacing w:after="0" w:line="240" w:lineRule="auto"/>
+      </w:pPr>
+      <w:r>
+        <w:t> </w:t>
+      </w:r>
+    </w:p>
+    <w:p>
+      <w:pPr>
+        <w:spacing w:after="0" w:line="240" w:lineRule="auto"/>
+      </w:pPr>
+      <w:r>
+        <w:t>TypeScript is a strongly typed</w:t>
+      </w:r>
+      <w:r>
+        <w:t xml:space="preserve"> [it uses datatypes]</w:t>
+      </w:r>
+      <w:r>
+        <w:t>, object oriented</w:t>
+      </w:r>
+      <w:r>
+        <w:t xml:space="preserve"> [classes, interfaces, all OOPS concepts]</w:t>
+      </w:r>
+      <w:r>
+        <w:t>, compiled language</w:t>
+      </w:r>
+      <w:r>
+        <w:t>[.</w:t>
+      </w:r>
+      <w:proofErr w:type="spellStart"/>
+      <w:r>
+        <w:t>ts</w:t>
+      </w:r>
+      <w:proofErr w:type="spellEnd"/>
+      <w:r>
+        <w:t xml:space="preserve"> </w:t>
+      </w:r>
+      <w:r>
+        <w:sym w:font="Wingdings" w:char="F0E0"/>
+      </w:r>
+      <w:r>
+        <w:t xml:space="preserve"> .</w:t>
+      </w:r>
+      <w:proofErr w:type="spellStart"/>
+      <w:r>
+        <w:t>js</w:t>
+      </w:r>
+      <w:proofErr w:type="spellEnd"/>
+      <w:r>
+        <w:t>]</w:t>
+      </w:r>
+      <w:r>
+        <w:t>. </w:t>
+      </w:r>
+    </w:p>
+    <w:p>
+      <w:pPr>
+        <w:spacing w:after="0" w:line="240" w:lineRule="auto"/>
+      </w:pPr>
+    </w:p>
+    <w:p>
+      <w:pPr>
+        <w:spacing w:after="0" w:line="240" w:lineRule="auto"/>
+      </w:pPr>
+      <w:r>
+        <w:t>It was designed by </w:t>
+      </w:r>
+      <w:r>
+        <w:rPr>
+          <w:b/>
+          <w:bCs/>
+        </w:rPr>
+        <w:t>Anders Hejlsberg</w:t>
+      </w:r>
+      <w:r>
+        <w:t xml:space="preserve"> (designer of </w:t>
+      </w:r>
+      <w:r>
+        <w:rPr>
+          <w:b/>
+          <w:bCs/>
+        </w:rPr>
+        <w:t>C#)</w:t>
+      </w:r>
+      <w:r>
+        <w:t xml:space="preserve"> at Microsoft.</w:t>
+      </w:r>
+      <w:r>
+        <w:t xml:space="preserve"> C# used by .NET developers.</w:t>
+      </w:r>
+    </w:p>
+    <w:p>
+      <w:pPr>
+        <w:spacing w:after="0" w:line="240" w:lineRule="auto"/>
+      </w:pPr>
+      <w:r>
+        <w:t>TypeScript is a typed superset of JavaScript compiled to JavaScript.</w:t>
+      </w:r>
+    </w:p>
+    <w:p>
+      <w:pPr>
+        <w:spacing w:after="0" w:line="240" w:lineRule="auto"/>
+        <w:rPr>
+          <w:b/>
+          <w:bCs/>
+          <w:sz w:val="36"/>
+          <w:szCs w:val="36"/>
+          <w:highlight w:val="yellow"/>
+        </w:rPr>
+      </w:pPr>
+    </w:p>
+    <w:p>
+      <w:pPr>
+        <w:spacing w:after="0" w:line="240" w:lineRule="auto"/>
+        <w:rPr>
+          <w:b/>
+          <w:bCs/>
+          <w:sz w:val="36"/>
+          <w:szCs w:val="36"/>
+        </w:rPr>
+      </w:pPr>
+      <w:r>
+        <w:rPr>
+          <w:b/>
+          <w:bCs/>
+          <w:sz w:val="36"/>
+          <w:szCs w:val="36"/>
+          <w:highlight w:val="yellow"/>
+        </w:rPr>
+        <w:t>JavaScript + datatypes = TypeScript.</w:t>
+      </w:r>
+    </w:p>
+    <w:p>
+      <w:pPr>
+        <w:spacing w:after="0" w:line="240" w:lineRule="auto"/>
+      </w:pPr>
+    </w:p>
+    <w:p>
+      <w:pPr>
+        <w:spacing w:after="0" w:line="240" w:lineRule="auto"/>
+      </w:pPr>
+      <w:r>
+        <w:t>In other words, TypeScript is JavaScript plus some additional features.</w:t>
+      </w:r>
+    </w:p>
+    <w:p>
+      <w:pPr>
+        <w:spacing w:after="0" w:line="240" w:lineRule="auto"/>
+      </w:pPr>
+      <w:r>
+        <w:t>Typescript = JavaScript + datatype + classes + interfaces + annotations ….etc.</w:t>
+      </w:r>
+    </w:p>
+    <w:p>
+      <w:pPr>
+        <w:spacing w:after="0" w:line="240" w:lineRule="auto"/>
+      </w:pPr>
+      <w:r>
+        <w:rPr>
+          <w:noProof/>
+        </w:rPr>
+        <w:lastRenderedPageBreak/>
+        <w:drawing>
+          <wp:inline distT="0" distB="0" distL="0" distR="0" wp14:anchorId="60176924" wp14:editId="0970879B">
+            <wp:extent cx="2298700" cy="2101850"/>
+            <wp:effectExtent l="0" t="0" r="6350" b="0"/>
+            <wp:docPr id="1147185638" name="Picture 1" descr="TypeScript Figure"/>
+            <wp:cNvGraphicFramePr>
+              <a:graphicFrameLocks xmlns:a="http://schemas.openxmlformats.org/drawingml/2006/main" noChangeAspect="1"/>
+            </wp:cNvGraphicFramePr>
+            <a:graphic xmlns:a="http://schemas.openxmlformats.org/drawingml/2006/main">
+              <a:graphicData uri="http://schemas.openxmlformats.org/drawingml/2006/picture">
+                <pic:pic xmlns:pic="http://schemas.openxmlformats.org/drawingml/2006/picture">
+                  <pic:nvPicPr>
+                    <pic:cNvPr id="0" name="Picture 1" descr="TypeScript Figure"/>
+                    <pic:cNvPicPr>
+                      <a:picLocks noChangeAspect="1" noChangeArrowheads="1"/>
+                    </pic:cNvPicPr>
+                  </pic:nvPicPr>
+                  <pic:blipFill>
+                    <a:blip r:embed="rId8">
+                      <a:extLst>
+                        <a:ext uri="{28A0092B-C50C-407E-A947-70E740481C1C}">
+                          <a14:useLocalDpi xmlns:a14="http://schemas.microsoft.com/office/drawing/2010/main" val="0"/>
+                        </a:ext>
+                      </a:extLst>
+                    </a:blip>
+                    <a:srcRect/>
+                    <a:stretch>
+                      <a:fillRect/>
+                    </a:stretch>
+                  </pic:blipFill>
+                  <pic:spPr bwMode="auto">
+                    <a:xfrm>
+                      <a:off x="0" y="0"/>
+                      <a:ext cx="2298700" cy="2101850"/>
+                    </a:xfrm>
+                    <a:prstGeom prst="rect">
+                      <a:avLst/>
+                    </a:prstGeom>
+                    <a:noFill/>
+                    <a:ln>
+                      <a:noFill/>
+                    </a:ln>
+                  </pic:spPr>
+                </pic:pic>
+              </a:graphicData>
+            </a:graphic>
+          </wp:inline>
+        </w:drawing>
+      </w:r>
+    </w:p>
+    <w:p>
+      <w:pPr>
+        <w:spacing w:after="0" w:line="240" w:lineRule="auto"/>
+      </w:pPr>
+    </w:p>
+    <w:p>
+      <w:pPr>
+        <w:spacing w:after="0" w:line="240" w:lineRule="auto"/>
+      </w:pPr>
+      <w:r>
+        <w:t>The ECMAScript specification</w:t>
+      </w:r>
+      <w:r>
+        <w:t>(API)</w:t>
+      </w:r>
+      <w:r>
+        <w:t xml:space="preserve"> is a standardized specification of a scripting language. </w:t>
+      </w:r>
+    </w:p>
+    <w:p>
+      <w:pPr>
+        <w:spacing w:after="0" w:line="240" w:lineRule="auto"/>
+      </w:pPr>
+    </w:p>
+    <w:p>
+      <w:pPr>
+        <w:spacing w:after="0" w:line="240" w:lineRule="auto"/>
+      </w:pPr>
+      <w:r>
+        <w:rPr>
+          <w:noProof/>
+        </w:rPr>
+        <w:drawing>
+          <wp:inline distT="0" distB="0" distL="0" distR="0" wp14:anchorId="13D9B008" wp14:editId="4C705E94">
+            <wp:extent cx="5715000" cy="1092200"/>
+            <wp:effectExtent l="0" t="0" r="0" b="0"/>
+            <wp:docPr id="803142457" name="Picture 2" descr="TypeScript and ECMAScript"/>
+            <wp:cNvGraphicFramePr>
+              <a:graphicFrameLocks xmlns:a="http://schemas.openxmlformats.org/drawingml/2006/main" noChangeAspect="1"/>
+            </wp:cNvGraphicFramePr>
+            <a:graphic xmlns:a="http://schemas.openxmlformats.org/drawingml/2006/main">
+              <a:graphicData uri="http://schemas.openxmlformats.org/drawingml/2006/picture">
+                <pic:pic xmlns:pic="http://schemas.openxmlformats.org/drawingml/2006/picture">
+                  <pic:nvPicPr>
+                    <pic:cNvPr id="0" name="Picture 3" descr="TypeScript and ECMAScript"/>
+                    <pic:cNvPicPr>
+                      <a:picLocks noChangeAspect="1" noChangeArrowheads="1"/>
+                    </pic:cNvPicPr>
+                  </pic:nvPicPr>
+                  <pic:blipFill>
+                    <a:blip r:embed="rId9">
+                      <a:extLst>
+                        <a:ext uri="{28A0092B-C50C-407E-A947-70E740481C1C}">
+                          <a14:useLocalDpi xmlns:a14="http://schemas.microsoft.com/office/drawing/2010/main" val="0"/>
+                        </a:ext>
+                      </a:extLst>
+                    </a:blip>
+                    <a:srcRect/>
+                    <a:stretch>
+                      <a:fillRect/>
+                    </a:stretch>
+                  </pic:blipFill>
+                  <pic:spPr bwMode="auto">
+                    <a:xfrm>
+                      <a:off x="0" y="0"/>
+                      <a:ext cx="5715000" cy="1092200"/>
+                    </a:xfrm>
+                    <a:prstGeom prst="rect">
+                      <a:avLst/>
+                    </a:prstGeom>
+                    <a:noFill/>
+                    <a:ln>
+                      <a:noFill/>
+                    </a:ln>
+                  </pic:spPr>
+                </pic:pic>
+              </a:graphicData>
+            </a:graphic>
+          </wp:inline>
+        </w:drawing>
+      </w:r>
+    </w:p>
+    <w:p>
+      <w:pPr>
+        <w:spacing w:after="0" w:line="240" w:lineRule="auto"/>
+      </w:pPr>
+    </w:p>
+    <w:p>
+      <w:pPr>
+        <w:spacing w:after="0" w:line="240" w:lineRule="auto"/>
+      </w:pPr>
+    </w:p>
+    <w:p>
+      <w:pPr>
+        <w:spacing w:after="0" w:line="240" w:lineRule="auto"/>
+      </w:pPr>
+    </w:p>
+    <w:p>
+      <w:pPr>
+        <w:spacing w:after="0" w:line="240" w:lineRule="auto"/>
+      </w:pPr>
+      <w:r>
+        <w:rPr>
+          <w:noProof/>
+        </w:rPr>
+        <w:drawing>
+          <wp:inline distT="0" distB="0" distL="0" distR="0" wp14:anchorId="7F30025A" wp14:editId="63655F68">
+            <wp:extent cx="3689350" cy="819150"/>
+            <wp:effectExtent l="0" t="0" r="6350" b="0"/>
+            <wp:docPr id="223875282" name="Picture 3" descr="TypeScript Compiler"/>
+            <wp:cNvGraphicFramePr>
+              <a:graphicFrameLocks xmlns:a="http://schemas.openxmlformats.org/drawingml/2006/main" noChangeAspect="1"/>
+            </wp:cNvGraphicFramePr>
+            <a:graphic xmlns:a="http://schemas.openxmlformats.org/drawingml/2006/main">
+              <a:graphicData uri="http://schemas.openxmlformats.org/drawingml/2006/picture">
+                <pic:pic xmlns:pic="http://schemas.openxmlformats.org/drawingml/2006/picture">
+                  <pic:nvPicPr>
+                    <pic:cNvPr id="0" name="Picture 5" descr="TypeScript Compiler"/>
+                    <pic:cNvPicPr>
+                      <a:picLocks noChangeAspect="1" noChangeArrowheads="1"/>
+                    </pic:cNvPicPr>
+                  </pic:nvPicPr>
+                  <pic:blipFill>
+                    <a:blip r:embed="rId10">
+                      <a:extLst>
+                        <a:ext uri="{28A0092B-C50C-407E-A947-70E740481C1C}">
+                          <a14:useLocalDpi xmlns:a14="http://schemas.microsoft.com/office/drawing/2010/main" val="0"/>
+                        </a:ext>
+                      </a:extLst>
+                    </a:blip>
+                    <a:srcRect/>
+                    <a:stretch>
+                      <a:fillRect/>
+                    </a:stretch>
+                  </pic:blipFill>
+                  <pic:spPr bwMode="auto">
+                    <a:xfrm>
+                      <a:off x="0" y="0"/>
+                      <a:ext cx="3689350" cy="819150"/>
+                    </a:xfrm>
+                    <a:prstGeom prst="rect">
+                      <a:avLst/>
+                    </a:prstGeom>
+                    <a:noFill/>
+                    <a:ln>
+                      <a:noFill/>
+                    </a:ln>
+                  </pic:spPr>
+                </pic:pic>
+              </a:graphicData>
+            </a:graphic>
+          </wp:inline>
+        </w:drawing>
+      </w:r>
+    </w:p>
+    <w:p>
+      <w:pPr>
+        <w:spacing w:after="0" w:line="240" w:lineRule="auto"/>
+      </w:pPr>
+    </w:p>
+    <w:p>
+      <w:pPr>
+        <w:spacing w:after="0" w:line="240" w:lineRule="auto"/>
+      </w:pPr>
+      <w:r>
+        <w:t xml:space="preserve">To work with TS, we need to download and install </w:t>
+      </w:r>
+      <w:proofErr w:type="spellStart"/>
+      <w:r>
+        <w:t>nodejs</w:t>
+      </w:r>
+      <w:proofErr w:type="spellEnd"/>
+      <w:r>
+        <w:t>.</w:t>
+      </w:r>
+    </w:p>
+    <w:p>
+      <w:pPr>
+        <w:spacing w:after="0" w:line="240" w:lineRule="auto"/>
+      </w:pPr>
+      <w:hyperlink r:id="rId11" w:history="1">
+        <w:r>
+          <w:rPr>
+            <w:rStyle w:val="Hyperlink"/>
+          </w:rPr>
+          <w:t>https://nodejs.org/en/download/</w:t>
+        </w:r>
+      </w:hyperlink>
+      <w:r>
+        <w:t xml:space="preserve"> </w:t>
+      </w:r>
+    </w:p>
+    <w:p>
+      <w:pPr>
+        <w:spacing w:after="0" w:line="240" w:lineRule="auto"/>
+      </w:pPr>
+      <w:r>
+        <w:t>After installing it we need to run below command.</w:t>
+      </w:r>
+    </w:p>
+    <w:p>
+      <w:pPr>
+        <w:spacing w:after="0" w:line="240" w:lineRule="auto"/>
+      </w:pPr>
+    </w:p>
+    <w:tbl>
+      <w:tblPr>
+        <w:tblStyle w:val="TableGrid"/>
+        <w:tblW w:w="0" w:type="auto"/>
+        <w:tblLook w:val="04A0" w:firstRow="1" w:lastRow="0" w:firstColumn="1" w:lastColumn="0" w:noHBand="0" w:noVBand="1"/>
+      </w:tblPr>
+      <w:tblGrid>
+        <w:gridCol w:w="10456"/>
+      </w:tblGrid>
+      <w:tr>
+        <w:tc>
+          <w:tcPr>
+            <w:tcW w:w="10456" w:type="dxa"/>
+          </w:tcPr>
+          <w:p>
+            <w:pPr>
+              <w:rPr>
+                <w:b/>
+                <w:bCs/>
+              </w:rPr>
+            </w:pPr>
+            <w:proofErr w:type="spellStart"/>
+            <w:r>
+              <w:rPr>
+                <w:b/>
+                <w:bCs/>
+              </w:rPr>
+              <w:t>npm</w:t>
+            </w:r>
+            <w:proofErr w:type="spellEnd"/>
+            <w:r>
+              <w:rPr>
+                <w:b/>
+                <w:bCs/>
+              </w:rPr>
+              <w:t xml:space="preserve"> install -g typescript</w:t>
+            </w:r>
+          </w:p>
+        </w:tc>
+      </w:tr>
+    </w:tbl>
+    <w:p>
+      <w:pPr>
+        <w:spacing w:after="0" w:line="240" w:lineRule="auto"/>
+      </w:pPr>
+    </w:p>
+    <w:p>
+      <w:pPr>
+        <w:spacing w:after="0" w:line="240" w:lineRule="auto"/>
+      </w:pPr>
+    </w:p>
+    <w:p>
+      <w:pPr>
+        <w:spacing w:after="0" w:line="240" w:lineRule="auto"/>
+      </w:pPr>
+      <w:r>
+        <w:drawing>
+          <wp:inline distT="0" distB="0" distL="0" distR="0" wp14:anchorId="7D46FF8B" wp14:editId="70EF5E54">
+            <wp:extent cx="4235450" cy="2388810"/>
+            <wp:effectExtent l="0" t="0" r="0" b="0"/>
+            <wp:docPr id="735680577" name="Picture 1"/>
+            <wp:cNvGraphicFramePr>
+              <a:graphicFrameLocks xmlns:a="http://schemas.openxmlformats.org/drawingml/2006/main" noChangeAspect="1"/>
+            </wp:cNvGraphicFramePr>
+            <a:graphic xmlns:a="http://schemas.openxmlformats.org/drawingml/2006/main">
+              <a:graphicData uri="http://schemas.openxmlformats.org/drawingml/2006/picture">
+                <pic:pic xmlns:pic="http://schemas.openxmlformats.org/drawingml/2006/picture">
+                  <pic:nvPicPr>
+                    <pic:cNvPr id="735680577" name=""/>
+                    <pic:cNvPicPr/>
+                  </pic:nvPicPr>
+                  <pic:blipFill>
+                    <a:blip r:embed="rId12"/>
+                    <a:stretch>
+                      <a:fillRect/>
+                    </a:stretch>
+                  </pic:blipFill>
+                  <pic:spPr>
+                    <a:xfrm>
+                      <a:off x="0" y="0"/>
+                      <a:ext cx="4242661" cy="2392877"/>
+                    </a:xfrm>
+                    <a:prstGeom prst="rect">
+                      <a:avLst/>
+                    </a:prstGeom>
+                  </pic:spPr>
+                </pic:pic>
+              </a:graphicData>
+            </a:graphic>
+          </wp:inline>
+        </w:drawing>
+      </w:r>
+    </w:p>
+    <w:p>
+      <w:pPr>
+        <w:spacing w:after="0" w:line="240" w:lineRule="auto"/>
+      </w:pPr>
+    </w:p>
+    <w:p>
+      <w:pPr>
+        <w:spacing w:after="0" w:line="240" w:lineRule="auto"/>
+      </w:pPr>
+      <w:r>
+        <w:t xml:space="preserve">In java we have compiler called </w:t>
+      </w:r>
+      <w:proofErr w:type="spellStart"/>
+      <w:r>
+        <w:rPr>
+          <w:b/>
+          <w:bCs/>
+        </w:rPr>
+        <w:t>javac</w:t>
+      </w:r>
+      <w:proofErr w:type="spellEnd"/>
+      <w:r>
+        <w:t xml:space="preserve">. Similarly in TS we have </w:t>
+      </w:r>
+      <w:proofErr w:type="spellStart"/>
+      <w:r>
+        <w:rPr>
+          <w:b/>
+          <w:bCs/>
+        </w:rPr>
+        <w:t>tsc</w:t>
+      </w:r>
+      <w:proofErr w:type="spellEnd"/>
+      <w:r>
+        <w:t xml:space="preserve"> compiler.</w:t>
+      </w:r>
+    </w:p>
+    <w:p>
+      <w:pPr>
+        <w:spacing w:after="0" w:line="240" w:lineRule="auto"/>
+      </w:pPr>
+      <w:r>
+        <w:t xml:space="preserve">$ </w:t>
+      </w:r>
+      <w:proofErr w:type="spellStart"/>
+      <w:r>
+        <w:t>tsc</w:t>
+      </w:r>
+      <w:proofErr w:type="spellEnd"/>
+    </w:p>
+    <w:p>
+      <w:pPr>
+        <w:spacing w:after="0" w:line="240" w:lineRule="auto"/>
+      </w:pPr>
+      <w:r>
+        <w:t xml:space="preserve">$ </w:t>
+      </w:r>
+      <w:proofErr w:type="spellStart"/>
+      <w:r>
+        <w:t>javac</w:t>
+      </w:r>
+      <w:proofErr w:type="spellEnd"/>
+    </w:p>
+    <w:p>
+      <w:pPr>
+        <w:spacing w:after="0" w:line="240" w:lineRule="auto"/>
+      </w:pPr>
+    </w:p>
+    <w:tbl>
+      <w:tblPr>
+        <w:tblStyle w:val="TableGrid"/>
+        <w:tblW w:w="0" w:type="auto"/>
+        <w:tblLook w:val="04A0" w:firstRow="1" w:lastRow="0" w:firstColumn="1" w:lastColumn="0" w:noHBand="0" w:noVBand="1"/>
+      </w:tblPr>
+      <w:tblGrid>
+        <w:gridCol w:w="5228"/>
+        <w:gridCol w:w="5228"/>
+      </w:tblGrid>
+      <w:tr>
+        <w:tc>
+          <w:tcPr>
+            <w:tcW w:w="5228" w:type="dxa"/>
+          </w:tcPr>
+          <w:p>
+            <w:r>
+              <w:lastRenderedPageBreak/>
+              <w:t>Java compile</w:t>
+            </w:r>
+          </w:p>
+        </w:tc>
+        <w:tc>
+          <w:tcPr>
+            <w:tcW w:w="5228" w:type="dxa"/>
+          </w:tcPr>
+          <w:p>
+            <w:r>
+              <w:t>Typescript compile</w:t>
+            </w:r>
+          </w:p>
+        </w:tc>
+      </w:tr>
+      <w:tr>
+        <w:tc>
+          <w:tcPr>
+            <w:tcW w:w="5228" w:type="dxa"/>
+          </w:tcPr>
+          <w:p>
+            <w:r>
+              <w:t xml:space="preserve">$ </w:t>
+            </w:r>
+            <w:proofErr w:type="spellStart"/>
+            <w:r>
+              <w:rPr>
+                <w:b/>
+                <w:bCs/>
+              </w:rPr>
+              <w:t>javac</w:t>
+            </w:r>
+            <w:proofErr w:type="spellEnd"/>
+            <w:r>
+              <w:t xml:space="preserve"> filename</w:t>
+            </w:r>
+            <w:r>
+              <w:rPr>
+                <w:b/>
+                <w:bCs/>
+              </w:rPr>
+              <w:t>.java</w:t>
+            </w:r>
+            <w:r>
+              <w:t xml:space="preserve"> </w:t>
+            </w:r>
+            <w:r>
+              <w:sym w:font="Wingdings" w:char="F0E8"/>
+            </w:r>
+            <w:r>
+              <w:t xml:space="preserve"> </w:t>
+            </w:r>
+            <w:proofErr w:type="spellStart"/>
+            <w:r>
+              <w:t>filename</w:t>
+            </w:r>
+            <w:r>
+              <w:rPr>
+                <w:b/>
+                <w:bCs/>
+              </w:rPr>
+              <w:t>.class</w:t>
+            </w:r>
+            <w:proofErr w:type="spellEnd"/>
+          </w:p>
+        </w:tc>
+        <w:tc>
+          <w:tcPr>
+            <w:tcW w:w="5228" w:type="dxa"/>
+          </w:tcPr>
+          <w:p>
+            <w:r>
+              <w:rPr>
+                <w:b/>
+                <w:bCs/>
+              </w:rPr>
+              <w:t xml:space="preserve">$ </w:t>
+            </w:r>
+            <w:proofErr w:type="spellStart"/>
+            <w:r>
+              <w:rPr>
+                <w:b/>
+                <w:bCs/>
+              </w:rPr>
+              <w:t>t</w:t>
+            </w:r>
+            <w:r>
+              <w:rPr>
+                <w:b/>
+                <w:bCs/>
+              </w:rPr>
+              <w:t>sc</w:t>
+            </w:r>
+            <w:proofErr w:type="spellEnd"/>
+            <w:r>
+              <w:t xml:space="preserve"> </w:t>
+            </w:r>
+            <w:proofErr w:type="spellStart"/>
+            <w:r>
+              <w:t>filename</w:t>
+            </w:r>
+            <w:r>
+              <w:rPr>
+                <w:b/>
+                <w:bCs/>
+              </w:rPr>
+              <w:t>.ts</w:t>
+            </w:r>
+            <w:proofErr w:type="spellEnd"/>
+            <w:r>
+              <w:t xml:space="preserve"> </w:t>
+            </w:r>
+            <w:r>
+              <w:sym w:font="Wingdings" w:char="F0E8"/>
+            </w:r>
+            <w:r>
+              <w:t xml:space="preserve"> fineName</w:t>
+            </w:r>
+            <w:r>
+              <w:rPr>
+                <w:b/>
+                <w:bCs/>
+              </w:rPr>
+              <w:t>.js</w:t>
+            </w:r>
+          </w:p>
+        </w:tc>
+      </w:tr>
+    </w:tbl>
+    <w:p>
+      <w:pPr>
+        <w:spacing w:after="0" w:line="240" w:lineRule="auto"/>
+      </w:pPr>
+    </w:p>
+    <w:p>
+      <w:pPr>
+        <w:spacing w:after="0" w:line="240" w:lineRule="auto"/>
+      </w:pPr>
+    </w:p>
+    <w:p>
+      <w:pPr>
+        <w:spacing w:after="0" w:line="240" w:lineRule="auto"/>
+      </w:pPr>
+      <w:r>
+        <w:t xml:space="preserve">We can </w:t>
+      </w:r>
+      <w:proofErr w:type="spellStart"/>
+      <w:r>
+        <w:t>compileTS</w:t>
+      </w:r>
+      <w:proofErr w:type="spellEnd"/>
+      <w:r>
+        <w:t xml:space="preserve"> file with target version also.. </w:t>
+      </w:r>
+      <w:proofErr w:type="spellStart"/>
+      <w:r>
+        <w:t>lilke</w:t>
+      </w:r>
+      <w:proofErr w:type="spellEnd"/>
+      <w:r>
+        <w:t xml:space="preserve"> es3,es4..es6.</w:t>
+      </w:r>
+    </w:p>
+    <w:tbl>
+      <w:tblPr>
+        <w:tblStyle w:val="TableGrid"/>
+        <w:tblW w:w="0" w:type="auto"/>
+        <w:tblLook w:val="04A0" w:firstRow="1" w:lastRow="0" w:firstColumn="1" w:lastColumn="0" w:noHBand="0" w:noVBand="1"/>
+      </w:tblPr>
+      <w:tblGrid>
+        <w:gridCol w:w="10456"/>
+      </w:tblGrid>
+      <w:tr>
+        <w:tc>
+          <w:tcPr>
+            <w:tcW w:w="10456" w:type="dxa"/>
+          </w:tcPr>
+          <w:p>
+            <w:r>
+              <w:t xml:space="preserve">$ </w:t>
+            </w:r>
+            <w:proofErr w:type="spellStart"/>
+            <w:r>
+              <w:t>tsc</w:t>
+            </w:r>
+            <w:proofErr w:type="spellEnd"/>
+            <w:r>
+              <w:t xml:space="preserve"> </w:t>
+            </w:r>
+            <w:r>
+              <w:rPr>
+                <w:b/>
+                <w:bCs/>
+                <w:highlight w:val="yellow"/>
+              </w:rPr>
+              <w:t>--target es6</w:t>
+            </w:r>
+            <w:r>
+              <w:t xml:space="preserve"> test1.ts</w:t>
+            </w:r>
+          </w:p>
+        </w:tc>
+      </w:tr>
+    </w:tbl>
+    <w:p>
+      <w:pPr>
+        <w:spacing w:after="0" w:line="240" w:lineRule="auto"/>
+      </w:pPr>
+    </w:p>
+    <w:tbl>
+      <w:tblPr>
+        <w:tblStyle w:val="TableGrid"/>
+        <w:tblW w:w="0" w:type="auto"/>
+        <w:tblLook w:val="04A0" w:firstRow="1" w:lastRow="0" w:firstColumn="1" w:lastColumn="0" w:noHBand="0" w:noVBand="1"/>
+      </w:tblPr>
+      <w:tblGrid>
+        <w:gridCol w:w="5228"/>
+        <w:gridCol w:w="5228"/>
+      </w:tblGrid>
+      <w:tr>
+        <w:tc>
+          <w:tcPr>
+            <w:tcW w:w="5228" w:type="dxa"/>
+          </w:tcPr>
+          <w:p>
+            <w:proofErr w:type="spellStart"/>
+            <w:r>
+              <w:t>Test.ts</w:t>
+            </w:r>
+            <w:proofErr w:type="spellEnd"/>
+          </w:p>
+        </w:tc>
+        <w:tc>
+          <w:tcPr>
+            <w:tcW w:w="5228" w:type="dxa"/>
+          </w:tcPr>
+          <w:p>
+            <w:r>
+              <w:t>html</w:t>
+            </w:r>
+          </w:p>
+        </w:tc>
+      </w:tr>
+      <w:tr>
+        <w:tc>
+          <w:tcPr>
+            <w:tcW w:w="5228" w:type="dxa"/>
+          </w:tcPr>
+          <w:p>
+            <w:r>
+              <w:t xml:space="preserve">let </w:t>
+            </w:r>
+            <w:proofErr w:type="spellStart"/>
+            <w:r>
+              <w:t>myName</w:t>
+            </w:r>
+            <w:proofErr w:type="spellEnd"/>
+            <w:r>
+              <w:rPr>
+                <w:b/>
+                <w:bCs/>
+                <w:highlight w:val="yellow"/>
+              </w:rPr>
+              <w:t>: string</w:t>
+            </w:r>
+            <w:r>
+              <w:t xml:space="preserve"> = "kamal";</w:t>
+            </w:r>
+          </w:p>
+          <w:p>
+            <w:r>
+              <w:t>console.log(</w:t>
+            </w:r>
+            <w:proofErr w:type="spellStart"/>
+            <w:r>
+              <w:t>myName</w:t>
+            </w:r>
+            <w:proofErr w:type="spellEnd"/>
+            <w:r>
+              <w:t>);</w:t>
+            </w:r>
+          </w:p>
+        </w:tc>
+        <w:tc>
+          <w:tcPr>
+            <w:tcW w:w="5228" w:type="dxa"/>
+          </w:tcPr>
+          <w:p>
+            <w:r>
+              <w:t>&lt;!DOCTYPE html&gt;</w:t>
+            </w:r>
+          </w:p>
+          <w:p>
+            <w:r>
+              <w:t>&lt;html&gt;</w:t>
+            </w:r>
+          </w:p>
+          <w:p>
+            <w:r>
+              <w:t>    &lt;head&gt;</w:t>
+            </w:r>
+          </w:p>
+          <w:p>
+            <w:r>
+              <w:t xml:space="preserve">        &lt;script </w:t>
+            </w:r>
+            <w:proofErr w:type="spellStart"/>
+            <w:r>
+              <w:t>src</w:t>
+            </w:r>
+            <w:proofErr w:type="spellEnd"/>
+            <w:r>
+              <w:t>="</w:t>
+            </w:r>
+            <w:r>
+              <w:rPr>
+                <w:b/>
+                <w:bCs/>
+                <w:highlight w:val="yellow"/>
+              </w:rPr>
+              <w:t>test1.js</w:t>
+            </w:r>
+            <w:r>
+              <w:t>"&gt;&lt;/script&gt;</w:t>
+            </w:r>
+          </w:p>
+          <w:p>
+            <w:r>
+              <w:t>    &lt;/head&gt;</w:t>
+            </w:r>
+          </w:p>
+          <w:p>
+            <w:r>
+              <w:t>    &lt;body&gt;</w:t>
+            </w:r>
+          </w:p>
+          <w:p/>
+          <w:p>
+            <w:r>
+              <w:t>    &lt;/body&gt;</w:t>
+            </w:r>
+          </w:p>
+          <w:p>
+            <w:r>
+              <w:t>&lt;/html&gt;</w:t>
+            </w:r>
+          </w:p>
+          <w:p/>
+        </w:tc>
+      </w:tr>
+    </w:tbl>
+    <w:p>
+      <w:pPr>
+        <w:spacing w:after="0" w:line="240" w:lineRule="auto"/>
+      </w:pPr>
+    </w:p>
+    <w:p>
+      <w:pPr>
+        <w:spacing w:after="0" w:line="240" w:lineRule="auto"/>
+      </w:pPr>
+    </w:p>
+    <w:p>
+      <w:pPr>
+        <w:spacing w:after="0" w:line="240" w:lineRule="auto"/>
+      </w:pPr>
+    </w:p>
+    <w:p>
+      <w:pPr>
+        <w:spacing w:after="0" w:line="240" w:lineRule="auto"/>
+      </w:pPr>
+      <w:r>
+        <w:drawing>
+          <wp:inline distT="0" distB="0" distL="0" distR="0" wp14:anchorId="1DB26D05" wp14:editId="33B95413">
+            <wp:extent cx="6645910" cy="1088390"/>
+            <wp:effectExtent l="0" t="0" r="2540" b="0"/>
+            <wp:docPr id="1418629141" name="Picture 1"/>
+            <wp:cNvGraphicFramePr>
+              <a:graphicFrameLocks xmlns:a="http://schemas.openxmlformats.org/drawingml/2006/main" noChangeAspect="1"/>
+            </wp:cNvGraphicFramePr>
+            <a:graphic xmlns:a="http://schemas.openxmlformats.org/drawingml/2006/main">
+              <a:graphicData uri="http://schemas.openxmlformats.org/drawingml/2006/picture">
+                <pic:pic xmlns:pic="http://schemas.openxmlformats.org/drawingml/2006/picture">
+                  <pic:nvPicPr>
+                    <pic:cNvPr id="1418629141" name=""/>
+                    <pic:cNvPicPr/>
+                  </pic:nvPicPr>
+                  <pic:blipFill>
+                    <a:blip r:embed="rId13"/>
+                    <a:stretch>
+                      <a:fillRect/>
+                    </a:stretch>
+                  </pic:blipFill>
+                  <pic:spPr>
+                    <a:xfrm>
+                      <a:off x="0" y="0"/>
+                      <a:ext cx="6645910" cy="1088390"/>
+                    </a:xfrm>
+                    <a:prstGeom prst="rect">
+                      <a:avLst/>
+                    </a:prstGeom>
+                  </pic:spPr>
+                </pic:pic>
+              </a:graphicData>
+            </a:graphic>
+          </wp:inline>
+        </w:drawing>
+      </w:r>
+    </w:p>
+    <w:p>
+      <w:pPr>
+        <w:spacing w:after="0" w:line="240" w:lineRule="auto"/>
+      </w:pPr>
+    </w:p>
+    <w:p>
+      <w:pPr>
+        <w:spacing w:after="0" w:line="240" w:lineRule="auto"/>
+      </w:pPr>
+    </w:p>
+    <w:p>
+      <w:pPr>
+        <w:spacing w:after="0" w:line="240" w:lineRule="auto"/>
+      </w:pPr>
+    </w:p>
+    <w:p>
+      <w:pPr>
+        <w:spacing w:after="0" w:line="240" w:lineRule="auto"/>
+      </w:pPr>
+    </w:p>
+    <w:p>
+      <w:pPr>
+        <w:spacing w:after="0" w:line="240" w:lineRule="auto"/>
+      </w:pPr>
+    </w:p>
+    <w:p>
+      <w:pPr>
+        <w:spacing w:after="0" w:line="240" w:lineRule="auto"/>
+      </w:pPr>
+    </w:p>
+    <w:p>
+      <w:pPr>
+        <w:spacing w:after="0" w:line="240" w:lineRule="auto"/>
+      </w:pPr>
+    </w:p>
+    <w:p>
+      <w:pPr>
+        <w:spacing w:after="0" w:line="240" w:lineRule="auto"/>
+      </w:pPr>
+    </w:p>
+    <w:p>
+      <w:pPr>
+        <w:spacing w:after="0" w:line="240" w:lineRule="auto"/>
+      </w:pPr>
+    </w:p>
+    <w:p>
+      <w:pPr>
+        <w:spacing w:after="0" w:line="240" w:lineRule="auto"/>
+      </w:pPr>
+    </w:p>
+    <w:p>
+      <w:pPr>
+        <w:spacing w:after="0" w:line="240" w:lineRule="auto"/>
+      </w:pPr>
+    </w:p>
+    <w:p>
+      <w:pPr>
+        <w:spacing w:after="0" w:line="240" w:lineRule="auto"/>
+      </w:pPr>
+    </w:p>
+    <w:p>
+      <w:pPr>
+        <w:spacing w:after="0" w:line="240" w:lineRule="auto"/>
+      </w:pPr>
+    </w:p>
+    <w:p>
+      <w:pPr>
+        <w:spacing w:after="0" w:line="240" w:lineRule="auto"/>
+      </w:pPr>
+    </w:p>
+    <w:p>
+      <w:pPr>
+        <w:spacing w:after="0" w:line="240" w:lineRule="auto"/>
+      </w:pPr>
+    </w:p>
+    <w:p>
+      <w:pPr>
+        <w:spacing w:after="0" w:line="240" w:lineRule="auto"/>
+      </w:pPr>
+    </w:p>
+    <w:p>
+      <w:pPr>
+        <w:spacing w:after="0" w:line="240" w:lineRule="auto"/>
+      </w:pPr>
+    </w:p>
+    <w:p>
+      <w:pPr>
+        <w:spacing w:after="0" w:line="240" w:lineRule="auto"/>
+      </w:pPr>
+    </w:p>
+    <w:p>
+      <w:pPr>
+        <w:spacing w:after="0" w:line="240" w:lineRule="auto"/>
+      </w:pPr>
+    </w:p>
+    <w:p>
+      <w:pPr>
+        <w:spacing w:after="0" w:line="240" w:lineRule="auto"/>
+      </w:pPr>
+    </w:p>
+    <w:p>
+      <w:pPr>
+        <w:spacing w:after="0" w:line="240" w:lineRule="auto"/>
+      </w:pPr>
+    </w:p>
+    <w:p>
+      <w:pPr>
+        <w:spacing w:after="0" w:line="240" w:lineRule="auto"/>
+      </w:pPr>
+    </w:p>
+    <w:p>
+      <w:pPr>
+        <w:spacing w:after="0" w:line="240" w:lineRule="auto"/>
+      </w:pPr>
+    </w:p>
+    <w:p>
+      <w:pPr>
+        <w:spacing w:after="0" w:line="240" w:lineRule="auto"/>
+      </w:pPr>
+    </w:p>
+    <w:p>
+      <w:pPr>
+        <w:spacing w:after="0" w:line="240" w:lineRule="auto"/>
+      </w:pPr>
+    </w:p>
+    <w:p>
+      <w:pPr>
+        <w:spacing w:after="0" w:line="240" w:lineRule="auto"/>
+      </w:pPr>
+    </w:p>
+    <w:p>
+      <w:pPr>
+        <w:spacing w:after="0" w:line="240" w:lineRule="auto"/>
+      </w:pPr>
+    </w:p>
+    <w:p>
+      <w:pPr>
+        <w:spacing w:after="0" w:line="240" w:lineRule="auto"/>
+      </w:pPr>
+    </w:p>
+    <w:p>
+      <w:pPr>
+        <w:spacing w:after="0" w:line="240" w:lineRule="auto"/>
+      </w:pPr>
+    </w:p>
+    <w:p>
+      <w:pPr>
+        <w:spacing w:after="0" w:line="240" w:lineRule="auto"/>
+      </w:pPr>
+    </w:p>
+    <w:p>
+      <w:pPr>
+        <w:spacing w:after="0" w:line="240" w:lineRule="auto"/>
+      </w:pPr>
+    </w:p>
+    <w:p>
+      <w:pPr>
+        <w:spacing w:after="0" w:line="240" w:lineRule="auto"/>
+      </w:pPr>
+    </w:p>
+    <w:p>
+      <w:pPr>
+        <w:spacing w:after="0" w:line="240" w:lineRule="auto"/>
+      </w:pPr>
+    </w:p>
+    <w:p>
+      <w:pPr>
+        <w:spacing w:after="0" w:line="240" w:lineRule="auto"/>
+      </w:pPr>
+    </w:p>
+    <w:p>
+      <w:pPr>
+        <w:spacing w:after="0" w:line="240" w:lineRule="auto"/>
+      </w:pPr>
+    </w:p>
+    <w:p>
+      <w:pPr>
+        <w:spacing w:after="0" w:line="240" w:lineRule="auto"/>
+      </w:pPr>
+    </w:p>
+    <w:p>
+      <w:pPr>
+        <w:spacing w:after="0" w:line="240" w:lineRule="auto"/>
+      </w:pPr>
+    </w:p>
+    <w:p>
+      <w:pPr>
+        <w:spacing w:after="0" w:line="240" w:lineRule="auto"/>
+      </w:pPr>
+    </w:p>
+    <w:p>
+      <w:pPr>
+        <w:spacing w:after="0" w:line="240" w:lineRule="auto"/>
+      </w:pPr>
+    </w:p>
+    <w:p>
+      <w:pPr>
+        <w:spacing w:after="0" w:line="240" w:lineRule="auto"/>
+      </w:pPr>
+    </w:p>
+    <w:p>
+      <w:pPr>
+        <w:spacing w:after="0" w:line="240" w:lineRule="auto"/>
+      </w:pPr>
+    </w:p>
+    <w:p>
+      <w:pPr>
+        <w:spacing w:after="0" w:line="240" w:lineRule="auto"/>
+      </w:pPr>
+    </w:p>
+    <w:p>
+      <w:pPr>
+        <w:spacing w:after="0" w:line="240" w:lineRule="auto"/>
+      </w:pPr>
+    </w:p>
+    <w:p>
+      <w:pPr>
+        <w:spacing w:after="0" w:line="240" w:lineRule="auto"/>
+      </w:pPr>
+    </w:p>
+    <w:p>
+      <w:pPr>
+        <w:spacing w:after="0" w:line="240" w:lineRule="auto"/>
+      </w:pPr>
+    </w:p>
+    <w:p>
+      <w:pPr>
+        <w:spacing w:after="0" w:line="240" w:lineRule="auto"/>
+      </w:pPr>
+    </w:p>
+    <w:p>
+      <w:pPr>
+        <w:spacing w:after="0" w:line="240" w:lineRule="auto"/>
+      </w:pPr>
+    </w:p>
+    <w:p>
+      <w:pPr>
+        <w:spacing w:after="0" w:line="240" w:lineRule="auto"/>
+      </w:pPr>
+    </w:p>
+    <w:p>
+      <w:pPr>
+        <w:spacing w:after="0" w:line="240" w:lineRule="auto"/>
+      </w:pPr>
+    </w:p>
+    <w:p>
+      <w:pPr>
+        <w:spacing w:after="0" w:line="240" w:lineRule="auto"/>
+      </w:pPr>
+    </w:p>
+    <w:p>
+      <w:pPr>
+        <w:spacing w:after="0" w:line="240" w:lineRule="auto"/>
+      </w:pPr>
+    </w:p>
+    <w:p>
+      <w:pPr>
+        <w:spacing w:after="0" w:line="240" w:lineRule="auto"/>
+      </w:pPr>
+    </w:p>
+    <w:p>
+      <w:pPr>
+        <w:spacing w:after="0" w:line="240" w:lineRule="auto"/>
+      </w:pPr>
+    </w:p>
+    <w:p>
+      <w:pPr>
+        <w:spacing w:after="0" w:line="240" w:lineRule="auto"/>
+      </w:pPr>
+    </w:p>
+    <w:p>
+      <w:pPr>
+        <w:spacing w:after="0" w:line="240" w:lineRule="auto"/>
+      </w:pPr>
+    </w:p>
+    <w:p>
+      <w:pPr>
+        <w:spacing w:after="0" w:line="240" w:lineRule="auto"/>
+      </w:pPr>
+    </w:p>
+    <w:p>
+      <w:pPr>
+        <w:spacing w:after="0" w:line="240" w:lineRule="auto"/>
+      </w:pPr>
+    </w:p>
+    <w:p>
+      <w:pPr>
+        <w:spacing w:after="0" w:line="240" w:lineRule="auto"/>
+      </w:pPr>
+    </w:p>
+    <w:p>
+      <w:pPr>
+        <w:spacing w:after="0" w:line="240" w:lineRule="auto"/>
+      </w:pPr>
+    </w:p>
+    <w:p>
+      <w:pPr>
+        <w:spacing w:after="0" w:line="240" w:lineRule="auto"/>
+      </w:pPr>
+    </w:p>
+    <w:p>
+      <w:pPr>
+        <w:spacing w:after="0" w:line="240" w:lineRule="auto"/>
+      </w:pPr>
+    </w:p>
+    <w:p>
+      <w:pPr>
+        <w:spacing w:after="0" w:line="240" w:lineRule="auto"/>
+      </w:pPr>
+    </w:p>
+    <w:p>
+      <w:pPr>
+        <w:spacing w:after="0" w:line="240" w:lineRule="auto"/>
+      </w:pPr>
+    </w:p>
+    <w:p>
+      <w:pPr>
+        <w:spacing w:after="0" w:line="240" w:lineRule="auto"/>
+      </w:pPr>
+    </w:p>
+    <w:p>
+      <w:pPr>
+        <w:spacing w:after="0" w:line="240" w:lineRule="auto"/>
+      </w:pPr>
+    </w:p>
+    <w:p>
+      <w:pPr>
+        <w:spacing w:after="0" w:line="240" w:lineRule="auto"/>
+      </w:pPr>
+    </w:p>
+    <w:p>
+      <w:pPr>
+        <w:spacing w:after="0" w:line="240" w:lineRule="auto"/>
+      </w:pPr>
+    </w:p>
+    <w:p>
+      <w:pPr>
+        <w:spacing w:after="0" w:line="240" w:lineRule="auto"/>
+      </w:pPr>
+    </w:p>
+    <w:p>
+      <w:pPr>
+        <w:spacing w:after="0" w:line="240" w:lineRule="auto"/>
+      </w:pPr>
+    </w:p>
+    <w:p>
+      <w:pPr>
+        <w:spacing w:after="0" w:line="240" w:lineRule="auto"/>
+      </w:pPr>
+    </w:p>
+    <w:p>
+      <w:pPr>
+        <w:spacing w:after="0" w:line="240" w:lineRule="auto"/>
+      </w:pPr>
+    </w:p>
+    <w:p>
+      <w:pPr>
+        <w:spacing w:after="0" w:line="240" w:lineRule="auto"/>
+      </w:pPr>
+    </w:p>
     <w:sectPr>
       <w:pgSz w:w="11906" w:h="16838"/>
       <w:pgMar w:top="720" w:right="720" w:bottom="720" w:left="720" w:header="708" w:footer="708" w:gutter="0"/>
@@ -3230,6 +5052,155 @@
     </w:lvl>
   </w:abstractNum>
   <w:abstractNum w:abstractNumId="26" w15:restartNumberingAfterBreak="0">
+    <w:nsid w:val="769513EA"/>
+    <w:multiLevelType w:val="multilevel"/>
+    <w:tmpl w:val="4BF6ADA6"/>
+    <w:lvl w:ilvl="0">
+      <w:start w:val="1"/>
+      <w:numFmt w:val="bullet"/>
+      <w:lvlText w:val=""/>
+      <w:lvlJc w:val="left"/>
+      <w:pPr>
+        <w:tabs>
+          <w:tab w:val="num" w:pos="720"/>
+        </w:tabs>
+        <w:ind w:left="720" w:hanging="360"/>
+      </w:pPr>
+      <w:rPr>
+        <w:rFonts w:ascii="Symbol" w:hAnsi="Symbol" w:hint="default"/>
+        <w:sz w:val="20"/>
+      </w:rPr>
+    </w:lvl>
+    <w:lvl w:ilvl="1" w:tentative="1">
+      <w:start w:val="1"/>
+      <w:numFmt w:val="bullet"/>
+      <w:lvlText w:val="o"/>
+      <w:lvlJc w:val="left"/>
+      <w:pPr>
+        <w:tabs>
+          <w:tab w:val="num" w:pos="1440"/>
+        </w:tabs>
+        <w:ind w:left="1440" w:hanging="360"/>
+      </w:pPr>
+      <w:rPr>
+        <w:rFonts w:ascii="Courier New" w:hAnsi="Courier New" w:hint="default"/>
+        <w:sz w:val="20"/>
+      </w:rPr>
+    </w:lvl>
+    <w:lvl w:ilvl="2" w:tentative="1">
+      <w:start w:val="1"/>
+      <w:numFmt w:val="bullet"/>
+      <w:lvlText w:val=""/>
+      <w:lvlJc w:val="left"/>
+      <w:pPr>
+        <w:tabs>
+          <w:tab w:val="num" w:pos="2160"/>
+        </w:tabs>
+        <w:ind w:left="2160" w:hanging="360"/>
+      </w:pPr>
+      <w:rPr>
+        <w:rFonts w:ascii="Wingdings" w:hAnsi="Wingdings" w:hint="default"/>
+        <w:sz w:val="20"/>
+      </w:rPr>
+    </w:lvl>
+    <w:lvl w:ilvl="3" w:tentative="1">
+      <w:start w:val="1"/>
+      <w:numFmt w:val="bullet"/>
+      <w:lvlText w:val=""/>
+      <w:lvlJc w:val="left"/>
+      <w:pPr>
+        <w:tabs>
+          <w:tab w:val="num" w:pos="2880"/>
+        </w:tabs>
+        <w:ind w:left="2880" w:hanging="360"/>
+      </w:pPr>
+      <w:rPr>
+        <w:rFonts w:ascii="Wingdings" w:hAnsi="Wingdings" w:hint="default"/>
+        <w:sz w:val="20"/>
+      </w:rPr>
+    </w:lvl>
+    <w:lvl w:ilvl="4" w:tentative="1">
+      <w:start w:val="1"/>
+      <w:numFmt w:val="bullet"/>
+      <w:lvlText w:val=""/>
+      <w:lvlJc w:val="left"/>
+      <w:pPr>
+        <w:tabs>
+          <w:tab w:val="num" w:pos="3600"/>
+        </w:tabs>
+        <w:ind w:left="3600" w:hanging="360"/>
+      </w:pPr>
+      <w:rPr>
+        <w:rFonts w:ascii="Wingdings" w:hAnsi="Wingdings" w:hint="default"/>
+        <w:sz w:val="20"/>
+      </w:rPr>
+    </w:lvl>
+    <w:lvl w:ilvl="5" w:tentative="1">
+      <w:start w:val="1"/>
+      <w:numFmt w:val="bullet"/>
+      <w:lvlText w:val=""/>
+      <w:lvlJc w:val="left"/>
+      <w:pPr>
+        <w:tabs>
+          <w:tab w:val="num" w:pos="4320"/>
+        </w:tabs>
+        <w:ind w:left="4320" w:hanging="360"/>
+      </w:pPr>
+      <w:rPr>
+        <w:rFonts w:ascii="Wingdings" w:hAnsi="Wingdings" w:hint="default"/>
+        <w:sz w:val="20"/>
+      </w:rPr>
+    </w:lvl>
+    <w:lvl w:ilvl="6" w:tentative="1">
+      <w:start w:val="1"/>
+      <w:numFmt w:val="bullet"/>
+      <w:lvlText w:val=""/>
+      <w:lvlJc w:val="left"/>
+      <w:pPr>
+        <w:tabs>
+          <w:tab w:val="num" w:pos="5040"/>
+        </w:tabs>
+        <w:ind w:left="5040" w:hanging="360"/>
+      </w:pPr>
+      <w:rPr>
+        <w:rFonts w:ascii="Wingdings" w:hAnsi="Wingdings" w:hint="default"/>
+        <w:sz w:val="20"/>
+      </w:rPr>
+    </w:lvl>
+    <w:lvl w:ilvl="7" w:tentative="1">
+      <w:start w:val="1"/>
+      <w:numFmt w:val="bullet"/>
+      <w:lvlText w:val=""/>
+      <w:lvlJc w:val="left"/>
+      <w:pPr>
+        <w:tabs>
+          <w:tab w:val="num" w:pos="5760"/>
+        </w:tabs>
+        <w:ind w:left="5760" w:hanging="360"/>
+      </w:pPr>
+      <w:rPr>
+        <w:rFonts w:ascii="Wingdings" w:hAnsi="Wingdings" w:hint="default"/>
+        <w:sz w:val="20"/>
+      </w:rPr>
+    </w:lvl>
+    <w:lvl w:ilvl="8" w:tentative="1">
+      <w:start w:val="1"/>
+      <w:numFmt w:val="bullet"/>
+      <w:lvlText w:val=""/>
+      <w:lvlJc w:val="left"/>
+      <w:pPr>
+        <w:tabs>
+          <w:tab w:val="num" w:pos="6480"/>
+        </w:tabs>
+        <w:ind w:left="6480" w:hanging="360"/>
+      </w:pPr>
+      <w:rPr>
+        <w:rFonts w:ascii="Wingdings" w:hAnsi="Wingdings" w:hint="default"/>
+        <w:sz w:val="20"/>
+      </w:rPr>
+    </w:lvl>
+  </w:abstractNum>
+  <w:abstractNum w:abstractNumId="27" w15:restartNumberingAfterBreak="0">
     <w:nsid w:val="76B67D00"/>
     <w:multiLevelType w:val="hybridMultilevel"/>
     <w:tmpl w:val="6ED44928"/>
@@ -3409,7 +5380,7 @@
     <w:abstractNumId w:val="10"/>
   </w:num>
   <w:num w:numId="23" w16cid:durableId="2069645773">
-    <w:abstractNumId w:val="26"/>
+    <w:abstractNumId w:val="27"/>
   </w:num>
   <w:num w:numId="24" w16cid:durableId="1712999510">
     <w:abstractNumId w:val="11"/>
@@ -3422,6 +5393,9 @@
   </w:num>
   <w:num w:numId="27" w16cid:durableId="1528832634">
     <w:abstractNumId w:val="0"/>
+  </w:num>
+  <w:num w:numId="28" w16cid:durableId="562521814">
+    <w:abstractNumId w:val="26"/>
   </w:num>
 </w:numbering>
 </file>
@@ -4027,7 +6001,6 @@
   <w:style w:type="character" w:default="1" w:styleId="DefaultParagraphFont">
     <w:name w:val="Default Paragraph Font"/>
     <w:uiPriority w:val="1"/>
-    <w:semiHidden/>
     <w:unhideWhenUsed/>
   </w:style>
   <w:style w:type="table" w:default="1" w:styleId="TableNormal">

--- a/UI_html_css_javascript/notes/TypeScript_6AM_2025.docx
+++ b/UI_html_css_javascript/notes/TypeScript_6AM_2025.docx
@@ -97,21 +97,7 @@
           <w:b/>
           <w:bCs/>
         </w:rPr>
-        <w:t>T</w:t>
-      </w:r>
-      <w:r>
-        <w:rPr>
-          <w:b/>
-          <w:bCs/>
-        </w:rPr>
-        <w:t>yped</w:t>
-      </w:r>
-      <w:r>
-        <w:rPr>
-          <w:b/>
-          <w:bCs/>
-        </w:rPr>
-        <w:t xml:space="preserve">? </w:t>
+        <w:t xml:space="preserve">Typed? </w:t>
       </w:r>
     </w:p>
     <w:p>
@@ -151,12 +137,21 @@
         <w:t xml:space="preserve"> is also a JavaScript only, but in TS we use datatype to represent properties, methods, objects, </w:t>
       </w:r>
       <w:proofErr w:type="spellStart"/>
+      <w:proofErr w:type="gramStart"/>
       <w:r>
         <w:rPr>
           <w:b/>
           <w:bCs/>
         </w:rPr>
-        <w:t>arrays..etc</w:t>
+        <w:t>arrays..</w:t>
+      </w:r>
+      <w:proofErr w:type="gramEnd"/>
+      <w:r>
+        <w:rPr>
+          <w:b/>
+          <w:bCs/>
+        </w:rPr>
+        <w:t>etc</w:t>
       </w:r>
       <w:proofErr w:type="spellEnd"/>
       <w:r>
@@ -196,7 +191,15 @@
         <w:spacing w:after="0" w:line="240" w:lineRule="auto"/>
       </w:pPr>
       <w:r>
-        <w:t>But browser cannot executes TS. We need to convert TS code JS.</w:t>
+        <w:t xml:space="preserve">But browser cannot </w:t>
+      </w:r>
+      <w:proofErr w:type="gramStart"/>
+      <w:r>
+        <w:t>executes</w:t>
+      </w:r>
+      <w:proofErr w:type="gramEnd"/>
+      <w:r>
+        <w:t xml:space="preserve"> TS. We need to convert TS code JS.</w:t>
       </w:r>
     </w:p>
     <w:p>
@@ -240,8 +243,13 @@
       <w:pPr>
         <w:spacing w:after="0" w:line="240" w:lineRule="auto"/>
       </w:pPr>
-      <w:r>
-        <w:t>So we need to convert .</w:t>
+      <w:proofErr w:type="gramStart"/>
+      <w:r>
+        <w:t>So</w:t>
+      </w:r>
+      <w:proofErr w:type="gramEnd"/>
+      <w:r>
+        <w:t xml:space="preserve"> we need to convert .</w:t>
       </w:r>
       <w:proofErr w:type="spellStart"/>
       <w:r>
@@ -348,19 +356,7 @@
         <w:spacing w:after="0" w:line="240" w:lineRule="auto"/>
       </w:pPr>
       <w:r>
-        <w:t xml:space="preserve">Angular </w:t>
-      </w:r>
-      <w:r>
-        <w:t>2</w:t>
-      </w:r>
-      <w:r>
-        <w:t>.</w:t>
-      </w:r>
-      <w:r>
-        <w:t>X +</w:t>
-      </w:r>
-      <w:r>
-        <w:t xml:space="preserve"> is called as </w:t>
+        <w:t xml:space="preserve">Angular 2.X + is called as </w:t>
       </w:r>
       <w:proofErr w:type="spellStart"/>
       <w:r>
@@ -415,10 +411,18 @@
         <w:spacing w:after="0" w:line="240" w:lineRule="auto"/>
       </w:pPr>
       <w:r>
-        <w:t>JavaScript was introduced as a language for the client side</w:t>
-      </w:r>
-      <w:r>
-        <w:t>[browser side]</w:t>
+        <w:t xml:space="preserve">JavaScript was introduced as a language for the client </w:t>
+      </w:r>
+      <w:proofErr w:type="gramStart"/>
+      <w:r>
+        <w:t>side</w:t>
+      </w:r>
+      <w:r>
+        <w:t>[</w:t>
+      </w:r>
+      <w:proofErr w:type="gramEnd"/>
+      <w:r>
+        <w:t>browser side]</w:t>
       </w:r>
       <w:r>
         <w:t>.</w:t>
@@ -485,10 +489,18 @@
         <w:t xml:space="preserve"> [classes, interfaces, all OOPS concepts]</w:t>
       </w:r>
       <w:r>
-        <w:t>, compiled language</w:t>
-      </w:r>
-      <w:r>
-        <w:t>[.</w:t>
+        <w:t xml:space="preserve">, compiled </w:t>
+      </w:r>
+      <w:proofErr w:type="gramStart"/>
+      <w:r>
+        <w:t>language</w:t>
+      </w:r>
+      <w:r>
+        <w:t>[</w:t>
+      </w:r>
+      <w:proofErr w:type="gramEnd"/>
+      <w:r>
+        <w:t>.</w:t>
       </w:r>
       <w:proofErr w:type="spellStart"/>
       <w:r>
@@ -611,8 +623,13 @@
         <w:spacing w:after="0" w:line="240" w:lineRule="auto"/>
       </w:pPr>
       <w:r>
-        <w:t>Typescript = JavaScript + datatype + classes + interfaces + annotations ….etc.</w:t>
-      </w:r>
+        <w:t xml:space="preserve">Typescript = JavaScript + datatype + classes + interfaces + annotations </w:t>
+      </w:r>
+      <w:proofErr w:type="gramStart"/>
+      <w:r>
+        <w:t>….etc.</w:t>
+      </w:r>
+      <w:proofErr w:type="gramEnd"/>
     </w:p>
     <w:p>
       <w:pPr>
@@ -683,10 +700,18 @@
         <w:spacing w:after="0" w:line="240" w:lineRule="auto"/>
       </w:pPr>
       <w:r>
-        <w:t>The ECMAScript specification</w:t>
-      </w:r>
-      <w:r>
-        <w:t>(API)</w:t>
+        <w:t xml:space="preserve">The ECMAScript </w:t>
+      </w:r>
+      <w:proofErr w:type="gramStart"/>
+      <w:r>
+        <w:t>specification</w:t>
+      </w:r>
+      <w:r>
+        <w:t>(</w:t>
+      </w:r>
+      <w:proofErr w:type="gramEnd"/>
+      <w:r>
+        <w:t>API)</w:t>
       </w:r>
       <w:r>
         <w:t xml:space="preserve"> is a standardized specification of a scripting language. </w:t>
@@ -934,6 +959,9 @@
         <w:spacing w:after="0" w:line="240" w:lineRule="auto"/>
       </w:pPr>
       <w:r>
+        <w:rPr>
+          <w:noProof/>
+        </w:rPr>
         <w:drawing>
           <wp:inline distT="0" distB="0" distL="0" distR="0" wp14:anchorId="7D46FF8B" wp14:editId="70EF5E54">
             <wp:extent cx="4235450" cy="2388810"/>
@@ -1200,71 +1228,6 @@
       <w:pPr>
         <w:spacing w:after="0" w:line="240" w:lineRule="auto"/>
       </w:pPr>
-      <w:r>
-        <w:t xml:space="preserve">We can </w:t>
-      </w:r>
-      <w:proofErr w:type="spellStart"/>
-      <w:r>
-        <w:t>compileTS</w:t>
-      </w:r>
-      <w:proofErr w:type="spellEnd"/>
-      <w:r>
-        <w:t xml:space="preserve"> file with target version also.. </w:t>
-      </w:r>
-      <w:proofErr w:type="spellStart"/>
-      <w:r>
-        <w:t>lilke</w:t>
-      </w:r>
-      <w:proofErr w:type="spellEnd"/>
-      <w:r>
-        <w:t xml:space="preserve"> es3,es4..es6.</w:t>
-      </w:r>
-    </w:p>
-    <w:tbl>
-      <w:tblPr>
-        <w:tblStyle w:val="TableGrid"/>
-        <w:tblW w:w="0" w:type="auto"/>
-        <w:tblLook w:val="04A0" w:firstRow="1" w:lastRow="0" w:firstColumn="1" w:lastColumn="0" w:noHBand="0" w:noVBand="1"/>
-      </w:tblPr>
-      <w:tblGrid>
-        <w:gridCol w:w="10456"/>
-      </w:tblGrid>
-      <w:tr>
-        <w:tc>
-          <w:tcPr>
-            <w:tcW w:w="10456" w:type="dxa"/>
-          </w:tcPr>
-          <w:p>
-            <w:r>
-              <w:t xml:space="preserve">$ </w:t>
-            </w:r>
-            <w:proofErr w:type="spellStart"/>
-            <w:r>
-              <w:t>tsc</w:t>
-            </w:r>
-            <w:proofErr w:type="spellEnd"/>
-            <w:r>
-              <w:t xml:space="preserve"> </w:t>
-            </w:r>
-            <w:r>
-              <w:rPr>
-                <w:b/>
-                <w:bCs/>
-                <w:highlight w:val="yellow"/>
-              </w:rPr>
-              <w:t>--target es6</w:t>
-            </w:r>
-            <w:r>
-              <w:t xml:space="preserve"> test1.ts</w:t>
-            </w:r>
-          </w:p>
-        </w:tc>
-      </w:tr>
-    </w:tbl>
-    <w:p>
-      <w:pPr>
-        <w:spacing w:after="0" w:line="240" w:lineRule="auto"/>
-      </w:pPr>
     </w:p>
     <w:tbl>
       <w:tblPr>
@@ -1428,6 +1391,9 @@
         <w:spacing w:after="0" w:line="240" w:lineRule="auto"/>
       </w:pPr>
       <w:r>
+        <w:rPr>
+          <w:noProof/>
+        </w:rPr>
         <w:drawing>
           <wp:inline distT="0" distB="0" distL="0" distR="0" wp14:anchorId="1DB26D05" wp14:editId="33B95413">
             <wp:extent cx="6645910" cy="1088390"/>
@@ -1464,6 +1430,1539 @@
           </wp:inline>
         </w:drawing>
       </w:r>
+    </w:p>
+    <w:p>
+      <w:pPr>
+        <w:spacing w:after="0" w:line="240" w:lineRule="auto"/>
+      </w:pPr>
+      <w:r>
+        <w:rPr>
+          <w:b/>
+          <w:bCs/>
+        </w:rPr>
+        <w:t xml:space="preserve">The default ECMAScript (ES) target version in TypeScript is typically </w:t>
+      </w:r>
+      <w:r>
+        <w:rPr>
+          <w:b/>
+          <w:bCs/>
+          <w:highlight w:val="yellow"/>
+        </w:rPr>
+        <w:t>ES</w:t>
+      </w:r>
+      <w:r>
+        <w:rPr>
+          <w:b/>
+          <w:bCs/>
+          <w:highlight w:val="yellow"/>
+        </w:rPr>
+        <w:t>3</w:t>
+      </w:r>
+      <w:r>
+        <w:t>.</w:t>
+      </w:r>
+    </w:p>
+    <w:p>
+      <w:pPr>
+        <w:spacing w:after="0" w:line="240" w:lineRule="auto"/>
+      </w:pPr>
+      <w:r>
+        <w:t xml:space="preserve">If you want to compile TS file with different </w:t>
+      </w:r>
+      <w:proofErr w:type="gramStart"/>
+      <w:r>
+        <w:t>versions</w:t>
+      </w:r>
+      <w:proofErr w:type="gramEnd"/>
+      <w:r>
+        <w:t xml:space="preserve"> we need to add </w:t>
+      </w:r>
+      <w:proofErr w:type="spellStart"/>
+      <w:r>
+        <w:rPr>
+          <w:b/>
+          <w:bCs/>
+          <w:highlight w:val="yellow"/>
+        </w:rPr>
+        <w:t>tsconfig.json</w:t>
+      </w:r>
+      <w:proofErr w:type="spellEnd"/>
+      <w:r>
+        <w:t> file or the </w:t>
+      </w:r>
+      <w:r>
+        <w:rPr>
+          <w:b/>
+          <w:bCs/>
+          <w:highlight w:val="yellow"/>
+        </w:rPr>
+        <w:t>--target</w:t>
+      </w:r>
+      <w:r>
+        <w:t> option</w:t>
+      </w:r>
+      <w:r>
+        <w:t>.</w:t>
+      </w:r>
+    </w:p>
+    <w:p>
+      <w:pPr>
+        <w:spacing w:after="0" w:line="240" w:lineRule="auto"/>
+      </w:pPr>
+    </w:p>
+    <w:p>
+      <w:pPr>
+        <w:spacing w:after="0" w:line="240" w:lineRule="auto"/>
+      </w:pPr>
+      <w:r>
+        <w:t>However, it is highly recommended to explicitly configure the target option in your </w:t>
+      </w:r>
+      <w:proofErr w:type="spellStart"/>
+      <w:r>
+        <w:t>tsconfig.json</w:t>
+      </w:r>
+      <w:proofErr w:type="spellEnd"/>
+      <w:r>
+        <w:t> file to a more modern version, such as ES2015 (ES6) or higher, to leverage modern JavaScript features and ensure compatibility with your target environment.</w:t>
+      </w:r>
+    </w:p>
+    <w:p>
+      <w:pPr>
+        <w:spacing w:after="0" w:line="240" w:lineRule="auto"/>
+      </w:pPr>
+    </w:p>
+    <w:p>
+      <w:pPr>
+        <w:spacing w:after="0" w:line="240" w:lineRule="auto"/>
+      </w:pPr>
+    </w:p>
+    <w:p>
+      <w:pPr>
+        <w:spacing w:after="0" w:line="240" w:lineRule="auto"/>
+      </w:pPr>
+      <w:r>
+        <w:t xml:space="preserve">We can </w:t>
+      </w:r>
+      <w:proofErr w:type="spellStart"/>
+      <w:r>
+        <w:t>compileTS</w:t>
+      </w:r>
+      <w:proofErr w:type="spellEnd"/>
+      <w:r>
+        <w:t xml:space="preserve"> file with target version </w:t>
+      </w:r>
+      <w:proofErr w:type="gramStart"/>
+      <w:r>
+        <w:t>also..</w:t>
+      </w:r>
+      <w:proofErr w:type="gramEnd"/>
+      <w:r>
+        <w:t xml:space="preserve"> </w:t>
+      </w:r>
+      <w:proofErr w:type="spellStart"/>
+      <w:r>
+        <w:t>lilke</w:t>
+      </w:r>
+      <w:proofErr w:type="spellEnd"/>
+      <w:r>
+        <w:t xml:space="preserve"> es</w:t>
+      </w:r>
+      <w:proofErr w:type="gramStart"/>
+      <w:r>
+        <w:t>3,es4..</w:t>
+      </w:r>
+      <w:proofErr w:type="gramEnd"/>
+      <w:r>
+        <w:t>es6.</w:t>
+      </w:r>
+    </w:p>
+    <w:tbl>
+      <w:tblPr>
+        <w:tblStyle w:val="TableGrid"/>
+        <w:tblW w:w="0" w:type="auto"/>
+        <w:tblLook w:val="04A0" w:firstRow="1" w:lastRow="0" w:firstColumn="1" w:lastColumn="0" w:noHBand="0" w:noVBand="1"/>
+      </w:tblPr>
+      <w:tblGrid>
+        <w:gridCol w:w="10456"/>
+      </w:tblGrid>
+      <w:tr>
+        <w:tc>
+          <w:tcPr>
+            <w:tcW w:w="10456" w:type="dxa"/>
+          </w:tcPr>
+          <w:p>
+            <w:r>
+              <w:t xml:space="preserve">$ </w:t>
+            </w:r>
+            <w:proofErr w:type="spellStart"/>
+            <w:r>
+              <w:t>tsc</w:t>
+            </w:r>
+            <w:proofErr w:type="spellEnd"/>
+            <w:r>
+              <w:t xml:space="preserve"> </w:t>
+            </w:r>
+            <w:r>
+              <w:rPr>
+                <w:b/>
+                <w:bCs/>
+                <w:highlight w:val="yellow"/>
+              </w:rPr>
+              <w:t>--target es6</w:t>
+            </w:r>
+            <w:r>
+              <w:t xml:space="preserve"> test1.ts</w:t>
+            </w:r>
+          </w:p>
+        </w:tc>
+      </w:tr>
+    </w:tbl>
+    <w:p>
+      <w:pPr>
+        <w:spacing w:after="0" w:line="240" w:lineRule="auto"/>
+      </w:pPr>
+    </w:p>
+    <w:p>
+      <w:pPr>
+        <w:spacing w:after="0" w:line="240" w:lineRule="auto"/>
+        <w:rPr>
+          <w:b/>
+          <w:bCs/>
+        </w:rPr>
+      </w:pPr>
+      <w:r>
+        <w:rPr>
+          <w:b/>
+          <w:bCs/>
+        </w:rPr>
+        <w:t xml:space="preserve">With </w:t>
+      </w:r>
+      <w:proofErr w:type="spellStart"/>
+      <w:proofErr w:type="gramStart"/>
+      <w:r>
+        <w:rPr>
+          <w:b/>
+          <w:bCs/>
+        </w:rPr>
+        <w:t>tsconfig.json</w:t>
+      </w:r>
+      <w:proofErr w:type="spellEnd"/>
+      <w:proofErr w:type="gramEnd"/>
+      <w:r>
+        <w:rPr>
+          <w:b/>
+          <w:bCs/>
+        </w:rPr>
+        <w:t>:</w:t>
+      </w:r>
+    </w:p>
+    <w:tbl>
+      <w:tblPr>
+        <w:tblStyle w:val="TableGrid"/>
+        <w:tblW w:w="0" w:type="auto"/>
+        <w:tblLook w:val="04A0" w:firstRow="1" w:lastRow="0" w:firstColumn="1" w:lastColumn="0" w:noHBand="0" w:noVBand="1"/>
+      </w:tblPr>
+      <w:tblGrid>
+        <w:gridCol w:w="3485"/>
+        <w:gridCol w:w="3485"/>
+        <w:gridCol w:w="3486"/>
+      </w:tblGrid>
+      <w:tr>
+        <w:tc>
+          <w:tcPr>
+            <w:tcW w:w="3485" w:type="dxa"/>
+          </w:tcPr>
+          <w:p>
+            <w:r>
+              <w:t>Test1.ts</w:t>
+            </w:r>
+          </w:p>
+        </w:tc>
+        <w:tc>
+          <w:tcPr>
+            <w:tcW w:w="3485" w:type="dxa"/>
+          </w:tcPr>
+          <w:p>
+            <w:proofErr w:type="spellStart"/>
+            <w:proofErr w:type="gramStart"/>
+            <w:r>
+              <w:rPr>
+                <w:b/>
+                <w:bCs/>
+              </w:rPr>
+              <w:t>tsconfig.json</w:t>
+            </w:r>
+            <w:proofErr w:type="spellEnd"/>
+            <w:proofErr w:type="gramEnd"/>
+          </w:p>
+        </w:tc>
+        <w:tc>
+          <w:tcPr>
+            <w:tcW w:w="3486" w:type="dxa"/>
+          </w:tcPr>
+          <w:p>
+            <w:r>
+              <w:t>Test1.</w:t>
+            </w:r>
+            <w:r>
+              <w:t>js</w:t>
+            </w:r>
+          </w:p>
+        </w:tc>
+      </w:tr>
+      <w:tr>
+        <w:tc>
+          <w:tcPr>
+            <w:tcW w:w="3485" w:type="dxa"/>
+          </w:tcPr>
+          <w:p>
+            <w:r>
+              <w:t xml:space="preserve">let </w:t>
+            </w:r>
+            <w:proofErr w:type="spellStart"/>
+            <w:r>
+              <w:t>stuName</w:t>
+            </w:r>
+            <w:proofErr w:type="spellEnd"/>
+            <w:r>
+              <w:t>: string = "Azad";</w:t>
+            </w:r>
+          </w:p>
+          <w:p>
+            <w:r>
+              <w:t xml:space="preserve">let </w:t>
+            </w:r>
+            <w:proofErr w:type="spellStart"/>
+            <w:r>
+              <w:t>empName</w:t>
+            </w:r>
+            <w:proofErr w:type="spellEnd"/>
+            <w:r>
+              <w:t>: string = "Kamal";</w:t>
+            </w:r>
+          </w:p>
+          <w:p>
+            <w:r>
+              <w:t>console.log(</w:t>
+            </w:r>
+            <w:proofErr w:type="spellStart"/>
+            <w:r>
+              <w:t>empName</w:t>
+            </w:r>
+            <w:proofErr w:type="spellEnd"/>
+            <w:r>
+              <w:t>);</w:t>
+            </w:r>
+          </w:p>
+          <w:p>
+            <w:r>
+              <w:t>console.log(</w:t>
+            </w:r>
+            <w:proofErr w:type="spellStart"/>
+            <w:r>
+              <w:t>stuName</w:t>
+            </w:r>
+            <w:proofErr w:type="spellEnd"/>
+            <w:r>
+              <w:t>);</w:t>
+            </w:r>
+          </w:p>
+        </w:tc>
+        <w:tc>
+          <w:tcPr>
+            <w:tcW w:w="3485" w:type="dxa"/>
+          </w:tcPr>
+          <w:p>
+            <w:pPr>
+              <w:rPr>
+                <w:b/>
+                <w:bCs/>
+                <w:highlight w:val="yellow"/>
+              </w:rPr>
+            </w:pPr>
+            <w:r>
+              <w:rPr>
+                <w:b/>
+                <w:bCs/>
+                <w:highlight w:val="yellow"/>
+              </w:rPr>
+              <w:t>{</w:t>
+            </w:r>
+          </w:p>
+          <w:p>
+            <w:pPr>
+              <w:rPr>
+                <w:b/>
+                <w:bCs/>
+                <w:highlight w:val="yellow"/>
+              </w:rPr>
+            </w:pPr>
+            <w:r>
+              <w:rPr>
+                <w:b/>
+                <w:bCs/>
+                <w:highlight w:val="yellow"/>
+              </w:rPr>
+              <w:t>  "</w:t>
+            </w:r>
+            <w:proofErr w:type="spellStart"/>
+            <w:r>
+              <w:rPr>
+                <w:b/>
+                <w:bCs/>
+                <w:highlight w:val="yellow"/>
+              </w:rPr>
+              <w:t>compilerOptions</w:t>
+            </w:r>
+            <w:proofErr w:type="spellEnd"/>
+            <w:r>
+              <w:rPr>
+                <w:b/>
+                <w:bCs/>
+                <w:highlight w:val="yellow"/>
+              </w:rPr>
+              <w:t>": {</w:t>
+            </w:r>
+          </w:p>
+          <w:p>
+            <w:pPr>
+              <w:rPr>
+                <w:b/>
+                <w:bCs/>
+                <w:highlight w:val="yellow"/>
+              </w:rPr>
+            </w:pPr>
+            <w:r>
+              <w:rPr>
+                <w:b/>
+                <w:bCs/>
+                <w:highlight w:val="yellow"/>
+              </w:rPr>
+              <w:t>    "target": "es2015",</w:t>
+            </w:r>
+          </w:p>
+          <w:p>
+            <w:pPr>
+              <w:rPr>
+                <w:b/>
+                <w:bCs/>
+                <w:highlight w:val="yellow"/>
+              </w:rPr>
+            </w:pPr>
+            <w:r>
+              <w:rPr>
+                <w:b/>
+                <w:bCs/>
+                <w:highlight w:val="yellow"/>
+              </w:rPr>
+              <w:t>    "</w:t>
+            </w:r>
+            <w:proofErr w:type="spellStart"/>
+            <w:r>
+              <w:rPr>
+                <w:b/>
+                <w:bCs/>
+                <w:highlight w:val="yellow"/>
+              </w:rPr>
+              <w:t>outDir</w:t>
+            </w:r>
+            <w:proofErr w:type="spellEnd"/>
+            <w:r>
+              <w:rPr>
+                <w:b/>
+                <w:bCs/>
+                <w:highlight w:val="yellow"/>
+              </w:rPr>
+              <w:t xml:space="preserve">": </w:t>
+            </w:r>
+            <w:proofErr w:type="gramStart"/>
+            <w:r>
+              <w:rPr>
+                <w:b/>
+                <w:bCs/>
+                <w:highlight w:val="yellow"/>
+              </w:rPr>
+              <w:t>"./</w:t>
+            </w:r>
+            <w:proofErr w:type="spellStart"/>
+            <w:proofErr w:type="gramEnd"/>
+            <w:r>
+              <w:rPr>
+                <w:b/>
+                <w:bCs/>
+                <w:highlight w:val="yellow"/>
+              </w:rPr>
+              <w:t>js</w:t>
+            </w:r>
+            <w:proofErr w:type="spellEnd"/>
+            <w:r>
+              <w:rPr>
+                <w:b/>
+                <w:bCs/>
+                <w:highlight w:val="yellow"/>
+              </w:rPr>
+              <w:t>"</w:t>
+            </w:r>
+          </w:p>
+          <w:p>
+            <w:pPr>
+              <w:rPr>
+                <w:b/>
+                <w:bCs/>
+                <w:highlight w:val="yellow"/>
+              </w:rPr>
+            </w:pPr>
+            <w:r>
+              <w:rPr>
+                <w:b/>
+                <w:bCs/>
+                <w:highlight w:val="yellow"/>
+              </w:rPr>
+              <w:t>  },</w:t>
+            </w:r>
+          </w:p>
+          <w:p>
+            <w:pPr>
+              <w:rPr>
+                <w:b/>
+                <w:bCs/>
+                <w:highlight w:val="yellow"/>
+              </w:rPr>
+            </w:pPr>
+            <w:r>
+              <w:rPr>
+                <w:b/>
+                <w:bCs/>
+                <w:highlight w:val="yellow"/>
+              </w:rPr>
+              <w:t>  "include": [</w:t>
+            </w:r>
+          </w:p>
+          <w:p>
+            <w:pPr>
+              <w:rPr>
+                <w:b/>
+                <w:bCs/>
+                <w:highlight w:val="yellow"/>
+              </w:rPr>
+            </w:pPr>
+            <w:r>
+              <w:rPr>
+                <w:b/>
+                <w:bCs/>
+                <w:highlight w:val="yellow"/>
+              </w:rPr>
+              <w:t>    "</w:t>
+            </w:r>
+            <w:proofErr w:type="spellStart"/>
+            <w:r>
+              <w:rPr>
+                <w:b/>
+                <w:bCs/>
+                <w:highlight w:val="yellow"/>
+              </w:rPr>
+              <w:t>ts</w:t>
+            </w:r>
+            <w:proofErr w:type="spellEnd"/>
+            <w:r>
+              <w:rPr>
+                <w:b/>
+                <w:bCs/>
+                <w:highlight w:val="yellow"/>
+              </w:rPr>
+              <w:t>/*"</w:t>
+            </w:r>
+          </w:p>
+          <w:p>
+            <w:pPr>
+              <w:rPr>
+                <w:b/>
+                <w:bCs/>
+                <w:highlight w:val="yellow"/>
+              </w:rPr>
+            </w:pPr>
+            <w:r>
+              <w:rPr>
+                <w:b/>
+                <w:bCs/>
+                <w:highlight w:val="yellow"/>
+              </w:rPr>
+              <w:t>  ]</w:t>
+            </w:r>
+          </w:p>
+          <w:p>
+            <w:pPr>
+              <w:rPr>
+                <w:b/>
+                <w:bCs/>
+                <w:highlight w:val="yellow"/>
+              </w:rPr>
+            </w:pPr>
+            <w:r>
+              <w:rPr>
+                <w:b/>
+                <w:bCs/>
+                <w:highlight w:val="yellow"/>
+              </w:rPr>
+              <w:t>}</w:t>
+            </w:r>
+          </w:p>
+          <w:p/>
+        </w:tc>
+        <w:tc>
+          <w:tcPr>
+            <w:tcW w:w="3486" w:type="dxa"/>
+          </w:tcPr>
+          <w:p>
+            <w:r>
+              <w:t xml:space="preserve">let </w:t>
+            </w:r>
+            <w:proofErr w:type="spellStart"/>
+            <w:r>
+              <w:t>stuName</w:t>
+            </w:r>
+            <w:proofErr w:type="spellEnd"/>
+            <w:r>
+              <w:t xml:space="preserve"> = "Azad";</w:t>
+            </w:r>
+          </w:p>
+          <w:p>
+            <w:r>
+              <w:t xml:space="preserve">let </w:t>
+            </w:r>
+            <w:proofErr w:type="spellStart"/>
+            <w:r>
+              <w:t>empName</w:t>
+            </w:r>
+            <w:proofErr w:type="spellEnd"/>
+            <w:r>
+              <w:t xml:space="preserve"> = "Kamal";</w:t>
+            </w:r>
+          </w:p>
+          <w:p>
+            <w:r>
+              <w:t>console.log(</w:t>
+            </w:r>
+            <w:proofErr w:type="spellStart"/>
+            <w:r>
+              <w:t>empName</w:t>
+            </w:r>
+            <w:proofErr w:type="spellEnd"/>
+            <w:r>
+              <w:t>);</w:t>
+            </w:r>
+          </w:p>
+          <w:p>
+            <w:r>
+              <w:t>console.log(</w:t>
+            </w:r>
+            <w:proofErr w:type="spellStart"/>
+            <w:r>
+              <w:t>stuName</w:t>
+            </w:r>
+            <w:proofErr w:type="spellEnd"/>
+            <w:r>
+              <w:t>);</w:t>
+            </w:r>
+          </w:p>
+          <w:p/>
+        </w:tc>
+      </w:tr>
+    </w:tbl>
+    <w:p>
+      <w:pPr>
+        <w:spacing w:after="0" w:line="240" w:lineRule="auto"/>
+      </w:pPr>
+    </w:p>
+    <w:p>
+      <w:pPr>
+        <w:spacing w:after="0" w:line="240" w:lineRule="auto"/>
+      </w:pPr>
+      <w:r>
+        <w:t>How to run .</w:t>
+      </w:r>
+      <w:proofErr w:type="spellStart"/>
+      <w:r>
+        <w:t>ts</w:t>
+      </w:r>
+      <w:proofErr w:type="spellEnd"/>
+      <w:r>
+        <w:t xml:space="preserve"> file with </w:t>
+      </w:r>
+      <w:proofErr w:type="spellStart"/>
+      <w:proofErr w:type="gramStart"/>
+      <w:r>
+        <w:t>tsconfig.json</w:t>
+      </w:r>
+      <w:proofErr w:type="spellEnd"/>
+      <w:proofErr w:type="gramEnd"/>
+      <w:r>
+        <w:t xml:space="preserve">? </w:t>
+      </w:r>
+    </w:p>
+    <w:p>
+      <w:pPr>
+        <w:spacing w:after="0" w:line="240" w:lineRule="auto"/>
+        <w:rPr>
+          <w:b/>
+          <w:bCs/>
+        </w:rPr>
+      </w:pPr>
+      <w:r>
+        <w:rPr>
+          <w:b/>
+          <w:bCs/>
+        </w:rPr>
+        <w:t xml:space="preserve">$ </w:t>
+      </w:r>
+      <w:proofErr w:type="spellStart"/>
+      <w:r>
+        <w:rPr>
+          <w:b/>
+          <w:bCs/>
+        </w:rPr>
+        <w:t>tsc</w:t>
+      </w:r>
+      <w:proofErr w:type="spellEnd"/>
+      <w:r>
+        <w:rPr>
+          <w:b/>
+          <w:bCs/>
+        </w:rPr>
+        <w:t xml:space="preserve"> </w:t>
+      </w:r>
+      <w:r>
+        <w:rPr>
+          <w:b/>
+          <w:bCs/>
+        </w:rPr>
+        <w:t xml:space="preserve"> </w:t>
+      </w:r>
+    </w:p>
+    <w:p>
+      <w:pPr>
+        <w:spacing w:after="0" w:line="240" w:lineRule="auto"/>
+      </w:pPr>
+      <w:r>
+        <w:tab/>
+      </w:r>
+      <w:r>
+        <w:sym w:font="Wingdings" w:char="F0E8"/>
+      </w:r>
+      <w:r>
+        <w:t xml:space="preserve"> here </w:t>
+      </w:r>
+      <w:proofErr w:type="spellStart"/>
+      <w:r>
+        <w:t>tsc</w:t>
+      </w:r>
+      <w:proofErr w:type="spellEnd"/>
+      <w:r>
+        <w:t xml:space="preserve"> command always looks for “</w:t>
+      </w:r>
+      <w:proofErr w:type="spellStart"/>
+      <w:proofErr w:type="gramStart"/>
+      <w:r>
+        <w:t>tsconfig.json</w:t>
+      </w:r>
+      <w:proofErr w:type="spellEnd"/>
+      <w:proofErr w:type="gramEnd"/>
+      <w:r>
+        <w:t>” file.</w:t>
+      </w:r>
+      <w:r>
+        <w:t xml:space="preserve"> If this file is not found this command will display all TS compiler options.</w:t>
+      </w:r>
+    </w:p>
+    <w:p>
+      <w:pPr>
+        <w:spacing w:after="0" w:line="240" w:lineRule="auto"/>
+      </w:pPr>
+    </w:p>
+    <w:p>
+      <w:pPr>
+        <w:spacing w:after="0" w:line="240" w:lineRule="auto"/>
+      </w:pPr>
+      <w:r>
+        <w:rPr>
+          <w:b/>
+          <w:bCs/>
+        </w:rPr>
+        <w:t>"include": ["</w:t>
+      </w:r>
+      <w:proofErr w:type="spellStart"/>
+      <w:r>
+        <w:rPr>
+          <w:b/>
+          <w:bCs/>
+        </w:rPr>
+        <w:t>ts</w:t>
+      </w:r>
+      <w:proofErr w:type="spellEnd"/>
+      <w:r>
+        <w:rPr>
+          <w:b/>
+          <w:bCs/>
+        </w:rPr>
+        <w:t>/*"</w:t>
+      </w:r>
+      <w:proofErr w:type="gramStart"/>
+      <w:r>
+        <w:rPr>
+          <w:b/>
+          <w:bCs/>
+        </w:rPr>
+        <w:t>]</w:t>
+      </w:r>
+      <w:r>
+        <w:rPr>
+          <w:b/>
+          <w:bCs/>
+        </w:rPr>
+        <w:t xml:space="preserve"> :</w:t>
+      </w:r>
+      <w:proofErr w:type="gramEnd"/>
+      <w:r>
+        <w:rPr>
+          <w:b/>
+          <w:bCs/>
+        </w:rPr>
+        <w:t xml:space="preserve"> </w:t>
+      </w:r>
+      <w:r>
+        <w:t>Specifies which files to include in compilation, it is source code folder indication.</w:t>
+      </w:r>
+    </w:p>
+    <w:p>
+      <w:pPr>
+        <w:spacing w:after="0" w:line="240" w:lineRule="auto"/>
+      </w:pPr>
+      <w:proofErr w:type="spellStart"/>
+      <w:r>
+        <w:rPr>
+          <w:b/>
+          <w:bCs/>
+        </w:rPr>
+        <w:t>outDir</w:t>
+      </w:r>
+      <w:proofErr w:type="spellEnd"/>
+      <w:r>
+        <w:rPr>
+          <w:b/>
+          <w:bCs/>
+        </w:rPr>
+        <w:t>:</w:t>
+      </w:r>
+      <w:r>
+        <w:t xml:space="preserve"> </w:t>
+      </w:r>
+      <w:proofErr w:type="spellStart"/>
+      <w:r>
+        <w:t>what ever</w:t>
+      </w:r>
+      <w:proofErr w:type="spellEnd"/>
+      <w:r>
+        <w:t xml:space="preserve"> the compiled .</w:t>
+      </w:r>
+      <w:proofErr w:type="spellStart"/>
+      <w:r>
+        <w:t>js</w:t>
+      </w:r>
+      <w:proofErr w:type="spellEnd"/>
+      <w:r>
+        <w:t xml:space="preserve"> files are there, all </w:t>
+      </w:r>
+      <w:proofErr w:type="spellStart"/>
+      <w:r>
+        <w:t>js</w:t>
+      </w:r>
+      <w:proofErr w:type="spellEnd"/>
+      <w:r>
+        <w:t xml:space="preserve"> files will be kept inside </w:t>
+      </w:r>
+      <w:proofErr w:type="spellStart"/>
+      <w:r>
+        <w:t>js</w:t>
+      </w:r>
+      <w:proofErr w:type="spellEnd"/>
+      <w:r>
+        <w:t xml:space="preserve"> folder.</w:t>
+      </w:r>
+    </w:p>
+    <w:p>
+      <w:pPr>
+        <w:spacing w:after="0" w:line="240" w:lineRule="auto"/>
+      </w:pPr>
+    </w:p>
+    <w:p>
+      <w:pPr>
+        <w:spacing w:after="0" w:line="240" w:lineRule="auto"/>
+      </w:pPr>
+    </w:p>
+    <w:p>
+      <w:pPr>
+        <w:spacing w:after="0" w:line="240" w:lineRule="auto"/>
+      </w:pPr>
+      <w:r>
+        <w:t>This command will automatically locate the </w:t>
+      </w:r>
+      <w:proofErr w:type="spellStart"/>
+      <w:r>
+        <w:t>tsconfig.json</w:t>
+      </w:r>
+      <w:proofErr w:type="spellEnd"/>
+      <w:r>
+        <w:t> file in the current or parent directories and apply its configurations (e.g., target, </w:t>
+      </w:r>
+      <w:proofErr w:type="spellStart"/>
+      <w:r>
+        <w:t>outDir</w:t>
+      </w:r>
+      <w:proofErr w:type="spellEnd"/>
+      <w:r>
+        <w:t>, include, exclude) to compile your .</w:t>
+      </w:r>
+      <w:proofErr w:type="spellStart"/>
+      <w:r>
+        <w:t>ts</w:t>
+      </w:r>
+      <w:proofErr w:type="spellEnd"/>
+      <w:r>
+        <w:t> files into .</w:t>
+      </w:r>
+      <w:proofErr w:type="spellStart"/>
+      <w:r>
+        <w:t>js</w:t>
+      </w:r>
+      <w:proofErr w:type="spellEnd"/>
+      <w:r>
+        <w:t> files. The compiled JavaScript files will be placed in the directory specified by the </w:t>
+      </w:r>
+      <w:proofErr w:type="spellStart"/>
+      <w:r>
+        <w:t>outDir</w:t>
+      </w:r>
+      <w:proofErr w:type="spellEnd"/>
+      <w:r>
+        <w:t> option in your </w:t>
+      </w:r>
+      <w:proofErr w:type="spellStart"/>
+      <w:proofErr w:type="gramStart"/>
+      <w:r>
+        <w:t>tsconfig.json</w:t>
+      </w:r>
+      <w:proofErr w:type="spellEnd"/>
+      <w:proofErr w:type="gramEnd"/>
+      <w:r>
+        <w:t>.</w:t>
+      </w:r>
+    </w:p>
+    <w:p>
+      <w:pPr>
+        <w:spacing w:after="0" w:line="240" w:lineRule="auto"/>
+      </w:pPr>
+      <w:r>
+        <w:t>Once the TypeScript code is compiled into JavaScript, you can run the resulting .</w:t>
+      </w:r>
+      <w:proofErr w:type="spellStart"/>
+      <w:r>
+        <w:t>js</w:t>
+      </w:r>
+      <w:proofErr w:type="spellEnd"/>
+      <w:r>
+        <w:t> files using Node.js. </w:t>
+      </w:r>
+    </w:p>
+    <w:tbl>
+      <w:tblPr>
+        <w:tblStyle w:val="TableGrid"/>
+        <w:tblW w:w="0" w:type="auto"/>
+        <w:tblLook w:val="04A0" w:firstRow="1" w:lastRow="0" w:firstColumn="1" w:lastColumn="0" w:noHBand="0" w:noVBand="1"/>
+      </w:tblPr>
+      <w:tblGrid>
+        <w:gridCol w:w="10456"/>
+      </w:tblGrid>
+      <w:tr>
+        <w:tc>
+          <w:tcPr>
+            <w:tcW w:w="10456" w:type="dxa"/>
+          </w:tcPr>
+          <w:p>
+            <w:r>
+              <w:t xml:space="preserve">$ </w:t>
+            </w:r>
+            <w:r>
+              <w:rPr>
+                <w:b/>
+                <w:bCs/>
+              </w:rPr>
+              <w:t>node</w:t>
+            </w:r>
+            <w:r>
+              <w:t xml:space="preserve"> </w:t>
+            </w:r>
+            <w:proofErr w:type="spellStart"/>
+            <w:r>
+              <w:t>js</w:t>
+            </w:r>
+            <w:proofErr w:type="spellEnd"/>
+            <w:r>
+              <w:t>/test1</w:t>
+            </w:r>
+            <w:r>
+              <w:rPr>
+                <w:b/>
+                <w:bCs/>
+              </w:rPr>
+              <w:t>.js</w:t>
+            </w:r>
+          </w:p>
+        </w:tc>
+      </w:tr>
+    </w:tbl>
+    <w:p>
+      <w:pPr>
+        <w:spacing w:after="0" w:line="240" w:lineRule="auto"/>
+      </w:pPr>
+      <w:r>
+        <w:t>Above command used to run JS file on command prompt / terminal.</w:t>
+      </w:r>
+      <w:r>
+        <w:t xml:space="preserve"> </w:t>
+      </w:r>
+      <w:proofErr w:type="gramStart"/>
+      <w:r>
+        <w:t>Usually</w:t>
+      </w:r>
+      <w:proofErr w:type="gramEnd"/>
+      <w:r>
+        <w:t xml:space="preserve"> we always run .</w:t>
+      </w:r>
+      <w:proofErr w:type="spellStart"/>
+      <w:r>
+        <w:t>js</w:t>
+      </w:r>
+      <w:proofErr w:type="spellEnd"/>
+      <w:r>
+        <w:t xml:space="preserve"> file in browser.</w:t>
+      </w:r>
+    </w:p>
+    <w:p>
+      <w:pPr>
+        <w:spacing w:after="0" w:line="240" w:lineRule="auto"/>
+      </w:pPr>
+    </w:p>
+    <w:p>
+      <w:pPr>
+        <w:spacing w:after="0" w:line="240" w:lineRule="auto"/>
+      </w:pPr>
+    </w:p>
+    <w:p>
+      <w:pPr>
+        <w:spacing w:after="0" w:line="240" w:lineRule="auto"/>
+        <w:rPr>
+          <w:b/>
+          <w:bCs/>
+        </w:rPr>
+      </w:pPr>
+      <w:r>
+        <w:rPr>
+          <w:b/>
+          <w:bCs/>
+        </w:rPr>
+        <w:t>TypeScript is Case-sensitive</w:t>
+      </w:r>
+      <w:r>
+        <w:rPr>
+          <w:b/>
+          <w:bCs/>
+        </w:rPr>
+        <w:t>:</w:t>
+      </w:r>
+    </w:p>
+    <w:p>
+      <w:pPr>
+        <w:spacing w:after="0" w:line="240" w:lineRule="auto"/>
+      </w:pPr>
+      <w:r>
+        <w:t>TypeScript is case-sensitive. This means that TypeScript differentiates between uppercase and lowercase characters.</w:t>
+      </w:r>
+    </w:p>
+    <w:tbl>
+      <w:tblPr>
+        <w:tblStyle w:val="TableGrid"/>
+        <w:tblW w:w="0" w:type="auto"/>
+        <w:tblLook w:val="04A0" w:firstRow="1" w:lastRow="0" w:firstColumn="1" w:lastColumn="0" w:noHBand="0" w:noVBand="1"/>
+      </w:tblPr>
+      <w:tblGrid>
+        <w:gridCol w:w="10456"/>
+      </w:tblGrid>
+      <w:tr>
+        <w:tc>
+          <w:tcPr>
+            <w:tcW w:w="10456" w:type="dxa"/>
+          </w:tcPr>
+          <w:p>
+            <w:r>
+              <w:t xml:space="preserve">let </w:t>
+            </w:r>
+            <w:proofErr w:type="spellStart"/>
+            <w:r>
+              <w:t>empName</w:t>
+            </w:r>
+            <w:proofErr w:type="spellEnd"/>
+            <w:r>
+              <w:t>: string = "kamal";</w:t>
+            </w:r>
+          </w:p>
+          <w:p>
+            <w:r>
+              <w:t>console.log(</w:t>
+            </w:r>
+            <w:proofErr w:type="spellStart"/>
+            <w:r>
+              <w:t>empName</w:t>
+            </w:r>
+            <w:proofErr w:type="spellEnd"/>
+            <w:r>
+              <w:t>);</w:t>
+            </w:r>
+          </w:p>
+          <w:p/>
+          <w:p>
+            <w:r>
+              <w:t>let EMPNAME: string ="AZAD";</w:t>
+            </w:r>
+          </w:p>
+          <w:p>
+            <w:proofErr w:type="gramStart"/>
+            <w:r>
+              <w:t>console.log(</w:t>
+            </w:r>
+            <w:proofErr w:type="gramEnd"/>
+            <w:r>
+              <w:t>EMPNAME);</w:t>
+            </w:r>
+          </w:p>
+        </w:tc>
+      </w:tr>
+    </w:tbl>
+    <w:p>
+      <w:pPr>
+        <w:spacing w:after="0" w:line="240" w:lineRule="auto"/>
+      </w:pPr>
+    </w:p>
+    <w:p>
+      <w:pPr>
+        <w:spacing w:after="0" w:line="240" w:lineRule="auto"/>
+      </w:pPr>
+      <w:r>
+        <w:drawing>
+          <wp:inline distT="0" distB="0" distL="0" distR="0" wp14:anchorId="7F2EB73C" wp14:editId="5A35D88C">
+            <wp:extent cx="4038600" cy="2030865"/>
+            <wp:effectExtent l="0" t="0" r="0" b="7620"/>
+            <wp:docPr id="1478741029" name="Picture 1"/>
+            <wp:cNvGraphicFramePr>
+              <a:graphicFrameLocks xmlns:a="http://schemas.openxmlformats.org/drawingml/2006/main" noChangeAspect="1"/>
+            </wp:cNvGraphicFramePr>
+            <a:graphic xmlns:a="http://schemas.openxmlformats.org/drawingml/2006/main">
+              <a:graphicData uri="http://schemas.openxmlformats.org/drawingml/2006/picture">
+                <pic:pic xmlns:pic="http://schemas.openxmlformats.org/drawingml/2006/picture">
+                  <pic:nvPicPr>
+                    <pic:cNvPr id="1478741029" name=""/>
+                    <pic:cNvPicPr/>
+                  </pic:nvPicPr>
+                  <pic:blipFill>
+                    <a:blip r:embed="rId14"/>
+                    <a:stretch>
+                      <a:fillRect/>
+                    </a:stretch>
+                  </pic:blipFill>
+                  <pic:spPr>
+                    <a:xfrm>
+                      <a:off x="0" y="0"/>
+                      <a:ext cx="4042741" cy="2032947"/>
+                    </a:xfrm>
+                    <a:prstGeom prst="rect">
+                      <a:avLst/>
+                    </a:prstGeom>
+                  </pic:spPr>
+                </pic:pic>
+              </a:graphicData>
+            </a:graphic>
+          </wp:inline>
+        </w:drawing>
+      </w:r>
+    </w:p>
+    <w:p>
+      <w:pPr>
+        <w:spacing w:after="0" w:line="240" w:lineRule="auto"/>
+      </w:pPr>
+    </w:p>
+    <w:p>
+      <w:pPr>
+        <w:spacing w:after="0" w:line="240" w:lineRule="auto"/>
+      </w:pPr>
+      <w:r>
+        <w:t>Example:</w:t>
+      </w:r>
+    </w:p>
+    <w:tbl>
+      <w:tblPr>
+        <w:tblStyle w:val="TableGrid"/>
+        <w:tblW w:w="0" w:type="auto"/>
+        <w:tblLook w:val="04A0" w:firstRow="1" w:lastRow="0" w:firstColumn="1" w:lastColumn="0" w:noHBand="0" w:noVBand="1"/>
+      </w:tblPr>
+      <w:tblGrid>
+        <w:gridCol w:w="10456"/>
+      </w:tblGrid>
+      <w:tr>
+        <w:tc>
+          <w:tcPr>
+            <w:tcW w:w="10456" w:type="dxa"/>
+          </w:tcPr>
+          <w:p>
+            <w:r>
+              <w:t xml:space="preserve">class </w:t>
+            </w:r>
+            <w:proofErr w:type="gramStart"/>
+            <w:r>
+              <w:t>Employee{</w:t>
+            </w:r>
+            <w:proofErr w:type="gramEnd"/>
+          </w:p>
+          <w:p>
+            <w:r>
+              <w:t xml:space="preserve">    </w:t>
+            </w:r>
+            <w:proofErr w:type="gramStart"/>
+            <w:r>
+              <w:rPr>
+                <w:b/>
+                <w:bCs/>
+              </w:rPr>
+              <w:t>constructor</w:t>
+            </w:r>
+            <w:r>
+              <w:t>(</w:t>
+            </w:r>
+            <w:proofErr w:type="spellStart"/>
+            <w:r>
+              <w:t>employeeName</w:t>
+            </w:r>
+            <w:r>
+              <w:rPr>
+                <w:b/>
+                <w:bCs/>
+              </w:rPr>
+              <w:t>:string</w:t>
+            </w:r>
+            <w:proofErr w:type="spellEnd"/>
+            <w:proofErr w:type="gramEnd"/>
+            <w:r>
+              <w:t xml:space="preserve">, </w:t>
+            </w:r>
+            <w:proofErr w:type="spellStart"/>
+            <w:proofErr w:type="gramStart"/>
+            <w:r>
+              <w:t>employeeId</w:t>
+            </w:r>
+            <w:r>
+              <w:rPr>
+                <w:b/>
+                <w:bCs/>
+              </w:rPr>
+              <w:t>:number</w:t>
+            </w:r>
+            <w:proofErr w:type="spellEnd"/>
+            <w:r>
+              <w:t>){</w:t>
+            </w:r>
+            <w:proofErr w:type="gramEnd"/>
+          </w:p>
+          <w:p>
+            <w:r>
+              <w:t xml:space="preserve">        </w:t>
+            </w:r>
+            <w:proofErr w:type="gramStart"/>
+            <w:r>
+              <w:t>console.log(</w:t>
+            </w:r>
+            <w:proofErr w:type="gramEnd"/>
+            <w:r>
+              <w:t xml:space="preserve">`This is </w:t>
+            </w:r>
+            <w:proofErr w:type="gramStart"/>
+            <w:r>
+              <w:t>constructor..!</w:t>
+            </w:r>
+            <w:proofErr w:type="gramEnd"/>
+            <w:r>
+              <w:t xml:space="preserve"> - </w:t>
+            </w:r>
+            <w:r>
+              <w:rPr>
+                <w:b/>
+                <w:bCs/>
+              </w:rPr>
+              <w:t>${</w:t>
+            </w:r>
+            <w:proofErr w:type="spellStart"/>
+            <w:r>
+              <w:rPr>
+                <w:b/>
+                <w:bCs/>
+              </w:rPr>
+              <w:t>employeeName</w:t>
+            </w:r>
+            <w:proofErr w:type="spellEnd"/>
+            <w:r>
+              <w:rPr>
+                <w:b/>
+                <w:bCs/>
+              </w:rPr>
+              <w:t>} - ${</w:t>
+            </w:r>
+            <w:proofErr w:type="spellStart"/>
+            <w:r>
+              <w:rPr>
+                <w:b/>
+                <w:bCs/>
+              </w:rPr>
+              <w:t>employeeId</w:t>
+            </w:r>
+            <w:proofErr w:type="spellEnd"/>
+            <w:r>
+              <w:rPr>
+                <w:b/>
+                <w:bCs/>
+              </w:rPr>
+              <w:t>}</w:t>
+            </w:r>
+            <w:r>
+              <w:t>`);        </w:t>
+            </w:r>
+          </w:p>
+          <w:p>
+            <w:r>
+              <w:t>    }</w:t>
+            </w:r>
+          </w:p>
+          <w:p/>
+          <w:p>
+            <w:r>
+              <w:t xml:space="preserve">    </w:t>
+            </w:r>
+            <w:proofErr w:type="gramStart"/>
+            <w:r>
+              <w:t>greetings(</w:t>
+            </w:r>
+            <w:proofErr w:type="gramEnd"/>
+            <w:r>
+              <w:t>value: string</w:t>
+            </w:r>
+            <w:r>
+              <w:rPr>
+                <w:b/>
+                <w:bCs/>
+              </w:rPr>
+              <w:t xml:space="preserve">): </w:t>
+            </w:r>
+            <w:proofErr w:type="gramStart"/>
+            <w:r>
+              <w:rPr>
+                <w:b/>
+                <w:bCs/>
+              </w:rPr>
+              <w:t>string</w:t>
+            </w:r>
+            <w:r>
+              <w:t>{</w:t>
+            </w:r>
+            <w:proofErr w:type="gramEnd"/>
+          </w:p>
+          <w:p>
+            <w:r>
+              <w:t>        return "Hi</w:t>
+            </w:r>
+            <w:proofErr w:type="gramStart"/>
+            <w:r>
+              <w:t xml:space="preserve"> ..</w:t>
+            </w:r>
+            <w:proofErr w:type="gramEnd"/>
+            <w:r>
+              <w:t>welcome to TS!"</w:t>
+            </w:r>
+          </w:p>
+          <w:p>
+            <w:r>
+              <w:t>    }</w:t>
+            </w:r>
+          </w:p>
+          <w:p>
+            <w:r>
+              <w:t>}</w:t>
+            </w:r>
+          </w:p>
+          <w:p/>
+          <w:p>
+            <w:r>
+              <w:t xml:space="preserve">let </w:t>
+            </w:r>
+            <w:proofErr w:type="spellStart"/>
+            <w:r>
+              <w:t>empRef</w:t>
+            </w:r>
+            <w:proofErr w:type="spellEnd"/>
+            <w:r>
+              <w:t xml:space="preserve"> = new Employee("kamal",12);</w:t>
+            </w:r>
+          </w:p>
+          <w:p>
+            <w:proofErr w:type="gramStart"/>
+            <w:r>
+              <w:t>console.log(</w:t>
+            </w:r>
+            <w:proofErr w:type="spellStart"/>
+            <w:proofErr w:type="gramEnd"/>
+            <w:r>
+              <w:t>empRef.greetings</w:t>
+            </w:r>
+            <w:proofErr w:type="spellEnd"/>
+            <w:r>
+              <w:t>("</w:t>
+            </w:r>
+            <w:proofErr w:type="spellStart"/>
+            <w:r>
+              <w:t>hiiiiii</w:t>
+            </w:r>
+            <w:proofErr w:type="spellEnd"/>
+            <w:r>
+              <w:t>"));</w:t>
+            </w:r>
+          </w:p>
+        </w:tc>
+      </w:tr>
+    </w:tbl>
+    <w:p>
+      <w:pPr>
+        <w:spacing w:after="0" w:line="240" w:lineRule="auto"/>
+      </w:pPr>
+      <w:r>
+        <w:t xml:space="preserve">$ </w:t>
+      </w:r>
+      <w:proofErr w:type="spellStart"/>
+      <w:r>
+        <w:t>tsc</w:t>
+      </w:r>
+      <w:proofErr w:type="spellEnd"/>
+    </w:p>
+    <w:p>
+      <w:pPr>
+        <w:spacing w:after="0" w:line="240" w:lineRule="auto"/>
+      </w:pPr>
+      <w:proofErr w:type="spellStart"/>
+      <w:r>
+        <w:rPr>
+          <w:b/>
+          <w:bCs/>
+        </w:rPr>
+        <w:t>tsc</w:t>
+      </w:r>
+      <w:proofErr w:type="spellEnd"/>
+      <w:r>
+        <w:rPr>
+          <w:b/>
+          <w:bCs/>
+        </w:rPr>
+        <w:t xml:space="preserve"> </w:t>
+      </w:r>
+      <w:r>
+        <w:t xml:space="preserve">command first checks for </w:t>
+      </w:r>
+      <w:proofErr w:type="spellStart"/>
+      <w:r>
+        <w:t>tsconig.json</w:t>
+      </w:r>
+      <w:proofErr w:type="spellEnd"/>
+      <w:r>
+        <w:t xml:space="preserve"> file and executes all options in that Json file.</w:t>
+      </w:r>
+    </w:p>
+    <w:p>
+      <w:pPr>
+        <w:spacing w:after="0" w:line="240" w:lineRule="auto"/>
+      </w:pPr>
+    </w:p>
+    <w:p>
+      <w:pPr>
+        <w:spacing w:after="0" w:line="240" w:lineRule="auto"/>
+      </w:pPr>
+    </w:p>
+    <w:p>
+      <w:pPr>
+        <w:spacing w:after="0" w:line="240" w:lineRule="auto"/>
+      </w:pPr>
+    </w:p>
+    <w:p>
+      <w:pPr>
+        <w:spacing w:after="0" w:line="240" w:lineRule="auto"/>
+      </w:pPr>
+    </w:p>
+    <w:p>
+      <w:pPr>
+        <w:spacing w:after="0" w:line="240" w:lineRule="auto"/>
+      </w:pPr>
+    </w:p>
+    <w:p>
+      <w:pPr>
+        <w:spacing w:after="0" w:line="240" w:lineRule="auto"/>
+      </w:pPr>
+    </w:p>
+    <w:p>
+      <w:pPr>
+        <w:spacing w:after="0" w:line="240" w:lineRule="auto"/>
+      </w:pPr>
+    </w:p>
+    <w:p>
+      <w:pPr>
+        <w:spacing w:after="0" w:line="240" w:lineRule="auto"/>
+      </w:pPr>
+    </w:p>
+    <w:p>
+      <w:pPr>
+        <w:spacing w:after="0" w:line="240" w:lineRule="auto"/>
+      </w:pPr>
+    </w:p>
+    <w:p>
+      <w:pPr>
+        <w:spacing w:after="0" w:line="240" w:lineRule="auto"/>
+      </w:pPr>
+    </w:p>
+    <w:p>
+      <w:pPr>
+        <w:spacing w:after="0" w:line="240" w:lineRule="auto"/>
+      </w:pPr>
+    </w:p>
+    <w:p>
+      <w:pPr>
+        <w:spacing w:after="0" w:line="240" w:lineRule="auto"/>
+      </w:pPr>
+    </w:p>
+    <w:p>
+      <w:pPr>
+        <w:spacing w:after="0" w:line="240" w:lineRule="auto"/>
+      </w:pPr>
+    </w:p>
+    <w:p>
+      <w:pPr>
+        <w:spacing w:after="0" w:line="240" w:lineRule="auto"/>
+      </w:pPr>
+    </w:p>
+    <w:p>
+      <w:pPr>
+        <w:spacing w:after="0" w:line="240" w:lineRule="auto"/>
+      </w:pPr>
     </w:p>
     <w:p>
       <w:pPr>

--- a/UI_html_css_javascript/notes/TypeScript_6AM_2025.docx
+++ b/UI_html_css_javascript/notes/TypeScript_6AM_2025.docx
@@ -898,11 +898,6 @@
         <w:t>After installing it we need to run below command.</w:t>
       </w:r>
     </w:p>
-    <w:p>
-      <w:pPr>
-        <w:spacing w:after="0" w:line="240" w:lineRule="auto"/>
-      </w:pPr>
-    </w:p>
     <w:tbl>
       <w:tblPr>
         <w:tblStyle w:val="TableGrid"/>
@@ -948,6 +943,76 @@
       <w:pPr>
         <w:spacing w:after="0" w:line="240" w:lineRule="auto"/>
       </w:pPr>
+      <w:r>
+        <w:t xml:space="preserve">Here </w:t>
+      </w:r>
+      <w:proofErr w:type="spellStart"/>
+      <w:r>
+        <w:rPr>
+          <w:b/>
+          <w:bCs/>
+        </w:rPr>
+        <w:t>npm</w:t>
+      </w:r>
+      <w:proofErr w:type="spellEnd"/>
+      <w:r>
+        <w:t xml:space="preserve"> means – </w:t>
+      </w:r>
+      <w:r>
+        <w:rPr>
+          <w:b/>
+          <w:bCs/>
+        </w:rPr>
+        <w:t>N</w:t>
+      </w:r>
+      <w:r>
+        <w:t xml:space="preserve">ode </w:t>
+      </w:r>
+      <w:r>
+        <w:rPr>
+          <w:b/>
+          <w:bCs/>
+        </w:rPr>
+        <w:t>P</w:t>
+      </w:r>
+      <w:r>
+        <w:t xml:space="preserve">ackage </w:t>
+      </w:r>
+      <w:r>
+        <w:rPr>
+          <w:b/>
+          <w:bCs/>
+        </w:rPr>
+        <w:t>M</w:t>
+      </w:r>
+      <w:r>
+        <w:t>anager.</w:t>
+      </w:r>
+    </w:p>
+    <w:p>
+      <w:pPr>
+        <w:spacing w:after="0" w:line="240" w:lineRule="auto"/>
+      </w:pPr>
+      <w:r>
+        <w:rPr>
+          <w:b/>
+          <w:bCs/>
+        </w:rPr>
+        <w:t>-g</w:t>
+      </w:r>
+      <w:r>
+        <w:t xml:space="preserve"> means </w:t>
+      </w:r>
+      <w:r>
+        <w:rPr>
+          <w:b/>
+          <w:bCs/>
+        </w:rPr>
+        <w:t xml:space="preserve">global </w:t>
+      </w:r>
+      <w:r>
+        <w:t>installation.</w:t>
+      </w:r>
     </w:p>
     <w:p>
       <w:pPr>
@@ -1048,6 +1113,23 @@
         <w:t>tsc</w:t>
       </w:r>
       <w:proofErr w:type="spellEnd"/>
+      <w:r>
+        <w:t xml:space="preserve">  </w:t>
+      </w:r>
+      <w:r>
+        <w:sym w:font="Wingdings" w:char="F0E0"/>
+      </w:r>
+      <w:r>
+        <w:t xml:space="preserve"> generates .</w:t>
+      </w:r>
+      <w:proofErr w:type="spellStart"/>
+      <w:r>
+        <w:t>js</w:t>
+      </w:r>
+      <w:proofErr w:type="spellEnd"/>
+      <w:r>
+        <w:t xml:space="preserve"> files.</w:t>
+      </w:r>
     </w:p>
     <w:p>
       <w:pPr>
@@ -1061,6 +1143,15 @@
         <w:t>javac</w:t>
       </w:r>
       <w:proofErr w:type="spellEnd"/>
+      <w:r>
+        <w:t xml:space="preserve"> </w:t>
+      </w:r>
+      <w:r>
+        <w:sym w:font="Wingdings" w:char="F0E0"/>
+      </w:r>
+      <w:r>
+        <w:t xml:space="preserve"> generates .class files.</w:t>
+      </w:r>
     </w:p>
     <w:p>
       <w:pPr>
@@ -1702,10 +1793,7 @@
           </w:tcPr>
           <w:p>
             <w:r>
-              <w:t>Test1.</w:t>
-            </w:r>
-            <w:r>
-              <w:t>js</w:t>
+              <w:t>Test1.js</w:t>
             </w:r>
           </w:p>
         </w:tc>
@@ -1884,7 +1972,6 @@
               </w:rPr>
               <w:t>"./</w:t>
             </w:r>
-            <w:proofErr w:type="spellStart"/>
             <w:proofErr w:type="gramEnd"/>
             <w:r>
               <w:rPr>
@@ -1892,16 +1979,15 @@
                 <w:bCs/>
                 <w:highlight w:val="yellow"/>
               </w:rPr>
-              <w:t>js</w:t>
-            </w:r>
-            <w:proofErr w:type="spellEnd"/>
+              <w:t>js"</w:t>
+            </w:r>
             <w:r>
               <w:rPr>
                 <w:b/>
                 <w:bCs/>
                 <w:highlight w:val="yellow"/>
               </w:rPr>
-              <w:t>"</w:t>
+              <w:t>,</w:t>
             </w:r>
           </w:p>
           <w:p>
@@ -1918,7 +2004,15 @@
                 <w:bCs/>
                 <w:highlight w:val="yellow"/>
               </w:rPr>
-              <w:t>  },</w:t>
+              <w:t xml:space="preserve">     </w:t>
+            </w:r>
+            <w:r>
+              <w:rPr>
+                <w:b/>
+                <w:bCs/>
+                <w:highlight w:val="yellow"/>
+              </w:rPr>
+              <w:t>"strict": true</w:t>
             </w:r>
           </w:p>
           <w:p>
@@ -1935,7 +2029,7 @@
                 <w:bCs/>
                 <w:highlight w:val="yellow"/>
               </w:rPr>
-              <w:t>  "include": [</w:t>
+              <w:t>  },</w:t>
             </w:r>
           </w:p>
           <w:p>
@@ -1952,25 +2046,7 @@
                 <w:bCs/>
                 <w:highlight w:val="yellow"/>
               </w:rPr>
-              <w:t>    "</w:t>
-            </w:r>
-            <w:proofErr w:type="spellStart"/>
-            <w:r>
-              <w:rPr>
-                <w:b/>
-                <w:bCs/>
-                <w:highlight w:val="yellow"/>
-              </w:rPr>
-              <w:t>ts</w:t>
-            </w:r>
-            <w:proofErr w:type="spellEnd"/>
-            <w:r>
-              <w:rPr>
-                <w:b/>
-                <w:bCs/>
-                <w:highlight w:val="yellow"/>
-              </w:rPr>
-              <w:t>/*"</w:t>
+              <w:t>  "include": [</w:t>
             </w:r>
           </w:p>
           <w:p>
@@ -1987,7 +2063,25 @@
                 <w:bCs/>
                 <w:highlight w:val="yellow"/>
               </w:rPr>
-              <w:t>  ]</w:t>
+              <w:t>    "</w:t>
+            </w:r>
+            <w:proofErr w:type="spellStart"/>
+            <w:r>
+              <w:rPr>
+                <w:b/>
+                <w:bCs/>
+                <w:highlight w:val="yellow"/>
+              </w:rPr>
+              <w:t>ts</w:t>
+            </w:r>
+            <w:proofErr w:type="spellEnd"/>
+            <w:r>
+              <w:rPr>
+                <w:b/>
+                <w:bCs/>
+                <w:highlight w:val="yellow"/>
+              </w:rPr>
+              <w:t>/*"</w:t>
             </w:r>
           </w:p>
           <w:p>
@@ -2004,6 +2098,23 @@
                 <w:bCs/>
                 <w:highlight w:val="yellow"/>
               </w:rPr>
+              <w:t>  ]</w:t>
+            </w:r>
+          </w:p>
+          <w:p>
+            <w:pPr>
+              <w:rPr>
+                <w:b/>
+                <w:bCs/>
+                <w:highlight w:val="yellow"/>
+              </w:rPr>
+            </w:pPr>
+            <w:r>
+              <w:rPr>
+                <w:b/>
+                <w:bCs/>
+                <w:highlight w:val="yellow"/>
+              </w:rPr>
               <w:t>}</w:t>
             </w:r>
           </w:p>
@@ -2243,6 +2354,7 @@
           <w:b/>
           <w:bCs/>
         </w:rPr>
+        <w:lastRenderedPageBreak/>
         <w:t>outDir</w:t>
       </w:r>
       <w:proofErr w:type="spellEnd"/>
@@ -2288,6 +2400,84 @@
       <w:r>
         <w:t xml:space="preserve"> folder.</w:t>
       </w:r>
+    </w:p>
+    <w:p>
+      <w:pPr>
+        <w:spacing w:after="0" w:line="240" w:lineRule="auto"/>
+      </w:pPr>
+      <w:r>
+        <w:rPr>
+          <w:b/>
+          <w:bCs/>
+        </w:rPr>
+        <w:t xml:space="preserve">"strict": </w:t>
+      </w:r>
+      <w:proofErr w:type="gramStart"/>
+      <w:r>
+        <w:rPr>
+          <w:b/>
+          <w:bCs/>
+        </w:rPr>
+        <w:t>true</w:t>
+      </w:r>
+      <w:r>
+        <w:rPr>
+          <w:b/>
+          <w:bCs/>
+        </w:rPr>
+        <w:t xml:space="preserve"> :</w:t>
+      </w:r>
+      <w:proofErr w:type="gramEnd"/>
+      <w:r>
+        <w:rPr>
+          <w:b/>
+          <w:bCs/>
+        </w:rPr>
+        <w:t xml:space="preserve"> </w:t>
+      </w:r>
+      <w:r>
+        <w:t xml:space="preserve">it will make </w:t>
+      </w:r>
+      <w:proofErr w:type="spellStart"/>
+      <w:r>
+        <w:t>js</w:t>
+      </w:r>
+      <w:proofErr w:type="spellEnd"/>
+      <w:r>
+        <w:t xml:space="preserve"> as strict mode, adds </w:t>
+      </w:r>
+      <w:r>
+        <w:rPr>
+          <w:b/>
+          <w:bCs/>
+          <w:highlight w:val="yellow"/>
+        </w:rPr>
+        <w:t>“use strict”</w:t>
+      </w:r>
+      <w:r>
+        <w:rPr>
+          <w:b/>
+          <w:bCs/>
+          <w:highlight w:val="yellow"/>
+        </w:rPr>
+        <w:t>;</w:t>
+      </w:r>
+      <w:r>
+        <w:t xml:space="preserve"> in compiles </w:t>
+      </w:r>
+      <w:proofErr w:type="spellStart"/>
+      <w:r>
+        <w:t>js</w:t>
+      </w:r>
+      <w:proofErr w:type="spellEnd"/>
+      <w:r>
+        <w:t xml:space="preserve"> file.</w:t>
+      </w:r>
+    </w:p>
+    <w:p>
+      <w:pPr>
+        <w:spacing w:after="0" w:line="240" w:lineRule="auto"/>
+      </w:pPr>
     </w:p>
     <w:p>
       <w:pPr>
@@ -2470,14 +2660,7 @@
           <w:b/>
           <w:bCs/>
         </w:rPr>
-        <w:t>TypeScript is Case-sensitive</w:t>
-      </w:r>
-      <w:r>
-        <w:rPr>
-          <w:b/>
-          <w:bCs/>
-        </w:rPr>
-        <w:t>:</w:t>
+        <w:t>TypeScript is Case-sensitive:</w:t>
       </w:r>
     </w:p>
     <w:p>
@@ -2557,6 +2740,9 @@
         <w:spacing w:after="0" w:line="240" w:lineRule="auto"/>
       </w:pPr>
       <w:r>
+        <w:rPr>
+          <w:noProof/>
+        </w:rPr>
         <w:drawing>
           <wp:inline distT="0" distB="0" distL="0" distR="0" wp14:anchorId="7F2EB73C" wp14:editId="5A35D88C">
             <wp:extent cx="4038600" cy="2030865"/>
@@ -2902,427 +3088,644 @@
     <w:p>
       <w:pPr>
         <w:spacing w:after="0" w:line="240" w:lineRule="auto"/>
-      </w:pPr>
-    </w:p>
-    <w:p>
-      <w:pPr>
-        <w:spacing w:after="0" w:line="240" w:lineRule="auto"/>
-      </w:pPr>
-    </w:p>
-    <w:p>
-      <w:pPr>
-        <w:spacing w:after="0" w:line="240" w:lineRule="auto"/>
-      </w:pPr>
-    </w:p>
-    <w:p>
-      <w:pPr>
-        <w:spacing w:after="0" w:line="240" w:lineRule="auto"/>
-      </w:pPr>
-    </w:p>
-    <w:p>
-      <w:pPr>
-        <w:spacing w:after="0" w:line="240" w:lineRule="auto"/>
-      </w:pPr>
-    </w:p>
-    <w:p>
-      <w:pPr>
-        <w:spacing w:after="0" w:line="240" w:lineRule="auto"/>
-      </w:pPr>
-    </w:p>
-    <w:p>
-      <w:pPr>
-        <w:spacing w:after="0" w:line="240" w:lineRule="auto"/>
-      </w:pPr>
-    </w:p>
-    <w:p>
-      <w:pPr>
-        <w:spacing w:after="0" w:line="240" w:lineRule="auto"/>
-      </w:pPr>
-    </w:p>
-    <w:p>
-      <w:pPr>
-        <w:spacing w:after="0" w:line="240" w:lineRule="auto"/>
-      </w:pPr>
-    </w:p>
-    <w:p>
-      <w:pPr>
-        <w:spacing w:after="0" w:line="240" w:lineRule="auto"/>
-      </w:pPr>
-    </w:p>
-    <w:p>
-      <w:pPr>
-        <w:spacing w:after="0" w:line="240" w:lineRule="auto"/>
-      </w:pPr>
-    </w:p>
-    <w:p>
-      <w:pPr>
-        <w:spacing w:after="0" w:line="240" w:lineRule="auto"/>
-      </w:pPr>
-    </w:p>
-    <w:p>
-      <w:pPr>
-        <w:spacing w:after="0" w:line="240" w:lineRule="auto"/>
-      </w:pPr>
-    </w:p>
-    <w:p>
-      <w:pPr>
-        <w:spacing w:after="0" w:line="240" w:lineRule="auto"/>
-      </w:pPr>
-    </w:p>
-    <w:p>
-      <w:pPr>
-        <w:spacing w:after="0" w:line="240" w:lineRule="auto"/>
-      </w:pPr>
-    </w:p>
-    <w:p>
-      <w:pPr>
-        <w:spacing w:after="0" w:line="240" w:lineRule="auto"/>
-      </w:pPr>
-    </w:p>
-    <w:p>
-      <w:pPr>
-        <w:spacing w:after="0" w:line="240" w:lineRule="auto"/>
-      </w:pPr>
-    </w:p>
-    <w:p>
-      <w:pPr>
-        <w:spacing w:after="0" w:line="240" w:lineRule="auto"/>
-      </w:pPr>
-    </w:p>
-    <w:p>
-      <w:pPr>
-        <w:spacing w:after="0" w:line="240" w:lineRule="auto"/>
-      </w:pPr>
-    </w:p>
-    <w:p>
-      <w:pPr>
-        <w:spacing w:after="0" w:line="240" w:lineRule="auto"/>
-      </w:pPr>
-    </w:p>
-    <w:p>
-      <w:pPr>
-        <w:spacing w:after="0" w:line="240" w:lineRule="auto"/>
-      </w:pPr>
-    </w:p>
-    <w:p>
-      <w:pPr>
-        <w:spacing w:after="0" w:line="240" w:lineRule="auto"/>
-      </w:pPr>
-    </w:p>
-    <w:p>
-      <w:pPr>
-        <w:spacing w:after="0" w:line="240" w:lineRule="auto"/>
-      </w:pPr>
-    </w:p>
-    <w:p>
-      <w:pPr>
-        <w:spacing w:after="0" w:line="240" w:lineRule="auto"/>
-      </w:pPr>
-    </w:p>
-    <w:p>
-      <w:pPr>
-        <w:spacing w:after="0" w:line="240" w:lineRule="auto"/>
-      </w:pPr>
-    </w:p>
-    <w:p>
-      <w:pPr>
-        <w:spacing w:after="0" w:line="240" w:lineRule="auto"/>
-      </w:pPr>
-    </w:p>
-    <w:p>
-      <w:pPr>
-        <w:spacing w:after="0" w:line="240" w:lineRule="auto"/>
-      </w:pPr>
-    </w:p>
-    <w:p>
-      <w:pPr>
-        <w:spacing w:after="0" w:line="240" w:lineRule="auto"/>
-      </w:pPr>
-    </w:p>
-    <w:p>
-      <w:pPr>
-        <w:spacing w:after="0" w:line="240" w:lineRule="auto"/>
-      </w:pPr>
-    </w:p>
-    <w:p>
-      <w:pPr>
-        <w:spacing w:after="0" w:line="240" w:lineRule="auto"/>
-      </w:pPr>
-    </w:p>
-    <w:p>
-      <w:pPr>
-        <w:spacing w:after="0" w:line="240" w:lineRule="auto"/>
-      </w:pPr>
-    </w:p>
-    <w:p>
-      <w:pPr>
-        <w:spacing w:after="0" w:line="240" w:lineRule="auto"/>
-      </w:pPr>
-    </w:p>
-    <w:p>
-      <w:pPr>
-        <w:spacing w:after="0" w:line="240" w:lineRule="auto"/>
-      </w:pPr>
-    </w:p>
-    <w:p>
-      <w:pPr>
-        <w:spacing w:after="0" w:line="240" w:lineRule="auto"/>
-      </w:pPr>
-    </w:p>
-    <w:p>
-      <w:pPr>
-        <w:spacing w:after="0" w:line="240" w:lineRule="auto"/>
-      </w:pPr>
-    </w:p>
-    <w:p>
-      <w:pPr>
-        <w:spacing w:after="0" w:line="240" w:lineRule="auto"/>
-      </w:pPr>
-    </w:p>
-    <w:p>
-      <w:pPr>
-        <w:spacing w:after="0" w:line="240" w:lineRule="auto"/>
-      </w:pPr>
-    </w:p>
-    <w:p>
-      <w:pPr>
-        <w:spacing w:after="0" w:line="240" w:lineRule="auto"/>
-      </w:pPr>
-    </w:p>
-    <w:p>
-      <w:pPr>
-        <w:spacing w:after="0" w:line="240" w:lineRule="auto"/>
-      </w:pPr>
-    </w:p>
-    <w:p>
-      <w:pPr>
-        <w:spacing w:after="0" w:line="240" w:lineRule="auto"/>
-      </w:pPr>
-    </w:p>
-    <w:p>
-      <w:pPr>
-        <w:spacing w:after="0" w:line="240" w:lineRule="auto"/>
-      </w:pPr>
-    </w:p>
-    <w:p>
-      <w:pPr>
-        <w:spacing w:after="0" w:line="240" w:lineRule="auto"/>
-      </w:pPr>
-    </w:p>
-    <w:p>
-      <w:pPr>
-        <w:spacing w:after="0" w:line="240" w:lineRule="auto"/>
-      </w:pPr>
-    </w:p>
-    <w:p>
-      <w:pPr>
-        <w:spacing w:after="0" w:line="240" w:lineRule="auto"/>
-      </w:pPr>
-    </w:p>
-    <w:p>
-      <w:pPr>
-        <w:spacing w:after="0" w:line="240" w:lineRule="auto"/>
-      </w:pPr>
-    </w:p>
-    <w:p>
-      <w:pPr>
-        <w:spacing w:after="0" w:line="240" w:lineRule="auto"/>
-      </w:pPr>
-    </w:p>
-    <w:p>
-      <w:pPr>
-        <w:spacing w:after="0" w:line="240" w:lineRule="auto"/>
-      </w:pPr>
-    </w:p>
-    <w:p>
-      <w:pPr>
-        <w:spacing w:after="0" w:line="240" w:lineRule="auto"/>
-      </w:pPr>
-    </w:p>
-    <w:p>
-      <w:pPr>
-        <w:spacing w:after="0" w:line="240" w:lineRule="auto"/>
-      </w:pPr>
-    </w:p>
-    <w:p>
-      <w:pPr>
-        <w:spacing w:after="0" w:line="240" w:lineRule="auto"/>
-      </w:pPr>
-    </w:p>
-    <w:p>
-      <w:pPr>
-        <w:spacing w:after="0" w:line="240" w:lineRule="auto"/>
-      </w:pPr>
-    </w:p>
-    <w:p>
-      <w:pPr>
-        <w:spacing w:after="0" w:line="240" w:lineRule="auto"/>
-      </w:pPr>
-    </w:p>
-    <w:p>
-      <w:pPr>
-        <w:spacing w:after="0" w:line="240" w:lineRule="auto"/>
-      </w:pPr>
-    </w:p>
-    <w:p>
-      <w:pPr>
-        <w:spacing w:after="0" w:line="240" w:lineRule="auto"/>
-      </w:pPr>
-    </w:p>
-    <w:p>
-      <w:pPr>
-        <w:spacing w:after="0" w:line="240" w:lineRule="auto"/>
-      </w:pPr>
-    </w:p>
-    <w:p>
-      <w:pPr>
-        <w:spacing w:after="0" w:line="240" w:lineRule="auto"/>
-      </w:pPr>
-    </w:p>
-    <w:p>
-      <w:pPr>
-        <w:spacing w:after="0" w:line="240" w:lineRule="auto"/>
-      </w:pPr>
-    </w:p>
-    <w:p>
-      <w:pPr>
-        <w:spacing w:after="0" w:line="240" w:lineRule="auto"/>
-      </w:pPr>
-    </w:p>
-    <w:p>
-      <w:pPr>
-        <w:spacing w:after="0" w:line="240" w:lineRule="auto"/>
-      </w:pPr>
-    </w:p>
-    <w:p>
-      <w:pPr>
-        <w:spacing w:after="0" w:line="240" w:lineRule="auto"/>
-      </w:pPr>
-    </w:p>
-    <w:p>
-      <w:pPr>
-        <w:spacing w:after="0" w:line="240" w:lineRule="auto"/>
-      </w:pPr>
-    </w:p>
-    <w:p>
-      <w:pPr>
-        <w:spacing w:after="0" w:line="240" w:lineRule="auto"/>
-      </w:pPr>
-    </w:p>
-    <w:p>
-      <w:pPr>
-        <w:spacing w:after="0" w:line="240" w:lineRule="auto"/>
-      </w:pPr>
-    </w:p>
-    <w:p>
-      <w:pPr>
-        <w:spacing w:after="0" w:line="240" w:lineRule="auto"/>
-      </w:pPr>
-    </w:p>
-    <w:p>
-      <w:pPr>
-        <w:spacing w:after="0" w:line="240" w:lineRule="auto"/>
-      </w:pPr>
-    </w:p>
-    <w:p>
-      <w:pPr>
-        <w:spacing w:after="0" w:line="240" w:lineRule="auto"/>
-      </w:pPr>
-    </w:p>
-    <w:p>
-      <w:pPr>
-        <w:spacing w:after="0" w:line="240" w:lineRule="auto"/>
-      </w:pPr>
-    </w:p>
-    <w:p>
-      <w:pPr>
-        <w:spacing w:after="0" w:line="240" w:lineRule="auto"/>
-      </w:pPr>
-    </w:p>
-    <w:p>
-      <w:pPr>
-        <w:spacing w:after="0" w:line="240" w:lineRule="auto"/>
-      </w:pPr>
-    </w:p>
-    <w:p>
-      <w:pPr>
-        <w:spacing w:after="0" w:line="240" w:lineRule="auto"/>
-      </w:pPr>
-    </w:p>
-    <w:p>
-      <w:pPr>
-        <w:spacing w:after="0" w:line="240" w:lineRule="auto"/>
-      </w:pPr>
-    </w:p>
-    <w:p>
-      <w:pPr>
-        <w:spacing w:after="0" w:line="240" w:lineRule="auto"/>
-      </w:pPr>
-    </w:p>
-    <w:p>
-      <w:pPr>
-        <w:spacing w:after="0" w:line="240" w:lineRule="auto"/>
-      </w:pPr>
-    </w:p>
-    <w:p>
-      <w:pPr>
-        <w:spacing w:after="0" w:line="240" w:lineRule="auto"/>
-      </w:pPr>
-    </w:p>
-    <w:p>
-      <w:pPr>
-        <w:spacing w:after="0" w:line="240" w:lineRule="auto"/>
-      </w:pPr>
-    </w:p>
-    <w:p>
-      <w:pPr>
-        <w:spacing w:after="0" w:line="240" w:lineRule="auto"/>
-      </w:pPr>
-    </w:p>
-    <w:p>
-      <w:pPr>
-        <w:spacing w:after="0" w:line="240" w:lineRule="auto"/>
-      </w:pPr>
-    </w:p>
-    <w:p>
-      <w:pPr>
-        <w:spacing w:after="0" w:line="240" w:lineRule="auto"/>
-      </w:pPr>
-    </w:p>
-    <w:p>
-      <w:pPr>
-        <w:spacing w:after="0" w:line="240" w:lineRule="auto"/>
-      </w:pPr>
-    </w:p>
-    <w:p>
-      <w:pPr>
-        <w:spacing w:after="0" w:line="240" w:lineRule="auto"/>
-      </w:pPr>
-    </w:p>
-    <w:p>
-      <w:pPr>
-        <w:spacing w:after="0" w:line="240" w:lineRule="auto"/>
-      </w:pPr>
-    </w:p>
-    <w:p>
-      <w:pPr>
-        <w:spacing w:after="0" w:line="240" w:lineRule="auto"/>
-      </w:pPr>
-    </w:p>
-    <w:p>
-      <w:pPr>
-        <w:spacing w:after="0" w:line="240" w:lineRule="auto"/>
-      </w:pPr>
-    </w:p>
-    <w:p>
-      <w:pPr>
-        <w:spacing w:after="0" w:line="240" w:lineRule="auto"/>
-      </w:pPr>
-    </w:p>
-    <w:p>
-      <w:pPr>
-        <w:spacing w:after="0" w:line="240" w:lineRule="auto"/>
-      </w:pPr>
+        <w:rPr>
+          <w:b/>
+          <w:bCs/>
+        </w:rPr>
+      </w:pPr>
+      <w:r>
+        <w:rPr>
+          <w:b/>
+          <w:bCs/>
+        </w:rPr>
+        <w:t>How many ways we can compile TS file to JS?</w:t>
+      </w:r>
+    </w:p>
+    <w:p>
+      <w:pPr>
+        <w:pStyle w:val="ListParagraph"/>
+        <w:numPr>
+          <w:ilvl w:val="0"/>
+          <w:numId w:val="29"/>
+        </w:numPr>
+        <w:spacing w:after="0" w:line="240" w:lineRule="auto"/>
+      </w:pPr>
+      <w:r>
+        <w:t xml:space="preserve">$ </w:t>
+      </w:r>
+      <w:proofErr w:type="spellStart"/>
+      <w:r>
+        <w:t>tsc</w:t>
+      </w:r>
+      <w:proofErr w:type="spellEnd"/>
+      <w:r>
+        <w:t xml:space="preserve"> </w:t>
+      </w:r>
+      <w:proofErr w:type="spellStart"/>
+      <w:r>
+        <w:t>filename.ts</w:t>
+      </w:r>
+      <w:proofErr w:type="spellEnd"/>
+      <w:r>
+        <w:t xml:space="preserve">      </w:t>
+      </w:r>
+      <w:r>
+        <w:sym w:font="Wingdings" w:char="F0E8"/>
+      </w:r>
+      <w:r>
+        <w:t xml:space="preserve"> </w:t>
+      </w:r>
+      <w:r>
+        <w:t xml:space="preserve">internally </w:t>
+      </w:r>
+      <w:r>
+        <w:t>it uses ES3</w:t>
+      </w:r>
+      <w:r>
+        <w:t xml:space="preserve"> while converting TS to JS.</w:t>
+      </w:r>
+      <w:r>
+        <w:t xml:space="preserve"> NOT </w:t>
+      </w:r>
+      <w:proofErr w:type="spellStart"/>
+      <w:r>
+        <w:t>Recommonded</w:t>
+      </w:r>
+      <w:proofErr w:type="spellEnd"/>
+      <w:r>
+        <w:t>.</w:t>
+      </w:r>
+    </w:p>
+    <w:p>
+      <w:pPr>
+        <w:pStyle w:val="ListParagraph"/>
+        <w:numPr>
+          <w:ilvl w:val="0"/>
+          <w:numId w:val="29"/>
+        </w:numPr>
+        <w:spacing w:after="0" w:line="240" w:lineRule="auto"/>
+      </w:pPr>
+      <w:r>
+        <w:t xml:space="preserve">$ </w:t>
+      </w:r>
+      <w:proofErr w:type="spellStart"/>
+      <w:r>
+        <w:t>tsc</w:t>
+      </w:r>
+      <w:proofErr w:type="spellEnd"/>
+      <w:r>
+        <w:t xml:space="preserve"> --</w:t>
+      </w:r>
+      <w:proofErr w:type="gramStart"/>
+      <w:r>
+        <w:t>target  es</w:t>
+      </w:r>
+      <w:proofErr w:type="gramEnd"/>
+      <w:r>
+        <w:t xml:space="preserve">6 </w:t>
+      </w:r>
+      <w:proofErr w:type="spellStart"/>
+      <w:r>
+        <w:t>fileName.ts</w:t>
+      </w:r>
+      <w:proofErr w:type="spellEnd"/>
+      <w:r>
+        <w:t xml:space="preserve">       </w:t>
+      </w:r>
+      <w:r>
+        <w:sym w:font="Wingdings" w:char="F0E8"/>
+      </w:r>
+      <w:r>
+        <w:t xml:space="preserve"> here we can mention higher versions of </w:t>
+      </w:r>
+      <w:proofErr w:type="spellStart"/>
+      <w:proofErr w:type="gramStart"/>
+      <w:r>
+        <w:t>ES..</w:t>
+      </w:r>
+      <w:proofErr w:type="gramEnd"/>
+      <w:r>
+        <w:t>like</w:t>
+      </w:r>
+      <w:proofErr w:type="spellEnd"/>
+      <w:r>
+        <w:t xml:space="preserve"> es5, es6…</w:t>
+      </w:r>
+    </w:p>
+    <w:p>
+      <w:pPr>
+        <w:pStyle w:val="ListParagraph"/>
+        <w:numPr>
+          <w:ilvl w:val="0"/>
+          <w:numId w:val="29"/>
+        </w:numPr>
+        <w:spacing w:after="0" w:line="240" w:lineRule="auto"/>
+      </w:pPr>
+      <w:r>
+        <w:t xml:space="preserve">By using </w:t>
+      </w:r>
+      <w:proofErr w:type="spellStart"/>
+      <w:r>
+        <w:t>tsconfig.json</w:t>
+      </w:r>
+      <w:proofErr w:type="spellEnd"/>
+      <w:r>
+        <w:t xml:space="preserve"> file.</w:t>
+      </w:r>
+      <w:r>
+        <w:t xml:space="preserve">      </w:t>
+      </w:r>
+      <w:r>
+        <w:sym w:font="Wingdings" w:char="F0E8"/>
+      </w:r>
+      <w:r>
+        <w:t xml:space="preserve"> here we can mention higher versions</w:t>
+      </w:r>
+      <w:r>
+        <w:t xml:space="preserve"> and some many properties.</w:t>
+      </w:r>
+    </w:p>
+    <w:p>
+      <w:pPr>
+        <w:spacing w:after="0" w:line="240" w:lineRule="auto"/>
+      </w:pPr>
+    </w:p>
+    <w:p>
+      <w:pPr>
+        <w:spacing w:after="0" w:line="240" w:lineRule="auto"/>
+      </w:pPr>
+    </w:p>
+    <w:p>
+      <w:pPr>
+        <w:spacing w:after="0" w:line="240" w:lineRule="auto"/>
+      </w:pPr>
+    </w:p>
+    <w:p>
+      <w:pPr>
+        <w:spacing w:after="0" w:line="240" w:lineRule="auto"/>
+      </w:pPr>
+    </w:p>
+    <w:p>
+      <w:pPr>
+        <w:spacing w:after="0" w:line="240" w:lineRule="auto"/>
+      </w:pPr>
+    </w:p>
+    <w:p>
+      <w:pPr>
+        <w:spacing w:after="0" w:line="240" w:lineRule="auto"/>
+      </w:pPr>
+    </w:p>
+    <w:p>
+      <w:pPr>
+        <w:spacing w:after="0" w:line="240" w:lineRule="auto"/>
+      </w:pPr>
+    </w:p>
+    <w:p>
+      <w:pPr>
+        <w:spacing w:after="0" w:line="240" w:lineRule="auto"/>
+      </w:pPr>
+    </w:p>
+    <w:p>
+      <w:pPr>
+        <w:spacing w:after="0" w:line="240" w:lineRule="auto"/>
+      </w:pPr>
+    </w:p>
+    <w:p>
+      <w:pPr>
+        <w:spacing w:after="0" w:line="240" w:lineRule="auto"/>
+      </w:pPr>
+    </w:p>
+    <w:p>
+      <w:pPr>
+        <w:spacing w:after="0" w:line="240" w:lineRule="auto"/>
+      </w:pPr>
+    </w:p>
+    <w:p>
+      <w:pPr>
+        <w:spacing w:after="0" w:line="240" w:lineRule="auto"/>
+      </w:pPr>
+    </w:p>
+    <w:p>
+      <w:pPr>
+        <w:spacing w:after="0" w:line="240" w:lineRule="auto"/>
+      </w:pPr>
+    </w:p>
+    <w:p>
+      <w:pPr>
+        <w:spacing w:after="0" w:line="240" w:lineRule="auto"/>
+      </w:pPr>
+    </w:p>
+    <w:p>
+      <w:pPr>
+        <w:spacing w:after="0" w:line="240" w:lineRule="auto"/>
+      </w:pPr>
+    </w:p>
+    <w:p>
+      <w:pPr>
+        <w:spacing w:after="0" w:line="240" w:lineRule="auto"/>
+      </w:pPr>
+    </w:p>
+    <w:p>
+      <w:pPr>
+        <w:spacing w:after="0" w:line="240" w:lineRule="auto"/>
+      </w:pPr>
+    </w:p>
+    <w:p>
+      <w:pPr>
+        <w:spacing w:after="0" w:line="240" w:lineRule="auto"/>
+      </w:pPr>
+    </w:p>
+    <w:p>
+      <w:pPr>
+        <w:spacing w:after="0" w:line="240" w:lineRule="auto"/>
+      </w:pPr>
+    </w:p>
+    <w:p>
+      <w:pPr>
+        <w:spacing w:after="0" w:line="240" w:lineRule="auto"/>
+      </w:pPr>
+    </w:p>
+    <w:p>
+      <w:pPr>
+        <w:spacing w:after="0" w:line="240" w:lineRule="auto"/>
+      </w:pPr>
+    </w:p>
+    <w:p>
+      <w:pPr>
+        <w:spacing w:after="0" w:line="240" w:lineRule="auto"/>
+      </w:pPr>
+    </w:p>
+    <w:p>
+      <w:pPr>
+        <w:spacing w:after="0" w:line="240" w:lineRule="auto"/>
+      </w:pPr>
+    </w:p>
+    <w:p>
+      <w:pPr>
+        <w:spacing w:after="0" w:line="240" w:lineRule="auto"/>
+      </w:pPr>
+    </w:p>
+    <w:p>
+      <w:pPr>
+        <w:spacing w:after="0" w:line="240" w:lineRule="auto"/>
+      </w:pPr>
+    </w:p>
+    <w:p>
+      <w:pPr>
+        <w:spacing w:after="0" w:line="240" w:lineRule="auto"/>
+      </w:pPr>
+    </w:p>
+    <w:p>
+      <w:pPr>
+        <w:spacing w:after="0" w:line="240" w:lineRule="auto"/>
+      </w:pPr>
+    </w:p>
+    <w:p>
+      <w:pPr>
+        <w:spacing w:after="0" w:line="240" w:lineRule="auto"/>
+      </w:pPr>
+    </w:p>
+    <w:p>
+      <w:pPr>
+        <w:spacing w:after="0" w:line="240" w:lineRule="auto"/>
+      </w:pPr>
+    </w:p>
+    <w:p>
+      <w:pPr>
+        <w:spacing w:after="0" w:line="240" w:lineRule="auto"/>
+      </w:pPr>
+    </w:p>
+    <w:p>
+      <w:pPr>
+        <w:spacing w:after="0" w:line="240" w:lineRule="auto"/>
+      </w:pPr>
+    </w:p>
+    <w:p>
+      <w:pPr>
+        <w:spacing w:after="0" w:line="240" w:lineRule="auto"/>
+      </w:pPr>
+    </w:p>
+    <w:p>
+      <w:pPr>
+        <w:spacing w:after="0" w:line="240" w:lineRule="auto"/>
+      </w:pPr>
+    </w:p>
+    <w:p>
+      <w:pPr>
+        <w:spacing w:after="0" w:line="240" w:lineRule="auto"/>
+      </w:pPr>
+    </w:p>
+    <w:p>
+      <w:pPr>
+        <w:spacing w:after="0" w:line="240" w:lineRule="auto"/>
+      </w:pPr>
+    </w:p>
+    <w:p>
+      <w:pPr>
+        <w:spacing w:after="0" w:line="240" w:lineRule="auto"/>
+      </w:pPr>
+    </w:p>
+    <w:p>
+      <w:pPr>
+        <w:spacing w:after="0" w:line="240" w:lineRule="auto"/>
+      </w:pPr>
+    </w:p>
+    <w:p>
+      <w:pPr>
+        <w:spacing w:after="0" w:line="240" w:lineRule="auto"/>
+      </w:pPr>
+    </w:p>
+    <w:p>
+      <w:pPr>
+        <w:spacing w:after="0" w:line="240" w:lineRule="auto"/>
+      </w:pPr>
+    </w:p>
+    <w:p>
+      <w:pPr>
+        <w:spacing w:after="0" w:line="240" w:lineRule="auto"/>
+      </w:pPr>
+    </w:p>
+    <w:p>
+      <w:pPr>
+        <w:spacing w:after="0" w:line="240" w:lineRule="auto"/>
+      </w:pPr>
+    </w:p>
+    <w:p>
+      <w:pPr>
+        <w:spacing w:after="0" w:line="240" w:lineRule="auto"/>
+      </w:pPr>
+    </w:p>
+    <w:p>
+      <w:pPr>
+        <w:spacing w:after="0" w:line="240" w:lineRule="auto"/>
+      </w:pPr>
+    </w:p>
+    <w:p>
+      <w:pPr>
+        <w:spacing w:after="0" w:line="240" w:lineRule="auto"/>
+      </w:pPr>
+    </w:p>
+    <w:p>
+      <w:pPr>
+        <w:spacing w:after="0" w:line="240" w:lineRule="auto"/>
+      </w:pPr>
+    </w:p>
+    <w:p>
+      <w:pPr>
+        <w:spacing w:after="0" w:line="240" w:lineRule="auto"/>
+      </w:pPr>
+    </w:p>
+    <w:p>
+      <w:pPr>
+        <w:spacing w:after="0" w:line="240" w:lineRule="auto"/>
+      </w:pPr>
+    </w:p>
+    <w:p>
+      <w:pPr>
+        <w:spacing w:after="0" w:line="240" w:lineRule="auto"/>
+      </w:pPr>
+    </w:p>
+    <w:p>
+      <w:pPr>
+        <w:spacing w:after="0" w:line="240" w:lineRule="auto"/>
+      </w:pPr>
+    </w:p>
+    <w:p>
+      <w:pPr>
+        <w:spacing w:after="0" w:line="240" w:lineRule="auto"/>
+      </w:pPr>
+    </w:p>
+    <w:p>
+      <w:pPr>
+        <w:spacing w:after="0" w:line="240" w:lineRule="auto"/>
+      </w:pPr>
+    </w:p>
+    <w:p>
+      <w:pPr>
+        <w:spacing w:after="0" w:line="240" w:lineRule="auto"/>
+      </w:pPr>
+    </w:p>
+    <w:p>
+      <w:pPr>
+        <w:spacing w:after="0" w:line="240" w:lineRule="auto"/>
+      </w:pPr>
+    </w:p>
+    <w:p>
+      <w:pPr>
+        <w:spacing w:after="0" w:line="240" w:lineRule="auto"/>
+      </w:pPr>
+    </w:p>
+    <w:p>
+      <w:pPr>
+        <w:spacing w:after="0" w:line="240" w:lineRule="auto"/>
+      </w:pPr>
+    </w:p>
+    <w:p>
+      <w:pPr>
+        <w:spacing w:after="0" w:line="240" w:lineRule="auto"/>
+      </w:pPr>
+    </w:p>
+    <w:p>
+      <w:pPr>
+        <w:spacing w:after="0" w:line="240" w:lineRule="auto"/>
+      </w:pPr>
+    </w:p>
+    <w:p>
+      <w:pPr>
+        <w:spacing w:after="0" w:line="240" w:lineRule="auto"/>
+      </w:pPr>
+    </w:p>
+    <w:p>
+      <w:pPr>
+        <w:spacing w:after="0" w:line="240" w:lineRule="auto"/>
+      </w:pPr>
+    </w:p>
+    <w:p>
+      <w:pPr>
+        <w:spacing w:after="0" w:line="240" w:lineRule="auto"/>
+      </w:pPr>
+    </w:p>
+    <w:p>
+      <w:pPr>
+        <w:spacing w:after="0" w:line="240" w:lineRule="auto"/>
+      </w:pPr>
+    </w:p>
+    <w:p>
+      <w:pPr>
+        <w:spacing w:after="0" w:line="240" w:lineRule="auto"/>
+      </w:pPr>
+    </w:p>
+    <w:p>
+      <w:pPr>
+        <w:spacing w:after="0" w:line="240" w:lineRule="auto"/>
+      </w:pPr>
+    </w:p>
+    <w:p>
+      <w:pPr>
+        <w:spacing w:after="0" w:line="240" w:lineRule="auto"/>
+      </w:pPr>
+    </w:p>
+    <w:p>
+      <w:pPr>
+        <w:spacing w:after="0" w:line="240" w:lineRule="auto"/>
+      </w:pPr>
+    </w:p>
+    <w:p>
+      <w:pPr>
+        <w:spacing w:after="0" w:line="240" w:lineRule="auto"/>
+      </w:pPr>
+    </w:p>
+    <w:p>
+      <w:pPr>
+        <w:spacing w:after="0" w:line="240" w:lineRule="auto"/>
+      </w:pPr>
+    </w:p>
+    <w:p>
+      <w:pPr>
+        <w:spacing w:after="0" w:line="240" w:lineRule="auto"/>
+      </w:pPr>
+    </w:p>
+    <w:p>
+      <w:pPr>
+        <w:spacing w:after="0" w:line="240" w:lineRule="auto"/>
+      </w:pPr>
+    </w:p>
+    <w:p>
+      <w:pPr>
+        <w:spacing w:after="0" w:line="240" w:lineRule="auto"/>
+      </w:pPr>
+    </w:p>
+    <w:p>
+      <w:pPr>
+        <w:spacing w:after="0" w:line="240" w:lineRule="auto"/>
+      </w:pPr>
+    </w:p>
+    <w:p>
+      <w:pPr>
+        <w:spacing w:after="0" w:line="240" w:lineRule="auto"/>
+      </w:pPr>
+    </w:p>
+    <w:p>
+      <w:pPr>
+        <w:spacing w:after="0" w:line="240" w:lineRule="auto"/>
+      </w:pPr>
+    </w:p>
+    <w:p>
+      <w:pPr>
+        <w:spacing w:after="0" w:line="240" w:lineRule="auto"/>
+      </w:pPr>
+    </w:p>
+    <w:p>
+      <w:pPr>
+        <w:spacing w:after="0" w:line="240" w:lineRule="auto"/>
+      </w:pPr>
+    </w:p>
+    <w:p>
+      <w:pPr>
+        <w:spacing w:after="0" w:line="240" w:lineRule="auto"/>
+      </w:pPr>
+    </w:p>
+    <w:p>
+      <w:pPr>
+        <w:spacing w:after="0" w:line="240" w:lineRule="auto"/>
+      </w:pPr>
+    </w:p>
+    <w:p>
+      <w:pPr>
+        <w:spacing w:after="0" w:line="240" w:lineRule="auto"/>
+      </w:pPr>
+    </w:p>
+    <w:p>
+      <w:pPr>
+        <w:spacing w:after="0" w:line="240" w:lineRule="auto"/>
+      </w:pPr>
+    </w:p>
+    <w:p>
+      <w:pPr>
+        <w:spacing w:after="0" w:line="240" w:lineRule="auto"/>
+      </w:pPr>
+    </w:p>
+    <w:p>
+      <w:pPr>
+        <w:spacing w:after="0" w:line="240" w:lineRule="auto"/>
+      </w:pPr>
+    </w:p>
+    <w:p>
+      <w:pPr>
+        <w:spacing w:after="0" w:line="240" w:lineRule="auto"/>
+      </w:pPr>
+    </w:p>
+    <w:p>
+      <w:pPr>
+        <w:spacing w:after="0" w:line="240" w:lineRule="auto"/>
+      </w:pPr>
+    </w:p>
+    <w:p>
+      <w:pPr>
+        <w:spacing w:after="0" w:line="240" w:lineRule="auto"/>
+      </w:pPr>
+    </w:p>
+    <w:p>
+      <w:pPr>
+        <w:spacing w:after="0" w:line="240" w:lineRule="auto"/>
+      </w:pPr>
+      <w:r>
+        <w:t xml:space="preserve">Commands: </w:t>
+      </w:r>
+    </w:p>
+    <w:p>
+      <w:pPr>
+        <w:spacing w:after="0" w:line="240" w:lineRule="auto"/>
+      </w:pPr>
+      <w:r>
+        <w:t xml:space="preserve">$ </w:t>
+      </w:r>
+      <w:proofErr w:type="spellStart"/>
+      <w:r>
+        <w:t>tsc</w:t>
+      </w:r>
+      <w:proofErr w:type="spellEnd"/>
+      <w:r>
+        <w:t xml:space="preserve"> </w:t>
+      </w:r>
+      <w:r>
+        <w:t>--</w:t>
+      </w:r>
+      <w:r>
+        <w:t>watch</w:t>
+      </w:r>
+    </w:p>
+    <w:p>
+      <w:pPr>
+        <w:spacing w:after="0" w:line="240" w:lineRule="auto"/>
+      </w:pPr>
+      <w:r>
+        <w:t xml:space="preserve">$ </w:t>
+      </w:r>
+      <w:proofErr w:type="spellStart"/>
+      <w:r>
+        <w:t>tsc</w:t>
+      </w:r>
+      <w:proofErr w:type="spellEnd"/>
+      <w:r>
+        <w:t xml:space="preserve"> </w:t>
+      </w:r>
+      <w:r>
+        <w:t>--</w:t>
+      </w:r>
+      <w:proofErr w:type="spellStart"/>
+      <w:r>
+        <w:t>init</w:t>
+      </w:r>
+      <w:proofErr w:type="spellEnd"/>
+    </w:p>
+    <w:p>
+      <w:pPr>
+        <w:spacing w:after="0" w:line="240" w:lineRule="auto"/>
+      </w:pPr>
+      <w:r>
+        <w:t xml:space="preserve">$ </w:t>
+      </w:r>
     </w:p>
     <w:sectPr>
       <w:pgSz w:w="11906" w:h="16838"/>
@@ -5301,6 +5704,95 @@
     </w:lvl>
   </w:abstractNum>
   <w:abstractNum w:abstractNumId="16" w15:restartNumberingAfterBreak="0">
+    <w:nsid w:val="49D06393"/>
+    <w:multiLevelType w:val="hybridMultilevel"/>
+    <w:tmpl w:val="DC30A466"/>
+    <w:lvl w:ilvl="0" w:tplc="4009000F">
+      <w:start w:val="1"/>
+      <w:numFmt w:val="decimal"/>
+      <w:lvlText w:val="%1."/>
+      <w:lvlJc w:val="left"/>
+      <w:pPr>
+        <w:ind w:left="720" w:hanging="360"/>
+      </w:pPr>
+      <w:rPr>
+        <w:rFonts w:hint="default"/>
+      </w:rPr>
+    </w:lvl>
+    <w:lvl w:ilvl="1" w:tplc="40090019" w:tentative="1">
+      <w:start w:val="1"/>
+      <w:numFmt w:val="lowerLetter"/>
+      <w:lvlText w:val="%2."/>
+      <w:lvlJc w:val="left"/>
+      <w:pPr>
+        <w:ind w:left="1440" w:hanging="360"/>
+      </w:pPr>
+    </w:lvl>
+    <w:lvl w:ilvl="2" w:tplc="4009001B" w:tentative="1">
+      <w:start w:val="1"/>
+      <w:numFmt w:val="lowerRoman"/>
+      <w:lvlText w:val="%3."/>
+      <w:lvlJc w:val="right"/>
+      <w:pPr>
+        <w:ind w:left="2160" w:hanging="180"/>
+      </w:pPr>
+    </w:lvl>
+    <w:lvl w:ilvl="3" w:tplc="4009000F" w:tentative="1">
+      <w:start w:val="1"/>
+      <w:numFmt w:val="decimal"/>
+      <w:lvlText w:val="%4."/>
+      <w:lvlJc w:val="left"/>
+      <w:pPr>
+        <w:ind w:left="2880" w:hanging="360"/>
+      </w:pPr>
+    </w:lvl>
+    <w:lvl w:ilvl="4" w:tplc="40090019" w:tentative="1">
+      <w:start w:val="1"/>
+      <w:numFmt w:val="lowerLetter"/>
+      <w:lvlText w:val="%5."/>
+      <w:lvlJc w:val="left"/>
+      <w:pPr>
+        <w:ind w:left="3600" w:hanging="360"/>
+      </w:pPr>
+    </w:lvl>
+    <w:lvl w:ilvl="5" w:tplc="4009001B" w:tentative="1">
+      <w:start w:val="1"/>
+      <w:numFmt w:val="lowerRoman"/>
+      <w:lvlText w:val="%6."/>
+      <w:lvlJc w:val="right"/>
+      <w:pPr>
+        <w:ind w:left="4320" w:hanging="180"/>
+      </w:pPr>
+    </w:lvl>
+    <w:lvl w:ilvl="6" w:tplc="4009000F" w:tentative="1">
+      <w:start w:val="1"/>
+      <w:numFmt w:val="decimal"/>
+      <w:lvlText w:val="%7."/>
+      <w:lvlJc w:val="left"/>
+      <w:pPr>
+        <w:ind w:left="5040" w:hanging="360"/>
+      </w:pPr>
+    </w:lvl>
+    <w:lvl w:ilvl="7" w:tplc="40090019" w:tentative="1">
+      <w:start w:val="1"/>
+      <w:numFmt w:val="lowerLetter"/>
+      <w:lvlText w:val="%8."/>
+      <w:lvlJc w:val="left"/>
+      <w:pPr>
+        <w:ind w:left="5760" w:hanging="360"/>
+      </w:pPr>
+    </w:lvl>
+    <w:lvl w:ilvl="8" w:tplc="4009001B" w:tentative="1">
+      <w:start w:val="1"/>
+      <w:numFmt w:val="lowerRoman"/>
+      <w:lvlText w:val="%9."/>
+      <w:lvlJc w:val="right"/>
+      <w:pPr>
+        <w:ind w:left="6480" w:hanging="180"/>
+      </w:pPr>
+    </w:lvl>
+  </w:abstractNum>
+  <w:abstractNum w:abstractNumId="17" w15:restartNumberingAfterBreak="0">
     <w:nsid w:val="58516D6A"/>
     <w:multiLevelType w:val="hybridMultilevel"/>
     <w:tmpl w:val="00CCC8F0"/>
@@ -5389,7 +5881,7 @@
       </w:pPr>
     </w:lvl>
   </w:abstractNum>
-  <w:abstractNum w:abstractNumId="17" w15:restartNumberingAfterBreak="0">
+  <w:abstractNum w:abstractNumId="18" w15:restartNumberingAfterBreak="0">
     <w:nsid w:val="5DCD3B6F"/>
     <w:multiLevelType w:val="multilevel"/>
     <w:tmpl w:val="96AE20F8"/>
@@ -5538,7 +6030,7 @@
       </w:rPr>
     </w:lvl>
   </w:abstractNum>
-  <w:abstractNum w:abstractNumId="18" w15:restartNumberingAfterBreak="0">
+  <w:abstractNum w:abstractNumId="19" w15:restartNumberingAfterBreak="0">
     <w:nsid w:val="5F045E9B"/>
     <w:multiLevelType w:val="hybridMultilevel"/>
     <w:tmpl w:val="0910E5BA"/>
@@ -5627,7 +6119,7 @@
       </w:pPr>
     </w:lvl>
   </w:abstractNum>
-  <w:abstractNum w:abstractNumId="19" w15:restartNumberingAfterBreak="0">
+  <w:abstractNum w:abstractNumId="20" w15:restartNumberingAfterBreak="0">
     <w:nsid w:val="64880EC8"/>
     <w:multiLevelType w:val="hybridMultilevel"/>
     <w:tmpl w:val="0BECC98E"/>
@@ -5716,7 +6208,7 @@
       </w:pPr>
     </w:lvl>
   </w:abstractNum>
-  <w:abstractNum w:abstractNumId="20" w15:restartNumberingAfterBreak="0">
+  <w:abstractNum w:abstractNumId="21" w15:restartNumberingAfterBreak="0">
     <w:nsid w:val="683517A9"/>
     <w:multiLevelType w:val="multilevel"/>
     <w:tmpl w:val="D05E2A52"/>
@@ -5865,7 +6357,7 @@
       </w:rPr>
     </w:lvl>
   </w:abstractNum>
-  <w:abstractNum w:abstractNumId="21" w15:restartNumberingAfterBreak="0">
+  <w:abstractNum w:abstractNumId="22" w15:restartNumberingAfterBreak="0">
     <w:nsid w:val="6B5A2171"/>
     <w:multiLevelType w:val="multilevel"/>
     <w:tmpl w:val="4BA8F6A8"/>
@@ -6014,7 +6506,7 @@
       </w:rPr>
     </w:lvl>
   </w:abstractNum>
-  <w:abstractNum w:abstractNumId="22" w15:restartNumberingAfterBreak="0">
+  <w:abstractNum w:abstractNumId="23" w15:restartNumberingAfterBreak="0">
     <w:nsid w:val="6CD90AAA"/>
     <w:multiLevelType w:val="hybridMultilevel"/>
     <w:tmpl w:val="CB0867E8"/>
@@ -6103,7 +6595,7 @@
       </w:pPr>
     </w:lvl>
   </w:abstractNum>
-  <w:abstractNum w:abstractNumId="23" w15:restartNumberingAfterBreak="0">
+  <w:abstractNum w:abstractNumId="24" w15:restartNumberingAfterBreak="0">
     <w:nsid w:val="72044FAA"/>
     <w:multiLevelType w:val="multilevel"/>
     <w:tmpl w:val="F278844E"/>
@@ -6252,7 +6744,7 @@
       </w:rPr>
     </w:lvl>
   </w:abstractNum>
-  <w:abstractNum w:abstractNumId="24" w15:restartNumberingAfterBreak="0">
+  <w:abstractNum w:abstractNumId="25" w15:restartNumberingAfterBreak="0">
     <w:nsid w:val="74BE6604"/>
     <w:multiLevelType w:val="multilevel"/>
     <w:tmpl w:val="C5E69C6E"/>
@@ -6401,7 +6893,7 @@
       </w:rPr>
     </w:lvl>
   </w:abstractNum>
-  <w:abstractNum w:abstractNumId="25" w15:restartNumberingAfterBreak="0">
+  <w:abstractNum w:abstractNumId="26" w15:restartNumberingAfterBreak="0">
     <w:nsid w:val="75FC232B"/>
     <w:multiLevelType w:val="multilevel"/>
     <w:tmpl w:val="CE3A26CC"/>
@@ -6550,7 +7042,7 @@
       </w:rPr>
     </w:lvl>
   </w:abstractNum>
-  <w:abstractNum w:abstractNumId="26" w15:restartNumberingAfterBreak="0">
+  <w:abstractNum w:abstractNumId="27" w15:restartNumberingAfterBreak="0">
     <w:nsid w:val="769513EA"/>
     <w:multiLevelType w:val="multilevel"/>
     <w:tmpl w:val="4BF6ADA6"/>
@@ -6699,7 +7191,7 @@
       </w:rPr>
     </w:lvl>
   </w:abstractNum>
-  <w:abstractNum w:abstractNumId="27" w15:restartNumberingAfterBreak="0">
+  <w:abstractNum w:abstractNumId="28" w15:restartNumberingAfterBreak="0">
     <w:nsid w:val="76B67D00"/>
     <w:multiLevelType w:val="hybridMultilevel"/>
     <w:tmpl w:val="6ED44928"/>
@@ -6813,10 +7305,10 @@
     </w:lvl>
   </w:abstractNum>
   <w:num w:numId="1" w16cid:durableId="1786997795">
-    <w:abstractNumId w:val="20"/>
+    <w:abstractNumId w:val="21"/>
   </w:num>
   <w:num w:numId="2" w16cid:durableId="649095618">
-    <w:abstractNumId w:val="17"/>
+    <w:abstractNumId w:val="18"/>
   </w:num>
   <w:num w:numId="3" w16cid:durableId="1091312259">
     <w:abstractNumId w:val="1"/>
@@ -6828,7 +7320,7 @@
     <w:abstractNumId w:val="12"/>
   </w:num>
   <w:num w:numId="6" w16cid:durableId="393430431">
-    <w:abstractNumId w:val="22"/>
+    <w:abstractNumId w:val="23"/>
   </w:num>
   <w:num w:numId="7" w16cid:durableId="22755052">
     <w:abstractNumId w:val="6"/>
@@ -6846,13 +7338,13 @@
     <w:abstractNumId w:val="15"/>
   </w:num>
   <w:num w:numId="12" w16cid:durableId="329067514">
-    <w:abstractNumId w:val="16"/>
+    <w:abstractNumId w:val="17"/>
   </w:num>
   <w:num w:numId="13" w16cid:durableId="109862485">
-    <w:abstractNumId w:val="19"/>
+    <w:abstractNumId w:val="20"/>
   </w:num>
   <w:num w:numId="14" w16cid:durableId="161700848">
-    <w:abstractNumId w:val="23"/>
+    <w:abstractNumId w:val="24"/>
   </w:num>
   <w:num w:numId="15" w16cid:durableId="2023049815">
     <w:abstractNumId w:val="8"/>
@@ -6861,16 +7353,16 @@
     <w:abstractNumId w:val="5"/>
   </w:num>
   <w:num w:numId="17" w16cid:durableId="1681085876">
-    <w:abstractNumId w:val="24"/>
+    <w:abstractNumId w:val="25"/>
   </w:num>
   <w:num w:numId="18" w16cid:durableId="1762793056">
-    <w:abstractNumId w:val="25"/>
+    <w:abstractNumId w:val="26"/>
   </w:num>
   <w:num w:numId="19" w16cid:durableId="1371563757">
-    <w:abstractNumId w:val="18"/>
+    <w:abstractNumId w:val="19"/>
   </w:num>
   <w:num w:numId="20" w16cid:durableId="458688707">
-    <w:abstractNumId w:val="21"/>
+    <w:abstractNumId w:val="22"/>
   </w:num>
   <w:num w:numId="21" w16cid:durableId="451746149">
     <w:abstractNumId w:val="9"/>
@@ -6879,7 +7371,7 @@
     <w:abstractNumId w:val="10"/>
   </w:num>
   <w:num w:numId="23" w16cid:durableId="2069645773">
-    <w:abstractNumId w:val="27"/>
+    <w:abstractNumId w:val="28"/>
   </w:num>
   <w:num w:numId="24" w16cid:durableId="1712999510">
     <w:abstractNumId w:val="11"/>
@@ -6894,7 +7386,10 @@
     <w:abstractNumId w:val="0"/>
   </w:num>
   <w:num w:numId="28" w16cid:durableId="562521814">
-    <w:abstractNumId w:val="26"/>
+    <w:abstractNumId w:val="27"/>
+  </w:num>
+  <w:num w:numId="29" w16cid:durableId="1087654038">
+    <w:abstractNumId w:val="16"/>
   </w:num>
 </w:numbering>
 </file>
@@ -7500,6 +7995,7 @@
   <w:style w:type="character" w:default="1" w:styleId="DefaultParagraphFont">
     <w:name w:val="Default Paragraph Font"/>
     <w:uiPriority w:val="1"/>
+    <w:semiHidden/>
     <w:unhideWhenUsed/>
   </w:style>
   <w:style w:type="table" w:default="1" w:styleId="TableNormal">

--- a/UI_html_css_javascript/notes/TypeScript_6AM_2025.docx
+++ b/UI_html_css_javascript/notes/TypeScript_6AM_2025.docx
@@ -81,7 +81,10 @@
         <w:t>TypeScript</w:t>
       </w:r>
       <w:r>
-        <w:t> is a typed superset of JavaScript that compiles to plain JavaScript.</w:t>
+        <w:t> is a typed superset of JavaScript that compiles to plain JavaScript</w:t>
+      </w:r>
+      <w:r>
+        <w:t>…</w:t>
       </w:r>
     </w:p>
     <w:p>
@@ -134,32 +137,7 @@
           <w:b/>
           <w:bCs/>
         </w:rPr>
-        <w:t xml:space="preserve"> is also a JavaScript only, but in TS we use datatype to represent properties, methods, objects, </w:t>
-      </w:r>
-      <w:proofErr w:type="spellStart"/>
-      <w:proofErr w:type="gramStart"/>
-      <w:r>
-        <w:rPr>
-          <w:b/>
-          <w:bCs/>
-        </w:rPr>
-        <w:t>arrays..</w:t>
-      </w:r>
-      <w:proofErr w:type="gramEnd"/>
-      <w:r>
-        <w:rPr>
-          <w:b/>
-          <w:bCs/>
-        </w:rPr>
-        <w:t>etc</w:t>
-      </w:r>
-      <w:proofErr w:type="spellEnd"/>
-      <w:r>
-        <w:rPr>
-          <w:b/>
-          <w:bCs/>
-        </w:rPr>
-        <w:t>.</w:t>
+        <w:t xml:space="preserve"> is also a JavaScript only, but in TS we use datatype to represent properties, methods, objects, arrays..etc.</w:t>
       </w:r>
     </w:p>
     <w:p>
@@ -191,81 +169,36 @@
         <w:spacing w:after="0" w:line="240" w:lineRule="auto"/>
       </w:pPr>
       <w:r>
-        <w:t xml:space="preserve">But browser cannot </w:t>
-      </w:r>
-      <w:proofErr w:type="gramStart"/>
-      <w:r>
-        <w:t>executes</w:t>
-      </w:r>
-      <w:proofErr w:type="gramEnd"/>
-      <w:r>
-        <w:t xml:space="preserve"> TS. We need to convert TS code JS.</w:t>
-      </w:r>
-    </w:p>
-    <w:p>
-      <w:pPr>
-        <w:spacing w:after="0" w:line="240" w:lineRule="auto"/>
-      </w:pPr>
-    </w:p>
-    <w:p>
-      <w:pPr>
-        <w:spacing w:after="0" w:line="240" w:lineRule="auto"/>
-      </w:pPr>
-      <w:r>
-        <w:t>JS files extension is .</w:t>
-      </w:r>
-      <w:proofErr w:type="spellStart"/>
-      <w:r>
-        <w:t>js</w:t>
-      </w:r>
-      <w:proofErr w:type="spellEnd"/>
-      <w:r>
-        <w:t>.</w:t>
-      </w:r>
-    </w:p>
-    <w:p>
-      <w:pPr>
-        <w:spacing w:after="0" w:line="240" w:lineRule="auto"/>
-      </w:pPr>
-      <w:r>
-        <w:t>TS files extension is .</w:t>
-      </w:r>
-      <w:proofErr w:type="spellStart"/>
-      <w:r>
-        <w:t>ts</w:t>
-      </w:r>
-      <w:proofErr w:type="spellEnd"/>
-      <w:r>
-        <w:t>.</w:t>
-      </w:r>
-    </w:p>
-    <w:p>
-      <w:pPr>
-        <w:spacing w:after="0" w:line="240" w:lineRule="auto"/>
-      </w:pPr>
-      <w:proofErr w:type="gramStart"/>
-      <w:r>
-        <w:t>So</w:t>
-      </w:r>
-      <w:proofErr w:type="gramEnd"/>
-      <w:r>
-        <w:t xml:space="preserve"> we need to convert .</w:t>
-      </w:r>
-      <w:proofErr w:type="spellStart"/>
-      <w:r>
-        <w:t>ts</w:t>
-      </w:r>
-      <w:proofErr w:type="spellEnd"/>
-      <w:r>
-        <w:t xml:space="preserve"> files to .</w:t>
-      </w:r>
-      <w:proofErr w:type="spellStart"/>
-      <w:r>
-        <w:t>js</w:t>
-      </w:r>
-      <w:proofErr w:type="spellEnd"/>
-      <w:r>
-        <w:t xml:space="preserve"> files.</w:t>
+        <w:t>But browser cannot executes TS. We need to convert TS code JS.</w:t>
+      </w:r>
+    </w:p>
+    <w:p>
+      <w:pPr>
+        <w:spacing w:after="0" w:line="240" w:lineRule="auto"/>
+      </w:pPr>
+    </w:p>
+    <w:p>
+      <w:pPr>
+        <w:spacing w:after="0" w:line="240" w:lineRule="auto"/>
+      </w:pPr>
+      <w:r>
+        <w:t>JS files extension is .js.</w:t>
+      </w:r>
+    </w:p>
+    <w:p>
+      <w:pPr>
+        <w:spacing w:after="0" w:line="240" w:lineRule="auto"/>
+      </w:pPr>
+      <w:r>
+        <w:t>TS files extension is .ts.</w:t>
+      </w:r>
+    </w:p>
+    <w:p>
+      <w:pPr>
+        <w:spacing w:after="0" w:line="240" w:lineRule="auto"/>
+      </w:pPr>
+      <w:r>
+        <w:t>So we need to convert .ts files to .js files.</w:t>
       </w:r>
     </w:p>
     <w:p>
@@ -337,15 +270,7 @@
         <w:spacing w:after="0" w:line="240" w:lineRule="auto"/>
       </w:pPr>
       <w:r>
-        <w:t xml:space="preserve">Angular 1.0 is called as </w:t>
-      </w:r>
-      <w:proofErr w:type="spellStart"/>
-      <w:r>
-        <w:t>AjngularJS</w:t>
-      </w:r>
-      <w:proofErr w:type="spellEnd"/>
-      <w:r>
-        <w:t>.</w:t>
+        <w:t>Angular 1.0 is called as AjngularJS.</w:t>
       </w:r>
       <w:r>
         <w:t xml:space="preserve"> It is deprecated. No one is using now.</w:t>
@@ -356,15 +281,7 @@
         <w:spacing w:after="0" w:line="240" w:lineRule="auto"/>
       </w:pPr>
       <w:r>
-        <w:t xml:space="preserve">Angular 2.X + is called as </w:t>
-      </w:r>
-      <w:proofErr w:type="spellStart"/>
-      <w:r>
-        <w:t>Ajngular</w:t>
-      </w:r>
-      <w:proofErr w:type="spellEnd"/>
-      <w:r>
-        <w:t>.</w:t>
+        <w:t>Angular 2.X + is called as Ajngular.</w:t>
       </w:r>
     </w:p>
     <w:p>
@@ -411,18 +328,10 @@
         <w:spacing w:after="0" w:line="240" w:lineRule="auto"/>
       </w:pPr>
       <w:r>
-        <w:t xml:space="preserve">JavaScript was introduced as a language for the client </w:t>
-      </w:r>
-      <w:proofErr w:type="gramStart"/>
-      <w:r>
-        <w:t>side</w:t>
-      </w:r>
-      <w:r>
-        <w:t>[</w:t>
-      </w:r>
-      <w:proofErr w:type="gramEnd"/>
-      <w:r>
-        <w:t>browser side]</w:t>
+        <w:t>JavaScript was introduced as a language for the client side</w:t>
+      </w:r>
+      <w:r>
+        <w:t>[browser side]</w:t>
       </w:r>
       <w:r>
         <w:t>.</w:t>
@@ -489,40 +398,16 @@
         <w:t xml:space="preserve"> [classes, interfaces, all OOPS concepts]</w:t>
       </w:r>
       <w:r>
-        <w:t xml:space="preserve">, compiled </w:t>
-      </w:r>
-      <w:proofErr w:type="gramStart"/>
-      <w:r>
-        <w:t>language</w:t>
-      </w:r>
-      <w:r>
-        <w:t>[</w:t>
-      </w:r>
-      <w:proofErr w:type="gramEnd"/>
-      <w:r>
-        <w:t>.</w:t>
-      </w:r>
-      <w:proofErr w:type="spellStart"/>
-      <w:r>
-        <w:t>ts</w:t>
-      </w:r>
-      <w:proofErr w:type="spellEnd"/>
-      <w:r>
-        <w:t xml:space="preserve"> </w:t>
+        <w:t>, compiled language</w:t>
+      </w:r>
+      <w:r>
+        <w:t xml:space="preserve">[.ts </w:t>
       </w:r>
       <w:r>
         <w:sym w:font="Wingdings" w:char="F0E0"/>
       </w:r>
       <w:r>
-        <w:t xml:space="preserve"> .</w:t>
-      </w:r>
-      <w:proofErr w:type="spellStart"/>
-      <w:r>
-        <w:t>js</w:t>
-      </w:r>
-      <w:proofErr w:type="spellEnd"/>
-      <w:r>
-        <w:t>]</w:t>
+        <w:t xml:space="preserve"> .js]</w:t>
       </w:r>
       <w:r>
         <w:t>. </w:t>
@@ -623,13 +508,8 @@
         <w:spacing w:after="0" w:line="240" w:lineRule="auto"/>
       </w:pPr>
       <w:r>
-        <w:t xml:space="preserve">Typescript = JavaScript + datatype + classes + interfaces + annotations </w:t>
-      </w:r>
-      <w:proofErr w:type="gramStart"/>
-      <w:r>
-        <w:t>….etc.</w:t>
-      </w:r>
-      <w:proofErr w:type="gramEnd"/>
+        <w:t>Typescript = JavaScript + datatype + classes + interfaces + annotations ….etc.</w:t>
+      </w:r>
     </w:p>
     <w:p>
       <w:pPr>
@@ -700,18 +580,10 @@
         <w:spacing w:after="0" w:line="240" w:lineRule="auto"/>
       </w:pPr>
       <w:r>
-        <w:t xml:space="preserve">The ECMAScript </w:t>
-      </w:r>
-      <w:proofErr w:type="gramStart"/>
-      <w:r>
-        <w:t>specification</w:t>
-      </w:r>
-      <w:r>
-        <w:t>(</w:t>
-      </w:r>
-      <w:proofErr w:type="gramEnd"/>
-      <w:r>
-        <w:t>API)</w:t>
+        <w:t>The ECMAScript specification</w:t>
+      </w:r>
+      <w:r>
+        <w:t>(API)</w:t>
       </w:r>
       <w:r>
         <w:t xml:space="preserve"> is a standardized specification of a scripting language. </w:t>
@@ -863,15 +735,7 @@
         <w:spacing w:after="0" w:line="240" w:lineRule="auto"/>
       </w:pPr>
       <w:r>
-        <w:t xml:space="preserve">To work with TS, we need to download and install </w:t>
-      </w:r>
-      <w:proofErr w:type="spellStart"/>
-      <w:r>
-        <w:t>nodejs</w:t>
-      </w:r>
-      <w:proofErr w:type="spellEnd"/>
-      <w:r>
-        <w:t>.</w:t>
+        <w:t>To work with TS, we need to download and install nodejs.</w:t>
       </w:r>
     </w:p>
     <w:p>
@@ -919,21 +783,12 @@
                 <w:bCs/>
               </w:rPr>
             </w:pPr>
-            <w:proofErr w:type="spellStart"/>
             <w:r>
               <w:rPr>
                 <w:b/>
                 <w:bCs/>
               </w:rPr>
-              <w:t>npm</w:t>
-            </w:r>
-            <w:proofErr w:type="spellEnd"/>
-            <w:r>
-              <w:rPr>
-                <w:b/>
-                <w:bCs/>
-              </w:rPr>
-              <w:t xml:space="preserve"> install -g typescript</w:t>
+              <w:t>npm install -g typescript</w:t>
             </w:r>
           </w:p>
         </w:tc>
@@ -946,7 +801,6 @@
       <w:r>
         <w:t xml:space="preserve">Here </w:t>
       </w:r>
-      <w:proofErr w:type="spellStart"/>
       <w:r>
         <w:rPr>
           <w:b/>
@@ -954,7 +808,6 @@
         </w:rPr>
         <w:t>npm</w:t>
       </w:r>
-      <w:proofErr w:type="spellEnd"/>
       <w:r>
         <w:t xml:space="preserve"> means – </w:t>
       </w:r>
@@ -1076,7 +929,6 @@
       <w:r>
         <w:t xml:space="preserve">In java we have compiler called </w:t>
       </w:r>
-      <w:proofErr w:type="spellStart"/>
       <w:r>
         <w:rPr>
           <w:b/>
@@ -1084,11 +936,9 @@
         </w:rPr>
         <w:t>javac</w:t>
       </w:r>
-      <w:proofErr w:type="spellEnd"/>
       <w:r>
         <w:t xml:space="preserve">. Similarly in TS we have </w:t>
       </w:r>
-      <w:proofErr w:type="spellStart"/>
       <w:r>
         <w:rPr>
           <w:b/>
@@ -1096,7 +946,6 @@
         </w:rPr>
         <w:t>tsc</w:t>
       </w:r>
-      <w:proofErr w:type="spellEnd"/>
       <w:r>
         <w:t xml:space="preserve"> compiler.</w:t>
       </w:r>
@@ -1106,13 +955,8 @@
         <w:spacing w:after="0" w:line="240" w:lineRule="auto"/>
       </w:pPr>
       <w:r>
-        <w:t xml:space="preserve">$ </w:t>
-      </w:r>
-      <w:proofErr w:type="spellStart"/>
-      <w:r>
-        <w:t>tsc</w:t>
-      </w:r>
-      <w:proofErr w:type="spellEnd"/>
+        <w:t>$ tsc</w:t>
+      </w:r>
       <w:r>
         <w:t xml:space="preserve">  </w:t>
       </w:r>
@@ -1120,29 +964,16 @@
         <w:sym w:font="Wingdings" w:char="F0E0"/>
       </w:r>
       <w:r>
-        <w:t xml:space="preserve"> generates .</w:t>
-      </w:r>
-      <w:proofErr w:type="spellStart"/>
-      <w:r>
-        <w:t>js</w:t>
-      </w:r>
-      <w:proofErr w:type="spellEnd"/>
-      <w:r>
-        <w:t xml:space="preserve"> files.</w:t>
-      </w:r>
-    </w:p>
-    <w:p>
-      <w:pPr>
-        <w:spacing w:after="0" w:line="240" w:lineRule="auto"/>
-      </w:pPr>
-      <w:r>
-        <w:t xml:space="preserve">$ </w:t>
-      </w:r>
-      <w:proofErr w:type="spellStart"/>
-      <w:r>
-        <w:t>javac</w:t>
-      </w:r>
-      <w:proofErr w:type="spellEnd"/>
+        <w:t xml:space="preserve"> generates .js files.</w:t>
+      </w:r>
+    </w:p>
+    <w:p>
+      <w:pPr>
+        <w:spacing w:after="0" w:line="240" w:lineRule="auto"/>
+      </w:pPr>
+      <w:r>
+        <w:t>$ javac</w:t>
+      </w:r>
       <w:r>
         <w:t xml:space="preserve"> </w:t>
       </w:r>
@@ -1200,7 +1031,6 @@
             <w:r>
               <w:t xml:space="preserve">$ </w:t>
             </w:r>
-            <w:proofErr w:type="spellStart"/>
             <w:r>
               <w:rPr>
                 <w:b/>
@@ -1208,7 +1038,6 @@
               </w:rPr>
               <w:t>javac</w:t>
             </w:r>
-            <w:proofErr w:type="spellEnd"/>
             <w:r>
               <w:t xml:space="preserve"> filename</w:t>
             </w:r>
@@ -1226,11 +1055,7 @@
               <w:sym w:font="Wingdings" w:char="F0E8"/>
             </w:r>
             <w:r>
-              <w:t xml:space="preserve"> </w:t>
-            </w:r>
-            <w:proofErr w:type="spellStart"/>
-            <w:r>
-              <w:t>filename</w:t>
+              <w:t xml:space="preserve"> filename</w:t>
             </w:r>
             <w:r>
               <w:rPr>
@@ -1239,7 +1064,6 @@
               </w:rPr>
               <w:t>.class</w:t>
             </w:r>
-            <w:proofErr w:type="spellEnd"/>
           </w:p>
         </w:tc>
         <w:tc>
@@ -1254,7 +1078,6 @@
               </w:rPr>
               <w:t xml:space="preserve">$ </w:t>
             </w:r>
-            <w:proofErr w:type="spellStart"/>
             <w:r>
               <w:rPr>
                 <w:b/>
@@ -1269,13 +1092,8 @@
               </w:rPr>
               <w:t>sc</w:t>
             </w:r>
-            <w:proofErr w:type="spellEnd"/>
-            <w:r>
-              <w:t xml:space="preserve"> </w:t>
-            </w:r>
-            <w:proofErr w:type="spellStart"/>
-            <w:r>
-              <w:t>filename</w:t>
+            <w:r>
+              <w:t xml:space="preserve"> filename</w:t>
             </w:r>
             <w:r>
               <w:rPr>
@@ -1284,7 +1102,6 @@
               </w:rPr>
               <w:t>.ts</w:t>
             </w:r>
-            <w:proofErr w:type="spellEnd"/>
             <w:r>
               <w:t xml:space="preserve"> </w:t>
             </w:r>
@@ -1336,11 +1153,9 @@
             <w:tcW w:w="5228" w:type="dxa"/>
           </w:tcPr>
           <w:p>
-            <w:proofErr w:type="spellStart"/>
             <w:r>
               <w:t>Test.ts</w:t>
             </w:r>
-            <w:proofErr w:type="spellEnd"/>
           </w:p>
         </w:tc>
         <w:tc>
@@ -1361,13 +1176,8 @@
           </w:tcPr>
           <w:p>
             <w:r>
-              <w:t xml:space="preserve">let </w:t>
-            </w:r>
-            <w:proofErr w:type="spellStart"/>
-            <w:r>
-              <w:t>myName</w:t>
-            </w:r>
-            <w:proofErr w:type="spellEnd"/>
+              <w:t>let myName</w:t>
+            </w:r>
             <w:r>
               <w:rPr>
                 <w:b/>
@@ -1382,15 +1192,7 @@
           </w:p>
           <w:p>
             <w:r>
-              <w:t>console.log(</w:t>
-            </w:r>
-            <w:proofErr w:type="spellStart"/>
-            <w:r>
-              <w:t>myName</w:t>
-            </w:r>
-            <w:proofErr w:type="spellEnd"/>
-            <w:r>
-              <w:t>);</w:t>
+              <w:t>console.log(myName);</w:t>
             </w:r>
           </w:p>
         </w:tc>
@@ -1415,15 +1217,7 @@
           </w:p>
           <w:p>
             <w:r>
-              <w:t xml:space="preserve">        &lt;script </w:t>
-            </w:r>
-            <w:proofErr w:type="spellStart"/>
-            <w:r>
-              <w:t>src</w:t>
-            </w:r>
-            <w:proofErr w:type="spellEnd"/>
-            <w:r>
-              <w:t>="</w:t>
+              <w:t>        &lt;script src="</w:t>
             </w:r>
             <w:r>
               <w:rPr>
@@ -1558,17 +1352,8 @@
         <w:spacing w:after="0" w:line="240" w:lineRule="auto"/>
       </w:pPr>
       <w:r>
-        <w:t xml:space="preserve">If you want to compile TS file with different </w:t>
-      </w:r>
-      <w:proofErr w:type="gramStart"/>
-      <w:r>
-        <w:t>versions</w:t>
-      </w:r>
-      <w:proofErr w:type="gramEnd"/>
-      <w:r>
-        <w:t xml:space="preserve"> we need to add </w:t>
-      </w:r>
-      <w:proofErr w:type="spellStart"/>
+        <w:t xml:space="preserve">If you want to compile TS file with different versions we need to add </w:t>
+      </w:r>
       <w:r>
         <w:rPr>
           <w:b/>
@@ -1577,7 +1362,6 @@
         </w:rPr>
         <w:t>tsconfig.json</w:t>
       </w:r>
-      <w:proofErr w:type="spellEnd"/>
       <w:r>
         <w:t> file or the </w:t>
       </w:r>
@@ -1606,65 +1390,25 @@
         <w:spacing w:after="0" w:line="240" w:lineRule="auto"/>
       </w:pPr>
       <w:r>
-        <w:t>However, it is highly recommended to explicitly configure the target option in your </w:t>
-      </w:r>
-      <w:proofErr w:type="spellStart"/>
-      <w:r>
-        <w:t>tsconfig.json</w:t>
-      </w:r>
-      <w:proofErr w:type="spellEnd"/>
-      <w:r>
-        <w:t> file to a more modern version, such as ES2015 (ES6) or higher, to leverage modern JavaScript features and ensure compatibility with your target environment.</w:t>
-      </w:r>
-    </w:p>
-    <w:p>
-      <w:pPr>
-        <w:spacing w:after="0" w:line="240" w:lineRule="auto"/>
-      </w:pPr>
-    </w:p>
-    <w:p>
-      <w:pPr>
-        <w:spacing w:after="0" w:line="240" w:lineRule="auto"/>
-      </w:pPr>
-    </w:p>
-    <w:p>
-      <w:pPr>
-        <w:spacing w:after="0" w:line="240" w:lineRule="auto"/>
-      </w:pPr>
-      <w:r>
-        <w:t xml:space="preserve">We can </w:t>
-      </w:r>
-      <w:proofErr w:type="spellStart"/>
-      <w:r>
-        <w:t>compileTS</w:t>
-      </w:r>
-      <w:proofErr w:type="spellEnd"/>
-      <w:r>
-        <w:t xml:space="preserve"> file with target version </w:t>
-      </w:r>
-      <w:proofErr w:type="gramStart"/>
-      <w:r>
-        <w:t>also..</w:t>
-      </w:r>
-      <w:proofErr w:type="gramEnd"/>
-      <w:r>
-        <w:t xml:space="preserve"> </w:t>
-      </w:r>
-      <w:proofErr w:type="spellStart"/>
-      <w:r>
-        <w:t>lilke</w:t>
-      </w:r>
-      <w:proofErr w:type="spellEnd"/>
-      <w:r>
-        <w:t xml:space="preserve"> es</w:t>
-      </w:r>
-      <w:proofErr w:type="gramStart"/>
-      <w:r>
-        <w:t>3,es4..</w:t>
-      </w:r>
-      <w:proofErr w:type="gramEnd"/>
-      <w:r>
-        <w:t>es6.</w:t>
+        <w:t>However, it is highly recommended to explicitly configure the target option in your tsconfig.json file to a more modern version, such as ES2015 (ES6) or higher, to leverage modern JavaScript features and ensure compatibility with your target environment.</w:t>
+      </w:r>
+    </w:p>
+    <w:p>
+      <w:pPr>
+        <w:spacing w:after="0" w:line="240" w:lineRule="auto"/>
+      </w:pPr>
+    </w:p>
+    <w:p>
+      <w:pPr>
+        <w:spacing w:after="0" w:line="240" w:lineRule="auto"/>
+      </w:pPr>
+    </w:p>
+    <w:p>
+      <w:pPr>
+        <w:spacing w:after="0" w:line="240" w:lineRule="auto"/>
+      </w:pPr>
+      <w:r>
+        <w:t>We can compileTS file with target version also.. lilke es3,es4..es6.</w:t>
       </w:r>
     </w:p>
     <w:tbl>
@@ -1683,15 +1427,7 @@
           </w:tcPr>
           <w:p>
             <w:r>
-              <w:t xml:space="preserve">$ </w:t>
-            </w:r>
-            <w:proofErr w:type="spellStart"/>
-            <w:r>
-              <w:t>tsc</w:t>
-            </w:r>
-            <w:proofErr w:type="spellEnd"/>
-            <w:r>
-              <w:t xml:space="preserve"> </w:t>
+              <w:t xml:space="preserve">$ tsc </w:t>
             </w:r>
             <w:r>
               <w:rPr>
@@ -1726,25 +1462,7 @@
           <w:b/>
           <w:bCs/>
         </w:rPr>
-        <w:t xml:space="preserve">With </w:t>
-      </w:r>
-      <w:proofErr w:type="spellStart"/>
-      <w:proofErr w:type="gramStart"/>
-      <w:r>
-        <w:rPr>
-          <w:b/>
-          <w:bCs/>
-        </w:rPr>
-        <w:t>tsconfig.json</w:t>
-      </w:r>
-      <w:proofErr w:type="spellEnd"/>
-      <w:proofErr w:type="gramEnd"/>
-      <w:r>
-        <w:rPr>
-          <w:b/>
-          <w:bCs/>
-        </w:rPr>
-        <w:t>:</w:t>
+        <w:t>With tsconfig.json:</w:t>
       </w:r>
     </w:p>
     <w:tbl>
@@ -1774,8 +1492,6 @@
             <w:tcW w:w="3485" w:type="dxa"/>
           </w:tcPr>
           <w:p>
-            <w:proofErr w:type="spellStart"/>
-            <w:proofErr w:type="gramStart"/>
             <w:r>
               <w:rPr>
                 <w:b/>
@@ -1783,8 +1499,6 @@
               </w:rPr>
               <w:t>tsconfig.json</w:t>
             </w:r>
-            <w:proofErr w:type="spellEnd"/>
-            <w:proofErr w:type="gramEnd"/>
           </w:p>
         </w:tc>
         <w:tc>
@@ -1805,54 +1519,22 @@
           </w:tcPr>
           <w:p>
             <w:r>
-              <w:t xml:space="preserve">let </w:t>
-            </w:r>
-            <w:proofErr w:type="spellStart"/>
-            <w:r>
-              <w:t>stuName</w:t>
-            </w:r>
-            <w:proofErr w:type="spellEnd"/>
-            <w:r>
-              <w:t>: string = "Azad";</w:t>
+              <w:t>let stuName: string = "Azad";</w:t>
             </w:r>
           </w:p>
           <w:p>
             <w:r>
-              <w:t xml:space="preserve">let </w:t>
-            </w:r>
-            <w:proofErr w:type="spellStart"/>
-            <w:r>
-              <w:t>empName</w:t>
-            </w:r>
-            <w:proofErr w:type="spellEnd"/>
-            <w:r>
-              <w:t>: string = "Kamal";</w:t>
+              <w:t>let empName: string = "Kamal";</w:t>
             </w:r>
           </w:p>
           <w:p>
             <w:r>
-              <w:t>console.log(</w:t>
-            </w:r>
-            <w:proofErr w:type="spellStart"/>
-            <w:r>
-              <w:t>empName</w:t>
-            </w:r>
-            <w:proofErr w:type="spellEnd"/>
-            <w:r>
-              <w:t>);</w:t>
+              <w:t>console.log(empName);</w:t>
             </w:r>
           </w:p>
           <w:p>
             <w:r>
-              <w:t>console.log(</w:t>
-            </w:r>
-            <w:proofErr w:type="spellStart"/>
-            <w:r>
-              <w:t>stuName</w:t>
-            </w:r>
-            <w:proofErr w:type="spellEnd"/>
-            <w:r>
-              <w:t>);</w:t>
+              <w:t>console.log(stuName);</w:t>
             </w:r>
           </w:p>
         </w:tc>
@@ -1891,25 +1573,7 @@
                 <w:bCs/>
                 <w:highlight w:val="yellow"/>
               </w:rPr>
-              <w:t>  "</w:t>
-            </w:r>
-            <w:proofErr w:type="spellStart"/>
-            <w:r>
-              <w:rPr>
-                <w:b/>
-                <w:bCs/>
-                <w:highlight w:val="yellow"/>
-              </w:rPr>
-              <w:t>compilerOptions</w:t>
-            </w:r>
-            <w:proofErr w:type="spellEnd"/>
-            <w:r>
-              <w:rPr>
-                <w:b/>
-                <w:bCs/>
-                <w:highlight w:val="yellow"/>
-              </w:rPr>
-              <w:t>": {</w:t>
+              <w:t>  "compilerOptions": {</w:t>
             </w:r>
           </w:p>
           <w:p>
@@ -1943,43 +1607,7 @@
                 <w:bCs/>
                 <w:highlight w:val="yellow"/>
               </w:rPr>
-              <w:t>    "</w:t>
-            </w:r>
-            <w:proofErr w:type="spellStart"/>
-            <w:r>
-              <w:rPr>
-                <w:b/>
-                <w:bCs/>
-                <w:highlight w:val="yellow"/>
-              </w:rPr>
-              <w:t>outDir</w:t>
-            </w:r>
-            <w:proofErr w:type="spellEnd"/>
-            <w:r>
-              <w:rPr>
-                <w:b/>
-                <w:bCs/>
-                <w:highlight w:val="yellow"/>
-              </w:rPr>
-              <w:t xml:space="preserve">": </w:t>
-            </w:r>
-            <w:proofErr w:type="gramStart"/>
-            <w:r>
-              <w:rPr>
-                <w:b/>
-                <w:bCs/>
-                <w:highlight w:val="yellow"/>
-              </w:rPr>
-              <w:t>"./</w:t>
-            </w:r>
-            <w:proofErr w:type="gramEnd"/>
-            <w:r>
-              <w:rPr>
-                <w:b/>
-                <w:bCs/>
-                <w:highlight w:val="yellow"/>
-              </w:rPr>
-              <w:t>js"</w:t>
+              <w:t>    "outDir": "./js"</w:t>
             </w:r>
             <w:r>
               <w:rPr>
@@ -2063,25 +1691,7 @@
                 <w:bCs/>
                 <w:highlight w:val="yellow"/>
               </w:rPr>
-              <w:t>    "</w:t>
-            </w:r>
-            <w:proofErr w:type="spellStart"/>
-            <w:r>
-              <w:rPr>
-                <w:b/>
-                <w:bCs/>
-                <w:highlight w:val="yellow"/>
-              </w:rPr>
-              <w:t>ts</w:t>
-            </w:r>
-            <w:proofErr w:type="spellEnd"/>
-            <w:r>
-              <w:rPr>
-                <w:b/>
-                <w:bCs/>
-                <w:highlight w:val="yellow"/>
-              </w:rPr>
-              <w:t>/*"</w:t>
+              <w:t>    "ts/*"</w:t>
             </w:r>
           </w:p>
           <w:p>
@@ -2126,54 +1736,22 @@
           </w:tcPr>
           <w:p>
             <w:r>
-              <w:t xml:space="preserve">let </w:t>
-            </w:r>
-            <w:proofErr w:type="spellStart"/>
-            <w:r>
-              <w:t>stuName</w:t>
-            </w:r>
-            <w:proofErr w:type="spellEnd"/>
-            <w:r>
-              <w:t xml:space="preserve"> = "Azad";</w:t>
+              <w:t>let stuName = "Azad";</w:t>
             </w:r>
           </w:p>
           <w:p>
             <w:r>
-              <w:t xml:space="preserve">let </w:t>
-            </w:r>
-            <w:proofErr w:type="spellStart"/>
-            <w:r>
-              <w:t>empName</w:t>
-            </w:r>
-            <w:proofErr w:type="spellEnd"/>
-            <w:r>
-              <w:t xml:space="preserve"> = "Kamal";</w:t>
+              <w:t>let empName = "Kamal";</w:t>
             </w:r>
           </w:p>
           <w:p>
             <w:r>
-              <w:t>console.log(</w:t>
-            </w:r>
-            <w:proofErr w:type="spellStart"/>
-            <w:r>
-              <w:t>empName</w:t>
-            </w:r>
-            <w:proofErr w:type="spellEnd"/>
-            <w:r>
-              <w:t>);</w:t>
+              <w:t>console.log(empName);</w:t>
             </w:r>
           </w:p>
           <w:p>
             <w:r>
-              <w:t>console.log(</w:t>
-            </w:r>
-            <w:proofErr w:type="spellStart"/>
-            <w:r>
-              <w:t>stuName</w:t>
-            </w:r>
-            <w:proofErr w:type="spellEnd"/>
-            <w:r>
-              <w:t>);</w:t>
+              <w:t>console.log(stuName);</w:t>
             </w:r>
           </w:p>
           <w:p/>
@@ -2190,25 +1768,7 @@
         <w:spacing w:after="0" w:line="240" w:lineRule="auto"/>
       </w:pPr>
       <w:r>
-        <w:t>How to run .</w:t>
-      </w:r>
-      <w:proofErr w:type="spellStart"/>
-      <w:r>
-        <w:t>ts</w:t>
-      </w:r>
-      <w:proofErr w:type="spellEnd"/>
-      <w:r>
-        <w:t xml:space="preserve"> file with </w:t>
-      </w:r>
-      <w:proofErr w:type="spellStart"/>
-      <w:proofErr w:type="gramStart"/>
-      <w:r>
-        <w:t>tsconfig.json</w:t>
-      </w:r>
-      <w:proofErr w:type="spellEnd"/>
-      <w:proofErr w:type="gramEnd"/>
-      <w:r>
-        <w:t xml:space="preserve">? </w:t>
+        <w:t xml:space="preserve">How to run .ts file with tsconfig.json? </w:t>
       </w:r>
     </w:p>
     <w:p>
@@ -2224,17 +1784,8 @@
           <w:b/>
           <w:bCs/>
         </w:rPr>
-        <w:t xml:space="preserve">$ </w:t>
-      </w:r>
-      <w:proofErr w:type="spellStart"/>
-      <w:r>
-        <w:rPr>
-          <w:b/>
-          <w:bCs/>
-        </w:rPr>
-        <w:t>tsc</w:t>
-      </w:r>
-      <w:proofErr w:type="spellEnd"/>
+        <w:t xml:space="preserve">$ tsc </w:t>
+      </w:r>
       <w:r>
         <w:rPr>
           <w:b/>
@@ -2242,103 +1793,46 @@
         </w:rPr>
         <w:t xml:space="preserve"> </w:t>
       </w:r>
+    </w:p>
+    <w:p>
+      <w:pPr>
+        <w:spacing w:after="0" w:line="240" w:lineRule="auto"/>
+      </w:pPr>
+      <w:r>
+        <w:tab/>
+      </w:r>
+      <w:r>
+        <w:sym w:font="Wingdings" w:char="F0E8"/>
+      </w:r>
+      <w:r>
+        <w:t xml:space="preserve"> here tsc command always looks for “tsconfig.json” file.</w:t>
+      </w:r>
+      <w:r>
+        <w:t xml:space="preserve"> If this file is not found this command will display all TS compiler options.</w:t>
+      </w:r>
+    </w:p>
+    <w:p>
+      <w:pPr>
+        <w:spacing w:after="0" w:line="240" w:lineRule="auto"/>
+      </w:pPr>
+    </w:p>
+    <w:p>
+      <w:pPr>
+        <w:spacing w:after="0" w:line="240" w:lineRule="auto"/>
+      </w:pPr>
       <w:r>
         <w:rPr>
           <w:b/>
           <w:bCs/>
         </w:rPr>
-        <w:t xml:space="preserve"> </w:t>
-      </w:r>
-    </w:p>
-    <w:p>
-      <w:pPr>
-        <w:spacing w:after="0" w:line="240" w:lineRule="auto"/>
-      </w:pPr>
-      <w:r>
-        <w:tab/>
-      </w:r>
-      <w:r>
-        <w:sym w:font="Wingdings" w:char="F0E8"/>
-      </w:r>
-      <w:r>
-        <w:t xml:space="preserve"> here </w:t>
-      </w:r>
-      <w:proofErr w:type="spellStart"/>
-      <w:r>
-        <w:t>tsc</w:t>
-      </w:r>
-      <w:proofErr w:type="spellEnd"/>
-      <w:r>
-        <w:t xml:space="preserve"> command always looks for “</w:t>
-      </w:r>
-      <w:proofErr w:type="spellStart"/>
-      <w:proofErr w:type="gramStart"/>
-      <w:r>
-        <w:t>tsconfig.json</w:t>
-      </w:r>
-      <w:proofErr w:type="spellEnd"/>
-      <w:proofErr w:type="gramEnd"/>
-      <w:r>
-        <w:t>” file.</w:t>
-      </w:r>
-      <w:r>
-        <w:t xml:space="preserve"> If this file is not found this command will display all TS compiler options.</w:t>
-      </w:r>
-    </w:p>
-    <w:p>
-      <w:pPr>
-        <w:spacing w:after="0" w:line="240" w:lineRule="auto"/>
-      </w:pPr>
-    </w:p>
-    <w:p>
-      <w:pPr>
-        <w:spacing w:after="0" w:line="240" w:lineRule="auto"/>
-      </w:pPr>
+        <w:t>"include": ["ts/*"]</w:t>
+      </w:r>
       <w:r>
         <w:rPr>
           <w:b/>
           <w:bCs/>
         </w:rPr>
-        <w:t>"include": ["</w:t>
-      </w:r>
-      <w:proofErr w:type="spellStart"/>
-      <w:r>
-        <w:rPr>
-          <w:b/>
-          <w:bCs/>
-        </w:rPr>
-        <w:t>ts</w:t>
-      </w:r>
-      <w:proofErr w:type="spellEnd"/>
-      <w:r>
-        <w:rPr>
-          <w:b/>
-          <w:bCs/>
-        </w:rPr>
-        <w:t>/*"</w:t>
-      </w:r>
-      <w:proofErr w:type="gramStart"/>
-      <w:r>
-        <w:rPr>
-          <w:b/>
-          <w:bCs/>
-        </w:rPr>
-        <w:t>]</w:t>
-      </w:r>
-      <w:r>
-        <w:rPr>
-          <w:b/>
-          <w:bCs/>
-        </w:rPr>
-        <w:t xml:space="preserve"> :</w:t>
-      </w:r>
-      <w:proofErr w:type="gramEnd"/>
-      <w:r>
-        <w:rPr>
-          <w:b/>
-          <w:bCs/>
-        </w:rPr>
-        <w:t xml:space="preserve"> </w:t>
+        <w:t xml:space="preserve"> : </w:t>
       </w:r>
       <w:r>
         <w:t>Specifies which files to include in compilation, it is source code folder indication.</w:t>
@@ -2348,103 +1842,38 @@
       <w:pPr>
         <w:spacing w:after="0" w:line="240" w:lineRule="auto"/>
       </w:pPr>
-      <w:proofErr w:type="spellStart"/>
       <w:r>
         <w:rPr>
           <w:b/>
           <w:bCs/>
         </w:rPr>
         <w:lastRenderedPageBreak/>
-        <w:t>outDir</w:t>
-      </w:r>
-      <w:proofErr w:type="spellEnd"/>
+        <w:t>outDir:</w:t>
+      </w:r>
+      <w:r>
+        <w:t xml:space="preserve"> what ever the compiled .js files are there, all js files will be kept inside js folder.</w:t>
+      </w:r>
+    </w:p>
+    <w:p>
+      <w:pPr>
+        <w:spacing w:after="0" w:line="240" w:lineRule="auto"/>
+      </w:pPr>
       <w:r>
         <w:rPr>
           <w:b/>
           <w:bCs/>
         </w:rPr>
-        <w:t>:</w:t>
-      </w:r>
-      <w:r>
-        <w:t xml:space="preserve"> </w:t>
-      </w:r>
-      <w:proofErr w:type="spellStart"/>
-      <w:r>
-        <w:t>what ever</w:t>
-      </w:r>
-      <w:proofErr w:type="spellEnd"/>
-      <w:r>
-        <w:t xml:space="preserve"> the compiled .</w:t>
-      </w:r>
-      <w:proofErr w:type="spellStart"/>
-      <w:r>
-        <w:t>js</w:t>
-      </w:r>
-      <w:proofErr w:type="spellEnd"/>
-      <w:r>
-        <w:t xml:space="preserve"> files are there, all </w:t>
-      </w:r>
-      <w:proofErr w:type="spellStart"/>
-      <w:r>
-        <w:t>js</w:t>
-      </w:r>
-      <w:proofErr w:type="spellEnd"/>
-      <w:r>
-        <w:t xml:space="preserve"> files will be kept inside </w:t>
-      </w:r>
-      <w:proofErr w:type="spellStart"/>
-      <w:r>
-        <w:t>js</w:t>
-      </w:r>
-      <w:proofErr w:type="spellEnd"/>
-      <w:r>
-        <w:t xml:space="preserve"> folder.</w:t>
-      </w:r>
-    </w:p>
-    <w:p>
-      <w:pPr>
-        <w:spacing w:after="0" w:line="240" w:lineRule="auto"/>
-      </w:pPr>
+        <w:t>"strict": true</w:t>
+      </w:r>
       <w:r>
         <w:rPr>
           <w:b/>
           <w:bCs/>
         </w:rPr>
-        <w:t xml:space="preserve">"strict": </w:t>
-      </w:r>
-      <w:proofErr w:type="gramStart"/>
-      <w:r>
-        <w:rPr>
-          <w:b/>
-          <w:bCs/>
-        </w:rPr>
-        <w:t>true</w:t>
-      </w:r>
-      <w:r>
-        <w:rPr>
-          <w:b/>
-          <w:bCs/>
-        </w:rPr>
-        <w:t xml:space="preserve"> :</w:t>
-      </w:r>
-      <w:proofErr w:type="gramEnd"/>
-      <w:r>
-        <w:rPr>
-          <w:b/>
-          <w:bCs/>
-        </w:rPr>
-        <w:t xml:space="preserve"> </w:t>
-      </w:r>
-      <w:r>
-        <w:t xml:space="preserve">it will make </w:t>
-      </w:r>
-      <w:proofErr w:type="spellStart"/>
-      <w:r>
-        <w:t>js</w:t>
-      </w:r>
-      <w:proofErr w:type="spellEnd"/>
-      <w:r>
-        <w:t xml:space="preserve"> as strict mode, adds </w:t>
+        <w:t xml:space="preserve"> : </w:t>
+      </w:r>
+      <w:r>
+        <w:t xml:space="preserve">it will make js as strict mode, adds </w:t>
       </w:r>
       <w:r>
         <w:rPr>
@@ -2463,104 +1892,38 @@
         <w:t>;</w:t>
       </w:r>
       <w:r>
-        <w:t xml:space="preserve"> in compiles </w:t>
-      </w:r>
-      <w:proofErr w:type="spellStart"/>
-      <w:r>
-        <w:t>js</w:t>
-      </w:r>
-      <w:proofErr w:type="spellEnd"/>
-      <w:r>
-        <w:t xml:space="preserve"> file.</w:t>
-      </w:r>
-    </w:p>
-    <w:p>
-      <w:pPr>
-        <w:spacing w:after="0" w:line="240" w:lineRule="auto"/>
-      </w:pPr>
-    </w:p>
-    <w:p>
-      <w:pPr>
-        <w:spacing w:after="0" w:line="240" w:lineRule="auto"/>
-      </w:pPr>
-    </w:p>
-    <w:p>
-      <w:pPr>
-        <w:spacing w:after="0" w:line="240" w:lineRule="auto"/>
-      </w:pPr>
-    </w:p>
-    <w:p>
-      <w:pPr>
-        <w:spacing w:after="0" w:line="240" w:lineRule="auto"/>
-      </w:pPr>
-      <w:r>
-        <w:t>This command will automatically locate the </w:t>
-      </w:r>
-      <w:proofErr w:type="spellStart"/>
-      <w:r>
-        <w:t>tsconfig.json</w:t>
-      </w:r>
-      <w:proofErr w:type="spellEnd"/>
-      <w:r>
-        <w:t> file in the current or parent directories and apply its configurations (e.g., target, </w:t>
-      </w:r>
-      <w:proofErr w:type="spellStart"/>
-      <w:r>
-        <w:t>outDir</w:t>
-      </w:r>
-      <w:proofErr w:type="spellEnd"/>
-      <w:r>
-        <w:t>, include, exclude) to compile your .</w:t>
-      </w:r>
-      <w:proofErr w:type="spellStart"/>
-      <w:r>
-        <w:t>ts</w:t>
-      </w:r>
-      <w:proofErr w:type="spellEnd"/>
-      <w:r>
-        <w:t> files into .</w:t>
-      </w:r>
-      <w:proofErr w:type="spellStart"/>
-      <w:r>
-        <w:t>js</w:t>
-      </w:r>
-      <w:proofErr w:type="spellEnd"/>
-      <w:r>
-        <w:t> files. The compiled JavaScript files will be placed in the directory specified by the </w:t>
-      </w:r>
-      <w:proofErr w:type="spellStart"/>
-      <w:r>
-        <w:t>outDir</w:t>
-      </w:r>
-      <w:proofErr w:type="spellEnd"/>
-      <w:r>
-        <w:t> option in your </w:t>
-      </w:r>
-      <w:proofErr w:type="spellStart"/>
-      <w:proofErr w:type="gramStart"/>
-      <w:r>
-        <w:t>tsconfig.json</w:t>
-      </w:r>
-      <w:proofErr w:type="spellEnd"/>
-      <w:proofErr w:type="gramEnd"/>
-      <w:r>
-        <w:t>.</w:t>
-      </w:r>
-    </w:p>
-    <w:p>
-      <w:pPr>
-        <w:spacing w:after="0" w:line="240" w:lineRule="auto"/>
-      </w:pPr>
-      <w:r>
-        <w:t>Once the TypeScript code is compiled into JavaScript, you can run the resulting .</w:t>
-      </w:r>
-      <w:proofErr w:type="spellStart"/>
-      <w:r>
-        <w:t>js</w:t>
-      </w:r>
-      <w:proofErr w:type="spellEnd"/>
-      <w:r>
-        <w:t> files using Node.js. </w:t>
+        <w:t xml:space="preserve"> in compiles js file.</w:t>
+      </w:r>
+    </w:p>
+    <w:p>
+      <w:pPr>
+        <w:spacing w:after="0" w:line="240" w:lineRule="auto"/>
+      </w:pPr>
+    </w:p>
+    <w:p>
+      <w:pPr>
+        <w:spacing w:after="0" w:line="240" w:lineRule="auto"/>
+      </w:pPr>
+    </w:p>
+    <w:p>
+      <w:pPr>
+        <w:spacing w:after="0" w:line="240" w:lineRule="auto"/>
+      </w:pPr>
+    </w:p>
+    <w:p>
+      <w:pPr>
+        <w:spacing w:after="0" w:line="240" w:lineRule="auto"/>
+      </w:pPr>
+      <w:r>
+        <w:t>This command will automatically locate the tsconfig.json file in the current or parent directories and apply its configurations (e.g., target, outDir, include, exclude) to compile your .ts files into .js files. The compiled JavaScript files will be placed in the directory specified by the outDir option in your tsconfig.json.</w:t>
+      </w:r>
+    </w:p>
+    <w:p>
+      <w:pPr>
+        <w:spacing w:after="0" w:line="240" w:lineRule="auto"/>
+      </w:pPr>
+      <w:r>
+        <w:t>Once the TypeScript code is compiled into JavaScript, you can run the resulting .js files using Node.js. </w:t>
       </w:r>
     </w:p>
     <w:tbl>
@@ -2589,15 +1952,7 @@
               <w:t>node</w:t>
             </w:r>
             <w:r>
-              <w:t xml:space="preserve"> </w:t>
-            </w:r>
-            <w:proofErr w:type="spellStart"/>
-            <w:r>
-              <w:t>js</w:t>
-            </w:r>
-            <w:proofErr w:type="spellEnd"/>
-            <w:r>
-              <w:t>/test1</w:t>
+              <w:t xml:space="preserve"> js/test1</w:t>
             </w:r>
             <w:r>
               <w:rPr>
@@ -2618,23 +1973,7 @@
         <w:t>Above command used to run JS file on command prompt / terminal.</w:t>
       </w:r>
       <w:r>
-        <w:t xml:space="preserve"> </w:t>
-      </w:r>
-      <w:proofErr w:type="gramStart"/>
-      <w:r>
-        <w:t>Usually</w:t>
-      </w:r>
-      <w:proofErr w:type="gramEnd"/>
-      <w:r>
-        <w:t xml:space="preserve"> we always run .</w:t>
-      </w:r>
-      <w:proofErr w:type="spellStart"/>
-      <w:r>
-        <w:t>js</w:t>
-      </w:r>
-      <w:proofErr w:type="spellEnd"/>
-      <w:r>
-        <w:t xml:space="preserve"> file in browser.</w:t>
+        <w:t xml:space="preserve"> Usually we always run .js file in browser.</w:t>
       </w:r>
     </w:p>
     <w:p>
@@ -2687,28 +2026,12 @@
           </w:tcPr>
           <w:p>
             <w:r>
-              <w:t xml:space="preserve">let </w:t>
-            </w:r>
-            <w:proofErr w:type="spellStart"/>
-            <w:r>
-              <w:t>empName</w:t>
-            </w:r>
-            <w:proofErr w:type="spellEnd"/>
-            <w:r>
-              <w:t>: string = "kamal";</w:t>
+              <w:t>let empName: string = "kamal";</w:t>
             </w:r>
           </w:p>
           <w:p>
             <w:r>
-              <w:t>console.log(</w:t>
-            </w:r>
-            <w:proofErr w:type="spellStart"/>
-            <w:r>
-              <w:t>empName</w:t>
-            </w:r>
-            <w:proofErr w:type="spellEnd"/>
-            <w:r>
-              <w:t>);</w:t>
+              <w:t>console.log(empName);</w:t>
             </w:r>
           </w:p>
           <w:p/>
@@ -2718,13 +2041,8 @@
             </w:r>
           </w:p>
           <w:p>
-            <w:proofErr w:type="gramStart"/>
-            <w:r>
-              <w:t>console.log(</w:t>
-            </w:r>
-            <w:proofErr w:type="gramEnd"/>
-            <w:r>
-              <w:t>EMPNAME);</w:t>
+            <w:r>
+              <w:t>console.log(EMPNAME);</w:t>
             </w:r>
           </w:p>
         </w:tc>
@@ -2809,19 +2127,13 @@
           </w:tcPr>
           <w:p>
             <w:r>
-              <w:t xml:space="preserve">class </w:t>
-            </w:r>
-            <w:proofErr w:type="gramStart"/>
-            <w:r>
-              <w:t>Employee{</w:t>
-            </w:r>
-            <w:proofErr w:type="gramEnd"/>
+              <w:t>class Employee{</w:t>
+            </w:r>
           </w:p>
           <w:p>
             <w:r>
               <w:t xml:space="preserve">    </w:t>
             </w:r>
-            <w:proofErr w:type="gramStart"/>
             <w:r>
               <w:rPr>
                 <w:b/>
@@ -2830,11 +2142,7 @@
               <w:t>constructor</w:t>
             </w:r>
             <w:r>
-              <w:t>(</w:t>
-            </w:r>
-            <w:proofErr w:type="spellStart"/>
-            <w:r>
-              <w:t>employeeName</w:t>
+              <w:t>(employeeName</w:t>
             </w:r>
             <w:r>
               <w:rPr>
@@ -2843,15 +2151,8 @@
               </w:rPr>
               <w:t>:string</w:t>
             </w:r>
-            <w:proofErr w:type="spellEnd"/>
-            <w:proofErr w:type="gramEnd"/>
-            <w:r>
-              <w:t xml:space="preserve">, </w:t>
-            </w:r>
-            <w:proofErr w:type="spellStart"/>
-            <w:proofErr w:type="gramStart"/>
-            <w:r>
-              <w:t>employeeId</w:t>
+            <w:r>
+              <w:t>, employeeId</w:t>
             </w:r>
             <w:r>
               <w:rPr>
@@ -2860,171 +2161,70 @@
               </w:rPr>
               <w:t>:number</w:t>
             </w:r>
-            <w:proofErr w:type="spellEnd"/>
             <w:r>
               <w:t>){</w:t>
             </w:r>
-            <w:proofErr w:type="gramEnd"/>
           </w:p>
           <w:p>
             <w:r>
-              <w:t xml:space="preserve">        </w:t>
-            </w:r>
-            <w:proofErr w:type="gramStart"/>
-            <w:r>
-              <w:t>console.log(</w:t>
-            </w:r>
-            <w:proofErr w:type="gramEnd"/>
-            <w:r>
-              <w:t xml:space="preserve">`This is </w:t>
-            </w:r>
-            <w:proofErr w:type="gramStart"/>
-            <w:r>
-              <w:t>constructor..!</w:t>
-            </w:r>
-            <w:proofErr w:type="gramEnd"/>
-            <w:r>
-              <w:t xml:space="preserve"> - </w:t>
+              <w:t xml:space="preserve">        console.log(`This is constructor..! - </w:t>
             </w:r>
             <w:r>
               <w:rPr>
                 <w:b/>
                 <w:bCs/>
               </w:rPr>
-              <w:t>${</w:t>
-            </w:r>
-            <w:proofErr w:type="spellStart"/>
+              <w:t>${employeeName} - ${employeeId}</w:t>
+            </w:r>
+            <w:r>
+              <w:t>`);        </w:t>
+            </w:r>
+          </w:p>
+          <w:p>
+            <w:r>
+              <w:t>    }</w:t>
+            </w:r>
+          </w:p>
+          <w:p/>
+          <w:p>
+            <w:r>
+              <w:t>    greetings(value: string</w:t>
+            </w:r>
             <w:r>
               <w:rPr>
                 <w:b/>
                 <w:bCs/>
               </w:rPr>
-              <w:t>employeeName</w:t>
-            </w:r>
-            <w:proofErr w:type="spellEnd"/>
-            <w:r>
-              <w:rPr>
-                <w:b/>
-                <w:bCs/>
-              </w:rPr>
-              <w:t>} - ${</w:t>
-            </w:r>
-            <w:proofErr w:type="spellStart"/>
-            <w:r>
-              <w:rPr>
-                <w:b/>
-                <w:bCs/>
-              </w:rPr>
-              <w:t>employeeId</w:t>
-            </w:r>
-            <w:proofErr w:type="spellEnd"/>
-            <w:r>
-              <w:rPr>
-                <w:b/>
-                <w:bCs/>
-              </w:rPr>
-              <w:t>}</w:t>
-            </w:r>
-            <w:r>
-              <w:t>`);        </w:t>
+              <w:t>): string</w:t>
+            </w:r>
+            <w:r>
+              <w:t>{</w:t>
             </w:r>
           </w:p>
           <w:p>
             <w:r>
+              <w:t>        return "Hi ..welcome to TS!"</w:t>
+            </w:r>
+          </w:p>
+          <w:p>
+            <w:r>
               <w:t>    }</w:t>
+            </w:r>
+          </w:p>
+          <w:p>
+            <w:r>
+              <w:t>}</w:t>
             </w:r>
           </w:p>
           <w:p/>
           <w:p>
             <w:r>
-              <w:t xml:space="preserve">    </w:t>
-            </w:r>
-            <w:proofErr w:type="gramStart"/>
-            <w:r>
-              <w:t>greetings(</w:t>
-            </w:r>
-            <w:proofErr w:type="gramEnd"/>
-            <w:r>
-              <w:t>value: string</w:t>
-            </w:r>
-            <w:r>
-              <w:rPr>
-                <w:b/>
-                <w:bCs/>
-              </w:rPr>
-              <w:t xml:space="preserve">): </w:t>
-            </w:r>
-            <w:proofErr w:type="gramStart"/>
-            <w:r>
-              <w:rPr>
-                <w:b/>
-                <w:bCs/>
-              </w:rPr>
-              <w:t>string</w:t>
-            </w:r>
-            <w:r>
-              <w:t>{</w:t>
-            </w:r>
-            <w:proofErr w:type="gramEnd"/>
+              <w:t>let empRef = new Employee("kamal",12);</w:t>
+            </w:r>
           </w:p>
           <w:p>
             <w:r>
-              <w:t>        return "Hi</w:t>
-            </w:r>
-            <w:proofErr w:type="gramStart"/>
-            <w:r>
-              <w:t xml:space="preserve"> ..</w:t>
-            </w:r>
-            <w:proofErr w:type="gramEnd"/>
-            <w:r>
-              <w:t>welcome to TS!"</w:t>
-            </w:r>
-          </w:p>
-          <w:p>
-            <w:r>
-              <w:t>    }</w:t>
-            </w:r>
-          </w:p>
-          <w:p>
-            <w:r>
-              <w:t>}</w:t>
-            </w:r>
-          </w:p>
-          <w:p/>
-          <w:p>
-            <w:r>
-              <w:t xml:space="preserve">let </w:t>
-            </w:r>
-            <w:proofErr w:type="spellStart"/>
-            <w:r>
-              <w:t>empRef</w:t>
-            </w:r>
-            <w:proofErr w:type="spellEnd"/>
-            <w:r>
-              <w:t xml:space="preserve"> = new Employee("kamal",12);</w:t>
-            </w:r>
-          </w:p>
-          <w:p>
-            <w:proofErr w:type="gramStart"/>
-            <w:r>
-              <w:t>console.log(</w:t>
-            </w:r>
-            <w:proofErr w:type="spellStart"/>
-            <w:proofErr w:type="gramEnd"/>
-            <w:r>
-              <w:t>empRef.greetings</w:t>
-            </w:r>
-            <w:proofErr w:type="spellEnd"/>
-            <w:r>
-              <w:t>("</w:t>
-            </w:r>
-            <w:proofErr w:type="spellStart"/>
-            <w:r>
-              <w:t>hiiiiii</w:t>
-            </w:r>
-            <w:proofErr w:type="spellEnd"/>
-            <w:r>
-              <w:t>"));</w:t>
+              <w:t>console.log(empRef.greetings("hiiiiii"));</w:t>
             </w:r>
           </w:p>
         </w:tc>
@@ -3035,44 +2235,22 @@
         <w:spacing w:after="0" w:line="240" w:lineRule="auto"/>
       </w:pPr>
       <w:r>
-        <w:t xml:space="preserve">$ </w:t>
-      </w:r>
-      <w:proofErr w:type="spellStart"/>
-      <w:r>
-        <w:t>tsc</w:t>
-      </w:r>
-      <w:proofErr w:type="spellEnd"/>
-    </w:p>
-    <w:p>
-      <w:pPr>
-        <w:spacing w:after="0" w:line="240" w:lineRule="auto"/>
-      </w:pPr>
-      <w:proofErr w:type="spellStart"/>
+        <w:t>$ tsc</w:t>
+      </w:r>
+    </w:p>
+    <w:p>
+      <w:pPr>
+        <w:spacing w:after="0" w:line="240" w:lineRule="auto"/>
+      </w:pPr>
       <w:r>
         <w:rPr>
           <w:b/>
           <w:bCs/>
         </w:rPr>
-        <w:t>tsc</w:t>
-      </w:r>
-      <w:proofErr w:type="spellEnd"/>
-      <w:r>
-        <w:rPr>
-          <w:b/>
-          <w:bCs/>
-        </w:rPr>
-        <w:t xml:space="preserve"> </w:t>
-      </w:r>
-      <w:r>
-        <w:t xml:space="preserve">command first checks for </w:t>
-      </w:r>
-      <w:proofErr w:type="spellStart"/>
-      <w:r>
-        <w:t>tsconig.json</w:t>
-      </w:r>
-      <w:proofErr w:type="spellEnd"/>
-      <w:r>
-        <w:t xml:space="preserve"> file and executes all options in that Json file.</w:t>
+        <w:t xml:space="preserve">tsc </w:t>
+      </w:r>
+      <w:r>
+        <w:t>command first checks for tsconig.json file and executes all options in that Json file.</w:t>
       </w:r>
     </w:p>
     <w:p>
@@ -3111,30 +2289,14 @@
         <w:spacing w:after="0" w:line="240" w:lineRule="auto"/>
       </w:pPr>
       <w:r>
-        <w:t xml:space="preserve">$ </w:t>
-      </w:r>
-      <w:proofErr w:type="spellStart"/>
-      <w:r>
-        <w:t>tsc</w:t>
-      </w:r>
-      <w:proofErr w:type="spellEnd"/>
+        <w:t xml:space="preserve">$ tsc filename.ts      </w:t>
+      </w:r>
+      <w:r>
+        <w:sym w:font="Wingdings" w:char="F0E8"/>
+      </w:r>
       <w:r>
         <w:t xml:space="preserve"> </w:t>
       </w:r>
-      <w:proofErr w:type="spellStart"/>
-      <w:r>
-        <w:t>filename.ts</w:t>
-      </w:r>
-      <w:proofErr w:type="spellEnd"/>
-      <w:r>
-        <w:t xml:space="preserve">      </w:t>
-      </w:r>
-      <w:r>
-        <w:sym w:font="Wingdings" w:char="F0E8"/>
-      </w:r>
-      <w:r>
-        <w:t xml:space="preserve"> </w:t>
-      </w:r>
       <w:r>
         <w:t xml:space="preserve">internally </w:t>
       </w:r>
@@ -3145,15 +2307,7 @@
         <w:t xml:space="preserve"> while converting TS to JS.</w:t>
       </w:r>
       <w:r>
-        <w:t xml:space="preserve"> NOT </w:t>
-      </w:r>
-      <w:proofErr w:type="spellStart"/>
-      <w:r>
-        <w:t>Recommonded</w:t>
-      </w:r>
-      <w:proofErr w:type="spellEnd"/>
-      <w:r>
-        <w:t>.</w:t>
+        <w:t xml:space="preserve"> NOT Recommonded.</w:t>
       </w:r>
     </w:p>
     <w:p>
@@ -3166,50 +2320,13 @@
         <w:spacing w:after="0" w:line="240" w:lineRule="auto"/>
       </w:pPr>
       <w:r>
-        <w:t xml:space="preserve">$ </w:t>
-      </w:r>
-      <w:proofErr w:type="spellStart"/>
-      <w:r>
-        <w:t>tsc</w:t>
-      </w:r>
-      <w:proofErr w:type="spellEnd"/>
-      <w:r>
-        <w:t xml:space="preserve"> --</w:t>
-      </w:r>
-      <w:proofErr w:type="gramStart"/>
-      <w:r>
-        <w:t>target  es</w:t>
-      </w:r>
-      <w:proofErr w:type="gramEnd"/>
-      <w:r>
-        <w:t xml:space="preserve">6 </w:t>
-      </w:r>
-      <w:proofErr w:type="spellStart"/>
-      <w:r>
-        <w:t>fileName.ts</w:t>
-      </w:r>
-      <w:proofErr w:type="spellEnd"/>
-      <w:r>
-        <w:t xml:space="preserve">       </w:t>
+        <w:t xml:space="preserve">$ tsc --target  es6 fileName.ts       </w:t>
       </w:r>
       <w:r>
         <w:sym w:font="Wingdings" w:char="F0E8"/>
       </w:r>
       <w:r>
-        <w:t xml:space="preserve"> here we can mention higher versions of </w:t>
-      </w:r>
-      <w:proofErr w:type="spellStart"/>
-      <w:proofErr w:type="gramStart"/>
-      <w:r>
-        <w:t>ES..</w:t>
-      </w:r>
-      <w:proofErr w:type="gramEnd"/>
-      <w:r>
-        <w:t>like</w:t>
-      </w:r>
-      <w:proofErr w:type="spellEnd"/>
-      <w:r>
-        <w:t xml:space="preserve"> es5, es6…</w:t>
+        <w:t xml:space="preserve"> here we can mention higher versions of ES..like es5, es6…</w:t>
       </w:r>
     </w:p>
     <w:p>
@@ -3222,15 +2339,7 @@
         <w:spacing w:after="0" w:line="240" w:lineRule="auto"/>
       </w:pPr>
       <w:r>
-        <w:t xml:space="preserve">By using </w:t>
-      </w:r>
-      <w:proofErr w:type="spellStart"/>
-      <w:r>
-        <w:t>tsconfig.json</w:t>
-      </w:r>
-      <w:proofErr w:type="spellEnd"/>
-      <w:r>
-        <w:t xml:space="preserve"> file.</w:t>
+        <w:t>By using tsconfig.json file.</w:t>
       </w:r>
       <w:r>
         <w:t xml:space="preserve">      </w:t>
@@ -3678,15 +2787,7 @@
         <w:spacing w:after="0" w:line="240" w:lineRule="auto"/>
       </w:pPr>
       <w:r>
-        <w:t xml:space="preserve">$ </w:t>
-      </w:r>
-      <w:proofErr w:type="spellStart"/>
-      <w:r>
-        <w:t>tsc</w:t>
-      </w:r>
-      <w:proofErr w:type="spellEnd"/>
-      <w:r>
-        <w:t xml:space="preserve"> </w:t>
+        <w:t xml:space="preserve">$ tsc </w:t>
       </w:r>
       <w:r>
         <w:t>--</w:t>
@@ -3700,24 +2801,14 @@
         <w:spacing w:after="0" w:line="240" w:lineRule="auto"/>
       </w:pPr>
       <w:r>
-        <w:t xml:space="preserve">$ </w:t>
-      </w:r>
-      <w:proofErr w:type="spellStart"/>
-      <w:r>
-        <w:t>tsc</w:t>
-      </w:r>
-      <w:proofErr w:type="spellEnd"/>
-      <w:r>
-        <w:t xml:space="preserve"> </w:t>
+        <w:t xml:space="preserve">$ tsc </w:t>
       </w:r>
       <w:r>
         <w:t>--</w:t>
       </w:r>
-      <w:proofErr w:type="spellStart"/>
       <w:r>
         <w:t>init</w:t>
       </w:r>
-      <w:proofErr w:type="spellEnd"/>
     </w:p>
     <w:p>
       <w:pPr>

--- a/UI_html_css_javascript/notes/TypeScript_6AM_2025.docx
+++ b/UI_html_css_javascript/notes/TypeScript_6AM_2025.docx
@@ -137,7 +137,32 @@
           <w:b/>
           <w:bCs/>
         </w:rPr>
-        <w:t xml:space="preserve"> is also a JavaScript only, but in TS we use datatype to represent properties, methods, objects, arrays..etc.</w:t>
+        <w:t xml:space="preserve"> is also a JavaScript only, but in TS we use datatype to represent properties, methods, objects, </w:t>
+      </w:r>
+      <w:proofErr w:type="spellStart"/>
+      <w:proofErr w:type="gramStart"/>
+      <w:r>
+        <w:rPr>
+          <w:b/>
+          <w:bCs/>
+        </w:rPr>
+        <w:t>arrays..</w:t>
+      </w:r>
+      <w:proofErr w:type="gramEnd"/>
+      <w:r>
+        <w:rPr>
+          <w:b/>
+          <w:bCs/>
+        </w:rPr>
+        <w:t>etc</w:t>
+      </w:r>
+      <w:proofErr w:type="spellEnd"/>
+      <w:r>
+        <w:rPr>
+          <w:b/>
+          <w:bCs/>
+        </w:rPr>
+        <w:t>.</w:t>
       </w:r>
     </w:p>
     <w:p>
@@ -169,36 +194,81 @@
         <w:spacing w:after="0" w:line="240" w:lineRule="auto"/>
       </w:pPr>
       <w:r>
-        <w:t>But browser cannot executes TS. We need to convert TS code JS.</w:t>
-      </w:r>
-    </w:p>
-    <w:p>
-      <w:pPr>
-        <w:spacing w:after="0" w:line="240" w:lineRule="auto"/>
-      </w:pPr>
-    </w:p>
-    <w:p>
-      <w:pPr>
-        <w:spacing w:after="0" w:line="240" w:lineRule="auto"/>
-      </w:pPr>
-      <w:r>
-        <w:t>JS files extension is .js.</w:t>
-      </w:r>
-    </w:p>
-    <w:p>
-      <w:pPr>
-        <w:spacing w:after="0" w:line="240" w:lineRule="auto"/>
-      </w:pPr>
-      <w:r>
-        <w:t>TS files extension is .ts.</w:t>
-      </w:r>
-    </w:p>
-    <w:p>
-      <w:pPr>
-        <w:spacing w:after="0" w:line="240" w:lineRule="auto"/>
-      </w:pPr>
-      <w:r>
-        <w:t>So we need to convert .ts files to .js files.</w:t>
+        <w:t xml:space="preserve">But browser cannot </w:t>
+      </w:r>
+      <w:proofErr w:type="gramStart"/>
+      <w:r>
+        <w:t>executes</w:t>
+      </w:r>
+      <w:proofErr w:type="gramEnd"/>
+      <w:r>
+        <w:t xml:space="preserve"> TS. We need to convert TS code JS.</w:t>
+      </w:r>
+    </w:p>
+    <w:p>
+      <w:pPr>
+        <w:spacing w:after="0" w:line="240" w:lineRule="auto"/>
+      </w:pPr>
+    </w:p>
+    <w:p>
+      <w:pPr>
+        <w:spacing w:after="0" w:line="240" w:lineRule="auto"/>
+      </w:pPr>
+      <w:r>
+        <w:t>JS files extension is .</w:t>
+      </w:r>
+      <w:proofErr w:type="spellStart"/>
+      <w:r>
+        <w:t>js</w:t>
+      </w:r>
+      <w:proofErr w:type="spellEnd"/>
+      <w:r>
+        <w:t>.</w:t>
+      </w:r>
+    </w:p>
+    <w:p>
+      <w:pPr>
+        <w:spacing w:after="0" w:line="240" w:lineRule="auto"/>
+      </w:pPr>
+      <w:r>
+        <w:t>TS files extension is .</w:t>
+      </w:r>
+      <w:proofErr w:type="spellStart"/>
+      <w:r>
+        <w:t>ts</w:t>
+      </w:r>
+      <w:proofErr w:type="spellEnd"/>
+      <w:r>
+        <w:t>.</w:t>
+      </w:r>
+    </w:p>
+    <w:p>
+      <w:pPr>
+        <w:spacing w:after="0" w:line="240" w:lineRule="auto"/>
+      </w:pPr>
+      <w:proofErr w:type="gramStart"/>
+      <w:r>
+        <w:t>So</w:t>
+      </w:r>
+      <w:proofErr w:type="gramEnd"/>
+      <w:r>
+        <w:t xml:space="preserve"> we need to convert .</w:t>
+      </w:r>
+      <w:proofErr w:type="spellStart"/>
+      <w:r>
+        <w:t>ts</w:t>
+      </w:r>
+      <w:proofErr w:type="spellEnd"/>
+      <w:r>
+        <w:t xml:space="preserve"> files to .</w:t>
+      </w:r>
+      <w:proofErr w:type="spellStart"/>
+      <w:r>
+        <w:t>js</w:t>
+      </w:r>
+      <w:proofErr w:type="spellEnd"/>
+      <w:r>
+        <w:t xml:space="preserve"> files.</w:t>
       </w:r>
     </w:p>
     <w:p>
@@ -270,7 +340,15 @@
         <w:spacing w:after="0" w:line="240" w:lineRule="auto"/>
       </w:pPr>
       <w:r>
-        <w:t>Angular 1.0 is called as AjngularJS.</w:t>
+        <w:t xml:space="preserve">Angular 1.0 is called as </w:t>
+      </w:r>
+      <w:proofErr w:type="spellStart"/>
+      <w:r>
+        <w:t>AjngularJS</w:t>
+      </w:r>
+      <w:proofErr w:type="spellEnd"/>
+      <w:r>
+        <w:t>.</w:t>
       </w:r>
       <w:r>
         <w:t xml:space="preserve"> It is deprecated. No one is using now.</w:t>
@@ -281,7 +359,15 @@
         <w:spacing w:after="0" w:line="240" w:lineRule="auto"/>
       </w:pPr>
       <w:r>
-        <w:t>Angular 2.X + is called as Ajngular.</w:t>
+        <w:t xml:space="preserve">Angular 2.X + is called as </w:t>
+      </w:r>
+      <w:proofErr w:type="spellStart"/>
+      <w:r>
+        <w:t>Ajngular</w:t>
+      </w:r>
+      <w:proofErr w:type="spellEnd"/>
+      <w:r>
+        <w:t>.</w:t>
       </w:r>
     </w:p>
     <w:p>
@@ -328,10 +414,18 @@
         <w:spacing w:after="0" w:line="240" w:lineRule="auto"/>
       </w:pPr>
       <w:r>
-        <w:t>JavaScript was introduced as a language for the client side</w:t>
-      </w:r>
-      <w:r>
-        <w:t>[browser side]</w:t>
+        <w:t xml:space="preserve">JavaScript was introduced as a language for the client </w:t>
+      </w:r>
+      <w:proofErr w:type="gramStart"/>
+      <w:r>
+        <w:t>side</w:t>
+      </w:r>
+      <w:r>
+        <w:t>[</w:t>
+      </w:r>
+      <w:proofErr w:type="gramEnd"/>
+      <w:r>
+        <w:t>browser side]</w:t>
       </w:r>
       <w:r>
         <w:t>.</w:t>
@@ -398,16 +492,40 @@
         <w:t xml:space="preserve"> [classes, interfaces, all OOPS concepts]</w:t>
       </w:r>
       <w:r>
-        <w:t>, compiled language</w:t>
-      </w:r>
-      <w:r>
-        <w:t xml:space="preserve">[.ts </w:t>
+        <w:t xml:space="preserve">, compiled </w:t>
+      </w:r>
+      <w:proofErr w:type="gramStart"/>
+      <w:r>
+        <w:t>language</w:t>
+      </w:r>
+      <w:r>
+        <w:t>[</w:t>
+      </w:r>
+      <w:proofErr w:type="gramEnd"/>
+      <w:r>
+        <w:t>.</w:t>
+      </w:r>
+      <w:proofErr w:type="spellStart"/>
+      <w:r>
+        <w:t>ts</w:t>
+      </w:r>
+      <w:proofErr w:type="spellEnd"/>
+      <w:r>
+        <w:t xml:space="preserve"> </w:t>
       </w:r>
       <w:r>
         <w:sym w:font="Wingdings" w:char="F0E0"/>
       </w:r>
       <w:r>
-        <w:t xml:space="preserve"> .js]</w:t>
+        <w:t xml:space="preserve"> .</w:t>
+      </w:r>
+      <w:proofErr w:type="spellStart"/>
+      <w:r>
+        <w:t>js</w:t>
+      </w:r>
+      <w:proofErr w:type="spellEnd"/>
+      <w:r>
+        <w:t>]</w:t>
       </w:r>
       <w:r>
         <w:t>. </w:t>
@@ -508,8 +626,13 @@
         <w:spacing w:after="0" w:line="240" w:lineRule="auto"/>
       </w:pPr>
       <w:r>
-        <w:t>Typescript = JavaScript + datatype + classes + interfaces + annotations ….etc.</w:t>
-      </w:r>
+        <w:t xml:space="preserve">Typescript = JavaScript + datatype + classes + interfaces + annotations </w:t>
+      </w:r>
+      <w:proofErr w:type="gramStart"/>
+      <w:r>
+        <w:t>….etc.</w:t>
+      </w:r>
+      <w:proofErr w:type="gramEnd"/>
     </w:p>
     <w:p>
       <w:pPr>
@@ -583,6 +706,9 @@
         <w:t>The ECMAScript specification</w:t>
       </w:r>
       <w:r>
+        <w:t xml:space="preserve"> </w:t>
+      </w:r>
+      <w:r>
         <w:t>(API)</w:t>
       </w:r>
       <w:r>
@@ -593,6 +719,77 @@
       <w:pPr>
         <w:spacing w:after="0" w:line="240" w:lineRule="auto"/>
       </w:pPr>
+    </w:p>
+    <w:p>
+      <w:pPr>
+        <w:spacing w:after="0" w:line="240" w:lineRule="auto"/>
+      </w:pPr>
+      <w:r>
+        <w:rPr>
+          <w:noProof/>
+        </w:rPr>
+        <w:drawing>
+          <wp:inline distT="0" distB="0" distL="0" distR="0" wp14:anchorId="18748410" wp14:editId="266C5A2C">
+            <wp:extent cx="4400550" cy="2209183"/>
+            <wp:effectExtent l="0" t="0" r="0" b="635"/>
+            <wp:docPr id="98740465" name="Picture 1"/>
+            <wp:cNvGraphicFramePr>
+              <a:graphicFrameLocks xmlns:a="http://schemas.openxmlformats.org/drawingml/2006/main" noChangeAspect="1"/>
+            </wp:cNvGraphicFramePr>
+            <a:graphic xmlns:a="http://schemas.openxmlformats.org/drawingml/2006/main">
+              <a:graphicData uri="http://schemas.openxmlformats.org/drawingml/2006/picture">
+                <pic:pic xmlns:pic="http://schemas.openxmlformats.org/drawingml/2006/picture">
+                  <pic:nvPicPr>
+                    <pic:cNvPr id="0" name="Picture 1"/>
+                    <pic:cNvPicPr>
+                      <a:picLocks noChangeAspect="1" noChangeArrowheads="1"/>
+                    </pic:cNvPicPr>
+                  </pic:nvPicPr>
+                  <pic:blipFill>
+                    <a:blip r:embed="rId9">
+                      <a:extLst>
+                        <a:ext uri="{28A0092B-C50C-407E-A947-70E740481C1C}">
+                          <a14:useLocalDpi xmlns:a14="http://schemas.microsoft.com/office/drawing/2010/main" val="0"/>
+                        </a:ext>
+                      </a:extLst>
+                    </a:blip>
+                    <a:srcRect/>
+                    <a:stretch>
+                      <a:fillRect/>
+                    </a:stretch>
+                  </pic:blipFill>
+                  <pic:spPr bwMode="auto">
+                    <a:xfrm>
+                      <a:off x="0" y="0"/>
+                      <a:ext cx="4408151" cy="2212999"/>
+                    </a:xfrm>
+                    <a:prstGeom prst="rect">
+                      <a:avLst/>
+                    </a:prstGeom>
+                    <a:noFill/>
+                    <a:ln>
+                      <a:noFill/>
+                    </a:ln>
+                  </pic:spPr>
+                </pic:pic>
+              </a:graphicData>
+            </a:graphic>
+          </wp:inline>
+        </w:drawing>
+      </w:r>
+    </w:p>
+    <w:p>
+      <w:pPr>
+        <w:spacing w:after="0" w:line="240" w:lineRule="auto"/>
+      </w:pPr>
+    </w:p>
+    <w:p>
+      <w:pPr>
+        <w:spacing w:after="0" w:line="240" w:lineRule="auto"/>
+      </w:pPr>
+      <w:r>
+        <w:t>ECMASCRIPT most popular implemented scripting language is JavaScript.</w:t>
+      </w:r>
     </w:p>
     <w:p>
       <w:pPr>
@@ -620,7 +817,7 @@
                     </pic:cNvPicPr>
                   </pic:nvPicPr>
                   <pic:blipFill>
-                    <a:blip r:embed="rId9">
+                    <a:blip r:embed="rId10">
                       <a:extLst>
                         <a:ext uri="{28A0092B-C50C-407E-A947-70E740481C1C}">
                           <a14:useLocalDpi xmlns:a14="http://schemas.microsoft.com/office/drawing/2010/main" val="0"/>
@@ -693,7 +890,7 @@
                     </pic:cNvPicPr>
                   </pic:nvPicPr>
                   <pic:blipFill>
-                    <a:blip r:embed="rId10">
+                    <a:blip r:embed="rId11">
                       <a:extLst>
                         <a:ext uri="{28A0092B-C50C-407E-A947-70E740481C1C}">
                           <a14:useLocalDpi xmlns:a14="http://schemas.microsoft.com/office/drawing/2010/main" val="0"/>
@@ -735,14 +932,22 @@
         <w:spacing w:after="0" w:line="240" w:lineRule="auto"/>
       </w:pPr>
       <w:r>
-        <w:t>To work with TS, we need to download and install nodejs.</w:t>
-      </w:r>
-    </w:p>
-    <w:p>
-      <w:pPr>
-        <w:spacing w:after="0" w:line="240" w:lineRule="auto"/>
-      </w:pPr>
-      <w:hyperlink r:id="rId11" w:history="1">
+        <w:t xml:space="preserve">To work with TS, we need to download and install </w:t>
+      </w:r>
+      <w:proofErr w:type="spellStart"/>
+      <w:r>
+        <w:t>nodejs</w:t>
+      </w:r>
+      <w:proofErr w:type="spellEnd"/>
+      <w:r>
+        <w:t>.</w:t>
+      </w:r>
+    </w:p>
+    <w:p>
+      <w:pPr>
+        <w:spacing w:after="0" w:line="240" w:lineRule="auto"/>
+      </w:pPr>
+      <w:hyperlink r:id="rId12" w:history="1">
         <w:r>
           <w:rPr>
             <w:rStyle w:val="Hyperlink"/>
@@ -783,12 +988,21 @@
                 <w:bCs/>
               </w:rPr>
             </w:pPr>
+            <w:proofErr w:type="spellStart"/>
             <w:r>
               <w:rPr>
                 <w:b/>
                 <w:bCs/>
               </w:rPr>
-              <w:t>npm install -g typescript</w:t>
+              <w:t>npm</w:t>
+            </w:r>
+            <w:proofErr w:type="spellEnd"/>
+            <w:r>
+              <w:rPr>
+                <w:b/>
+                <w:bCs/>
+              </w:rPr>
+              <w:t xml:space="preserve"> install -g typescript</w:t>
             </w:r>
           </w:p>
         </w:tc>
@@ -801,6 +1015,7 @@
       <w:r>
         <w:t xml:space="preserve">Here </w:t>
       </w:r>
+      <w:proofErr w:type="spellStart"/>
       <w:r>
         <w:rPr>
           <w:b/>
@@ -808,6 +1023,7 @@
         </w:rPr>
         <w:t>npm</w:t>
       </w:r>
+      <w:proofErr w:type="spellEnd"/>
       <w:r>
         <w:t xml:space="preserve"> means – </w:t>
       </w:r>
@@ -880,6 +1096,7 @@
         <w:rPr>
           <w:noProof/>
         </w:rPr>
+        <w:lastRenderedPageBreak/>
         <w:drawing>
           <wp:inline distT="0" distB="0" distL="0" distR="0" wp14:anchorId="7D46FF8B" wp14:editId="70EF5E54">
             <wp:extent cx="4235450" cy="2388810"/>
@@ -896,7 +1113,7 @@
                     <pic:cNvPicPr/>
                   </pic:nvPicPr>
                   <pic:blipFill>
-                    <a:blip r:embed="rId12"/>
+                    <a:blip r:embed="rId13"/>
                     <a:stretch>
                       <a:fillRect/>
                     </a:stretch>
@@ -929,6 +1146,7 @@
       <w:r>
         <w:t xml:space="preserve">In java we have compiler called </w:t>
       </w:r>
+      <w:proofErr w:type="spellStart"/>
       <w:r>
         <w:rPr>
           <w:b/>
@@ -936,9 +1154,11 @@
         </w:rPr>
         <w:t>javac</w:t>
       </w:r>
+      <w:proofErr w:type="spellEnd"/>
       <w:r>
         <w:t xml:space="preserve">. Similarly in TS we have </w:t>
       </w:r>
+      <w:proofErr w:type="spellStart"/>
       <w:r>
         <w:rPr>
           <w:b/>
@@ -946,6 +1166,7 @@
         </w:rPr>
         <w:t>tsc</w:t>
       </w:r>
+      <w:proofErr w:type="spellEnd"/>
       <w:r>
         <w:t xml:space="preserve"> compiler.</w:t>
       </w:r>
@@ -955,8 +1176,13 @@
         <w:spacing w:after="0" w:line="240" w:lineRule="auto"/>
       </w:pPr>
       <w:r>
-        <w:t>$ tsc</w:t>
-      </w:r>
+        <w:t xml:space="preserve">$ </w:t>
+      </w:r>
+      <w:proofErr w:type="spellStart"/>
+      <w:r>
+        <w:t>tsc</w:t>
+      </w:r>
+      <w:proofErr w:type="spellEnd"/>
       <w:r>
         <w:t xml:space="preserve">  </w:t>
       </w:r>
@@ -964,16 +1190,29 @@
         <w:sym w:font="Wingdings" w:char="F0E0"/>
       </w:r>
       <w:r>
-        <w:t xml:space="preserve"> generates .js files.</w:t>
-      </w:r>
-    </w:p>
-    <w:p>
-      <w:pPr>
-        <w:spacing w:after="0" w:line="240" w:lineRule="auto"/>
-      </w:pPr>
-      <w:r>
-        <w:t>$ javac</w:t>
-      </w:r>
+        <w:t xml:space="preserve"> generates .</w:t>
+      </w:r>
+      <w:proofErr w:type="spellStart"/>
+      <w:r>
+        <w:t>js</w:t>
+      </w:r>
+      <w:proofErr w:type="spellEnd"/>
+      <w:r>
+        <w:t xml:space="preserve"> files.</w:t>
+      </w:r>
+    </w:p>
+    <w:p>
+      <w:pPr>
+        <w:spacing w:after="0" w:line="240" w:lineRule="auto"/>
+      </w:pPr>
+      <w:r>
+        <w:t xml:space="preserve">$ </w:t>
+      </w:r>
+      <w:proofErr w:type="spellStart"/>
+      <w:r>
+        <w:t>javac</w:t>
+      </w:r>
+      <w:proofErr w:type="spellEnd"/>
       <w:r>
         <w:t xml:space="preserve"> </w:t>
       </w:r>
@@ -1006,7 +1245,6 @@
           </w:tcPr>
           <w:p>
             <w:r>
-              <w:lastRenderedPageBreak/>
               <w:t>Java compile</w:t>
             </w:r>
           </w:p>
@@ -1031,6 +1269,7 @@
             <w:r>
               <w:t xml:space="preserve">$ </w:t>
             </w:r>
+            <w:proofErr w:type="spellStart"/>
             <w:r>
               <w:rPr>
                 <w:b/>
@@ -1038,6 +1277,7 @@
               </w:rPr>
               <w:t>javac</w:t>
             </w:r>
+            <w:proofErr w:type="spellEnd"/>
             <w:r>
               <w:t xml:space="preserve"> filename</w:t>
             </w:r>
@@ -1055,7 +1295,11 @@
               <w:sym w:font="Wingdings" w:char="F0E8"/>
             </w:r>
             <w:r>
-              <w:t xml:space="preserve"> filename</w:t>
+              <w:t xml:space="preserve"> </w:t>
+            </w:r>
+            <w:proofErr w:type="spellStart"/>
+            <w:r>
+              <w:t>filename</w:t>
             </w:r>
             <w:r>
               <w:rPr>
@@ -1064,6 +1308,7 @@
               </w:rPr>
               <w:t>.class</w:t>
             </w:r>
+            <w:proofErr w:type="spellEnd"/>
           </w:p>
         </w:tc>
         <w:tc>
@@ -1078,6 +1323,7 @@
               </w:rPr>
               <w:t xml:space="preserve">$ </w:t>
             </w:r>
+            <w:proofErr w:type="spellStart"/>
             <w:r>
               <w:rPr>
                 <w:b/>
@@ -1092,8 +1338,13 @@
               </w:rPr>
               <w:t>sc</w:t>
             </w:r>
-            <w:r>
-              <w:t xml:space="preserve"> filename</w:t>
+            <w:proofErr w:type="spellEnd"/>
+            <w:r>
+              <w:t xml:space="preserve"> </w:t>
+            </w:r>
+            <w:proofErr w:type="spellStart"/>
+            <w:r>
+              <w:t>filename</w:t>
             </w:r>
             <w:r>
               <w:rPr>
@@ -1102,6 +1353,7 @@
               </w:rPr>
               <w:t>.ts</w:t>
             </w:r>
+            <w:proofErr w:type="spellEnd"/>
             <w:r>
               <w:t xml:space="preserve"> </w:t>
             </w:r>
@@ -1153,9 +1405,11 @@
             <w:tcW w:w="5228" w:type="dxa"/>
           </w:tcPr>
           <w:p>
+            <w:proofErr w:type="spellStart"/>
             <w:r>
               <w:t>Test.ts</w:t>
             </w:r>
+            <w:proofErr w:type="spellEnd"/>
           </w:p>
         </w:tc>
         <w:tc>
@@ -1176,8 +1430,13 @@
           </w:tcPr>
           <w:p>
             <w:r>
-              <w:t>let myName</w:t>
-            </w:r>
+              <w:t xml:space="preserve">let </w:t>
+            </w:r>
+            <w:proofErr w:type="spellStart"/>
+            <w:r>
+              <w:t>myName</w:t>
+            </w:r>
+            <w:proofErr w:type="spellEnd"/>
             <w:r>
               <w:rPr>
                 <w:b/>
@@ -1192,7 +1451,15 @@
           </w:p>
           <w:p>
             <w:r>
-              <w:t>console.log(myName);</w:t>
+              <w:t>console.log(</w:t>
+            </w:r>
+            <w:proofErr w:type="spellStart"/>
+            <w:r>
+              <w:t>myName</w:t>
+            </w:r>
+            <w:proofErr w:type="spellEnd"/>
+            <w:r>
+              <w:t>);</w:t>
             </w:r>
           </w:p>
         </w:tc>
@@ -1217,7 +1484,15 @@
           </w:p>
           <w:p>
             <w:r>
-              <w:t>        &lt;script src="</w:t>
+              <w:t xml:space="preserve">        &lt;script </w:t>
+            </w:r>
+            <w:proofErr w:type="spellStart"/>
+            <w:r>
+              <w:t>src</w:t>
+            </w:r>
+            <w:proofErr w:type="spellEnd"/>
+            <w:r>
+              <w:t>="</w:t>
             </w:r>
             <w:r>
               <w:rPr>
@@ -1295,7 +1570,7 @@
                     <pic:cNvPicPr/>
                   </pic:nvPicPr>
                   <pic:blipFill>
-                    <a:blip r:embed="rId13"/>
+                    <a:blip r:embed="rId14"/>
                     <a:stretch>
                       <a:fillRect/>
                     </a:stretch>
@@ -1352,8 +1627,17 @@
         <w:spacing w:after="0" w:line="240" w:lineRule="auto"/>
       </w:pPr>
       <w:r>
-        <w:t xml:space="preserve">If you want to compile TS file with different versions we need to add </w:t>
-      </w:r>
+        <w:t xml:space="preserve">If you want to compile TS file with different </w:t>
+      </w:r>
+      <w:proofErr w:type="gramStart"/>
+      <w:r>
+        <w:t>versions</w:t>
+      </w:r>
+      <w:proofErr w:type="gramEnd"/>
+      <w:r>
+        <w:t xml:space="preserve"> we need to add </w:t>
+      </w:r>
+      <w:proofErr w:type="spellStart"/>
       <w:r>
         <w:rPr>
           <w:b/>
@@ -1362,6 +1646,7 @@
         </w:rPr>
         <w:t>tsconfig.json</w:t>
       </w:r>
+      <w:proofErr w:type="spellEnd"/>
       <w:r>
         <w:t> file or the </w:t>
       </w:r>
@@ -1390,25 +1675,65 @@
         <w:spacing w:after="0" w:line="240" w:lineRule="auto"/>
       </w:pPr>
       <w:r>
-        <w:t>However, it is highly recommended to explicitly configure the target option in your tsconfig.json file to a more modern version, such as ES2015 (ES6) or higher, to leverage modern JavaScript features and ensure compatibility with your target environment.</w:t>
-      </w:r>
-    </w:p>
-    <w:p>
-      <w:pPr>
-        <w:spacing w:after="0" w:line="240" w:lineRule="auto"/>
-      </w:pPr>
-    </w:p>
-    <w:p>
-      <w:pPr>
-        <w:spacing w:after="0" w:line="240" w:lineRule="auto"/>
-      </w:pPr>
-    </w:p>
-    <w:p>
-      <w:pPr>
-        <w:spacing w:after="0" w:line="240" w:lineRule="auto"/>
-      </w:pPr>
-      <w:r>
-        <w:t>We can compileTS file with target version also.. lilke es3,es4..es6.</w:t>
+        <w:t>However, it is highly recommended to explicitly configure the target option in your </w:t>
+      </w:r>
+      <w:proofErr w:type="spellStart"/>
+      <w:r>
+        <w:t>tsconfig.json</w:t>
+      </w:r>
+      <w:proofErr w:type="spellEnd"/>
+      <w:r>
+        <w:t> file to a more modern version, such as ES2015 (ES6) or higher, to leverage modern JavaScript features and ensure compatibility with your target environment.</w:t>
+      </w:r>
+    </w:p>
+    <w:p>
+      <w:pPr>
+        <w:spacing w:after="0" w:line="240" w:lineRule="auto"/>
+      </w:pPr>
+    </w:p>
+    <w:p>
+      <w:pPr>
+        <w:spacing w:after="0" w:line="240" w:lineRule="auto"/>
+      </w:pPr>
+    </w:p>
+    <w:p>
+      <w:pPr>
+        <w:spacing w:after="0" w:line="240" w:lineRule="auto"/>
+      </w:pPr>
+      <w:r>
+        <w:t xml:space="preserve">We can </w:t>
+      </w:r>
+      <w:proofErr w:type="spellStart"/>
+      <w:r>
+        <w:t>compileTS</w:t>
+      </w:r>
+      <w:proofErr w:type="spellEnd"/>
+      <w:r>
+        <w:t xml:space="preserve"> file with target version </w:t>
+      </w:r>
+      <w:proofErr w:type="gramStart"/>
+      <w:r>
+        <w:t>also..</w:t>
+      </w:r>
+      <w:proofErr w:type="gramEnd"/>
+      <w:r>
+        <w:t xml:space="preserve"> </w:t>
+      </w:r>
+      <w:proofErr w:type="spellStart"/>
+      <w:r>
+        <w:t>lilke</w:t>
+      </w:r>
+      <w:proofErr w:type="spellEnd"/>
+      <w:r>
+        <w:t xml:space="preserve"> es</w:t>
+      </w:r>
+      <w:proofErr w:type="gramStart"/>
+      <w:r>
+        <w:t>3,es4..</w:t>
+      </w:r>
+      <w:proofErr w:type="gramEnd"/>
+      <w:r>
+        <w:t>es6.</w:t>
       </w:r>
     </w:p>
     <w:tbl>
@@ -1427,7 +1752,15 @@
           </w:tcPr>
           <w:p>
             <w:r>
-              <w:t xml:space="preserve">$ tsc </w:t>
+              <w:t xml:space="preserve">$ </w:t>
+            </w:r>
+            <w:proofErr w:type="spellStart"/>
+            <w:r>
+              <w:t>tsc</w:t>
+            </w:r>
+            <w:proofErr w:type="spellEnd"/>
+            <w:r>
+              <w:t xml:space="preserve"> </w:t>
             </w:r>
             <w:r>
               <w:rPr>
@@ -1462,7 +1795,25 @@
           <w:b/>
           <w:bCs/>
         </w:rPr>
-        <w:t>With tsconfig.json:</w:t>
+        <w:t xml:space="preserve">With </w:t>
+      </w:r>
+      <w:proofErr w:type="spellStart"/>
+      <w:proofErr w:type="gramStart"/>
+      <w:r>
+        <w:rPr>
+          <w:b/>
+          <w:bCs/>
+        </w:rPr>
+        <w:t>tsconfig.json</w:t>
+      </w:r>
+      <w:proofErr w:type="spellEnd"/>
+      <w:proofErr w:type="gramEnd"/>
+      <w:r>
+        <w:rPr>
+          <w:b/>
+          <w:bCs/>
+        </w:rPr>
+        <w:t>:</w:t>
       </w:r>
     </w:p>
     <w:tbl>
@@ -1483,6 +1834,7 @@
           </w:tcPr>
           <w:p>
             <w:r>
+              <w:lastRenderedPageBreak/>
               <w:t>Test1.ts</w:t>
             </w:r>
           </w:p>
@@ -1492,6 +1844,8 @@
             <w:tcW w:w="3485" w:type="dxa"/>
           </w:tcPr>
           <w:p>
+            <w:proofErr w:type="spellStart"/>
+            <w:proofErr w:type="gramStart"/>
             <w:r>
               <w:rPr>
                 <w:b/>
@@ -1499,6 +1853,8 @@
               </w:rPr>
               <w:t>tsconfig.json</w:t>
             </w:r>
+            <w:proofErr w:type="spellEnd"/>
+            <w:proofErr w:type="gramEnd"/>
           </w:p>
         </w:tc>
         <w:tc>
@@ -1519,22 +1875,54 @@
           </w:tcPr>
           <w:p>
             <w:r>
-              <w:t>let stuName: string = "Azad";</w:t>
+              <w:t xml:space="preserve">let </w:t>
+            </w:r>
+            <w:proofErr w:type="spellStart"/>
+            <w:r>
+              <w:t>stuName</w:t>
+            </w:r>
+            <w:proofErr w:type="spellEnd"/>
+            <w:r>
+              <w:t>: string = "Azad";</w:t>
             </w:r>
           </w:p>
           <w:p>
             <w:r>
-              <w:t>let empName: string = "Kamal";</w:t>
+              <w:t xml:space="preserve">let </w:t>
+            </w:r>
+            <w:proofErr w:type="spellStart"/>
+            <w:r>
+              <w:t>empName</w:t>
+            </w:r>
+            <w:proofErr w:type="spellEnd"/>
+            <w:r>
+              <w:t>: string = "Kamal";</w:t>
             </w:r>
           </w:p>
           <w:p>
             <w:r>
-              <w:t>console.log(empName);</w:t>
+              <w:t>console.log(</w:t>
+            </w:r>
+            <w:proofErr w:type="spellStart"/>
+            <w:r>
+              <w:t>empName</w:t>
+            </w:r>
+            <w:proofErr w:type="spellEnd"/>
+            <w:r>
+              <w:t>);</w:t>
             </w:r>
           </w:p>
           <w:p>
             <w:r>
-              <w:t>console.log(stuName);</w:t>
+              <w:t>console.log(</w:t>
+            </w:r>
+            <w:proofErr w:type="spellStart"/>
+            <w:r>
+              <w:t>stuName</w:t>
+            </w:r>
+            <w:proofErr w:type="spellEnd"/>
+            <w:r>
+              <w:t>);</w:t>
             </w:r>
           </w:p>
         </w:tc>
@@ -1573,7 +1961,25 @@
                 <w:bCs/>
                 <w:highlight w:val="yellow"/>
               </w:rPr>
-              <w:t>  "compilerOptions": {</w:t>
+              <w:t>  "</w:t>
+            </w:r>
+            <w:proofErr w:type="spellStart"/>
+            <w:r>
+              <w:rPr>
+                <w:b/>
+                <w:bCs/>
+                <w:highlight w:val="yellow"/>
+              </w:rPr>
+              <w:t>compilerOptions</w:t>
+            </w:r>
+            <w:proofErr w:type="spellEnd"/>
+            <w:r>
+              <w:rPr>
+                <w:b/>
+                <w:bCs/>
+                <w:highlight w:val="yellow"/>
+              </w:rPr>
+              <w:t>": {</w:t>
             </w:r>
           </w:p>
           <w:p>
@@ -1607,7 +2013,53 @@
                 <w:bCs/>
                 <w:highlight w:val="yellow"/>
               </w:rPr>
-              <w:t>    "outDir": "./js"</w:t>
+              <w:t>    "</w:t>
+            </w:r>
+            <w:proofErr w:type="spellStart"/>
+            <w:r>
+              <w:rPr>
+                <w:b/>
+                <w:bCs/>
+                <w:highlight w:val="yellow"/>
+              </w:rPr>
+              <w:t>outDir</w:t>
+            </w:r>
+            <w:proofErr w:type="spellEnd"/>
+            <w:r>
+              <w:rPr>
+                <w:b/>
+                <w:bCs/>
+                <w:highlight w:val="yellow"/>
+              </w:rPr>
+              <w:t xml:space="preserve">": </w:t>
+            </w:r>
+            <w:proofErr w:type="gramStart"/>
+            <w:r>
+              <w:rPr>
+                <w:b/>
+                <w:bCs/>
+                <w:highlight w:val="yellow"/>
+              </w:rPr>
+              <w:t>"./</w:t>
+            </w:r>
+            <w:proofErr w:type="spellStart"/>
+            <w:proofErr w:type="gramEnd"/>
+            <w:r>
+              <w:rPr>
+                <w:b/>
+                <w:bCs/>
+                <w:highlight w:val="yellow"/>
+              </w:rPr>
+              <w:t>js</w:t>
+            </w:r>
+            <w:proofErr w:type="spellEnd"/>
+            <w:r>
+              <w:rPr>
+                <w:b/>
+                <w:bCs/>
+                <w:highlight w:val="yellow"/>
+              </w:rPr>
+              <w:t>"</w:t>
             </w:r>
             <w:r>
               <w:rPr>
@@ -1691,7 +2143,25 @@
                 <w:bCs/>
                 <w:highlight w:val="yellow"/>
               </w:rPr>
-              <w:t>    "ts/*"</w:t>
+              <w:t>    "</w:t>
+            </w:r>
+            <w:proofErr w:type="spellStart"/>
+            <w:r>
+              <w:rPr>
+                <w:b/>
+                <w:bCs/>
+                <w:highlight w:val="yellow"/>
+              </w:rPr>
+              <w:t>ts</w:t>
+            </w:r>
+            <w:proofErr w:type="spellEnd"/>
+            <w:r>
+              <w:rPr>
+                <w:b/>
+                <w:bCs/>
+                <w:highlight w:val="yellow"/>
+              </w:rPr>
+              <w:t>/*"</w:t>
             </w:r>
           </w:p>
           <w:p>
@@ -1736,22 +2206,54 @@
           </w:tcPr>
           <w:p>
             <w:r>
-              <w:t>let stuName = "Azad";</w:t>
+              <w:t xml:space="preserve">let </w:t>
+            </w:r>
+            <w:proofErr w:type="spellStart"/>
+            <w:r>
+              <w:t>stuName</w:t>
+            </w:r>
+            <w:proofErr w:type="spellEnd"/>
+            <w:r>
+              <w:t xml:space="preserve"> = "Azad";</w:t>
             </w:r>
           </w:p>
           <w:p>
             <w:r>
-              <w:t>let empName = "Kamal";</w:t>
+              <w:t xml:space="preserve">let </w:t>
+            </w:r>
+            <w:proofErr w:type="spellStart"/>
+            <w:r>
+              <w:t>empName</w:t>
+            </w:r>
+            <w:proofErr w:type="spellEnd"/>
+            <w:r>
+              <w:t xml:space="preserve"> = "Kamal";</w:t>
             </w:r>
           </w:p>
           <w:p>
             <w:r>
-              <w:t>console.log(empName);</w:t>
+              <w:t>console.log(</w:t>
+            </w:r>
+            <w:proofErr w:type="spellStart"/>
+            <w:r>
+              <w:t>empName</w:t>
+            </w:r>
+            <w:proofErr w:type="spellEnd"/>
+            <w:r>
+              <w:t>);</w:t>
             </w:r>
           </w:p>
           <w:p>
             <w:r>
-              <w:t>console.log(stuName);</w:t>
+              <w:t>console.log(</w:t>
+            </w:r>
+            <w:proofErr w:type="spellStart"/>
+            <w:r>
+              <w:t>stuName</w:t>
+            </w:r>
+            <w:proofErr w:type="spellEnd"/>
+            <w:r>
+              <w:t>);</w:t>
             </w:r>
           </w:p>
           <w:p/>
@@ -1768,7 +2270,25 @@
         <w:spacing w:after="0" w:line="240" w:lineRule="auto"/>
       </w:pPr>
       <w:r>
-        <w:t xml:space="preserve">How to run .ts file with tsconfig.json? </w:t>
+        <w:t>How to run .</w:t>
+      </w:r>
+      <w:proofErr w:type="spellStart"/>
+      <w:r>
+        <w:t>ts</w:t>
+      </w:r>
+      <w:proofErr w:type="spellEnd"/>
+      <w:r>
+        <w:t xml:space="preserve"> file with </w:t>
+      </w:r>
+      <w:proofErr w:type="spellStart"/>
+      <w:proofErr w:type="gramStart"/>
+      <w:r>
+        <w:t>tsconfig.json</w:t>
+      </w:r>
+      <w:proofErr w:type="spellEnd"/>
+      <w:proofErr w:type="gramEnd"/>
+      <w:r>
+        <w:t xml:space="preserve">? </w:t>
       </w:r>
     </w:p>
     <w:p>
@@ -1784,8 +2304,17 @@
           <w:b/>
           <w:bCs/>
         </w:rPr>
-        <w:t xml:space="preserve">$ tsc </w:t>
-      </w:r>
+        <w:t xml:space="preserve">$ </w:t>
+      </w:r>
+      <w:proofErr w:type="spellStart"/>
+      <w:r>
+        <w:rPr>
+          <w:b/>
+          <w:bCs/>
+        </w:rPr>
+        <w:t>tsc</w:t>
+      </w:r>
+      <w:proofErr w:type="spellEnd"/>
       <w:r>
         <w:rPr>
           <w:b/>
@@ -1793,87 +2322,208 @@
         </w:rPr>
         <w:t xml:space="preserve"> </w:t>
       </w:r>
-    </w:p>
-    <w:p>
-      <w:pPr>
-        <w:spacing w:after="0" w:line="240" w:lineRule="auto"/>
-      </w:pPr>
-      <w:r>
-        <w:tab/>
-      </w:r>
-      <w:r>
-        <w:sym w:font="Wingdings" w:char="F0E8"/>
-      </w:r>
-      <w:r>
-        <w:t xml:space="preserve"> here tsc command always looks for “tsconfig.json” file.</w:t>
-      </w:r>
-      <w:r>
-        <w:t xml:space="preserve"> If this file is not found this command will display all TS compiler options.</w:t>
-      </w:r>
-    </w:p>
-    <w:p>
-      <w:pPr>
-        <w:spacing w:after="0" w:line="240" w:lineRule="auto"/>
-      </w:pPr>
-    </w:p>
-    <w:p>
-      <w:pPr>
-        <w:spacing w:after="0" w:line="240" w:lineRule="auto"/>
-      </w:pPr>
       <w:r>
         <w:rPr>
           <w:b/>
           <w:bCs/>
         </w:rPr>
-        <w:t>"include": ["ts/*"]</w:t>
-      </w:r>
+        <w:t xml:space="preserve"> </w:t>
+      </w:r>
+    </w:p>
+    <w:p>
+      <w:pPr>
+        <w:spacing w:after="0" w:line="240" w:lineRule="auto"/>
+      </w:pPr>
+      <w:r>
+        <w:tab/>
+      </w:r>
+      <w:r>
+        <w:sym w:font="Wingdings" w:char="F0E8"/>
+      </w:r>
+      <w:r>
+        <w:t xml:space="preserve"> here </w:t>
+      </w:r>
+      <w:proofErr w:type="spellStart"/>
+      <w:r>
+        <w:t>tsc</w:t>
+      </w:r>
+      <w:proofErr w:type="spellEnd"/>
+      <w:r>
+        <w:t xml:space="preserve"> command always looks for “</w:t>
+      </w:r>
+      <w:proofErr w:type="spellStart"/>
+      <w:proofErr w:type="gramStart"/>
+      <w:r>
+        <w:t>tsconfig.json</w:t>
+      </w:r>
+      <w:proofErr w:type="spellEnd"/>
+      <w:proofErr w:type="gramEnd"/>
+      <w:r>
+        <w:t>” file.</w:t>
+      </w:r>
+      <w:r>
+        <w:t xml:space="preserve"> If this file is not found this command will display all TS compiler options.</w:t>
+      </w:r>
+    </w:p>
+    <w:p>
+      <w:pPr>
+        <w:spacing w:after="0" w:line="240" w:lineRule="auto"/>
+      </w:pPr>
+    </w:p>
+    <w:p>
+      <w:pPr>
+        <w:spacing w:after="0" w:line="240" w:lineRule="auto"/>
+      </w:pPr>
       <w:r>
         <w:rPr>
           <w:b/>
           <w:bCs/>
         </w:rPr>
-        <w:t xml:space="preserve"> : </w:t>
-      </w:r>
-      <w:r>
-        <w:t>Specifies which files to include in compilation, it is source code folder indication.</w:t>
-      </w:r>
-    </w:p>
-    <w:p>
-      <w:pPr>
-        <w:spacing w:after="0" w:line="240" w:lineRule="auto"/>
-      </w:pPr>
+        <w:t>"include": ["</w:t>
+      </w:r>
+      <w:proofErr w:type="spellStart"/>
       <w:r>
         <w:rPr>
           <w:b/>
           <w:bCs/>
         </w:rPr>
-        <w:lastRenderedPageBreak/>
-        <w:t>outDir:</w:t>
-      </w:r>
-      <w:r>
-        <w:t xml:space="preserve"> what ever the compiled .js files are there, all js files will be kept inside js folder.</w:t>
-      </w:r>
-    </w:p>
-    <w:p>
-      <w:pPr>
-        <w:spacing w:after="0" w:line="240" w:lineRule="auto"/>
-      </w:pPr>
+        <w:t>ts</w:t>
+      </w:r>
+      <w:proofErr w:type="spellEnd"/>
       <w:r>
         <w:rPr>
           <w:b/>
           <w:bCs/>
         </w:rPr>
-        <w:t>"strict": true</w:t>
-      </w:r>
+        <w:t>/*"</w:t>
+      </w:r>
+      <w:proofErr w:type="gramStart"/>
       <w:r>
         <w:rPr>
           <w:b/>
           <w:bCs/>
         </w:rPr>
-        <w:t xml:space="preserve"> : </w:t>
-      </w:r>
-      <w:r>
-        <w:t xml:space="preserve">it will make js as strict mode, adds </w:t>
+        <w:t>]</w:t>
+      </w:r>
+      <w:r>
+        <w:rPr>
+          <w:b/>
+          <w:bCs/>
+        </w:rPr>
+        <w:t xml:space="preserve"> :</w:t>
+      </w:r>
+      <w:proofErr w:type="gramEnd"/>
+      <w:r>
+        <w:rPr>
+          <w:b/>
+          <w:bCs/>
+        </w:rPr>
+        <w:t xml:space="preserve"> </w:t>
+      </w:r>
+      <w:r>
+        <w:t>Specifies which files to include in compilation, it is source code folder indication.</w:t>
+      </w:r>
+    </w:p>
+    <w:p>
+      <w:pPr>
+        <w:spacing w:after="0" w:line="240" w:lineRule="auto"/>
+      </w:pPr>
+      <w:proofErr w:type="spellStart"/>
+      <w:r>
+        <w:rPr>
+          <w:b/>
+          <w:bCs/>
+        </w:rPr>
+        <w:t>outDir</w:t>
+      </w:r>
+      <w:proofErr w:type="spellEnd"/>
+      <w:r>
+        <w:rPr>
+          <w:b/>
+          <w:bCs/>
+        </w:rPr>
+        <w:t>:</w:t>
+      </w:r>
+      <w:r>
+        <w:t xml:space="preserve"> </w:t>
+      </w:r>
+      <w:proofErr w:type="spellStart"/>
+      <w:r>
+        <w:t>what ever</w:t>
+      </w:r>
+      <w:proofErr w:type="spellEnd"/>
+      <w:r>
+        <w:t xml:space="preserve"> the compiled .</w:t>
+      </w:r>
+      <w:proofErr w:type="spellStart"/>
+      <w:r>
+        <w:t>js</w:t>
+      </w:r>
+      <w:proofErr w:type="spellEnd"/>
+      <w:r>
+        <w:t xml:space="preserve"> files are there, all </w:t>
+      </w:r>
+      <w:proofErr w:type="spellStart"/>
+      <w:r>
+        <w:t>js</w:t>
+      </w:r>
+      <w:proofErr w:type="spellEnd"/>
+      <w:r>
+        <w:t xml:space="preserve"> files will be kept inside </w:t>
+      </w:r>
+      <w:proofErr w:type="spellStart"/>
+      <w:r>
+        <w:t>js</w:t>
+      </w:r>
+      <w:proofErr w:type="spellEnd"/>
+      <w:r>
+        <w:t xml:space="preserve"> folder.</w:t>
+      </w:r>
+    </w:p>
+    <w:p>
+      <w:pPr>
+        <w:spacing w:after="0" w:line="240" w:lineRule="auto"/>
+      </w:pPr>
+      <w:r>
+        <w:rPr>
+          <w:b/>
+          <w:bCs/>
+        </w:rPr>
+        <w:t xml:space="preserve">"strict": </w:t>
+      </w:r>
+      <w:proofErr w:type="gramStart"/>
+      <w:r>
+        <w:rPr>
+          <w:b/>
+          <w:bCs/>
+        </w:rPr>
+        <w:t>true</w:t>
+      </w:r>
+      <w:r>
+        <w:rPr>
+          <w:b/>
+          <w:bCs/>
+        </w:rPr>
+        <w:t xml:space="preserve"> :</w:t>
+      </w:r>
+      <w:proofErr w:type="gramEnd"/>
+      <w:r>
+        <w:rPr>
+          <w:b/>
+          <w:bCs/>
+        </w:rPr>
+        <w:t xml:space="preserve"> </w:t>
+      </w:r>
+      <w:r>
+        <w:t xml:space="preserve">it will make </w:t>
+      </w:r>
+      <w:proofErr w:type="spellStart"/>
+      <w:r>
+        <w:t>js</w:t>
+      </w:r>
+      <w:proofErr w:type="spellEnd"/>
+      <w:r>
+        <w:t xml:space="preserve"> as strict mode, adds </w:t>
       </w:r>
       <w:r>
         <w:rPr>
@@ -1892,38 +2542,104 @@
         <w:t>;</w:t>
       </w:r>
       <w:r>
-        <w:t xml:space="preserve"> in compiles js file.</w:t>
-      </w:r>
-    </w:p>
-    <w:p>
-      <w:pPr>
-        <w:spacing w:after="0" w:line="240" w:lineRule="auto"/>
-      </w:pPr>
-    </w:p>
-    <w:p>
-      <w:pPr>
-        <w:spacing w:after="0" w:line="240" w:lineRule="auto"/>
-      </w:pPr>
-    </w:p>
-    <w:p>
-      <w:pPr>
-        <w:spacing w:after="0" w:line="240" w:lineRule="auto"/>
-      </w:pPr>
-    </w:p>
-    <w:p>
-      <w:pPr>
-        <w:spacing w:after="0" w:line="240" w:lineRule="auto"/>
-      </w:pPr>
-      <w:r>
-        <w:t>This command will automatically locate the tsconfig.json file in the current or parent directories and apply its configurations (e.g., target, outDir, include, exclude) to compile your .ts files into .js files. The compiled JavaScript files will be placed in the directory specified by the outDir option in your tsconfig.json.</w:t>
-      </w:r>
-    </w:p>
-    <w:p>
-      <w:pPr>
-        <w:spacing w:after="0" w:line="240" w:lineRule="auto"/>
-      </w:pPr>
-      <w:r>
-        <w:t>Once the TypeScript code is compiled into JavaScript, you can run the resulting .js files using Node.js. </w:t>
+        <w:t xml:space="preserve"> in compiles </w:t>
+      </w:r>
+      <w:proofErr w:type="spellStart"/>
+      <w:r>
+        <w:t>js</w:t>
+      </w:r>
+      <w:proofErr w:type="spellEnd"/>
+      <w:r>
+        <w:t xml:space="preserve"> file.</w:t>
+      </w:r>
+    </w:p>
+    <w:p>
+      <w:pPr>
+        <w:spacing w:after="0" w:line="240" w:lineRule="auto"/>
+      </w:pPr>
+    </w:p>
+    <w:p>
+      <w:pPr>
+        <w:spacing w:after="0" w:line="240" w:lineRule="auto"/>
+      </w:pPr>
+    </w:p>
+    <w:p>
+      <w:pPr>
+        <w:spacing w:after="0" w:line="240" w:lineRule="auto"/>
+      </w:pPr>
+    </w:p>
+    <w:p>
+      <w:pPr>
+        <w:spacing w:after="0" w:line="240" w:lineRule="auto"/>
+      </w:pPr>
+      <w:r>
+        <w:t>This command will automatically locate the </w:t>
+      </w:r>
+      <w:proofErr w:type="spellStart"/>
+      <w:r>
+        <w:t>tsconfig.json</w:t>
+      </w:r>
+      <w:proofErr w:type="spellEnd"/>
+      <w:r>
+        <w:t> file in the current or parent directories and apply its configurations (e.g., target, </w:t>
+      </w:r>
+      <w:proofErr w:type="spellStart"/>
+      <w:r>
+        <w:t>outDir</w:t>
+      </w:r>
+      <w:proofErr w:type="spellEnd"/>
+      <w:r>
+        <w:t>, include, exclude) to compile your .</w:t>
+      </w:r>
+      <w:proofErr w:type="spellStart"/>
+      <w:r>
+        <w:t>ts</w:t>
+      </w:r>
+      <w:proofErr w:type="spellEnd"/>
+      <w:r>
+        <w:t> files into .</w:t>
+      </w:r>
+      <w:proofErr w:type="spellStart"/>
+      <w:r>
+        <w:t>js</w:t>
+      </w:r>
+      <w:proofErr w:type="spellEnd"/>
+      <w:r>
+        <w:t> files. The compiled JavaScript files will be placed in the directory specified by the </w:t>
+      </w:r>
+      <w:proofErr w:type="spellStart"/>
+      <w:r>
+        <w:t>outDir</w:t>
+      </w:r>
+      <w:proofErr w:type="spellEnd"/>
+      <w:r>
+        <w:t> option in your </w:t>
+      </w:r>
+      <w:proofErr w:type="spellStart"/>
+      <w:proofErr w:type="gramStart"/>
+      <w:r>
+        <w:t>tsconfig.json</w:t>
+      </w:r>
+      <w:proofErr w:type="spellEnd"/>
+      <w:proofErr w:type="gramEnd"/>
+      <w:r>
+        <w:t>.</w:t>
+      </w:r>
+    </w:p>
+    <w:p>
+      <w:pPr>
+        <w:spacing w:after="0" w:line="240" w:lineRule="auto"/>
+      </w:pPr>
+      <w:r>
+        <w:t>Once the TypeScript code is compiled into JavaScript, you can run the resulting .</w:t>
+      </w:r>
+      <w:proofErr w:type="spellStart"/>
+      <w:r>
+        <w:t>js</w:t>
+      </w:r>
+      <w:proofErr w:type="spellEnd"/>
+      <w:r>
+        <w:t> files using Node.js. </w:t>
       </w:r>
     </w:p>
     <w:tbl>
@@ -1952,7 +2668,15 @@
               <w:t>node</w:t>
             </w:r>
             <w:r>
-              <w:t xml:space="preserve"> js/test1</w:t>
+              <w:t xml:space="preserve"> </w:t>
+            </w:r>
+            <w:proofErr w:type="spellStart"/>
+            <w:r>
+              <w:t>js</w:t>
+            </w:r>
+            <w:proofErr w:type="spellEnd"/>
+            <w:r>
+              <w:t>/test1</w:t>
             </w:r>
             <w:r>
               <w:rPr>
@@ -1973,7 +2697,23 @@
         <w:t>Above command used to run JS file on command prompt / terminal.</w:t>
       </w:r>
       <w:r>
-        <w:t xml:space="preserve"> Usually we always run .js file in browser.</w:t>
+        <w:t xml:space="preserve"> </w:t>
+      </w:r>
+      <w:proofErr w:type="gramStart"/>
+      <w:r>
+        <w:t>Usually</w:t>
+      </w:r>
+      <w:proofErr w:type="gramEnd"/>
+      <w:r>
+        <w:t xml:space="preserve"> we always run .</w:t>
+      </w:r>
+      <w:proofErr w:type="spellStart"/>
+      <w:r>
+        <w:t>js</w:t>
+      </w:r>
+      <w:proofErr w:type="spellEnd"/>
+      <w:r>
+        <w:t xml:space="preserve"> file in browser.</w:t>
       </w:r>
     </w:p>
     <w:p>
@@ -2026,12 +2766,28 @@
           </w:tcPr>
           <w:p>
             <w:r>
-              <w:t>let empName: string = "kamal";</w:t>
+              <w:t xml:space="preserve">let </w:t>
+            </w:r>
+            <w:proofErr w:type="spellStart"/>
+            <w:r>
+              <w:t>empName</w:t>
+            </w:r>
+            <w:proofErr w:type="spellEnd"/>
+            <w:r>
+              <w:t>: string = "kamal";</w:t>
             </w:r>
           </w:p>
           <w:p>
             <w:r>
-              <w:t>console.log(empName);</w:t>
+              <w:t>console.log(</w:t>
+            </w:r>
+            <w:proofErr w:type="spellStart"/>
+            <w:r>
+              <w:t>empName</w:t>
+            </w:r>
+            <w:proofErr w:type="spellEnd"/>
+            <w:r>
+              <w:t>);</w:t>
             </w:r>
           </w:p>
           <w:p/>
@@ -2041,8 +2797,13 @@
             </w:r>
           </w:p>
           <w:p>
-            <w:r>
-              <w:t>console.log(EMPNAME);</w:t>
+            <w:proofErr w:type="gramStart"/>
+            <w:r>
+              <w:t>console.log(</w:t>
+            </w:r>
+            <w:proofErr w:type="gramEnd"/>
+            <w:r>
+              <w:t>EMPNAME);</w:t>
             </w:r>
           </w:p>
         </w:tc>
@@ -2077,7 +2838,7 @@
                     <pic:cNvPicPr/>
                   </pic:nvPicPr>
                   <pic:blipFill>
-                    <a:blip r:embed="rId14"/>
+                    <a:blip r:embed="rId15"/>
                     <a:stretch>
                       <a:fillRect/>
                     </a:stretch>
@@ -2127,13 +2888,19 @@
           </w:tcPr>
           <w:p>
             <w:r>
-              <w:t>class Employee{</w:t>
-            </w:r>
+              <w:t xml:space="preserve">class </w:t>
+            </w:r>
+            <w:proofErr w:type="gramStart"/>
+            <w:r>
+              <w:t>Employee{</w:t>
+            </w:r>
+            <w:proofErr w:type="gramEnd"/>
           </w:p>
           <w:p>
             <w:r>
               <w:t xml:space="preserve">    </w:t>
             </w:r>
+            <w:proofErr w:type="gramStart"/>
             <w:r>
               <w:rPr>
                 <w:b/>
@@ -2142,7 +2909,11 @@
               <w:t>constructor</w:t>
             </w:r>
             <w:r>
-              <w:t>(employeeName</w:t>
+              <w:t>(</w:t>
+            </w:r>
+            <w:proofErr w:type="spellStart"/>
+            <w:r>
+              <w:t>employeeName</w:t>
             </w:r>
             <w:r>
               <w:rPr>
@@ -2151,8 +2922,15 @@
               </w:rPr>
               <w:t>:string</w:t>
             </w:r>
-            <w:r>
-              <w:t>, employeeId</w:t>
+            <w:proofErr w:type="spellEnd"/>
+            <w:proofErr w:type="gramEnd"/>
+            <w:r>
+              <w:t xml:space="preserve">, </w:t>
+            </w:r>
+            <w:proofErr w:type="spellStart"/>
+            <w:proofErr w:type="gramStart"/>
+            <w:r>
+              <w:t>employeeId</w:t>
             </w:r>
             <w:r>
               <w:rPr>
@@ -2161,70 +2939,172 @@
               </w:rPr>
               <w:t>:number</w:t>
             </w:r>
+            <w:proofErr w:type="spellEnd"/>
             <w:r>
               <w:t>){</w:t>
             </w:r>
+            <w:proofErr w:type="gramEnd"/>
           </w:p>
           <w:p>
             <w:r>
-              <w:t xml:space="preserve">        console.log(`This is constructor..! - </w:t>
+              <w:t xml:space="preserve">        </w:t>
+            </w:r>
+            <w:proofErr w:type="gramStart"/>
+            <w:r>
+              <w:t>console.log(</w:t>
+            </w:r>
+            <w:proofErr w:type="gramEnd"/>
+            <w:r>
+              <w:t xml:space="preserve">`This is </w:t>
+            </w:r>
+            <w:proofErr w:type="gramStart"/>
+            <w:r>
+              <w:t>constructor..!</w:t>
+            </w:r>
+            <w:proofErr w:type="gramEnd"/>
+            <w:r>
+              <w:t xml:space="preserve"> - </w:t>
             </w:r>
             <w:r>
               <w:rPr>
                 <w:b/>
                 <w:bCs/>
               </w:rPr>
-              <w:t>${employeeName} - ${employeeId}</w:t>
-            </w:r>
-            <w:r>
-              <w:t>`);        </w:t>
-            </w:r>
-          </w:p>
-          <w:p>
-            <w:r>
-              <w:t>    }</w:t>
-            </w:r>
-          </w:p>
-          <w:p/>
-          <w:p>
-            <w:r>
-              <w:t>    greetings(value: string</w:t>
-            </w:r>
+              <w:t>${</w:t>
+            </w:r>
+            <w:proofErr w:type="spellStart"/>
             <w:r>
               <w:rPr>
                 <w:b/>
                 <w:bCs/>
               </w:rPr>
-              <w:t>): string</w:t>
-            </w:r>
-            <w:r>
-              <w:t>{</w:t>
+              <w:t>employeeName</w:t>
+            </w:r>
+            <w:proofErr w:type="spellEnd"/>
+            <w:r>
+              <w:rPr>
+                <w:b/>
+                <w:bCs/>
+              </w:rPr>
+              <w:t>} - ${</w:t>
+            </w:r>
+            <w:proofErr w:type="spellStart"/>
+            <w:r>
+              <w:rPr>
+                <w:b/>
+                <w:bCs/>
+              </w:rPr>
+              <w:t>employeeId</w:t>
+            </w:r>
+            <w:proofErr w:type="spellEnd"/>
+            <w:r>
+              <w:rPr>
+                <w:b/>
+                <w:bCs/>
+              </w:rPr>
+              <w:t>}</w:t>
+            </w:r>
+            <w:r>
+              <w:t>`);        </w:t>
             </w:r>
           </w:p>
           <w:p>
             <w:r>
-              <w:t>        return "Hi ..welcome to TS!"</w:t>
-            </w:r>
-          </w:p>
-          <w:p>
-            <w:r>
+              <w:lastRenderedPageBreak/>
               <w:t>    }</w:t>
-            </w:r>
-          </w:p>
-          <w:p>
-            <w:r>
-              <w:t>}</w:t>
             </w:r>
           </w:p>
           <w:p/>
           <w:p>
             <w:r>
-              <w:t>let empRef = new Employee("kamal",12);</w:t>
-            </w:r>
+              <w:t xml:space="preserve">    </w:t>
+            </w:r>
+            <w:proofErr w:type="gramStart"/>
+            <w:r>
+              <w:t>greetings(</w:t>
+            </w:r>
+            <w:proofErr w:type="gramEnd"/>
+            <w:r>
+              <w:t>value: string</w:t>
+            </w:r>
+            <w:r>
+              <w:rPr>
+                <w:b/>
+                <w:bCs/>
+              </w:rPr>
+              <w:t xml:space="preserve">): </w:t>
+            </w:r>
+            <w:proofErr w:type="gramStart"/>
+            <w:r>
+              <w:rPr>
+                <w:b/>
+                <w:bCs/>
+              </w:rPr>
+              <w:t>string</w:t>
+            </w:r>
+            <w:r>
+              <w:t>{</w:t>
+            </w:r>
+            <w:proofErr w:type="gramEnd"/>
           </w:p>
           <w:p>
             <w:r>
-              <w:t>console.log(empRef.greetings("hiiiiii"));</w:t>
+              <w:t>        return "Hi</w:t>
+            </w:r>
+            <w:proofErr w:type="gramStart"/>
+            <w:r>
+              <w:t xml:space="preserve"> ..</w:t>
+            </w:r>
+            <w:proofErr w:type="gramEnd"/>
+            <w:r>
+              <w:t>welcome to TS!"</w:t>
+            </w:r>
+          </w:p>
+          <w:p>
+            <w:r>
+              <w:t>    }</w:t>
+            </w:r>
+          </w:p>
+          <w:p>
+            <w:r>
+              <w:t>}</w:t>
+            </w:r>
+          </w:p>
+          <w:p/>
+          <w:p>
+            <w:r>
+              <w:t xml:space="preserve">let </w:t>
+            </w:r>
+            <w:proofErr w:type="spellStart"/>
+            <w:r>
+              <w:t>empRef</w:t>
+            </w:r>
+            <w:proofErr w:type="spellEnd"/>
+            <w:r>
+              <w:t xml:space="preserve"> = new Employee("kamal",12);</w:t>
+            </w:r>
+          </w:p>
+          <w:p>
+            <w:proofErr w:type="gramStart"/>
+            <w:r>
+              <w:t>console.log(</w:t>
+            </w:r>
+            <w:proofErr w:type="spellStart"/>
+            <w:proofErr w:type="gramEnd"/>
+            <w:r>
+              <w:t>empRef.greetings</w:t>
+            </w:r>
+            <w:proofErr w:type="spellEnd"/>
+            <w:r>
+              <w:t>("</w:t>
+            </w:r>
+            <w:proofErr w:type="spellStart"/>
+            <w:r>
+              <w:t>hiiiiii</w:t>
+            </w:r>
+            <w:proofErr w:type="spellEnd"/>
+            <w:r>
+              <w:t>"));</w:t>
             </w:r>
           </w:p>
         </w:tc>
@@ -2235,22 +3115,45 @@
         <w:spacing w:after="0" w:line="240" w:lineRule="auto"/>
       </w:pPr>
       <w:r>
-        <w:t>$ tsc</w:t>
-      </w:r>
-    </w:p>
-    <w:p>
-      <w:pPr>
-        <w:spacing w:after="0" w:line="240" w:lineRule="auto"/>
-      </w:pPr>
+        <w:lastRenderedPageBreak/>
+        <w:t xml:space="preserve">$ </w:t>
+      </w:r>
+      <w:proofErr w:type="spellStart"/>
+      <w:r>
+        <w:t>tsc</w:t>
+      </w:r>
+      <w:proofErr w:type="spellEnd"/>
+    </w:p>
+    <w:p>
+      <w:pPr>
+        <w:spacing w:after="0" w:line="240" w:lineRule="auto"/>
+      </w:pPr>
+      <w:proofErr w:type="spellStart"/>
       <w:r>
         <w:rPr>
           <w:b/>
           <w:bCs/>
         </w:rPr>
-        <w:t xml:space="preserve">tsc </w:t>
-      </w:r>
-      <w:r>
-        <w:t>command first checks for tsconig.json file and executes all options in that Json file.</w:t>
+        <w:t>tsc</w:t>
+      </w:r>
+      <w:proofErr w:type="spellEnd"/>
+      <w:r>
+        <w:rPr>
+          <w:b/>
+          <w:bCs/>
+        </w:rPr>
+        <w:t xml:space="preserve"> </w:t>
+      </w:r>
+      <w:r>
+        <w:t xml:space="preserve">command first checks for </w:t>
+      </w:r>
+      <w:proofErr w:type="spellStart"/>
+      <w:r>
+        <w:t>tsconig.json</w:t>
+      </w:r>
+      <w:proofErr w:type="spellEnd"/>
+      <w:r>
+        <w:t xml:space="preserve"> file and executes all options in that Json file.</w:t>
       </w:r>
     </w:p>
     <w:p>
@@ -2289,7 +3192,23 @@
         <w:spacing w:after="0" w:line="240" w:lineRule="auto"/>
       </w:pPr>
       <w:r>
-        <w:t xml:space="preserve">$ tsc filename.ts      </w:t>
+        <w:t xml:space="preserve">$ </w:t>
+      </w:r>
+      <w:proofErr w:type="spellStart"/>
+      <w:r>
+        <w:t>tsc</w:t>
+      </w:r>
+      <w:proofErr w:type="spellEnd"/>
+      <w:r>
+        <w:t xml:space="preserve"> </w:t>
+      </w:r>
+      <w:proofErr w:type="spellStart"/>
+      <w:r>
+        <w:t>filename.ts</w:t>
+      </w:r>
+      <w:proofErr w:type="spellEnd"/>
+      <w:r>
+        <w:t xml:space="preserve">      </w:t>
       </w:r>
       <w:r>
         <w:sym w:font="Wingdings" w:char="F0E8"/>
@@ -2307,7 +3226,13 @@
         <w:t xml:space="preserve"> while converting TS to JS.</w:t>
       </w:r>
       <w:r>
-        <w:t xml:space="preserve"> NOT Recommonded.</w:t>
+        <w:t xml:space="preserve"> NOT </w:t>
+      </w:r>
+      <w:r>
+        <w:t>Recommended</w:t>
+      </w:r>
+      <w:r>
+        <w:t>.</w:t>
       </w:r>
     </w:p>
     <w:p>
@@ -2320,13 +3245,48 @@
         <w:spacing w:after="0" w:line="240" w:lineRule="auto"/>
       </w:pPr>
       <w:r>
-        <w:t xml:space="preserve">$ tsc --target  es6 fileName.ts       </w:t>
+        <w:t xml:space="preserve">$ </w:t>
+      </w:r>
+      <w:proofErr w:type="spellStart"/>
+      <w:r>
+        <w:t>tsc</w:t>
+      </w:r>
+      <w:proofErr w:type="spellEnd"/>
+      <w:r>
+        <w:t xml:space="preserve"> --</w:t>
+      </w:r>
+      <w:proofErr w:type="gramStart"/>
+      <w:r>
+        <w:t>target  es</w:t>
+      </w:r>
+      <w:proofErr w:type="gramEnd"/>
+      <w:r>
+        <w:t xml:space="preserve">6 </w:t>
+      </w:r>
+      <w:proofErr w:type="spellStart"/>
+      <w:r>
+        <w:t>fileName.ts</w:t>
+      </w:r>
+      <w:proofErr w:type="spellEnd"/>
+      <w:r>
+        <w:t xml:space="preserve">       </w:t>
       </w:r>
       <w:r>
         <w:sym w:font="Wingdings" w:char="F0E8"/>
       </w:r>
       <w:r>
-        <w:t xml:space="preserve"> here we can mention higher versions of ES..like es5, es6…</w:t>
+        <w:t xml:space="preserve"> here we can mention higher versions of </w:t>
+      </w:r>
+      <w:proofErr w:type="gramStart"/>
+      <w:r>
+        <w:t>ES..</w:t>
+      </w:r>
+      <w:proofErr w:type="gramEnd"/>
+      <w:r>
+        <w:t xml:space="preserve"> </w:t>
+      </w:r>
+      <w:r>
+        <w:t>like es5, es6…</w:t>
       </w:r>
     </w:p>
     <w:p>
@@ -2339,7 +3299,15 @@
         <w:spacing w:after="0" w:line="240" w:lineRule="auto"/>
       </w:pPr>
       <w:r>
-        <w:t>By using tsconfig.json file.</w:t>
+        <w:t xml:space="preserve">By using </w:t>
+      </w:r>
+      <w:proofErr w:type="spellStart"/>
+      <w:r>
+        <w:t>tsconfig.json</w:t>
+      </w:r>
+      <w:proofErr w:type="spellEnd"/>
+      <w:r>
+        <w:t xml:space="preserve"> file.</w:t>
       </w:r>
       <w:r>
         <w:t xml:space="preserve">      </w:t>
@@ -2351,28 +3319,264 @@
         <w:t xml:space="preserve"> here we can mention higher versions</w:t>
       </w:r>
       <w:r>
-        <w:t xml:space="preserve"> and some many properties.</w:t>
-      </w:r>
-    </w:p>
-    <w:p>
-      <w:pPr>
-        <w:spacing w:after="0" w:line="240" w:lineRule="auto"/>
-      </w:pPr>
-    </w:p>
-    <w:p>
-      <w:pPr>
-        <w:spacing w:after="0" w:line="240" w:lineRule="auto"/>
-      </w:pPr>
-    </w:p>
-    <w:p>
-      <w:pPr>
-        <w:spacing w:after="0" w:line="240" w:lineRule="auto"/>
-      </w:pPr>
-    </w:p>
-    <w:p>
-      <w:pPr>
-        <w:spacing w:after="0" w:line="240" w:lineRule="auto"/>
-      </w:pPr>
+        <w:t xml:space="preserve"> and so many properties.</w:t>
+      </w:r>
+    </w:p>
+    <w:p>
+      <w:pPr>
+        <w:spacing w:after="0" w:line="240" w:lineRule="auto"/>
+      </w:pPr>
+    </w:p>
+    <w:p>
+      <w:pPr>
+        <w:spacing w:after="0" w:line="240" w:lineRule="auto"/>
+      </w:pPr>
+    </w:p>
+    <w:p>
+      <w:pPr>
+        <w:spacing w:after="0" w:line="240" w:lineRule="auto"/>
+        <w:rPr>
+          <w:b/>
+          <w:bCs/>
+        </w:rPr>
+      </w:pPr>
+      <w:r>
+        <w:rPr>
+          <w:b/>
+          <w:bCs/>
+        </w:rPr>
+        <w:t>Features of JavaScript</w:t>
+      </w:r>
+      <w:r>
+        <w:rPr>
+          <w:b/>
+          <w:bCs/>
+        </w:rPr>
+        <w:t>:</w:t>
+      </w:r>
+    </w:p>
+    <w:p>
+      <w:pPr>
+        <w:spacing w:after="0" w:line="240" w:lineRule="auto"/>
+        <w:rPr>
+          <w:b/>
+          <w:bCs/>
+        </w:rPr>
+      </w:pPr>
+      <w:r>
+        <w:t>-</w:t>
+      </w:r>
+      <w:r>
+        <w:rPr>
+          <w:b/>
+          <w:bCs/>
+        </w:rPr>
+        <w:t>Dynamic typing</w:t>
+      </w:r>
+      <w:r>
+        <w:t>.</w:t>
+      </w:r>
+      <w:r>
+        <w:t xml:space="preserve"> -</w:t>
+      </w:r>
+      <w:r>
+        <w:t xml:space="preserve"> J</w:t>
+      </w:r>
+      <w:r>
+        <w:t>avaScript variables don</w:t>
+      </w:r>
+      <w:r>
+        <w:t>’</w:t>
+      </w:r>
+      <w:r>
+        <w:t>t have fixed types.</w:t>
+      </w:r>
+    </w:p>
+    <w:p>
+      <w:pPr>
+        <w:spacing w:after="0"/>
+      </w:pPr>
+      <w:r>
+        <w:t>-</w:t>
+      </w:r>
+      <w:r>
+        <w:rPr>
+          <w:b/>
+          <w:bCs/>
+        </w:rPr>
+        <w:t>Asynchronous Programming</w:t>
+      </w:r>
+      <w:r>
+        <w:t> − JavaScript supports asynchronous programming with callbacks, promises, and async/await.</w:t>
+      </w:r>
+    </w:p>
+    <w:p>
+      <w:pPr>
+        <w:spacing w:after="0"/>
+      </w:pPr>
+      <w:r>
+        <w:t>-</w:t>
+      </w:r>
+      <w:r>
+        <w:t>C</w:t>
+      </w:r>
+      <w:r>
+        <w:rPr>
+          <w:b/>
+          <w:bCs/>
+        </w:rPr>
+        <w:t>ross-platform support</w:t>
+      </w:r>
+      <w:r>
+        <w:t> − JavaScript is supported by all modern web browsers and other platforms. It is also used to develop the front end and backend</w:t>
+      </w:r>
+      <w:r>
+        <w:t xml:space="preserve"> (NODE)</w:t>
+      </w:r>
+      <w:r>
+        <w:t xml:space="preserve"> of web applications. So, it is a platform-independent programming language.</w:t>
+      </w:r>
+    </w:p>
+    <w:p>
+      <w:pPr>
+        <w:spacing w:after="0" w:line="240" w:lineRule="auto"/>
+      </w:pPr>
+    </w:p>
+    <w:p>
+      <w:pPr>
+        <w:spacing w:after="0" w:line="240" w:lineRule="auto"/>
+      </w:pPr>
+    </w:p>
+    <w:p>
+      <w:pPr>
+        <w:spacing w:after="0" w:line="240" w:lineRule="auto"/>
+      </w:pPr>
+      <w:r>
+        <w:t>TypeScript is very similar to JavaScript, and it has almost the same syntax as JavaScript. In 2012, Microsoft created TypeScript as an open-source project to solve the issues faced by developers while using JavaScript. So, TypeScript contains all the features that JavaScript has and contains some extra features to solve additional issues of typing.</w:t>
+      </w:r>
+    </w:p>
+    <w:p>
+      <w:pPr>
+        <w:spacing w:after="0" w:line="240" w:lineRule="auto"/>
+      </w:pPr>
+    </w:p>
+    <w:p>
+      <w:pPr>
+        <w:spacing w:after="0" w:line="240" w:lineRule="auto"/>
+        <w:rPr>
+          <w:b/>
+          <w:bCs/>
+        </w:rPr>
+      </w:pPr>
+      <w:r>
+        <w:rPr>
+          <w:b/>
+          <w:bCs/>
+        </w:rPr>
+        <w:t>Features of TypeScript</w:t>
+      </w:r>
+      <w:r>
+        <w:rPr>
+          <w:b/>
+          <w:bCs/>
+        </w:rPr>
+        <w:t>:</w:t>
+      </w:r>
+    </w:p>
+    <w:p>
+      <w:pPr>
+        <w:numPr>
+          <w:ilvl w:val="0"/>
+          <w:numId w:val="31"/>
+        </w:numPr>
+        <w:spacing w:after="0" w:line="240" w:lineRule="auto"/>
+      </w:pPr>
+      <w:r>
+        <w:rPr>
+          <w:b/>
+          <w:bCs/>
+        </w:rPr>
+        <w:t>Static Typing</w:t>
+      </w:r>
+      <w:r>
+        <w:t> − TypeScript allows you to specify types for each variable, function parameter, and return value. This feature helps in catching errors at compile time.</w:t>
+      </w:r>
+    </w:p>
+    <w:p>
+      <w:pPr>
+        <w:numPr>
+          <w:ilvl w:val="0"/>
+          <w:numId w:val="31"/>
+        </w:numPr>
+        <w:spacing w:after="0" w:line="240" w:lineRule="auto"/>
+      </w:pPr>
+      <w:r>
+        <w:rPr>
+          <w:b/>
+          <w:bCs/>
+        </w:rPr>
+        <w:t>Interfaces</w:t>
+      </w:r>
+      <w:r>
+        <w:t> − TypeScript is an object-oriented programming language, and it contains the interfaces to define the structure of objects that help in improving code readability and maintainability.</w:t>
+      </w:r>
+    </w:p>
+    <w:p>
+      <w:pPr>
+        <w:numPr>
+          <w:ilvl w:val="0"/>
+          <w:numId w:val="31"/>
+        </w:numPr>
+        <w:spacing w:after="0" w:line="240" w:lineRule="auto"/>
+      </w:pPr>
+      <w:r>
+        <w:rPr>
+          <w:b/>
+          <w:bCs/>
+        </w:rPr>
+        <w:t>Classes and Inheritance</w:t>
+      </w:r>
+      <w:r>
+        <w:t> − TypeScript supports classes and classical inheritance, making it easier to create complex structures.</w:t>
+      </w:r>
+    </w:p>
+    <w:p>
+      <w:pPr>
+        <w:numPr>
+          <w:ilvl w:val="0"/>
+          <w:numId w:val="31"/>
+        </w:numPr>
+        <w:spacing w:after="0" w:line="240" w:lineRule="auto"/>
+      </w:pPr>
+      <w:r>
+        <w:rPr>
+          <w:b/>
+          <w:bCs/>
+        </w:rPr>
+        <w:t>Compatibility</w:t>
+      </w:r>
+      <w:r>
+        <w:t> − TypeScript is compatible with all versions of JavaScript.</w:t>
+      </w:r>
+    </w:p>
+    <w:p>
+      <w:pPr>
+        <w:numPr>
+          <w:ilvl w:val="0"/>
+          <w:numId w:val="31"/>
+        </w:numPr>
+        <w:spacing w:after="0" w:line="240" w:lineRule="auto"/>
+      </w:pPr>
+      <w:r>
+        <w:rPr>
+          <w:b/>
+          <w:bCs/>
+        </w:rPr>
+        <w:t>JavaScript Features</w:t>
+      </w:r>
+      <w:r>
+        <w:t> − TypeScript is a superset of JavaScript. So, you can use all JavaScript features, methods, libraries, etc. in TypeScript.</w:t>
+      </w:r>
     </w:p>
     <w:p>
       <w:pPr>
@@ -2787,7 +3991,15 @@
         <w:spacing w:after="0" w:line="240" w:lineRule="auto"/>
       </w:pPr>
       <w:r>
-        <w:t xml:space="preserve">$ tsc </w:t>
+        <w:t xml:space="preserve">$ </w:t>
+      </w:r>
+      <w:proofErr w:type="spellStart"/>
+      <w:r>
+        <w:t>tsc</w:t>
+      </w:r>
+      <w:proofErr w:type="spellEnd"/>
+      <w:r>
+        <w:t xml:space="preserve"> </w:t>
       </w:r>
       <w:r>
         <w:t>--</w:t>
@@ -2801,14 +4013,24 @@
         <w:spacing w:after="0" w:line="240" w:lineRule="auto"/>
       </w:pPr>
       <w:r>
-        <w:t xml:space="preserve">$ tsc </w:t>
+        <w:t xml:space="preserve">$ </w:t>
+      </w:r>
+      <w:proofErr w:type="spellStart"/>
+      <w:r>
+        <w:t>tsc</w:t>
+      </w:r>
+      <w:proofErr w:type="spellEnd"/>
+      <w:r>
+        <w:t xml:space="preserve"> </w:t>
       </w:r>
       <w:r>
         <w:t>--</w:t>
       </w:r>
+      <w:proofErr w:type="spellStart"/>
       <w:r>
         <w:t>init</w:t>
       </w:r>
+      <w:proofErr w:type="spellEnd"/>
     </w:p>
     <w:p>
       <w:pPr>
@@ -3485,6 +4707,155 @@
     </w:lvl>
   </w:abstractNum>
   <w:abstractNum w:abstractNumId="6" w15:restartNumberingAfterBreak="0">
+    <w:nsid w:val="052C0ACB"/>
+    <w:multiLevelType w:val="multilevel"/>
+    <w:tmpl w:val="9A36A02C"/>
+    <w:lvl w:ilvl="0">
+      <w:start w:val="1"/>
+      <w:numFmt w:val="bullet"/>
+      <w:lvlText w:val=""/>
+      <w:lvlJc w:val="left"/>
+      <w:pPr>
+        <w:tabs>
+          <w:tab w:val="num" w:pos="720"/>
+        </w:tabs>
+        <w:ind w:left="720" w:hanging="360"/>
+      </w:pPr>
+      <w:rPr>
+        <w:rFonts w:ascii="Symbol" w:hAnsi="Symbol" w:hint="default"/>
+        <w:sz w:val="20"/>
+      </w:rPr>
+    </w:lvl>
+    <w:lvl w:ilvl="1" w:tentative="1">
+      <w:start w:val="1"/>
+      <w:numFmt w:val="bullet"/>
+      <w:lvlText w:val="o"/>
+      <w:lvlJc w:val="left"/>
+      <w:pPr>
+        <w:tabs>
+          <w:tab w:val="num" w:pos="1440"/>
+        </w:tabs>
+        <w:ind w:left="1440" w:hanging="360"/>
+      </w:pPr>
+      <w:rPr>
+        <w:rFonts w:ascii="Courier New" w:hAnsi="Courier New" w:hint="default"/>
+        <w:sz w:val="20"/>
+      </w:rPr>
+    </w:lvl>
+    <w:lvl w:ilvl="2" w:tentative="1">
+      <w:start w:val="1"/>
+      <w:numFmt w:val="bullet"/>
+      <w:lvlText w:val=""/>
+      <w:lvlJc w:val="left"/>
+      <w:pPr>
+        <w:tabs>
+          <w:tab w:val="num" w:pos="2160"/>
+        </w:tabs>
+        <w:ind w:left="2160" w:hanging="360"/>
+      </w:pPr>
+      <w:rPr>
+        <w:rFonts w:ascii="Wingdings" w:hAnsi="Wingdings" w:hint="default"/>
+        <w:sz w:val="20"/>
+      </w:rPr>
+    </w:lvl>
+    <w:lvl w:ilvl="3" w:tentative="1">
+      <w:start w:val="1"/>
+      <w:numFmt w:val="bullet"/>
+      <w:lvlText w:val=""/>
+      <w:lvlJc w:val="left"/>
+      <w:pPr>
+        <w:tabs>
+          <w:tab w:val="num" w:pos="2880"/>
+        </w:tabs>
+        <w:ind w:left="2880" w:hanging="360"/>
+      </w:pPr>
+      <w:rPr>
+        <w:rFonts w:ascii="Wingdings" w:hAnsi="Wingdings" w:hint="default"/>
+        <w:sz w:val="20"/>
+      </w:rPr>
+    </w:lvl>
+    <w:lvl w:ilvl="4" w:tentative="1">
+      <w:start w:val="1"/>
+      <w:numFmt w:val="bullet"/>
+      <w:lvlText w:val=""/>
+      <w:lvlJc w:val="left"/>
+      <w:pPr>
+        <w:tabs>
+          <w:tab w:val="num" w:pos="3600"/>
+        </w:tabs>
+        <w:ind w:left="3600" w:hanging="360"/>
+      </w:pPr>
+      <w:rPr>
+        <w:rFonts w:ascii="Wingdings" w:hAnsi="Wingdings" w:hint="default"/>
+        <w:sz w:val="20"/>
+      </w:rPr>
+    </w:lvl>
+    <w:lvl w:ilvl="5" w:tentative="1">
+      <w:start w:val="1"/>
+      <w:numFmt w:val="bullet"/>
+      <w:lvlText w:val=""/>
+      <w:lvlJc w:val="left"/>
+      <w:pPr>
+        <w:tabs>
+          <w:tab w:val="num" w:pos="4320"/>
+        </w:tabs>
+        <w:ind w:left="4320" w:hanging="360"/>
+      </w:pPr>
+      <w:rPr>
+        <w:rFonts w:ascii="Wingdings" w:hAnsi="Wingdings" w:hint="default"/>
+        <w:sz w:val="20"/>
+      </w:rPr>
+    </w:lvl>
+    <w:lvl w:ilvl="6" w:tentative="1">
+      <w:start w:val="1"/>
+      <w:numFmt w:val="bullet"/>
+      <w:lvlText w:val=""/>
+      <w:lvlJc w:val="left"/>
+      <w:pPr>
+        <w:tabs>
+          <w:tab w:val="num" w:pos="5040"/>
+        </w:tabs>
+        <w:ind w:left="5040" w:hanging="360"/>
+      </w:pPr>
+      <w:rPr>
+        <w:rFonts w:ascii="Wingdings" w:hAnsi="Wingdings" w:hint="default"/>
+        <w:sz w:val="20"/>
+      </w:rPr>
+    </w:lvl>
+    <w:lvl w:ilvl="7" w:tentative="1">
+      <w:start w:val="1"/>
+      <w:numFmt w:val="bullet"/>
+      <w:lvlText w:val=""/>
+      <w:lvlJc w:val="left"/>
+      <w:pPr>
+        <w:tabs>
+          <w:tab w:val="num" w:pos="5760"/>
+        </w:tabs>
+        <w:ind w:left="5760" w:hanging="360"/>
+      </w:pPr>
+      <w:rPr>
+        <w:rFonts w:ascii="Wingdings" w:hAnsi="Wingdings" w:hint="default"/>
+        <w:sz w:val="20"/>
+      </w:rPr>
+    </w:lvl>
+    <w:lvl w:ilvl="8" w:tentative="1">
+      <w:start w:val="1"/>
+      <w:numFmt w:val="bullet"/>
+      <w:lvlText w:val=""/>
+      <w:lvlJc w:val="left"/>
+      <w:pPr>
+        <w:tabs>
+          <w:tab w:val="num" w:pos="6480"/>
+        </w:tabs>
+        <w:ind w:left="6480" w:hanging="360"/>
+      </w:pPr>
+      <w:rPr>
+        <w:rFonts w:ascii="Wingdings" w:hAnsi="Wingdings" w:hint="default"/>
+        <w:sz w:val="20"/>
+      </w:rPr>
+    </w:lvl>
+  </w:abstractNum>
+  <w:abstractNum w:abstractNumId="7" w15:restartNumberingAfterBreak="0">
     <w:nsid w:val="0AAF1330"/>
     <w:multiLevelType w:val="multilevel"/>
     <w:tmpl w:val="B6F08B72"/>
@@ -3633,7 +5004,7 @@
       </w:rPr>
     </w:lvl>
   </w:abstractNum>
-  <w:abstractNum w:abstractNumId="7" w15:restartNumberingAfterBreak="0">
+  <w:abstractNum w:abstractNumId="8" w15:restartNumberingAfterBreak="0">
     <w:nsid w:val="0F630769"/>
     <w:multiLevelType w:val="multilevel"/>
     <w:tmpl w:val="D58A8718"/>
@@ -3782,7 +5153,7 @@
       </w:rPr>
     </w:lvl>
   </w:abstractNum>
-  <w:abstractNum w:abstractNumId="8" w15:restartNumberingAfterBreak="0">
+  <w:abstractNum w:abstractNumId="9" w15:restartNumberingAfterBreak="0">
     <w:nsid w:val="18830244"/>
     <w:multiLevelType w:val="hybridMultilevel"/>
     <w:tmpl w:val="A7EA35FA"/>
@@ -3871,7 +5242,7 @@
       </w:pPr>
     </w:lvl>
   </w:abstractNum>
-  <w:abstractNum w:abstractNumId="9" w15:restartNumberingAfterBreak="0">
+  <w:abstractNum w:abstractNumId="10" w15:restartNumberingAfterBreak="0">
     <w:nsid w:val="1A9B5AA5"/>
     <w:multiLevelType w:val="multilevel"/>
     <w:tmpl w:val="78CCBDE2"/>
@@ -4020,7 +5391,7 @@
       </w:rPr>
     </w:lvl>
   </w:abstractNum>
-  <w:abstractNum w:abstractNumId="10" w15:restartNumberingAfterBreak="0">
+  <w:abstractNum w:abstractNumId="11" w15:restartNumberingAfterBreak="0">
     <w:nsid w:val="1C701DC4"/>
     <w:multiLevelType w:val="multilevel"/>
     <w:tmpl w:val="1C4E3E6A"/>
@@ -4169,7 +5540,7 @@
       </w:rPr>
     </w:lvl>
   </w:abstractNum>
-  <w:abstractNum w:abstractNumId="11" w15:restartNumberingAfterBreak="0">
+  <w:abstractNum w:abstractNumId="12" w15:restartNumberingAfterBreak="0">
     <w:nsid w:val="32603948"/>
     <w:multiLevelType w:val="multilevel"/>
     <w:tmpl w:val="808AD1CA"/>
@@ -4318,7 +5689,7 @@
       </w:rPr>
     </w:lvl>
   </w:abstractNum>
-  <w:abstractNum w:abstractNumId="12" w15:restartNumberingAfterBreak="0">
+  <w:abstractNum w:abstractNumId="13" w15:restartNumberingAfterBreak="0">
     <w:nsid w:val="35511E32"/>
     <w:multiLevelType w:val="hybridMultilevel"/>
     <w:tmpl w:val="C3228CC8"/>
@@ -4407,7 +5778,7 @@
       </w:pPr>
     </w:lvl>
   </w:abstractNum>
-  <w:abstractNum w:abstractNumId="13" w15:restartNumberingAfterBreak="0">
+  <w:abstractNum w:abstractNumId="14" w15:restartNumberingAfterBreak="0">
     <w:nsid w:val="35DC77A2"/>
     <w:multiLevelType w:val="hybridMultilevel"/>
     <w:tmpl w:val="206C4312"/>
@@ -4496,7 +5867,156 @@
       </w:pPr>
     </w:lvl>
   </w:abstractNum>
-  <w:abstractNum w:abstractNumId="14" w15:restartNumberingAfterBreak="0">
+  <w:abstractNum w:abstractNumId="15" w15:restartNumberingAfterBreak="0">
+    <w:nsid w:val="3BD51922"/>
+    <w:multiLevelType w:val="multilevel"/>
+    <w:tmpl w:val="BC268D52"/>
+    <w:lvl w:ilvl="0">
+      <w:start w:val="1"/>
+      <w:numFmt w:val="bullet"/>
+      <w:lvlText w:val=""/>
+      <w:lvlJc w:val="left"/>
+      <w:pPr>
+        <w:tabs>
+          <w:tab w:val="num" w:pos="720"/>
+        </w:tabs>
+        <w:ind w:left="720" w:hanging="360"/>
+      </w:pPr>
+      <w:rPr>
+        <w:rFonts w:ascii="Symbol" w:hAnsi="Symbol" w:hint="default"/>
+        <w:sz w:val="20"/>
+      </w:rPr>
+    </w:lvl>
+    <w:lvl w:ilvl="1" w:tentative="1">
+      <w:start w:val="1"/>
+      <w:numFmt w:val="bullet"/>
+      <w:lvlText w:val="o"/>
+      <w:lvlJc w:val="left"/>
+      <w:pPr>
+        <w:tabs>
+          <w:tab w:val="num" w:pos="1440"/>
+        </w:tabs>
+        <w:ind w:left="1440" w:hanging="360"/>
+      </w:pPr>
+      <w:rPr>
+        <w:rFonts w:ascii="Courier New" w:hAnsi="Courier New" w:hint="default"/>
+        <w:sz w:val="20"/>
+      </w:rPr>
+    </w:lvl>
+    <w:lvl w:ilvl="2" w:tentative="1">
+      <w:start w:val="1"/>
+      <w:numFmt w:val="bullet"/>
+      <w:lvlText w:val=""/>
+      <w:lvlJc w:val="left"/>
+      <w:pPr>
+        <w:tabs>
+          <w:tab w:val="num" w:pos="2160"/>
+        </w:tabs>
+        <w:ind w:left="2160" w:hanging="360"/>
+      </w:pPr>
+      <w:rPr>
+        <w:rFonts w:ascii="Wingdings" w:hAnsi="Wingdings" w:hint="default"/>
+        <w:sz w:val="20"/>
+      </w:rPr>
+    </w:lvl>
+    <w:lvl w:ilvl="3" w:tentative="1">
+      <w:start w:val="1"/>
+      <w:numFmt w:val="bullet"/>
+      <w:lvlText w:val=""/>
+      <w:lvlJc w:val="left"/>
+      <w:pPr>
+        <w:tabs>
+          <w:tab w:val="num" w:pos="2880"/>
+        </w:tabs>
+        <w:ind w:left="2880" w:hanging="360"/>
+      </w:pPr>
+      <w:rPr>
+        <w:rFonts w:ascii="Wingdings" w:hAnsi="Wingdings" w:hint="default"/>
+        <w:sz w:val="20"/>
+      </w:rPr>
+    </w:lvl>
+    <w:lvl w:ilvl="4" w:tentative="1">
+      <w:start w:val="1"/>
+      <w:numFmt w:val="bullet"/>
+      <w:lvlText w:val=""/>
+      <w:lvlJc w:val="left"/>
+      <w:pPr>
+        <w:tabs>
+          <w:tab w:val="num" w:pos="3600"/>
+        </w:tabs>
+        <w:ind w:left="3600" w:hanging="360"/>
+      </w:pPr>
+      <w:rPr>
+        <w:rFonts w:ascii="Wingdings" w:hAnsi="Wingdings" w:hint="default"/>
+        <w:sz w:val="20"/>
+      </w:rPr>
+    </w:lvl>
+    <w:lvl w:ilvl="5" w:tentative="1">
+      <w:start w:val="1"/>
+      <w:numFmt w:val="bullet"/>
+      <w:lvlText w:val=""/>
+      <w:lvlJc w:val="left"/>
+      <w:pPr>
+        <w:tabs>
+          <w:tab w:val="num" w:pos="4320"/>
+        </w:tabs>
+        <w:ind w:left="4320" w:hanging="360"/>
+      </w:pPr>
+      <w:rPr>
+        <w:rFonts w:ascii="Wingdings" w:hAnsi="Wingdings" w:hint="default"/>
+        <w:sz w:val="20"/>
+      </w:rPr>
+    </w:lvl>
+    <w:lvl w:ilvl="6" w:tentative="1">
+      <w:start w:val="1"/>
+      <w:numFmt w:val="bullet"/>
+      <w:lvlText w:val=""/>
+      <w:lvlJc w:val="left"/>
+      <w:pPr>
+        <w:tabs>
+          <w:tab w:val="num" w:pos="5040"/>
+        </w:tabs>
+        <w:ind w:left="5040" w:hanging="360"/>
+      </w:pPr>
+      <w:rPr>
+        <w:rFonts w:ascii="Wingdings" w:hAnsi="Wingdings" w:hint="default"/>
+        <w:sz w:val="20"/>
+      </w:rPr>
+    </w:lvl>
+    <w:lvl w:ilvl="7" w:tentative="1">
+      <w:start w:val="1"/>
+      <w:numFmt w:val="bullet"/>
+      <w:lvlText w:val=""/>
+      <w:lvlJc w:val="left"/>
+      <w:pPr>
+        <w:tabs>
+          <w:tab w:val="num" w:pos="5760"/>
+        </w:tabs>
+        <w:ind w:left="5760" w:hanging="360"/>
+      </w:pPr>
+      <w:rPr>
+        <w:rFonts w:ascii="Wingdings" w:hAnsi="Wingdings" w:hint="default"/>
+        <w:sz w:val="20"/>
+      </w:rPr>
+    </w:lvl>
+    <w:lvl w:ilvl="8" w:tentative="1">
+      <w:start w:val="1"/>
+      <w:numFmt w:val="bullet"/>
+      <w:lvlText w:val=""/>
+      <w:lvlJc w:val="left"/>
+      <w:pPr>
+        <w:tabs>
+          <w:tab w:val="num" w:pos="6480"/>
+        </w:tabs>
+        <w:ind w:left="6480" w:hanging="360"/>
+      </w:pPr>
+      <w:rPr>
+        <w:rFonts w:ascii="Wingdings" w:hAnsi="Wingdings" w:hint="default"/>
+        <w:sz w:val="20"/>
+      </w:rPr>
+    </w:lvl>
+  </w:abstractNum>
+  <w:abstractNum w:abstractNumId="16" w15:restartNumberingAfterBreak="0">
     <w:nsid w:val="3D175E71"/>
     <w:multiLevelType w:val="multilevel"/>
     <w:tmpl w:val="C248C1A2"/>
@@ -4645,7 +6165,7 @@
       </w:rPr>
     </w:lvl>
   </w:abstractNum>
-  <w:abstractNum w:abstractNumId="15" w15:restartNumberingAfterBreak="0">
+  <w:abstractNum w:abstractNumId="17" w15:restartNumberingAfterBreak="0">
     <w:nsid w:val="4271344F"/>
     <w:multiLevelType w:val="multilevel"/>
     <w:tmpl w:val="E9109E7C"/>
@@ -4794,7 +6314,7 @@
       </w:rPr>
     </w:lvl>
   </w:abstractNum>
-  <w:abstractNum w:abstractNumId="16" w15:restartNumberingAfterBreak="0">
+  <w:abstractNum w:abstractNumId="18" w15:restartNumberingAfterBreak="0">
     <w:nsid w:val="49D06393"/>
     <w:multiLevelType w:val="hybridMultilevel"/>
     <w:tmpl w:val="DC30A466"/>
@@ -4883,7 +6403,7 @@
       </w:pPr>
     </w:lvl>
   </w:abstractNum>
-  <w:abstractNum w:abstractNumId="17" w15:restartNumberingAfterBreak="0">
+  <w:abstractNum w:abstractNumId="19" w15:restartNumberingAfterBreak="0">
     <w:nsid w:val="58516D6A"/>
     <w:multiLevelType w:val="hybridMultilevel"/>
     <w:tmpl w:val="00CCC8F0"/>
@@ -4972,7 +6492,7 @@
       </w:pPr>
     </w:lvl>
   </w:abstractNum>
-  <w:abstractNum w:abstractNumId="18" w15:restartNumberingAfterBreak="0">
+  <w:abstractNum w:abstractNumId="20" w15:restartNumberingAfterBreak="0">
     <w:nsid w:val="5DCD3B6F"/>
     <w:multiLevelType w:val="multilevel"/>
     <w:tmpl w:val="96AE20F8"/>
@@ -5121,7 +6641,7 @@
       </w:rPr>
     </w:lvl>
   </w:abstractNum>
-  <w:abstractNum w:abstractNumId="19" w15:restartNumberingAfterBreak="0">
+  <w:abstractNum w:abstractNumId="21" w15:restartNumberingAfterBreak="0">
     <w:nsid w:val="5F045E9B"/>
     <w:multiLevelType w:val="hybridMultilevel"/>
     <w:tmpl w:val="0910E5BA"/>
@@ -5210,7 +6730,7 @@
       </w:pPr>
     </w:lvl>
   </w:abstractNum>
-  <w:abstractNum w:abstractNumId="20" w15:restartNumberingAfterBreak="0">
+  <w:abstractNum w:abstractNumId="22" w15:restartNumberingAfterBreak="0">
     <w:nsid w:val="64880EC8"/>
     <w:multiLevelType w:val="hybridMultilevel"/>
     <w:tmpl w:val="0BECC98E"/>
@@ -5299,7 +6819,7 @@
       </w:pPr>
     </w:lvl>
   </w:abstractNum>
-  <w:abstractNum w:abstractNumId="21" w15:restartNumberingAfterBreak="0">
+  <w:abstractNum w:abstractNumId="23" w15:restartNumberingAfterBreak="0">
     <w:nsid w:val="683517A9"/>
     <w:multiLevelType w:val="multilevel"/>
     <w:tmpl w:val="D05E2A52"/>
@@ -5448,7 +6968,7 @@
       </w:rPr>
     </w:lvl>
   </w:abstractNum>
-  <w:abstractNum w:abstractNumId="22" w15:restartNumberingAfterBreak="0">
+  <w:abstractNum w:abstractNumId="24" w15:restartNumberingAfterBreak="0">
     <w:nsid w:val="6B5A2171"/>
     <w:multiLevelType w:val="multilevel"/>
     <w:tmpl w:val="4BA8F6A8"/>
@@ -5597,7 +7117,7 @@
       </w:rPr>
     </w:lvl>
   </w:abstractNum>
-  <w:abstractNum w:abstractNumId="23" w15:restartNumberingAfterBreak="0">
+  <w:abstractNum w:abstractNumId="25" w15:restartNumberingAfterBreak="0">
     <w:nsid w:val="6CD90AAA"/>
     <w:multiLevelType w:val="hybridMultilevel"/>
     <w:tmpl w:val="CB0867E8"/>
@@ -5686,7 +7206,7 @@
       </w:pPr>
     </w:lvl>
   </w:abstractNum>
-  <w:abstractNum w:abstractNumId="24" w15:restartNumberingAfterBreak="0">
+  <w:abstractNum w:abstractNumId="26" w15:restartNumberingAfterBreak="0">
     <w:nsid w:val="72044FAA"/>
     <w:multiLevelType w:val="multilevel"/>
     <w:tmpl w:val="F278844E"/>
@@ -5835,7 +7355,7 @@
       </w:rPr>
     </w:lvl>
   </w:abstractNum>
-  <w:abstractNum w:abstractNumId="25" w15:restartNumberingAfterBreak="0">
+  <w:abstractNum w:abstractNumId="27" w15:restartNumberingAfterBreak="0">
     <w:nsid w:val="74BE6604"/>
     <w:multiLevelType w:val="multilevel"/>
     <w:tmpl w:val="C5E69C6E"/>
@@ -5984,7 +7504,7 @@
       </w:rPr>
     </w:lvl>
   </w:abstractNum>
-  <w:abstractNum w:abstractNumId="26" w15:restartNumberingAfterBreak="0">
+  <w:abstractNum w:abstractNumId="28" w15:restartNumberingAfterBreak="0">
     <w:nsid w:val="75FC232B"/>
     <w:multiLevelType w:val="multilevel"/>
     <w:tmpl w:val="CE3A26CC"/>
@@ -6133,7 +7653,7 @@
       </w:rPr>
     </w:lvl>
   </w:abstractNum>
-  <w:abstractNum w:abstractNumId="27" w15:restartNumberingAfterBreak="0">
+  <w:abstractNum w:abstractNumId="29" w15:restartNumberingAfterBreak="0">
     <w:nsid w:val="769513EA"/>
     <w:multiLevelType w:val="multilevel"/>
     <w:tmpl w:val="4BF6ADA6"/>
@@ -6282,7 +7802,7 @@
       </w:rPr>
     </w:lvl>
   </w:abstractNum>
-  <w:abstractNum w:abstractNumId="28" w15:restartNumberingAfterBreak="0">
+  <w:abstractNum w:abstractNumId="30" w15:restartNumberingAfterBreak="0">
     <w:nsid w:val="76B67D00"/>
     <w:multiLevelType w:val="hybridMultilevel"/>
     <w:tmpl w:val="6ED44928"/>
@@ -6396,76 +7916,76 @@
     </w:lvl>
   </w:abstractNum>
   <w:num w:numId="1" w16cid:durableId="1786997795">
-    <w:abstractNumId w:val="21"/>
+    <w:abstractNumId w:val="23"/>
   </w:num>
   <w:num w:numId="2" w16cid:durableId="649095618">
-    <w:abstractNumId w:val="18"/>
+    <w:abstractNumId w:val="20"/>
   </w:num>
   <w:num w:numId="3" w16cid:durableId="1091312259">
     <w:abstractNumId w:val="1"/>
   </w:num>
   <w:num w:numId="4" w16cid:durableId="2126465039">
+    <w:abstractNumId w:val="14"/>
+  </w:num>
+  <w:num w:numId="5" w16cid:durableId="87163252">
     <w:abstractNumId w:val="13"/>
   </w:num>
-  <w:num w:numId="5" w16cid:durableId="87163252">
-    <w:abstractNumId w:val="12"/>
-  </w:num>
   <w:num w:numId="6" w16cid:durableId="393430431">
-    <w:abstractNumId w:val="23"/>
+    <w:abstractNumId w:val="25"/>
   </w:num>
   <w:num w:numId="7" w16cid:durableId="22755052">
-    <w:abstractNumId w:val="6"/>
+    <w:abstractNumId w:val="7"/>
   </w:num>
   <w:num w:numId="8" w16cid:durableId="47606545">
-    <w:abstractNumId w:val="7"/>
+    <w:abstractNumId w:val="8"/>
   </w:num>
   <w:num w:numId="9" w16cid:durableId="1117723571">
     <w:abstractNumId w:val="2"/>
   </w:num>
   <w:num w:numId="10" w16cid:durableId="261768541">
-    <w:abstractNumId w:val="14"/>
+    <w:abstractNumId w:val="16"/>
   </w:num>
   <w:num w:numId="11" w16cid:durableId="920530383">
-    <w:abstractNumId w:val="15"/>
+    <w:abstractNumId w:val="17"/>
   </w:num>
   <w:num w:numId="12" w16cid:durableId="329067514">
-    <w:abstractNumId w:val="17"/>
+    <w:abstractNumId w:val="19"/>
   </w:num>
   <w:num w:numId="13" w16cid:durableId="109862485">
-    <w:abstractNumId w:val="20"/>
+    <w:abstractNumId w:val="22"/>
   </w:num>
   <w:num w:numId="14" w16cid:durableId="161700848">
-    <w:abstractNumId w:val="24"/>
+    <w:abstractNumId w:val="26"/>
   </w:num>
   <w:num w:numId="15" w16cid:durableId="2023049815">
-    <w:abstractNumId w:val="8"/>
+    <w:abstractNumId w:val="9"/>
   </w:num>
   <w:num w:numId="16" w16cid:durableId="362171528">
     <w:abstractNumId w:val="5"/>
   </w:num>
   <w:num w:numId="17" w16cid:durableId="1681085876">
-    <w:abstractNumId w:val="25"/>
+    <w:abstractNumId w:val="27"/>
   </w:num>
   <w:num w:numId="18" w16cid:durableId="1762793056">
-    <w:abstractNumId w:val="26"/>
+    <w:abstractNumId w:val="28"/>
   </w:num>
   <w:num w:numId="19" w16cid:durableId="1371563757">
-    <w:abstractNumId w:val="19"/>
+    <w:abstractNumId w:val="21"/>
   </w:num>
   <w:num w:numId="20" w16cid:durableId="458688707">
-    <w:abstractNumId w:val="22"/>
+    <w:abstractNumId w:val="24"/>
   </w:num>
   <w:num w:numId="21" w16cid:durableId="451746149">
-    <w:abstractNumId w:val="9"/>
+    <w:abstractNumId w:val="10"/>
   </w:num>
   <w:num w:numId="22" w16cid:durableId="2116628781">
-    <w:abstractNumId w:val="10"/>
+    <w:abstractNumId w:val="11"/>
   </w:num>
   <w:num w:numId="23" w16cid:durableId="2069645773">
-    <w:abstractNumId w:val="28"/>
+    <w:abstractNumId w:val="30"/>
   </w:num>
   <w:num w:numId="24" w16cid:durableId="1712999510">
-    <w:abstractNumId w:val="11"/>
+    <w:abstractNumId w:val="12"/>
   </w:num>
   <w:num w:numId="25" w16cid:durableId="1433741502">
     <w:abstractNumId w:val="4"/>
@@ -6477,10 +7997,16 @@
     <w:abstractNumId w:val="0"/>
   </w:num>
   <w:num w:numId="28" w16cid:durableId="562521814">
-    <w:abstractNumId w:val="27"/>
+    <w:abstractNumId w:val="29"/>
   </w:num>
   <w:num w:numId="29" w16cid:durableId="1087654038">
-    <w:abstractNumId w:val="16"/>
+    <w:abstractNumId w:val="18"/>
+  </w:num>
+  <w:num w:numId="30" w16cid:durableId="65959723">
+    <w:abstractNumId w:val="15"/>
+  </w:num>
+  <w:num w:numId="31" w16cid:durableId="616563928">
+    <w:abstractNumId w:val="6"/>
   </w:num>
 </w:numbering>
 </file>
@@ -7086,7 +8612,6 @@
   <w:style w:type="character" w:default="1" w:styleId="DefaultParagraphFont">
     <w:name w:val="Default Paragraph Font"/>
     <w:uiPriority w:val="1"/>
-    <w:semiHidden/>
     <w:unhideWhenUsed/>
   </w:style>
   <w:style w:type="table" w:default="1" w:styleId="TableNormal">
@@ -7470,6 +8995,19 @@
       <w:szCs w:val="20"/>
     </w:rPr>
   </w:style>
+  <w:style w:type="paragraph" w:styleId="NormalWeb">
+    <w:name w:val="Normal (Web)"/>
+    <w:basedOn w:val="Normal"/>
+    <w:uiPriority w:val="99"/>
+    <w:semiHidden/>
+    <w:unhideWhenUsed/>
+    <w:rsid w:val="0023429F"/>
+    <w:rPr>
+      <w:rFonts w:ascii="Times New Roman" w:hAnsi="Times New Roman" w:cs="Times New Roman"/>
+      <w:sz w:val="24"/>
+      <w:szCs w:val="24"/>
+    </w:rPr>
+  </w:style>
 </w:styles>
 </file>
 

--- a/UI_html_css_javascript/notes/TypeScript_6AM_2025.docx
+++ b/UI_html_css_javascript/notes/TypeScript_6AM_2025.docx
@@ -137,32 +137,7 @@
           <w:b/>
           <w:bCs/>
         </w:rPr>
-        <w:t xml:space="preserve"> is also a JavaScript only, but in TS we use datatype to represent properties, methods, objects, </w:t>
-      </w:r>
-      <w:proofErr w:type="spellStart"/>
-      <w:proofErr w:type="gramStart"/>
-      <w:r>
-        <w:rPr>
-          <w:b/>
-          <w:bCs/>
-        </w:rPr>
-        <w:t>arrays..</w:t>
-      </w:r>
-      <w:proofErr w:type="gramEnd"/>
-      <w:r>
-        <w:rPr>
-          <w:b/>
-          <w:bCs/>
-        </w:rPr>
-        <w:t>etc</w:t>
-      </w:r>
-      <w:proofErr w:type="spellEnd"/>
-      <w:r>
-        <w:rPr>
-          <w:b/>
-          <w:bCs/>
-        </w:rPr>
-        <w:t>.</w:t>
+        <w:t xml:space="preserve"> is also a JavaScript only, but in TS we use datatype to represent properties, methods, objects, arrays..etc.</w:t>
       </w:r>
     </w:p>
     <w:p>
@@ -194,81 +169,36 @@
         <w:spacing w:after="0" w:line="240" w:lineRule="auto"/>
       </w:pPr>
       <w:r>
-        <w:t xml:space="preserve">But browser cannot </w:t>
-      </w:r>
-      <w:proofErr w:type="gramStart"/>
-      <w:r>
-        <w:t>executes</w:t>
-      </w:r>
-      <w:proofErr w:type="gramEnd"/>
-      <w:r>
-        <w:t xml:space="preserve"> TS. We need to convert TS code JS.</w:t>
-      </w:r>
-    </w:p>
-    <w:p>
-      <w:pPr>
-        <w:spacing w:after="0" w:line="240" w:lineRule="auto"/>
-      </w:pPr>
-    </w:p>
-    <w:p>
-      <w:pPr>
-        <w:spacing w:after="0" w:line="240" w:lineRule="auto"/>
-      </w:pPr>
-      <w:r>
-        <w:t>JS files extension is .</w:t>
-      </w:r>
-      <w:proofErr w:type="spellStart"/>
-      <w:r>
-        <w:t>js</w:t>
-      </w:r>
-      <w:proofErr w:type="spellEnd"/>
-      <w:r>
-        <w:t>.</w:t>
-      </w:r>
-    </w:p>
-    <w:p>
-      <w:pPr>
-        <w:spacing w:after="0" w:line="240" w:lineRule="auto"/>
-      </w:pPr>
-      <w:r>
-        <w:t>TS files extension is .</w:t>
-      </w:r>
-      <w:proofErr w:type="spellStart"/>
-      <w:r>
-        <w:t>ts</w:t>
-      </w:r>
-      <w:proofErr w:type="spellEnd"/>
-      <w:r>
-        <w:t>.</w:t>
-      </w:r>
-    </w:p>
-    <w:p>
-      <w:pPr>
-        <w:spacing w:after="0" w:line="240" w:lineRule="auto"/>
-      </w:pPr>
-      <w:proofErr w:type="gramStart"/>
-      <w:r>
-        <w:t>So</w:t>
-      </w:r>
-      <w:proofErr w:type="gramEnd"/>
-      <w:r>
-        <w:t xml:space="preserve"> we need to convert .</w:t>
-      </w:r>
-      <w:proofErr w:type="spellStart"/>
-      <w:r>
-        <w:t>ts</w:t>
-      </w:r>
-      <w:proofErr w:type="spellEnd"/>
-      <w:r>
-        <w:t xml:space="preserve"> files to .</w:t>
-      </w:r>
-      <w:proofErr w:type="spellStart"/>
-      <w:r>
-        <w:t>js</w:t>
-      </w:r>
-      <w:proofErr w:type="spellEnd"/>
-      <w:r>
-        <w:t xml:space="preserve"> files.</w:t>
+        <w:t>But browser cannot executes TS. We need to convert TS code JS.</w:t>
+      </w:r>
+    </w:p>
+    <w:p>
+      <w:pPr>
+        <w:spacing w:after="0" w:line="240" w:lineRule="auto"/>
+      </w:pPr>
+    </w:p>
+    <w:p>
+      <w:pPr>
+        <w:spacing w:after="0" w:line="240" w:lineRule="auto"/>
+      </w:pPr>
+      <w:r>
+        <w:t>JS files extension is .js.</w:t>
+      </w:r>
+    </w:p>
+    <w:p>
+      <w:pPr>
+        <w:spacing w:after="0" w:line="240" w:lineRule="auto"/>
+      </w:pPr>
+      <w:r>
+        <w:t>TS files extension is .ts.</w:t>
+      </w:r>
+    </w:p>
+    <w:p>
+      <w:pPr>
+        <w:spacing w:after="0" w:line="240" w:lineRule="auto"/>
+      </w:pPr>
+      <w:r>
+        <w:t>So we need to convert .ts files to .js files.</w:t>
       </w:r>
     </w:p>
     <w:p>
@@ -340,15 +270,7 @@
         <w:spacing w:after="0" w:line="240" w:lineRule="auto"/>
       </w:pPr>
       <w:r>
-        <w:t xml:space="preserve">Angular 1.0 is called as </w:t>
-      </w:r>
-      <w:proofErr w:type="spellStart"/>
-      <w:r>
-        <w:t>AjngularJS</w:t>
-      </w:r>
-      <w:proofErr w:type="spellEnd"/>
-      <w:r>
-        <w:t>.</w:t>
+        <w:t>Angular 1.0 is called as AjngularJS.</w:t>
       </w:r>
       <w:r>
         <w:t xml:space="preserve"> It is deprecated. No one is using now.</w:t>
@@ -359,15 +281,7 @@
         <w:spacing w:after="0" w:line="240" w:lineRule="auto"/>
       </w:pPr>
       <w:r>
-        <w:t xml:space="preserve">Angular 2.X + is called as </w:t>
-      </w:r>
-      <w:proofErr w:type="spellStart"/>
-      <w:r>
-        <w:t>Ajngular</w:t>
-      </w:r>
-      <w:proofErr w:type="spellEnd"/>
-      <w:r>
-        <w:t>.</w:t>
+        <w:t>Angular 2.X + is called as Ajngular.</w:t>
       </w:r>
     </w:p>
     <w:p>
@@ -414,18 +328,10 @@
         <w:spacing w:after="0" w:line="240" w:lineRule="auto"/>
       </w:pPr>
       <w:r>
-        <w:t xml:space="preserve">JavaScript was introduced as a language for the client </w:t>
-      </w:r>
-      <w:proofErr w:type="gramStart"/>
-      <w:r>
-        <w:t>side</w:t>
-      </w:r>
-      <w:r>
-        <w:t>[</w:t>
-      </w:r>
-      <w:proofErr w:type="gramEnd"/>
-      <w:r>
-        <w:t>browser side]</w:t>
+        <w:t>JavaScript was introduced as a language for the client side</w:t>
+      </w:r>
+      <w:r>
+        <w:t>[browser side]</w:t>
       </w:r>
       <w:r>
         <w:t>.</w:t>
@@ -492,40 +398,16 @@
         <w:t xml:space="preserve"> [classes, interfaces, all OOPS concepts]</w:t>
       </w:r>
       <w:r>
-        <w:t xml:space="preserve">, compiled </w:t>
-      </w:r>
-      <w:proofErr w:type="gramStart"/>
-      <w:r>
-        <w:t>language</w:t>
-      </w:r>
-      <w:r>
-        <w:t>[</w:t>
-      </w:r>
-      <w:proofErr w:type="gramEnd"/>
-      <w:r>
-        <w:t>.</w:t>
-      </w:r>
-      <w:proofErr w:type="spellStart"/>
-      <w:r>
-        <w:t>ts</w:t>
-      </w:r>
-      <w:proofErr w:type="spellEnd"/>
-      <w:r>
-        <w:t xml:space="preserve"> </w:t>
+        <w:t>, compiled language</w:t>
+      </w:r>
+      <w:r>
+        <w:t xml:space="preserve">[.ts </w:t>
       </w:r>
       <w:r>
         <w:sym w:font="Wingdings" w:char="F0E0"/>
       </w:r>
       <w:r>
-        <w:t xml:space="preserve"> .</w:t>
-      </w:r>
-      <w:proofErr w:type="spellStart"/>
-      <w:r>
-        <w:t>js</w:t>
-      </w:r>
-      <w:proofErr w:type="spellEnd"/>
-      <w:r>
-        <w:t>]</w:t>
+        <w:t xml:space="preserve"> .js]</w:t>
       </w:r>
       <w:r>
         <w:t>. </w:t>
@@ -626,13 +508,8 @@
         <w:spacing w:after="0" w:line="240" w:lineRule="auto"/>
       </w:pPr>
       <w:r>
-        <w:t xml:space="preserve">Typescript = JavaScript + datatype + classes + interfaces + annotations </w:t>
-      </w:r>
-      <w:proofErr w:type="gramStart"/>
-      <w:r>
-        <w:t>….etc.</w:t>
-      </w:r>
-      <w:proofErr w:type="gramEnd"/>
+        <w:t>Typescript = JavaScript + datatype + classes + interfaces + annotations ….etc.</w:t>
+      </w:r>
     </w:p>
     <w:p>
       <w:pPr>
@@ -931,16 +808,64 @@
       <w:pPr>
         <w:spacing w:after="0" w:line="240" w:lineRule="auto"/>
       </w:pPr>
-      <w:r>
-        <w:t xml:space="preserve">To work with TS, we need to download and install </w:t>
-      </w:r>
-      <w:proofErr w:type="spellStart"/>
-      <w:r>
-        <w:t>nodejs</w:t>
-      </w:r>
-      <w:proofErr w:type="spellEnd"/>
-      <w:r>
-        <w:t>.</w:t>
+    </w:p>
+    <w:p>
+      <w:pPr>
+        <w:spacing w:after="0" w:line="240" w:lineRule="auto"/>
+      </w:pPr>
+    </w:p>
+    <w:p>
+      <w:pPr>
+        <w:spacing w:after="0" w:line="240" w:lineRule="auto"/>
+      </w:pPr>
+    </w:p>
+    <w:p>
+      <w:pPr>
+        <w:spacing w:after="0" w:line="240" w:lineRule="auto"/>
+      </w:pPr>
+    </w:p>
+    <w:p>
+      <w:pPr>
+        <w:spacing w:after="0" w:line="240" w:lineRule="auto"/>
+      </w:pPr>
+    </w:p>
+    <w:p>
+      <w:pPr>
+        <w:spacing w:after="0" w:line="240" w:lineRule="auto"/>
+      </w:pPr>
+    </w:p>
+    <w:p>
+      <w:pPr>
+        <w:spacing w:after="0" w:line="240" w:lineRule="auto"/>
+      </w:pPr>
+    </w:p>
+    <w:p>
+      <w:pPr>
+        <w:spacing w:after="0" w:line="240" w:lineRule="auto"/>
+      </w:pPr>
+    </w:p>
+    <w:p>
+      <w:pPr>
+        <w:spacing w:after="0" w:line="240" w:lineRule="auto"/>
+      </w:pPr>
+    </w:p>
+    <w:p>
+      <w:pPr>
+        <w:spacing w:after="0" w:line="240" w:lineRule="auto"/>
+      </w:pPr>
+    </w:p>
+    <w:p>
+      <w:pPr>
+        <w:spacing w:after="0" w:line="240" w:lineRule="auto"/>
+      </w:pPr>
+    </w:p>
+    <w:p>
+      <w:pPr>
+        <w:spacing w:after="0" w:line="240" w:lineRule="auto"/>
+      </w:pPr>
+      <w:r>
+        <w:lastRenderedPageBreak/>
+        <w:t>To work with TS, we need to download and install nodejs.</w:t>
       </w:r>
     </w:p>
     <w:p>
@@ -958,6 +883,61 @@
       <w:r>
         <w:t xml:space="preserve"> </w:t>
       </w:r>
+    </w:p>
+    <w:p>
+      <w:pPr>
+        <w:spacing w:after="0" w:line="240" w:lineRule="auto"/>
+      </w:pPr>
+    </w:p>
+    <w:p>
+      <w:pPr>
+        <w:spacing w:after="0" w:line="240" w:lineRule="auto"/>
+      </w:pPr>
+      <w:r>
+        <w:rPr>
+          <w:noProof/>
+        </w:rPr>
+        <w:drawing>
+          <wp:inline distT="0" distB="0" distL="0" distR="0" wp14:anchorId="7EBF1B46" wp14:editId="5D67D310">
+            <wp:extent cx="6645910" cy="2783205"/>
+            <wp:effectExtent l="0" t="0" r="2540" b="0"/>
+            <wp:docPr id="1575182531" name="Picture 1"/>
+            <wp:cNvGraphicFramePr>
+              <a:graphicFrameLocks xmlns:a="http://schemas.openxmlformats.org/drawingml/2006/main" noChangeAspect="1"/>
+            </wp:cNvGraphicFramePr>
+            <a:graphic xmlns:a="http://schemas.openxmlformats.org/drawingml/2006/main">
+              <a:graphicData uri="http://schemas.openxmlformats.org/drawingml/2006/picture">
+                <pic:pic xmlns:pic="http://schemas.openxmlformats.org/drawingml/2006/picture">
+                  <pic:nvPicPr>
+                    <pic:cNvPr id="1575182531" name=""/>
+                    <pic:cNvPicPr/>
+                  </pic:nvPicPr>
+                  <pic:blipFill>
+                    <a:blip r:embed="rId13"/>
+                    <a:stretch>
+                      <a:fillRect/>
+                    </a:stretch>
+                  </pic:blipFill>
+                  <pic:spPr>
+                    <a:xfrm>
+                      <a:off x="0" y="0"/>
+                      <a:ext cx="6645910" cy="2783205"/>
+                    </a:xfrm>
+                    <a:prstGeom prst="rect">
+                      <a:avLst/>
+                    </a:prstGeom>
+                  </pic:spPr>
+                </pic:pic>
+              </a:graphicData>
+            </a:graphic>
+          </wp:inline>
+        </w:drawing>
+      </w:r>
+    </w:p>
+    <w:p>
+      <w:pPr>
+        <w:spacing w:after="0" w:line="240" w:lineRule="auto"/>
+      </w:pPr>
     </w:p>
     <w:p>
       <w:pPr>
@@ -988,21 +968,12 @@
                 <w:bCs/>
               </w:rPr>
             </w:pPr>
-            <w:proofErr w:type="spellStart"/>
             <w:r>
               <w:rPr>
                 <w:b/>
                 <w:bCs/>
               </w:rPr>
-              <w:t>npm</w:t>
-            </w:r>
-            <w:proofErr w:type="spellEnd"/>
-            <w:r>
-              <w:rPr>
-                <w:b/>
-                <w:bCs/>
-              </w:rPr>
-              <w:t xml:space="preserve"> install -g typescript</w:t>
+              <w:t>npm install -g typescript</w:t>
             </w:r>
           </w:p>
         </w:tc>
@@ -1015,7 +986,6 @@
       <w:r>
         <w:t xml:space="preserve">Here </w:t>
       </w:r>
-      <w:proofErr w:type="spellStart"/>
       <w:r>
         <w:rPr>
           <w:b/>
@@ -1023,7 +993,6 @@
         </w:rPr>
         <w:t>npm</w:t>
       </w:r>
-      <w:proofErr w:type="spellEnd"/>
       <w:r>
         <w:t xml:space="preserve"> means – </w:t>
       </w:r>
@@ -1096,7 +1065,6 @@
         <w:rPr>
           <w:noProof/>
         </w:rPr>
-        <w:lastRenderedPageBreak/>
         <w:drawing>
           <wp:inline distT="0" distB="0" distL="0" distR="0" wp14:anchorId="7D46FF8B" wp14:editId="70EF5E54">
             <wp:extent cx="4235450" cy="2388810"/>
@@ -1113,7 +1081,7 @@
                     <pic:cNvPicPr/>
                   </pic:nvPicPr>
                   <pic:blipFill>
-                    <a:blip r:embed="rId13"/>
+                    <a:blip r:embed="rId14"/>
                     <a:stretch>
                       <a:fillRect/>
                     </a:stretch>
@@ -1146,7 +1114,6 @@
       <w:r>
         <w:t xml:space="preserve">In java we have compiler called </w:t>
       </w:r>
-      <w:proofErr w:type="spellStart"/>
       <w:r>
         <w:rPr>
           <w:b/>
@@ -1154,11 +1121,9 @@
         </w:rPr>
         <w:t>javac</w:t>
       </w:r>
-      <w:proofErr w:type="spellEnd"/>
       <w:r>
         <w:t xml:space="preserve">. Similarly in TS we have </w:t>
       </w:r>
-      <w:proofErr w:type="spellStart"/>
       <w:r>
         <w:rPr>
           <w:b/>
@@ -1166,7 +1131,6 @@
         </w:rPr>
         <w:t>tsc</w:t>
       </w:r>
-      <w:proofErr w:type="spellEnd"/>
       <w:r>
         <w:t xml:space="preserve"> compiler.</w:t>
       </w:r>
@@ -1176,13 +1140,8 @@
         <w:spacing w:after="0" w:line="240" w:lineRule="auto"/>
       </w:pPr>
       <w:r>
-        <w:t xml:space="preserve">$ </w:t>
-      </w:r>
-      <w:proofErr w:type="spellStart"/>
-      <w:r>
-        <w:t>tsc</w:t>
-      </w:r>
-      <w:proofErr w:type="spellEnd"/>
+        <w:t>$ tsc</w:t>
+      </w:r>
       <w:r>
         <w:t xml:space="preserve">  </w:t>
       </w:r>
@@ -1190,29 +1149,16 @@
         <w:sym w:font="Wingdings" w:char="F0E0"/>
       </w:r>
       <w:r>
-        <w:t xml:space="preserve"> generates .</w:t>
-      </w:r>
-      <w:proofErr w:type="spellStart"/>
-      <w:r>
-        <w:t>js</w:t>
-      </w:r>
-      <w:proofErr w:type="spellEnd"/>
-      <w:r>
-        <w:t xml:space="preserve"> files.</w:t>
-      </w:r>
-    </w:p>
-    <w:p>
-      <w:pPr>
-        <w:spacing w:after="0" w:line="240" w:lineRule="auto"/>
-      </w:pPr>
-      <w:r>
-        <w:t xml:space="preserve">$ </w:t>
-      </w:r>
-      <w:proofErr w:type="spellStart"/>
-      <w:r>
-        <w:t>javac</w:t>
-      </w:r>
-      <w:proofErr w:type="spellEnd"/>
+        <w:t xml:space="preserve"> generates .js files.</w:t>
+      </w:r>
+    </w:p>
+    <w:p>
+      <w:pPr>
+        <w:spacing w:after="0" w:line="240" w:lineRule="auto"/>
+      </w:pPr>
+      <w:r>
+        <w:t>$ javac</w:t>
+      </w:r>
       <w:r>
         <w:t xml:space="preserve"> </w:t>
       </w:r>
@@ -1269,7 +1215,6 @@
             <w:r>
               <w:t xml:space="preserve">$ </w:t>
             </w:r>
-            <w:proofErr w:type="spellStart"/>
             <w:r>
               <w:rPr>
                 <w:b/>
@@ -1277,7 +1222,6 @@
               </w:rPr>
               <w:t>javac</w:t>
             </w:r>
-            <w:proofErr w:type="spellEnd"/>
             <w:r>
               <w:t xml:space="preserve"> filename</w:t>
             </w:r>
@@ -1295,11 +1239,7 @@
               <w:sym w:font="Wingdings" w:char="F0E8"/>
             </w:r>
             <w:r>
-              <w:t xml:space="preserve"> </w:t>
-            </w:r>
-            <w:proofErr w:type="spellStart"/>
-            <w:r>
-              <w:t>filename</w:t>
+              <w:t xml:space="preserve"> filename</w:t>
             </w:r>
             <w:r>
               <w:rPr>
@@ -1308,7 +1248,6 @@
               </w:rPr>
               <w:t>.class</w:t>
             </w:r>
-            <w:proofErr w:type="spellEnd"/>
           </w:p>
         </w:tc>
         <w:tc>
@@ -1323,7 +1262,6 @@
               </w:rPr>
               <w:t xml:space="preserve">$ </w:t>
             </w:r>
-            <w:proofErr w:type="spellStart"/>
             <w:r>
               <w:rPr>
                 <w:b/>
@@ -1338,13 +1276,8 @@
               </w:rPr>
               <w:t>sc</w:t>
             </w:r>
-            <w:proofErr w:type="spellEnd"/>
-            <w:r>
-              <w:t xml:space="preserve"> </w:t>
-            </w:r>
-            <w:proofErr w:type="spellStart"/>
-            <w:r>
-              <w:t>filename</w:t>
+            <w:r>
+              <w:t xml:space="preserve"> filename</w:t>
             </w:r>
             <w:r>
               <w:rPr>
@@ -1353,7 +1286,6 @@
               </w:rPr>
               <w:t>.ts</w:t>
             </w:r>
-            <w:proofErr w:type="spellEnd"/>
             <w:r>
               <w:t xml:space="preserve"> </w:t>
             </w:r>
@@ -1383,6 +1315,17 @@
       <w:pPr>
         <w:spacing w:after="0" w:line="240" w:lineRule="auto"/>
       </w:pPr>
+      <w:r>
+        <w:t>TSC means typescript compiler.</w:t>
+      </w:r>
+    </w:p>
+    <w:p>
+      <w:pPr>
+        <w:spacing w:after="0" w:line="240" w:lineRule="auto"/>
+      </w:pPr>
+      <w:r>
+        <w:t>Here TSC compiler converts .ts to ES3 version .js file.</w:t>
+      </w:r>
     </w:p>
     <w:p>
       <w:pPr>
@@ -1405,11 +1348,9 @@
             <w:tcW w:w="5228" w:type="dxa"/>
           </w:tcPr>
           <w:p>
-            <w:proofErr w:type="spellStart"/>
             <w:r>
               <w:t>Test.ts</w:t>
             </w:r>
-            <w:proofErr w:type="spellEnd"/>
           </w:p>
         </w:tc>
         <w:tc>
@@ -1430,13 +1371,8 @@
           </w:tcPr>
           <w:p>
             <w:r>
-              <w:t xml:space="preserve">let </w:t>
-            </w:r>
-            <w:proofErr w:type="spellStart"/>
-            <w:r>
-              <w:t>myName</w:t>
-            </w:r>
-            <w:proofErr w:type="spellEnd"/>
+              <w:t>let myName</w:t>
+            </w:r>
             <w:r>
               <w:rPr>
                 <w:b/>
@@ -1451,15 +1387,7 @@
           </w:p>
           <w:p>
             <w:r>
-              <w:t>console.log(</w:t>
-            </w:r>
-            <w:proofErr w:type="spellStart"/>
-            <w:r>
-              <w:t>myName</w:t>
-            </w:r>
-            <w:proofErr w:type="spellEnd"/>
-            <w:r>
-              <w:t>);</w:t>
+              <w:t>console.log(myName);</w:t>
             </w:r>
           </w:p>
         </w:tc>
@@ -1484,15 +1412,7 @@
           </w:p>
           <w:p>
             <w:r>
-              <w:t xml:space="preserve">        &lt;script </w:t>
-            </w:r>
-            <w:proofErr w:type="spellStart"/>
-            <w:r>
-              <w:t>src</w:t>
-            </w:r>
-            <w:proofErr w:type="spellEnd"/>
-            <w:r>
-              <w:t>="</w:t>
+              <w:t>        &lt;script src="</w:t>
             </w:r>
             <w:r>
               <w:rPr>
@@ -1513,6 +1433,7 @@
           </w:p>
           <w:p>
             <w:r>
+              <w:lastRenderedPageBreak/>
               <w:t>    &lt;body&gt;</w:t>
             </w:r>
           </w:p>
@@ -1570,7 +1491,7 @@
                     <pic:cNvPicPr/>
                   </pic:nvPicPr>
                   <pic:blipFill>
-                    <a:blip r:embed="rId14"/>
+                    <a:blip r:embed="rId15"/>
                     <a:stretch>
                       <a:fillRect/>
                     </a:stretch>
@@ -1627,17 +1548,8 @@
         <w:spacing w:after="0" w:line="240" w:lineRule="auto"/>
       </w:pPr>
       <w:r>
-        <w:t xml:space="preserve">If you want to compile TS file with different </w:t>
-      </w:r>
-      <w:proofErr w:type="gramStart"/>
-      <w:r>
-        <w:t>versions</w:t>
-      </w:r>
-      <w:proofErr w:type="gramEnd"/>
-      <w:r>
-        <w:t xml:space="preserve"> we need to add </w:t>
-      </w:r>
-      <w:proofErr w:type="spellStart"/>
+        <w:t xml:space="preserve">If you want to compile TS file with different versions we need to add </w:t>
+      </w:r>
       <w:r>
         <w:rPr>
           <w:b/>
@@ -1646,7 +1558,6 @@
         </w:rPr>
         <w:t>tsconfig.json</w:t>
       </w:r>
-      <w:proofErr w:type="spellEnd"/>
       <w:r>
         <w:t> file or the </w:t>
       </w:r>
@@ -1675,65 +1586,25 @@
         <w:spacing w:after="0" w:line="240" w:lineRule="auto"/>
       </w:pPr>
       <w:r>
-        <w:t>However, it is highly recommended to explicitly configure the target option in your </w:t>
-      </w:r>
-      <w:proofErr w:type="spellStart"/>
-      <w:r>
-        <w:t>tsconfig.json</w:t>
-      </w:r>
-      <w:proofErr w:type="spellEnd"/>
-      <w:r>
-        <w:t> file to a more modern version, such as ES2015 (ES6) or higher, to leverage modern JavaScript features and ensure compatibility with your target environment.</w:t>
-      </w:r>
-    </w:p>
-    <w:p>
-      <w:pPr>
-        <w:spacing w:after="0" w:line="240" w:lineRule="auto"/>
-      </w:pPr>
-    </w:p>
-    <w:p>
-      <w:pPr>
-        <w:spacing w:after="0" w:line="240" w:lineRule="auto"/>
-      </w:pPr>
-    </w:p>
-    <w:p>
-      <w:pPr>
-        <w:spacing w:after="0" w:line="240" w:lineRule="auto"/>
-      </w:pPr>
-      <w:r>
-        <w:t xml:space="preserve">We can </w:t>
-      </w:r>
-      <w:proofErr w:type="spellStart"/>
-      <w:r>
-        <w:t>compileTS</w:t>
-      </w:r>
-      <w:proofErr w:type="spellEnd"/>
-      <w:r>
-        <w:t xml:space="preserve"> file with target version </w:t>
-      </w:r>
-      <w:proofErr w:type="gramStart"/>
-      <w:r>
-        <w:t>also..</w:t>
-      </w:r>
-      <w:proofErr w:type="gramEnd"/>
-      <w:r>
-        <w:t xml:space="preserve"> </w:t>
-      </w:r>
-      <w:proofErr w:type="spellStart"/>
-      <w:r>
-        <w:t>lilke</w:t>
-      </w:r>
-      <w:proofErr w:type="spellEnd"/>
-      <w:r>
-        <w:t xml:space="preserve"> es</w:t>
-      </w:r>
-      <w:proofErr w:type="gramStart"/>
-      <w:r>
-        <w:t>3,es4..</w:t>
-      </w:r>
-      <w:proofErr w:type="gramEnd"/>
-      <w:r>
-        <w:t>es6.</w:t>
+        <w:t>However, it is highly recommended to explicitly configure the target option in your tsconfig.json file to a more modern version, such as ES2015 (ES6) or higher, to leverage modern JavaScript features and ensure compatibility with your target environment.</w:t>
+      </w:r>
+    </w:p>
+    <w:p>
+      <w:pPr>
+        <w:spacing w:after="0" w:line="240" w:lineRule="auto"/>
+      </w:pPr>
+    </w:p>
+    <w:p>
+      <w:pPr>
+        <w:spacing w:after="0" w:line="240" w:lineRule="auto"/>
+      </w:pPr>
+    </w:p>
+    <w:p>
+      <w:pPr>
+        <w:spacing w:after="0" w:line="240" w:lineRule="auto"/>
+      </w:pPr>
+      <w:r>
+        <w:t>We can compileTS file with target version also.. lilke es3,es4..es6.</w:t>
       </w:r>
     </w:p>
     <w:tbl>
@@ -1752,15 +1623,7 @@
           </w:tcPr>
           <w:p>
             <w:r>
-              <w:t xml:space="preserve">$ </w:t>
-            </w:r>
-            <w:proofErr w:type="spellStart"/>
-            <w:r>
-              <w:t>tsc</w:t>
-            </w:r>
-            <w:proofErr w:type="spellEnd"/>
-            <w:r>
-              <w:t xml:space="preserve"> </w:t>
+              <w:t xml:space="preserve">$ tsc </w:t>
             </w:r>
             <w:r>
               <w:rPr>
@@ -1790,30 +1653,21 @@
           <w:bCs/>
         </w:rPr>
       </w:pPr>
-      <w:r>
+    </w:p>
+    <w:p>
+      <w:pPr>
+        <w:spacing w:after="0" w:line="240" w:lineRule="auto"/>
         <w:rPr>
           <w:b/>
           <w:bCs/>
         </w:rPr>
-        <w:t xml:space="preserve">With </w:t>
-      </w:r>
-      <w:proofErr w:type="spellStart"/>
-      <w:proofErr w:type="gramStart"/>
+      </w:pPr>
       <w:r>
         <w:rPr>
           <w:b/>
           <w:bCs/>
         </w:rPr>
-        <w:t>tsconfig.json</w:t>
-      </w:r>
-      <w:proofErr w:type="spellEnd"/>
-      <w:proofErr w:type="gramEnd"/>
-      <w:r>
-        <w:rPr>
-          <w:b/>
-          <w:bCs/>
-        </w:rPr>
-        <w:t>:</w:t>
+        <w:t>With tsconfig.json:</w:t>
       </w:r>
     </w:p>
     <w:tbl>
@@ -1834,7 +1688,6 @@
           </w:tcPr>
           <w:p>
             <w:r>
-              <w:lastRenderedPageBreak/>
               <w:t>Test1.ts</w:t>
             </w:r>
           </w:p>
@@ -1844,8 +1697,6 @@
             <w:tcW w:w="3485" w:type="dxa"/>
           </w:tcPr>
           <w:p>
-            <w:proofErr w:type="spellStart"/>
-            <w:proofErr w:type="gramStart"/>
             <w:r>
               <w:rPr>
                 <w:b/>
@@ -1853,8 +1704,6 @@
               </w:rPr>
               <w:t>tsconfig.json</w:t>
             </w:r>
-            <w:proofErr w:type="spellEnd"/>
-            <w:proofErr w:type="gramEnd"/>
           </w:p>
         </w:tc>
         <w:tc>
@@ -1875,54 +1724,22 @@
           </w:tcPr>
           <w:p>
             <w:r>
-              <w:t xml:space="preserve">let </w:t>
-            </w:r>
-            <w:proofErr w:type="spellStart"/>
-            <w:r>
-              <w:t>stuName</w:t>
-            </w:r>
-            <w:proofErr w:type="spellEnd"/>
-            <w:r>
-              <w:t>: string = "Azad";</w:t>
+              <w:t>let stuName: string = "Azad";</w:t>
             </w:r>
           </w:p>
           <w:p>
             <w:r>
-              <w:t xml:space="preserve">let </w:t>
-            </w:r>
-            <w:proofErr w:type="spellStart"/>
-            <w:r>
-              <w:t>empName</w:t>
-            </w:r>
-            <w:proofErr w:type="spellEnd"/>
-            <w:r>
-              <w:t>: string = "Kamal";</w:t>
+              <w:t>let empName: string = "Kamal";</w:t>
             </w:r>
           </w:p>
           <w:p>
             <w:r>
-              <w:t>console.log(</w:t>
-            </w:r>
-            <w:proofErr w:type="spellStart"/>
-            <w:r>
-              <w:t>empName</w:t>
-            </w:r>
-            <w:proofErr w:type="spellEnd"/>
-            <w:r>
-              <w:t>);</w:t>
+              <w:t>console.log(empName);</w:t>
             </w:r>
           </w:p>
           <w:p>
             <w:r>
-              <w:t>console.log(</w:t>
-            </w:r>
-            <w:proofErr w:type="spellStart"/>
-            <w:r>
-              <w:t>stuName</w:t>
-            </w:r>
-            <w:proofErr w:type="spellEnd"/>
-            <w:r>
-              <w:t>);</w:t>
+              <w:t>console.log(stuName);</w:t>
             </w:r>
           </w:p>
         </w:tc>
@@ -1961,25 +1778,24 @@
                 <w:bCs/>
                 <w:highlight w:val="yellow"/>
               </w:rPr>
-              <w:t>  "</w:t>
-            </w:r>
-            <w:proofErr w:type="spellStart"/>
-            <w:r>
+              <w:t>  "compilerOptions": {</w:t>
+            </w:r>
+          </w:p>
+          <w:p>
+            <w:pPr>
               <w:rPr>
                 <w:b/>
                 <w:bCs/>
                 <w:highlight w:val="yellow"/>
               </w:rPr>
-              <w:t>compilerOptions</w:t>
-            </w:r>
-            <w:proofErr w:type="spellEnd"/>
+            </w:pPr>
             <w:r>
               <w:rPr>
                 <w:b/>
                 <w:bCs/>
                 <w:highlight w:val="yellow"/>
               </w:rPr>
-              <w:t>": {</w:t>
+              <w:t>    "target": "es2015",</w:t>
             </w:r>
           </w:p>
           <w:p>
@@ -1996,7 +1812,15 @@
                 <w:bCs/>
                 <w:highlight w:val="yellow"/>
               </w:rPr>
-              <w:t>    "target": "es2015",</w:t>
+              <w:t>    "outDir": "./js"</w:t>
+            </w:r>
+            <w:r>
+              <w:rPr>
+                <w:b/>
+                <w:bCs/>
+                <w:highlight w:val="yellow"/>
+              </w:rPr>
+              <w:t>,</w:t>
             </w:r>
           </w:p>
           <w:p>
@@ -2013,155 +1837,66 @@
                 <w:bCs/>
                 <w:highlight w:val="yellow"/>
               </w:rPr>
-              <w:t>    "</w:t>
-            </w:r>
-            <w:proofErr w:type="spellStart"/>
+              <w:t xml:space="preserve">     </w:t>
+            </w:r>
             <w:r>
               <w:rPr>
                 <w:b/>
                 <w:bCs/>
                 <w:highlight w:val="yellow"/>
               </w:rPr>
-              <w:t>outDir</w:t>
-            </w:r>
-            <w:proofErr w:type="spellEnd"/>
-            <w:r>
+              <w:t>"strict": true</w:t>
+            </w:r>
+          </w:p>
+          <w:p>
+            <w:pPr>
               <w:rPr>
                 <w:b/>
                 <w:bCs/>
                 <w:highlight w:val="yellow"/>
               </w:rPr>
-              <w:t xml:space="preserve">": </w:t>
-            </w:r>
-            <w:proofErr w:type="gramStart"/>
+            </w:pPr>
             <w:r>
               <w:rPr>
                 <w:b/>
                 <w:bCs/>
                 <w:highlight w:val="yellow"/>
               </w:rPr>
-              <w:t>"./</w:t>
-            </w:r>
-            <w:proofErr w:type="spellStart"/>
-            <w:proofErr w:type="gramEnd"/>
-            <w:r>
+              <w:t>  },</w:t>
+            </w:r>
+          </w:p>
+          <w:p>
+            <w:pPr>
               <w:rPr>
                 <w:b/>
                 <w:bCs/>
                 <w:highlight w:val="yellow"/>
               </w:rPr>
-              <w:t>js</w:t>
-            </w:r>
-            <w:proofErr w:type="spellEnd"/>
+            </w:pPr>
             <w:r>
               <w:rPr>
                 <w:b/>
                 <w:bCs/>
                 <w:highlight w:val="yellow"/>
               </w:rPr>
-              <w:t>"</w:t>
-            </w:r>
-            <w:r>
+              <w:t>  "include": [</w:t>
+            </w:r>
+          </w:p>
+          <w:p>
+            <w:pPr>
               <w:rPr>
                 <w:b/>
                 <w:bCs/>
                 <w:highlight w:val="yellow"/>
               </w:rPr>
-              <w:t>,</w:t>
-            </w:r>
-          </w:p>
-          <w:p>
-            <w:pPr>
+            </w:pPr>
+            <w:r>
               <w:rPr>
                 <w:b/>
                 <w:bCs/>
                 <w:highlight w:val="yellow"/>
               </w:rPr>
-            </w:pPr>
-            <w:r>
-              <w:rPr>
-                <w:b/>
-                <w:bCs/>
-                <w:highlight w:val="yellow"/>
-              </w:rPr>
-              <w:t xml:space="preserve">     </w:t>
-            </w:r>
-            <w:r>
-              <w:rPr>
-                <w:b/>
-                <w:bCs/>
-                <w:highlight w:val="yellow"/>
-              </w:rPr>
-              <w:t>"strict": true</w:t>
-            </w:r>
-          </w:p>
-          <w:p>
-            <w:pPr>
-              <w:rPr>
-                <w:b/>
-                <w:bCs/>
-                <w:highlight w:val="yellow"/>
-              </w:rPr>
-            </w:pPr>
-            <w:r>
-              <w:rPr>
-                <w:b/>
-                <w:bCs/>
-                <w:highlight w:val="yellow"/>
-              </w:rPr>
-              <w:t>  },</w:t>
-            </w:r>
-          </w:p>
-          <w:p>
-            <w:pPr>
-              <w:rPr>
-                <w:b/>
-                <w:bCs/>
-                <w:highlight w:val="yellow"/>
-              </w:rPr>
-            </w:pPr>
-            <w:r>
-              <w:rPr>
-                <w:b/>
-                <w:bCs/>
-                <w:highlight w:val="yellow"/>
-              </w:rPr>
-              <w:t>  "include": [</w:t>
-            </w:r>
-          </w:p>
-          <w:p>
-            <w:pPr>
-              <w:rPr>
-                <w:b/>
-                <w:bCs/>
-                <w:highlight w:val="yellow"/>
-              </w:rPr>
-            </w:pPr>
-            <w:r>
-              <w:rPr>
-                <w:b/>
-                <w:bCs/>
-                <w:highlight w:val="yellow"/>
-              </w:rPr>
-              <w:t>    "</w:t>
-            </w:r>
-            <w:proofErr w:type="spellStart"/>
-            <w:r>
-              <w:rPr>
-                <w:b/>
-                <w:bCs/>
-                <w:highlight w:val="yellow"/>
-              </w:rPr>
-              <w:t>ts</w:t>
-            </w:r>
-            <w:proofErr w:type="spellEnd"/>
-            <w:r>
-              <w:rPr>
-                <w:b/>
-                <w:bCs/>
-                <w:highlight w:val="yellow"/>
-              </w:rPr>
-              <w:t>/*"</w:t>
+              <w:t>    "ts/*"</w:t>
             </w:r>
           </w:p>
           <w:p>
@@ -2206,54 +1941,22 @@
           </w:tcPr>
           <w:p>
             <w:r>
-              <w:t xml:space="preserve">let </w:t>
-            </w:r>
-            <w:proofErr w:type="spellStart"/>
-            <w:r>
-              <w:t>stuName</w:t>
-            </w:r>
-            <w:proofErr w:type="spellEnd"/>
-            <w:r>
-              <w:t xml:space="preserve"> = "Azad";</w:t>
+              <w:t>let stuName = "Azad";</w:t>
             </w:r>
           </w:p>
           <w:p>
             <w:r>
-              <w:t xml:space="preserve">let </w:t>
-            </w:r>
-            <w:proofErr w:type="spellStart"/>
-            <w:r>
-              <w:t>empName</w:t>
-            </w:r>
-            <w:proofErr w:type="spellEnd"/>
-            <w:r>
-              <w:t xml:space="preserve"> = "Kamal";</w:t>
+              <w:t>let empName = "Kamal";</w:t>
             </w:r>
           </w:p>
           <w:p>
             <w:r>
-              <w:t>console.log(</w:t>
-            </w:r>
-            <w:proofErr w:type="spellStart"/>
-            <w:r>
-              <w:t>empName</w:t>
-            </w:r>
-            <w:proofErr w:type="spellEnd"/>
-            <w:r>
-              <w:t>);</w:t>
+              <w:t>console.log(empName);</w:t>
             </w:r>
           </w:p>
           <w:p>
             <w:r>
-              <w:t>console.log(</w:t>
-            </w:r>
-            <w:proofErr w:type="spellStart"/>
-            <w:r>
-              <w:t>stuName</w:t>
-            </w:r>
-            <w:proofErr w:type="spellEnd"/>
-            <w:r>
-              <w:t>);</w:t>
+              <w:t>console.log(stuName);</w:t>
             </w:r>
           </w:p>
           <w:p/>
@@ -2270,25 +1973,20 @@
         <w:spacing w:after="0" w:line="240" w:lineRule="auto"/>
       </w:pPr>
       <w:r>
-        <w:t>How to run .</w:t>
-      </w:r>
-      <w:proofErr w:type="spellStart"/>
-      <w:r>
-        <w:t>ts</w:t>
-      </w:r>
-      <w:proofErr w:type="spellEnd"/>
-      <w:r>
-        <w:t xml:space="preserve"> file with </w:t>
-      </w:r>
-      <w:proofErr w:type="spellStart"/>
-      <w:proofErr w:type="gramStart"/>
-      <w:r>
-        <w:t>tsconfig.json</w:t>
-      </w:r>
-      <w:proofErr w:type="spellEnd"/>
-      <w:proofErr w:type="gramEnd"/>
-      <w:r>
-        <w:t xml:space="preserve">? </w:t>
+        <w:t>By using tsconfig.jon file we are giving instructions to TSC compiler while converting .ts file to .js file.</w:t>
+      </w:r>
+    </w:p>
+    <w:p>
+      <w:pPr>
+        <w:spacing w:after="0" w:line="240" w:lineRule="auto"/>
+      </w:pPr>
+    </w:p>
+    <w:p>
+      <w:pPr>
+        <w:spacing w:after="0" w:line="240" w:lineRule="auto"/>
+      </w:pPr>
+      <w:r>
+        <w:t xml:space="preserve">How to run .ts file with tsconfig.json? </w:t>
       </w:r>
     </w:p>
     <w:p>
@@ -2304,17 +2002,8 @@
           <w:b/>
           <w:bCs/>
         </w:rPr>
-        <w:t xml:space="preserve">$ </w:t>
-      </w:r>
-      <w:proofErr w:type="spellStart"/>
-      <w:r>
-        <w:rPr>
-          <w:b/>
-          <w:bCs/>
-        </w:rPr>
-        <w:t>tsc</w:t>
-      </w:r>
-      <w:proofErr w:type="spellEnd"/>
+        <w:t xml:space="preserve">$ tsc </w:t>
+      </w:r>
       <w:r>
         <w:rPr>
           <w:b/>
@@ -2322,82 +2011,57 @@
         </w:rPr>
         <w:t xml:space="preserve"> </w:t>
       </w:r>
+    </w:p>
+    <w:p>
+      <w:pPr>
+        <w:spacing w:after="0" w:line="240" w:lineRule="auto"/>
+      </w:pPr>
+      <w:r>
+        <w:tab/>
+      </w:r>
+      <w:r>
+        <w:sym w:font="Wingdings" w:char="F0E8"/>
+      </w:r>
+      <w:r>
+        <w:t xml:space="preserve"> </w:t>
+      </w:r>
+      <w:r>
+        <w:rPr>
+          <w:b/>
+          <w:bCs/>
+          <w:highlight w:val="yellow"/>
+        </w:rPr>
+        <w:t>here tsc command always looks for “tsconfig.json” file.</w:t>
+      </w:r>
+      <w:r>
+        <w:rPr>
+          <w:b/>
+          <w:bCs/>
+          <w:highlight w:val="yellow"/>
+        </w:rPr>
+        <w:t xml:space="preserve"> If this file is not found this command will display all TS compiler options.</w:t>
+      </w:r>
       <w:r>
         <w:rPr>
           <w:b/>
           <w:bCs/>
         </w:rPr>
-        <w:t xml:space="preserve"> </w:t>
-      </w:r>
-    </w:p>
-    <w:p>
-      <w:pPr>
-        <w:spacing w:after="0" w:line="240" w:lineRule="auto"/>
-      </w:pPr>
-      <w:r>
-        <w:tab/>
-      </w:r>
-      <w:r>
-        <w:sym w:font="Wingdings" w:char="F0E8"/>
-      </w:r>
-      <w:r>
-        <w:t xml:space="preserve"> here </w:t>
-      </w:r>
-      <w:proofErr w:type="spellStart"/>
-      <w:r>
-        <w:t>tsc</w:t>
-      </w:r>
-      <w:proofErr w:type="spellEnd"/>
-      <w:r>
-        <w:t xml:space="preserve"> command always looks for “</w:t>
-      </w:r>
-      <w:proofErr w:type="spellStart"/>
-      <w:proofErr w:type="gramStart"/>
-      <w:r>
-        <w:t>tsconfig.json</w:t>
-      </w:r>
-      <w:proofErr w:type="spellEnd"/>
-      <w:proofErr w:type="gramEnd"/>
-      <w:r>
-        <w:t>” file.</w:t>
-      </w:r>
-      <w:r>
-        <w:t xml:space="preserve"> If this file is not found this command will display all TS compiler options.</w:t>
-      </w:r>
-    </w:p>
-    <w:p>
-      <w:pPr>
-        <w:spacing w:after="0" w:line="240" w:lineRule="auto"/>
-      </w:pPr>
-    </w:p>
-    <w:p>
-      <w:pPr>
-        <w:spacing w:after="0" w:line="240" w:lineRule="auto"/>
-      </w:pPr>
+        <w:t xml:space="preserve"> If it finds tsconfig.son file it will parse</w:t>
+      </w:r>
       <w:r>
         <w:rPr>
           <w:b/>
           <w:bCs/>
         </w:rPr>
-        <w:t>"include": ["</w:t>
-      </w:r>
-      <w:proofErr w:type="spellStart"/>
+        <w:t>[syntax checking</w:t>
+      </w:r>
       <w:r>
         <w:rPr>
           <w:b/>
           <w:bCs/>
         </w:rPr>
-        <w:t>ts</w:t>
-      </w:r>
-      <w:proofErr w:type="spellEnd"/>
-      <w:r>
-        <w:rPr>
-          <w:b/>
-          <w:bCs/>
-        </w:rPr>
-        <w:t>/*"</w:t>
-      </w:r>
-      <w:proofErr w:type="gramStart"/>
+        <w:t xml:space="preserve"> in tsconfig.json file</w:t>
+      </w:r>
       <w:r>
         <w:rPr>
           <w:b/>
@@ -2410,74 +2074,49 @@
           <w:b/>
           <w:bCs/>
         </w:rPr>
-        <w:t xml:space="preserve"> :</w:t>
-      </w:r>
-      <w:proofErr w:type="gramEnd"/>
+        <w:t xml:space="preserve"> and process the options provided in this json file.</w:t>
+      </w:r>
+    </w:p>
+    <w:p>
+      <w:pPr>
+        <w:spacing w:after="0" w:line="240" w:lineRule="auto"/>
+      </w:pPr>
+    </w:p>
+    <w:p>
+      <w:pPr>
+        <w:spacing w:after="0" w:line="240" w:lineRule="auto"/>
+      </w:pPr>
       <w:r>
         <w:rPr>
           <w:b/>
           <w:bCs/>
         </w:rPr>
-        <w:t xml:space="preserve"> </w:t>
-      </w:r>
-      <w:r>
-        <w:t>Specifies which files to include in compilation, it is source code folder indication.</w:t>
-      </w:r>
-    </w:p>
-    <w:p>
-      <w:pPr>
-        <w:spacing w:after="0" w:line="240" w:lineRule="auto"/>
-      </w:pPr>
-      <w:proofErr w:type="spellStart"/>
+        <w:t>"include": ["ts/*"]</w:t>
+      </w:r>
       <w:r>
         <w:rPr>
           <w:b/>
           <w:bCs/>
         </w:rPr>
-        <w:t>outDir</w:t>
-      </w:r>
-      <w:proofErr w:type="spellEnd"/>
+        <w:t xml:space="preserve"> : </w:t>
+      </w:r>
+      <w:r>
+        <w:t>Specifies which files to include in compilation, it is source code folder indication.</w:t>
+      </w:r>
+    </w:p>
+    <w:p>
+      <w:pPr>
+        <w:spacing w:after="0" w:line="240" w:lineRule="auto"/>
+      </w:pPr>
       <w:r>
         <w:rPr>
           <w:b/>
           <w:bCs/>
         </w:rPr>
-        <w:t>:</w:t>
-      </w:r>
-      <w:r>
-        <w:t xml:space="preserve"> </w:t>
-      </w:r>
-      <w:proofErr w:type="spellStart"/>
-      <w:r>
-        <w:t>what ever</w:t>
-      </w:r>
-      <w:proofErr w:type="spellEnd"/>
-      <w:r>
-        <w:t xml:space="preserve"> the compiled .</w:t>
-      </w:r>
-      <w:proofErr w:type="spellStart"/>
-      <w:r>
-        <w:t>js</w:t>
-      </w:r>
-      <w:proofErr w:type="spellEnd"/>
-      <w:r>
-        <w:t xml:space="preserve"> files are there, all </w:t>
-      </w:r>
-      <w:proofErr w:type="spellStart"/>
-      <w:r>
-        <w:t>js</w:t>
-      </w:r>
-      <w:proofErr w:type="spellEnd"/>
-      <w:r>
-        <w:t xml:space="preserve"> files will be kept inside </w:t>
-      </w:r>
-      <w:proofErr w:type="spellStart"/>
-      <w:r>
-        <w:t>js</w:t>
-      </w:r>
-      <w:proofErr w:type="spellEnd"/>
-      <w:r>
-        <w:t xml:space="preserve"> folder.</w:t>
+        <w:t>outDir:</w:t>
+      </w:r>
+      <w:r>
+        <w:t xml:space="preserve"> what ever the compiled .js files are there, all js files will be kept inside js folder.</w:t>
       </w:r>
     </w:p>
     <w:p>
@@ -2489,41 +2128,17 @@
           <w:b/>
           <w:bCs/>
         </w:rPr>
-        <w:t xml:space="preserve">"strict": </w:t>
-      </w:r>
-      <w:proofErr w:type="gramStart"/>
+        <w:t>"strict": true</w:t>
+      </w:r>
       <w:r>
         <w:rPr>
           <w:b/>
           <w:bCs/>
         </w:rPr>
-        <w:t>true</w:t>
-      </w:r>
-      <w:r>
-        <w:rPr>
-          <w:b/>
-          <w:bCs/>
-        </w:rPr>
-        <w:t xml:space="preserve"> :</w:t>
-      </w:r>
-      <w:proofErr w:type="gramEnd"/>
-      <w:r>
-        <w:rPr>
-          <w:b/>
-          <w:bCs/>
-        </w:rPr>
-        <w:t xml:space="preserve"> </w:t>
-      </w:r>
-      <w:r>
-        <w:t xml:space="preserve">it will make </w:t>
-      </w:r>
-      <w:proofErr w:type="spellStart"/>
-      <w:r>
-        <w:t>js</w:t>
-      </w:r>
-      <w:proofErr w:type="spellEnd"/>
-      <w:r>
-        <w:t xml:space="preserve"> as strict mode, adds </w:t>
+        <w:t xml:space="preserve"> : </w:t>
+      </w:r>
+      <w:r>
+        <w:t xml:space="preserve">it will make js as strict mode, adds </w:t>
       </w:r>
       <w:r>
         <w:rPr>
@@ -2542,105 +2157,68 @@
         <w:t>;</w:t>
       </w:r>
       <w:r>
-        <w:t xml:space="preserve"> in compiles </w:t>
-      </w:r>
-      <w:proofErr w:type="spellStart"/>
-      <w:r>
-        <w:t>js</w:t>
-      </w:r>
-      <w:proofErr w:type="spellEnd"/>
-      <w:r>
-        <w:t xml:space="preserve"> file.</w:t>
-      </w:r>
-    </w:p>
-    <w:p>
-      <w:pPr>
-        <w:spacing w:after="0" w:line="240" w:lineRule="auto"/>
-      </w:pPr>
-    </w:p>
-    <w:p>
-      <w:pPr>
-        <w:spacing w:after="0" w:line="240" w:lineRule="auto"/>
-      </w:pPr>
-    </w:p>
-    <w:p>
-      <w:pPr>
-        <w:spacing w:after="0" w:line="240" w:lineRule="auto"/>
-      </w:pPr>
-    </w:p>
-    <w:p>
-      <w:pPr>
-        <w:spacing w:after="0" w:line="240" w:lineRule="auto"/>
-      </w:pPr>
-      <w:r>
-        <w:t>This command will automatically locate the </w:t>
-      </w:r>
-      <w:proofErr w:type="spellStart"/>
-      <w:r>
+        <w:t xml:space="preserve"> in compiles js file.</w:t>
+      </w:r>
+    </w:p>
+    <w:p>
+      <w:pPr>
+        <w:spacing w:after="0" w:line="240" w:lineRule="auto"/>
+      </w:pPr>
+    </w:p>
+    <w:p>
+      <w:pPr>
+        <w:spacing w:after="0" w:line="240" w:lineRule="auto"/>
+      </w:pPr>
+    </w:p>
+    <w:p>
+      <w:pPr>
+        <w:spacing w:after="0" w:line="240" w:lineRule="auto"/>
+      </w:pPr>
+    </w:p>
+    <w:p>
+      <w:pPr>
+        <w:spacing w:after="0" w:line="240" w:lineRule="auto"/>
+      </w:pPr>
+      <w:r>
+        <w:lastRenderedPageBreak/>
+        <w:t>This</w:t>
+      </w:r>
+      <w:r>
+        <w:t xml:space="preserve"> </w:t>
+      </w:r>
+      <w:r>
+        <w:rPr>
+          <w:b/>
+          <w:bCs/>
+        </w:rPr>
+        <w:t xml:space="preserve">$ tsc </w:t>
+      </w:r>
+      <w:r>
+        <w:t xml:space="preserve"> command will automatically locate the </w:t>
+      </w:r>
+      <w:r>
+        <w:rPr>
+          <w:b/>
+          <w:bCs/>
+        </w:rPr>
         <w:t>tsconfig.json</w:t>
       </w:r>
-      <w:proofErr w:type="spellEnd"/>
-      <w:r>
-        <w:t> file in the current or parent directories and apply its configurations (e.g., target, </w:t>
-      </w:r>
-      <w:proofErr w:type="spellStart"/>
-      <w:r>
-        <w:t>outDir</w:t>
-      </w:r>
-      <w:proofErr w:type="spellEnd"/>
-      <w:r>
-        <w:t>, include, exclude) to compile your .</w:t>
-      </w:r>
-      <w:proofErr w:type="spellStart"/>
-      <w:r>
-        <w:t>ts</w:t>
-      </w:r>
-      <w:proofErr w:type="spellEnd"/>
-      <w:r>
-        <w:t> files into .</w:t>
-      </w:r>
-      <w:proofErr w:type="spellStart"/>
-      <w:r>
-        <w:t>js</w:t>
-      </w:r>
-      <w:proofErr w:type="spellEnd"/>
-      <w:r>
-        <w:t> files. The compiled JavaScript files will be placed in the directory specified by the </w:t>
-      </w:r>
-      <w:proofErr w:type="spellStart"/>
-      <w:r>
-        <w:t>outDir</w:t>
-      </w:r>
-      <w:proofErr w:type="spellEnd"/>
-      <w:r>
-        <w:t> option in your </w:t>
-      </w:r>
-      <w:proofErr w:type="spellStart"/>
-      <w:proofErr w:type="gramStart"/>
-      <w:r>
-        <w:t>tsconfig.json</w:t>
-      </w:r>
-      <w:proofErr w:type="spellEnd"/>
-      <w:proofErr w:type="gramEnd"/>
-      <w:r>
-        <w:t>.</w:t>
-      </w:r>
-    </w:p>
-    <w:p>
-      <w:pPr>
-        <w:spacing w:after="0" w:line="240" w:lineRule="auto"/>
-      </w:pPr>
-      <w:r>
-        <w:t>Once the TypeScript code is compiled into JavaScript, you can run the resulting .</w:t>
-      </w:r>
-      <w:proofErr w:type="spellStart"/>
-      <w:r>
-        <w:t>js</w:t>
-      </w:r>
-      <w:proofErr w:type="spellEnd"/>
-      <w:r>
-        <w:t> files using Node.js. </w:t>
-      </w:r>
+      <w:r>
+        <w:t> file in the current or parent directories and apply its configurations (e.g., target, outDir, include, exclude) to compile your .ts files into .js files. The compiled JavaScript files will be placed in the directory specified by the outDir option in your tsconfig.json.</w:t>
+      </w:r>
+    </w:p>
+    <w:p>
+      <w:pPr>
+        <w:spacing w:after="0" w:line="240" w:lineRule="auto"/>
+      </w:pPr>
+      <w:r>
+        <w:t>Once the TypeScript code is compiled into JavaScript, you can run the resulting .js files using Node.js. </w:t>
+      </w:r>
+    </w:p>
+    <w:p>
+      <w:pPr>
+        <w:spacing w:after="0" w:line="240" w:lineRule="auto"/>
+      </w:pPr>
     </w:p>
     <w:tbl>
       <w:tblPr>
@@ -2668,15 +2246,7 @@
               <w:t>node</w:t>
             </w:r>
             <w:r>
-              <w:t xml:space="preserve"> </w:t>
-            </w:r>
-            <w:proofErr w:type="spellStart"/>
-            <w:r>
-              <w:t>js</w:t>
-            </w:r>
-            <w:proofErr w:type="spellEnd"/>
-            <w:r>
-              <w:t>/test1</w:t>
+              <w:t xml:space="preserve"> js/test1</w:t>
             </w:r>
             <w:r>
               <w:rPr>
@@ -2697,29 +2267,82 @@
         <w:t>Above command used to run JS file on command prompt / terminal.</w:t>
       </w:r>
       <w:r>
-        <w:t xml:space="preserve"> </w:t>
-      </w:r>
-      <w:proofErr w:type="gramStart"/>
-      <w:r>
-        <w:t>Usually</w:t>
-      </w:r>
-      <w:proofErr w:type="gramEnd"/>
-      <w:r>
-        <w:t xml:space="preserve"> we always run .</w:t>
-      </w:r>
-      <w:proofErr w:type="spellStart"/>
-      <w:r>
-        <w:t>js</w:t>
-      </w:r>
-      <w:proofErr w:type="spellEnd"/>
-      <w:r>
-        <w:t xml:space="preserve"> file in browser.</w:t>
-      </w:r>
-    </w:p>
-    <w:p>
-      <w:pPr>
-        <w:spacing w:after="0" w:line="240" w:lineRule="auto"/>
-      </w:pPr>
+        <w:t xml:space="preserve"> Usually we always run .js file in browser.</w:t>
+      </w:r>
+    </w:p>
+    <w:p>
+      <w:pPr>
+        <w:spacing w:after="0" w:line="240" w:lineRule="auto"/>
+      </w:pPr>
+    </w:p>
+    <w:p>
+      <w:pPr>
+        <w:spacing w:after="0" w:line="240" w:lineRule="auto"/>
+      </w:pPr>
+    </w:p>
+    <w:p>
+      <w:pPr>
+        <w:spacing w:after="0" w:line="240" w:lineRule="auto"/>
+      </w:pPr>
+      <w:r>
+        <w:t xml:space="preserve">How many ways we can compile TS files? </w:t>
+      </w:r>
+    </w:p>
+    <w:p>
+      <w:pPr>
+        <w:spacing w:after="0" w:line="240" w:lineRule="auto"/>
+      </w:pPr>
+      <w:r>
+        <w:t>So far 3 ways.</w:t>
+      </w:r>
+    </w:p>
+    <w:p>
+      <w:pPr>
+        <w:pStyle w:val="ListParagraph"/>
+        <w:numPr>
+          <w:ilvl w:val="0"/>
+          <w:numId w:val="32"/>
+        </w:numPr>
+        <w:spacing w:after="0" w:line="240" w:lineRule="auto"/>
+      </w:pPr>
+      <w:r>
+        <w:t>$ tsc fineName.ts</w:t>
+      </w:r>
+    </w:p>
+    <w:p>
+      <w:pPr>
+        <w:pStyle w:val="ListParagraph"/>
+        <w:numPr>
+          <w:ilvl w:val="0"/>
+          <w:numId w:val="32"/>
+        </w:numPr>
+        <w:spacing w:after="0" w:line="240" w:lineRule="auto"/>
+      </w:pPr>
+      <w:r>
+        <w:t xml:space="preserve">$ tsc </w:t>
+      </w:r>
+      <w:r>
+        <w:t>--</w:t>
+      </w:r>
+      <w:r>
+        <w:t>target es6 fileName.js</w:t>
+      </w:r>
+    </w:p>
+    <w:p>
+      <w:pPr>
+        <w:pStyle w:val="ListParagraph"/>
+        <w:numPr>
+          <w:ilvl w:val="0"/>
+          <w:numId w:val="32"/>
+        </w:numPr>
+        <w:spacing w:after="0" w:line="240" w:lineRule="auto"/>
+      </w:pPr>
+      <w:r>
+        <w:t>Using tsconfig.json file.</w:t>
+      </w:r>
+      <w:r>
+        <w:t xml:space="preserve"> [Best and recommended way]</w:t>
+      </w:r>
     </w:p>
     <w:p>
       <w:pPr>
@@ -2766,28 +2389,12 @@
           </w:tcPr>
           <w:p>
             <w:r>
-              <w:t xml:space="preserve">let </w:t>
-            </w:r>
-            <w:proofErr w:type="spellStart"/>
-            <w:r>
-              <w:t>empName</w:t>
-            </w:r>
-            <w:proofErr w:type="spellEnd"/>
-            <w:r>
-              <w:t>: string = "kamal";</w:t>
+              <w:t>let empName: string = "kamal";</w:t>
             </w:r>
           </w:p>
           <w:p>
             <w:r>
-              <w:t>console.log(</w:t>
-            </w:r>
-            <w:proofErr w:type="spellStart"/>
-            <w:r>
-              <w:t>empName</w:t>
-            </w:r>
-            <w:proofErr w:type="spellEnd"/>
-            <w:r>
-              <w:t>);</w:t>
+              <w:t>console.log(empName);</w:t>
             </w:r>
           </w:p>
           <w:p/>
@@ -2797,13 +2404,8 @@
             </w:r>
           </w:p>
           <w:p>
-            <w:proofErr w:type="gramStart"/>
-            <w:r>
-              <w:t>console.log(</w:t>
-            </w:r>
-            <w:proofErr w:type="gramEnd"/>
-            <w:r>
-              <w:t>EMPNAME);</w:t>
+            <w:r>
+              <w:t>console.log(EMPNAME);</w:t>
             </w:r>
           </w:p>
         </w:tc>
@@ -2838,7 +2440,7 @@
                     <pic:cNvPicPr/>
                   </pic:nvPicPr>
                   <pic:blipFill>
-                    <a:blip r:embed="rId15"/>
+                    <a:blip r:embed="rId16"/>
                     <a:stretch>
                       <a:fillRect/>
                     </a:stretch>
@@ -2888,19 +2490,13 @@
           </w:tcPr>
           <w:p>
             <w:r>
-              <w:t xml:space="preserve">class </w:t>
-            </w:r>
-            <w:proofErr w:type="gramStart"/>
-            <w:r>
-              <w:t>Employee{</w:t>
-            </w:r>
-            <w:proofErr w:type="gramEnd"/>
+              <w:t>class Employee{</w:t>
+            </w:r>
           </w:p>
           <w:p>
             <w:r>
               <w:t xml:space="preserve">    </w:t>
             </w:r>
-            <w:proofErr w:type="gramStart"/>
             <w:r>
               <w:rPr>
                 <w:b/>
@@ -2909,11 +2505,7 @@
               <w:t>constructor</w:t>
             </w:r>
             <w:r>
-              <w:t>(</w:t>
-            </w:r>
-            <w:proofErr w:type="spellStart"/>
-            <w:r>
-              <w:t>employeeName</w:t>
+              <w:t>(employeeName</w:t>
             </w:r>
             <w:r>
               <w:rPr>
@@ -2922,15 +2514,8 @@
               </w:rPr>
               <w:t>:string</w:t>
             </w:r>
-            <w:proofErr w:type="spellEnd"/>
-            <w:proofErr w:type="gramEnd"/>
-            <w:r>
-              <w:t xml:space="preserve">, </w:t>
-            </w:r>
-            <w:proofErr w:type="spellStart"/>
-            <w:proofErr w:type="gramStart"/>
-            <w:r>
-              <w:t>employeeId</w:t>
+            <w:r>
+              <w:t>, employeeId</w:t>
             </w:r>
             <w:r>
               <w:rPr>
@@ -2939,70 +2524,20 @@
               </w:rPr>
               <w:t>:number</w:t>
             </w:r>
-            <w:proofErr w:type="spellEnd"/>
             <w:r>
               <w:t>){</w:t>
             </w:r>
-            <w:proofErr w:type="gramEnd"/>
           </w:p>
           <w:p>
             <w:r>
-              <w:t xml:space="preserve">        </w:t>
-            </w:r>
-            <w:proofErr w:type="gramStart"/>
-            <w:r>
-              <w:t>console.log(</w:t>
-            </w:r>
-            <w:proofErr w:type="gramEnd"/>
-            <w:r>
-              <w:t xml:space="preserve">`This is </w:t>
-            </w:r>
-            <w:proofErr w:type="gramStart"/>
-            <w:r>
-              <w:t>constructor..!</w:t>
-            </w:r>
-            <w:proofErr w:type="gramEnd"/>
-            <w:r>
-              <w:t xml:space="preserve"> - </w:t>
+              <w:t xml:space="preserve">        console.log(`This is constructor..! - </w:t>
             </w:r>
             <w:r>
               <w:rPr>
                 <w:b/>
                 <w:bCs/>
               </w:rPr>
-              <w:t>${</w:t>
-            </w:r>
-            <w:proofErr w:type="spellStart"/>
-            <w:r>
-              <w:rPr>
-                <w:b/>
-                <w:bCs/>
-              </w:rPr>
-              <w:t>employeeName</w:t>
-            </w:r>
-            <w:proofErr w:type="spellEnd"/>
-            <w:r>
-              <w:rPr>
-                <w:b/>
-                <w:bCs/>
-              </w:rPr>
-              <w:t>} - ${</w:t>
-            </w:r>
-            <w:proofErr w:type="spellStart"/>
-            <w:r>
-              <w:rPr>
-                <w:b/>
-                <w:bCs/>
-              </w:rPr>
-              <w:t>employeeId</w:t>
-            </w:r>
-            <w:proofErr w:type="spellEnd"/>
-            <w:r>
-              <w:rPr>
-                <w:b/>
-                <w:bCs/>
-              </w:rPr>
-              <w:t>}</w:t>
+              <w:t>${employeeName} - ${employeeId}</w:t>
             </w:r>
             <w:r>
               <w:t>`);        </w:t>
@@ -3010,54 +2545,28 @@
           </w:p>
           <w:p>
             <w:r>
-              <w:lastRenderedPageBreak/>
               <w:t>    }</w:t>
             </w:r>
           </w:p>
           <w:p/>
           <w:p>
             <w:r>
-              <w:t xml:space="preserve">    </w:t>
-            </w:r>
-            <w:proofErr w:type="gramStart"/>
-            <w:r>
-              <w:t>greetings(</w:t>
-            </w:r>
-            <w:proofErr w:type="gramEnd"/>
-            <w:r>
-              <w:t>value: string</w:t>
+              <w:t>    greetings(value: string</w:t>
             </w:r>
             <w:r>
               <w:rPr>
                 <w:b/>
                 <w:bCs/>
               </w:rPr>
-              <w:t xml:space="preserve">): </w:t>
-            </w:r>
-            <w:proofErr w:type="gramStart"/>
-            <w:r>
-              <w:rPr>
-                <w:b/>
-                <w:bCs/>
-              </w:rPr>
-              <w:t>string</w:t>
+              <w:t>): string</w:t>
             </w:r>
             <w:r>
               <w:t>{</w:t>
             </w:r>
-            <w:proofErr w:type="gramEnd"/>
           </w:p>
           <w:p>
             <w:r>
-              <w:t>        return "Hi</w:t>
-            </w:r>
-            <w:proofErr w:type="gramStart"/>
-            <w:r>
-              <w:t xml:space="preserve"> ..</w:t>
-            </w:r>
-            <w:proofErr w:type="gramEnd"/>
-            <w:r>
-              <w:t>welcome to TS!"</w:t>
+              <w:t>        return "Hi ..welcome to TS!"</w:t>
             </w:r>
           </w:p>
           <w:p>
@@ -3073,38 +2582,12 @@
           <w:p/>
           <w:p>
             <w:r>
-              <w:t xml:space="preserve">let </w:t>
-            </w:r>
-            <w:proofErr w:type="spellStart"/>
-            <w:r>
-              <w:t>empRef</w:t>
-            </w:r>
-            <w:proofErr w:type="spellEnd"/>
-            <w:r>
-              <w:t xml:space="preserve"> = new Employee("kamal",12);</w:t>
+              <w:t>let empRef = new Employee("kamal",12);</w:t>
             </w:r>
           </w:p>
           <w:p>
-            <w:proofErr w:type="gramStart"/>
-            <w:r>
-              <w:t>console.log(</w:t>
-            </w:r>
-            <w:proofErr w:type="spellStart"/>
-            <w:proofErr w:type="gramEnd"/>
-            <w:r>
-              <w:t>empRef.greetings</w:t>
-            </w:r>
-            <w:proofErr w:type="spellEnd"/>
-            <w:r>
-              <w:t>("</w:t>
-            </w:r>
-            <w:proofErr w:type="spellStart"/>
-            <w:r>
-              <w:t>hiiiiii</w:t>
-            </w:r>
-            <w:proofErr w:type="spellEnd"/>
-            <w:r>
-              <w:t>"));</w:t>
+            <w:r>
+              <w:t>console.log(empRef.greetings("hiiiiii"));</w:t>
             </w:r>
           </w:p>
         </w:tc>
@@ -3115,28 +2598,291 @@
         <w:spacing w:after="0" w:line="240" w:lineRule="auto"/>
       </w:pPr>
       <w:r>
-        <w:lastRenderedPageBreak/>
-        <w:t xml:space="preserve">$ </w:t>
-      </w:r>
-      <w:proofErr w:type="spellStart"/>
-      <w:r>
-        <w:t>tsc</w:t>
-      </w:r>
-      <w:proofErr w:type="spellEnd"/>
-    </w:p>
-    <w:p>
-      <w:pPr>
-        <w:spacing w:after="0" w:line="240" w:lineRule="auto"/>
-      </w:pPr>
-      <w:proofErr w:type="spellStart"/>
+        <w:t>$ tsc</w:t>
+      </w:r>
+    </w:p>
+    <w:p>
+      <w:pPr>
+        <w:spacing w:after="0" w:line="240" w:lineRule="auto"/>
+      </w:pPr>
       <w:r>
         <w:rPr>
           <w:b/>
           <w:bCs/>
         </w:rPr>
-        <w:t>tsc</w:t>
-      </w:r>
-      <w:proofErr w:type="spellEnd"/>
+        <w:t xml:space="preserve">tsc </w:t>
+      </w:r>
+      <w:r>
+        <w:t>command first checks for tsconig.json file and executes all options in that Json file.</w:t>
+      </w:r>
+    </w:p>
+    <w:p>
+      <w:pPr>
+        <w:spacing w:after="0" w:line="240" w:lineRule="auto"/>
+      </w:pPr>
+    </w:p>
+    <w:p>
+      <w:pPr>
+        <w:spacing w:after="0" w:line="240" w:lineRule="auto"/>
+      </w:pPr>
+    </w:p>
+    <w:p>
+      <w:pPr>
+        <w:spacing w:after="0" w:line="240" w:lineRule="auto"/>
+      </w:pPr>
+    </w:p>
+    <w:p>
+      <w:pPr>
+        <w:spacing w:after="0" w:line="240" w:lineRule="auto"/>
+      </w:pPr>
+    </w:p>
+    <w:p>
+      <w:pPr>
+        <w:spacing w:after="0" w:line="240" w:lineRule="auto"/>
+      </w:pPr>
+    </w:p>
+    <w:p>
+      <w:pPr>
+        <w:spacing w:after="0" w:line="240" w:lineRule="auto"/>
+      </w:pPr>
+    </w:p>
+    <w:p>
+      <w:pPr>
+        <w:spacing w:after="0" w:line="240" w:lineRule="auto"/>
+        <w:rPr>
+          <w:b/>
+          <w:bCs/>
+        </w:rPr>
+      </w:pPr>
+      <w:r>
+        <w:rPr>
+          <w:b/>
+          <w:bCs/>
+        </w:rPr>
+        <w:lastRenderedPageBreak/>
+        <w:t>How many ways we can compile TS file to JS?</w:t>
+      </w:r>
+    </w:p>
+    <w:p>
+      <w:pPr>
+        <w:pStyle w:val="ListParagraph"/>
+        <w:numPr>
+          <w:ilvl w:val="0"/>
+          <w:numId w:val="29"/>
+        </w:numPr>
+        <w:spacing w:after="0" w:line="240" w:lineRule="auto"/>
+      </w:pPr>
+      <w:r>
+        <w:t xml:space="preserve">$ tsc filename.ts      </w:t>
+      </w:r>
+      <w:r>
+        <w:sym w:font="Wingdings" w:char="F0E8"/>
+      </w:r>
+      <w:r>
+        <w:t xml:space="preserve"> </w:t>
+      </w:r>
+      <w:r>
+        <w:t xml:space="preserve">By default </w:t>
+      </w:r>
+      <w:r>
+        <w:t xml:space="preserve">internally </w:t>
+      </w:r>
+      <w:r>
+        <w:t>TSC</w:t>
+      </w:r>
+      <w:r>
+        <w:t xml:space="preserve"> uses ES3</w:t>
+      </w:r>
+      <w:r>
+        <w:t xml:space="preserve"> version</w:t>
+      </w:r>
+      <w:r>
+        <w:t xml:space="preserve"> while converting TS to JS.</w:t>
+      </w:r>
+      <w:r>
+        <w:t xml:space="preserve"> NOT </w:t>
+      </w:r>
+      <w:r>
+        <w:t>Recommended</w:t>
+      </w:r>
+      <w:r>
+        <w:t>.</w:t>
+      </w:r>
+    </w:p>
+    <w:p>
+      <w:pPr>
+        <w:pStyle w:val="ListParagraph"/>
+        <w:numPr>
+          <w:ilvl w:val="0"/>
+          <w:numId w:val="29"/>
+        </w:numPr>
+        <w:spacing w:after="0" w:line="240" w:lineRule="auto"/>
+      </w:pPr>
+      <w:r>
+        <w:t xml:space="preserve">$ tsc --target  es6 fileName.ts       </w:t>
+      </w:r>
+      <w:r>
+        <w:sym w:font="Wingdings" w:char="F0E8"/>
+      </w:r>
+      <w:r>
+        <w:t xml:space="preserve"> here we can mention higher versions of ES..</w:t>
+      </w:r>
+      <w:r>
+        <w:t xml:space="preserve"> </w:t>
+      </w:r>
+      <w:r>
+        <w:t>like es5, es6…</w:t>
+      </w:r>
+    </w:p>
+    <w:p>
+      <w:pPr>
+        <w:pStyle w:val="ListParagraph"/>
+        <w:numPr>
+          <w:ilvl w:val="0"/>
+          <w:numId w:val="29"/>
+        </w:numPr>
+        <w:spacing w:after="0" w:line="240" w:lineRule="auto"/>
+      </w:pPr>
+      <w:r>
+        <w:t>By using tsconfig.json file.</w:t>
+      </w:r>
+      <w:r>
+        <w:t xml:space="preserve">      </w:t>
+      </w:r>
+      <w:r>
+        <w:sym w:font="Wingdings" w:char="F0E8"/>
+      </w:r>
+      <w:r>
+        <w:t xml:space="preserve"> here we can mention higher versions</w:t>
+      </w:r>
+      <w:r>
+        <w:t xml:space="preserve"> and so many properties.</w:t>
+      </w:r>
+    </w:p>
+    <w:p>
+      <w:pPr>
+        <w:spacing w:after="0" w:line="240" w:lineRule="auto"/>
+      </w:pPr>
+    </w:p>
+    <w:p>
+      <w:pPr>
+        <w:spacing w:after="0" w:line="240" w:lineRule="auto"/>
+      </w:pPr>
+    </w:p>
+    <w:p>
+      <w:pPr>
+        <w:spacing w:after="0" w:line="240" w:lineRule="auto"/>
+        <w:rPr>
+          <w:b/>
+          <w:bCs/>
+        </w:rPr>
+      </w:pPr>
+      <w:r>
+        <w:rPr>
+          <w:b/>
+          <w:bCs/>
+        </w:rPr>
+        <w:t>Features of JavaScript:</w:t>
+      </w:r>
+    </w:p>
+    <w:p>
+      <w:pPr>
+        <w:spacing w:after="0" w:line="240" w:lineRule="auto"/>
+        <w:rPr>
+          <w:b/>
+          <w:bCs/>
+        </w:rPr>
+      </w:pPr>
+      <w:r>
+        <w:t>-</w:t>
+      </w:r>
+      <w:r>
+        <w:rPr>
+          <w:b/>
+          <w:bCs/>
+        </w:rPr>
+        <w:t>Dynamic typing</w:t>
+      </w:r>
+      <w:r>
+        <w:t>.</w:t>
+      </w:r>
+      <w:r>
+        <w:t xml:space="preserve"> -</w:t>
+      </w:r>
+      <w:r>
+        <w:t xml:space="preserve"> JavaScript variables don</w:t>
+      </w:r>
+      <w:r>
+        <w:t>’</w:t>
+      </w:r>
+      <w:r>
+        <w:t>t have fixed types.</w:t>
+      </w:r>
+    </w:p>
+    <w:p>
+      <w:pPr>
+        <w:spacing w:after="0"/>
+      </w:pPr>
+      <w:r>
+        <w:t>-</w:t>
+      </w:r>
+      <w:r>
+        <w:rPr>
+          <w:b/>
+          <w:bCs/>
+        </w:rPr>
+        <w:t>Asynchronous Programming</w:t>
+      </w:r>
+      <w:r>
+        <w:t> − JavaScript supports asynchronous programming with callbacks, promises, and async/await.</w:t>
+      </w:r>
+    </w:p>
+    <w:p>
+      <w:pPr>
+        <w:spacing w:after="0"/>
+      </w:pPr>
+    </w:p>
+    <w:p>
+      <w:pPr>
+        <w:spacing w:after="0"/>
+        <w:rPr>
+          <w:b/>
+          <w:bCs/>
+        </w:rPr>
+      </w:pPr>
+      <w:r>
+        <w:rPr>
+          <w:b/>
+          <w:bCs/>
+        </w:rPr>
+        <w:t>S</w:t>
+      </w:r>
+      <w:r>
+        <w:rPr>
+          <w:b/>
+          <w:bCs/>
+        </w:rPr>
+        <w:t>ynchronous Programming</w:t>
+      </w:r>
+      <w:r>
+        <w:rPr>
+          <w:b/>
+          <w:bCs/>
+        </w:rPr>
+        <w:t xml:space="preserve"> – Other has to wait for current flow completion.</w:t>
+      </w:r>
+    </w:p>
+    <w:p>
+      <w:pPr>
+        <w:spacing w:after="0"/>
+      </w:pPr>
+      <w:r>
+        <w:rPr>
+          <w:b/>
+          <w:bCs/>
+        </w:rPr>
+        <w:t>Asynchronous Programming</w:t>
+      </w:r>
       <w:r>
         <w:rPr>
           <w:b/>
@@ -3145,270 +2891,31 @@
         <w:t xml:space="preserve"> </w:t>
       </w:r>
       <w:r>
-        <w:t xml:space="preserve">command first checks for </w:t>
-      </w:r>
-      <w:proofErr w:type="spellStart"/>
-      <w:r>
-        <w:t>tsconig.json</w:t>
-      </w:r>
-      <w:proofErr w:type="spellEnd"/>
-      <w:r>
-        <w:t xml:space="preserve"> file and executes all options in that Json file.</w:t>
-      </w:r>
-    </w:p>
-    <w:p>
-      <w:pPr>
-        <w:spacing w:after="0" w:line="240" w:lineRule="auto"/>
-      </w:pPr>
-    </w:p>
-    <w:p>
-      <w:pPr>
-        <w:spacing w:after="0" w:line="240" w:lineRule="auto"/>
-      </w:pPr>
-    </w:p>
-    <w:p>
-      <w:pPr>
-        <w:spacing w:after="0" w:line="240" w:lineRule="auto"/>
         <w:rPr>
           <w:b/>
           <w:bCs/>
         </w:rPr>
-      </w:pPr>
+        <w:t>–</w:t>
+      </w:r>
       <w:r>
         <w:rPr>
           <w:b/>
           <w:bCs/>
         </w:rPr>
-        <w:t>How many ways we can compile TS file to JS?</w:t>
-      </w:r>
-    </w:p>
-    <w:p>
-      <w:pPr>
-        <w:pStyle w:val="ListParagraph"/>
-        <w:numPr>
-          <w:ilvl w:val="0"/>
-          <w:numId w:val="29"/>
-        </w:numPr>
-        <w:spacing w:after="0" w:line="240" w:lineRule="auto"/>
-      </w:pPr>
-      <w:r>
-        <w:t xml:space="preserve">$ </w:t>
-      </w:r>
-      <w:proofErr w:type="spellStart"/>
-      <w:r>
-        <w:t>tsc</w:t>
-      </w:r>
-      <w:proofErr w:type="spellEnd"/>
-      <w:r>
         <w:t xml:space="preserve"> </w:t>
       </w:r>
-      <w:proofErr w:type="spellStart"/>
-      <w:r>
-        <w:t>filename.ts</w:t>
-      </w:r>
-      <w:proofErr w:type="spellEnd"/>
-      <w:r>
-        <w:t xml:space="preserve">      </w:t>
-      </w:r>
-      <w:r>
-        <w:sym w:font="Wingdings" w:char="F0E8"/>
-      </w:r>
-      <w:r>
-        <w:t xml:space="preserve"> </w:t>
-      </w:r>
-      <w:r>
-        <w:t xml:space="preserve">internally </w:t>
-      </w:r>
-      <w:r>
-        <w:t>it uses ES3</w:t>
-      </w:r>
-      <w:r>
-        <w:t xml:space="preserve"> while converting TS to JS.</w:t>
-      </w:r>
-      <w:r>
-        <w:t xml:space="preserve"> NOT </w:t>
-      </w:r>
-      <w:r>
-        <w:t>Recommended</w:t>
-      </w:r>
-      <w:r>
-        <w:t>.</w:t>
-      </w:r>
-    </w:p>
-    <w:p>
-      <w:pPr>
-        <w:pStyle w:val="ListParagraph"/>
-        <w:numPr>
-          <w:ilvl w:val="0"/>
-          <w:numId w:val="29"/>
-        </w:numPr>
-        <w:spacing w:after="0" w:line="240" w:lineRule="auto"/>
-      </w:pPr>
-      <w:r>
-        <w:t xml:space="preserve">$ </w:t>
-      </w:r>
-      <w:proofErr w:type="spellStart"/>
-      <w:r>
-        <w:t>tsc</w:t>
-      </w:r>
-      <w:proofErr w:type="spellEnd"/>
-      <w:r>
-        <w:t xml:space="preserve"> --</w:t>
-      </w:r>
-      <w:proofErr w:type="gramStart"/>
-      <w:r>
-        <w:t>target  es</w:t>
-      </w:r>
-      <w:proofErr w:type="gramEnd"/>
-      <w:r>
-        <w:t xml:space="preserve">6 </w:t>
-      </w:r>
-      <w:proofErr w:type="spellStart"/>
-      <w:r>
-        <w:t>fileName.ts</w:t>
-      </w:r>
-      <w:proofErr w:type="spellEnd"/>
-      <w:r>
-        <w:t xml:space="preserve">       </w:t>
-      </w:r>
-      <w:r>
-        <w:sym w:font="Wingdings" w:char="F0E8"/>
-      </w:r>
-      <w:r>
-        <w:t xml:space="preserve"> here we can mention higher versions of </w:t>
-      </w:r>
-      <w:proofErr w:type="gramStart"/>
-      <w:r>
-        <w:t>ES..</w:t>
-      </w:r>
-      <w:proofErr w:type="gramEnd"/>
-      <w:r>
-        <w:t xml:space="preserve"> </w:t>
-      </w:r>
-      <w:r>
-        <w:t>like es5, es6…</w:t>
-      </w:r>
-    </w:p>
-    <w:p>
-      <w:pPr>
-        <w:pStyle w:val="ListParagraph"/>
-        <w:numPr>
-          <w:ilvl w:val="0"/>
-          <w:numId w:val="29"/>
-        </w:numPr>
-        <w:spacing w:after="0" w:line="240" w:lineRule="auto"/>
-      </w:pPr>
-      <w:r>
-        <w:t xml:space="preserve">By using </w:t>
-      </w:r>
-      <w:proofErr w:type="spellStart"/>
-      <w:r>
-        <w:t>tsconfig.json</w:t>
-      </w:r>
-      <w:proofErr w:type="spellEnd"/>
-      <w:r>
-        <w:t xml:space="preserve"> file.</w:t>
-      </w:r>
-      <w:r>
-        <w:t xml:space="preserve">      </w:t>
-      </w:r>
-      <w:r>
-        <w:sym w:font="Wingdings" w:char="F0E8"/>
-      </w:r>
-      <w:r>
-        <w:t xml:space="preserve"> here we can mention higher versions</w:t>
-      </w:r>
-      <w:r>
-        <w:t xml:space="preserve"> and so many properties.</w:t>
-      </w:r>
-    </w:p>
-    <w:p>
-      <w:pPr>
-        <w:spacing w:after="0" w:line="240" w:lineRule="auto"/>
-      </w:pPr>
-    </w:p>
-    <w:p>
-      <w:pPr>
-        <w:spacing w:after="0" w:line="240" w:lineRule="auto"/>
-      </w:pPr>
-    </w:p>
-    <w:p>
-      <w:pPr>
-        <w:spacing w:after="0" w:line="240" w:lineRule="auto"/>
+      <w:r>
         <w:rPr>
           <w:b/>
           <w:bCs/>
         </w:rPr>
-      </w:pPr>
-      <w:r>
-        <w:rPr>
-          <w:b/>
-          <w:bCs/>
-        </w:rPr>
-        <w:t>Features of JavaScript</w:t>
-      </w:r>
-      <w:r>
-        <w:rPr>
-          <w:b/>
-          <w:bCs/>
-        </w:rPr>
-        <w:t>:</w:t>
-      </w:r>
-    </w:p>
-    <w:p>
-      <w:pPr>
-        <w:spacing w:after="0" w:line="240" w:lineRule="auto"/>
-        <w:rPr>
-          <w:b/>
-          <w:bCs/>
-        </w:rPr>
-      </w:pPr>
-      <w:r>
-        <w:t>-</w:t>
-      </w:r>
-      <w:r>
-        <w:rPr>
-          <w:b/>
-          <w:bCs/>
-        </w:rPr>
-        <w:t>Dynamic typing</w:t>
-      </w:r>
-      <w:r>
-        <w:t>.</w:t>
-      </w:r>
-      <w:r>
-        <w:t xml:space="preserve"> -</w:t>
-      </w:r>
-      <w:r>
-        <w:t xml:space="preserve"> J</w:t>
-      </w:r>
-      <w:r>
-        <w:t>avaScript variables don</w:t>
-      </w:r>
-      <w:r>
-        <w:t>’</w:t>
-      </w:r>
-      <w:r>
-        <w:t>t have fixed types.</w:t>
+        <w:t>It will not wait for response.</w:t>
       </w:r>
     </w:p>
     <w:p>
       <w:pPr>
         <w:spacing w:after="0"/>
       </w:pPr>
-      <w:r>
-        <w:t>-</w:t>
-      </w:r>
-      <w:r>
-        <w:rPr>
-          <w:b/>
-          <w:bCs/>
-        </w:rPr>
-        <w:t>Asynchronous Programming</w:t>
-      </w:r>
-      <w:r>
-        <w:t> − JavaScript supports asynchronous programming with callbacks, promises, and async/await.</w:t>
-      </w:r>
     </w:p>
     <w:p>
       <w:pPr>
@@ -3473,14 +2980,7 @@
           <w:b/>
           <w:bCs/>
         </w:rPr>
-        <w:t>Features of TypeScript</w:t>
-      </w:r>
-      <w:r>
-        <w:rPr>
-          <w:b/>
-          <w:bCs/>
-        </w:rPr>
-        <w:t>:</w:t>
+        <w:t>Features of TypeScript:</w:t>
       </w:r>
     </w:p>
     <w:p>
@@ -3587,26 +3087,905 @@
       <w:pPr>
         <w:spacing w:after="0" w:line="240" w:lineRule="auto"/>
       </w:pPr>
-    </w:p>
-    <w:p>
-      <w:pPr>
-        <w:spacing w:after="0" w:line="240" w:lineRule="auto"/>
-      </w:pPr>
-    </w:p>
-    <w:p>
-      <w:pPr>
-        <w:spacing w:after="0" w:line="240" w:lineRule="auto"/>
-      </w:pPr>
-    </w:p>
-    <w:p>
-      <w:pPr>
-        <w:spacing w:after="0" w:line="240" w:lineRule="auto"/>
-      </w:pPr>
-    </w:p>
-    <w:p>
-      <w:pPr>
-        <w:spacing w:after="0" w:line="240" w:lineRule="auto"/>
-      </w:pPr>
+      <w:r>
+        <w:t xml:space="preserve">How to take input from html page and do the addition of two numbers in Typescript? </w:t>
+      </w:r>
+    </w:p>
+    <w:tbl>
+      <w:tblPr>
+        <w:tblStyle w:val="TableGrid"/>
+        <w:tblW w:w="0" w:type="auto"/>
+        <w:tblLook w:val="04A0" w:firstRow="1" w:lastRow="0" w:firstColumn="1" w:lastColumn="0" w:noHBand="0" w:noVBand="1"/>
+      </w:tblPr>
+      <w:tblGrid>
+        <w:gridCol w:w="5228"/>
+        <w:gridCol w:w="5228"/>
+      </w:tblGrid>
+      <w:tr>
+        <w:tc>
+          <w:tcPr>
+            <w:tcW w:w="5228" w:type="dxa"/>
+          </w:tcPr>
+          <w:p>
+            <w:pPr>
+              <w:rPr>
+                <w:sz w:val="18"/>
+                <w:szCs w:val="18"/>
+              </w:rPr>
+            </w:pPr>
+            <w:r>
+              <w:rPr>
+                <w:sz w:val="18"/>
+                <w:szCs w:val="18"/>
+              </w:rPr>
+              <w:t>&lt;!DOCTYPE html&gt;</w:t>
+            </w:r>
+          </w:p>
+          <w:p>
+            <w:pPr>
+              <w:rPr>
+                <w:sz w:val="18"/>
+                <w:szCs w:val="18"/>
+              </w:rPr>
+            </w:pPr>
+            <w:r>
+              <w:rPr>
+                <w:sz w:val="18"/>
+                <w:szCs w:val="18"/>
+              </w:rPr>
+              <w:t>&lt;html&gt;</w:t>
+            </w:r>
+          </w:p>
+          <w:p>
+            <w:pPr>
+              <w:rPr>
+                <w:sz w:val="18"/>
+                <w:szCs w:val="18"/>
+              </w:rPr>
+            </w:pPr>
+            <w:r>
+              <w:rPr>
+                <w:sz w:val="18"/>
+                <w:szCs w:val="18"/>
+              </w:rPr>
+              <w:t>&lt;head&gt;</w:t>
+            </w:r>
+          </w:p>
+          <w:p>
+            <w:pPr>
+              <w:rPr>
+                <w:sz w:val="18"/>
+                <w:szCs w:val="18"/>
+              </w:rPr>
+            </w:pPr>
+            <w:r>
+              <w:rPr>
+                <w:sz w:val="18"/>
+                <w:szCs w:val="18"/>
+              </w:rPr>
+              <w:t>    &lt;script src="js/test1.js"&gt;&lt;/script&gt;</w:t>
+            </w:r>
+          </w:p>
+          <w:p>
+            <w:pPr>
+              <w:rPr>
+                <w:sz w:val="18"/>
+                <w:szCs w:val="18"/>
+              </w:rPr>
+            </w:pPr>
+            <w:r>
+              <w:rPr>
+                <w:sz w:val="18"/>
+                <w:szCs w:val="18"/>
+              </w:rPr>
+              <w:t>&lt;/head&gt;</w:t>
+            </w:r>
+          </w:p>
+          <w:p>
+            <w:pPr>
+              <w:rPr>
+                <w:sz w:val="18"/>
+                <w:szCs w:val="18"/>
+              </w:rPr>
+            </w:pPr>
+            <w:r>
+              <w:rPr>
+                <w:sz w:val="18"/>
+                <w:szCs w:val="18"/>
+              </w:rPr>
+              <w:t>&lt;body&gt;</w:t>
+            </w:r>
+          </w:p>
+          <w:p>
+            <w:pPr>
+              <w:rPr>
+                <w:sz w:val="18"/>
+                <w:szCs w:val="18"/>
+              </w:rPr>
+            </w:pPr>
+            <w:r>
+              <w:rPr>
+                <w:sz w:val="18"/>
+                <w:szCs w:val="18"/>
+              </w:rPr>
+              <w:t>    Please enter your Name: &lt;input id="myName" type="text" /&gt;&lt;br&gt;</w:t>
+            </w:r>
+          </w:p>
+          <w:p>
+            <w:pPr>
+              <w:rPr>
+                <w:sz w:val="18"/>
+                <w:szCs w:val="18"/>
+              </w:rPr>
+            </w:pPr>
+            <w:r>
+              <w:rPr>
+                <w:sz w:val="18"/>
+                <w:szCs w:val="18"/>
+              </w:rPr>
+              <w:t>    Please enter First Value: &lt;input id="fv" type="text" /&gt;&lt;br&gt;</w:t>
+            </w:r>
+          </w:p>
+          <w:p>
+            <w:pPr>
+              <w:rPr>
+                <w:sz w:val="18"/>
+                <w:szCs w:val="18"/>
+              </w:rPr>
+            </w:pPr>
+            <w:r>
+              <w:rPr>
+                <w:sz w:val="18"/>
+                <w:szCs w:val="18"/>
+              </w:rPr>
+              <w:t>    Please enter Second Value: &lt;input id="sv" type="text" /&gt;&lt;br&gt;</w:t>
+            </w:r>
+          </w:p>
+          <w:p>
+            <w:pPr>
+              <w:rPr>
+                <w:sz w:val="18"/>
+                <w:szCs w:val="18"/>
+              </w:rPr>
+            </w:pPr>
+            <w:r>
+              <w:rPr>
+                <w:sz w:val="18"/>
+                <w:szCs w:val="18"/>
+              </w:rPr>
+              <w:t>    &lt;input type="submit" onclick="</w:t>
+            </w:r>
+            <w:r>
+              <w:rPr>
+                <w:b/>
+                <w:bCs/>
+                <w:sz w:val="18"/>
+                <w:szCs w:val="18"/>
+              </w:rPr>
+              <w:t>validateDetails();"</w:t>
+            </w:r>
+            <w:r>
+              <w:rPr>
+                <w:sz w:val="18"/>
+                <w:szCs w:val="18"/>
+              </w:rPr>
+              <w:t xml:space="preserve"> /&gt;&lt;br&gt;</w:t>
+            </w:r>
+          </w:p>
+          <w:p>
+            <w:pPr>
+              <w:rPr>
+                <w:sz w:val="18"/>
+                <w:szCs w:val="18"/>
+              </w:rPr>
+            </w:pPr>
+            <w:r>
+              <w:rPr>
+                <w:sz w:val="18"/>
+                <w:szCs w:val="18"/>
+              </w:rPr>
+              <w:t>    &lt;script&gt;</w:t>
+            </w:r>
+          </w:p>
+          <w:p>
+            <w:pPr>
+              <w:rPr>
+                <w:sz w:val="18"/>
+                <w:szCs w:val="18"/>
+              </w:rPr>
+            </w:pPr>
+            <w:r>
+              <w:rPr>
+                <w:sz w:val="18"/>
+                <w:szCs w:val="18"/>
+              </w:rPr>
+              <w:t>    &lt;/script&gt;</w:t>
+            </w:r>
+          </w:p>
+          <w:p>
+            <w:pPr>
+              <w:rPr>
+                <w:sz w:val="18"/>
+                <w:szCs w:val="18"/>
+              </w:rPr>
+            </w:pPr>
+            <w:r>
+              <w:rPr>
+                <w:sz w:val="18"/>
+                <w:szCs w:val="18"/>
+              </w:rPr>
+              <w:t>&lt;/body&gt;</w:t>
+            </w:r>
+          </w:p>
+          <w:p>
+            <w:pPr>
+              <w:rPr>
+                <w:sz w:val="18"/>
+                <w:szCs w:val="18"/>
+              </w:rPr>
+            </w:pPr>
+            <w:r>
+              <w:rPr>
+                <w:sz w:val="18"/>
+                <w:szCs w:val="18"/>
+              </w:rPr>
+              <w:t>&lt;/html&gt;</w:t>
+            </w:r>
+          </w:p>
+          <w:p>
+            <w:pPr>
+              <w:rPr>
+                <w:sz w:val="18"/>
+                <w:szCs w:val="18"/>
+              </w:rPr>
+            </w:pPr>
+          </w:p>
+        </w:tc>
+        <w:tc>
+          <w:tcPr>
+            <w:tcW w:w="5228" w:type="dxa"/>
+          </w:tcPr>
+          <w:p>
+            <w:pPr>
+              <w:rPr>
+                <w:sz w:val="18"/>
+                <w:szCs w:val="18"/>
+              </w:rPr>
+            </w:pPr>
+            <w:r>
+              <w:rPr>
+                <w:sz w:val="18"/>
+                <w:szCs w:val="18"/>
+              </w:rPr>
+              <w:t>function add(fValue: number, sValue: number, empName: string) {</w:t>
+            </w:r>
+          </w:p>
+          <w:p>
+            <w:pPr>
+              <w:rPr>
+                <w:sz w:val="18"/>
+                <w:szCs w:val="18"/>
+              </w:rPr>
+            </w:pPr>
+            <w:r>
+              <w:rPr>
+                <w:sz w:val="18"/>
+                <w:szCs w:val="18"/>
+              </w:rPr>
+              <w:t>    console.log(`Hi ${empName} your addition is ${fValue + sValue}`);</w:t>
+            </w:r>
+          </w:p>
+          <w:p>
+            <w:pPr>
+              <w:rPr>
+                <w:sz w:val="18"/>
+                <w:szCs w:val="18"/>
+              </w:rPr>
+            </w:pPr>
+          </w:p>
+          <w:p>
+            <w:pPr>
+              <w:rPr>
+                <w:sz w:val="18"/>
+                <w:szCs w:val="18"/>
+              </w:rPr>
+            </w:pPr>
+            <w:r>
+              <w:rPr>
+                <w:sz w:val="18"/>
+                <w:szCs w:val="18"/>
+              </w:rPr>
+              <w:t>}</w:t>
+            </w:r>
+          </w:p>
+          <w:p>
+            <w:pPr>
+              <w:rPr>
+                <w:sz w:val="18"/>
+                <w:szCs w:val="18"/>
+              </w:rPr>
+            </w:pPr>
+          </w:p>
+          <w:p>
+            <w:pPr>
+              <w:rPr>
+                <w:sz w:val="18"/>
+                <w:szCs w:val="18"/>
+              </w:rPr>
+            </w:pPr>
+            <w:r>
+              <w:rPr>
+                <w:sz w:val="18"/>
+                <w:szCs w:val="18"/>
+              </w:rPr>
+              <w:t>function validateDetails() {</w:t>
+            </w:r>
+          </w:p>
+          <w:p>
+            <w:pPr>
+              <w:rPr>
+                <w:sz w:val="18"/>
+                <w:szCs w:val="18"/>
+              </w:rPr>
+            </w:pPr>
+            <w:r>
+              <w:rPr>
+                <w:sz w:val="18"/>
+                <w:szCs w:val="18"/>
+              </w:rPr>
+              <w:t>    let empName = document.getElementById('myName') as HTMLInputElement;;</w:t>
+            </w:r>
+          </w:p>
+          <w:p>
+            <w:pPr>
+              <w:rPr>
+                <w:sz w:val="18"/>
+                <w:szCs w:val="18"/>
+              </w:rPr>
+            </w:pPr>
+            <w:r>
+              <w:rPr>
+                <w:sz w:val="18"/>
+                <w:szCs w:val="18"/>
+              </w:rPr>
+              <w:t>    let fv = document.getElementById('fv'</w:t>
+            </w:r>
+            <w:r>
+              <w:rPr>
+                <w:b/>
+                <w:bCs/>
+                <w:sz w:val="18"/>
+                <w:szCs w:val="18"/>
+              </w:rPr>
+              <w:t>) as HTMLInputElement</w:t>
+            </w:r>
+            <w:r>
+              <w:rPr>
+                <w:sz w:val="18"/>
+                <w:szCs w:val="18"/>
+              </w:rPr>
+              <w:t>;;</w:t>
+            </w:r>
+          </w:p>
+          <w:p>
+            <w:pPr>
+              <w:rPr>
+                <w:sz w:val="18"/>
+                <w:szCs w:val="18"/>
+              </w:rPr>
+            </w:pPr>
+            <w:r>
+              <w:rPr>
+                <w:sz w:val="18"/>
+                <w:szCs w:val="18"/>
+              </w:rPr>
+              <w:t xml:space="preserve">    let sv = document.getElementById('sv') </w:t>
+            </w:r>
+            <w:r>
+              <w:rPr>
+                <w:b/>
+                <w:bCs/>
+                <w:sz w:val="18"/>
+                <w:szCs w:val="18"/>
+              </w:rPr>
+              <w:t>as HTMLInputElement</w:t>
+            </w:r>
+            <w:r>
+              <w:rPr>
+                <w:sz w:val="18"/>
+                <w:szCs w:val="18"/>
+              </w:rPr>
+              <w:t>;;</w:t>
+            </w:r>
+          </w:p>
+          <w:p>
+            <w:pPr>
+              <w:rPr>
+                <w:sz w:val="18"/>
+                <w:szCs w:val="18"/>
+              </w:rPr>
+            </w:pPr>
+          </w:p>
+          <w:p>
+            <w:pPr>
+              <w:rPr>
+                <w:sz w:val="18"/>
+                <w:szCs w:val="18"/>
+              </w:rPr>
+            </w:pPr>
+            <w:r>
+              <w:rPr>
+                <w:sz w:val="18"/>
+                <w:szCs w:val="18"/>
+              </w:rPr>
+              <w:t>    add(</w:t>
+            </w:r>
+            <w:r>
+              <w:rPr>
+                <w:b/>
+                <w:bCs/>
+                <w:sz w:val="18"/>
+                <w:szCs w:val="18"/>
+              </w:rPr>
+              <w:t>parseInt</w:t>
+            </w:r>
+            <w:r>
+              <w:rPr>
+                <w:sz w:val="18"/>
+                <w:szCs w:val="18"/>
+              </w:rPr>
+              <w:t xml:space="preserve">(fv?.value), </w:t>
+            </w:r>
+            <w:r>
+              <w:rPr>
+                <w:b/>
+                <w:bCs/>
+                <w:sz w:val="18"/>
+                <w:szCs w:val="18"/>
+              </w:rPr>
+              <w:t>parseInt</w:t>
+            </w:r>
+            <w:r>
+              <w:rPr>
+                <w:sz w:val="18"/>
+                <w:szCs w:val="18"/>
+              </w:rPr>
+              <w:t>(sv?.value), empName?.value);</w:t>
+            </w:r>
+          </w:p>
+          <w:p>
+            <w:pPr>
+              <w:rPr>
+                <w:sz w:val="18"/>
+                <w:szCs w:val="18"/>
+              </w:rPr>
+            </w:pPr>
+          </w:p>
+          <w:p>
+            <w:pPr>
+              <w:rPr>
+                <w:sz w:val="18"/>
+                <w:szCs w:val="18"/>
+              </w:rPr>
+            </w:pPr>
+            <w:r>
+              <w:rPr>
+                <w:sz w:val="18"/>
+                <w:szCs w:val="18"/>
+              </w:rPr>
+              <w:t>}</w:t>
+            </w:r>
+          </w:p>
+          <w:p>
+            <w:pPr>
+              <w:rPr>
+                <w:sz w:val="18"/>
+                <w:szCs w:val="18"/>
+              </w:rPr>
+            </w:pPr>
+          </w:p>
+        </w:tc>
+      </w:tr>
+    </w:tbl>
+    <w:p>
+      <w:pPr>
+        <w:spacing w:after="0" w:line="240" w:lineRule="auto"/>
+      </w:pPr>
+    </w:p>
+    <w:p>
+      <w:pPr>
+        <w:spacing w:after="0" w:line="240" w:lineRule="auto"/>
+      </w:pPr>
+      <w:r>
+        <w:rPr>
+          <w:b/>
+          <w:bCs/>
+        </w:rPr>
+        <w:t>parseInt</w:t>
+      </w:r>
+      <w:r>
+        <w:rPr>
+          <w:b/>
+          <w:bCs/>
+        </w:rPr>
+        <w:t xml:space="preserve"> </w:t>
+      </w:r>
+      <w:r>
+        <w:rPr>
+          <w:b/>
+          <w:bCs/>
+        </w:rPr>
+        <w:t>–</w:t>
+      </w:r>
+      <w:r>
+        <w:rPr>
+          <w:b/>
+          <w:bCs/>
+        </w:rPr>
+        <w:t xml:space="preserve"> </w:t>
+      </w:r>
+      <w:r>
+        <w:t>it will be used to convert string into number.</w:t>
+      </w:r>
+      <w:r>
+        <w:t xml:space="preserve"> But direct characters it will not convert. If that string contains only number or numeric data then only it will converts to number.</w:t>
+      </w:r>
+    </w:p>
+    <w:p>
+      <w:pPr>
+        <w:spacing w:after="0" w:line="240" w:lineRule="auto"/>
+      </w:pPr>
+      <w:r>
+        <w:t xml:space="preserve">Eg: </w:t>
+      </w:r>
+    </w:p>
+    <w:tbl>
+      <w:tblPr>
+        <w:tblStyle w:val="TableGrid"/>
+        <w:tblW w:w="0" w:type="auto"/>
+        <w:tblLook w:val="04A0" w:firstRow="1" w:lastRow="0" w:firstColumn="1" w:lastColumn="0" w:noHBand="0" w:noVBand="1"/>
+      </w:tblPr>
+      <w:tblGrid>
+        <w:gridCol w:w="5228"/>
+        <w:gridCol w:w="5228"/>
+      </w:tblGrid>
+      <w:tr>
+        <w:tc>
+          <w:tcPr>
+            <w:tcW w:w="5228" w:type="dxa"/>
+          </w:tcPr>
+          <w:p>
+            <w:pPr>
+              <w:rPr>
+                <w:b/>
+                <w:bCs/>
+              </w:rPr>
+            </w:pPr>
+            <w:r>
+              <w:rPr>
+                <w:b/>
+                <w:bCs/>
+              </w:rPr>
+              <w:t>let age = "10";</w:t>
+            </w:r>
+          </w:p>
+          <w:p>
+            <w:r>
+              <w:t>console.log(</w:t>
+            </w:r>
+            <w:r>
+              <w:rPr>
+                <w:b/>
+                <w:bCs/>
+              </w:rPr>
+              <w:t>parseInt(age));</w:t>
+            </w:r>
+          </w:p>
+        </w:tc>
+        <w:tc>
+          <w:tcPr>
+            <w:tcW w:w="5228" w:type="dxa"/>
+          </w:tcPr>
+          <w:p>
+            <w:r>
+              <w:t>let age = "10.343434";</w:t>
+            </w:r>
+          </w:p>
+          <w:p>
+            <w:r>
+              <w:t>console.log(</w:t>
+            </w:r>
+            <w:r>
+              <w:rPr>
+                <w:b/>
+                <w:bCs/>
+              </w:rPr>
+              <w:t>parseFloat</w:t>
+            </w:r>
+            <w:r>
+              <w:t>(age));</w:t>
+            </w:r>
+          </w:p>
+        </w:tc>
+      </w:tr>
+    </w:tbl>
+    <w:p>
+      <w:pPr>
+        <w:spacing w:after="0" w:line="240" w:lineRule="auto"/>
+      </w:pPr>
+    </w:p>
+    <w:p>
+      <w:pPr>
+        <w:spacing w:after="0" w:line="240" w:lineRule="auto"/>
+      </w:pPr>
+    </w:p>
+    <w:p>
+      <w:pPr>
+        <w:spacing w:after="0" w:line="240" w:lineRule="auto"/>
+      </w:pPr>
+      <w:r>
+        <w:lastRenderedPageBreak/>
+        <w:t>Generally to get value from html page in java script we use below code.</w:t>
+      </w:r>
+    </w:p>
+    <w:p>
+      <w:pPr>
+        <w:spacing w:after="0" w:line="240" w:lineRule="auto"/>
+      </w:pPr>
+      <w:r>
+        <w:t xml:space="preserve">                                       </w:t>
+      </w:r>
+    </w:p>
+    <w:tbl>
+      <w:tblPr>
+        <w:tblStyle w:val="TableGrid"/>
+        <w:tblW w:w="0" w:type="auto"/>
+        <w:tblLook w:val="04A0" w:firstRow="1" w:lastRow="0" w:firstColumn="1" w:lastColumn="0" w:noHBand="0" w:noVBand="1"/>
+      </w:tblPr>
+      <w:tblGrid>
+        <w:gridCol w:w="10456"/>
+      </w:tblGrid>
+      <w:tr>
+        <w:tc>
+          <w:tcPr>
+            <w:tcW w:w="10456" w:type="dxa"/>
+          </w:tcPr>
+          <w:p>
+            <w:r>
+              <w:t xml:space="preserve">firstValue = </w:t>
+            </w:r>
+            <w:r>
+              <w:t>document.getElementById('fv'</w:t>
+            </w:r>
+            <w:r>
+              <w:rPr>
+                <w:b/>
+                <w:bCs/>
+                <w:highlight w:val="yellow"/>
+              </w:rPr>
+              <w:t>)</w:t>
+            </w:r>
+            <w:r>
+              <w:rPr>
+                <w:b/>
+                <w:bCs/>
+                <w:highlight w:val="yellow"/>
+              </w:rPr>
+              <w:t>.value;</w:t>
+            </w:r>
+          </w:p>
+        </w:tc>
+      </w:tr>
+    </w:tbl>
+    <w:p>
+      <w:pPr>
+        <w:spacing w:after="0" w:line="240" w:lineRule="auto"/>
+      </w:pPr>
+    </w:p>
+    <w:p>
+      <w:pPr>
+        <w:spacing w:after="0" w:line="240" w:lineRule="auto"/>
+      </w:pPr>
+      <w:r>
+        <w:t xml:space="preserve">But this approach will not work in </w:t>
+      </w:r>
+      <w:r>
+        <w:rPr>
+          <w:b/>
+          <w:bCs/>
+        </w:rPr>
+        <w:t>Typescript</w:t>
+      </w:r>
+      <w:r>
+        <w:t>.</w:t>
+      </w:r>
+      <w:r>
+        <w:t xml:space="preserve"> So we need to use different approach.</w:t>
+      </w:r>
+    </w:p>
+    <w:tbl>
+      <w:tblPr>
+        <w:tblStyle w:val="TableGrid"/>
+        <w:tblW w:w="0" w:type="auto"/>
+        <w:tblLook w:val="04A0" w:firstRow="1" w:lastRow="0" w:firstColumn="1" w:lastColumn="0" w:noHBand="0" w:noVBand="1"/>
+      </w:tblPr>
+      <w:tblGrid>
+        <w:gridCol w:w="10456"/>
+      </w:tblGrid>
+      <w:tr>
+        <w:tc>
+          <w:tcPr>
+            <w:tcW w:w="10456" w:type="dxa"/>
+          </w:tcPr>
+          <w:p>
+            <w:pPr>
+              <w:rPr>
+                <w:sz w:val="18"/>
+                <w:szCs w:val="18"/>
+              </w:rPr>
+            </w:pPr>
+            <w:r>
+              <w:rPr>
+                <w:sz w:val="18"/>
+                <w:szCs w:val="18"/>
+              </w:rPr>
+              <w:t>    let fv = document.getElementById('fv'</w:t>
+            </w:r>
+            <w:r>
+              <w:rPr>
+                <w:b/>
+                <w:bCs/>
+                <w:sz w:val="18"/>
+                <w:szCs w:val="18"/>
+              </w:rPr>
+              <w:t xml:space="preserve">) </w:t>
+            </w:r>
+            <w:r>
+              <w:rPr>
+                <w:b/>
+                <w:bCs/>
+                <w:sz w:val="18"/>
+                <w:szCs w:val="18"/>
+                <w:highlight w:val="yellow"/>
+              </w:rPr>
+              <w:t>as HTMLInputElement</w:t>
+            </w:r>
+            <w:r>
+              <w:rPr>
+                <w:sz w:val="18"/>
+                <w:szCs w:val="18"/>
+                <w:highlight w:val="yellow"/>
+              </w:rPr>
+              <w:t>;</w:t>
+            </w:r>
+          </w:p>
+          <w:p>
+            <w:r>
+              <w:rPr>
+                <w:sz w:val="18"/>
+                <w:szCs w:val="18"/>
+              </w:rPr>
+              <w:t>    console.log(</w:t>
+            </w:r>
+            <w:r>
+              <w:rPr>
+                <w:sz w:val="18"/>
+                <w:szCs w:val="18"/>
+              </w:rPr>
+              <w:t>fv.value);</w:t>
+            </w:r>
+          </w:p>
+        </w:tc>
+      </w:tr>
+    </w:tbl>
+    <w:p>
+      <w:pPr>
+        <w:spacing w:after="0" w:line="240" w:lineRule="auto"/>
+      </w:pPr>
+    </w:p>
+    <w:p>
+      <w:pPr>
+        <w:spacing w:after="0" w:line="240" w:lineRule="auto"/>
+      </w:pPr>
+    </w:p>
+    <w:p>
+      <w:pPr>
+        <w:spacing w:after="0" w:line="240" w:lineRule="auto"/>
+      </w:pPr>
+      <w:r>
+        <w:t>For different elements we have different objects.</w:t>
+      </w:r>
+    </w:p>
+    <w:p>
+      <w:pPr>
+        <w:spacing w:after="0" w:line="240" w:lineRule="auto"/>
+      </w:pPr>
+      <w:r>
+        <w:t xml:space="preserve">Means for </w:t>
+      </w:r>
+      <w:r>
+        <w:rPr>
+          <w:b/>
+          <w:bCs/>
+        </w:rPr>
+        <w:t>&lt;select&gt;</w:t>
+      </w:r>
+      <w:r>
+        <w:t xml:space="preserve"> </w:t>
+      </w:r>
+      <w:r>
+        <w:t xml:space="preserve">tag / </w:t>
+      </w:r>
+      <w:r>
+        <w:t xml:space="preserve">element we have </w:t>
+      </w:r>
+      <w:r>
+        <w:rPr>
+          <w:b/>
+          <w:bCs/>
+        </w:rPr>
+        <w:t>HTMLSelectElement</w:t>
+      </w:r>
+      <w:r>
+        <w:rPr>
+          <w:b/>
+          <w:bCs/>
+        </w:rPr>
+        <w:t xml:space="preserve"> </w:t>
+      </w:r>
+      <w:r>
+        <w:t>for taking value from html page.</w:t>
+      </w:r>
+    </w:p>
+    <w:p>
+      <w:pPr>
+        <w:spacing w:after="0" w:line="240" w:lineRule="auto"/>
+      </w:pPr>
+      <w:r>
+        <w:t>Similarly we have below options. For different elements or tags.</w:t>
+      </w:r>
+    </w:p>
+    <w:p>
+      <w:pPr>
+        <w:spacing w:after="0" w:line="240" w:lineRule="auto"/>
+      </w:pPr>
+      <w:r>
+        <w:drawing>
+          <wp:inline distT="0" distB="0" distL="0" distR="0" wp14:anchorId="26CEC45D" wp14:editId="157915D7">
+            <wp:extent cx="6645910" cy="2242820"/>
+            <wp:effectExtent l="0" t="0" r="2540" b="5080"/>
+            <wp:docPr id="1468864896" name="Picture 1"/>
+            <wp:cNvGraphicFramePr>
+              <a:graphicFrameLocks xmlns:a="http://schemas.openxmlformats.org/drawingml/2006/main" noChangeAspect="1"/>
+            </wp:cNvGraphicFramePr>
+            <a:graphic xmlns:a="http://schemas.openxmlformats.org/drawingml/2006/main">
+              <a:graphicData uri="http://schemas.openxmlformats.org/drawingml/2006/picture">
+                <pic:pic xmlns:pic="http://schemas.openxmlformats.org/drawingml/2006/picture">
+                  <pic:nvPicPr>
+                    <pic:cNvPr id="1468864896" name=""/>
+                    <pic:cNvPicPr/>
+                  </pic:nvPicPr>
+                  <pic:blipFill>
+                    <a:blip r:embed="rId17"/>
+                    <a:stretch>
+                      <a:fillRect/>
+                    </a:stretch>
+                  </pic:blipFill>
+                  <pic:spPr>
+                    <a:xfrm>
+                      <a:off x="0" y="0"/>
+                      <a:ext cx="6645910" cy="2242820"/>
+                    </a:xfrm>
+                    <a:prstGeom prst="rect">
+                      <a:avLst/>
+                    </a:prstGeom>
+                  </pic:spPr>
+                </pic:pic>
+              </a:graphicData>
+            </a:graphic>
+          </wp:inline>
+        </w:drawing>
+      </w:r>
     </w:p>
     <w:p>
       <w:pPr>
@@ -3991,15 +4370,7 @@
         <w:spacing w:after="0" w:line="240" w:lineRule="auto"/>
       </w:pPr>
       <w:r>
-        <w:t xml:space="preserve">$ </w:t>
-      </w:r>
-      <w:proofErr w:type="spellStart"/>
-      <w:r>
-        <w:t>tsc</w:t>
-      </w:r>
-      <w:proofErr w:type="spellEnd"/>
-      <w:r>
-        <w:t xml:space="preserve"> </w:t>
+        <w:t xml:space="preserve">$ tsc </w:t>
       </w:r>
       <w:r>
         <w:t>--</w:t>
@@ -4013,24 +4384,14 @@
         <w:spacing w:after="0" w:line="240" w:lineRule="auto"/>
       </w:pPr>
       <w:r>
-        <w:t xml:space="preserve">$ </w:t>
-      </w:r>
-      <w:proofErr w:type="spellStart"/>
-      <w:r>
-        <w:t>tsc</w:t>
-      </w:r>
-      <w:proofErr w:type="spellEnd"/>
-      <w:r>
-        <w:t xml:space="preserve"> </w:t>
+        <w:t xml:space="preserve">$ tsc </w:t>
       </w:r>
       <w:r>
         <w:t>--</w:t>
       </w:r>
-      <w:proofErr w:type="spellStart"/>
       <w:r>
         <w:t>init</w:t>
       </w:r>
-      <w:proofErr w:type="spellEnd"/>
     </w:p>
     <w:p>
       <w:pPr>
@@ -5690,6 +6051,95 @@
     </w:lvl>
   </w:abstractNum>
   <w:abstractNum w:abstractNumId="13" w15:restartNumberingAfterBreak="0">
+    <w:nsid w:val="335755D8"/>
+    <w:multiLevelType w:val="hybridMultilevel"/>
+    <w:tmpl w:val="6FB4EFDA"/>
+    <w:lvl w:ilvl="0" w:tplc="92EAA884">
+      <w:start w:val="1"/>
+      <w:numFmt w:val="decimal"/>
+      <w:lvlText w:val="%1."/>
+      <w:lvlJc w:val="left"/>
+      <w:pPr>
+        <w:ind w:left="1080" w:hanging="360"/>
+      </w:pPr>
+      <w:rPr>
+        <w:rFonts w:hint="default"/>
+      </w:rPr>
+    </w:lvl>
+    <w:lvl w:ilvl="1" w:tplc="40090019" w:tentative="1">
+      <w:start w:val="1"/>
+      <w:numFmt w:val="lowerLetter"/>
+      <w:lvlText w:val="%2."/>
+      <w:lvlJc w:val="left"/>
+      <w:pPr>
+        <w:ind w:left="1800" w:hanging="360"/>
+      </w:pPr>
+    </w:lvl>
+    <w:lvl w:ilvl="2" w:tplc="4009001B" w:tentative="1">
+      <w:start w:val="1"/>
+      <w:numFmt w:val="lowerRoman"/>
+      <w:lvlText w:val="%3."/>
+      <w:lvlJc w:val="right"/>
+      <w:pPr>
+        <w:ind w:left="2520" w:hanging="180"/>
+      </w:pPr>
+    </w:lvl>
+    <w:lvl w:ilvl="3" w:tplc="4009000F" w:tentative="1">
+      <w:start w:val="1"/>
+      <w:numFmt w:val="decimal"/>
+      <w:lvlText w:val="%4."/>
+      <w:lvlJc w:val="left"/>
+      <w:pPr>
+        <w:ind w:left="3240" w:hanging="360"/>
+      </w:pPr>
+    </w:lvl>
+    <w:lvl w:ilvl="4" w:tplc="40090019" w:tentative="1">
+      <w:start w:val="1"/>
+      <w:numFmt w:val="lowerLetter"/>
+      <w:lvlText w:val="%5."/>
+      <w:lvlJc w:val="left"/>
+      <w:pPr>
+        <w:ind w:left="3960" w:hanging="360"/>
+      </w:pPr>
+    </w:lvl>
+    <w:lvl w:ilvl="5" w:tplc="4009001B" w:tentative="1">
+      <w:start w:val="1"/>
+      <w:numFmt w:val="lowerRoman"/>
+      <w:lvlText w:val="%6."/>
+      <w:lvlJc w:val="right"/>
+      <w:pPr>
+        <w:ind w:left="4680" w:hanging="180"/>
+      </w:pPr>
+    </w:lvl>
+    <w:lvl w:ilvl="6" w:tplc="4009000F" w:tentative="1">
+      <w:start w:val="1"/>
+      <w:numFmt w:val="decimal"/>
+      <w:lvlText w:val="%7."/>
+      <w:lvlJc w:val="left"/>
+      <w:pPr>
+        <w:ind w:left="5400" w:hanging="360"/>
+      </w:pPr>
+    </w:lvl>
+    <w:lvl w:ilvl="7" w:tplc="40090019" w:tentative="1">
+      <w:start w:val="1"/>
+      <w:numFmt w:val="lowerLetter"/>
+      <w:lvlText w:val="%8."/>
+      <w:lvlJc w:val="left"/>
+      <w:pPr>
+        <w:ind w:left="6120" w:hanging="360"/>
+      </w:pPr>
+    </w:lvl>
+    <w:lvl w:ilvl="8" w:tplc="4009001B" w:tentative="1">
+      <w:start w:val="1"/>
+      <w:numFmt w:val="lowerRoman"/>
+      <w:lvlText w:val="%9."/>
+      <w:lvlJc w:val="right"/>
+      <w:pPr>
+        <w:ind w:left="6840" w:hanging="180"/>
+      </w:pPr>
+    </w:lvl>
+  </w:abstractNum>
+  <w:abstractNum w:abstractNumId="14" w15:restartNumberingAfterBreak="0">
     <w:nsid w:val="35511E32"/>
     <w:multiLevelType w:val="hybridMultilevel"/>
     <w:tmpl w:val="C3228CC8"/>
@@ -5778,7 +6228,7 @@
       </w:pPr>
     </w:lvl>
   </w:abstractNum>
-  <w:abstractNum w:abstractNumId="14" w15:restartNumberingAfterBreak="0">
+  <w:abstractNum w:abstractNumId="15" w15:restartNumberingAfterBreak="0">
     <w:nsid w:val="35DC77A2"/>
     <w:multiLevelType w:val="hybridMultilevel"/>
     <w:tmpl w:val="206C4312"/>
@@ -5867,7 +6317,7 @@
       </w:pPr>
     </w:lvl>
   </w:abstractNum>
-  <w:abstractNum w:abstractNumId="15" w15:restartNumberingAfterBreak="0">
+  <w:abstractNum w:abstractNumId="16" w15:restartNumberingAfterBreak="0">
     <w:nsid w:val="3BD51922"/>
     <w:multiLevelType w:val="multilevel"/>
     <w:tmpl w:val="BC268D52"/>
@@ -6016,7 +6466,7 @@
       </w:rPr>
     </w:lvl>
   </w:abstractNum>
-  <w:abstractNum w:abstractNumId="16" w15:restartNumberingAfterBreak="0">
+  <w:abstractNum w:abstractNumId="17" w15:restartNumberingAfterBreak="0">
     <w:nsid w:val="3D175E71"/>
     <w:multiLevelType w:val="multilevel"/>
     <w:tmpl w:val="C248C1A2"/>
@@ -6165,7 +6615,7 @@
       </w:rPr>
     </w:lvl>
   </w:abstractNum>
-  <w:abstractNum w:abstractNumId="17" w15:restartNumberingAfterBreak="0">
+  <w:abstractNum w:abstractNumId="18" w15:restartNumberingAfterBreak="0">
     <w:nsid w:val="4271344F"/>
     <w:multiLevelType w:val="multilevel"/>
     <w:tmpl w:val="E9109E7C"/>
@@ -6314,7 +6764,7 @@
       </w:rPr>
     </w:lvl>
   </w:abstractNum>
-  <w:abstractNum w:abstractNumId="18" w15:restartNumberingAfterBreak="0">
+  <w:abstractNum w:abstractNumId="19" w15:restartNumberingAfterBreak="0">
     <w:nsid w:val="49D06393"/>
     <w:multiLevelType w:val="hybridMultilevel"/>
     <w:tmpl w:val="DC30A466"/>
@@ -6403,7 +6853,7 @@
       </w:pPr>
     </w:lvl>
   </w:abstractNum>
-  <w:abstractNum w:abstractNumId="19" w15:restartNumberingAfterBreak="0">
+  <w:abstractNum w:abstractNumId="20" w15:restartNumberingAfterBreak="0">
     <w:nsid w:val="58516D6A"/>
     <w:multiLevelType w:val="hybridMultilevel"/>
     <w:tmpl w:val="00CCC8F0"/>
@@ -6492,7 +6942,7 @@
       </w:pPr>
     </w:lvl>
   </w:abstractNum>
-  <w:abstractNum w:abstractNumId="20" w15:restartNumberingAfterBreak="0">
+  <w:abstractNum w:abstractNumId="21" w15:restartNumberingAfterBreak="0">
     <w:nsid w:val="5DCD3B6F"/>
     <w:multiLevelType w:val="multilevel"/>
     <w:tmpl w:val="96AE20F8"/>
@@ -6641,7 +7091,7 @@
       </w:rPr>
     </w:lvl>
   </w:abstractNum>
-  <w:abstractNum w:abstractNumId="21" w15:restartNumberingAfterBreak="0">
+  <w:abstractNum w:abstractNumId="22" w15:restartNumberingAfterBreak="0">
     <w:nsid w:val="5F045E9B"/>
     <w:multiLevelType w:val="hybridMultilevel"/>
     <w:tmpl w:val="0910E5BA"/>
@@ -6730,7 +7180,7 @@
       </w:pPr>
     </w:lvl>
   </w:abstractNum>
-  <w:abstractNum w:abstractNumId="22" w15:restartNumberingAfterBreak="0">
+  <w:abstractNum w:abstractNumId="23" w15:restartNumberingAfterBreak="0">
     <w:nsid w:val="64880EC8"/>
     <w:multiLevelType w:val="hybridMultilevel"/>
     <w:tmpl w:val="0BECC98E"/>
@@ -6819,7 +7269,7 @@
       </w:pPr>
     </w:lvl>
   </w:abstractNum>
-  <w:abstractNum w:abstractNumId="23" w15:restartNumberingAfterBreak="0">
+  <w:abstractNum w:abstractNumId="24" w15:restartNumberingAfterBreak="0">
     <w:nsid w:val="683517A9"/>
     <w:multiLevelType w:val="multilevel"/>
     <w:tmpl w:val="D05E2A52"/>
@@ -6968,7 +7418,7 @@
       </w:rPr>
     </w:lvl>
   </w:abstractNum>
-  <w:abstractNum w:abstractNumId="24" w15:restartNumberingAfterBreak="0">
+  <w:abstractNum w:abstractNumId="25" w15:restartNumberingAfterBreak="0">
     <w:nsid w:val="6B5A2171"/>
     <w:multiLevelType w:val="multilevel"/>
     <w:tmpl w:val="4BA8F6A8"/>
@@ -7117,7 +7567,7 @@
       </w:rPr>
     </w:lvl>
   </w:abstractNum>
-  <w:abstractNum w:abstractNumId="25" w15:restartNumberingAfterBreak="0">
+  <w:abstractNum w:abstractNumId="26" w15:restartNumberingAfterBreak="0">
     <w:nsid w:val="6CD90AAA"/>
     <w:multiLevelType w:val="hybridMultilevel"/>
     <w:tmpl w:val="CB0867E8"/>
@@ -7206,7 +7656,7 @@
       </w:pPr>
     </w:lvl>
   </w:abstractNum>
-  <w:abstractNum w:abstractNumId="26" w15:restartNumberingAfterBreak="0">
+  <w:abstractNum w:abstractNumId="27" w15:restartNumberingAfterBreak="0">
     <w:nsid w:val="72044FAA"/>
     <w:multiLevelType w:val="multilevel"/>
     <w:tmpl w:val="F278844E"/>
@@ -7355,7 +7805,7 @@
       </w:rPr>
     </w:lvl>
   </w:abstractNum>
-  <w:abstractNum w:abstractNumId="27" w15:restartNumberingAfterBreak="0">
+  <w:abstractNum w:abstractNumId="28" w15:restartNumberingAfterBreak="0">
     <w:nsid w:val="74BE6604"/>
     <w:multiLevelType w:val="multilevel"/>
     <w:tmpl w:val="C5E69C6E"/>
@@ -7504,7 +7954,7 @@
       </w:rPr>
     </w:lvl>
   </w:abstractNum>
-  <w:abstractNum w:abstractNumId="28" w15:restartNumberingAfterBreak="0">
+  <w:abstractNum w:abstractNumId="29" w15:restartNumberingAfterBreak="0">
     <w:nsid w:val="75FC232B"/>
     <w:multiLevelType w:val="multilevel"/>
     <w:tmpl w:val="CE3A26CC"/>
@@ -7653,7 +8103,7 @@
       </w:rPr>
     </w:lvl>
   </w:abstractNum>
-  <w:abstractNum w:abstractNumId="29" w15:restartNumberingAfterBreak="0">
+  <w:abstractNum w:abstractNumId="30" w15:restartNumberingAfterBreak="0">
     <w:nsid w:val="769513EA"/>
     <w:multiLevelType w:val="multilevel"/>
     <w:tmpl w:val="4BF6ADA6"/>
@@ -7802,7 +8252,7 @@
       </w:rPr>
     </w:lvl>
   </w:abstractNum>
-  <w:abstractNum w:abstractNumId="30" w15:restartNumberingAfterBreak="0">
+  <w:abstractNum w:abstractNumId="31" w15:restartNumberingAfterBreak="0">
     <w:nsid w:val="76B67D00"/>
     <w:multiLevelType w:val="hybridMultilevel"/>
     <w:tmpl w:val="6ED44928"/>
@@ -7916,22 +8366,22 @@
     </w:lvl>
   </w:abstractNum>
   <w:num w:numId="1" w16cid:durableId="1786997795">
-    <w:abstractNumId w:val="23"/>
+    <w:abstractNumId w:val="24"/>
   </w:num>
   <w:num w:numId="2" w16cid:durableId="649095618">
-    <w:abstractNumId w:val="20"/>
+    <w:abstractNumId w:val="21"/>
   </w:num>
   <w:num w:numId="3" w16cid:durableId="1091312259">
     <w:abstractNumId w:val="1"/>
   </w:num>
   <w:num w:numId="4" w16cid:durableId="2126465039">
+    <w:abstractNumId w:val="15"/>
+  </w:num>
+  <w:num w:numId="5" w16cid:durableId="87163252">
     <w:abstractNumId w:val="14"/>
   </w:num>
-  <w:num w:numId="5" w16cid:durableId="87163252">
-    <w:abstractNumId w:val="13"/>
-  </w:num>
   <w:num w:numId="6" w16cid:durableId="393430431">
-    <w:abstractNumId w:val="25"/>
+    <w:abstractNumId w:val="26"/>
   </w:num>
   <w:num w:numId="7" w16cid:durableId="22755052">
     <w:abstractNumId w:val="7"/>
@@ -7943,19 +8393,19 @@
     <w:abstractNumId w:val="2"/>
   </w:num>
   <w:num w:numId="10" w16cid:durableId="261768541">
-    <w:abstractNumId w:val="16"/>
+    <w:abstractNumId w:val="17"/>
   </w:num>
   <w:num w:numId="11" w16cid:durableId="920530383">
-    <w:abstractNumId w:val="17"/>
+    <w:abstractNumId w:val="18"/>
   </w:num>
   <w:num w:numId="12" w16cid:durableId="329067514">
-    <w:abstractNumId w:val="19"/>
+    <w:abstractNumId w:val="20"/>
   </w:num>
   <w:num w:numId="13" w16cid:durableId="109862485">
-    <w:abstractNumId w:val="22"/>
+    <w:abstractNumId w:val="23"/>
   </w:num>
   <w:num w:numId="14" w16cid:durableId="161700848">
-    <w:abstractNumId w:val="26"/>
+    <w:abstractNumId w:val="27"/>
   </w:num>
   <w:num w:numId="15" w16cid:durableId="2023049815">
     <w:abstractNumId w:val="9"/>
@@ -7964,16 +8414,16 @@
     <w:abstractNumId w:val="5"/>
   </w:num>
   <w:num w:numId="17" w16cid:durableId="1681085876">
-    <w:abstractNumId w:val="27"/>
+    <w:abstractNumId w:val="28"/>
   </w:num>
   <w:num w:numId="18" w16cid:durableId="1762793056">
-    <w:abstractNumId w:val="28"/>
+    <w:abstractNumId w:val="29"/>
   </w:num>
   <w:num w:numId="19" w16cid:durableId="1371563757">
-    <w:abstractNumId w:val="21"/>
+    <w:abstractNumId w:val="22"/>
   </w:num>
   <w:num w:numId="20" w16cid:durableId="458688707">
-    <w:abstractNumId w:val="24"/>
+    <w:abstractNumId w:val="25"/>
   </w:num>
   <w:num w:numId="21" w16cid:durableId="451746149">
     <w:abstractNumId w:val="10"/>
@@ -7982,7 +8432,7 @@
     <w:abstractNumId w:val="11"/>
   </w:num>
   <w:num w:numId="23" w16cid:durableId="2069645773">
-    <w:abstractNumId w:val="30"/>
+    <w:abstractNumId w:val="31"/>
   </w:num>
   <w:num w:numId="24" w16cid:durableId="1712999510">
     <w:abstractNumId w:val="12"/>
@@ -7997,16 +8447,19 @@
     <w:abstractNumId w:val="0"/>
   </w:num>
   <w:num w:numId="28" w16cid:durableId="562521814">
-    <w:abstractNumId w:val="29"/>
+    <w:abstractNumId w:val="30"/>
   </w:num>
   <w:num w:numId="29" w16cid:durableId="1087654038">
-    <w:abstractNumId w:val="18"/>
+    <w:abstractNumId w:val="19"/>
   </w:num>
   <w:num w:numId="30" w16cid:durableId="65959723">
-    <w:abstractNumId w:val="15"/>
+    <w:abstractNumId w:val="16"/>
   </w:num>
   <w:num w:numId="31" w16cid:durableId="616563928">
     <w:abstractNumId w:val="6"/>
+  </w:num>
+  <w:num w:numId="32" w16cid:durableId="2134253751">
+    <w:abstractNumId w:val="13"/>
   </w:num>
 </w:numbering>
 </file>

--- a/UI_html_css_javascript/notes/TypeScript_6AM_2025.docx
+++ b/UI_html_css_javascript/notes/TypeScript_6AM_2025.docx
@@ -3727,11 +3727,6 @@
         <w:lastRenderedPageBreak/>
         <w:t>Generally to get value from html page in java script we use below code.</w:t>
       </w:r>
-    </w:p>
-    <w:p>
-      <w:pPr>
-        <w:spacing w:after="0" w:line="240" w:lineRule="auto"/>
-      </w:pPr>
       <w:r>
         <w:t xml:space="preserve">                                       </w:t>
       </w:r>
@@ -3887,14 +3882,52 @@
       <w:pPr>
         <w:spacing w:after="0" w:line="240" w:lineRule="auto"/>
       </w:pPr>
-    </w:p>
-    <w:p>
-      <w:pPr>
-        <w:spacing w:after="0" w:line="240" w:lineRule="auto"/>
-      </w:pPr>
-      <w:r>
-        <w:t>For different elements we have different objects.</w:t>
-      </w:r>
+      <w:r>
+        <w:t xml:space="preserve">For different elements we have different </w:t>
+      </w:r>
+      <w:r>
+        <w:rPr>
+          <w:b/>
+          <w:bCs/>
+        </w:rPr>
+        <w:t>HTML</w:t>
+      </w:r>
+      <w:r>
+        <w:rPr>
+          <w:b/>
+          <w:bCs/>
+        </w:rPr>
+        <w:t>&lt;</w:t>
+      </w:r>
+      <w:r>
+        <w:rPr>
+          <w:b/>
+          <w:bCs/>
+        </w:rPr>
+        <w:t>XXX</w:t>
+      </w:r>
+      <w:r>
+        <w:rPr>
+          <w:b/>
+          <w:bCs/>
+        </w:rPr>
+        <w:t>&gt;Element</w:t>
+      </w:r>
+      <w:r>
+        <w:rPr>
+          <w:b/>
+          <w:bCs/>
+        </w:rPr>
+        <w:t xml:space="preserve"> </w:t>
+      </w:r>
+      <w:r>
+        <w:t>objects.</w:t>
+      </w:r>
+    </w:p>
+    <w:p>
+      <w:pPr>
+        <w:spacing w:after="0" w:line="240" w:lineRule="auto"/>
+      </w:pPr>
     </w:p>
     <w:p>
       <w:pPr>

--- a/UI_html_css_javascript/notes/TypeScript_6AM_2025.docx
+++ b/UI_html_css_javascript/notes/TypeScript_6AM_2025.docx
@@ -137,7 +137,32 @@
           <w:b/>
           <w:bCs/>
         </w:rPr>
-        <w:t xml:space="preserve"> is also a JavaScript only, but in TS we use datatype to represent properties, methods, objects, arrays..etc.</w:t>
+        <w:t xml:space="preserve"> is also a JavaScript only, but in TS we use datatype to represent properties, methods, objects, </w:t>
+      </w:r>
+      <w:proofErr w:type="spellStart"/>
+      <w:proofErr w:type="gramStart"/>
+      <w:r>
+        <w:rPr>
+          <w:b/>
+          <w:bCs/>
+        </w:rPr>
+        <w:t>arrays..</w:t>
+      </w:r>
+      <w:proofErr w:type="gramEnd"/>
+      <w:r>
+        <w:rPr>
+          <w:b/>
+          <w:bCs/>
+        </w:rPr>
+        <w:t>etc</w:t>
+      </w:r>
+      <w:proofErr w:type="spellEnd"/>
+      <w:r>
+        <w:rPr>
+          <w:b/>
+          <w:bCs/>
+        </w:rPr>
+        <w:t>.</w:t>
       </w:r>
     </w:p>
     <w:p>
@@ -169,36 +194,81 @@
         <w:spacing w:after="0" w:line="240" w:lineRule="auto"/>
       </w:pPr>
       <w:r>
-        <w:t>But browser cannot executes TS. We need to convert TS code JS.</w:t>
-      </w:r>
-    </w:p>
-    <w:p>
-      <w:pPr>
-        <w:spacing w:after="0" w:line="240" w:lineRule="auto"/>
-      </w:pPr>
-    </w:p>
-    <w:p>
-      <w:pPr>
-        <w:spacing w:after="0" w:line="240" w:lineRule="auto"/>
-      </w:pPr>
-      <w:r>
-        <w:t>JS files extension is .js.</w:t>
-      </w:r>
-    </w:p>
-    <w:p>
-      <w:pPr>
-        <w:spacing w:after="0" w:line="240" w:lineRule="auto"/>
-      </w:pPr>
-      <w:r>
-        <w:t>TS files extension is .ts.</w:t>
-      </w:r>
-    </w:p>
-    <w:p>
-      <w:pPr>
-        <w:spacing w:after="0" w:line="240" w:lineRule="auto"/>
-      </w:pPr>
-      <w:r>
-        <w:t>So we need to convert .ts files to .js files.</w:t>
+        <w:t xml:space="preserve">But browser cannot </w:t>
+      </w:r>
+      <w:proofErr w:type="gramStart"/>
+      <w:r>
+        <w:t>executes</w:t>
+      </w:r>
+      <w:proofErr w:type="gramEnd"/>
+      <w:r>
+        <w:t xml:space="preserve"> TS. We need to convert TS code JS.</w:t>
+      </w:r>
+    </w:p>
+    <w:p>
+      <w:pPr>
+        <w:spacing w:after="0" w:line="240" w:lineRule="auto"/>
+      </w:pPr>
+    </w:p>
+    <w:p>
+      <w:pPr>
+        <w:spacing w:after="0" w:line="240" w:lineRule="auto"/>
+      </w:pPr>
+      <w:r>
+        <w:t>JS files extension is .</w:t>
+      </w:r>
+      <w:proofErr w:type="spellStart"/>
+      <w:r>
+        <w:t>js</w:t>
+      </w:r>
+      <w:proofErr w:type="spellEnd"/>
+      <w:r>
+        <w:t>.</w:t>
+      </w:r>
+    </w:p>
+    <w:p>
+      <w:pPr>
+        <w:spacing w:after="0" w:line="240" w:lineRule="auto"/>
+      </w:pPr>
+      <w:r>
+        <w:t>TS files extension is .</w:t>
+      </w:r>
+      <w:proofErr w:type="spellStart"/>
+      <w:r>
+        <w:t>ts</w:t>
+      </w:r>
+      <w:proofErr w:type="spellEnd"/>
+      <w:r>
+        <w:t>.</w:t>
+      </w:r>
+    </w:p>
+    <w:p>
+      <w:pPr>
+        <w:spacing w:after="0" w:line="240" w:lineRule="auto"/>
+      </w:pPr>
+      <w:proofErr w:type="gramStart"/>
+      <w:r>
+        <w:t>So</w:t>
+      </w:r>
+      <w:proofErr w:type="gramEnd"/>
+      <w:r>
+        <w:t xml:space="preserve"> we need to convert .</w:t>
+      </w:r>
+      <w:proofErr w:type="spellStart"/>
+      <w:r>
+        <w:t>ts</w:t>
+      </w:r>
+      <w:proofErr w:type="spellEnd"/>
+      <w:r>
+        <w:t xml:space="preserve"> files to .</w:t>
+      </w:r>
+      <w:proofErr w:type="spellStart"/>
+      <w:r>
+        <w:t>js</w:t>
+      </w:r>
+      <w:proofErr w:type="spellEnd"/>
+      <w:r>
+        <w:t xml:space="preserve"> files.</w:t>
       </w:r>
     </w:p>
     <w:p>
@@ -270,7 +340,15 @@
         <w:spacing w:after="0" w:line="240" w:lineRule="auto"/>
       </w:pPr>
       <w:r>
-        <w:t>Angular 1.0 is called as AjngularJS.</w:t>
+        <w:t xml:space="preserve">Angular 1.0 is called as </w:t>
+      </w:r>
+      <w:proofErr w:type="spellStart"/>
+      <w:r>
+        <w:t>AjngularJS</w:t>
+      </w:r>
+      <w:proofErr w:type="spellEnd"/>
+      <w:r>
+        <w:t>.</w:t>
       </w:r>
       <w:r>
         <w:t xml:space="preserve"> It is deprecated. No one is using now.</w:t>
@@ -281,7 +359,15 @@
         <w:spacing w:after="0" w:line="240" w:lineRule="auto"/>
       </w:pPr>
       <w:r>
-        <w:t>Angular 2.X + is called as Ajngular.</w:t>
+        <w:t xml:space="preserve">Angular 2.X + is called as </w:t>
+      </w:r>
+      <w:proofErr w:type="spellStart"/>
+      <w:r>
+        <w:t>Ajngular</w:t>
+      </w:r>
+      <w:proofErr w:type="spellEnd"/>
+      <w:r>
+        <w:t>.</w:t>
       </w:r>
     </w:p>
     <w:p>
@@ -328,10 +414,18 @@
         <w:spacing w:after="0" w:line="240" w:lineRule="auto"/>
       </w:pPr>
       <w:r>
-        <w:t>JavaScript was introduced as a language for the client side</w:t>
-      </w:r>
-      <w:r>
-        <w:t>[browser side]</w:t>
+        <w:t xml:space="preserve">JavaScript was introduced as a language for the client </w:t>
+      </w:r>
+      <w:proofErr w:type="gramStart"/>
+      <w:r>
+        <w:t>side</w:t>
+      </w:r>
+      <w:r>
+        <w:t>[</w:t>
+      </w:r>
+      <w:proofErr w:type="gramEnd"/>
+      <w:r>
+        <w:t>browser side]</w:t>
       </w:r>
       <w:r>
         <w:t>.</w:t>
@@ -398,16 +492,40 @@
         <w:t xml:space="preserve"> [classes, interfaces, all OOPS concepts]</w:t>
       </w:r>
       <w:r>
-        <w:t>, compiled language</w:t>
-      </w:r>
-      <w:r>
-        <w:t xml:space="preserve">[.ts </w:t>
+        <w:t xml:space="preserve">, compiled </w:t>
+      </w:r>
+      <w:proofErr w:type="gramStart"/>
+      <w:r>
+        <w:t>language</w:t>
+      </w:r>
+      <w:r>
+        <w:t>[</w:t>
+      </w:r>
+      <w:proofErr w:type="gramEnd"/>
+      <w:r>
+        <w:t>.</w:t>
+      </w:r>
+      <w:proofErr w:type="spellStart"/>
+      <w:r>
+        <w:t>ts</w:t>
+      </w:r>
+      <w:proofErr w:type="spellEnd"/>
+      <w:r>
+        <w:t xml:space="preserve"> </w:t>
       </w:r>
       <w:r>
         <w:sym w:font="Wingdings" w:char="F0E0"/>
       </w:r>
       <w:r>
-        <w:t xml:space="preserve"> .js]</w:t>
+        <w:t xml:space="preserve"> .</w:t>
+      </w:r>
+      <w:proofErr w:type="spellStart"/>
+      <w:r>
+        <w:t>js</w:t>
+      </w:r>
+      <w:proofErr w:type="spellEnd"/>
+      <w:r>
+        <w:t>]</w:t>
       </w:r>
       <w:r>
         <w:t>. </w:t>
@@ -508,8 +626,13 @@
         <w:spacing w:after="0" w:line="240" w:lineRule="auto"/>
       </w:pPr>
       <w:r>
-        <w:t>Typescript = JavaScript + datatype + classes + interfaces + annotations ….etc.</w:t>
-      </w:r>
+        <w:t xml:space="preserve">Typescript = JavaScript + datatype + classes + interfaces + annotations </w:t>
+      </w:r>
+      <w:proofErr w:type="gramStart"/>
+      <w:r>
+        <w:t>….etc.</w:t>
+      </w:r>
+      <w:proofErr w:type="gramEnd"/>
     </w:p>
     <w:p>
       <w:pPr>
@@ -865,7 +988,15 @@
       </w:pPr>
       <w:r>
         <w:lastRenderedPageBreak/>
-        <w:t>To work with TS, we need to download and install nodejs.</w:t>
+        <w:t xml:space="preserve">To work with TS, we need to download and install </w:t>
+      </w:r>
+      <w:proofErr w:type="spellStart"/>
+      <w:r>
+        <w:t>nodejs</w:t>
+      </w:r>
+      <w:proofErr w:type="spellEnd"/>
+      <w:r>
+        <w:t>.</w:t>
       </w:r>
     </w:p>
     <w:p>
@@ -968,12 +1099,21 @@
                 <w:bCs/>
               </w:rPr>
             </w:pPr>
+            <w:proofErr w:type="spellStart"/>
             <w:r>
               <w:rPr>
                 <w:b/>
                 <w:bCs/>
               </w:rPr>
-              <w:t>npm install -g typescript</w:t>
+              <w:t>npm</w:t>
+            </w:r>
+            <w:proofErr w:type="spellEnd"/>
+            <w:r>
+              <w:rPr>
+                <w:b/>
+                <w:bCs/>
+              </w:rPr>
+              <w:t xml:space="preserve"> install -g typescript</w:t>
             </w:r>
           </w:p>
         </w:tc>
@@ -986,6 +1126,7 @@
       <w:r>
         <w:t xml:space="preserve">Here </w:t>
       </w:r>
+      <w:proofErr w:type="spellStart"/>
       <w:r>
         <w:rPr>
           <w:b/>
@@ -993,6 +1134,7 @@
         </w:rPr>
         <w:t>npm</w:t>
       </w:r>
+      <w:proofErr w:type="spellEnd"/>
       <w:r>
         <w:t xml:space="preserve"> means – </w:t>
       </w:r>
@@ -1114,6 +1256,7 @@
       <w:r>
         <w:t xml:space="preserve">In java we have compiler called </w:t>
       </w:r>
+      <w:proofErr w:type="spellStart"/>
       <w:r>
         <w:rPr>
           <w:b/>
@@ -1121,9 +1264,11 @@
         </w:rPr>
         <w:t>javac</w:t>
       </w:r>
+      <w:proofErr w:type="spellEnd"/>
       <w:r>
         <w:t xml:space="preserve">. Similarly in TS we have </w:t>
       </w:r>
+      <w:proofErr w:type="spellStart"/>
       <w:r>
         <w:rPr>
           <w:b/>
@@ -1131,6 +1276,7 @@
         </w:rPr>
         <w:t>tsc</w:t>
       </w:r>
+      <w:proofErr w:type="spellEnd"/>
       <w:r>
         <w:t xml:space="preserve"> compiler.</w:t>
       </w:r>
@@ -1140,8 +1286,13 @@
         <w:spacing w:after="0" w:line="240" w:lineRule="auto"/>
       </w:pPr>
       <w:r>
-        <w:t>$ tsc</w:t>
-      </w:r>
+        <w:t xml:space="preserve">$ </w:t>
+      </w:r>
+      <w:proofErr w:type="spellStart"/>
+      <w:r>
+        <w:t>tsc</w:t>
+      </w:r>
+      <w:proofErr w:type="spellEnd"/>
       <w:r>
         <w:t xml:space="preserve">  </w:t>
       </w:r>
@@ -1149,16 +1300,29 @@
         <w:sym w:font="Wingdings" w:char="F0E0"/>
       </w:r>
       <w:r>
-        <w:t xml:space="preserve"> generates .js files.</w:t>
-      </w:r>
-    </w:p>
-    <w:p>
-      <w:pPr>
-        <w:spacing w:after="0" w:line="240" w:lineRule="auto"/>
-      </w:pPr>
-      <w:r>
-        <w:t>$ javac</w:t>
-      </w:r>
+        <w:t xml:space="preserve"> generates .</w:t>
+      </w:r>
+      <w:proofErr w:type="spellStart"/>
+      <w:r>
+        <w:t>js</w:t>
+      </w:r>
+      <w:proofErr w:type="spellEnd"/>
+      <w:r>
+        <w:t xml:space="preserve"> files.</w:t>
+      </w:r>
+    </w:p>
+    <w:p>
+      <w:pPr>
+        <w:spacing w:after="0" w:line="240" w:lineRule="auto"/>
+      </w:pPr>
+      <w:r>
+        <w:t xml:space="preserve">$ </w:t>
+      </w:r>
+      <w:proofErr w:type="spellStart"/>
+      <w:r>
+        <w:t>javac</w:t>
+      </w:r>
+      <w:proofErr w:type="spellEnd"/>
       <w:r>
         <w:t xml:space="preserve"> </w:t>
       </w:r>
@@ -1215,6 +1379,7 @@
             <w:r>
               <w:t xml:space="preserve">$ </w:t>
             </w:r>
+            <w:proofErr w:type="spellStart"/>
             <w:r>
               <w:rPr>
                 <w:b/>
@@ -1222,6 +1387,7 @@
               </w:rPr>
               <w:t>javac</w:t>
             </w:r>
+            <w:proofErr w:type="spellEnd"/>
             <w:r>
               <w:t xml:space="preserve"> filename</w:t>
             </w:r>
@@ -1239,7 +1405,11 @@
               <w:sym w:font="Wingdings" w:char="F0E8"/>
             </w:r>
             <w:r>
-              <w:t xml:space="preserve"> filename</w:t>
+              <w:t xml:space="preserve"> </w:t>
+            </w:r>
+            <w:proofErr w:type="spellStart"/>
+            <w:r>
+              <w:t>filename</w:t>
             </w:r>
             <w:r>
               <w:rPr>
@@ -1248,6 +1418,7 @@
               </w:rPr>
               <w:t>.class</w:t>
             </w:r>
+            <w:proofErr w:type="spellEnd"/>
           </w:p>
         </w:tc>
         <w:tc>
@@ -1262,6 +1433,7 @@
               </w:rPr>
               <w:t xml:space="preserve">$ </w:t>
             </w:r>
+            <w:proofErr w:type="spellStart"/>
             <w:r>
               <w:rPr>
                 <w:b/>
@@ -1276,8 +1448,13 @@
               </w:rPr>
               <w:t>sc</w:t>
             </w:r>
-            <w:r>
-              <w:t xml:space="preserve"> filename</w:t>
+            <w:proofErr w:type="spellEnd"/>
+            <w:r>
+              <w:t xml:space="preserve"> </w:t>
+            </w:r>
+            <w:proofErr w:type="spellStart"/>
+            <w:r>
+              <w:t>filename</w:t>
             </w:r>
             <w:r>
               <w:rPr>
@@ -1286,6 +1463,7 @@
               </w:rPr>
               <w:t>.ts</w:t>
             </w:r>
+            <w:proofErr w:type="spellEnd"/>
             <w:r>
               <w:t xml:space="preserve"> </w:t>
             </w:r>
@@ -1324,7 +1502,23 @@
         <w:spacing w:after="0" w:line="240" w:lineRule="auto"/>
       </w:pPr>
       <w:r>
-        <w:t>Here TSC compiler converts .ts to ES3 version .js file.</w:t>
+        <w:t>Here TSC compiler converts .</w:t>
+      </w:r>
+      <w:proofErr w:type="spellStart"/>
+      <w:r>
+        <w:t>ts</w:t>
+      </w:r>
+      <w:proofErr w:type="spellEnd"/>
+      <w:r>
+        <w:t xml:space="preserve"> to ES3 version .</w:t>
+      </w:r>
+      <w:proofErr w:type="spellStart"/>
+      <w:r>
+        <w:t>js</w:t>
+      </w:r>
+      <w:proofErr w:type="spellEnd"/>
+      <w:r>
+        <w:t xml:space="preserve"> file.</w:t>
       </w:r>
     </w:p>
     <w:p>
@@ -1348,9 +1542,11 @@
             <w:tcW w:w="5228" w:type="dxa"/>
           </w:tcPr>
           <w:p>
+            <w:proofErr w:type="spellStart"/>
             <w:r>
               <w:t>Test.ts</w:t>
             </w:r>
+            <w:proofErr w:type="spellEnd"/>
           </w:p>
         </w:tc>
         <w:tc>
@@ -1371,8 +1567,13 @@
           </w:tcPr>
           <w:p>
             <w:r>
-              <w:t>let myName</w:t>
-            </w:r>
+              <w:t xml:space="preserve">let </w:t>
+            </w:r>
+            <w:proofErr w:type="spellStart"/>
+            <w:r>
+              <w:t>myName</w:t>
+            </w:r>
+            <w:proofErr w:type="spellEnd"/>
             <w:r>
               <w:rPr>
                 <w:b/>
@@ -1387,7 +1588,15 @@
           </w:p>
           <w:p>
             <w:r>
-              <w:t>console.log(myName);</w:t>
+              <w:t>console.log(</w:t>
+            </w:r>
+            <w:proofErr w:type="spellStart"/>
+            <w:r>
+              <w:t>myName</w:t>
+            </w:r>
+            <w:proofErr w:type="spellEnd"/>
+            <w:r>
+              <w:t>);</w:t>
             </w:r>
           </w:p>
         </w:tc>
@@ -1412,7 +1621,15 @@
           </w:p>
           <w:p>
             <w:r>
-              <w:t>        &lt;script src="</w:t>
+              <w:t xml:space="preserve">        &lt;script </w:t>
+            </w:r>
+            <w:proofErr w:type="spellStart"/>
+            <w:r>
+              <w:t>src</w:t>
+            </w:r>
+            <w:proofErr w:type="spellEnd"/>
+            <w:r>
+              <w:t>="</w:t>
             </w:r>
             <w:r>
               <w:rPr>
@@ -1548,8 +1765,17 @@
         <w:spacing w:after="0" w:line="240" w:lineRule="auto"/>
       </w:pPr>
       <w:r>
-        <w:t xml:space="preserve">If you want to compile TS file with different versions we need to add </w:t>
-      </w:r>
+        <w:t xml:space="preserve">If you want to compile TS file with different </w:t>
+      </w:r>
+      <w:proofErr w:type="gramStart"/>
+      <w:r>
+        <w:t>versions</w:t>
+      </w:r>
+      <w:proofErr w:type="gramEnd"/>
+      <w:r>
+        <w:t xml:space="preserve"> we need to add </w:t>
+      </w:r>
+      <w:proofErr w:type="spellStart"/>
       <w:r>
         <w:rPr>
           <w:b/>
@@ -1558,6 +1784,7 @@
         </w:rPr>
         <w:t>tsconfig.json</w:t>
       </w:r>
+      <w:proofErr w:type="spellEnd"/>
       <w:r>
         <w:t> file or the </w:t>
       </w:r>
@@ -1586,25 +1813,65 @@
         <w:spacing w:after="0" w:line="240" w:lineRule="auto"/>
       </w:pPr>
       <w:r>
-        <w:t>However, it is highly recommended to explicitly configure the target option in your tsconfig.json file to a more modern version, such as ES2015 (ES6) or higher, to leverage modern JavaScript features and ensure compatibility with your target environment.</w:t>
-      </w:r>
-    </w:p>
-    <w:p>
-      <w:pPr>
-        <w:spacing w:after="0" w:line="240" w:lineRule="auto"/>
-      </w:pPr>
-    </w:p>
-    <w:p>
-      <w:pPr>
-        <w:spacing w:after="0" w:line="240" w:lineRule="auto"/>
-      </w:pPr>
-    </w:p>
-    <w:p>
-      <w:pPr>
-        <w:spacing w:after="0" w:line="240" w:lineRule="auto"/>
-      </w:pPr>
-      <w:r>
-        <w:t>We can compileTS file with target version also.. lilke es3,es4..es6.</w:t>
+        <w:t>However, it is highly recommended to explicitly configure the target option in your </w:t>
+      </w:r>
+      <w:proofErr w:type="spellStart"/>
+      <w:r>
+        <w:t>tsconfig.json</w:t>
+      </w:r>
+      <w:proofErr w:type="spellEnd"/>
+      <w:r>
+        <w:t> file to a more modern version, such as ES2015 (ES6) or higher, to leverage modern JavaScript features and ensure compatibility with your target environment.</w:t>
+      </w:r>
+    </w:p>
+    <w:p>
+      <w:pPr>
+        <w:spacing w:after="0" w:line="240" w:lineRule="auto"/>
+      </w:pPr>
+    </w:p>
+    <w:p>
+      <w:pPr>
+        <w:spacing w:after="0" w:line="240" w:lineRule="auto"/>
+      </w:pPr>
+    </w:p>
+    <w:p>
+      <w:pPr>
+        <w:spacing w:after="0" w:line="240" w:lineRule="auto"/>
+      </w:pPr>
+      <w:r>
+        <w:t xml:space="preserve">We can </w:t>
+      </w:r>
+      <w:proofErr w:type="spellStart"/>
+      <w:r>
+        <w:t>compileTS</w:t>
+      </w:r>
+      <w:proofErr w:type="spellEnd"/>
+      <w:r>
+        <w:t xml:space="preserve"> file with target version </w:t>
+      </w:r>
+      <w:proofErr w:type="gramStart"/>
+      <w:r>
+        <w:t>also..</w:t>
+      </w:r>
+      <w:proofErr w:type="gramEnd"/>
+      <w:r>
+        <w:t xml:space="preserve"> </w:t>
+      </w:r>
+      <w:proofErr w:type="spellStart"/>
+      <w:r>
+        <w:t>lilke</w:t>
+      </w:r>
+      <w:proofErr w:type="spellEnd"/>
+      <w:r>
+        <w:t xml:space="preserve"> es</w:t>
+      </w:r>
+      <w:proofErr w:type="gramStart"/>
+      <w:r>
+        <w:t>3,es4..</w:t>
+      </w:r>
+      <w:proofErr w:type="gramEnd"/>
+      <w:r>
+        <w:t>es6.</w:t>
       </w:r>
     </w:p>
     <w:tbl>
@@ -1623,7 +1890,15 @@
           </w:tcPr>
           <w:p>
             <w:r>
-              <w:t xml:space="preserve">$ tsc </w:t>
+              <w:t xml:space="preserve">$ </w:t>
+            </w:r>
+            <w:proofErr w:type="spellStart"/>
+            <w:r>
+              <w:t>tsc</w:t>
+            </w:r>
+            <w:proofErr w:type="spellEnd"/>
+            <w:r>
+              <w:t xml:space="preserve"> </w:t>
             </w:r>
             <w:r>
               <w:rPr>
@@ -1667,7 +1942,25 @@
           <w:b/>
           <w:bCs/>
         </w:rPr>
-        <w:t>With tsconfig.json:</w:t>
+        <w:t xml:space="preserve">With </w:t>
+      </w:r>
+      <w:proofErr w:type="spellStart"/>
+      <w:proofErr w:type="gramStart"/>
+      <w:r>
+        <w:rPr>
+          <w:b/>
+          <w:bCs/>
+        </w:rPr>
+        <w:t>tsconfig.json</w:t>
+      </w:r>
+      <w:proofErr w:type="spellEnd"/>
+      <w:proofErr w:type="gramEnd"/>
+      <w:r>
+        <w:rPr>
+          <w:b/>
+          <w:bCs/>
+        </w:rPr>
+        <w:t>:</w:t>
       </w:r>
     </w:p>
     <w:tbl>
@@ -1697,6 +1990,8 @@
             <w:tcW w:w="3485" w:type="dxa"/>
           </w:tcPr>
           <w:p>
+            <w:proofErr w:type="spellStart"/>
+            <w:proofErr w:type="gramStart"/>
             <w:r>
               <w:rPr>
                 <w:b/>
@@ -1704,6 +1999,8 @@
               </w:rPr>
               <w:t>tsconfig.json</w:t>
             </w:r>
+            <w:proofErr w:type="spellEnd"/>
+            <w:proofErr w:type="gramEnd"/>
           </w:p>
         </w:tc>
         <w:tc>
@@ -1724,22 +2021,54 @@
           </w:tcPr>
           <w:p>
             <w:r>
-              <w:t>let stuName: string = "Azad";</w:t>
+              <w:t xml:space="preserve">let </w:t>
+            </w:r>
+            <w:proofErr w:type="spellStart"/>
+            <w:r>
+              <w:t>stuName</w:t>
+            </w:r>
+            <w:proofErr w:type="spellEnd"/>
+            <w:r>
+              <w:t>: string = "Azad";</w:t>
             </w:r>
           </w:p>
           <w:p>
             <w:r>
-              <w:t>let empName: string = "Kamal";</w:t>
+              <w:t xml:space="preserve">let </w:t>
+            </w:r>
+            <w:proofErr w:type="spellStart"/>
+            <w:r>
+              <w:t>empName</w:t>
+            </w:r>
+            <w:proofErr w:type="spellEnd"/>
+            <w:r>
+              <w:t>: string = "Kamal";</w:t>
             </w:r>
           </w:p>
           <w:p>
             <w:r>
-              <w:t>console.log(empName);</w:t>
+              <w:t>console.log(</w:t>
+            </w:r>
+            <w:proofErr w:type="spellStart"/>
+            <w:r>
+              <w:t>empName</w:t>
+            </w:r>
+            <w:proofErr w:type="spellEnd"/>
+            <w:r>
+              <w:t>);</w:t>
             </w:r>
           </w:p>
           <w:p>
             <w:r>
-              <w:t>console.log(stuName);</w:t>
+              <w:t>console.log(</w:t>
+            </w:r>
+            <w:proofErr w:type="spellStart"/>
+            <w:r>
+              <w:t>stuName</w:t>
+            </w:r>
+            <w:proofErr w:type="spellEnd"/>
+            <w:r>
+              <w:t>);</w:t>
             </w:r>
           </w:p>
         </w:tc>
@@ -1778,7 +2107,25 @@
                 <w:bCs/>
                 <w:highlight w:val="yellow"/>
               </w:rPr>
-              <w:t>  "compilerOptions": {</w:t>
+              <w:t>  "</w:t>
+            </w:r>
+            <w:proofErr w:type="spellStart"/>
+            <w:r>
+              <w:rPr>
+                <w:b/>
+                <w:bCs/>
+                <w:highlight w:val="yellow"/>
+              </w:rPr>
+              <w:t>compilerOptions</w:t>
+            </w:r>
+            <w:proofErr w:type="spellEnd"/>
+            <w:r>
+              <w:rPr>
+                <w:b/>
+                <w:bCs/>
+                <w:highlight w:val="yellow"/>
+              </w:rPr>
+              <w:t>": {</w:t>
             </w:r>
           </w:p>
           <w:p>
@@ -1812,14 +2159,60 @@
                 <w:bCs/>
                 <w:highlight w:val="yellow"/>
               </w:rPr>
-              <w:t>    "outDir": "./js"</w:t>
-            </w:r>
+              <w:t>    "</w:t>
+            </w:r>
+            <w:proofErr w:type="spellStart"/>
             <w:r>
               <w:rPr>
                 <w:b/>
                 <w:bCs/>
                 <w:highlight w:val="yellow"/>
               </w:rPr>
+              <w:t>outDir</w:t>
+            </w:r>
+            <w:proofErr w:type="spellEnd"/>
+            <w:r>
+              <w:rPr>
+                <w:b/>
+                <w:bCs/>
+                <w:highlight w:val="yellow"/>
+              </w:rPr>
+              <w:t xml:space="preserve">": </w:t>
+            </w:r>
+            <w:proofErr w:type="gramStart"/>
+            <w:r>
+              <w:rPr>
+                <w:b/>
+                <w:bCs/>
+                <w:highlight w:val="yellow"/>
+              </w:rPr>
+              <w:t>"./</w:t>
+            </w:r>
+            <w:proofErr w:type="spellStart"/>
+            <w:proofErr w:type="gramEnd"/>
+            <w:r>
+              <w:rPr>
+                <w:b/>
+                <w:bCs/>
+                <w:highlight w:val="yellow"/>
+              </w:rPr>
+              <w:t>js</w:t>
+            </w:r>
+            <w:proofErr w:type="spellEnd"/>
+            <w:r>
+              <w:rPr>
+                <w:b/>
+                <w:bCs/>
+                <w:highlight w:val="yellow"/>
+              </w:rPr>
+              <w:t>"</w:t>
+            </w:r>
+            <w:r>
+              <w:rPr>
+                <w:b/>
+                <w:bCs/>
+                <w:highlight w:val="yellow"/>
+              </w:rPr>
               <w:t>,</w:t>
             </w:r>
           </w:p>
@@ -1896,7 +2289,25 @@
                 <w:bCs/>
                 <w:highlight w:val="yellow"/>
               </w:rPr>
-              <w:t>    "ts/*"</w:t>
+              <w:t>    "</w:t>
+            </w:r>
+            <w:proofErr w:type="spellStart"/>
+            <w:r>
+              <w:rPr>
+                <w:b/>
+                <w:bCs/>
+                <w:highlight w:val="yellow"/>
+              </w:rPr>
+              <w:t>ts</w:t>
+            </w:r>
+            <w:proofErr w:type="spellEnd"/>
+            <w:r>
+              <w:rPr>
+                <w:b/>
+                <w:bCs/>
+                <w:highlight w:val="yellow"/>
+              </w:rPr>
+              <w:t>/*"</w:t>
             </w:r>
           </w:p>
           <w:p>
@@ -1941,22 +2352,54 @@
           </w:tcPr>
           <w:p>
             <w:r>
-              <w:t>let stuName = "Azad";</w:t>
+              <w:t xml:space="preserve">let </w:t>
+            </w:r>
+            <w:proofErr w:type="spellStart"/>
+            <w:r>
+              <w:t>stuName</w:t>
+            </w:r>
+            <w:proofErr w:type="spellEnd"/>
+            <w:r>
+              <w:t xml:space="preserve"> = "Azad";</w:t>
             </w:r>
           </w:p>
           <w:p>
             <w:r>
-              <w:t>let empName = "Kamal";</w:t>
+              <w:t xml:space="preserve">let </w:t>
+            </w:r>
+            <w:proofErr w:type="spellStart"/>
+            <w:r>
+              <w:t>empName</w:t>
+            </w:r>
+            <w:proofErr w:type="spellEnd"/>
+            <w:r>
+              <w:t xml:space="preserve"> = "Kamal";</w:t>
             </w:r>
           </w:p>
           <w:p>
             <w:r>
-              <w:t>console.log(empName);</w:t>
+              <w:t>console.log(</w:t>
+            </w:r>
+            <w:proofErr w:type="spellStart"/>
+            <w:r>
+              <w:t>empName</w:t>
+            </w:r>
+            <w:proofErr w:type="spellEnd"/>
+            <w:r>
+              <w:t>);</w:t>
             </w:r>
           </w:p>
           <w:p>
             <w:r>
-              <w:t>console.log(stuName);</w:t>
+              <w:t>console.log(</w:t>
+            </w:r>
+            <w:proofErr w:type="spellStart"/>
+            <w:r>
+              <w:t>stuName</w:t>
+            </w:r>
+            <w:proofErr w:type="spellEnd"/>
+            <w:r>
+              <w:t>);</w:t>
             </w:r>
           </w:p>
           <w:p/>
@@ -1973,37 +2416,88 @@
         <w:spacing w:after="0" w:line="240" w:lineRule="auto"/>
       </w:pPr>
       <w:r>
-        <w:t>By using tsconfig.jon file we are giving instructions to TSC compiler while converting .ts file to .js file.</w:t>
-      </w:r>
-    </w:p>
-    <w:p>
-      <w:pPr>
-        <w:spacing w:after="0" w:line="240" w:lineRule="auto"/>
-      </w:pPr>
-    </w:p>
-    <w:p>
-      <w:pPr>
-        <w:spacing w:after="0" w:line="240" w:lineRule="auto"/>
-      </w:pPr>
-      <w:r>
-        <w:t xml:space="preserve">How to run .ts file with tsconfig.json? </w:t>
-      </w:r>
-    </w:p>
-    <w:p>
-      <w:pPr>
-        <w:spacing w:after="0" w:line="240" w:lineRule="auto"/>
-        <w:rPr>
-          <w:b/>
-          <w:bCs/>
-        </w:rPr>
-      </w:pPr>
-      <w:r>
-        <w:rPr>
-          <w:b/>
-          <w:bCs/>
-        </w:rPr>
-        <w:t xml:space="preserve">$ tsc </w:t>
-      </w:r>
+        <w:t xml:space="preserve">By using </w:t>
+      </w:r>
+      <w:proofErr w:type="spellStart"/>
+      <w:r>
+        <w:t>tsconfig.jon</w:t>
+      </w:r>
+      <w:proofErr w:type="spellEnd"/>
+      <w:r>
+        <w:t xml:space="preserve"> file we are giving instructions to TSC compiler while converting .</w:t>
+      </w:r>
+      <w:proofErr w:type="spellStart"/>
+      <w:r>
+        <w:t>ts</w:t>
+      </w:r>
+      <w:proofErr w:type="spellEnd"/>
+      <w:r>
+        <w:t xml:space="preserve"> file to .</w:t>
+      </w:r>
+      <w:proofErr w:type="spellStart"/>
+      <w:r>
+        <w:t>js</w:t>
+      </w:r>
+      <w:proofErr w:type="spellEnd"/>
+      <w:r>
+        <w:t xml:space="preserve"> file.</w:t>
+      </w:r>
+    </w:p>
+    <w:p>
+      <w:pPr>
+        <w:spacing w:after="0" w:line="240" w:lineRule="auto"/>
+      </w:pPr>
+    </w:p>
+    <w:p>
+      <w:pPr>
+        <w:spacing w:after="0" w:line="240" w:lineRule="auto"/>
+      </w:pPr>
+      <w:r>
+        <w:t>How to run .</w:t>
+      </w:r>
+      <w:proofErr w:type="spellStart"/>
+      <w:r>
+        <w:t>ts</w:t>
+      </w:r>
+      <w:proofErr w:type="spellEnd"/>
+      <w:r>
+        <w:t xml:space="preserve"> file with </w:t>
+      </w:r>
+      <w:proofErr w:type="spellStart"/>
+      <w:proofErr w:type="gramStart"/>
+      <w:r>
+        <w:t>tsconfig.json</w:t>
+      </w:r>
+      <w:proofErr w:type="spellEnd"/>
+      <w:proofErr w:type="gramEnd"/>
+      <w:r>
+        <w:t xml:space="preserve">? </w:t>
+      </w:r>
+    </w:p>
+    <w:p>
+      <w:pPr>
+        <w:spacing w:after="0" w:line="240" w:lineRule="auto"/>
+        <w:rPr>
+          <w:b/>
+          <w:bCs/>
+        </w:rPr>
+      </w:pPr>
+      <w:r>
+        <w:rPr>
+          <w:b/>
+          <w:bCs/>
+        </w:rPr>
+        <w:t xml:space="preserve">$ </w:t>
+      </w:r>
+      <w:proofErr w:type="spellStart"/>
+      <w:r>
+        <w:rPr>
+          <w:b/>
+          <w:bCs/>
+        </w:rPr>
+        <w:t>tsc</w:t>
+      </w:r>
+      <w:proofErr w:type="spellEnd"/>
       <w:r>
         <w:rPr>
           <w:b/>
@@ -2011,6 +2505,13 @@
         </w:rPr>
         <w:t xml:space="preserve"> </w:t>
       </w:r>
+      <w:r>
+        <w:rPr>
+          <w:b/>
+          <w:bCs/>
+        </w:rPr>
+        <w:t xml:space="preserve"> </w:t>
+      </w:r>
     </w:p>
     <w:p>
       <w:pPr>
@@ -2031,14 +2532,52 @@
           <w:bCs/>
           <w:highlight w:val="yellow"/>
         </w:rPr>
-        <w:t>here tsc command always looks for “tsconfig.json” file.</w:t>
-      </w:r>
+        <w:t xml:space="preserve">here </w:t>
+      </w:r>
+      <w:proofErr w:type="spellStart"/>
       <w:r>
         <w:rPr>
           <w:b/>
           <w:bCs/>
           <w:highlight w:val="yellow"/>
         </w:rPr>
+        <w:t>tsc</w:t>
+      </w:r>
+      <w:proofErr w:type="spellEnd"/>
+      <w:r>
+        <w:rPr>
+          <w:b/>
+          <w:bCs/>
+          <w:highlight w:val="yellow"/>
+        </w:rPr>
+        <w:t xml:space="preserve"> command always looks for “</w:t>
+      </w:r>
+      <w:proofErr w:type="spellStart"/>
+      <w:proofErr w:type="gramStart"/>
+      <w:r>
+        <w:rPr>
+          <w:b/>
+          <w:bCs/>
+          <w:highlight w:val="yellow"/>
+        </w:rPr>
+        <w:t>tsconfig.json</w:t>
+      </w:r>
+      <w:proofErr w:type="spellEnd"/>
+      <w:proofErr w:type="gramEnd"/>
+      <w:r>
+        <w:rPr>
+          <w:b/>
+          <w:bCs/>
+          <w:highlight w:val="yellow"/>
+        </w:rPr>
+        <w:t>” file.</w:t>
+      </w:r>
+      <w:r>
+        <w:rPr>
+          <w:b/>
+          <w:bCs/>
+          <w:highlight w:val="yellow"/>
+        </w:rPr>
         <w:t xml:space="preserve"> If this file is not found this command will display all TS compiler options.</w:t>
       </w:r>
       <w:r>
@@ -2046,21 +2585,69 @@
           <w:b/>
           <w:bCs/>
         </w:rPr>
-        <w:t xml:space="preserve"> If it finds tsconfig.son file it will parse</w:t>
-      </w:r>
-      <w:r>
-        <w:rPr>
-          <w:b/>
-          <w:bCs/>
-        </w:rPr>
-        <w:t>[syntax checking</w:t>
-      </w:r>
-      <w:r>
-        <w:rPr>
-          <w:b/>
-          <w:bCs/>
-        </w:rPr>
-        <w:t xml:space="preserve"> in tsconfig.json file</w:t>
+        <w:t xml:space="preserve"> If it finds </w:t>
+      </w:r>
+      <w:proofErr w:type="spellStart"/>
+      <w:r>
+        <w:rPr>
+          <w:b/>
+          <w:bCs/>
+        </w:rPr>
+        <w:t>tsconfig.son</w:t>
+      </w:r>
+      <w:proofErr w:type="spellEnd"/>
+      <w:r>
+        <w:rPr>
+          <w:b/>
+          <w:bCs/>
+        </w:rPr>
+        <w:t xml:space="preserve"> file it will </w:t>
+      </w:r>
+      <w:proofErr w:type="gramStart"/>
+      <w:r>
+        <w:rPr>
+          <w:b/>
+          <w:bCs/>
+        </w:rPr>
+        <w:t>parse</w:t>
+      </w:r>
+      <w:r>
+        <w:rPr>
+          <w:b/>
+          <w:bCs/>
+        </w:rPr>
+        <w:t>[</w:t>
+      </w:r>
+      <w:proofErr w:type="gramEnd"/>
+      <w:r>
+        <w:rPr>
+          <w:b/>
+          <w:bCs/>
+        </w:rPr>
+        <w:t>syntax checking</w:t>
+      </w:r>
+      <w:r>
+        <w:rPr>
+          <w:b/>
+          <w:bCs/>
+        </w:rPr>
+        <w:t xml:space="preserve"> in </w:t>
+      </w:r>
+      <w:proofErr w:type="spellStart"/>
+      <w:r>
+        <w:rPr>
+          <w:b/>
+          <w:bCs/>
+        </w:rPr>
+        <w:t>tsconfig.json</w:t>
+      </w:r>
+      <w:proofErr w:type="spellEnd"/>
+      <w:r>
+        <w:rPr>
+          <w:b/>
+          <w:bCs/>
+        </w:rPr>
+        <w:t xml:space="preserve"> file</w:t>
       </w:r>
       <w:r>
         <w:rPr>
@@ -2074,31 +2661,79 @@
           <w:b/>
           <w:bCs/>
         </w:rPr>
-        <w:t xml:space="preserve"> and process the options provided in this json file.</w:t>
-      </w:r>
-    </w:p>
-    <w:p>
-      <w:pPr>
-        <w:spacing w:after="0" w:line="240" w:lineRule="auto"/>
-      </w:pPr>
-    </w:p>
-    <w:p>
-      <w:pPr>
-        <w:spacing w:after="0" w:line="240" w:lineRule="auto"/>
-      </w:pPr>
-      <w:r>
-        <w:rPr>
-          <w:b/>
-          <w:bCs/>
-        </w:rPr>
-        <w:t>"include": ["ts/*"]</w:t>
-      </w:r>
-      <w:r>
-        <w:rPr>
-          <w:b/>
-          <w:bCs/>
-        </w:rPr>
-        <w:t xml:space="preserve"> : </w:t>
+        <w:t xml:space="preserve"> and process the options provided in this </w:t>
+      </w:r>
+      <w:proofErr w:type="spellStart"/>
+      <w:r>
+        <w:rPr>
+          <w:b/>
+          <w:bCs/>
+        </w:rPr>
+        <w:t>json</w:t>
+      </w:r>
+      <w:proofErr w:type="spellEnd"/>
+      <w:r>
+        <w:rPr>
+          <w:b/>
+          <w:bCs/>
+        </w:rPr>
+        <w:t xml:space="preserve"> file.</w:t>
+      </w:r>
+    </w:p>
+    <w:p>
+      <w:pPr>
+        <w:spacing w:after="0" w:line="240" w:lineRule="auto"/>
+      </w:pPr>
+    </w:p>
+    <w:p>
+      <w:pPr>
+        <w:spacing w:after="0" w:line="240" w:lineRule="auto"/>
+      </w:pPr>
+      <w:r>
+        <w:rPr>
+          <w:b/>
+          <w:bCs/>
+        </w:rPr>
+        <w:t>"include": ["</w:t>
+      </w:r>
+      <w:proofErr w:type="spellStart"/>
+      <w:r>
+        <w:rPr>
+          <w:b/>
+          <w:bCs/>
+        </w:rPr>
+        <w:t>ts</w:t>
+      </w:r>
+      <w:proofErr w:type="spellEnd"/>
+      <w:r>
+        <w:rPr>
+          <w:b/>
+          <w:bCs/>
+        </w:rPr>
+        <w:t>/*"</w:t>
+      </w:r>
+      <w:proofErr w:type="gramStart"/>
+      <w:r>
+        <w:rPr>
+          <w:b/>
+          <w:bCs/>
+        </w:rPr>
+        <w:t>]</w:t>
+      </w:r>
+      <w:r>
+        <w:rPr>
+          <w:b/>
+          <w:bCs/>
+        </w:rPr>
+        <w:t xml:space="preserve"> :</w:t>
+      </w:r>
+      <w:proofErr w:type="gramEnd"/>
+      <w:r>
+        <w:rPr>
+          <w:b/>
+          <w:bCs/>
+        </w:rPr>
+        <w:t xml:space="preserve"> </w:t>
       </w:r>
       <w:r>
         <w:t>Specifies which files to include in compilation, it is source code folder indication.</w:t>
@@ -2108,37 +2743,102 @@
       <w:pPr>
         <w:spacing w:after="0" w:line="240" w:lineRule="auto"/>
       </w:pPr>
-      <w:r>
-        <w:rPr>
-          <w:b/>
-          <w:bCs/>
-        </w:rPr>
-        <w:t>outDir:</w:t>
-      </w:r>
-      <w:r>
-        <w:t xml:space="preserve"> what ever the compiled .js files are there, all js files will be kept inside js folder.</w:t>
-      </w:r>
-    </w:p>
-    <w:p>
-      <w:pPr>
-        <w:spacing w:after="0" w:line="240" w:lineRule="auto"/>
-      </w:pPr>
-      <w:r>
-        <w:rPr>
-          <w:b/>
-          <w:bCs/>
-        </w:rPr>
-        <w:t>"strict": true</w:t>
-      </w:r>
-      <w:r>
-        <w:rPr>
-          <w:b/>
-          <w:bCs/>
-        </w:rPr>
-        <w:t xml:space="preserve"> : </w:t>
-      </w:r>
-      <w:r>
-        <w:t xml:space="preserve">it will make js as strict mode, adds </w:t>
+      <w:proofErr w:type="spellStart"/>
+      <w:r>
+        <w:rPr>
+          <w:b/>
+          <w:bCs/>
+        </w:rPr>
+        <w:t>outDir</w:t>
+      </w:r>
+      <w:proofErr w:type="spellEnd"/>
+      <w:r>
+        <w:rPr>
+          <w:b/>
+          <w:bCs/>
+        </w:rPr>
+        <w:t>:</w:t>
+      </w:r>
+      <w:r>
+        <w:t xml:space="preserve"> </w:t>
+      </w:r>
+      <w:proofErr w:type="spellStart"/>
+      <w:r>
+        <w:t>what ever</w:t>
+      </w:r>
+      <w:proofErr w:type="spellEnd"/>
+      <w:r>
+        <w:t xml:space="preserve"> the compiled .</w:t>
+      </w:r>
+      <w:proofErr w:type="spellStart"/>
+      <w:r>
+        <w:t>js</w:t>
+      </w:r>
+      <w:proofErr w:type="spellEnd"/>
+      <w:r>
+        <w:t xml:space="preserve"> files are there, all </w:t>
+      </w:r>
+      <w:proofErr w:type="spellStart"/>
+      <w:r>
+        <w:t>js</w:t>
+      </w:r>
+      <w:proofErr w:type="spellEnd"/>
+      <w:r>
+        <w:t xml:space="preserve"> files will be kept inside </w:t>
+      </w:r>
+      <w:proofErr w:type="spellStart"/>
+      <w:r>
+        <w:t>js</w:t>
+      </w:r>
+      <w:proofErr w:type="spellEnd"/>
+      <w:r>
+        <w:t xml:space="preserve"> folder.</w:t>
+      </w:r>
+    </w:p>
+    <w:p>
+      <w:pPr>
+        <w:spacing w:after="0" w:line="240" w:lineRule="auto"/>
+      </w:pPr>
+      <w:r>
+        <w:rPr>
+          <w:b/>
+          <w:bCs/>
+        </w:rPr>
+        <w:t xml:space="preserve">"strict": </w:t>
+      </w:r>
+      <w:proofErr w:type="gramStart"/>
+      <w:r>
+        <w:rPr>
+          <w:b/>
+          <w:bCs/>
+        </w:rPr>
+        <w:t>true</w:t>
+      </w:r>
+      <w:r>
+        <w:rPr>
+          <w:b/>
+          <w:bCs/>
+        </w:rPr>
+        <w:t xml:space="preserve"> :</w:t>
+      </w:r>
+      <w:proofErr w:type="gramEnd"/>
+      <w:r>
+        <w:rPr>
+          <w:b/>
+          <w:bCs/>
+        </w:rPr>
+        <w:t xml:space="preserve"> </w:t>
+      </w:r>
+      <w:r>
+        <w:t xml:space="preserve">it will make </w:t>
+      </w:r>
+      <w:proofErr w:type="spellStart"/>
+      <w:r>
+        <w:t>js</w:t>
+      </w:r>
+      <w:proofErr w:type="spellEnd"/>
+      <w:r>
+        <w:t xml:space="preserve"> as strict mode, adds </w:t>
       </w:r>
       <w:r>
         <w:rPr>
@@ -2157,7 +2857,15 @@
         <w:t>;</w:t>
       </w:r>
       <w:r>
-        <w:t xml:space="preserve"> in compiles js file.</w:t>
+        <w:t xml:space="preserve"> in compiles </w:t>
+      </w:r>
+      <w:proofErr w:type="spellStart"/>
+      <w:r>
+        <w:t>js</w:t>
+      </w:r>
+      <w:proofErr w:type="spellEnd"/>
+      <w:r>
+        <w:t xml:space="preserve"> file.</w:t>
       </w:r>
     </w:p>
     <w:p>
@@ -2191,11 +2899,33 @@
           <w:b/>
           <w:bCs/>
         </w:rPr>
-        <w:t xml:space="preserve">$ tsc </w:t>
-      </w:r>
-      <w:r>
-        <w:t xml:space="preserve"> command will automatically locate the </w:t>
-      </w:r>
+        <w:t xml:space="preserve">$ </w:t>
+      </w:r>
+      <w:proofErr w:type="spellStart"/>
+      <w:proofErr w:type="gramStart"/>
+      <w:r>
+        <w:rPr>
+          <w:b/>
+          <w:bCs/>
+        </w:rPr>
+        <w:t>tsc</w:t>
+      </w:r>
+      <w:proofErr w:type="spellEnd"/>
+      <w:r>
+        <w:rPr>
+          <w:b/>
+          <w:bCs/>
+        </w:rPr>
+        <w:t xml:space="preserve"> </w:t>
+      </w:r>
+      <w:r>
+        <w:t xml:space="preserve"> command</w:t>
+      </w:r>
+      <w:proofErr w:type="gramEnd"/>
+      <w:r>
+        <w:t xml:space="preserve"> will automatically locate the </w:t>
+      </w:r>
+      <w:proofErr w:type="spellStart"/>
       <w:r>
         <w:rPr>
           <w:b/>
@@ -2203,16 +2933,67 @@
         </w:rPr>
         <w:t>tsconfig.json</w:t>
       </w:r>
-      <w:r>
-        <w:t> file in the current or parent directories and apply its configurations (e.g., target, outDir, include, exclude) to compile your .ts files into .js files. The compiled JavaScript files will be placed in the directory specified by the outDir option in your tsconfig.json.</w:t>
-      </w:r>
-    </w:p>
-    <w:p>
-      <w:pPr>
-        <w:spacing w:after="0" w:line="240" w:lineRule="auto"/>
-      </w:pPr>
-      <w:r>
-        <w:t>Once the TypeScript code is compiled into JavaScript, you can run the resulting .js files using Node.js. </w:t>
+      <w:proofErr w:type="spellEnd"/>
+      <w:r>
+        <w:t> file in the current or parent directories and apply its configurations (e.g., target, </w:t>
+      </w:r>
+      <w:proofErr w:type="spellStart"/>
+      <w:r>
+        <w:t>outDir</w:t>
+      </w:r>
+      <w:proofErr w:type="spellEnd"/>
+      <w:r>
+        <w:t>, include, exclude) to compile your .</w:t>
+      </w:r>
+      <w:proofErr w:type="spellStart"/>
+      <w:r>
+        <w:t>ts</w:t>
+      </w:r>
+      <w:proofErr w:type="spellEnd"/>
+      <w:r>
+        <w:t> files into .</w:t>
+      </w:r>
+      <w:proofErr w:type="spellStart"/>
+      <w:r>
+        <w:t>js</w:t>
+      </w:r>
+      <w:proofErr w:type="spellEnd"/>
+      <w:r>
+        <w:t> files. The compiled JavaScript files will be placed in the directory specified by the </w:t>
+      </w:r>
+      <w:proofErr w:type="spellStart"/>
+      <w:r>
+        <w:t>outDir</w:t>
+      </w:r>
+      <w:proofErr w:type="spellEnd"/>
+      <w:r>
+        <w:t> option in your </w:t>
+      </w:r>
+      <w:proofErr w:type="spellStart"/>
+      <w:proofErr w:type="gramStart"/>
+      <w:r>
+        <w:t>tsconfig.json</w:t>
+      </w:r>
+      <w:proofErr w:type="spellEnd"/>
+      <w:proofErr w:type="gramEnd"/>
+      <w:r>
+        <w:t>.</w:t>
+      </w:r>
+    </w:p>
+    <w:p>
+      <w:pPr>
+        <w:spacing w:after="0" w:line="240" w:lineRule="auto"/>
+      </w:pPr>
+      <w:r>
+        <w:t>Once the TypeScript code is compiled into JavaScript, you can run the resulting .</w:t>
+      </w:r>
+      <w:proofErr w:type="spellStart"/>
+      <w:r>
+        <w:t>js</w:t>
+      </w:r>
+      <w:proofErr w:type="spellEnd"/>
+      <w:r>
+        <w:t> files using Node.js. </w:t>
       </w:r>
     </w:p>
     <w:p>
@@ -2246,7 +3027,15 @@
               <w:t>node</w:t>
             </w:r>
             <w:r>
-              <w:t xml:space="preserve"> js/test1</w:t>
+              <w:t xml:space="preserve"> </w:t>
+            </w:r>
+            <w:proofErr w:type="spellStart"/>
+            <w:r>
+              <w:t>js</w:t>
+            </w:r>
+            <w:proofErr w:type="spellEnd"/>
+            <w:r>
+              <w:t>/test1</w:t>
             </w:r>
             <w:r>
               <w:rPr>
@@ -2267,7 +3056,23 @@
         <w:t>Above command used to run JS file on command prompt / terminal.</w:t>
       </w:r>
       <w:r>
-        <w:t xml:space="preserve"> Usually we always run .js file in browser.</w:t>
+        <w:t xml:space="preserve"> </w:t>
+      </w:r>
+      <w:proofErr w:type="gramStart"/>
+      <w:r>
+        <w:t>Usually</w:t>
+      </w:r>
+      <w:proofErr w:type="gramEnd"/>
+      <w:r>
+        <w:t xml:space="preserve"> we always run .</w:t>
+      </w:r>
+      <w:proofErr w:type="spellStart"/>
+      <w:r>
+        <w:t>js</w:t>
+      </w:r>
+      <w:proofErr w:type="spellEnd"/>
+      <w:r>
+        <w:t xml:space="preserve"> file in browser.</w:t>
       </w:r>
     </w:p>
     <w:p>
@@ -2306,8 +3111,21 @@
         <w:spacing w:after="0" w:line="240" w:lineRule="auto"/>
       </w:pPr>
       <w:r>
-        <w:t>$ tsc fineName.ts</w:t>
-      </w:r>
+        <w:t xml:space="preserve">$ </w:t>
+      </w:r>
+      <w:proofErr w:type="spellStart"/>
+      <w:r>
+        <w:t>tsc</w:t>
+      </w:r>
+      <w:proofErr w:type="spellEnd"/>
+      <w:r>
+        <w:t xml:space="preserve"> </w:t>
+      </w:r>
+      <w:proofErr w:type="spellStart"/>
+      <w:r>
+        <w:t>fineName.ts</w:t>
+      </w:r>
+      <w:proofErr w:type="spellEnd"/>
     </w:p>
     <w:p>
       <w:pPr>
@@ -2319,7 +3137,15 @@
         <w:spacing w:after="0" w:line="240" w:lineRule="auto"/>
       </w:pPr>
       <w:r>
-        <w:t xml:space="preserve">$ tsc </w:t>
+        <w:t xml:space="preserve">$ </w:t>
+      </w:r>
+      <w:proofErr w:type="spellStart"/>
+      <w:r>
+        <w:t>tsc</w:t>
+      </w:r>
+      <w:proofErr w:type="spellEnd"/>
+      <w:r>
+        <w:t xml:space="preserve"> </w:t>
       </w:r>
       <w:r>
         <w:t>--</w:t>
@@ -2338,7 +3164,15 @@
         <w:spacing w:after="0" w:line="240" w:lineRule="auto"/>
       </w:pPr>
       <w:r>
-        <w:t>Using tsconfig.json file.</w:t>
+        <w:t xml:space="preserve">Using </w:t>
+      </w:r>
+      <w:proofErr w:type="spellStart"/>
+      <w:r>
+        <w:t>tsconfig.json</w:t>
+      </w:r>
+      <w:proofErr w:type="spellEnd"/>
+      <w:r>
+        <w:t xml:space="preserve"> file.</w:t>
       </w:r>
       <w:r>
         <w:t xml:space="preserve"> [Best and recommended way]</w:t>
@@ -2389,12 +3223,28 @@
           </w:tcPr>
           <w:p>
             <w:r>
-              <w:t>let empName: string = "kamal";</w:t>
+              <w:t xml:space="preserve">let </w:t>
+            </w:r>
+            <w:proofErr w:type="spellStart"/>
+            <w:r>
+              <w:t>empName</w:t>
+            </w:r>
+            <w:proofErr w:type="spellEnd"/>
+            <w:r>
+              <w:t>: string = "kamal";</w:t>
             </w:r>
           </w:p>
           <w:p>
             <w:r>
-              <w:t>console.log(empName);</w:t>
+              <w:t>console.log(</w:t>
+            </w:r>
+            <w:proofErr w:type="spellStart"/>
+            <w:r>
+              <w:t>empName</w:t>
+            </w:r>
+            <w:proofErr w:type="spellEnd"/>
+            <w:r>
+              <w:t>);</w:t>
             </w:r>
           </w:p>
           <w:p/>
@@ -2404,8 +3254,13 @@
             </w:r>
           </w:p>
           <w:p>
-            <w:r>
-              <w:t>console.log(EMPNAME);</w:t>
+            <w:proofErr w:type="gramStart"/>
+            <w:r>
+              <w:t>console.log(</w:t>
+            </w:r>
+            <w:proofErr w:type="gramEnd"/>
+            <w:r>
+              <w:t>EMPNAME);</w:t>
             </w:r>
           </w:p>
         </w:tc>
@@ -2490,13 +3345,19 @@
           </w:tcPr>
           <w:p>
             <w:r>
-              <w:t>class Employee{</w:t>
-            </w:r>
+              <w:t xml:space="preserve">class </w:t>
+            </w:r>
+            <w:proofErr w:type="gramStart"/>
+            <w:r>
+              <w:t>Employee{</w:t>
+            </w:r>
+            <w:proofErr w:type="gramEnd"/>
           </w:p>
           <w:p>
             <w:r>
               <w:t xml:space="preserve">    </w:t>
             </w:r>
+            <w:proofErr w:type="gramStart"/>
             <w:r>
               <w:rPr>
                 <w:b/>
@@ -2505,7 +3366,11 @@
               <w:t>constructor</w:t>
             </w:r>
             <w:r>
-              <w:t>(employeeName</w:t>
+              <w:t>(</w:t>
+            </w:r>
+            <w:proofErr w:type="spellStart"/>
+            <w:r>
+              <w:t>employeeName</w:t>
             </w:r>
             <w:r>
               <w:rPr>
@@ -2514,8 +3379,15 @@
               </w:rPr>
               <w:t>:string</w:t>
             </w:r>
-            <w:r>
-              <w:t>, employeeId</w:t>
+            <w:proofErr w:type="spellEnd"/>
+            <w:proofErr w:type="gramEnd"/>
+            <w:r>
+              <w:t xml:space="preserve">, </w:t>
+            </w:r>
+            <w:proofErr w:type="spellStart"/>
+            <w:proofErr w:type="gramStart"/>
+            <w:r>
+              <w:t>employeeId</w:t>
             </w:r>
             <w:r>
               <w:rPr>
@@ -2524,20 +3396,70 @@
               </w:rPr>
               <w:t>:number</w:t>
             </w:r>
+            <w:proofErr w:type="spellEnd"/>
             <w:r>
               <w:t>){</w:t>
             </w:r>
+            <w:proofErr w:type="gramEnd"/>
           </w:p>
           <w:p>
             <w:r>
-              <w:t xml:space="preserve">        console.log(`This is constructor..! - </w:t>
+              <w:t xml:space="preserve">        </w:t>
+            </w:r>
+            <w:proofErr w:type="gramStart"/>
+            <w:r>
+              <w:t>console.log(</w:t>
+            </w:r>
+            <w:proofErr w:type="gramEnd"/>
+            <w:r>
+              <w:t xml:space="preserve">`This is </w:t>
+            </w:r>
+            <w:proofErr w:type="gramStart"/>
+            <w:r>
+              <w:t>constructor..!</w:t>
+            </w:r>
+            <w:proofErr w:type="gramEnd"/>
+            <w:r>
+              <w:t xml:space="preserve"> - </w:t>
             </w:r>
             <w:r>
               <w:rPr>
                 <w:b/>
                 <w:bCs/>
               </w:rPr>
-              <w:t>${employeeName} - ${employeeId}</w:t>
+              <w:t>${</w:t>
+            </w:r>
+            <w:proofErr w:type="spellStart"/>
+            <w:r>
+              <w:rPr>
+                <w:b/>
+                <w:bCs/>
+              </w:rPr>
+              <w:t>employeeName</w:t>
+            </w:r>
+            <w:proofErr w:type="spellEnd"/>
+            <w:r>
+              <w:rPr>
+                <w:b/>
+                <w:bCs/>
+              </w:rPr>
+              <w:t>} - ${</w:t>
+            </w:r>
+            <w:proofErr w:type="spellStart"/>
+            <w:r>
+              <w:rPr>
+                <w:b/>
+                <w:bCs/>
+              </w:rPr>
+              <w:t>employeeId</w:t>
+            </w:r>
+            <w:proofErr w:type="spellEnd"/>
+            <w:r>
+              <w:rPr>
+                <w:b/>
+                <w:bCs/>
+              </w:rPr>
+              <w:t>}</w:t>
             </w:r>
             <w:r>
               <w:t>`);        </w:t>
@@ -2551,22 +3473,47 @@
           <w:p/>
           <w:p>
             <w:r>
-              <w:t>    greetings(value: string</w:t>
+              <w:t xml:space="preserve">    </w:t>
+            </w:r>
+            <w:proofErr w:type="gramStart"/>
+            <w:r>
+              <w:t>greetings(</w:t>
+            </w:r>
+            <w:proofErr w:type="gramEnd"/>
+            <w:r>
+              <w:t>value: string</w:t>
             </w:r>
             <w:r>
               <w:rPr>
                 <w:b/>
                 <w:bCs/>
               </w:rPr>
-              <w:t>): string</w:t>
+              <w:t xml:space="preserve">): </w:t>
+            </w:r>
+            <w:proofErr w:type="gramStart"/>
+            <w:r>
+              <w:rPr>
+                <w:b/>
+                <w:bCs/>
+              </w:rPr>
+              <w:t>string</w:t>
             </w:r>
             <w:r>
               <w:t>{</w:t>
             </w:r>
+            <w:proofErr w:type="gramEnd"/>
           </w:p>
           <w:p>
             <w:r>
-              <w:t>        return "Hi ..welcome to TS!"</w:t>
+              <w:t>        return "Hi</w:t>
+            </w:r>
+            <w:proofErr w:type="gramStart"/>
+            <w:r>
+              <w:t xml:space="preserve"> ..</w:t>
+            </w:r>
+            <w:proofErr w:type="gramEnd"/>
+            <w:r>
+              <w:t>welcome to TS!"</w:t>
             </w:r>
           </w:p>
           <w:p>
@@ -2582,12 +3529,38 @@
           <w:p/>
           <w:p>
             <w:r>
-              <w:t>let empRef = new Employee("kamal",12);</w:t>
+              <w:t xml:space="preserve">let </w:t>
+            </w:r>
+            <w:proofErr w:type="spellStart"/>
+            <w:r>
+              <w:t>empRef</w:t>
+            </w:r>
+            <w:proofErr w:type="spellEnd"/>
+            <w:r>
+              <w:t xml:space="preserve"> = new Employee("kamal",12);</w:t>
             </w:r>
           </w:p>
           <w:p>
-            <w:r>
-              <w:t>console.log(empRef.greetings("hiiiiii"));</w:t>
+            <w:proofErr w:type="gramStart"/>
+            <w:r>
+              <w:t>console.log(</w:t>
+            </w:r>
+            <w:proofErr w:type="spellStart"/>
+            <w:proofErr w:type="gramEnd"/>
+            <w:r>
+              <w:t>empRef.greetings</w:t>
+            </w:r>
+            <w:proofErr w:type="spellEnd"/>
+            <w:r>
+              <w:t>("</w:t>
+            </w:r>
+            <w:proofErr w:type="spellStart"/>
+            <w:r>
+              <w:t>hiiiiii</w:t>
+            </w:r>
+            <w:proofErr w:type="spellEnd"/>
+            <w:r>
+              <w:t>"));</w:t>
             </w:r>
           </w:p>
         </w:tc>
@@ -2598,22 +3571,44 @@
         <w:spacing w:after="0" w:line="240" w:lineRule="auto"/>
       </w:pPr>
       <w:r>
-        <w:t>$ tsc</w:t>
-      </w:r>
-    </w:p>
-    <w:p>
-      <w:pPr>
-        <w:spacing w:after="0" w:line="240" w:lineRule="auto"/>
-      </w:pPr>
-      <w:r>
-        <w:rPr>
-          <w:b/>
-          <w:bCs/>
-        </w:rPr>
-        <w:t xml:space="preserve">tsc </w:t>
-      </w:r>
-      <w:r>
-        <w:t>command first checks for tsconig.json file and executes all options in that Json file.</w:t>
+        <w:t xml:space="preserve">$ </w:t>
+      </w:r>
+      <w:proofErr w:type="spellStart"/>
+      <w:r>
+        <w:t>tsc</w:t>
+      </w:r>
+      <w:proofErr w:type="spellEnd"/>
+    </w:p>
+    <w:p>
+      <w:pPr>
+        <w:spacing w:after="0" w:line="240" w:lineRule="auto"/>
+      </w:pPr>
+      <w:proofErr w:type="spellStart"/>
+      <w:r>
+        <w:rPr>
+          <w:b/>
+          <w:bCs/>
+        </w:rPr>
+        <w:t>tsc</w:t>
+      </w:r>
+      <w:proofErr w:type="spellEnd"/>
+      <w:r>
+        <w:rPr>
+          <w:b/>
+          <w:bCs/>
+        </w:rPr>
+        <w:t xml:space="preserve"> </w:t>
+      </w:r>
+      <w:r>
+        <w:t xml:space="preserve">command first checks for </w:t>
+      </w:r>
+      <w:proofErr w:type="spellStart"/>
+      <w:r>
+        <w:t>tsconig.json</w:t>
+      </w:r>
+      <w:proofErr w:type="spellEnd"/>
+      <w:r>
+        <w:t xml:space="preserve"> file and executes all options in that Json file.</w:t>
       </w:r>
     </w:p>
     <w:p>
@@ -2673,7 +3668,23 @@
         <w:spacing w:after="0" w:line="240" w:lineRule="auto"/>
       </w:pPr>
       <w:r>
-        <w:t xml:space="preserve">$ tsc filename.ts      </w:t>
+        <w:t xml:space="preserve">$ </w:t>
+      </w:r>
+      <w:proofErr w:type="spellStart"/>
+      <w:r>
+        <w:t>tsc</w:t>
+      </w:r>
+      <w:proofErr w:type="spellEnd"/>
+      <w:r>
+        <w:t xml:space="preserve"> </w:t>
+      </w:r>
+      <w:proofErr w:type="spellStart"/>
+      <w:r>
+        <w:t>filename.ts</w:t>
+      </w:r>
+      <w:proofErr w:type="spellEnd"/>
+      <w:r>
+        <w:t xml:space="preserve">      </w:t>
       </w:r>
       <w:r>
         <w:sym w:font="Wingdings" w:char="F0E8"/>
@@ -2719,14 +3730,43 @@
         <w:spacing w:after="0" w:line="240" w:lineRule="auto"/>
       </w:pPr>
       <w:r>
-        <w:t xml:space="preserve">$ tsc --target  es6 fileName.ts       </w:t>
+        <w:t xml:space="preserve">$ </w:t>
+      </w:r>
+      <w:proofErr w:type="spellStart"/>
+      <w:r>
+        <w:t>tsc</w:t>
+      </w:r>
+      <w:proofErr w:type="spellEnd"/>
+      <w:r>
+        <w:t xml:space="preserve"> --</w:t>
+      </w:r>
+      <w:proofErr w:type="gramStart"/>
+      <w:r>
+        <w:t>target  es</w:t>
+      </w:r>
+      <w:proofErr w:type="gramEnd"/>
+      <w:r>
+        <w:t xml:space="preserve">6 </w:t>
+      </w:r>
+      <w:proofErr w:type="spellStart"/>
+      <w:r>
+        <w:t>fileName.ts</w:t>
+      </w:r>
+      <w:proofErr w:type="spellEnd"/>
+      <w:r>
+        <w:t xml:space="preserve">       </w:t>
       </w:r>
       <w:r>
         <w:sym w:font="Wingdings" w:char="F0E8"/>
       </w:r>
       <w:r>
-        <w:t xml:space="preserve"> here we can mention higher versions of ES..</w:t>
-      </w:r>
+        <w:t xml:space="preserve"> here we can mention higher versions of </w:t>
+      </w:r>
+      <w:proofErr w:type="gramStart"/>
+      <w:r>
+        <w:t>ES..</w:t>
+      </w:r>
+      <w:proofErr w:type="gramEnd"/>
       <w:r>
         <w:t xml:space="preserve"> </w:t>
       </w:r>
@@ -2744,7 +3784,15 @@
         <w:spacing w:after="0" w:line="240" w:lineRule="auto"/>
       </w:pPr>
       <w:r>
-        <w:t>By using tsconfig.json file.</w:t>
+        <w:t xml:space="preserve">By using </w:t>
+      </w:r>
+      <w:proofErr w:type="spellStart"/>
+      <w:r>
+        <w:t>tsconfig.json</w:t>
+      </w:r>
+      <w:proofErr w:type="spellEnd"/>
+      <w:r>
+        <w:t xml:space="preserve"> file.</w:t>
       </w:r>
       <w:r>
         <w:t xml:space="preserve">      </w:t>
@@ -3077,11 +4125,6 @@
       <w:r>
         <w:t> − TypeScript is a superset of JavaScript. So, you can use all JavaScript features, methods, libraries, etc. in TypeScript.</w:t>
       </w:r>
-    </w:p>
-    <w:p>
-      <w:pPr>
-        <w:spacing w:after="0" w:line="240" w:lineRule="auto"/>
-      </w:pPr>
     </w:p>
     <w:p>
       <w:pPr>
@@ -3109,14 +4152,70 @@
           <w:p>
             <w:pPr>
               <w:rPr>
-                <w:sz w:val="18"/>
-                <w:szCs w:val="18"/>
+                <w:sz w:val="16"/>
+                <w:szCs w:val="16"/>
               </w:rPr>
             </w:pPr>
             <w:r>
               <w:rPr>
-                <w:sz w:val="18"/>
-                <w:szCs w:val="18"/>
+                <w:sz w:val="16"/>
+                <w:szCs w:val="16"/>
+              </w:rPr>
+              <w:t>Test.html</w:t>
+            </w:r>
+          </w:p>
+        </w:tc>
+        <w:tc>
+          <w:tcPr>
+            <w:tcW w:w="5228" w:type="dxa"/>
+          </w:tcPr>
+          <w:p>
+            <w:pPr>
+              <w:rPr>
+                <w:sz w:val="16"/>
+                <w:szCs w:val="16"/>
+              </w:rPr>
+            </w:pPr>
+            <w:r>
+              <w:rPr>
+                <w:sz w:val="16"/>
+                <w:szCs w:val="16"/>
+              </w:rPr>
+              <w:t>Test</w:t>
+            </w:r>
+            <w:r>
+              <w:rPr>
+                <w:sz w:val="16"/>
+                <w:szCs w:val="16"/>
+              </w:rPr>
+              <w:t>1</w:t>
+            </w:r>
+            <w:r>
+              <w:rPr>
+                <w:sz w:val="16"/>
+                <w:szCs w:val="16"/>
+              </w:rPr>
+              <w:t>.ts</w:t>
+            </w:r>
+          </w:p>
+        </w:tc>
+      </w:tr>
+      <w:tr>
+        <w:tc>
+          <w:tcPr>
+            <w:tcW w:w="5228" w:type="dxa"/>
+          </w:tcPr>
+          <w:p>
+            <w:pPr>
+              <w:rPr>
+                <w:sz w:val="16"/>
+                <w:szCs w:val="16"/>
+              </w:rPr>
+            </w:pPr>
+            <w:r>
+              <w:rPr>
+                <w:sz w:val="16"/>
+                <w:szCs w:val="16"/>
               </w:rPr>
               <w:t>&lt;!DOCTYPE html&gt;</w:t>
             </w:r>
@@ -3124,14 +4223,14 @@
           <w:p>
             <w:pPr>
               <w:rPr>
-                <w:sz w:val="18"/>
-                <w:szCs w:val="18"/>
+                <w:sz w:val="16"/>
+                <w:szCs w:val="16"/>
               </w:rPr>
             </w:pPr>
             <w:r>
               <w:rPr>
-                <w:sz w:val="18"/>
-                <w:szCs w:val="18"/>
+                <w:sz w:val="16"/>
+                <w:szCs w:val="16"/>
               </w:rPr>
               <w:t>&lt;html&gt;</w:t>
             </w:r>
@@ -3139,14 +4238,14 @@
           <w:p>
             <w:pPr>
               <w:rPr>
-                <w:sz w:val="18"/>
-                <w:szCs w:val="18"/>
+                <w:sz w:val="16"/>
+                <w:szCs w:val="16"/>
               </w:rPr>
             </w:pPr>
             <w:r>
               <w:rPr>
-                <w:sz w:val="18"/>
-                <w:szCs w:val="18"/>
+                <w:sz w:val="16"/>
+                <w:szCs w:val="16"/>
               </w:rPr>
               <w:t>&lt;head&gt;</w:t>
             </w:r>
@@ -3154,29 +4253,61 @@
           <w:p>
             <w:pPr>
               <w:rPr>
-                <w:sz w:val="18"/>
-                <w:szCs w:val="18"/>
+                <w:sz w:val="16"/>
+                <w:szCs w:val="16"/>
               </w:rPr>
             </w:pPr>
             <w:r>
               <w:rPr>
-                <w:sz w:val="18"/>
-                <w:szCs w:val="18"/>
-              </w:rPr>
-              <w:t>    &lt;script src="js/test1.js"&gt;&lt;/script&gt;</w:t>
+                <w:sz w:val="16"/>
+                <w:szCs w:val="16"/>
+              </w:rPr>
+              <w:t xml:space="preserve">    &lt;script </w:t>
+            </w:r>
+            <w:proofErr w:type="spellStart"/>
+            <w:r>
+              <w:rPr>
+                <w:sz w:val="16"/>
+                <w:szCs w:val="16"/>
+              </w:rPr>
+              <w:t>src</w:t>
+            </w:r>
+            <w:proofErr w:type="spellEnd"/>
+            <w:r>
+              <w:rPr>
+                <w:sz w:val="16"/>
+                <w:szCs w:val="16"/>
+              </w:rPr>
+              <w:t>="</w:t>
+            </w:r>
+            <w:proofErr w:type="spellStart"/>
+            <w:r>
+              <w:rPr>
+                <w:sz w:val="16"/>
+                <w:szCs w:val="16"/>
+              </w:rPr>
+              <w:t>js</w:t>
+            </w:r>
+            <w:proofErr w:type="spellEnd"/>
+            <w:r>
+              <w:rPr>
+                <w:sz w:val="16"/>
+                <w:szCs w:val="16"/>
+              </w:rPr>
+              <w:t>/test1.js"&gt;&lt;/script&gt;</w:t>
             </w:r>
           </w:p>
           <w:p>
             <w:pPr>
               <w:rPr>
-                <w:sz w:val="18"/>
-                <w:szCs w:val="18"/>
+                <w:sz w:val="16"/>
+                <w:szCs w:val="16"/>
               </w:rPr>
             </w:pPr>
             <w:r>
               <w:rPr>
-                <w:sz w:val="18"/>
-                <w:szCs w:val="18"/>
+                <w:sz w:val="16"/>
+                <w:szCs w:val="16"/>
               </w:rPr>
               <w:t>&lt;/head&gt;</w:t>
             </w:r>
@@ -3184,14 +4315,14 @@
           <w:p>
             <w:pPr>
               <w:rPr>
-                <w:sz w:val="18"/>
-                <w:szCs w:val="18"/>
+                <w:sz w:val="16"/>
+                <w:szCs w:val="16"/>
               </w:rPr>
             </w:pPr>
             <w:r>
               <w:rPr>
-                <w:sz w:val="18"/>
-                <w:szCs w:val="18"/>
+                <w:sz w:val="16"/>
+                <w:szCs w:val="16"/>
               </w:rPr>
               <w:t>&lt;body&gt;</w:t>
             </w:r>
@@ -3199,90 +4330,224 @@
           <w:p>
             <w:pPr>
               <w:rPr>
-                <w:sz w:val="18"/>
-                <w:szCs w:val="18"/>
+                <w:sz w:val="16"/>
+                <w:szCs w:val="16"/>
               </w:rPr>
             </w:pPr>
             <w:r>
               <w:rPr>
-                <w:sz w:val="18"/>
-                <w:szCs w:val="18"/>
-              </w:rPr>
-              <w:t>    Please enter your Name: &lt;input id="myName" type="text" /&gt;&lt;br&gt;</w:t>
+                <w:sz w:val="16"/>
+                <w:szCs w:val="16"/>
+              </w:rPr>
+              <w:t>    Please enter your Name: &lt;input id="</w:t>
+            </w:r>
+            <w:proofErr w:type="spellStart"/>
+            <w:r>
+              <w:rPr>
+                <w:sz w:val="16"/>
+                <w:szCs w:val="16"/>
+              </w:rPr>
+              <w:t>myName</w:t>
+            </w:r>
+            <w:proofErr w:type="spellEnd"/>
+            <w:r>
+              <w:rPr>
+                <w:sz w:val="16"/>
+                <w:szCs w:val="16"/>
+              </w:rPr>
+              <w:t>" type="text" /&gt;&lt;</w:t>
+            </w:r>
+            <w:proofErr w:type="spellStart"/>
+            <w:r>
+              <w:rPr>
+                <w:sz w:val="16"/>
+                <w:szCs w:val="16"/>
+              </w:rPr>
+              <w:t>br</w:t>
+            </w:r>
+            <w:proofErr w:type="spellEnd"/>
+            <w:r>
+              <w:rPr>
+                <w:sz w:val="16"/>
+                <w:szCs w:val="16"/>
+              </w:rPr>
+              <w:t>&gt;</w:t>
             </w:r>
           </w:p>
           <w:p>
             <w:pPr>
               <w:rPr>
-                <w:sz w:val="18"/>
-                <w:szCs w:val="18"/>
+                <w:sz w:val="16"/>
+                <w:szCs w:val="16"/>
               </w:rPr>
             </w:pPr>
             <w:r>
               <w:rPr>
-                <w:sz w:val="18"/>
-                <w:szCs w:val="18"/>
-              </w:rPr>
-              <w:t>    Please enter First Value: &lt;input id="fv" type="text" /&gt;&lt;br&gt;</w:t>
+                <w:sz w:val="16"/>
+                <w:szCs w:val="16"/>
+              </w:rPr>
+              <w:t>    Please enter First Value: &lt;input id="</w:t>
+            </w:r>
+            <w:proofErr w:type="spellStart"/>
+            <w:r>
+              <w:rPr>
+                <w:sz w:val="16"/>
+                <w:szCs w:val="16"/>
+              </w:rPr>
+              <w:t>fv</w:t>
+            </w:r>
+            <w:proofErr w:type="spellEnd"/>
+            <w:r>
+              <w:rPr>
+                <w:sz w:val="16"/>
+                <w:szCs w:val="16"/>
+              </w:rPr>
+              <w:t>" type="text" /&gt;&lt;</w:t>
+            </w:r>
+            <w:proofErr w:type="spellStart"/>
+            <w:r>
+              <w:rPr>
+                <w:sz w:val="16"/>
+                <w:szCs w:val="16"/>
+              </w:rPr>
+              <w:t>br</w:t>
+            </w:r>
+            <w:proofErr w:type="spellEnd"/>
+            <w:r>
+              <w:rPr>
+                <w:sz w:val="16"/>
+                <w:szCs w:val="16"/>
+              </w:rPr>
+              <w:t>&gt;</w:t>
             </w:r>
           </w:p>
           <w:p>
             <w:pPr>
               <w:rPr>
-                <w:sz w:val="18"/>
-                <w:szCs w:val="18"/>
+                <w:sz w:val="16"/>
+                <w:szCs w:val="16"/>
               </w:rPr>
             </w:pPr>
             <w:r>
               <w:rPr>
-                <w:sz w:val="18"/>
-                <w:szCs w:val="18"/>
-              </w:rPr>
-              <w:t>    Please enter Second Value: &lt;input id="sv" type="text" /&gt;&lt;br&gt;</w:t>
+                <w:sz w:val="16"/>
+                <w:szCs w:val="16"/>
+              </w:rPr>
+              <w:t>    Please enter Second Value: &lt;input id="</w:t>
+            </w:r>
+            <w:proofErr w:type="spellStart"/>
+            <w:r>
+              <w:rPr>
+                <w:sz w:val="16"/>
+                <w:szCs w:val="16"/>
+              </w:rPr>
+              <w:t>sv</w:t>
+            </w:r>
+            <w:proofErr w:type="spellEnd"/>
+            <w:r>
+              <w:rPr>
+                <w:sz w:val="16"/>
+                <w:szCs w:val="16"/>
+              </w:rPr>
+              <w:t>" type="text" /&gt;&lt;</w:t>
+            </w:r>
+            <w:proofErr w:type="spellStart"/>
+            <w:r>
+              <w:rPr>
+                <w:sz w:val="16"/>
+                <w:szCs w:val="16"/>
+              </w:rPr>
+              <w:t>br</w:t>
+            </w:r>
+            <w:proofErr w:type="spellEnd"/>
+            <w:r>
+              <w:rPr>
+                <w:sz w:val="16"/>
+                <w:szCs w:val="16"/>
+              </w:rPr>
+              <w:t>&gt;</w:t>
             </w:r>
           </w:p>
           <w:p>
             <w:pPr>
               <w:rPr>
-                <w:sz w:val="18"/>
-                <w:szCs w:val="18"/>
+                <w:sz w:val="16"/>
+                <w:szCs w:val="16"/>
               </w:rPr>
             </w:pPr>
             <w:r>
               <w:rPr>
-                <w:sz w:val="18"/>
-                <w:szCs w:val="18"/>
+                <w:sz w:val="16"/>
+                <w:szCs w:val="16"/>
               </w:rPr>
               <w:t>    &lt;input type="submit" onclick="</w:t>
             </w:r>
+            <w:proofErr w:type="spellStart"/>
+            <w:proofErr w:type="gramStart"/>
             <w:r>
               <w:rPr>
                 <w:b/>
                 <w:bCs/>
-                <w:sz w:val="18"/>
-                <w:szCs w:val="18"/>
-              </w:rPr>
-              <w:t>validateDetails();"</w:t>
-            </w:r>
-            <w:r>
-              <w:rPr>
-                <w:sz w:val="18"/>
-                <w:szCs w:val="18"/>
-              </w:rPr>
-              <w:t xml:space="preserve"> /&gt;&lt;br&gt;</w:t>
+                <w:sz w:val="16"/>
+                <w:szCs w:val="16"/>
+              </w:rPr>
+              <w:t>validateDetails</w:t>
+            </w:r>
+            <w:proofErr w:type="spellEnd"/>
+            <w:r>
+              <w:rPr>
+                <w:b/>
+                <w:bCs/>
+                <w:sz w:val="16"/>
+                <w:szCs w:val="16"/>
+              </w:rPr>
+              <w:t>(</w:t>
+            </w:r>
+            <w:proofErr w:type="gramEnd"/>
+            <w:r>
+              <w:rPr>
+                <w:b/>
+                <w:bCs/>
+                <w:sz w:val="16"/>
+                <w:szCs w:val="16"/>
+              </w:rPr>
+              <w:t>);"</w:t>
+            </w:r>
+            <w:r>
+              <w:rPr>
+                <w:sz w:val="16"/>
+                <w:szCs w:val="16"/>
+              </w:rPr>
+              <w:t xml:space="preserve"> /&gt;&lt;</w:t>
+            </w:r>
+            <w:proofErr w:type="spellStart"/>
+            <w:r>
+              <w:rPr>
+                <w:sz w:val="16"/>
+                <w:szCs w:val="16"/>
+              </w:rPr>
+              <w:t>br</w:t>
+            </w:r>
+            <w:proofErr w:type="spellEnd"/>
+            <w:r>
+              <w:rPr>
+                <w:sz w:val="16"/>
+                <w:szCs w:val="16"/>
+              </w:rPr>
+              <w:t>&gt;</w:t>
             </w:r>
           </w:p>
           <w:p>
             <w:pPr>
               <w:rPr>
-                <w:sz w:val="18"/>
-                <w:szCs w:val="18"/>
+                <w:sz w:val="16"/>
+                <w:szCs w:val="16"/>
               </w:rPr>
             </w:pPr>
             <w:r>
               <w:rPr>
-                <w:sz w:val="18"/>
-                <w:szCs w:val="18"/>
+                <w:sz w:val="16"/>
+                <w:szCs w:val="16"/>
               </w:rPr>
               <w:t>    &lt;script&gt;</w:t>
             </w:r>
@@ -3290,14 +4555,14 @@
           <w:p>
             <w:pPr>
               <w:rPr>
-                <w:sz w:val="18"/>
-                <w:szCs w:val="18"/>
+                <w:sz w:val="16"/>
+                <w:szCs w:val="16"/>
               </w:rPr>
             </w:pPr>
             <w:r>
               <w:rPr>
-                <w:sz w:val="18"/>
-                <w:szCs w:val="18"/>
+                <w:sz w:val="16"/>
+                <w:szCs w:val="16"/>
               </w:rPr>
               <w:t>    &lt;/script&gt;</w:t>
             </w:r>
@@ -3305,14 +4570,14 @@
           <w:p>
             <w:pPr>
               <w:rPr>
-                <w:sz w:val="18"/>
-                <w:szCs w:val="18"/>
+                <w:sz w:val="16"/>
+                <w:szCs w:val="16"/>
               </w:rPr>
             </w:pPr>
             <w:r>
               <w:rPr>
-                <w:sz w:val="18"/>
-                <w:szCs w:val="18"/>
+                <w:sz w:val="16"/>
+                <w:szCs w:val="16"/>
               </w:rPr>
               <w:t>&lt;/body&gt;</w:t>
             </w:r>
@@ -3320,14 +4585,14 @@
           <w:p>
             <w:pPr>
               <w:rPr>
-                <w:sz w:val="18"/>
-                <w:szCs w:val="18"/>
+                <w:sz w:val="16"/>
+                <w:szCs w:val="16"/>
               </w:rPr>
             </w:pPr>
             <w:r>
               <w:rPr>
-                <w:sz w:val="18"/>
-                <w:szCs w:val="18"/>
+                <w:sz w:val="16"/>
+                <w:szCs w:val="16"/>
               </w:rPr>
               <w:t>&lt;/html&gt;</w:t>
             </w:r>
@@ -3335,8 +4600,8 @@
           <w:p>
             <w:pPr>
               <w:rPr>
-                <w:sz w:val="18"/>
-                <w:szCs w:val="18"/>
+                <w:sz w:val="16"/>
+                <w:szCs w:val="16"/>
               </w:rPr>
             </w:pPr>
           </w:p>
@@ -3348,239 +4613,666 @@
           <w:p>
             <w:pPr>
               <w:rPr>
-                <w:sz w:val="18"/>
-                <w:szCs w:val="18"/>
-              </w:rPr>
-            </w:pPr>
-            <w:r>
-              <w:rPr>
-                <w:sz w:val="18"/>
-                <w:szCs w:val="18"/>
-              </w:rPr>
-              <w:t>function add(fValue: number, sValue: number, empName: string) {</w:t>
-            </w:r>
-          </w:p>
-          <w:p>
-            <w:pPr>
-              <w:rPr>
-                <w:sz w:val="18"/>
-                <w:szCs w:val="18"/>
-              </w:rPr>
-            </w:pPr>
-            <w:r>
-              <w:rPr>
-                <w:sz w:val="18"/>
-                <w:szCs w:val="18"/>
-              </w:rPr>
-              <w:t>    console.log(`Hi ${empName} your addition is ${fValue + sValue}`);</w:t>
-            </w:r>
-          </w:p>
-          <w:p>
-            <w:pPr>
-              <w:rPr>
-                <w:sz w:val="18"/>
-                <w:szCs w:val="18"/>
+                <w:sz w:val="16"/>
+                <w:szCs w:val="16"/>
               </w:rPr>
             </w:pPr>
           </w:p>
           <w:p>
             <w:pPr>
               <w:rPr>
-                <w:sz w:val="18"/>
-                <w:szCs w:val="18"/>
+                <w:sz w:val="16"/>
+                <w:szCs w:val="16"/>
               </w:rPr>
             </w:pPr>
             <w:r>
               <w:rPr>
-                <w:sz w:val="18"/>
-                <w:szCs w:val="18"/>
-              </w:rPr>
-              <w:t>}</w:t>
+                <w:sz w:val="16"/>
+                <w:szCs w:val="16"/>
+              </w:rPr>
+              <w:t xml:space="preserve">function </w:t>
+            </w:r>
+            <w:proofErr w:type="spellStart"/>
+            <w:proofErr w:type="gramStart"/>
+            <w:r>
+              <w:rPr>
+                <w:sz w:val="16"/>
+                <w:szCs w:val="16"/>
+              </w:rPr>
+              <w:t>validateDetails</w:t>
+            </w:r>
+            <w:proofErr w:type="spellEnd"/>
+            <w:r>
+              <w:rPr>
+                <w:sz w:val="16"/>
+                <w:szCs w:val="16"/>
+              </w:rPr>
+              <w:t>(</w:t>
+            </w:r>
+            <w:proofErr w:type="gramEnd"/>
+            <w:r>
+              <w:rPr>
+                <w:sz w:val="16"/>
+                <w:szCs w:val="16"/>
+              </w:rPr>
+              <w:t>) {</w:t>
             </w:r>
           </w:p>
           <w:p>
             <w:pPr>
               <w:rPr>
-                <w:sz w:val="18"/>
-                <w:szCs w:val="18"/>
+                <w:sz w:val="16"/>
+                <w:szCs w:val="16"/>
+              </w:rPr>
+            </w:pPr>
+            <w:r>
+              <w:rPr>
+                <w:sz w:val="16"/>
+                <w:szCs w:val="16"/>
+              </w:rPr>
+              <w:t xml:space="preserve"> let </w:t>
+            </w:r>
+            <w:proofErr w:type="spellStart"/>
+            <w:r>
+              <w:rPr>
+                <w:sz w:val="16"/>
+                <w:szCs w:val="16"/>
+              </w:rPr>
+              <w:t>empName</w:t>
+            </w:r>
+            <w:proofErr w:type="spellEnd"/>
+            <w:r>
+              <w:rPr>
+                <w:sz w:val="16"/>
+                <w:szCs w:val="16"/>
+              </w:rPr>
+              <w:t xml:space="preserve"> = </w:t>
+            </w:r>
+            <w:proofErr w:type="spellStart"/>
+            <w:proofErr w:type="gramStart"/>
+            <w:r>
+              <w:rPr>
+                <w:sz w:val="16"/>
+                <w:szCs w:val="16"/>
+              </w:rPr>
+              <w:t>document.getElementById</w:t>
+            </w:r>
+            <w:proofErr w:type="spellEnd"/>
+            <w:proofErr w:type="gramEnd"/>
+            <w:r>
+              <w:rPr>
+                <w:sz w:val="16"/>
+                <w:szCs w:val="16"/>
+              </w:rPr>
+              <w:t>('</w:t>
+            </w:r>
+            <w:proofErr w:type="spellStart"/>
+            <w:r>
+              <w:rPr>
+                <w:sz w:val="16"/>
+                <w:szCs w:val="16"/>
+              </w:rPr>
+              <w:t>myName</w:t>
+            </w:r>
+            <w:proofErr w:type="spellEnd"/>
+            <w:r>
+              <w:rPr>
+                <w:sz w:val="16"/>
+                <w:szCs w:val="16"/>
+              </w:rPr>
+              <w:t xml:space="preserve">') as </w:t>
+            </w:r>
+            <w:proofErr w:type="spellStart"/>
+            <w:proofErr w:type="gramStart"/>
+            <w:r>
+              <w:rPr>
+                <w:sz w:val="16"/>
+                <w:szCs w:val="16"/>
+              </w:rPr>
+              <w:t>HTMLInputElement</w:t>
+            </w:r>
+            <w:proofErr w:type="spellEnd"/>
+            <w:r>
+              <w:rPr>
+                <w:sz w:val="16"/>
+                <w:szCs w:val="16"/>
+              </w:rPr>
+              <w:t>;;</w:t>
+            </w:r>
+            <w:proofErr w:type="gramEnd"/>
+          </w:p>
+          <w:p>
+            <w:pPr>
+              <w:rPr>
+                <w:sz w:val="16"/>
+                <w:szCs w:val="16"/>
+              </w:rPr>
+            </w:pPr>
+            <w:r>
+              <w:rPr>
+                <w:sz w:val="16"/>
+                <w:szCs w:val="16"/>
+              </w:rPr>
+              <w:t xml:space="preserve">    let </w:t>
+            </w:r>
+            <w:proofErr w:type="spellStart"/>
+            <w:r>
+              <w:rPr>
+                <w:sz w:val="16"/>
+                <w:szCs w:val="16"/>
+              </w:rPr>
+              <w:t>fv</w:t>
+            </w:r>
+            <w:proofErr w:type="spellEnd"/>
+            <w:r>
+              <w:rPr>
+                <w:sz w:val="16"/>
+                <w:szCs w:val="16"/>
+              </w:rPr>
+              <w:t xml:space="preserve"> = </w:t>
+            </w:r>
+            <w:proofErr w:type="spellStart"/>
+            <w:proofErr w:type="gramStart"/>
+            <w:r>
+              <w:rPr>
+                <w:sz w:val="16"/>
+                <w:szCs w:val="16"/>
+              </w:rPr>
+              <w:t>document.getElementById</w:t>
+            </w:r>
+            <w:proofErr w:type="spellEnd"/>
+            <w:proofErr w:type="gramEnd"/>
+            <w:r>
+              <w:rPr>
+                <w:sz w:val="16"/>
+                <w:szCs w:val="16"/>
+              </w:rPr>
+              <w:t>('</w:t>
+            </w:r>
+            <w:proofErr w:type="spellStart"/>
+            <w:r>
+              <w:rPr>
+                <w:sz w:val="16"/>
+                <w:szCs w:val="16"/>
+              </w:rPr>
+              <w:t>fv</w:t>
+            </w:r>
+            <w:proofErr w:type="spellEnd"/>
+            <w:r>
+              <w:rPr>
+                <w:sz w:val="16"/>
+                <w:szCs w:val="16"/>
+              </w:rPr>
+              <w:t>'</w:t>
+            </w:r>
+            <w:r>
+              <w:rPr>
+                <w:b/>
+                <w:bCs/>
+                <w:sz w:val="16"/>
+                <w:szCs w:val="16"/>
+              </w:rPr>
+              <w:t xml:space="preserve">) as </w:t>
+            </w:r>
+            <w:proofErr w:type="spellStart"/>
+            <w:r>
+              <w:rPr>
+                <w:b/>
+                <w:bCs/>
+                <w:sz w:val="16"/>
+                <w:szCs w:val="16"/>
+              </w:rPr>
+              <w:t>HTMLInputElement</w:t>
+            </w:r>
+            <w:proofErr w:type="spellEnd"/>
+            <w:r>
+              <w:rPr>
+                <w:sz w:val="16"/>
+                <w:szCs w:val="16"/>
+              </w:rPr>
+              <w:t>;</w:t>
+            </w:r>
+          </w:p>
+          <w:p>
+            <w:pPr>
+              <w:rPr>
+                <w:sz w:val="16"/>
+                <w:szCs w:val="16"/>
+              </w:rPr>
+            </w:pPr>
+            <w:r>
+              <w:rPr>
+                <w:sz w:val="16"/>
+                <w:szCs w:val="16"/>
+              </w:rPr>
+              <w:t xml:space="preserve">    let </w:t>
+            </w:r>
+            <w:proofErr w:type="spellStart"/>
+            <w:r>
+              <w:rPr>
+                <w:sz w:val="16"/>
+                <w:szCs w:val="16"/>
+              </w:rPr>
+              <w:t>sv</w:t>
+            </w:r>
+            <w:proofErr w:type="spellEnd"/>
+            <w:r>
+              <w:rPr>
+                <w:sz w:val="16"/>
+                <w:szCs w:val="16"/>
+              </w:rPr>
+              <w:t xml:space="preserve"> = </w:t>
+            </w:r>
+            <w:proofErr w:type="spellStart"/>
+            <w:proofErr w:type="gramStart"/>
+            <w:r>
+              <w:rPr>
+                <w:sz w:val="16"/>
+                <w:szCs w:val="16"/>
+              </w:rPr>
+              <w:t>document.getElementById</w:t>
+            </w:r>
+            <w:proofErr w:type="spellEnd"/>
+            <w:proofErr w:type="gramEnd"/>
+            <w:r>
+              <w:rPr>
+                <w:sz w:val="16"/>
+                <w:szCs w:val="16"/>
+              </w:rPr>
+              <w:t>('</w:t>
+            </w:r>
+            <w:proofErr w:type="spellStart"/>
+            <w:r>
+              <w:rPr>
+                <w:sz w:val="16"/>
+                <w:szCs w:val="16"/>
+              </w:rPr>
+              <w:t>sv</w:t>
+            </w:r>
+            <w:proofErr w:type="spellEnd"/>
+            <w:r>
+              <w:rPr>
+                <w:sz w:val="16"/>
+                <w:szCs w:val="16"/>
+              </w:rPr>
+              <w:t xml:space="preserve">') </w:t>
+            </w:r>
+            <w:r>
+              <w:rPr>
+                <w:b/>
+                <w:bCs/>
+                <w:sz w:val="16"/>
+                <w:szCs w:val="16"/>
+              </w:rPr>
+              <w:t xml:space="preserve">as </w:t>
+            </w:r>
+            <w:proofErr w:type="spellStart"/>
+            <w:r>
+              <w:rPr>
+                <w:b/>
+                <w:bCs/>
+                <w:sz w:val="16"/>
+                <w:szCs w:val="16"/>
+              </w:rPr>
+              <w:t>HTMLInputElement</w:t>
+            </w:r>
+            <w:proofErr w:type="spellEnd"/>
+            <w:r>
+              <w:rPr>
+                <w:sz w:val="16"/>
+                <w:szCs w:val="16"/>
+              </w:rPr>
+              <w:t>;</w:t>
+            </w:r>
+          </w:p>
+          <w:p>
+            <w:pPr>
+              <w:rPr>
+                <w:sz w:val="16"/>
+                <w:szCs w:val="16"/>
               </w:rPr>
             </w:pPr>
           </w:p>
           <w:p>
             <w:pPr>
               <w:rPr>
-                <w:sz w:val="18"/>
-                <w:szCs w:val="18"/>
+                <w:sz w:val="16"/>
+                <w:szCs w:val="16"/>
               </w:rPr>
             </w:pPr>
             <w:r>
               <w:rPr>
-                <w:sz w:val="18"/>
-                <w:szCs w:val="18"/>
-              </w:rPr>
-              <w:t>function validateDetails() {</w:t>
+                <w:sz w:val="16"/>
+                <w:szCs w:val="16"/>
+              </w:rPr>
+              <w:t>    add(</w:t>
+            </w:r>
+            <w:proofErr w:type="spellStart"/>
+            <w:r>
+              <w:rPr>
+                <w:b/>
+                <w:bCs/>
+                <w:sz w:val="16"/>
+                <w:szCs w:val="16"/>
+              </w:rPr>
+              <w:t>parseInt</w:t>
+            </w:r>
+            <w:proofErr w:type="spellEnd"/>
+            <w:r>
+              <w:rPr>
+                <w:sz w:val="16"/>
+                <w:szCs w:val="16"/>
+              </w:rPr>
+              <w:t>(</w:t>
+            </w:r>
+            <w:proofErr w:type="spellStart"/>
+            <w:r>
+              <w:rPr>
+                <w:b/>
+                <w:bCs/>
+                <w:sz w:val="16"/>
+                <w:szCs w:val="16"/>
+              </w:rPr>
+              <w:t>fv</w:t>
+            </w:r>
+            <w:proofErr w:type="spellEnd"/>
+            <w:r>
+              <w:rPr>
+                <w:b/>
+                <w:bCs/>
+                <w:sz w:val="16"/>
+                <w:szCs w:val="16"/>
+              </w:rPr>
+              <w:t>?.value</w:t>
+            </w:r>
+            <w:r>
+              <w:rPr>
+                <w:sz w:val="16"/>
+                <w:szCs w:val="16"/>
+              </w:rPr>
+              <w:t xml:space="preserve">), </w:t>
+            </w:r>
+            <w:proofErr w:type="spellStart"/>
+            <w:r>
+              <w:rPr>
+                <w:b/>
+                <w:bCs/>
+                <w:sz w:val="16"/>
+                <w:szCs w:val="16"/>
+              </w:rPr>
+              <w:t>parseInt</w:t>
+            </w:r>
+            <w:proofErr w:type="spellEnd"/>
+            <w:r>
+              <w:rPr>
+                <w:sz w:val="16"/>
+                <w:szCs w:val="16"/>
+              </w:rPr>
+              <w:t>(</w:t>
+            </w:r>
+            <w:proofErr w:type="spellStart"/>
+            <w:r>
+              <w:rPr>
+                <w:b/>
+                <w:bCs/>
+                <w:sz w:val="16"/>
+                <w:szCs w:val="16"/>
+              </w:rPr>
+              <w:t>sv</w:t>
+            </w:r>
+            <w:proofErr w:type="spellEnd"/>
+            <w:r>
+              <w:rPr>
+                <w:b/>
+                <w:bCs/>
+                <w:sz w:val="16"/>
+                <w:szCs w:val="16"/>
+              </w:rPr>
+              <w:t>?.value</w:t>
+            </w:r>
+            <w:r>
+              <w:rPr>
+                <w:sz w:val="16"/>
+                <w:szCs w:val="16"/>
+              </w:rPr>
+              <w:t xml:space="preserve">), </w:t>
+            </w:r>
+            <w:proofErr w:type="spellStart"/>
+            <w:r>
+              <w:rPr>
+                <w:sz w:val="16"/>
+                <w:szCs w:val="16"/>
+              </w:rPr>
+              <w:t>empName</w:t>
+            </w:r>
+            <w:proofErr w:type="spellEnd"/>
+            <w:r>
+              <w:rPr>
+                <w:sz w:val="16"/>
+                <w:szCs w:val="16"/>
+              </w:rPr>
+              <w:t>?.value);</w:t>
             </w:r>
           </w:p>
           <w:p>
             <w:pPr>
               <w:rPr>
-                <w:sz w:val="18"/>
-                <w:szCs w:val="18"/>
-              </w:rPr>
-            </w:pPr>
-            <w:r>
-              <w:rPr>
-                <w:sz w:val="18"/>
-                <w:szCs w:val="18"/>
-              </w:rPr>
-              <w:t>    let empName = document.getElementById('myName') as HTMLInputElement;;</w:t>
-            </w:r>
-          </w:p>
-          <w:p>
-            <w:pPr>
-              <w:rPr>
-                <w:sz w:val="18"/>
-                <w:szCs w:val="18"/>
-              </w:rPr>
-            </w:pPr>
-            <w:r>
-              <w:rPr>
-                <w:sz w:val="18"/>
-                <w:szCs w:val="18"/>
-              </w:rPr>
-              <w:t>    let fv = document.getElementById('fv'</w:t>
-            </w:r>
-            <w:r>
-              <w:rPr>
-                <w:b/>
-                <w:bCs/>
-                <w:sz w:val="18"/>
-                <w:szCs w:val="18"/>
-              </w:rPr>
-              <w:t>) as HTMLInputElement</w:t>
-            </w:r>
-            <w:r>
-              <w:rPr>
-                <w:sz w:val="18"/>
-                <w:szCs w:val="18"/>
-              </w:rPr>
-              <w:t>;;</w:t>
-            </w:r>
-          </w:p>
-          <w:p>
-            <w:pPr>
-              <w:rPr>
-                <w:sz w:val="18"/>
-                <w:szCs w:val="18"/>
-              </w:rPr>
-            </w:pPr>
-            <w:r>
-              <w:rPr>
-                <w:sz w:val="18"/>
-                <w:szCs w:val="18"/>
-              </w:rPr>
-              <w:t xml:space="preserve">    let sv = document.getElementById('sv') </w:t>
-            </w:r>
-            <w:r>
-              <w:rPr>
-                <w:b/>
-                <w:bCs/>
-                <w:sz w:val="18"/>
-                <w:szCs w:val="18"/>
-              </w:rPr>
-              <w:t>as HTMLInputElement</w:t>
-            </w:r>
-            <w:r>
-              <w:rPr>
-                <w:sz w:val="18"/>
-                <w:szCs w:val="18"/>
-              </w:rPr>
-              <w:t>;;</w:t>
-            </w:r>
-          </w:p>
-          <w:p>
-            <w:pPr>
-              <w:rPr>
-                <w:sz w:val="18"/>
-                <w:szCs w:val="18"/>
+                <w:sz w:val="16"/>
+                <w:szCs w:val="16"/>
               </w:rPr>
             </w:pPr>
           </w:p>
           <w:p>
             <w:pPr>
               <w:rPr>
-                <w:sz w:val="18"/>
-                <w:szCs w:val="18"/>
+                <w:sz w:val="16"/>
+                <w:szCs w:val="16"/>
               </w:rPr>
             </w:pPr>
             <w:r>
               <w:rPr>
-                <w:sz w:val="18"/>
-                <w:szCs w:val="18"/>
-              </w:rPr>
-              <w:t>    add(</w:t>
-            </w:r>
-            <w:r>
-              <w:rPr>
-                <w:b/>
-                <w:bCs/>
-                <w:sz w:val="18"/>
-                <w:szCs w:val="18"/>
-              </w:rPr>
-              <w:t>parseInt</w:t>
-            </w:r>
-            <w:r>
-              <w:rPr>
-                <w:sz w:val="18"/>
-                <w:szCs w:val="18"/>
-              </w:rPr>
-              <w:t xml:space="preserve">(fv?.value), </w:t>
-            </w:r>
-            <w:r>
-              <w:rPr>
-                <w:b/>
-                <w:bCs/>
-                <w:sz w:val="18"/>
-                <w:szCs w:val="18"/>
-              </w:rPr>
-              <w:t>parseInt</w:t>
-            </w:r>
-            <w:r>
-              <w:rPr>
-                <w:sz w:val="18"/>
-                <w:szCs w:val="18"/>
-              </w:rPr>
-              <w:t>(sv?.value), empName?.value);</w:t>
+                <w:sz w:val="16"/>
+                <w:szCs w:val="16"/>
+              </w:rPr>
+              <w:t>}</w:t>
             </w:r>
           </w:p>
           <w:p>
             <w:pPr>
               <w:rPr>
-                <w:sz w:val="18"/>
-                <w:szCs w:val="18"/>
+                <w:sz w:val="16"/>
+                <w:szCs w:val="16"/>
               </w:rPr>
             </w:pPr>
           </w:p>
           <w:p>
             <w:pPr>
               <w:rPr>
-                <w:sz w:val="18"/>
-                <w:szCs w:val="18"/>
+                <w:sz w:val="16"/>
+                <w:szCs w:val="16"/>
               </w:rPr>
             </w:pPr>
             <w:r>
               <w:rPr>
-                <w:sz w:val="18"/>
-                <w:szCs w:val="18"/>
-              </w:rPr>
-              <w:t>}</w:t>
+                <w:sz w:val="16"/>
+                <w:szCs w:val="16"/>
+              </w:rPr>
+              <w:t xml:space="preserve">function </w:t>
+            </w:r>
+            <w:proofErr w:type="gramStart"/>
+            <w:r>
+              <w:rPr>
+                <w:sz w:val="16"/>
+                <w:szCs w:val="16"/>
+              </w:rPr>
+              <w:t>add(</w:t>
+            </w:r>
+            <w:proofErr w:type="spellStart"/>
+            <w:proofErr w:type="gramEnd"/>
+            <w:r>
+              <w:rPr>
+                <w:sz w:val="16"/>
+                <w:szCs w:val="16"/>
+              </w:rPr>
+              <w:t>fValue</w:t>
+            </w:r>
+            <w:proofErr w:type="spellEnd"/>
+            <w:r>
+              <w:rPr>
+                <w:sz w:val="16"/>
+                <w:szCs w:val="16"/>
+              </w:rPr>
+              <w:t xml:space="preserve">: number, </w:t>
+            </w:r>
+            <w:proofErr w:type="spellStart"/>
+            <w:r>
+              <w:rPr>
+                <w:sz w:val="16"/>
+                <w:szCs w:val="16"/>
+              </w:rPr>
+              <w:t>sValue</w:t>
+            </w:r>
+            <w:proofErr w:type="spellEnd"/>
+            <w:r>
+              <w:rPr>
+                <w:sz w:val="16"/>
+                <w:szCs w:val="16"/>
+              </w:rPr>
+              <w:t xml:space="preserve">: number, </w:t>
+            </w:r>
+            <w:proofErr w:type="spellStart"/>
+            <w:r>
+              <w:rPr>
+                <w:sz w:val="16"/>
+                <w:szCs w:val="16"/>
+              </w:rPr>
+              <w:t>empName</w:t>
+            </w:r>
+            <w:proofErr w:type="spellEnd"/>
+            <w:r>
+              <w:rPr>
+                <w:sz w:val="16"/>
+                <w:szCs w:val="16"/>
+              </w:rPr>
+              <w:t>: string) {</w:t>
             </w:r>
           </w:p>
           <w:p>
             <w:pPr>
               <w:rPr>
-                <w:sz w:val="18"/>
-                <w:szCs w:val="18"/>
+                <w:sz w:val="16"/>
+                <w:szCs w:val="16"/>
+              </w:rPr>
+            </w:pPr>
+            <w:r>
+              <w:rPr>
+                <w:sz w:val="16"/>
+                <w:szCs w:val="16"/>
+              </w:rPr>
+              <w:t xml:space="preserve">    </w:t>
+            </w:r>
+            <w:proofErr w:type="gramStart"/>
+            <w:r>
+              <w:rPr>
+                <w:sz w:val="16"/>
+                <w:szCs w:val="16"/>
+              </w:rPr>
+              <w:t>console.log(</w:t>
+            </w:r>
+            <w:proofErr w:type="gramEnd"/>
+            <w:r>
+              <w:rPr>
+                <w:sz w:val="16"/>
+                <w:szCs w:val="16"/>
+              </w:rPr>
+              <w:t>`Hi ${</w:t>
+            </w:r>
+            <w:proofErr w:type="spellStart"/>
+            <w:r>
+              <w:rPr>
+                <w:sz w:val="16"/>
+                <w:szCs w:val="16"/>
+              </w:rPr>
+              <w:t>empName</w:t>
+            </w:r>
+            <w:proofErr w:type="spellEnd"/>
+            <w:r>
+              <w:rPr>
+                <w:sz w:val="16"/>
+                <w:szCs w:val="16"/>
+              </w:rPr>
+              <w:t>} your addition is ${</w:t>
+            </w:r>
+            <w:proofErr w:type="spellStart"/>
+            <w:r>
+              <w:rPr>
+                <w:sz w:val="16"/>
+                <w:szCs w:val="16"/>
+              </w:rPr>
+              <w:t>fValue</w:t>
+            </w:r>
+            <w:proofErr w:type="spellEnd"/>
+            <w:r>
+              <w:rPr>
+                <w:sz w:val="16"/>
+                <w:szCs w:val="16"/>
+              </w:rPr>
+              <w:t xml:space="preserve"> + </w:t>
+            </w:r>
+            <w:proofErr w:type="spellStart"/>
+            <w:proofErr w:type="gramStart"/>
+            <w:r>
+              <w:rPr>
+                <w:sz w:val="16"/>
+                <w:szCs w:val="16"/>
+              </w:rPr>
+              <w:t>sValue</w:t>
+            </w:r>
+            <w:proofErr w:type="spellEnd"/>
+            <w:r>
+              <w:rPr>
+                <w:sz w:val="16"/>
+                <w:szCs w:val="16"/>
+              </w:rPr>
+              <w:t>}`</w:t>
+            </w:r>
+            <w:proofErr w:type="gramEnd"/>
+            <w:r>
+              <w:rPr>
+                <w:sz w:val="16"/>
+                <w:szCs w:val="16"/>
+              </w:rPr>
+              <w:t>);</w:t>
+            </w:r>
+          </w:p>
+          <w:p>
+            <w:pPr>
+              <w:rPr>
+                <w:sz w:val="16"/>
+                <w:szCs w:val="16"/>
+              </w:rPr>
+            </w:pPr>
+          </w:p>
+          <w:p>
+            <w:pPr>
+              <w:rPr>
+                <w:sz w:val="16"/>
+                <w:szCs w:val="16"/>
+              </w:rPr>
+            </w:pPr>
+            <w:r>
+              <w:rPr>
+                <w:sz w:val="16"/>
+                <w:szCs w:val="16"/>
+              </w:rPr>
+              <w:t>}</w:t>
+            </w:r>
+          </w:p>
+          <w:p>
+            <w:pPr>
+              <w:rPr>
+                <w:sz w:val="16"/>
+                <w:szCs w:val="16"/>
               </w:rPr>
             </w:pPr>
           </w:p>
@@ -3596,6 +5288,7 @@
       <w:pPr>
         <w:spacing w:after="0" w:line="240" w:lineRule="auto"/>
       </w:pPr>
+      <w:proofErr w:type="spellStart"/>
       <w:r>
         <w:rPr>
           <w:b/>
@@ -3603,6 +5296,23 @@
         </w:rPr>
         <w:t>parseInt</w:t>
       </w:r>
+      <w:proofErr w:type="spellEnd"/>
+      <w:r>
+        <w:rPr>
+          <w:b/>
+          <w:bCs/>
+        </w:rPr>
+        <w:t xml:space="preserve"> / </w:t>
+      </w:r>
+      <w:proofErr w:type="spellStart"/>
+      <w:r>
+        <w:rPr>
+          <w:b/>
+          <w:bCs/>
+        </w:rPr>
+        <w:t>parseFloat</w:t>
+      </w:r>
+      <w:proofErr w:type="spellEnd"/>
       <w:r>
         <w:rPr>
           <w:b/>
@@ -3625,10 +5335,28 @@
         <w:t xml:space="preserve"> </w:t>
       </w:r>
       <w:r>
-        <w:t>it will be used to convert string into number.</w:t>
-      </w:r>
-      <w:r>
-        <w:t xml:space="preserve"> But direct characters it will not convert. If that string contains only number or numeric data then only it will converts to number.</w:t>
+        <w:t>it will be used to convert string into number</w:t>
+      </w:r>
+      <w:r>
+        <w:t>/float</w:t>
+      </w:r>
+      <w:r>
+        <w:t>.</w:t>
+      </w:r>
+      <w:r>
+        <w:t xml:space="preserve"> But direct characters it will not convert. If that string contains only number or numeric data then only it will </w:t>
+      </w:r>
+      <w:r>
+        <w:t>convert</w:t>
+      </w:r>
+      <w:r>
+        <w:t xml:space="preserve"> to number</w:t>
+      </w:r>
+      <w:r>
+        <w:t>/float</w:t>
+      </w:r>
+      <w:r>
+        <w:t>.</w:t>
       </w:r>
     </w:p>
     <w:p>
@@ -3673,12 +5401,21 @@
             <w:r>
               <w:t>console.log(</w:t>
             </w:r>
+            <w:proofErr w:type="spellStart"/>
             <w:r>
               <w:rPr>
                 <w:b/>
                 <w:bCs/>
               </w:rPr>
-              <w:t>parseInt(age));</w:t>
+              <w:t>parseInt</w:t>
+            </w:r>
+            <w:proofErr w:type="spellEnd"/>
+            <w:r>
+              <w:rPr>
+                <w:b/>
+                <w:bCs/>
+              </w:rPr>
+              <w:t>(age));</w:t>
             </w:r>
           </w:p>
         </w:tc>
@@ -3695,6 +5432,7 @@
             <w:r>
               <w:t>console.log(</w:t>
             </w:r>
+            <w:proofErr w:type="spellStart"/>
             <w:r>
               <w:rPr>
                 <w:b/>
@@ -3702,6 +5440,7 @@
               </w:rPr>
               <w:t>parseFloat</w:t>
             </w:r>
+            <w:proofErr w:type="spellEnd"/>
             <w:r>
               <w:t>(age));</w:t>
             </w:r>
@@ -3713,19 +5452,123 @@
       <w:pPr>
         <w:spacing w:after="0" w:line="240" w:lineRule="auto"/>
       </w:pPr>
-    </w:p>
-    <w:p>
-      <w:pPr>
-        <w:spacing w:after="0" w:line="240" w:lineRule="auto"/>
-      </w:pPr>
-    </w:p>
-    <w:p>
-      <w:pPr>
-        <w:spacing w:after="0" w:line="240" w:lineRule="auto"/>
-      </w:pPr>
+      <w:r>
+        <w:t>console.log(</w:t>
+      </w:r>
+      <w:proofErr w:type="spellStart"/>
+      <w:r>
+        <w:t>parseInt</w:t>
+      </w:r>
+      <w:proofErr w:type="spellEnd"/>
+      <w:r>
+        <w:t>("</w:t>
+      </w:r>
+      <w:r>
+        <w:t>AAAAA</w:t>
+      </w:r>
+      <w:r>
+        <w:t>"));</w:t>
+      </w:r>
+      <w:r>
+        <w:t xml:space="preserve"> </w:t>
+      </w:r>
+      <w:r>
+        <w:sym w:font="Wingdings" w:char="F0E8"/>
+      </w:r>
+      <w:r>
+        <w:t xml:space="preserve"> </w:t>
+      </w:r>
+      <w:proofErr w:type="spellStart"/>
+      <w:r>
+        <w:t>N</w:t>
+      </w:r>
+      <w:r>
+        <w:t>a</w:t>
+      </w:r>
+      <w:r>
+        <w:t>N</w:t>
+      </w:r>
+      <w:proofErr w:type="spellEnd"/>
+    </w:p>
+    <w:p>
+      <w:pPr>
+        <w:spacing w:after="0" w:line="240" w:lineRule="auto"/>
+      </w:pPr>
+      <w:r>
+        <w:t>console.log(</w:t>
+      </w:r>
+      <w:proofErr w:type="spellStart"/>
+      <w:r>
+        <w:t>parseInt</w:t>
+      </w:r>
+      <w:proofErr w:type="spellEnd"/>
+      <w:r>
+        <w:t>("1</w:t>
+      </w:r>
+      <w:r>
+        <w:t>2</w:t>
+      </w:r>
+      <w:r>
+        <w:t>aaaaa21A21"));</w:t>
+      </w:r>
+      <w:r>
+        <w:t xml:space="preserve"> </w:t>
+      </w:r>
+      <w:r>
+        <w:sym w:font="Wingdings" w:char="F0E8"/>
+      </w:r>
+      <w:r>
+        <w:t xml:space="preserve"> 12</w:t>
+      </w:r>
+    </w:p>
+    <w:p>
+      <w:pPr>
+        <w:spacing w:after="0" w:line="240" w:lineRule="auto"/>
+      </w:pPr>
+      <w:r>
+        <w:t>console.log(</w:t>
+      </w:r>
+      <w:proofErr w:type="spellStart"/>
+      <w:r>
+        <w:t>parseInt</w:t>
+      </w:r>
+      <w:proofErr w:type="spellEnd"/>
+      <w:r>
+        <w:t>("</w:t>
+      </w:r>
+      <w:r>
+        <w:t>A123</w:t>
+      </w:r>
+      <w:r>
+        <w:t>"));</w:t>
+      </w:r>
+      <w:r>
+        <w:t xml:space="preserve"> </w:t>
+      </w:r>
+      <w:r>
+        <w:sym w:font="Wingdings" w:char="F0E8"/>
+      </w:r>
+      <w:r>
+        <w:t xml:space="preserve"> </w:t>
+      </w:r>
+      <w:proofErr w:type="spellStart"/>
+      <w:r>
+        <w:t>NaN</w:t>
+      </w:r>
+      <w:proofErr w:type="spellEnd"/>
+    </w:p>
+    <w:p>
+      <w:pPr>
+        <w:spacing w:after="0" w:line="240" w:lineRule="auto"/>
+      </w:pPr>
+      <w:proofErr w:type="gramStart"/>
       <w:r>
         <w:lastRenderedPageBreak/>
-        <w:t>Generally to get value from html page in java script we use below code.</w:t>
+        <w:t>Generally</w:t>
+      </w:r>
+      <w:proofErr w:type="gramEnd"/>
+      <w:r>
+        <w:t xml:space="preserve"> to get value from html page in java script we use below code.</w:t>
       </w:r>
       <w:r>
         <w:t xml:space="preserve">                                       </w:t>
@@ -3746,11 +5589,31 @@
             <w:tcW w:w="10456" w:type="dxa"/>
           </w:tcPr>
           <w:p>
-            <w:r>
-              <w:t xml:space="preserve">firstValue = </w:t>
-            </w:r>
-            <w:r>
-              <w:t>document.getElementById('fv'</w:t>
+            <w:proofErr w:type="spellStart"/>
+            <w:r>
+              <w:t>firstValue</w:t>
+            </w:r>
+            <w:proofErr w:type="spellEnd"/>
+            <w:r>
+              <w:t xml:space="preserve"> = </w:t>
+            </w:r>
+            <w:proofErr w:type="spellStart"/>
+            <w:proofErr w:type="gramStart"/>
+            <w:r>
+              <w:t>document.getElementById</w:t>
+            </w:r>
+            <w:proofErr w:type="spellEnd"/>
+            <w:proofErr w:type="gramEnd"/>
+            <w:r>
+              <w:t>('</w:t>
+            </w:r>
+            <w:proofErr w:type="spellStart"/>
+            <w:r>
+              <w:t>fv</w:t>
+            </w:r>
+            <w:proofErr w:type="spellEnd"/>
+            <w:r>
+              <w:t>'</w:t>
             </w:r>
             <w:r>
               <w:rPr>
@@ -3782,7 +5645,13 @@
         <w:spacing w:after="0" w:line="240" w:lineRule="auto"/>
       </w:pPr>
       <w:r>
-        <w:t xml:space="preserve">But this approach will not work in </w:t>
+        <w:t xml:space="preserve">But this </w:t>
+      </w:r>
+      <w:r>
+        <w:t xml:space="preserve">above </w:t>
+      </w:r>
+      <w:r>
+        <w:t xml:space="preserve">approach will not work in </w:t>
       </w:r>
       <w:r>
         <w:rPr>
@@ -3795,7 +5664,21 @@
         <w:t>.</w:t>
       </w:r>
       <w:r>
-        <w:t xml:space="preserve"> So we need to use different approach.</w:t>
+        <w:t xml:space="preserve"> </w:t>
+      </w:r>
+      <w:proofErr w:type="gramStart"/>
+      <w:r>
+        <w:t>So</w:t>
+      </w:r>
+      <w:proofErr w:type="gramEnd"/>
+      <w:r>
+        <w:t xml:space="preserve"> we need to use different approach</w:t>
+      </w:r>
+      <w:r>
+        <w:t xml:space="preserve"> in TS</w:t>
+      </w:r>
+      <w:r>
+        <w:t>.</w:t>
       </w:r>
     </w:p>
     <w:tbl>
@@ -3824,7 +5707,57 @@
                 <w:sz w:val="18"/>
                 <w:szCs w:val="18"/>
               </w:rPr>
-              <w:t>    let fv = document.getElementById('fv'</w:t>
+              <w:t xml:space="preserve">    let </w:t>
+            </w:r>
+            <w:proofErr w:type="spellStart"/>
+            <w:r>
+              <w:rPr>
+                <w:sz w:val="18"/>
+                <w:szCs w:val="18"/>
+              </w:rPr>
+              <w:t>fv</w:t>
+            </w:r>
+            <w:proofErr w:type="spellEnd"/>
+            <w:r>
+              <w:rPr>
+                <w:sz w:val="18"/>
+                <w:szCs w:val="18"/>
+              </w:rPr>
+              <w:t xml:space="preserve"> = </w:t>
+            </w:r>
+            <w:proofErr w:type="spellStart"/>
+            <w:proofErr w:type="gramStart"/>
+            <w:r>
+              <w:rPr>
+                <w:sz w:val="18"/>
+                <w:szCs w:val="18"/>
+              </w:rPr>
+              <w:t>document.getElementById</w:t>
+            </w:r>
+            <w:proofErr w:type="spellEnd"/>
+            <w:proofErr w:type="gramEnd"/>
+            <w:r>
+              <w:rPr>
+                <w:sz w:val="18"/>
+                <w:szCs w:val="18"/>
+              </w:rPr>
+              <w:t>('</w:t>
+            </w:r>
+            <w:proofErr w:type="spellStart"/>
+            <w:r>
+              <w:rPr>
+                <w:sz w:val="18"/>
+                <w:szCs w:val="18"/>
+              </w:rPr>
+              <w:t>fv</w:t>
+            </w:r>
+            <w:proofErr w:type="spellEnd"/>
+            <w:r>
+              <w:rPr>
+                <w:sz w:val="18"/>
+                <w:szCs w:val="18"/>
+              </w:rPr>
+              <w:t>'</w:t>
             </w:r>
             <w:r>
               <w:rPr>
@@ -3843,14 +5776,26 @@
                 <w:szCs w:val="18"/>
                 <w:highlight w:val="yellow"/>
               </w:rPr>
-              <w:t>as HTMLInputElement</w:t>
-            </w:r>
-            <w:r>
-              <w:rPr>
+              <w:t xml:space="preserve">as </w:t>
+            </w:r>
+            <w:proofErr w:type="spellStart"/>
+            <w:r>
+              <w:rPr>
+                <w:b/>
+                <w:bCs/>
                 <w:sz w:val="18"/>
                 <w:szCs w:val="18"/>
                 <w:highlight w:val="yellow"/>
               </w:rPr>
+              <w:t>HTMLInputElement</w:t>
+            </w:r>
+            <w:proofErr w:type="spellEnd"/>
+            <w:r>
+              <w:rPr>
+                <w:sz w:val="18"/>
+                <w:szCs w:val="18"/>
+                <w:highlight w:val="yellow"/>
+              </w:rPr>
               <w:t>;</w:t>
             </w:r>
           </w:p>
@@ -3862,12 +5807,21 @@
               </w:rPr>
               <w:t>    console.log(</w:t>
             </w:r>
+            <w:proofErr w:type="spellStart"/>
             <w:r>
               <w:rPr>
                 <w:sz w:val="18"/>
                 <w:szCs w:val="18"/>
               </w:rPr>
-              <w:t>fv.value);</w:t>
+              <w:t>fv.value</w:t>
+            </w:r>
+            <w:proofErr w:type="spellEnd"/>
+            <w:r>
+              <w:rPr>
+                <w:sz w:val="18"/>
+                <w:szCs w:val="18"/>
+              </w:rPr>
+              <w:t>);</w:t>
             </w:r>
           </w:p>
         </w:tc>
@@ -3923,6 +5877,25 @@
       <w:r>
         <w:t>objects.</w:t>
       </w:r>
+      <w:r>
+        <w:t xml:space="preserve"> </w:t>
+      </w:r>
+    </w:p>
+    <w:p>
+      <w:pPr>
+        <w:spacing w:after="0" w:line="240" w:lineRule="auto"/>
+      </w:pPr>
+      <w:r>
+        <w:t xml:space="preserve">Here &lt;XXXX&gt; can be any kind of html </w:t>
+      </w:r>
+      <w:proofErr w:type="gramStart"/>
+      <w:r>
+        <w:t>element..</w:t>
+      </w:r>
+      <w:proofErr w:type="gramEnd"/>
+      <w:r>
+        <w:t xml:space="preserve"> like select, Anchor, Div, Form, Span, Table …etc.</w:t>
+      </w:r>
     </w:p>
     <w:p>
       <w:pPr>
@@ -3952,6 +5925,7 @@
       <w:r>
         <w:t xml:space="preserve">element we have </w:t>
       </w:r>
+      <w:proofErr w:type="spellStart"/>
       <w:r>
         <w:rPr>
           <w:b/>
@@ -3959,6 +5933,7 @@
         </w:rPr>
         <w:t>HTMLSelectElement</w:t>
       </w:r>
+      <w:proofErr w:type="spellEnd"/>
       <w:r>
         <w:rPr>
           <w:b/>
@@ -3974,15 +5949,23 @@
       <w:pPr>
         <w:spacing w:after="0" w:line="240" w:lineRule="auto"/>
       </w:pPr>
-      <w:r>
-        <w:t>Similarly we have below options. For different elements or tags.</w:t>
-      </w:r>
-    </w:p>
-    <w:p>
-      <w:pPr>
-        <w:spacing w:after="0" w:line="240" w:lineRule="auto"/>
-      </w:pPr>
-      <w:r>
+      <w:proofErr w:type="gramStart"/>
+      <w:r>
+        <w:t>Similarly</w:t>
+      </w:r>
+      <w:proofErr w:type="gramEnd"/>
+      <w:r>
+        <w:t xml:space="preserve"> we have below options. For different elements or tags.</w:t>
+      </w:r>
+    </w:p>
+    <w:p>
+      <w:pPr>
+        <w:spacing w:after="0" w:line="240" w:lineRule="auto"/>
+      </w:pPr>
+      <w:r>
+        <w:rPr>
+          <w:noProof/>
+        </w:rPr>
         <w:drawing>
           <wp:inline distT="0" distB="0" distL="0" distR="0" wp14:anchorId="26CEC45D" wp14:editId="157915D7">
             <wp:extent cx="6645910" cy="2242820"/>
@@ -4024,6 +6007,227 @@
       <w:pPr>
         <w:spacing w:after="0" w:line="240" w:lineRule="auto"/>
       </w:pPr>
+      <w:r>
+        <w:t xml:space="preserve">To take screenshot </w:t>
+      </w:r>
+      <w:r>
+        <w:sym w:font="Wingdings" w:char="F0E0"/>
+      </w:r>
+      <w:r>
+        <w:t xml:space="preserve"> </w:t>
+      </w:r>
+      <w:proofErr w:type="spellStart"/>
+      <w:r>
+        <w:t>fn</w:t>
+      </w:r>
+      <w:proofErr w:type="spellEnd"/>
+      <w:r>
+        <w:t xml:space="preserve"> + windows+ print screen.</w:t>
+      </w:r>
+    </w:p>
+    <w:p>
+      <w:pPr>
+        <w:spacing w:after="0" w:line="240" w:lineRule="auto"/>
+      </w:pPr>
+    </w:p>
+    <w:p>
+      <w:pPr>
+        <w:spacing w:after="0" w:line="240" w:lineRule="auto"/>
+      </w:pPr>
+      <w:r>
+        <w:t>Test1.ts:</w:t>
+      </w:r>
+    </w:p>
+    <w:tbl>
+      <w:tblPr>
+        <w:tblStyle w:val="TableGrid"/>
+        <w:tblW w:w="0" w:type="auto"/>
+        <w:tblLook w:val="04A0" w:firstRow="1" w:lastRow="0" w:firstColumn="1" w:lastColumn="0" w:noHBand="0" w:noVBand="1"/>
+      </w:tblPr>
+      <w:tblGrid>
+        <w:gridCol w:w="10456"/>
+      </w:tblGrid>
+      <w:tr>
+        <w:tc>
+          <w:tcPr>
+            <w:tcW w:w="10456" w:type="dxa"/>
+          </w:tcPr>
+          <w:p>
+            <w:r>
+              <w:t xml:space="preserve">function </w:t>
+            </w:r>
+            <w:proofErr w:type="spellStart"/>
+            <w:proofErr w:type="gramStart"/>
+            <w:r>
+              <w:t>myFun</w:t>
+            </w:r>
+            <w:proofErr w:type="spellEnd"/>
+            <w:r>
+              <w:t>(</w:t>
+            </w:r>
+            <w:proofErr w:type="spellStart"/>
+            <w:proofErr w:type="gramEnd"/>
+            <w:r>
+              <w:t>eName</w:t>
+            </w:r>
+            <w:proofErr w:type="spellEnd"/>
+            <w:r>
+              <w:t xml:space="preserve">: string, </w:t>
+            </w:r>
+            <w:proofErr w:type="spellStart"/>
+            <w:r>
+              <w:t>eId</w:t>
+            </w:r>
+            <w:proofErr w:type="spellEnd"/>
+            <w:r>
+              <w:t>: number): string {</w:t>
+            </w:r>
+          </w:p>
+          <w:p>
+            <w:r>
+              <w:t>    return `Hi ${</w:t>
+            </w:r>
+            <w:proofErr w:type="spellStart"/>
+            <w:r>
+              <w:t>eName</w:t>
+            </w:r>
+            <w:proofErr w:type="spellEnd"/>
+            <w:r>
+              <w:t xml:space="preserve">} your employee id </w:t>
+            </w:r>
+            <w:proofErr w:type="gramStart"/>
+            <w:r>
+              <w:t>is :</w:t>
+            </w:r>
+            <w:proofErr w:type="gramEnd"/>
+            <w:r>
+              <w:t xml:space="preserve"> ${</w:t>
+            </w:r>
+            <w:proofErr w:type="spellStart"/>
+            <w:r>
+              <w:t>eId</w:t>
+            </w:r>
+            <w:proofErr w:type="spellEnd"/>
+            <w:r>
+              <w:t>}`;</w:t>
+            </w:r>
+          </w:p>
+          <w:p>
+            <w:r>
+              <w:t>}</w:t>
+            </w:r>
+          </w:p>
+          <w:p>
+            <w:r>
+              <w:t>console.log(</w:t>
+            </w:r>
+            <w:proofErr w:type="spellStart"/>
+            <w:r>
+              <w:t>myFun</w:t>
+            </w:r>
+            <w:proofErr w:type="spellEnd"/>
+            <w:r>
+              <w:t>('kamal',123));</w:t>
+            </w:r>
+          </w:p>
+        </w:tc>
+      </w:tr>
+    </w:tbl>
+    <w:p>
+      <w:pPr>
+        <w:spacing w:after="0" w:line="240" w:lineRule="auto"/>
+      </w:pPr>
+    </w:p>
+    <w:p>
+      <w:pPr>
+        <w:spacing w:after="0" w:line="240" w:lineRule="auto"/>
+      </w:pPr>
+    </w:p>
+    <w:p>
+      <w:pPr>
+        <w:spacing w:after="0" w:line="240" w:lineRule="auto"/>
+        <w:rPr>
+          <w:b/>
+          <w:bCs/>
+        </w:rPr>
+      </w:pPr>
+      <w:r>
+        <w:rPr>
+          <w:b/>
+          <w:bCs/>
+        </w:rPr>
+        <w:t>Interfaces</w:t>
+      </w:r>
+      <w:r>
+        <w:rPr>
+          <w:b/>
+          <w:bCs/>
+        </w:rPr>
+        <w:t>:</w:t>
+      </w:r>
+    </w:p>
+    <w:p>
+      <w:pPr>
+        <w:spacing w:after="0" w:line="240" w:lineRule="auto"/>
+      </w:pPr>
+      <w:r>
+        <w:t>Interface always have rules to follow.</w:t>
+      </w:r>
+    </w:p>
+    <w:p>
+      <w:pPr>
+        <w:spacing w:after="0" w:line="240" w:lineRule="auto"/>
+      </w:pPr>
+      <w:r>
+        <w:t>Interface mainly contains “</w:t>
+      </w:r>
+      <w:r>
+        <w:rPr>
+          <w:b/>
+          <w:bCs/>
+        </w:rPr>
+        <w:t>abstract methods</w:t>
+      </w:r>
+      <w:r>
+        <w:t xml:space="preserve">”, Abstract methods mean methods with immediate </w:t>
+      </w:r>
+      <w:proofErr w:type="gramStart"/>
+      <w:r>
+        <w:t>termination[</w:t>
+      </w:r>
+      <w:proofErr w:type="gramEnd"/>
+      <w:r>
+        <w:rPr>
+          <w:b/>
+          <w:bCs/>
+          <w:highlight w:val="yellow"/>
+        </w:rPr>
+        <w:t>;</w:t>
+      </w:r>
+      <w:r>
+        <w:t>];</w:t>
+      </w:r>
+    </w:p>
+    <w:p>
+      <w:pPr>
+        <w:spacing w:after="0" w:line="240" w:lineRule="auto"/>
+      </w:pPr>
+      <w:r>
+        <w:t>Body less methods with no logic with immediate termination.</w:t>
+      </w:r>
+    </w:p>
+    <w:p>
+      <w:pPr>
+        <w:spacing w:after="0" w:line="240" w:lineRule="auto"/>
+      </w:pPr>
+    </w:p>
+    <w:p>
+      <w:pPr>
+        <w:spacing w:after="0" w:line="240" w:lineRule="auto"/>
+      </w:pPr>
+      <w:r>
+        <w:t>It allows developers to define the structure of the object but doesn't provide the implementation. </w:t>
+      </w:r>
     </w:p>
     <w:p>
       <w:pPr>
@@ -4403,7 +6607,16 @@
         <w:spacing w:after="0" w:line="240" w:lineRule="auto"/>
       </w:pPr>
       <w:r>
-        <w:t xml:space="preserve">$ tsc </w:t>
+        <w:lastRenderedPageBreak/>
+        <w:t xml:space="preserve">$ </w:t>
+      </w:r>
+      <w:proofErr w:type="spellStart"/>
+      <w:r>
+        <w:t>tsc</w:t>
+      </w:r>
+      <w:proofErr w:type="spellEnd"/>
+      <w:r>
+        <w:t xml:space="preserve"> </w:t>
       </w:r>
       <w:r>
         <w:t>--</w:t>
@@ -4417,14 +6630,24 @@
         <w:spacing w:after="0" w:line="240" w:lineRule="auto"/>
       </w:pPr>
       <w:r>
-        <w:t xml:space="preserve">$ tsc </w:t>
+        <w:t xml:space="preserve">$ </w:t>
+      </w:r>
+      <w:proofErr w:type="spellStart"/>
+      <w:r>
+        <w:t>tsc</w:t>
+      </w:r>
+      <w:proofErr w:type="spellEnd"/>
+      <w:r>
+        <w:t xml:space="preserve"> </w:t>
       </w:r>
       <w:r>
         <w:t>--</w:t>
       </w:r>
+      <w:proofErr w:type="spellStart"/>
       <w:r>
         <w:t>init</w:t>
       </w:r>
+      <w:proofErr w:type="spellEnd"/>
     </w:p>
     <w:p>
       <w:pPr>

--- a/UI_html_css_javascript/notes/TypeScript_6AM_2025.docx
+++ b/UI_html_css_javascript/notes/TypeScript_6AM_2025.docx
@@ -2188,7 +2188,6 @@
               </w:rPr>
               <w:t>"./</w:t>
             </w:r>
-            <w:proofErr w:type="spellStart"/>
             <w:proofErr w:type="gramEnd"/>
             <w:r>
               <w:rPr>
@@ -2196,16 +2195,7 @@
                 <w:bCs/>
                 <w:highlight w:val="yellow"/>
               </w:rPr>
-              <w:t>js</w:t>
-            </w:r>
-            <w:proofErr w:type="spellEnd"/>
-            <w:r>
-              <w:rPr>
-                <w:b/>
-                <w:bCs/>
-                <w:highlight w:val="yellow"/>
-              </w:rPr>
-              <w:t>"</w:t>
+              <w:t>js"</w:t>
             </w:r>
             <w:r>
               <w:rPr>
@@ -6156,7 +6146,676 @@
           <w:b/>
           <w:bCs/>
         </w:rPr>
-        <w:t>Interfaces</w:t>
+        <w:t>Interfaces:</w:t>
+      </w:r>
+    </w:p>
+    <w:p>
+      <w:pPr>
+        <w:spacing w:after="0" w:line="240" w:lineRule="auto"/>
+      </w:pPr>
+      <w:r>
+        <w:t>Interface always have rules to follow.</w:t>
+      </w:r>
+    </w:p>
+    <w:p>
+      <w:pPr>
+        <w:spacing w:after="0" w:line="240" w:lineRule="auto"/>
+      </w:pPr>
+      <w:r>
+        <w:t>Interface mainly contains “</w:t>
+      </w:r>
+      <w:r>
+        <w:rPr>
+          <w:b/>
+          <w:bCs/>
+        </w:rPr>
+        <w:t>abstract methods</w:t>
+      </w:r>
+      <w:r>
+        <w:t xml:space="preserve">”, Abstract methods mean methods with immediate </w:t>
+      </w:r>
+      <w:proofErr w:type="gramStart"/>
+      <w:r>
+        <w:t>termination[</w:t>
+      </w:r>
+      <w:proofErr w:type="gramEnd"/>
+      <w:r>
+        <w:rPr>
+          <w:b/>
+          <w:bCs/>
+          <w:highlight w:val="yellow"/>
+        </w:rPr>
+        <w:t>;</w:t>
+      </w:r>
+      <w:r>
+        <w:t>];</w:t>
+      </w:r>
+    </w:p>
+    <w:p>
+      <w:pPr>
+        <w:spacing w:after="0" w:line="240" w:lineRule="auto"/>
+      </w:pPr>
+      <w:r>
+        <w:t>Body less methods with no logic with immediate termination.</w:t>
+      </w:r>
+    </w:p>
+    <w:p>
+      <w:pPr>
+        <w:spacing w:after="0" w:line="240" w:lineRule="auto"/>
+      </w:pPr>
+    </w:p>
+    <w:p>
+      <w:pPr>
+        <w:spacing w:after="0" w:line="240" w:lineRule="auto"/>
+      </w:pPr>
+      <w:r>
+        <w:t>It allows developers to define the structure of the object but doesn't provide the implementation. </w:t>
+      </w:r>
+    </w:p>
+    <w:p>
+      <w:pPr>
+        <w:spacing w:after="0" w:line="240" w:lineRule="auto"/>
+      </w:pPr>
+    </w:p>
+    <w:p>
+      <w:pPr>
+        <w:spacing w:after="0" w:line="240" w:lineRule="auto"/>
+        <w:rPr>
+          <w:b/>
+          <w:bCs/>
+        </w:rPr>
+      </w:pPr>
+      <w:r>
+        <w:rPr>
+          <w:b/>
+          <w:bCs/>
+        </w:rPr>
+        <w:t>Type annotations:</w:t>
+      </w:r>
+    </w:p>
+    <w:p>
+      <w:pPr>
+        <w:spacing w:after="0" w:line="240" w:lineRule="auto"/>
+      </w:pPr>
+      <w:r>
+        <w:t xml:space="preserve">Type annotations </w:t>
+      </w:r>
+      <w:proofErr w:type="gramStart"/>
+      <w:r>
+        <w:t>means</w:t>
+      </w:r>
+      <w:proofErr w:type="gramEnd"/>
+      <w:r>
+        <w:t xml:space="preserve"> data types we are using in TS. </w:t>
+      </w:r>
+    </w:p>
+    <w:p>
+      <w:pPr>
+        <w:spacing w:after="0" w:line="240" w:lineRule="auto"/>
+      </w:pPr>
+      <w:r>
+        <w:t xml:space="preserve">Eg: string, number, Boolean, void, </w:t>
+      </w:r>
+      <w:r>
+        <w:t xml:space="preserve">……… </w:t>
+      </w:r>
+      <w:r>
+        <w:rPr>
+          <w:b/>
+          <w:bCs/>
+        </w:rPr>
+        <w:t>arrays, class, interface.</w:t>
+      </w:r>
+    </w:p>
+    <w:p>
+      <w:pPr>
+        <w:spacing w:after="0" w:line="240" w:lineRule="auto"/>
+      </w:pPr>
+    </w:p>
+    <w:p>
+      <w:pPr>
+        <w:spacing w:after="0" w:line="240" w:lineRule="auto"/>
+      </w:pPr>
+    </w:p>
+    <w:p>
+      <w:pPr>
+        <w:spacing w:after="0" w:line="240" w:lineRule="auto"/>
+      </w:pPr>
+    </w:p>
+    <w:p>
+      <w:pPr>
+        <w:spacing w:after="0" w:line="240" w:lineRule="auto"/>
+      </w:pPr>
+    </w:p>
+    <w:p>
+      <w:pPr>
+        <w:spacing w:after="0" w:line="240" w:lineRule="auto"/>
+      </w:pPr>
+    </w:p>
+    <w:p>
+      <w:pPr>
+        <w:spacing w:after="0" w:line="240" w:lineRule="auto"/>
+      </w:pPr>
+    </w:p>
+    <w:p>
+      <w:pPr>
+        <w:spacing w:after="0" w:line="240" w:lineRule="auto"/>
+      </w:pPr>
+    </w:p>
+    <w:p>
+      <w:pPr>
+        <w:spacing w:after="0" w:line="240" w:lineRule="auto"/>
+      </w:pPr>
+    </w:p>
+    <w:p>
+      <w:pPr>
+        <w:spacing w:after="0" w:line="240" w:lineRule="auto"/>
+      </w:pPr>
+    </w:p>
+    <w:p>
+      <w:pPr>
+        <w:spacing w:after="0" w:line="240" w:lineRule="auto"/>
+      </w:pPr>
+    </w:p>
+    <w:p>
+      <w:pPr>
+        <w:spacing w:after="0" w:line="240" w:lineRule="auto"/>
+      </w:pPr>
+    </w:p>
+    <w:p>
+      <w:pPr>
+        <w:spacing w:after="0" w:line="240" w:lineRule="auto"/>
+      </w:pPr>
+    </w:p>
+    <w:p>
+      <w:pPr>
+        <w:spacing w:after="0" w:line="240" w:lineRule="auto"/>
+      </w:pPr>
+    </w:p>
+    <w:p>
+      <w:pPr>
+        <w:spacing w:after="0" w:line="240" w:lineRule="auto"/>
+      </w:pPr>
+      <w:r>
+        <w:lastRenderedPageBreak/>
+        <w:t>If you create any interface we can provide implementation to that interface two ways.</w:t>
+      </w:r>
+    </w:p>
+    <w:p>
+      <w:pPr>
+        <w:pStyle w:val="ListParagraph"/>
+        <w:numPr>
+          <w:ilvl w:val="0"/>
+          <w:numId w:val="33"/>
+        </w:numPr>
+        <w:spacing w:after="0" w:line="240" w:lineRule="auto"/>
+      </w:pPr>
+      <w:r>
+        <w:t>Create class and implement interface.</w:t>
+      </w:r>
+    </w:p>
+    <w:p>
+      <w:pPr>
+        <w:pStyle w:val="ListParagraph"/>
+        <w:numPr>
+          <w:ilvl w:val="0"/>
+          <w:numId w:val="33"/>
+        </w:numPr>
+        <w:spacing w:after="0" w:line="240" w:lineRule="auto"/>
+      </w:pPr>
+      <w:r>
+        <w:t>Create object variable and use interface as data type and provide implementation.</w:t>
+      </w:r>
+    </w:p>
+    <w:p>
+      <w:pPr>
+        <w:spacing w:after="0" w:line="240" w:lineRule="auto"/>
+      </w:pPr>
+    </w:p>
+    <w:tbl>
+      <w:tblPr>
+        <w:tblStyle w:val="TableGrid"/>
+        <w:tblW w:w="0" w:type="auto"/>
+        <w:tblLook w:val="04A0" w:firstRow="1" w:lastRow="0" w:firstColumn="1" w:lastColumn="0" w:noHBand="0" w:noVBand="1"/>
+      </w:tblPr>
+      <w:tblGrid>
+        <w:gridCol w:w="3485"/>
+        <w:gridCol w:w="3485"/>
+        <w:gridCol w:w="3486"/>
+      </w:tblGrid>
+      <w:tr>
+        <w:tc>
+          <w:tcPr>
+            <w:tcW w:w="3485" w:type="dxa"/>
+          </w:tcPr>
+          <w:p>
+            <w:pPr>
+              <w:rPr>
+                <w:b/>
+                <w:bCs/>
+              </w:rPr>
+            </w:pPr>
+            <w:r>
+              <w:rPr>
+                <w:b/>
+                <w:bCs/>
+              </w:rPr>
+              <w:t>interface</w:t>
+            </w:r>
+          </w:p>
+        </w:tc>
+        <w:tc>
+          <w:tcPr>
+            <w:tcW w:w="3485" w:type="dxa"/>
+          </w:tcPr>
+          <w:p>
+            <w:pPr>
+              <w:rPr>
+                <w:b/>
+                <w:bCs/>
+              </w:rPr>
+            </w:pPr>
+            <w:r>
+              <w:rPr>
+                <w:b/>
+                <w:bCs/>
+              </w:rPr>
+              <w:t>Class implementation</w:t>
+            </w:r>
+          </w:p>
+        </w:tc>
+        <w:tc>
+          <w:tcPr>
+            <w:tcW w:w="3486" w:type="dxa"/>
+          </w:tcPr>
+          <w:p>
+            <w:pPr>
+              <w:rPr>
+                <w:b/>
+                <w:bCs/>
+              </w:rPr>
+            </w:pPr>
+            <w:r>
+              <w:rPr>
+                <w:b/>
+                <w:bCs/>
+              </w:rPr>
+              <w:t>Object implementation</w:t>
+            </w:r>
+          </w:p>
+        </w:tc>
+      </w:tr>
+      <w:tr>
+        <w:tc>
+          <w:tcPr>
+            <w:tcW w:w="3485" w:type="dxa"/>
+          </w:tcPr>
+          <w:p>
+            <w:r>
+              <w:t xml:space="preserve">interface </w:t>
+            </w:r>
+            <w:proofErr w:type="spellStart"/>
+            <w:proofErr w:type="gramStart"/>
+            <w:r>
+              <w:t>IPerson</w:t>
+            </w:r>
+            <w:proofErr w:type="spellEnd"/>
+            <w:r>
+              <w:t>{</w:t>
+            </w:r>
+            <w:proofErr w:type="gramEnd"/>
+          </w:p>
+          <w:p>
+            <w:r>
+              <w:t xml:space="preserve">    </w:t>
+            </w:r>
+            <w:proofErr w:type="spellStart"/>
+            <w:r>
+              <w:t>pName</w:t>
+            </w:r>
+            <w:proofErr w:type="spellEnd"/>
+            <w:r>
+              <w:t>: string;</w:t>
+            </w:r>
+          </w:p>
+          <w:p>
+            <w:r>
+              <w:t xml:space="preserve">    </w:t>
+            </w:r>
+            <w:proofErr w:type="spellStart"/>
+            <w:r>
+              <w:t>pAge</w:t>
+            </w:r>
+            <w:proofErr w:type="spellEnd"/>
+            <w:r>
+              <w:t xml:space="preserve">: number; </w:t>
+            </w:r>
+          </w:p>
+          <w:p/>
+          <w:p>
+            <w:r>
+              <w:t xml:space="preserve">    </w:t>
+            </w:r>
+            <w:proofErr w:type="spellStart"/>
+            <w:proofErr w:type="gramStart"/>
+            <w:r>
+              <w:t>fullName</w:t>
+            </w:r>
+            <w:proofErr w:type="spellEnd"/>
+            <w:r>
+              <w:t>():string</w:t>
+            </w:r>
+            <w:proofErr w:type="gramEnd"/>
+            <w:r>
+              <w:t>;</w:t>
+            </w:r>
+          </w:p>
+          <w:p>
+            <w:r>
+              <w:t xml:space="preserve">    </w:t>
+            </w:r>
+            <w:proofErr w:type="gramStart"/>
+            <w:r>
+              <w:t>addition():string</w:t>
+            </w:r>
+            <w:proofErr w:type="gramEnd"/>
+            <w:r>
+              <w:t>;</w:t>
+            </w:r>
+          </w:p>
+          <w:p>
+            <w:r>
+              <w:t>}</w:t>
+            </w:r>
+          </w:p>
+          <w:p/>
+        </w:tc>
+        <w:tc>
+          <w:tcPr>
+            <w:tcW w:w="3485" w:type="dxa"/>
+          </w:tcPr>
+          <w:p>
+            <w:r>
+              <w:t xml:space="preserve">class Azad implements </w:t>
+            </w:r>
+            <w:proofErr w:type="spellStart"/>
+            <w:proofErr w:type="gramStart"/>
+            <w:r>
+              <w:t>IPerson</w:t>
+            </w:r>
+            <w:proofErr w:type="spellEnd"/>
+            <w:r>
+              <w:t>{</w:t>
+            </w:r>
+            <w:proofErr w:type="gramEnd"/>
+          </w:p>
+          <w:p>
+            <w:r>
+              <w:t xml:space="preserve">    </w:t>
+            </w:r>
+            <w:proofErr w:type="spellStart"/>
+            <w:r>
+              <w:t>pName</w:t>
+            </w:r>
+            <w:proofErr w:type="spellEnd"/>
+            <w:r>
+              <w:t>: string = "Azad";</w:t>
+            </w:r>
+          </w:p>
+          <w:p>
+            <w:r>
+              <w:t xml:space="preserve">    </w:t>
+            </w:r>
+            <w:proofErr w:type="spellStart"/>
+            <w:r>
+              <w:t>pAge</w:t>
+            </w:r>
+            <w:proofErr w:type="spellEnd"/>
+            <w:r>
+              <w:t>: number = 10;</w:t>
+            </w:r>
+          </w:p>
+          <w:p/>
+          <w:p>
+            <w:r>
+              <w:t xml:space="preserve">    </w:t>
+            </w:r>
+            <w:proofErr w:type="spellStart"/>
+            <w:proofErr w:type="gramStart"/>
+            <w:r>
+              <w:t>fullName</w:t>
+            </w:r>
+            <w:proofErr w:type="spellEnd"/>
+            <w:r>
+              <w:t>(</w:t>
+            </w:r>
+            <w:proofErr w:type="gramEnd"/>
+            <w:r>
+              <w:t>): string {</w:t>
+            </w:r>
+          </w:p>
+          <w:p>
+            <w:r>
+              <w:t>        return "</w:t>
+            </w:r>
+            <w:proofErr w:type="spellStart"/>
+            <w:r>
+              <w:t>asas</w:t>
+            </w:r>
+            <w:proofErr w:type="spellEnd"/>
+            <w:r>
+              <w:t>";</w:t>
+            </w:r>
+          </w:p>
+          <w:p>
+            <w:r>
+              <w:t>    }</w:t>
+            </w:r>
+          </w:p>
+          <w:p>
+            <w:r>
+              <w:t xml:space="preserve">    </w:t>
+            </w:r>
+            <w:proofErr w:type="gramStart"/>
+            <w:r>
+              <w:t>addition(</w:t>
+            </w:r>
+            <w:proofErr w:type="gramEnd"/>
+            <w:r>
+              <w:t>): string {</w:t>
+            </w:r>
+          </w:p>
+          <w:p>
+            <w:r>
+              <w:t>        return "ASASAS"</w:t>
+            </w:r>
+          </w:p>
+          <w:p>
+            <w:r>
+              <w:t>    }</w:t>
+            </w:r>
+          </w:p>
+          <w:p>
+            <w:r>
+              <w:t>}</w:t>
+            </w:r>
+          </w:p>
+        </w:tc>
+        <w:tc>
+          <w:tcPr>
+            <w:tcW w:w="3486" w:type="dxa"/>
+          </w:tcPr>
+          <w:p>
+            <w:r>
+              <w:t xml:space="preserve">let kamal: </w:t>
+            </w:r>
+            <w:proofErr w:type="spellStart"/>
+            <w:r>
+              <w:t>IPerson</w:t>
+            </w:r>
+            <w:proofErr w:type="spellEnd"/>
+            <w:r>
+              <w:t xml:space="preserve"> = {</w:t>
+            </w:r>
+          </w:p>
+          <w:p>
+            <w:r>
+              <w:t xml:space="preserve">    </w:t>
+            </w:r>
+            <w:proofErr w:type="spellStart"/>
+            <w:r>
+              <w:t>pName</w:t>
+            </w:r>
+            <w:proofErr w:type="spellEnd"/>
+            <w:r>
+              <w:t>: "",</w:t>
+            </w:r>
+          </w:p>
+          <w:p>
+            <w:r>
+              <w:t>    pAge:12,</w:t>
+            </w:r>
+          </w:p>
+          <w:p/>
+          <w:p>
+            <w:r>
+              <w:t xml:space="preserve">    </w:t>
+            </w:r>
+            <w:proofErr w:type="spellStart"/>
+            <w:r>
+              <w:t>fullName</w:t>
+            </w:r>
+            <w:proofErr w:type="spellEnd"/>
+            <w:r>
+              <w:t>: () =&gt;"SASASAS",</w:t>
+            </w:r>
+          </w:p>
+          <w:p>
+            <w:r>
+              <w:t>    addition: () =&gt;"SASASAS"</w:t>
+            </w:r>
+          </w:p>
+          <w:p>
+            <w:r>
+              <w:t>}</w:t>
+            </w:r>
+          </w:p>
+          <w:p/>
+        </w:tc>
+      </w:tr>
+    </w:tbl>
+    <w:p>
+      <w:pPr>
+        <w:spacing w:after="0" w:line="240" w:lineRule="auto"/>
+      </w:pPr>
+    </w:p>
+    <w:p>
+      <w:pPr>
+        <w:spacing w:after="0" w:line="240" w:lineRule="auto"/>
+      </w:pPr>
+      <w:r>
+        <w:t xml:space="preserve">We create a separate class when we there is a need of </w:t>
+      </w:r>
+      <w:r>
+        <w:t>reusability</w:t>
+      </w:r>
+      <w:r>
+        <w:t>.</w:t>
+      </w:r>
+    </w:p>
+    <w:p>
+      <w:pPr>
+        <w:spacing w:after="0" w:line="240" w:lineRule="auto"/>
+      </w:pPr>
+    </w:p>
+    <w:p>
+      <w:pPr>
+        <w:spacing w:after="0" w:line="240" w:lineRule="auto"/>
+      </w:pPr>
+    </w:p>
+    <w:p>
+      <w:pPr>
+        <w:spacing w:after="0" w:line="240" w:lineRule="auto"/>
+      </w:pPr>
+      <w:r>
+        <w:t xml:space="preserve">The main difference between class </w:t>
+      </w:r>
+      <w:proofErr w:type="spellStart"/>
+      <w:r>
+        <w:t>mplementation</w:t>
+      </w:r>
+      <w:proofErr w:type="spellEnd"/>
+      <w:r>
+        <w:t xml:space="preserve"> and object implementations is.</w:t>
+      </w:r>
+    </w:p>
+    <w:p>
+      <w:pPr>
+        <w:spacing w:after="0" w:line="240" w:lineRule="auto"/>
+        <w:rPr>
+          <w:b/>
+          <w:bCs/>
+          <w:highlight w:val="yellow"/>
+        </w:rPr>
+      </w:pPr>
+      <w:r>
+        <w:rPr>
+          <w:b/>
+          <w:bCs/>
+          <w:highlight w:val="yellow"/>
+        </w:rPr>
+        <w:t>A class can implement all properties and methods of an interface and it can add extra properties and methods also.</w:t>
+      </w:r>
+    </w:p>
+    <w:p>
+      <w:pPr>
+        <w:spacing w:after="0" w:line="240" w:lineRule="auto"/>
+        <w:rPr>
+          <w:b/>
+          <w:bCs/>
+        </w:rPr>
+      </w:pPr>
+      <w:r>
+        <w:rPr>
+          <w:b/>
+          <w:bCs/>
+          <w:highlight w:val="yellow"/>
+        </w:rPr>
+        <w:t>But in Object implementation adding extra properties and methods not allowed.</w:t>
+      </w:r>
+      <w:r>
+        <w:rPr>
+          <w:b/>
+          <w:bCs/>
+          <w:highlight w:val="yellow"/>
+        </w:rPr>
+        <w:t xml:space="preserve"> It will give compile time error.</w:t>
+      </w:r>
+    </w:p>
+    <w:p>
+      <w:pPr>
+        <w:spacing w:after="0" w:line="240" w:lineRule="auto"/>
+      </w:pPr>
+    </w:p>
+    <w:p>
+      <w:pPr>
+        <w:spacing w:after="0" w:line="240" w:lineRule="auto"/>
+      </w:pPr>
+    </w:p>
+    <w:p>
+      <w:pPr>
+        <w:spacing w:after="0" w:line="240" w:lineRule="auto"/>
+        <w:rPr>
+          <w:b/>
+          <w:bCs/>
+        </w:rPr>
+      </w:pPr>
+      <w:r>
+        <w:rPr>
+          <w:b/>
+          <w:bCs/>
+        </w:rPr>
+        <w:t>Type inference</w:t>
       </w:r>
       <w:r>
         <w:rPr>
@@ -6170,64 +6829,299 @@
       <w:pPr>
         <w:spacing w:after="0" w:line="240" w:lineRule="auto"/>
       </w:pPr>
-      <w:r>
-        <w:t>Interface always have rules to follow.</w:t>
-      </w:r>
-    </w:p>
-    <w:p>
-      <w:pPr>
-        <w:spacing w:after="0" w:line="240" w:lineRule="auto"/>
-      </w:pPr>
-      <w:r>
-        <w:t>Interface mainly contains “</w:t>
-      </w:r>
-      <w:r>
-        <w:rPr>
-          <w:b/>
-          <w:bCs/>
-        </w:rPr>
-        <w:t>abstract methods</w:t>
-      </w:r>
-      <w:r>
-        <w:t xml:space="preserve">”, Abstract methods mean methods with immediate </w:t>
-      </w:r>
-      <w:proofErr w:type="gramStart"/>
-      <w:r>
-        <w:t>termination[</w:t>
-      </w:r>
-      <w:proofErr w:type="gramEnd"/>
-      <w:r>
-        <w:rPr>
-          <w:b/>
-          <w:bCs/>
-          <w:highlight w:val="yellow"/>
-        </w:rPr>
-        <w:t>;</w:t>
-      </w:r>
-      <w:r>
-        <w:t>];</w:t>
-      </w:r>
-    </w:p>
-    <w:p>
-      <w:pPr>
-        <w:spacing w:after="0" w:line="240" w:lineRule="auto"/>
-      </w:pPr>
-      <w:r>
-        <w:t>Body less methods with no logic with immediate termination.</w:t>
-      </w:r>
-    </w:p>
-    <w:p>
-      <w:pPr>
-        <w:spacing w:after="0" w:line="240" w:lineRule="auto"/>
-      </w:pPr>
-    </w:p>
-    <w:p>
-      <w:pPr>
-        <w:spacing w:after="0" w:line="240" w:lineRule="auto"/>
-      </w:pPr>
-      <w:r>
-        <w:t>It allows developers to define the structure of the object but doesn't provide the implementation. </w:t>
-      </w:r>
+    </w:p>
+    <w:p>
+      <w:pPr>
+        <w:spacing w:after="0" w:line="240" w:lineRule="auto"/>
+      </w:pPr>
+      <w:r>
+        <w:t>Type inference is a feature in TypeScript that allows the compiler to automatically determine (infer) the type of a variable, function or expression.</w:t>
+      </w:r>
+    </w:p>
+    <w:tbl>
+      <w:tblPr>
+        <w:tblStyle w:val="TableGrid"/>
+        <w:tblW w:w="0" w:type="auto"/>
+        <w:tblLook w:val="04A0" w:firstRow="1" w:lastRow="0" w:firstColumn="1" w:lastColumn="0" w:noHBand="0" w:noVBand="1"/>
+      </w:tblPr>
+      <w:tblGrid>
+        <w:gridCol w:w="10456"/>
+      </w:tblGrid>
+      <w:tr>
+        <w:tc>
+          <w:tcPr>
+            <w:tcW w:w="10456" w:type="dxa"/>
+          </w:tcPr>
+          <w:p>
+            <w:r>
+              <w:t xml:space="preserve">let </w:t>
+            </w:r>
+            <w:proofErr w:type="spellStart"/>
+            <w:r>
+              <w:t>empName</w:t>
+            </w:r>
+            <w:proofErr w:type="spellEnd"/>
+            <w:r>
+              <w:t xml:space="preserve"> = "kamal";</w:t>
+            </w:r>
+          </w:p>
+          <w:p>
+            <w:proofErr w:type="spellStart"/>
+            <w:r>
+              <w:rPr>
+                <w:color w:val="EE0000"/>
+              </w:rPr>
+              <w:t>empName</w:t>
+            </w:r>
+            <w:proofErr w:type="spellEnd"/>
+            <w:r>
+              <w:rPr>
+                <w:color w:val="EE0000"/>
+              </w:rPr>
+              <w:t xml:space="preserve"> = 10;</w:t>
+            </w:r>
+          </w:p>
+        </w:tc>
+      </w:tr>
+    </w:tbl>
+    <w:p>
+      <w:pPr>
+        <w:spacing w:after="0" w:line="240" w:lineRule="auto"/>
+      </w:pPr>
+    </w:p>
+    <w:p>
+      <w:pPr>
+        <w:spacing w:after="0" w:line="240" w:lineRule="auto"/>
+      </w:pPr>
+      <w:r>
+        <w:t xml:space="preserve">Means, if </w:t>
+      </w:r>
+      <w:r>
+        <w:t xml:space="preserve">we </w:t>
+      </w:r>
+      <w:r>
+        <w:t>initialize a variable with a value, based on that value datatype will be decided by compiler.</w:t>
+      </w:r>
+    </w:p>
+    <w:p>
+      <w:pPr>
+        <w:spacing w:after="0" w:line="240" w:lineRule="auto"/>
+      </w:pPr>
+      <w:r>
+        <w:t>In above example we assigned string value to “</w:t>
+      </w:r>
+      <w:proofErr w:type="spellStart"/>
+      <w:r>
+        <w:t>empName</w:t>
+      </w:r>
+      <w:proofErr w:type="spellEnd"/>
+      <w:r>
+        <w:t xml:space="preserve">” variable, so its data type will be decided as “string”, so you </w:t>
+      </w:r>
+      <w:proofErr w:type="spellStart"/>
+      <w:r>
+        <w:t>can not</w:t>
+      </w:r>
+      <w:proofErr w:type="spellEnd"/>
+      <w:r>
+        <w:t xml:space="preserve"> assign any other values to that field.</w:t>
+      </w:r>
+    </w:p>
+    <w:p>
+      <w:pPr>
+        <w:spacing w:after="0" w:line="240" w:lineRule="auto"/>
+      </w:pPr>
+    </w:p>
+    <w:p>
+      <w:pPr>
+        <w:spacing w:after="0" w:line="240" w:lineRule="auto"/>
+      </w:pPr>
+      <w:r>
+        <w:t>You can declare variables, expressions, or functions without explicitly annotating their types. The compiler will automatically determine the types at the compile time.</w:t>
+      </w:r>
+    </w:p>
+    <w:p>
+      <w:pPr>
+        <w:spacing w:after="0" w:line="240" w:lineRule="auto"/>
+      </w:pPr>
+    </w:p>
+    <w:p>
+      <w:pPr>
+        <w:spacing w:after="0" w:line="240" w:lineRule="auto"/>
+      </w:pPr>
+    </w:p>
+    <w:p>
+      <w:pPr>
+        <w:spacing w:after="0" w:line="240" w:lineRule="auto"/>
+        <w:rPr>
+          <w:b/>
+          <w:bCs/>
+        </w:rPr>
+      </w:pPr>
+      <w:r>
+        <w:rPr>
+          <w:b/>
+          <w:bCs/>
+        </w:rPr>
+        <w:t>Function Default Parameter</w:t>
+      </w:r>
+      <w:r>
+        <w:rPr>
+          <w:b/>
+          <w:bCs/>
+        </w:rPr>
+        <w:t>:</w:t>
+      </w:r>
+    </w:p>
+    <w:p>
+      <w:pPr>
+        <w:spacing w:after="0" w:line="240" w:lineRule="auto"/>
+      </w:pPr>
+      <w:r>
+        <w:t>While creating functions instead of giving data type for the parameters we can give default values</w:t>
+      </w:r>
+      <w:r>
+        <w:t xml:space="preserve"> directly</w:t>
+      </w:r>
+      <w:r>
+        <w:t xml:space="preserve">, </w:t>
+      </w:r>
+      <w:r>
+        <w:t xml:space="preserve">so, </w:t>
+      </w:r>
+      <w:r>
+        <w:t>based on the default values compiler will decide or infer parameters data type.</w:t>
+      </w:r>
+    </w:p>
+    <w:p>
+      <w:pPr>
+        <w:spacing w:after="0" w:line="240" w:lineRule="auto"/>
+      </w:pPr>
+    </w:p>
+    <w:tbl>
+      <w:tblPr>
+        <w:tblStyle w:val="TableGrid"/>
+        <w:tblW w:w="0" w:type="auto"/>
+        <w:tblLook w:val="04A0" w:firstRow="1" w:lastRow="0" w:firstColumn="1" w:lastColumn="0" w:noHBand="0" w:noVBand="1"/>
+      </w:tblPr>
+      <w:tblGrid>
+        <w:gridCol w:w="5228"/>
+        <w:gridCol w:w="5228"/>
+      </w:tblGrid>
+      <w:tr>
+        <w:tc>
+          <w:tcPr>
+            <w:tcW w:w="5228" w:type="dxa"/>
+          </w:tcPr>
+          <w:p>
+            <w:r>
+              <w:t>function f1(</w:t>
+            </w:r>
+            <w:proofErr w:type="spellStart"/>
+            <w:proofErr w:type="gramStart"/>
+            <w:r>
+              <w:rPr>
+                <w:b/>
+                <w:bCs/>
+                <w:highlight w:val="yellow"/>
+              </w:rPr>
+              <w:t>eName</w:t>
+            </w:r>
+            <w:proofErr w:type="spellEnd"/>
+            <w:r>
+              <w:rPr>
+                <w:b/>
+                <w:bCs/>
+                <w:highlight w:val="yellow"/>
+              </w:rPr>
+              <w:t xml:space="preserve"> </w:t>
+            </w:r>
+            <w:r>
+              <w:rPr>
+                <w:b/>
+                <w:bCs/>
+                <w:highlight w:val="yellow"/>
+              </w:rPr>
+              <w:t>:</w:t>
+            </w:r>
+            <w:proofErr w:type="gramEnd"/>
+            <w:r>
+              <w:rPr>
+                <w:b/>
+                <w:bCs/>
+                <w:highlight w:val="yellow"/>
+              </w:rPr>
+              <w:t xml:space="preserve"> </w:t>
+            </w:r>
+            <w:proofErr w:type="gramStart"/>
+            <w:r>
+              <w:rPr>
+                <w:b/>
+                <w:bCs/>
+                <w:highlight w:val="yellow"/>
+              </w:rPr>
+              <w:t>string</w:t>
+            </w:r>
+            <w:r>
+              <w:t>){</w:t>
+            </w:r>
+            <w:proofErr w:type="gramEnd"/>
+          </w:p>
+          <w:p/>
+          <w:p>
+            <w:r>
+              <w:t>}</w:t>
+            </w:r>
+          </w:p>
+        </w:tc>
+        <w:tc>
+          <w:tcPr>
+            <w:tcW w:w="5228" w:type="dxa"/>
+          </w:tcPr>
+          <w:p>
+            <w:r>
+              <w:t>function f1(</w:t>
+            </w:r>
+            <w:proofErr w:type="spellStart"/>
+            <w:r>
+              <w:t>eName</w:t>
+            </w:r>
+            <w:proofErr w:type="spellEnd"/>
+            <w:r>
+              <w:t xml:space="preserve"> </w:t>
+            </w:r>
+            <w:r>
+              <w:rPr>
+                <w:b/>
+                <w:bCs/>
+                <w:highlight w:val="yellow"/>
+              </w:rPr>
+              <w:t>= "Azad</w:t>
+            </w:r>
+            <w:proofErr w:type="gramStart"/>
+            <w:r>
+              <w:rPr>
+                <w:b/>
+                <w:bCs/>
+                <w:highlight w:val="yellow"/>
+              </w:rPr>
+              <w:t>"){</w:t>
+            </w:r>
+            <w:proofErr w:type="gramEnd"/>
+          </w:p>
+          <w:p/>
+          <w:p>
+            <w:r>
+              <w:t>}</w:t>
+            </w:r>
+          </w:p>
+        </w:tc>
+      </w:tr>
+    </w:tbl>
+    <w:p>
+      <w:pPr>
+        <w:spacing w:after="0" w:line="240" w:lineRule="auto"/>
+      </w:pPr>
     </w:p>
     <w:p>
       <w:pPr>
@@ -6607,7 +7501,6 @@
         <w:spacing w:after="0" w:line="240" w:lineRule="auto"/>
       </w:pPr>
       <w:r>
-        <w:lastRenderedPageBreak/>
         <w:t xml:space="preserve">$ </w:t>
       </w:r>
       <w:proofErr w:type="spellStart"/>
@@ -9110,6 +10003,95 @@
     </w:lvl>
   </w:abstractNum>
   <w:abstractNum w:abstractNumId="20" w15:restartNumberingAfterBreak="0">
+    <w:nsid w:val="4E542B60"/>
+    <w:multiLevelType w:val="hybridMultilevel"/>
+    <w:tmpl w:val="B48004A2"/>
+    <w:lvl w:ilvl="0" w:tplc="4009000F">
+      <w:start w:val="1"/>
+      <w:numFmt w:val="decimal"/>
+      <w:lvlText w:val="%1."/>
+      <w:lvlJc w:val="left"/>
+      <w:pPr>
+        <w:ind w:left="720" w:hanging="360"/>
+      </w:pPr>
+      <w:rPr>
+        <w:rFonts w:hint="default"/>
+      </w:rPr>
+    </w:lvl>
+    <w:lvl w:ilvl="1" w:tplc="40090019" w:tentative="1">
+      <w:start w:val="1"/>
+      <w:numFmt w:val="lowerLetter"/>
+      <w:lvlText w:val="%2."/>
+      <w:lvlJc w:val="left"/>
+      <w:pPr>
+        <w:ind w:left="1440" w:hanging="360"/>
+      </w:pPr>
+    </w:lvl>
+    <w:lvl w:ilvl="2" w:tplc="4009001B" w:tentative="1">
+      <w:start w:val="1"/>
+      <w:numFmt w:val="lowerRoman"/>
+      <w:lvlText w:val="%3."/>
+      <w:lvlJc w:val="right"/>
+      <w:pPr>
+        <w:ind w:left="2160" w:hanging="180"/>
+      </w:pPr>
+    </w:lvl>
+    <w:lvl w:ilvl="3" w:tplc="4009000F" w:tentative="1">
+      <w:start w:val="1"/>
+      <w:numFmt w:val="decimal"/>
+      <w:lvlText w:val="%4."/>
+      <w:lvlJc w:val="left"/>
+      <w:pPr>
+        <w:ind w:left="2880" w:hanging="360"/>
+      </w:pPr>
+    </w:lvl>
+    <w:lvl w:ilvl="4" w:tplc="40090019" w:tentative="1">
+      <w:start w:val="1"/>
+      <w:numFmt w:val="lowerLetter"/>
+      <w:lvlText w:val="%5."/>
+      <w:lvlJc w:val="left"/>
+      <w:pPr>
+        <w:ind w:left="3600" w:hanging="360"/>
+      </w:pPr>
+    </w:lvl>
+    <w:lvl w:ilvl="5" w:tplc="4009001B" w:tentative="1">
+      <w:start w:val="1"/>
+      <w:numFmt w:val="lowerRoman"/>
+      <w:lvlText w:val="%6."/>
+      <w:lvlJc w:val="right"/>
+      <w:pPr>
+        <w:ind w:left="4320" w:hanging="180"/>
+      </w:pPr>
+    </w:lvl>
+    <w:lvl w:ilvl="6" w:tplc="4009000F" w:tentative="1">
+      <w:start w:val="1"/>
+      <w:numFmt w:val="decimal"/>
+      <w:lvlText w:val="%7."/>
+      <w:lvlJc w:val="left"/>
+      <w:pPr>
+        <w:ind w:left="5040" w:hanging="360"/>
+      </w:pPr>
+    </w:lvl>
+    <w:lvl w:ilvl="7" w:tplc="40090019" w:tentative="1">
+      <w:start w:val="1"/>
+      <w:numFmt w:val="lowerLetter"/>
+      <w:lvlText w:val="%8."/>
+      <w:lvlJc w:val="left"/>
+      <w:pPr>
+        <w:ind w:left="5760" w:hanging="360"/>
+      </w:pPr>
+    </w:lvl>
+    <w:lvl w:ilvl="8" w:tplc="4009001B" w:tentative="1">
+      <w:start w:val="1"/>
+      <w:numFmt w:val="lowerRoman"/>
+      <w:lvlText w:val="%9."/>
+      <w:lvlJc w:val="right"/>
+      <w:pPr>
+        <w:ind w:left="6480" w:hanging="180"/>
+      </w:pPr>
+    </w:lvl>
+  </w:abstractNum>
+  <w:abstractNum w:abstractNumId="21" w15:restartNumberingAfterBreak="0">
     <w:nsid w:val="58516D6A"/>
     <w:multiLevelType w:val="hybridMultilevel"/>
     <w:tmpl w:val="00CCC8F0"/>
@@ -9198,7 +10180,7 @@
       </w:pPr>
     </w:lvl>
   </w:abstractNum>
-  <w:abstractNum w:abstractNumId="21" w15:restartNumberingAfterBreak="0">
+  <w:abstractNum w:abstractNumId="22" w15:restartNumberingAfterBreak="0">
     <w:nsid w:val="5DCD3B6F"/>
     <w:multiLevelType w:val="multilevel"/>
     <w:tmpl w:val="96AE20F8"/>
@@ -9347,7 +10329,7 @@
       </w:rPr>
     </w:lvl>
   </w:abstractNum>
-  <w:abstractNum w:abstractNumId="22" w15:restartNumberingAfterBreak="0">
+  <w:abstractNum w:abstractNumId="23" w15:restartNumberingAfterBreak="0">
     <w:nsid w:val="5F045E9B"/>
     <w:multiLevelType w:val="hybridMultilevel"/>
     <w:tmpl w:val="0910E5BA"/>
@@ -9436,7 +10418,7 @@
       </w:pPr>
     </w:lvl>
   </w:abstractNum>
-  <w:abstractNum w:abstractNumId="23" w15:restartNumberingAfterBreak="0">
+  <w:abstractNum w:abstractNumId="24" w15:restartNumberingAfterBreak="0">
     <w:nsid w:val="64880EC8"/>
     <w:multiLevelType w:val="hybridMultilevel"/>
     <w:tmpl w:val="0BECC98E"/>
@@ -9525,7 +10507,7 @@
       </w:pPr>
     </w:lvl>
   </w:abstractNum>
-  <w:abstractNum w:abstractNumId="24" w15:restartNumberingAfterBreak="0">
+  <w:abstractNum w:abstractNumId="25" w15:restartNumberingAfterBreak="0">
     <w:nsid w:val="683517A9"/>
     <w:multiLevelType w:val="multilevel"/>
     <w:tmpl w:val="D05E2A52"/>
@@ -9674,7 +10656,7 @@
       </w:rPr>
     </w:lvl>
   </w:abstractNum>
-  <w:abstractNum w:abstractNumId="25" w15:restartNumberingAfterBreak="0">
+  <w:abstractNum w:abstractNumId="26" w15:restartNumberingAfterBreak="0">
     <w:nsid w:val="6B5A2171"/>
     <w:multiLevelType w:val="multilevel"/>
     <w:tmpl w:val="4BA8F6A8"/>
@@ -9823,7 +10805,7 @@
       </w:rPr>
     </w:lvl>
   </w:abstractNum>
-  <w:abstractNum w:abstractNumId="26" w15:restartNumberingAfterBreak="0">
+  <w:abstractNum w:abstractNumId="27" w15:restartNumberingAfterBreak="0">
     <w:nsid w:val="6CD90AAA"/>
     <w:multiLevelType w:val="hybridMultilevel"/>
     <w:tmpl w:val="CB0867E8"/>
@@ -9912,7 +10894,7 @@
       </w:pPr>
     </w:lvl>
   </w:abstractNum>
-  <w:abstractNum w:abstractNumId="27" w15:restartNumberingAfterBreak="0">
+  <w:abstractNum w:abstractNumId="28" w15:restartNumberingAfterBreak="0">
     <w:nsid w:val="72044FAA"/>
     <w:multiLevelType w:val="multilevel"/>
     <w:tmpl w:val="F278844E"/>
@@ -10061,7 +11043,7 @@
       </w:rPr>
     </w:lvl>
   </w:abstractNum>
-  <w:abstractNum w:abstractNumId="28" w15:restartNumberingAfterBreak="0">
+  <w:abstractNum w:abstractNumId="29" w15:restartNumberingAfterBreak="0">
     <w:nsid w:val="74BE6604"/>
     <w:multiLevelType w:val="multilevel"/>
     <w:tmpl w:val="C5E69C6E"/>
@@ -10210,7 +11192,7 @@
       </w:rPr>
     </w:lvl>
   </w:abstractNum>
-  <w:abstractNum w:abstractNumId="29" w15:restartNumberingAfterBreak="0">
+  <w:abstractNum w:abstractNumId="30" w15:restartNumberingAfterBreak="0">
     <w:nsid w:val="75FC232B"/>
     <w:multiLevelType w:val="multilevel"/>
     <w:tmpl w:val="CE3A26CC"/>
@@ -10359,7 +11341,7 @@
       </w:rPr>
     </w:lvl>
   </w:abstractNum>
-  <w:abstractNum w:abstractNumId="30" w15:restartNumberingAfterBreak="0">
+  <w:abstractNum w:abstractNumId="31" w15:restartNumberingAfterBreak="0">
     <w:nsid w:val="769513EA"/>
     <w:multiLevelType w:val="multilevel"/>
     <w:tmpl w:val="4BF6ADA6"/>
@@ -10508,7 +11490,7 @@
       </w:rPr>
     </w:lvl>
   </w:abstractNum>
-  <w:abstractNum w:abstractNumId="31" w15:restartNumberingAfterBreak="0">
+  <w:abstractNum w:abstractNumId="32" w15:restartNumberingAfterBreak="0">
     <w:nsid w:val="76B67D00"/>
     <w:multiLevelType w:val="hybridMultilevel"/>
     <w:tmpl w:val="6ED44928"/>
@@ -10622,10 +11604,10 @@
     </w:lvl>
   </w:abstractNum>
   <w:num w:numId="1" w16cid:durableId="1786997795">
-    <w:abstractNumId w:val="24"/>
+    <w:abstractNumId w:val="25"/>
   </w:num>
   <w:num w:numId="2" w16cid:durableId="649095618">
-    <w:abstractNumId w:val="21"/>
+    <w:abstractNumId w:val="22"/>
   </w:num>
   <w:num w:numId="3" w16cid:durableId="1091312259">
     <w:abstractNumId w:val="1"/>
@@ -10637,7 +11619,7 @@
     <w:abstractNumId w:val="14"/>
   </w:num>
   <w:num w:numId="6" w16cid:durableId="393430431">
-    <w:abstractNumId w:val="26"/>
+    <w:abstractNumId w:val="27"/>
   </w:num>
   <w:num w:numId="7" w16cid:durableId="22755052">
     <w:abstractNumId w:val="7"/>
@@ -10655,13 +11637,13 @@
     <w:abstractNumId w:val="18"/>
   </w:num>
   <w:num w:numId="12" w16cid:durableId="329067514">
-    <w:abstractNumId w:val="20"/>
+    <w:abstractNumId w:val="21"/>
   </w:num>
   <w:num w:numId="13" w16cid:durableId="109862485">
-    <w:abstractNumId w:val="23"/>
+    <w:abstractNumId w:val="24"/>
   </w:num>
   <w:num w:numId="14" w16cid:durableId="161700848">
-    <w:abstractNumId w:val="27"/>
+    <w:abstractNumId w:val="28"/>
   </w:num>
   <w:num w:numId="15" w16cid:durableId="2023049815">
     <w:abstractNumId w:val="9"/>
@@ -10670,16 +11652,16 @@
     <w:abstractNumId w:val="5"/>
   </w:num>
   <w:num w:numId="17" w16cid:durableId="1681085876">
-    <w:abstractNumId w:val="28"/>
+    <w:abstractNumId w:val="29"/>
   </w:num>
   <w:num w:numId="18" w16cid:durableId="1762793056">
-    <w:abstractNumId w:val="29"/>
+    <w:abstractNumId w:val="30"/>
   </w:num>
   <w:num w:numId="19" w16cid:durableId="1371563757">
-    <w:abstractNumId w:val="22"/>
+    <w:abstractNumId w:val="23"/>
   </w:num>
   <w:num w:numId="20" w16cid:durableId="458688707">
-    <w:abstractNumId w:val="25"/>
+    <w:abstractNumId w:val="26"/>
   </w:num>
   <w:num w:numId="21" w16cid:durableId="451746149">
     <w:abstractNumId w:val="10"/>
@@ -10688,7 +11670,7 @@
     <w:abstractNumId w:val="11"/>
   </w:num>
   <w:num w:numId="23" w16cid:durableId="2069645773">
-    <w:abstractNumId w:val="31"/>
+    <w:abstractNumId w:val="32"/>
   </w:num>
   <w:num w:numId="24" w16cid:durableId="1712999510">
     <w:abstractNumId w:val="12"/>
@@ -10703,7 +11685,7 @@
     <w:abstractNumId w:val="0"/>
   </w:num>
   <w:num w:numId="28" w16cid:durableId="562521814">
-    <w:abstractNumId w:val="30"/>
+    <w:abstractNumId w:val="31"/>
   </w:num>
   <w:num w:numId="29" w16cid:durableId="1087654038">
     <w:abstractNumId w:val="19"/>
@@ -10716,6 +11698,9 @@
   </w:num>
   <w:num w:numId="32" w16cid:durableId="2134253751">
     <w:abstractNumId w:val="13"/>
+  </w:num>
+  <w:num w:numId="33" w16cid:durableId="132408278">
+    <w:abstractNumId w:val="20"/>
   </w:num>
 </w:numbering>
 </file>

--- a/UI_html_css_javascript/notes/TypeScript_6AM_2025.docx
+++ b/UI_html_css_javascript/notes/TypeScript_6AM_2025.docx
@@ -137,32 +137,7 @@
           <w:b/>
           <w:bCs/>
         </w:rPr>
-        <w:t xml:space="preserve"> is also a JavaScript only, but in TS we use datatype to represent properties, methods, objects, </w:t>
-      </w:r>
-      <w:proofErr w:type="spellStart"/>
-      <w:proofErr w:type="gramStart"/>
-      <w:r>
-        <w:rPr>
-          <w:b/>
-          <w:bCs/>
-        </w:rPr>
-        <w:t>arrays..</w:t>
-      </w:r>
-      <w:proofErr w:type="gramEnd"/>
-      <w:r>
-        <w:rPr>
-          <w:b/>
-          <w:bCs/>
-        </w:rPr>
-        <w:t>etc</w:t>
-      </w:r>
-      <w:proofErr w:type="spellEnd"/>
-      <w:r>
-        <w:rPr>
-          <w:b/>
-          <w:bCs/>
-        </w:rPr>
-        <w:t>.</w:t>
+        <w:t xml:space="preserve"> is also a JavaScript only, but in TS we use datatype to represent properties, methods, objects, arrays..etc.</w:t>
       </w:r>
     </w:p>
     <w:p>
@@ -194,81 +169,36 @@
         <w:spacing w:after="0" w:line="240" w:lineRule="auto"/>
       </w:pPr>
       <w:r>
-        <w:t xml:space="preserve">But browser cannot </w:t>
-      </w:r>
-      <w:proofErr w:type="gramStart"/>
-      <w:r>
-        <w:t>executes</w:t>
-      </w:r>
-      <w:proofErr w:type="gramEnd"/>
-      <w:r>
-        <w:t xml:space="preserve"> TS. We need to convert TS code JS.</w:t>
-      </w:r>
-    </w:p>
-    <w:p>
-      <w:pPr>
-        <w:spacing w:after="0" w:line="240" w:lineRule="auto"/>
-      </w:pPr>
-    </w:p>
-    <w:p>
-      <w:pPr>
-        <w:spacing w:after="0" w:line="240" w:lineRule="auto"/>
-      </w:pPr>
-      <w:r>
-        <w:t>JS files extension is .</w:t>
-      </w:r>
-      <w:proofErr w:type="spellStart"/>
-      <w:r>
-        <w:t>js</w:t>
-      </w:r>
-      <w:proofErr w:type="spellEnd"/>
-      <w:r>
-        <w:t>.</w:t>
-      </w:r>
-    </w:p>
-    <w:p>
-      <w:pPr>
-        <w:spacing w:after="0" w:line="240" w:lineRule="auto"/>
-      </w:pPr>
-      <w:r>
-        <w:t>TS files extension is .</w:t>
-      </w:r>
-      <w:proofErr w:type="spellStart"/>
-      <w:r>
-        <w:t>ts</w:t>
-      </w:r>
-      <w:proofErr w:type="spellEnd"/>
-      <w:r>
-        <w:t>.</w:t>
-      </w:r>
-    </w:p>
-    <w:p>
-      <w:pPr>
-        <w:spacing w:after="0" w:line="240" w:lineRule="auto"/>
-      </w:pPr>
-      <w:proofErr w:type="gramStart"/>
-      <w:r>
-        <w:t>So</w:t>
-      </w:r>
-      <w:proofErr w:type="gramEnd"/>
-      <w:r>
-        <w:t xml:space="preserve"> we need to convert .</w:t>
-      </w:r>
-      <w:proofErr w:type="spellStart"/>
-      <w:r>
-        <w:t>ts</w:t>
-      </w:r>
-      <w:proofErr w:type="spellEnd"/>
-      <w:r>
-        <w:t xml:space="preserve"> files to .</w:t>
-      </w:r>
-      <w:proofErr w:type="spellStart"/>
-      <w:r>
-        <w:t>js</w:t>
-      </w:r>
-      <w:proofErr w:type="spellEnd"/>
-      <w:r>
-        <w:t xml:space="preserve"> files.</w:t>
+        <w:t>But browser cannot executes TS. We need to convert TS code JS.</w:t>
+      </w:r>
+    </w:p>
+    <w:p>
+      <w:pPr>
+        <w:spacing w:after="0" w:line="240" w:lineRule="auto"/>
+      </w:pPr>
+    </w:p>
+    <w:p>
+      <w:pPr>
+        <w:spacing w:after="0" w:line="240" w:lineRule="auto"/>
+      </w:pPr>
+      <w:r>
+        <w:t>JS files extension is .js.</w:t>
+      </w:r>
+    </w:p>
+    <w:p>
+      <w:pPr>
+        <w:spacing w:after="0" w:line="240" w:lineRule="auto"/>
+      </w:pPr>
+      <w:r>
+        <w:t>TS files extension is .ts.</w:t>
+      </w:r>
+    </w:p>
+    <w:p>
+      <w:pPr>
+        <w:spacing w:after="0" w:line="240" w:lineRule="auto"/>
+      </w:pPr>
+      <w:r>
+        <w:t>So we need to convert .ts files to .js files.</w:t>
       </w:r>
     </w:p>
     <w:p>
@@ -340,15 +270,7 @@
         <w:spacing w:after="0" w:line="240" w:lineRule="auto"/>
       </w:pPr>
       <w:r>
-        <w:t xml:space="preserve">Angular 1.0 is called as </w:t>
-      </w:r>
-      <w:proofErr w:type="spellStart"/>
-      <w:r>
-        <w:t>AjngularJS</w:t>
-      </w:r>
-      <w:proofErr w:type="spellEnd"/>
-      <w:r>
-        <w:t>.</w:t>
+        <w:t>Angular 1.0 is called as AjngularJS.</w:t>
       </w:r>
       <w:r>
         <w:t xml:space="preserve"> It is deprecated. No one is using now.</w:t>
@@ -359,15 +281,7 @@
         <w:spacing w:after="0" w:line="240" w:lineRule="auto"/>
       </w:pPr>
       <w:r>
-        <w:t xml:space="preserve">Angular 2.X + is called as </w:t>
-      </w:r>
-      <w:proofErr w:type="spellStart"/>
-      <w:r>
-        <w:t>Ajngular</w:t>
-      </w:r>
-      <w:proofErr w:type="spellEnd"/>
-      <w:r>
-        <w:t>.</w:t>
+        <w:t>Angular 2.X + is called as Ajngular.</w:t>
       </w:r>
     </w:p>
     <w:p>
@@ -414,18 +328,10 @@
         <w:spacing w:after="0" w:line="240" w:lineRule="auto"/>
       </w:pPr>
       <w:r>
-        <w:t xml:space="preserve">JavaScript was introduced as a language for the client </w:t>
-      </w:r>
-      <w:proofErr w:type="gramStart"/>
-      <w:r>
-        <w:t>side</w:t>
-      </w:r>
-      <w:r>
-        <w:t>[</w:t>
-      </w:r>
-      <w:proofErr w:type="gramEnd"/>
-      <w:r>
-        <w:t>browser side]</w:t>
+        <w:t>JavaScript was introduced as a language for the client side</w:t>
+      </w:r>
+      <w:r>
+        <w:t>[browser side]</w:t>
       </w:r>
       <w:r>
         <w:t>.</w:t>
@@ -492,40 +398,16 @@
         <w:t xml:space="preserve"> [classes, interfaces, all OOPS concepts]</w:t>
       </w:r>
       <w:r>
-        <w:t xml:space="preserve">, compiled </w:t>
-      </w:r>
-      <w:proofErr w:type="gramStart"/>
-      <w:r>
-        <w:t>language</w:t>
-      </w:r>
-      <w:r>
-        <w:t>[</w:t>
-      </w:r>
-      <w:proofErr w:type="gramEnd"/>
-      <w:r>
-        <w:t>.</w:t>
-      </w:r>
-      <w:proofErr w:type="spellStart"/>
-      <w:r>
-        <w:t>ts</w:t>
-      </w:r>
-      <w:proofErr w:type="spellEnd"/>
-      <w:r>
-        <w:t xml:space="preserve"> </w:t>
+        <w:t>, compiled language</w:t>
+      </w:r>
+      <w:r>
+        <w:t xml:space="preserve">[.ts </w:t>
       </w:r>
       <w:r>
         <w:sym w:font="Wingdings" w:char="F0E0"/>
       </w:r>
       <w:r>
-        <w:t xml:space="preserve"> .</w:t>
-      </w:r>
-      <w:proofErr w:type="spellStart"/>
-      <w:r>
-        <w:t>js</w:t>
-      </w:r>
-      <w:proofErr w:type="spellEnd"/>
-      <w:r>
-        <w:t>]</w:t>
+        <w:t xml:space="preserve"> .js]</w:t>
       </w:r>
       <w:r>
         <w:t>. </w:t>
@@ -626,13 +508,8 @@
         <w:spacing w:after="0" w:line="240" w:lineRule="auto"/>
       </w:pPr>
       <w:r>
-        <w:t xml:space="preserve">Typescript = JavaScript + datatype + classes + interfaces + annotations </w:t>
-      </w:r>
-      <w:proofErr w:type="gramStart"/>
-      <w:r>
-        <w:t>….etc.</w:t>
-      </w:r>
-      <w:proofErr w:type="gramEnd"/>
+        <w:t>Typescript = JavaScript + datatype + classes + interfaces + annotations ….etc.</w:t>
+      </w:r>
     </w:p>
     <w:p>
       <w:pPr>
@@ -988,15 +865,7 @@
       </w:pPr>
       <w:r>
         <w:lastRenderedPageBreak/>
-        <w:t xml:space="preserve">To work with TS, we need to download and install </w:t>
-      </w:r>
-      <w:proofErr w:type="spellStart"/>
-      <w:r>
-        <w:t>nodejs</w:t>
-      </w:r>
-      <w:proofErr w:type="spellEnd"/>
-      <w:r>
-        <w:t>.</w:t>
+        <w:t>To work with TS, we need to download and install nodejs.</w:t>
       </w:r>
     </w:p>
     <w:p>
@@ -1099,21 +968,12 @@
                 <w:bCs/>
               </w:rPr>
             </w:pPr>
-            <w:proofErr w:type="spellStart"/>
             <w:r>
               <w:rPr>
                 <w:b/>
                 <w:bCs/>
               </w:rPr>
-              <w:t>npm</w:t>
-            </w:r>
-            <w:proofErr w:type="spellEnd"/>
-            <w:r>
-              <w:rPr>
-                <w:b/>
-                <w:bCs/>
-              </w:rPr>
-              <w:t xml:space="preserve"> install -g typescript</w:t>
+              <w:t>npm install -g typescript</w:t>
             </w:r>
           </w:p>
         </w:tc>
@@ -1126,7 +986,6 @@
       <w:r>
         <w:t xml:space="preserve">Here </w:t>
       </w:r>
-      <w:proofErr w:type="spellStart"/>
       <w:r>
         <w:rPr>
           <w:b/>
@@ -1134,7 +993,6 @@
         </w:rPr>
         <w:t>npm</w:t>
       </w:r>
-      <w:proofErr w:type="spellEnd"/>
       <w:r>
         <w:t xml:space="preserve"> means – </w:t>
       </w:r>
@@ -1256,7 +1114,6 @@
       <w:r>
         <w:t xml:space="preserve">In java we have compiler called </w:t>
       </w:r>
-      <w:proofErr w:type="spellStart"/>
       <w:r>
         <w:rPr>
           <w:b/>
@@ -1264,11 +1121,9 @@
         </w:rPr>
         <w:t>javac</w:t>
       </w:r>
-      <w:proofErr w:type="spellEnd"/>
       <w:r>
         <w:t xml:space="preserve">. Similarly in TS we have </w:t>
       </w:r>
-      <w:proofErr w:type="spellStart"/>
       <w:r>
         <w:rPr>
           <w:b/>
@@ -1276,7 +1131,6 @@
         </w:rPr>
         <w:t>tsc</w:t>
       </w:r>
-      <w:proofErr w:type="spellEnd"/>
       <w:r>
         <w:t xml:space="preserve"> compiler.</w:t>
       </w:r>
@@ -1286,13 +1140,8 @@
         <w:spacing w:after="0" w:line="240" w:lineRule="auto"/>
       </w:pPr>
       <w:r>
-        <w:t xml:space="preserve">$ </w:t>
-      </w:r>
-      <w:proofErr w:type="spellStart"/>
-      <w:r>
-        <w:t>tsc</w:t>
-      </w:r>
-      <w:proofErr w:type="spellEnd"/>
+        <w:t>$ tsc</w:t>
+      </w:r>
       <w:r>
         <w:t xml:space="preserve">  </w:t>
       </w:r>
@@ -1300,29 +1149,16 @@
         <w:sym w:font="Wingdings" w:char="F0E0"/>
       </w:r>
       <w:r>
-        <w:t xml:space="preserve"> generates .</w:t>
-      </w:r>
-      <w:proofErr w:type="spellStart"/>
-      <w:r>
-        <w:t>js</w:t>
-      </w:r>
-      <w:proofErr w:type="spellEnd"/>
-      <w:r>
-        <w:t xml:space="preserve"> files.</w:t>
-      </w:r>
-    </w:p>
-    <w:p>
-      <w:pPr>
-        <w:spacing w:after="0" w:line="240" w:lineRule="auto"/>
-      </w:pPr>
-      <w:r>
-        <w:t xml:space="preserve">$ </w:t>
-      </w:r>
-      <w:proofErr w:type="spellStart"/>
-      <w:r>
-        <w:t>javac</w:t>
-      </w:r>
-      <w:proofErr w:type="spellEnd"/>
+        <w:t xml:space="preserve"> generates .js files.</w:t>
+      </w:r>
+    </w:p>
+    <w:p>
+      <w:pPr>
+        <w:spacing w:after="0" w:line="240" w:lineRule="auto"/>
+      </w:pPr>
+      <w:r>
+        <w:t>$ javac</w:t>
+      </w:r>
       <w:r>
         <w:t xml:space="preserve"> </w:t>
       </w:r>
@@ -1379,7 +1215,6 @@
             <w:r>
               <w:t xml:space="preserve">$ </w:t>
             </w:r>
-            <w:proofErr w:type="spellStart"/>
             <w:r>
               <w:rPr>
                 <w:b/>
@@ -1387,7 +1222,6 @@
               </w:rPr>
               <w:t>javac</w:t>
             </w:r>
-            <w:proofErr w:type="spellEnd"/>
             <w:r>
               <w:t xml:space="preserve"> filename</w:t>
             </w:r>
@@ -1405,11 +1239,7 @@
               <w:sym w:font="Wingdings" w:char="F0E8"/>
             </w:r>
             <w:r>
-              <w:t xml:space="preserve"> </w:t>
-            </w:r>
-            <w:proofErr w:type="spellStart"/>
-            <w:r>
-              <w:t>filename</w:t>
+              <w:t xml:space="preserve"> filename</w:t>
             </w:r>
             <w:r>
               <w:rPr>
@@ -1418,7 +1248,6 @@
               </w:rPr>
               <w:t>.class</w:t>
             </w:r>
-            <w:proofErr w:type="spellEnd"/>
           </w:p>
         </w:tc>
         <w:tc>
@@ -1433,7 +1262,6 @@
               </w:rPr>
               <w:t xml:space="preserve">$ </w:t>
             </w:r>
-            <w:proofErr w:type="spellStart"/>
             <w:r>
               <w:rPr>
                 <w:b/>
@@ -1448,13 +1276,8 @@
               </w:rPr>
               <w:t>sc</w:t>
             </w:r>
-            <w:proofErr w:type="spellEnd"/>
-            <w:r>
-              <w:t xml:space="preserve"> </w:t>
-            </w:r>
-            <w:proofErr w:type="spellStart"/>
-            <w:r>
-              <w:t>filename</w:t>
+            <w:r>
+              <w:t xml:space="preserve"> filename</w:t>
             </w:r>
             <w:r>
               <w:rPr>
@@ -1463,7 +1286,6 @@
               </w:rPr>
               <w:t>.ts</w:t>
             </w:r>
-            <w:proofErr w:type="spellEnd"/>
             <w:r>
               <w:t xml:space="preserve"> </w:t>
             </w:r>
@@ -1502,23 +1324,7 @@
         <w:spacing w:after="0" w:line="240" w:lineRule="auto"/>
       </w:pPr>
       <w:r>
-        <w:t>Here TSC compiler converts .</w:t>
-      </w:r>
-      <w:proofErr w:type="spellStart"/>
-      <w:r>
-        <w:t>ts</w:t>
-      </w:r>
-      <w:proofErr w:type="spellEnd"/>
-      <w:r>
-        <w:t xml:space="preserve"> to ES3 version .</w:t>
-      </w:r>
-      <w:proofErr w:type="spellStart"/>
-      <w:r>
-        <w:t>js</w:t>
-      </w:r>
-      <w:proofErr w:type="spellEnd"/>
-      <w:r>
-        <w:t xml:space="preserve"> file.</w:t>
+        <w:t>Here TSC compiler converts .ts to ES3 version .js file.</w:t>
       </w:r>
     </w:p>
     <w:p>
@@ -1542,11 +1348,9 @@
             <w:tcW w:w="5228" w:type="dxa"/>
           </w:tcPr>
           <w:p>
-            <w:proofErr w:type="spellStart"/>
             <w:r>
               <w:t>Test.ts</w:t>
             </w:r>
-            <w:proofErr w:type="spellEnd"/>
           </w:p>
         </w:tc>
         <w:tc>
@@ -1567,13 +1371,8 @@
           </w:tcPr>
           <w:p>
             <w:r>
-              <w:t xml:space="preserve">let </w:t>
-            </w:r>
-            <w:proofErr w:type="spellStart"/>
-            <w:r>
-              <w:t>myName</w:t>
-            </w:r>
-            <w:proofErr w:type="spellEnd"/>
+              <w:t>let myName</w:t>
+            </w:r>
             <w:r>
               <w:rPr>
                 <w:b/>
@@ -1588,15 +1387,7 @@
           </w:p>
           <w:p>
             <w:r>
-              <w:t>console.log(</w:t>
-            </w:r>
-            <w:proofErr w:type="spellStart"/>
-            <w:r>
-              <w:t>myName</w:t>
-            </w:r>
-            <w:proofErr w:type="spellEnd"/>
-            <w:r>
-              <w:t>);</w:t>
+              <w:t>console.log(myName);</w:t>
             </w:r>
           </w:p>
         </w:tc>
@@ -1621,15 +1412,7 @@
           </w:p>
           <w:p>
             <w:r>
-              <w:t xml:space="preserve">        &lt;script </w:t>
-            </w:r>
-            <w:proofErr w:type="spellStart"/>
-            <w:r>
-              <w:t>src</w:t>
-            </w:r>
-            <w:proofErr w:type="spellEnd"/>
-            <w:r>
-              <w:t>="</w:t>
+              <w:t>        &lt;script src="</w:t>
             </w:r>
             <w:r>
               <w:rPr>
@@ -1765,17 +1548,8 @@
         <w:spacing w:after="0" w:line="240" w:lineRule="auto"/>
       </w:pPr>
       <w:r>
-        <w:t xml:space="preserve">If you want to compile TS file with different </w:t>
-      </w:r>
-      <w:proofErr w:type="gramStart"/>
-      <w:r>
-        <w:t>versions</w:t>
-      </w:r>
-      <w:proofErr w:type="gramEnd"/>
-      <w:r>
-        <w:t xml:space="preserve"> we need to add </w:t>
-      </w:r>
-      <w:proofErr w:type="spellStart"/>
+        <w:t xml:space="preserve">If you want to compile TS file with different versions we need to add </w:t>
+      </w:r>
       <w:r>
         <w:rPr>
           <w:b/>
@@ -1784,7 +1558,6 @@
         </w:rPr>
         <w:t>tsconfig.json</w:t>
       </w:r>
-      <w:proofErr w:type="spellEnd"/>
       <w:r>
         <w:t> file or the </w:t>
       </w:r>
@@ -1813,65 +1586,25 @@
         <w:spacing w:after="0" w:line="240" w:lineRule="auto"/>
       </w:pPr>
       <w:r>
-        <w:t>However, it is highly recommended to explicitly configure the target option in your </w:t>
-      </w:r>
-      <w:proofErr w:type="spellStart"/>
-      <w:r>
-        <w:t>tsconfig.json</w:t>
-      </w:r>
-      <w:proofErr w:type="spellEnd"/>
-      <w:r>
-        <w:t> file to a more modern version, such as ES2015 (ES6) or higher, to leverage modern JavaScript features and ensure compatibility with your target environment.</w:t>
-      </w:r>
-    </w:p>
-    <w:p>
-      <w:pPr>
-        <w:spacing w:after="0" w:line="240" w:lineRule="auto"/>
-      </w:pPr>
-    </w:p>
-    <w:p>
-      <w:pPr>
-        <w:spacing w:after="0" w:line="240" w:lineRule="auto"/>
-      </w:pPr>
-    </w:p>
-    <w:p>
-      <w:pPr>
-        <w:spacing w:after="0" w:line="240" w:lineRule="auto"/>
-      </w:pPr>
-      <w:r>
-        <w:t xml:space="preserve">We can </w:t>
-      </w:r>
-      <w:proofErr w:type="spellStart"/>
-      <w:r>
-        <w:t>compileTS</w:t>
-      </w:r>
-      <w:proofErr w:type="spellEnd"/>
-      <w:r>
-        <w:t xml:space="preserve"> file with target version </w:t>
-      </w:r>
-      <w:proofErr w:type="gramStart"/>
-      <w:r>
-        <w:t>also..</w:t>
-      </w:r>
-      <w:proofErr w:type="gramEnd"/>
-      <w:r>
-        <w:t xml:space="preserve"> </w:t>
-      </w:r>
-      <w:proofErr w:type="spellStart"/>
-      <w:r>
-        <w:t>lilke</w:t>
-      </w:r>
-      <w:proofErr w:type="spellEnd"/>
-      <w:r>
-        <w:t xml:space="preserve"> es</w:t>
-      </w:r>
-      <w:proofErr w:type="gramStart"/>
-      <w:r>
-        <w:t>3,es4..</w:t>
-      </w:r>
-      <w:proofErr w:type="gramEnd"/>
-      <w:r>
-        <w:t>es6.</w:t>
+        <w:t>However, it is highly recommended to explicitly configure the target option in your tsconfig.json file to a more modern version, such as ES2015 (ES6) or higher, to leverage modern JavaScript features and ensure compatibility with your target environment.</w:t>
+      </w:r>
+    </w:p>
+    <w:p>
+      <w:pPr>
+        <w:spacing w:after="0" w:line="240" w:lineRule="auto"/>
+      </w:pPr>
+    </w:p>
+    <w:p>
+      <w:pPr>
+        <w:spacing w:after="0" w:line="240" w:lineRule="auto"/>
+      </w:pPr>
+    </w:p>
+    <w:p>
+      <w:pPr>
+        <w:spacing w:after="0" w:line="240" w:lineRule="auto"/>
+      </w:pPr>
+      <w:r>
+        <w:t>We can compileTS file with target version also.. lilke es3,es4..es6.</w:t>
       </w:r>
     </w:p>
     <w:tbl>
@@ -1890,15 +1623,7 @@
           </w:tcPr>
           <w:p>
             <w:r>
-              <w:t xml:space="preserve">$ </w:t>
-            </w:r>
-            <w:proofErr w:type="spellStart"/>
-            <w:r>
-              <w:t>tsc</w:t>
-            </w:r>
-            <w:proofErr w:type="spellEnd"/>
-            <w:r>
-              <w:t xml:space="preserve"> </w:t>
+              <w:t xml:space="preserve">$ tsc </w:t>
             </w:r>
             <w:r>
               <w:rPr>
@@ -1942,25 +1667,7 @@
           <w:b/>
           <w:bCs/>
         </w:rPr>
-        <w:t xml:space="preserve">With </w:t>
-      </w:r>
-      <w:proofErr w:type="spellStart"/>
-      <w:proofErr w:type="gramStart"/>
-      <w:r>
-        <w:rPr>
-          <w:b/>
-          <w:bCs/>
-        </w:rPr>
-        <w:t>tsconfig.json</w:t>
-      </w:r>
-      <w:proofErr w:type="spellEnd"/>
-      <w:proofErr w:type="gramEnd"/>
-      <w:r>
-        <w:rPr>
-          <w:b/>
-          <w:bCs/>
-        </w:rPr>
-        <w:t>:</w:t>
+        <w:t>With tsconfig.json:</w:t>
       </w:r>
     </w:p>
     <w:tbl>
@@ -1990,8 +1697,6 @@
             <w:tcW w:w="3485" w:type="dxa"/>
           </w:tcPr>
           <w:p>
-            <w:proofErr w:type="spellStart"/>
-            <w:proofErr w:type="gramStart"/>
             <w:r>
               <w:rPr>
                 <w:b/>
@@ -1999,8 +1704,6 @@
               </w:rPr>
               <w:t>tsconfig.json</w:t>
             </w:r>
-            <w:proofErr w:type="spellEnd"/>
-            <w:proofErr w:type="gramEnd"/>
           </w:p>
         </w:tc>
         <w:tc>
@@ -2021,54 +1724,22 @@
           </w:tcPr>
           <w:p>
             <w:r>
-              <w:t xml:space="preserve">let </w:t>
-            </w:r>
-            <w:proofErr w:type="spellStart"/>
-            <w:r>
-              <w:t>stuName</w:t>
-            </w:r>
-            <w:proofErr w:type="spellEnd"/>
-            <w:r>
-              <w:t>: string = "Azad";</w:t>
-            </w:r>
-          </w:p>
-          <w:p>
-            <w:r>
-              <w:t xml:space="preserve">let </w:t>
-            </w:r>
-            <w:proofErr w:type="spellStart"/>
-            <w:r>
-              <w:t>empName</w:t>
-            </w:r>
-            <w:proofErr w:type="spellEnd"/>
-            <w:r>
-              <w:t>: string = "Kamal";</w:t>
-            </w:r>
-          </w:p>
-          <w:p>
-            <w:r>
-              <w:t>console.log(</w:t>
-            </w:r>
-            <w:proofErr w:type="spellStart"/>
-            <w:r>
-              <w:t>empName</w:t>
-            </w:r>
-            <w:proofErr w:type="spellEnd"/>
-            <w:r>
-              <w:t>);</w:t>
-            </w:r>
-          </w:p>
-          <w:p>
-            <w:r>
-              <w:t>console.log(</w:t>
-            </w:r>
-            <w:proofErr w:type="spellStart"/>
-            <w:r>
-              <w:t>stuName</w:t>
-            </w:r>
-            <w:proofErr w:type="spellEnd"/>
-            <w:r>
-              <w:t>);</w:t>
+              <w:t>let stuName: string = "Azad";</w:t>
+            </w:r>
+          </w:p>
+          <w:p>
+            <w:r>
+              <w:t>let empName: string = "Kamal";</w:t>
+            </w:r>
+          </w:p>
+          <w:p>
+            <w:r>
+              <w:t>console.log(empName);</w:t>
+            </w:r>
+          </w:p>
+          <w:p>
+            <w:r>
+              <w:t>console.log(stuName);</w:t>
             </w:r>
           </w:p>
         </w:tc>
@@ -2107,25 +1778,24 @@
                 <w:bCs/>
                 <w:highlight w:val="yellow"/>
               </w:rPr>
-              <w:t>  "</w:t>
-            </w:r>
-            <w:proofErr w:type="spellStart"/>
-            <w:r>
+              <w:t>  "compilerOptions": {</w:t>
+            </w:r>
+          </w:p>
+          <w:p>
+            <w:pPr>
               <w:rPr>
                 <w:b/>
                 <w:bCs/>
                 <w:highlight w:val="yellow"/>
               </w:rPr>
-              <w:t>compilerOptions</w:t>
-            </w:r>
-            <w:proofErr w:type="spellEnd"/>
+            </w:pPr>
             <w:r>
               <w:rPr>
                 <w:b/>
                 <w:bCs/>
                 <w:highlight w:val="yellow"/>
               </w:rPr>
-              <w:t>": {</w:t>
+              <w:t>    "target": "es2015",</w:t>
             </w:r>
           </w:p>
           <w:p>
@@ -2142,162 +1812,91 @@
                 <w:bCs/>
                 <w:highlight w:val="yellow"/>
               </w:rPr>
-              <w:t>    "target": "es2015",</w:t>
-            </w:r>
-          </w:p>
-          <w:p>
-            <w:pPr>
+              <w:t>    "outDir": "./js"</w:t>
+            </w:r>
+            <w:r>
               <w:rPr>
                 <w:b/>
                 <w:bCs/>
                 <w:highlight w:val="yellow"/>
               </w:rPr>
-            </w:pPr>
-            <w:r>
+              <w:t>,</w:t>
+            </w:r>
+          </w:p>
+          <w:p>
+            <w:pPr>
               <w:rPr>
                 <w:b/>
                 <w:bCs/>
                 <w:highlight w:val="yellow"/>
               </w:rPr>
-              <w:t>    "</w:t>
-            </w:r>
-            <w:proofErr w:type="spellStart"/>
+            </w:pPr>
             <w:r>
               <w:rPr>
                 <w:b/>
                 <w:bCs/>
                 <w:highlight w:val="yellow"/>
               </w:rPr>
-              <w:t>outDir</w:t>
-            </w:r>
-            <w:proofErr w:type="spellEnd"/>
+              <w:t xml:space="preserve">     </w:t>
+            </w:r>
             <w:r>
               <w:rPr>
                 <w:b/>
                 <w:bCs/>
                 <w:highlight w:val="yellow"/>
               </w:rPr>
-              <w:t xml:space="preserve">": </w:t>
-            </w:r>
-            <w:proofErr w:type="gramStart"/>
-            <w:r>
+              <w:t>"strict": true</w:t>
+            </w:r>
+          </w:p>
+          <w:p>
+            <w:pPr>
               <w:rPr>
                 <w:b/>
                 <w:bCs/>
                 <w:highlight w:val="yellow"/>
               </w:rPr>
-              <w:t>"./</w:t>
-            </w:r>
-            <w:proofErr w:type="gramEnd"/>
+            </w:pPr>
             <w:r>
               <w:rPr>
                 <w:b/>
                 <w:bCs/>
                 <w:highlight w:val="yellow"/>
               </w:rPr>
-              <w:t>js"</w:t>
-            </w:r>
-            <w:r>
+              <w:t>  },</w:t>
+            </w:r>
+          </w:p>
+          <w:p>
+            <w:pPr>
               <w:rPr>
                 <w:b/>
                 <w:bCs/>
                 <w:highlight w:val="yellow"/>
               </w:rPr>
-              <w:t>,</w:t>
-            </w:r>
-          </w:p>
-          <w:p>
-            <w:pPr>
+            </w:pPr>
+            <w:r>
               <w:rPr>
                 <w:b/>
                 <w:bCs/>
                 <w:highlight w:val="yellow"/>
               </w:rPr>
-            </w:pPr>
-            <w:r>
+              <w:t>  "include": [</w:t>
+            </w:r>
+          </w:p>
+          <w:p>
+            <w:pPr>
               <w:rPr>
                 <w:b/>
                 <w:bCs/>
                 <w:highlight w:val="yellow"/>
               </w:rPr>
-              <w:t xml:space="preserve">     </w:t>
-            </w:r>
+            </w:pPr>
             <w:r>
               <w:rPr>
                 <w:b/>
                 <w:bCs/>
                 <w:highlight w:val="yellow"/>
               </w:rPr>
-              <w:t>"strict": true</w:t>
-            </w:r>
-          </w:p>
-          <w:p>
-            <w:pPr>
-              <w:rPr>
-                <w:b/>
-                <w:bCs/>
-                <w:highlight w:val="yellow"/>
-              </w:rPr>
-            </w:pPr>
-            <w:r>
-              <w:rPr>
-                <w:b/>
-                <w:bCs/>
-                <w:highlight w:val="yellow"/>
-              </w:rPr>
-              <w:t>  },</w:t>
-            </w:r>
-          </w:p>
-          <w:p>
-            <w:pPr>
-              <w:rPr>
-                <w:b/>
-                <w:bCs/>
-                <w:highlight w:val="yellow"/>
-              </w:rPr>
-            </w:pPr>
-            <w:r>
-              <w:rPr>
-                <w:b/>
-                <w:bCs/>
-                <w:highlight w:val="yellow"/>
-              </w:rPr>
-              <w:t>  "include": [</w:t>
-            </w:r>
-          </w:p>
-          <w:p>
-            <w:pPr>
-              <w:rPr>
-                <w:b/>
-                <w:bCs/>
-                <w:highlight w:val="yellow"/>
-              </w:rPr>
-            </w:pPr>
-            <w:r>
-              <w:rPr>
-                <w:b/>
-                <w:bCs/>
-                <w:highlight w:val="yellow"/>
-              </w:rPr>
-              <w:t>    "</w:t>
-            </w:r>
-            <w:proofErr w:type="spellStart"/>
-            <w:r>
-              <w:rPr>
-                <w:b/>
-                <w:bCs/>
-                <w:highlight w:val="yellow"/>
-              </w:rPr>
-              <w:t>ts</w:t>
-            </w:r>
-            <w:proofErr w:type="spellEnd"/>
-            <w:r>
-              <w:rPr>
-                <w:b/>
-                <w:bCs/>
-                <w:highlight w:val="yellow"/>
-              </w:rPr>
-              <w:t>/*"</w:t>
+              <w:t>    "ts/*"</w:t>
             </w:r>
           </w:p>
           <w:p>
@@ -2342,54 +1941,22 @@
           </w:tcPr>
           <w:p>
             <w:r>
-              <w:t xml:space="preserve">let </w:t>
-            </w:r>
-            <w:proofErr w:type="spellStart"/>
-            <w:r>
-              <w:t>stuName</w:t>
-            </w:r>
-            <w:proofErr w:type="spellEnd"/>
-            <w:r>
-              <w:t xml:space="preserve"> = "Azad";</w:t>
-            </w:r>
-          </w:p>
-          <w:p>
-            <w:r>
-              <w:t xml:space="preserve">let </w:t>
-            </w:r>
-            <w:proofErr w:type="spellStart"/>
-            <w:r>
-              <w:t>empName</w:t>
-            </w:r>
-            <w:proofErr w:type="spellEnd"/>
-            <w:r>
-              <w:t xml:space="preserve"> = "Kamal";</w:t>
-            </w:r>
-          </w:p>
-          <w:p>
-            <w:r>
-              <w:t>console.log(</w:t>
-            </w:r>
-            <w:proofErr w:type="spellStart"/>
-            <w:r>
-              <w:t>empName</w:t>
-            </w:r>
-            <w:proofErr w:type="spellEnd"/>
-            <w:r>
-              <w:t>);</w:t>
-            </w:r>
-          </w:p>
-          <w:p>
-            <w:r>
-              <w:t>console.log(</w:t>
-            </w:r>
-            <w:proofErr w:type="spellStart"/>
-            <w:r>
-              <w:t>stuName</w:t>
-            </w:r>
-            <w:proofErr w:type="spellEnd"/>
-            <w:r>
-              <w:t>);</w:t>
+              <w:t>let stuName = "Azad";</w:t>
+            </w:r>
+          </w:p>
+          <w:p>
+            <w:r>
+              <w:t>let empName = "Kamal";</w:t>
+            </w:r>
+          </w:p>
+          <w:p>
+            <w:r>
+              <w:t>console.log(empName);</w:t>
+            </w:r>
+          </w:p>
+          <w:p>
+            <w:r>
+              <w:t>console.log(stuName);</w:t>
             </w:r>
           </w:p>
           <w:p/>
@@ -2406,88 +1973,37 @@
         <w:spacing w:after="0" w:line="240" w:lineRule="auto"/>
       </w:pPr>
       <w:r>
-        <w:t xml:space="preserve">By using </w:t>
-      </w:r>
-      <w:proofErr w:type="spellStart"/>
-      <w:r>
-        <w:t>tsconfig.jon</w:t>
-      </w:r>
-      <w:proofErr w:type="spellEnd"/>
-      <w:r>
-        <w:t xml:space="preserve"> file we are giving instructions to TSC compiler while converting .</w:t>
-      </w:r>
-      <w:proofErr w:type="spellStart"/>
-      <w:r>
-        <w:t>ts</w:t>
-      </w:r>
-      <w:proofErr w:type="spellEnd"/>
-      <w:r>
-        <w:t xml:space="preserve"> file to .</w:t>
-      </w:r>
-      <w:proofErr w:type="spellStart"/>
-      <w:r>
-        <w:t>js</w:t>
-      </w:r>
-      <w:proofErr w:type="spellEnd"/>
-      <w:r>
-        <w:t xml:space="preserve"> file.</w:t>
-      </w:r>
-    </w:p>
-    <w:p>
-      <w:pPr>
-        <w:spacing w:after="0" w:line="240" w:lineRule="auto"/>
-      </w:pPr>
-    </w:p>
-    <w:p>
-      <w:pPr>
-        <w:spacing w:after="0" w:line="240" w:lineRule="auto"/>
-      </w:pPr>
-      <w:r>
-        <w:t>How to run .</w:t>
-      </w:r>
-      <w:proofErr w:type="spellStart"/>
-      <w:r>
-        <w:t>ts</w:t>
-      </w:r>
-      <w:proofErr w:type="spellEnd"/>
-      <w:r>
-        <w:t xml:space="preserve"> file with </w:t>
-      </w:r>
-      <w:proofErr w:type="spellStart"/>
-      <w:proofErr w:type="gramStart"/>
-      <w:r>
-        <w:t>tsconfig.json</w:t>
-      </w:r>
-      <w:proofErr w:type="spellEnd"/>
-      <w:proofErr w:type="gramEnd"/>
-      <w:r>
-        <w:t xml:space="preserve">? </w:t>
-      </w:r>
-    </w:p>
-    <w:p>
-      <w:pPr>
-        <w:spacing w:after="0" w:line="240" w:lineRule="auto"/>
-        <w:rPr>
-          <w:b/>
-          <w:bCs/>
-        </w:rPr>
-      </w:pPr>
-      <w:r>
-        <w:rPr>
-          <w:b/>
-          <w:bCs/>
-        </w:rPr>
-        <w:t xml:space="preserve">$ </w:t>
-      </w:r>
-      <w:proofErr w:type="spellStart"/>
-      <w:r>
-        <w:rPr>
-          <w:b/>
-          <w:bCs/>
-        </w:rPr>
-        <w:t>tsc</w:t>
-      </w:r>
-      <w:proofErr w:type="spellEnd"/>
+        <w:t>By using tsconfig.jon file we are giving instructions to TSC compiler while converting .ts file to .js file.</w:t>
+      </w:r>
+    </w:p>
+    <w:p>
+      <w:pPr>
+        <w:spacing w:after="0" w:line="240" w:lineRule="auto"/>
+      </w:pPr>
+    </w:p>
+    <w:p>
+      <w:pPr>
+        <w:spacing w:after="0" w:line="240" w:lineRule="auto"/>
+      </w:pPr>
+      <w:r>
+        <w:t xml:space="preserve">How to run .ts file with tsconfig.json? </w:t>
+      </w:r>
+    </w:p>
+    <w:p>
+      <w:pPr>
+        <w:spacing w:after="0" w:line="240" w:lineRule="auto"/>
+        <w:rPr>
+          <w:b/>
+          <w:bCs/>
+        </w:rPr>
+      </w:pPr>
+      <w:r>
+        <w:rPr>
+          <w:b/>
+          <w:bCs/>
+        </w:rPr>
+        <w:t xml:space="preserve">$ tsc </w:t>
+      </w:r>
       <w:r>
         <w:rPr>
           <w:b/>
@@ -2495,367 +2011,153 @@
         </w:rPr>
         <w:t xml:space="preserve"> </w:t>
       </w:r>
-      <w:r>
-        <w:rPr>
-          <w:b/>
-          <w:bCs/>
-        </w:rPr>
+    </w:p>
+    <w:p>
+      <w:pPr>
+        <w:spacing w:after="0" w:line="240" w:lineRule="auto"/>
+      </w:pPr>
+      <w:r>
+        <w:tab/>
+      </w:r>
+      <w:r>
+        <w:sym w:font="Wingdings" w:char="F0E8"/>
+      </w:r>
+      <w:r>
         <w:t xml:space="preserve"> </w:t>
       </w:r>
-    </w:p>
-    <w:p>
-      <w:pPr>
-        <w:spacing w:after="0" w:line="240" w:lineRule="auto"/>
-      </w:pPr>
-      <w:r>
-        <w:tab/>
-      </w:r>
-      <w:r>
-        <w:sym w:font="Wingdings" w:char="F0E8"/>
-      </w:r>
-      <w:r>
-        <w:t xml:space="preserve"> </w:t>
-      </w:r>
       <w:r>
         <w:rPr>
           <w:b/>
           <w:bCs/>
           <w:highlight w:val="yellow"/>
         </w:rPr>
-        <w:t xml:space="preserve">here </w:t>
-      </w:r>
-      <w:proofErr w:type="spellStart"/>
+        <w:t>here tsc command always looks for “tsconfig.json” file.</w:t>
+      </w:r>
       <w:r>
         <w:rPr>
           <w:b/>
           <w:bCs/>
           <w:highlight w:val="yellow"/>
         </w:rPr>
-        <w:t>tsc</w:t>
-      </w:r>
-      <w:proofErr w:type="spellEnd"/>
+        <w:t xml:space="preserve"> If this file is not found this command will display all TS compiler options.</w:t>
+      </w:r>
+      <w:r>
+        <w:rPr>
+          <w:b/>
+          <w:bCs/>
+        </w:rPr>
+        <w:t xml:space="preserve"> If it finds tsconfig.son file it will parse</w:t>
+      </w:r>
+      <w:r>
+        <w:rPr>
+          <w:b/>
+          <w:bCs/>
+        </w:rPr>
+        <w:t>[syntax checking</w:t>
+      </w:r>
+      <w:r>
+        <w:rPr>
+          <w:b/>
+          <w:bCs/>
+        </w:rPr>
+        <w:t xml:space="preserve"> in tsconfig.json file</w:t>
+      </w:r>
+      <w:r>
+        <w:rPr>
+          <w:b/>
+          <w:bCs/>
+        </w:rPr>
+        <w:t>]</w:t>
+      </w:r>
+      <w:r>
+        <w:rPr>
+          <w:b/>
+          <w:bCs/>
+        </w:rPr>
+        <w:t xml:space="preserve"> and process the options provided in this json file.</w:t>
+      </w:r>
+    </w:p>
+    <w:p>
+      <w:pPr>
+        <w:spacing w:after="0" w:line="240" w:lineRule="auto"/>
+      </w:pPr>
+    </w:p>
+    <w:p>
+      <w:pPr>
+        <w:spacing w:after="0" w:line="240" w:lineRule="auto"/>
+      </w:pPr>
+      <w:r>
+        <w:rPr>
+          <w:b/>
+          <w:bCs/>
+        </w:rPr>
+        <w:t>"include": ["ts/*"]</w:t>
+      </w:r>
+      <w:r>
+        <w:rPr>
+          <w:b/>
+          <w:bCs/>
+        </w:rPr>
+        <w:t xml:space="preserve"> : </w:t>
+      </w:r>
+      <w:r>
+        <w:t>Specifies which files to include in compilation, it is source code folder indication.</w:t>
+      </w:r>
+    </w:p>
+    <w:p>
+      <w:pPr>
+        <w:spacing w:after="0" w:line="240" w:lineRule="auto"/>
+      </w:pPr>
+      <w:r>
+        <w:rPr>
+          <w:b/>
+          <w:bCs/>
+        </w:rPr>
+        <w:t>outDir:</w:t>
+      </w:r>
+      <w:r>
+        <w:t xml:space="preserve"> what ever the compiled .js files are there, all js files will be kept inside js folder.</w:t>
+      </w:r>
+    </w:p>
+    <w:p>
+      <w:pPr>
+        <w:spacing w:after="0" w:line="240" w:lineRule="auto"/>
+      </w:pPr>
+      <w:r>
+        <w:rPr>
+          <w:b/>
+          <w:bCs/>
+        </w:rPr>
+        <w:t>"strict": true</w:t>
+      </w:r>
+      <w:r>
+        <w:rPr>
+          <w:b/>
+          <w:bCs/>
+        </w:rPr>
+        <w:t xml:space="preserve"> : </w:t>
+      </w:r>
+      <w:r>
+        <w:t xml:space="preserve">it will make js as strict mode, adds </w:t>
+      </w:r>
       <w:r>
         <w:rPr>
           <w:b/>
           <w:bCs/>
           <w:highlight w:val="yellow"/>
         </w:rPr>
-        <w:t xml:space="preserve"> command always looks for “</w:t>
-      </w:r>
-      <w:proofErr w:type="spellStart"/>
-      <w:proofErr w:type="gramStart"/>
+        <w:t>“use strict”</w:t>
+      </w:r>
       <w:r>
         <w:rPr>
           <w:b/>
           <w:bCs/>
           <w:highlight w:val="yellow"/>
         </w:rPr>
-        <w:t>tsconfig.json</w:t>
-      </w:r>
-      <w:proofErr w:type="spellEnd"/>
-      <w:proofErr w:type="gramEnd"/>
-      <w:r>
-        <w:rPr>
-          <w:b/>
-          <w:bCs/>
-          <w:highlight w:val="yellow"/>
-        </w:rPr>
-        <w:t>” file.</w:t>
-      </w:r>
-      <w:r>
-        <w:rPr>
-          <w:b/>
-          <w:bCs/>
-          <w:highlight w:val="yellow"/>
-        </w:rPr>
-        <w:t xml:space="preserve"> If this file is not found this command will display all TS compiler options.</w:t>
-      </w:r>
-      <w:r>
-        <w:rPr>
-          <w:b/>
-          <w:bCs/>
-        </w:rPr>
-        <w:t xml:space="preserve"> If it finds </w:t>
-      </w:r>
-      <w:proofErr w:type="spellStart"/>
-      <w:r>
-        <w:rPr>
-          <w:b/>
-          <w:bCs/>
-        </w:rPr>
-        <w:t>tsconfig.son</w:t>
-      </w:r>
-      <w:proofErr w:type="spellEnd"/>
-      <w:r>
-        <w:rPr>
-          <w:b/>
-          <w:bCs/>
-        </w:rPr>
-        <w:t xml:space="preserve"> file it will </w:t>
-      </w:r>
-      <w:proofErr w:type="gramStart"/>
-      <w:r>
-        <w:rPr>
-          <w:b/>
-          <w:bCs/>
-        </w:rPr>
-        <w:t>parse</w:t>
-      </w:r>
-      <w:r>
-        <w:rPr>
-          <w:b/>
-          <w:bCs/>
-        </w:rPr>
-        <w:t>[</w:t>
-      </w:r>
-      <w:proofErr w:type="gramEnd"/>
-      <w:r>
-        <w:rPr>
-          <w:b/>
-          <w:bCs/>
-        </w:rPr>
-        <w:t>syntax checking</w:t>
-      </w:r>
-      <w:r>
-        <w:rPr>
-          <w:b/>
-          <w:bCs/>
-        </w:rPr>
-        <w:t xml:space="preserve"> in </w:t>
-      </w:r>
-      <w:proofErr w:type="spellStart"/>
-      <w:r>
-        <w:rPr>
-          <w:b/>
-          <w:bCs/>
-        </w:rPr>
-        <w:t>tsconfig.json</w:t>
-      </w:r>
-      <w:proofErr w:type="spellEnd"/>
-      <w:r>
-        <w:rPr>
-          <w:b/>
-          <w:bCs/>
-        </w:rPr>
-        <w:t xml:space="preserve"> file</w:t>
-      </w:r>
-      <w:r>
-        <w:rPr>
-          <w:b/>
-          <w:bCs/>
-        </w:rPr>
-        <w:t>]</w:t>
-      </w:r>
-      <w:r>
-        <w:rPr>
-          <w:b/>
-          <w:bCs/>
-        </w:rPr>
-        <w:t xml:space="preserve"> and process the options provided in this </w:t>
-      </w:r>
-      <w:proofErr w:type="spellStart"/>
-      <w:r>
-        <w:rPr>
-          <w:b/>
-          <w:bCs/>
-        </w:rPr>
-        <w:t>json</w:t>
-      </w:r>
-      <w:proofErr w:type="spellEnd"/>
-      <w:r>
-        <w:rPr>
-          <w:b/>
-          <w:bCs/>
-        </w:rPr>
-        <w:t xml:space="preserve"> file.</w:t>
-      </w:r>
-    </w:p>
-    <w:p>
-      <w:pPr>
-        <w:spacing w:after="0" w:line="240" w:lineRule="auto"/>
-      </w:pPr>
-    </w:p>
-    <w:p>
-      <w:pPr>
-        <w:spacing w:after="0" w:line="240" w:lineRule="auto"/>
-      </w:pPr>
-      <w:r>
-        <w:rPr>
-          <w:b/>
-          <w:bCs/>
-        </w:rPr>
-        <w:t>"include": ["</w:t>
-      </w:r>
-      <w:proofErr w:type="spellStart"/>
-      <w:r>
-        <w:rPr>
-          <w:b/>
-          <w:bCs/>
-        </w:rPr>
-        <w:t>ts</w:t>
-      </w:r>
-      <w:proofErr w:type="spellEnd"/>
-      <w:r>
-        <w:rPr>
-          <w:b/>
-          <w:bCs/>
-        </w:rPr>
-        <w:t>/*"</w:t>
-      </w:r>
-      <w:proofErr w:type="gramStart"/>
-      <w:r>
-        <w:rPr>
-          <w:b/>
-          <w:bCs/>
-        </w:rPr>
-        <w:t>]</w:t>
-      </w:r>
-      <w:r>
-        <w:rPr>
-          <w:b/>
-          <w:bCs/>
-        </w:rPr>
-        <w:t xml:space="preserve"> :</w:t>
-      </w:r>
-      <w:proofErr w:type="gramEnd"/>
-      <w:r>
-        <w:rPr>
-          <w:b/>
-          <w:bCs/>
-        </w:rPr>
-        <w:t xml:space="preserve"> </w:t>
-      </w:r>
-      <w:r>
-        <w:t>Specifies which files to include in compilation, it is source code folder indication.</w:t>
-      </w:r>
-    </w:p>
-    <w:p>
-      <w:pPr>
-        <w:spacing w:after="0" w:line="240" w:lineRule="auto"/>
-      </w:pPr>
-      <w:proofErr w:type="spellStart"/>
-      <w:r>
-        <w:rPr>
-          <w:b/>
-          <w:bCs/>
-        </w:rPr>
-        <w:t>outDir</w:t>
-      </w:r>
-      <w:proofErr w:type="spellEnd"/>
-      <w:r>
-        <w:rPr>
-          <w:b/>
-          <w:bCs/>
-        </w:rPr>
-        <w:t>:</w:t>
-      </w:r>
-      <w:r>
-        <w:t xml:space="preserve"> </w:t>
-      </w:r>
-      <w:proofErr w:type="spellStart"/>
-      <w:r>
-        <w:t>what ever</w:t>
-      </w:r>
-      <w:proofErr w:type="spellEnd"/>
-      <w:r>
-        <w:t xml:space="preserve"> the compiled .</w:t>
-      </w:r>
-      <w:proofErr w:type="spellStart"/>
-      <w:r>
-        <w:t>js</w:t>
-      </w:r>
-      <w:proofErr w:type="spellEnd"/>
-      <w:r>
-        <w:t xml:space="preserve"> files are there, all </w:t>
-      </w:r>
-      <w:proofErr w:type="spellStart"/>
-      <w:r>
-        <w:t>js</w:t>
-      </w:r>
-      <w:proofErr w:type="spellEnd"/>
-      <w:r>
-        <w:t xml:space="preserve"> files will be kept inside </w:t>
-      </w:r>
-      <w:proofErr w:type="spellStart"/>
-      <w:r>
-        <w:t>js</w:t>
-      </w:r>
-      <w:proofErr w:type="spellEnd"/>
-      <w:r>
-        <w:t xml:space="preserve"> folder.</w:t>
-      </w:r>
-    </w:p>
-    <w:p>
-      <w:pPr>
-        <w:spacing w:after="0" w:line="240" w:lineRule="auto"/>
-      </w:pPr>
-      <w:r>
-        <w:rPr>
-          <w:b/>
-          <w:bCs/>
-        </w:rPr>
-        <w:t xml:space="preserve">"strict": </w:t>
-      </w:r>
-      <w:proofErr w:type="gramStart"/>
-      <w:r>
-        <w:rPr>
-          <w:b/>
-          <w:bCs/>
-        </w:rPr>
-        <w:t>true</w:t>
-      </w:r>
-      <w:r>
-        <w:rPr>
-          <w:b/>
-          <w:bCs/>
-        </w:rPr>
-        <w:t xml:space="preserve"> :</w:t>
-      </w:r>
-      <w:proofErr w:type="gramEnd"/>
-      <w:r>
-        <w:rPr>
-          <w:b/>
-          <w:bCs/>
-        </w:rPr>
-        <w:t xml:space="preserve"> </w:t>
-      </w:r>
-      <w:r>
-        <w:t xml:space="preserve">it will make </w:t>
-      </w:r>
-      <w:proofErr w:type="spellStart"/>
-      <w:r>
-        <w:t>js</w:t>
-      </w:r>
-      <w:proofErr w:type="spellEnd"/>
-      <w:r>
-        <w:t xml:space="preserve"> as strict mode, adds </w:t>
-      </w:r>
-      <w:r>
-        <w:rPr>
-          <w:b/>
-          <w:bCs/>
-          <w:highlight w:val="yellow"/>
-        </w:rPr>
-        <w:t>“use strict”</w:t>
-      </w:r>
-      <w:r>
-        <w:rPr>
-          <w:b/>
-          <w:bCs/>
-          <w:highlight w:val="yellow"/>
-        </w:rPr>
         <w:t>;</w:t>
       </w:r>
       <w:r>
-        <w:t xml:space="preserve"> in compiles </w:t>
-      </w:r>
-      <w:proofErr w:type="spellStart"/>
-      <w:r>
-        <w:t>js</w:t>
-      </w:r>
-      <w:proofErr w:type="spellEnd"/>
-      <w:r>
-        <w:t xml:space="preserve"> file.</w:t>
+        <w:t xml:space="preserve"> in compiles js file.</w:t>
       </w:r>
     </w:p>
     <w:p>
@@ -2889,33 +2191,11 @@
           <w:b/>
           <w:bCs/>
         </w:rPr>
-        <w:t xml:space="preserve">$ </w:t>
-      </w:r>
-      <w:proofErr w:type="spellStart"/>
-      <w:proofErr w:type="gramStart"/>
-      <w:r>
-        <w:rPr>
-          <w:b/>
-          <w:bCs/>
-        </w:rPr>
-        <w:t>tsc</w:t>
-      </w:r>
-      <w:proofErr w:type="spellEnd"/>
-      <w:r>
-        <w:rPr>
-          <w:b/>
-          <w:bCs/>
-        </w:rPr>
-        <w:t xml:space="preserve"> </w:t>
-      </w:r>
-      <w:r>
-        <w:t xml:space="preserve"> command</w:t>
-      </w:r>
-      <w:proofErr w:type="gramEnd"/>
-      <w:r>
-        <w:t xml:space="preserve"> will automatically locate the </w:t>
-      </w:r>
-      <w:proofErr w:type="spellStart"/>
+        <w:t xml:space="preserve">$ tsc </w:t>
+      </w:r>
+      <w:r>
+        <w:t xml:space="preserve"> command will automatically locate the </w:t>
+      </w:r>
       <w:r>
         <w:rPr>
           <w:b/>
@@ -2923,67 +2203,16 @@
         </w:rPr>
         <w:t>tsconfig.json</w:t>
       </w:r>
-      <w:proofErr w:type="spellEnd"/>
-      <w:r>
-        <w:t> file in the current or parent directories and apply its configurations (e.g., target, </w:t>
-      </w:r>
-      <w:proofErr w:type="spellStart"/>
-      <w:r>
-        <w:t>outDir</w:t>
-      </w:r>
-      <w:proofErr w:type="spellEnd"/>
-      <w:r>
-        <w:t>, include, exclude) to compile your .</w:t>
-      </w:r>
-      <w:proofErr w:type="spellStart"/>
-      <w:r>
-        <w:t>ts</w:t>
-      </w:r>
-      <w:proofErr w:type="spellEnd"/>
-      <w:r>
-        <w:t> files into .</w:t>
-      </w:r>
-      <w:proofErr w:type="spellStart"/>
-      <w:r>
-        <w:t>js</w:t>
-      </w:r>
-      <w:proofErr w:type="spellEnd"/>
-      <w:r>
-        <w:t> files. The compiled JavaScript files will be placed in the directory specified by the </w:t>
-      </w:r>
-      <w:proofErr w:type="spellStart"/>
-      <w:r>
-        <w:t>outDir</w:t>
-      </w:r>
-      <w:proofErr w:type="spellEnd"/>
-      <w:r>
-        <w:t> option in your </w:t>
-      </w:r>
-      <w:proofErr w:type="spellStart"/>
-      <w:proofErr w:type="gramStart"/>
-      <w:r>
-        <w:t>tsconfig.json</w:t>
-      </w:r>
-      <w:proofErr w:type="spellEnd"/>
-      <w:proofErr w:type="gramEnd"/>
-      <w:r>
-        <w:t>.</w:t>
-      </w:r>
-    </w:p>
-    <w:p>
-      <w:pPr>
-        <w:spacing w:after="0" w:line="240" w:lineRule="auto"/>
-      </w:pPr>
-      <w:r>
-        <w:t>Once the TypeScript code is compiled into JavaScript, you can run the resulting .</w:t>
-      </w:r>
-      <w:proofErr w:type="spellStart"/>
-      <w:r>
-        <w:t>js</w:t>
-      </w:r>
-      <w:proofErr w:type="spellEnd"/>
-      <w:r>
-        <w:t> files using Node.js. </w:t>
+      <w:r>
+        <w:t> file in the current or parent directories and apply its configurations (e.g., target, outDir, include, exclude) to compile your .ts files into .js files. The compiled JavaScript files will be placed in the directory specified by the outDir option in your tsconfig.json.</w:t>
+      </w:r>
+    </w:p>
+    <w:p>
+      <w:pPr>
+        <w:spacing w:after="0" w:line="240" w:lineRule="auto"/>
+      </w:pPr>
+      <w:r>
+        <w:t>Once the TypeScript code is compiled into JavaScript, you can run the resulting .js files using Node.js. </w:t>
       </w:r>
     </w:p>
     <w:p>
@@ -3017,15 +2246,7 @@
               <w:t>node</w:t>
             </w:r>
             <w:r>
-              <w:t xml:space="preserve"> </w:t>
-            </w:r>
-            <w:proofErr w:type="spellStart"/>
-            <w:r>
-              <w:t>js</w:t>
-            </w:r>
-            <w:proofErr w:type="spellEnd"/>
-            <w:r>
-              <w:t>/test1</w:t>
+              <w:t xml:space="preserve"> js/test1</w:t>
             </w:r>
             <w:r>
               <w:rPr>
@@ -3046,23 +2267,7 @@
         <w:t>Above command used to run JS file on command prompt / terminal.</w:t>
       </w:r>
       <w:r>
-        <w:t xml:space="preserve"> </w:t>
-      </w:r>
-      <w:proofErr w:type="gramStart"/>
-      <w:r>
-        <w:t>Usually</w:t>
-      </w:r>
-      <w:proofErr w:type="gramEnd"/>
-      <w:r>
-        <w:t xml:space="preserve"> we always run .</w:t>
-      </w:r>
-      <w:proofErr w:type="spellStart"/>
-      <w:r>
-        <w:t>js</w:t>
-      </w:r>
-      <w:proofErr w:type="spellEnd"/>
-      <w:r>
-        <w:t xml:space="preserve"> file in browser.</w:t>
+        <w:t xml:space="preserve"> Usually we always run .js file in browser.</w:t>
       </w:r>
     </w:p>
     <w:p>
@@ -3101,21 +2306,8 @@
         <w:spacing w:after="0" w:line="240" w:lineRule="auto"/>
       </w:pPr>
       <w:r>
-        <w:t xml:space="preserve">$ </w:t>
-      </w:r>
-      <w:proofErr w:type="spellStart"/>
-      <w:r>
-        <w:t>tsc</w:t>
-      </w:r>
-      <w:proofErr w:type="spellEnd"/>
-      <w:r>
-        <w:t xml:space="preserve"> </w:t>
-      </w:r>
-      <w:proofErr w:type="spellStart"/>
-      <w:r>
-        <w:t>fineName.ts</w:t>
-      </w:r>
-      <w:proofErr w:type="spellEnd"/>
+        <w:t>$ tsc fineName.ts</w:t>
+      </w:r>
     </w:p>
     <w:p>
       <w:pPr>
@@ -3127,15 +2319,7 @@
         <w:spacing w:after="0" w:line="240" w:lineRule="auto"/>
       </w:pPr>
       <w:r>
-        <w:t xml:space="preserve">$ </w:t>
-      </w:r>
-      <w:proofErr w:type="spellStart"/>
-      <w:r>
-        <w:t>tsc</w:t>
-      </w:r>
-      <w:proofErr w:type="spellEnd"/>
-      <w:r>
-        <w:t xml:space="preserve"> </w:t>
+        <w:t xml:space="preserve">$ tsc </w:t>
       </w:r>
       <w:r>
         <w:t>--</w:t>
@@ -3154,15 +2338,7 @@
         <w:spacing w:after="0" w:line="240" w:lineRule="auto"/>
       </w:pPr>
       <w:r>
-        <w:t xml:space="preserve">Using </w:t>
-      </w:r>
-      <w:proofErr w:type="spellStart"/>
-      <w:r>
-        <w:t>tsconfig.json</w:t>
-      </w:r>
-      <w:proofErr w:type="spellEnd"/>
-      <w:r>
-        <w:t xml:space="preserve"> file.</w:t>
+        <w:t>Using tsconfig.json file.</w:t>
       </w:r>
       <w:r>
         <w:t xml:space="preserve"> [Best and recommended way]</w:t>
@@ -3213,28 +2389,12 @@
           </w:tcPr>
           <w:p>
             <w:r>
-              <w:t xml:space="preserve">let </w:t>
-            </w:r>
-            <w:proofErr w:type="spellStart"/>
-            <w:r>
-              <w:t>empName</w:t>
-            </w:r>
-            <w:proofErr w:type="spellEnd"/>
-            <w:r>
-              <w:t>: string = "kamal";</w:t>
-            </w:r>
-          </w:p>
-          <w:p>
-            <w:r>
-              <w:t>console.log(</w:t>
-            </w:r>
-            <w:proofErr w:type="spellStart"/>
-            <w:r>
-              <w:t>empName</w:t>
-            </w:r>
-            <w:proofErr w:type="spellEnd"/>
-            <w:r>
-              <w:t>);</w:t>
+              <w:t>let empName: string = "kamal";</w:t>
+            </w:r>
+          </w:p>
+          <w:p>
+            <w:r>
+              <w:t>console.log(empName);</w:t>
             </w:r>
           </w:p>
           <w:p/>
@@ -3244,13 +2404,8 @@
             </w:r>
           </w:p>
           <w:p>
-            <w:proofErr w:type="gramStart"/>
-            <w:r>
-              <w:t>console.log(</w:t>
-            </w:r>
-            <w:proofErr w:type="gramEnd"/>
-            <w:r>
-              <w:t>EMPNAME);</w:t>
+            <w:r>
+              <w:t>console.log(EMPNAME);</w:t>
             </w:r>
           </w:p>
         </w:tc>
@@ -3335,19 +2490,13 @@
           </w:tcPr>
           <w:p>
             <w:r>
-              <w:t xml:space="preserve">class </w:t>
-            </w:r>
-            <w:proofErr w:type="gramStart"/>
-            <w:r>
-              <w:t>Employee{</w:t>
-            </w:r>
-            <w:proofErr w:type="gramEnd"/>
+              <w:t>class Employee{</w:t>
+            </w:r>
           </w:p>
           <w:p>
             <w:r>
               <w:t xml:space="preserve">    </w:t>
             </w:r>
-            <w:proofErr w:type="gramStart"/>
             <w:r>
               <w:rPr>
                 <w:b/>
@@ -3356,11 +2505,7 @@
               <w:t>constructor</w:t>
             </w:r>
             <w:r>
-              <w:t>(</w:t>
-            </w:r>
-            <w:proofErr w:type="spellStart"/>
-            <w:r>
-              <w:t>employeeName</w:t>
+              <w:t>(employeeName</w:t>
             </w:r>
             <w:r>
               <w:rPr>
@@ -3369,15 +2514,8 @@
               </w:rPr>
               <w:t>:string</w:t>
             </w:r>
-            <w:proofErr w:type="spellEnd"/>
-            <w:proofErr w:type="gramEnd"/>
-            <w:r>
-              <w:t xml:space="preserve">, </w:t>
-            </w:r>
-            <w:proofErr w:type="spellStart"/>
-            <w:proofErr w:type="gramStart"/>
-            <w:r>
-              <w:t>employeeId</w:t>
+            <w:r>
+              <w:t>, employeeId</w:t>
             </w:r>
             <w:r>
               <w:rPr>
@@ -3386,171 +2524,70 @@
               </w:rPr>
               <w:t>:number</w:t>
             </w:r>
-            <w:proofErr w:type="spellEnd"/>
             <w:r>
               <w:t>){</w:t>
             </w:r>
-            <w:proofErr w:type="gramEnd"/>
-          </w:p>
-          <w:p>
-            <w:r>
-              <w:t xml:space="preserve">        </w:t>
-            </w:r>
-            <w:proofErr w:type="gramStart"/>
-            <w:r>
-              <w:t>console.log(</w:t>
-            </w:r>
-            <w:proofErr w:type="gramEnd"/>
-            <w:r>
-              <w:t xml:space="preserve">`This is </w:t>
-            </w:r>
-            <w:proofErr w:type="gramStart"/>
-            <w:r>
-              <w:t>constructor..!</w:t>
-            </w:r>
-            <w:proofErr w:type="gramEnd"/>
-            <w:r>
-              <w:t xml:space="preserve"> - </w:t>
+          </w:p>
+          <w:p>
+            <w:r>
+              <w:t xml:space="preserve">        console.log(`This is constructor..! - </w:t>
             </w:r>
             <w:r>
               <w:rPr>
                 <w:b/>
                 <w:bCs/>
               </w:rPr>
-              <w:t>${</w:t>
-            </w:r>
-            <w:proofErr w:type="spellStart"/>
+              <w:t>${employeeName} - ${employeeId}</w:t>
+            </w:r>
+            <w:r>
+              <w:t>`);        </w:t>
+            </w:r>
+          </w:p>
+          <w:p>
+            <w:r>
+              <w:t>    }</w:t>
+            </w:r>
+          </w:p>
+          <w:p/>
+          <w:p>
+            <w:r>
+              <w:t>    greetings(value: string</w:t>
+            </w:r>
             <w:r>
               <w:rPr>
                 <w:b/>
                 <w:bCs/>
               </w:rPr>
-              <w:t>employeeName</w:t>
-            </w:r>
-            <w:proofErr w:type="spellEnd"/>
-            <w:r>
-              <w:rPr>
-                <w:b/>
-                <w:bCs/>
-              </w:rPr>
-              <w:t>} - ${</w:t>
-            </w:r>
-            <w:proofErr w:type="spellStart"/>
-            <w:r>
-              <w:rPr>
-                <w:b/>
-                <w:bCs/>
-              </w:rPr>
-              <w:t>employeeId</w:t>
-            </w:r>
-            <w:proofErr w:type="spellEnd"/>
-            <w:r>
-              <w:rPr>
-                <w:b/>
-                <w:bCs/>
-              </w:rPr>
+              <w:t>): string</w:t>
+            </w:r>
+            <w:r>
+              <w:t>{</w:t>
+            </w:r>
+          </w:p>
+          <w:p>
+            <w:r>
+              <w:t>        return "Hi ..welcome to TS!"</w:t>
+            </w:r>
+          </w:p>
+          <w:p>
+            <w:r>
+              <w:t>    }</w:t>
+            </w:r>
+          </w:p>
+          <w:p>
+            <w:r>
               <w:t>}</w:t>
             </w:r>
-            <w:r>
-              <w:t>`);        </w:t>
-            </w:r>
-          </w:p>
-          <w:p>
-            <w:r>
-              <w:t>    }</w:t>
-            </w:r>
           </w:p>
           <w:p/>
           <w:p>
             <w:r>
-              <w:t xml:space="preserve">    </w:t>
-            </w:r>
-            <w:proofErr w:type="gramStart"/>
-            <w:r>
-              <w:t>greetings(</w:t>
-            </w:r>
-            <w:proofErr w:type="gramEnd"/>
-            <w:r>
-              <w:t>value: string</w:t>
-            </w:r>
-            <w:r>
-              <w:rPr>
-                <w:b/>
-                <w:bCs/>
-              </w:rPr>
-              <w:t xml:space="preserve">): </w:t>
-            </w:r>
-            <w:proofErr w:type="gramStart"/>
-            <w:r>
-              <w:rPr>
-                <w:b/>
-                <w:bCs/>
-              </w:rPr>
-              <w:t>string</w:t>
-            </w:r>
-            <w:r>
-              <w:t>{</w:t>
-            </w:r>
-            <w:proofErr w:type="gramEnd"/>
-          </w:p>
-          <w:p>
-            <w:r>
-              <w:t>        return "Hi</w:t>
-            </w:r>
-            <w:proofErr w:type="gramStart"/>
-            <w:r>
-              <w:t xml:space="preserve"> ..</w:t>
-            </w:r>
-            <w:proofErr w:type="gramEnd"/>
-            <w:r>
-              <w:t>welcome to TS!"</w:t>
-            </w:r>
-          </w:p>
-          <w:p>
-            <w:r>
-              <w:t>    }</w:t>
-            </w:r>
-          </w:p>
-          <w:p>
-            <w:r>
-              <w:t>}</w:t>
-            </w:r>
-          </w:p>
-          <w:p/>
-          <w:p>
-            <w:r>
-              <w:t xml:space="preserve">let </w:t>
-            </w:r>
-            <w:proofErr w:type="spellStart"/>
-            <w:r>
-              <w:t>empRef</w:t>
-            </w:r>
-            <w:proofErr w:type="spellEnd"/>
-            <w:r>
-              <w:t xml:space="preserve"> = new Employee("kamal",12);</w:t>
-            </w:r>
-          </w:p>
-          <w:p>
-            <w:proofErr w:type="gramStart"/>
-            <w:r>
-              <w:t>console.log(</w:t>
-            </w:r>
-            <w:proofErr w:type="spellStart"/>
-            <w:proofErr w:type="gramEnd"/>
-            <w:r>
-              <w:t>empRef.greetings</w:t>
-            </w:r>
-            <w:proofErr w:type="spellEnd"/>
-            <w:r>
-              <w:t>("</w:t>
-            </w:r>
-            <w:proofErr w:type="spellStart"/>
-            <w:r>
-              <w:t>hiiiiii</w:t>
-            </w:r>
-            <w:proofErr w:type="spellEnd"/>
-            <w:r>
-              <w:t>"));</w:t>
+              <w:t>let empRef = new Employee("kamal",12);</w:t>
+            </w:r>
+          </w:p>
+          <w:p>
+            <w:r>
+              <w:t>console.log(empRef.greetings("hiiiiii"));</w:t>
             </w:r>
           </w:p>
         </w:tc>
@@ -3561,44 +2598,22 @@
         <w:spacing w:after="0" w:line="240" w:lineRule="auto"/>
       </w:pPr>
       <w:r>
-        <w:t xml:space="preserve">$ </w:t>
-      </w:r>
-      <w:proofErr w:type="spellStart"/>
-      <w:r>
-        <w:t>tsc</w:t>
-      </w:r>
-      <w:proofErr w:type="spellEnd"/>
-    </w:p>
-    <w:p>
-      <w:pPr>
-        <w:spacing w:after="0" w:line="240" w:lineRule="auto"/>
-      </w:pPr>
-      <w:proofErr w:type="spellStart"/>
-      <w:r>
-        <w:rPr>
-          <w:b/>
-          <w:bCs/>
-        </w:rPr>
-        <w:t>tsc</w:t>
-      </w:r>
-      <w:proofErr w:type="spellEnd"/>
-      <w:r>
-        <w:rPr>
-          <w:b/>
-          <w:bCs/>
-        </w:rPr>
-        <w:t xml:space="preserve"> </w:t>
-      </w:r>
-      <w:r>
-        <w:t xml:space="preserve">command first checks for </w:t>
-      </w:r>
-      <w:proofErr w:type="spellStart"/>
-      <w:r>
-        <w:t>tsconig.json</w:t>
-      </w:r>
-      <w:proofErr w:type="spellEnd"/>
-      <w:r>
-        <w:t xml:space="preserve"> file and executes all options in that Json file.</w:t>
+        <w:t>$ tsc</w:t>
+      </w:r>
+    </w:p>
+    <w:p>
+      <w:pPr>
+        <w:spacing w:after="0" w:line="240" w:lineRule="auto"/>
+      </w:pPr>
+      <w:r>
+        <w:rPr>
+          <w:b/>
+          <w:bCs/>
+        </w:rPr>
+        <w:t xml:space="preserve">tsc </w:t>
+      </w:r>
+      <w:r>
+        <w:t>command first checks for tsconig.json file and executes all options in that Json file.</w:t>
       </w:r>
     </w:p>
     <w:p>
@@ -3658,23 +2673,7 @@
         <w:spacing w:after="0" w:line="240" w:lineRule="auto"/>
       </w:pPr>
       <w:r>
-        <w:t xml:space="preserve">$ </w:t>
-      </w:r>
-      <w:proofErr w:type="spellStart"/>
-      <w:r>
-        <w:t>tsc</w:t>
-      </w:r>
-      <w:proofErr w:type="spellEnd"/>
-      <w:r>
-        <w:t xml:space="preserve"> </w:t>
-      </w:r>
-      <w:proofErr w:type="spellStart"/>
-      <w:r>
-        <w:t>filename.ts</w:t>
-      </w:r>
-      <w:proofErr w:type="spellEnd"/>
-      <w:r>
-        <w:t xml:space="preserve">      </w:t>
+        <w:t xml:space="preserve">$ tsc filename.ts      </w:t>
       </w:r>
       <w:r>
         <w:sym w:font="Wingdings" w:char="F0E8"/>
@@ -3720,43 +2719,14 @@
         <w:spacing w:after="0" w:line="240" w:lineRule="auto"/>
       </w:pPr>
       <w:r>
-        <w:t xml:space="preserve">$ </w:t>
-      </w:r>
-      <w:proofErr w:type="spellStart"/>
-      <w:r>
-        <w:t>tsc</w:t>
-      </w:r>
-      <w:proofErr w:type="spellEnd"/>
-      <w:r>
-        <w:t xml:space="preserve"> --</w:t>
-      </w:r>
-      <w:proofErr w:type="gramStart"/>
-      <w:r>
-        <w:t>target  es</w:t>
-      </w:r>
-      <w:proofErr w:type="gramEnd"/>
-      <w:r>
-        <w:t xml:space="preserve">6 </w:t>
-      </w:r>
-      <w:proofErr w:type="spellStart"/>
-      <w:r>
-        <w:t>fileName.ts</w:t>
-      </w:r>
-      <w:proofErr w:type="spellEnd"/>
-      <w:r>
-        <w:t xml:space="preserve">       </w:t>
+        <w:t xml:space="preserve">$ tsc --target  es6 fileName.ts       </w:t>
       </w:r>
       <w:r>
         <w:sym w:font="Wingdings" w:char="F0E8"/>
       </w:r>
       <w:r>
-        <w:t xml:space="preserve"> here we can mention higher versions of </w:t>
-      </w:r>
-      <w:proofErr w:type="gramStart"/>
-      <w:r>
-        <w:t>ES..</w:t>
-      </w:r>
-      <w:proofErr w:type="gramEnd"/>
+        <w:t xml:space="preserve"> here we can mention higher versions of ES..</w:t>
+      </w:r>
       <w:r>
         <w:t xml:space="preserve"> </w:t>
       </w:r>
@@ -3774,15 +2744,7 @@
         <w:spacing w:after="0" w:line="240" w:lineRule="auto"/>
       </w:pPr>
       <w:r>
-        <w:t xml:space="preserve">By using </w:t>
-      </w:r>
-      <w:proofErr w:type="spellStart"/>
-      <w:r>
-        <w:t>tsconfig.json</w:t>
-      </w:r>
-      <w:proofErr w:type="spellEnd"/>
-      <w:r>
-        <w:t xml:space="preserve"> file.</w:t>
+        <w:t>By using tsconfig.json file.</w:t>
       </w:r>
       <w:r>
         <w:t xml:space="preserve">      </w:t>
@@ -4252,39 +3214,37 @@
                 <w:sz w:val="16"/>
                 <w:szCs w:val="16"/>
               </w:rPr>
-              <w:t xml:space="preserve">    &lt;script </w:t>
-            </w:r>
-            <w:proofErr w:type="spellStart"/>
-            <w:r>
+              <w:t>    &lt;script src="js/test1.js"&gt;&lt;/script&gt;</w:t>
+            </w:r>
+          </w:p>
+          <w:p>
+            <w:pPr>
               <w:rPr>
                 <w:sz w:val="16"/>
                 <w:szCs w:val="16"/>
               </w:rPr>
-              <w:t>src</w:t>
-            </w:r>
-            <w:proofErr w:type="spellEnd"/>
+            </w:pPr>
             <w:r>
               <w:rPr>
                 <w:sz w:val="16"/>
                 <w:szCs w:val="16"/>
               </w:rPr>
-              <w:t>="</w:t>
-            </w:r>
-            <w:proofErr w:type="spellStart"/>
-            <w:r>
+              <w:t>&lt;/head&gt;</w:t>
+            </w:r>
+          </w:p>
+          <w:p>
+            <w:pPr>
               <w:rPr>
                 <w:sz w:val="16"/>
                 <w:szCs w:val="16"/>
               </w:rPr>
-              <w:t>js</w:t>
-            </w:r>
-            <w:proofErr w:type="spellEnd"/>
+            </w:pPr>
             <w:r>
               <w:rPr>
                 <w:sz w:val="16"/>
                 <w:szCs w:val="16"/>
               </w:rPr>
-              <w:t>/test1.js"&gt;&lt;/script&gt;</w:t>
+              <w:t>&lt;body&gt;</w:t>
             </w:r>
           </w:p>
           <w:p>
@@ -4299,7 +3259,7 @@
                 <w:sz w:val="16"/>
                 <w:szCs w:val="16"/>
               </w:rPr>
-              <w:t>&lt;/head&gt;</w:t>
+              <w:t>    Please enter your Name: &lt;input id="myName" type="text" /&gt;&lt;br&gt;</w:t>
             </w:r>
           </w:p>
           <w:p>
@@ -4314,7 +3274,7 @@
                 <w:sz w:val="16"/>
                 <w:szCs w:val="16"/>
               </w:rPr>
-              <w:t>&lt;body&gt;</w:t>
+              <w:t>    Please enter First Value: &lt;input id="fv" type="text" /&gt;&lt;br&gt;</w:t>
             </w:r>
           </w:p>
           <w:p>
@@ -4329,151 +3289,23 @@
                 <w:sz w:val="16"/>
                 <w:szCs w:val="16"/>
               </w:rPr>
-              <w:t>    Please enter your Name: &lt;input id="</w:t>
-            </w:r>
-            <w:proofErr w:type="spellStart"/>
-            <w:r>
+              <w:t>    Please enter Second Value: &lt;input id="sv" type="text" /&gt;&lt;br&gt;</w:t>
+            </w:r>
+          </w:p>
+          <w:p>
+            <w:pPr>
               <w:rPr>
                 <w:sz w:val="16"/>
                 <w:szCs w:val="16"/>
               </w:rPr>
-              <w:t>myName</w:t>
-            </w:r>
-            <w:proofErr w:type="spellEnd"/>
+            </w:pPr>
             <w:r>
               <w:rPr>
                 <w:sz w:val="16"/>
                 <w:szCs w:val="16"/>
               </w:rPr>
-              <w:t>" type="text" /&gt;&lt;</w:t>
-            </w:r>
-            <w:proofErr w:type="spellStart"/>
-            <w:r>
-              <w:rPr>
-                <w:sz w:val="16"/>
-                <w:szCs w:val="16"/>
-              </w:rPr>
-              <w:t>br</w:t>
-            </w:r>
-            <w:proofErr w:type="spellEnd"/>
-            <w:r>
-              <w:rPr>
-                <w:sz w:val="16"/>
-                <w:szCs w:val="16"/>
-              </w:rPr>
-              <w:t>&gt;</w:t>
-            </w:r>
-          </w:p>
-          <w:p>
-            <w:pPr>
-              <w:rPr>
-                <w:sz w:val="16"/>
-                <w:szCs w:val="16"/>
-              </w:rPr>
-            </w:pPr>
-            <w:r>
-              <w:rPr>
-                <w:sz w:val="16"/>
-                <w:szCs w:val="16"/>
-              </w:rPr>
-              <w:t>    Please enter First Value: &lt;input id="</w:t>
-            </w:r>
-            <w:proofErr w:type="spellStart"/>
-            <w:r>
-              <w:rPr>
-                <w:sz w:val="16"/>
-                <w:szCs w:val="16"/>
-              </w:rPr>
-              <w:t>fv</w:t>
-            </w:r>
-            <w:proofErr w:type="spellEnd"/>
-            <w:r>
-              <w:rPr>
-                <w:sz w:val="16"/>
-                <w:szCs w:val="16"/>
-              </w:rPr>
-              <w:t>" type="text" /&gt;&lt;</w:t>
-            </w:r>
-            <w:proofErr w:type="spellStart"/>
-            <w:r>
-              <w:rPr>
-                <w:sz w:val="16"/>
-                <w:szCs w:val="16"/>
-              </w:rPr>
-              <w:t>br</w:t>
-            </w:r>
-            <w:proofErr w:type="spellEnd"/>
-            <w:r>
-              <w:rPr>
-                <w:sz w:val="16"/>
-                <w:szCs w:val="16"/>
-              </w:rPr>
-              <w:t>&gt;</w:t>
-            </w:r>
-          </w:p>
-          <w:p>
-            <w:pPr>
-              <w:rPr>
-                <w:sz w:val="16"/>
-                <w:szCs w:val="16"/>
-              </w:rPr>
-            </w:pPr>
-            <w:r>
-              <w:rPr>
-                <w:sz w:val="16"/>
-                <w:szCs w:val="16"/>
-              </w:rPr>
-              <w:t>    Please enter Second Value: &lt;input id="</w:t>
-            </w:r>
-            <w:proofErr w:type="spellStart"/>
-            <w:r>
-              <w:rPr>
-                <w:sz w:val="16"/>
-                <w:szCs w:val="16"/>
-              </w:rPr>
-              <w:t>sv</w:t>
-            </w:r>
-            <w:proofErr w:type="spellEnd"/>
-            <w:r>
-              <w:rPr>
-                <w:sz w:val="16"/>
-                <w:szCs w:val="16"/>
-              </w:rPr>
-              <w:t>" type="text" /&gt;&lt;</w:t>
-            </w:r>
-            <w:proofErr w:type="spellStart"/>
-            <w:r>
-              <w:rPr>
-                <w:sz w:val="16"/>
-                <w:szCs w:val="16"/>
-              </w:rPr>
-              <w:t>br</w:t>
-            </w:r>
-            <w:proofErr w:type="spellEnd"/>
-            <w:r>
-              <w:rPr>
-                <w:sz w:val="16"/>
-                <w:szCs w:val="16"/>
-              </w:rPr>
-              <w:t>&gt;</w:t>
-            </w:r>
-          </w:p>
-          <w:p>
-            <w:pPr>
-              <w:rPr>
-                <w:sz w:val="16"/>
-                <w:szCs w:val="16"/>
-              </w:rPr>
-            </w:pPr>
-            <w:r>
-              <w:rPr>
-                <w:sz w:val="16"/>
-                <w:szCs w:val="16"/>
-              </w:rPr>
               <w:t>    &lt;input type="submit" onclick="</w:t>
             </w:r>
-            <w:proofErr w:type="spellStart"/>
-            <w:proofErr w:type="gramStart"/>
             <w:r>
               <w:rPr>
                 <w:b/>
@@ -4481,50 +3313,14 @@
                 <w:sz w:val="16"/>
                 <w:szCs w:val="16"/>
               </w:rPr>
-              <w:t>validateDetails</w:t>
-            </w:r>
-            <w:proofErr w:type="spellEnd"/>
-            <w:r>
-              <w:rPr>
-                <w:b/>
-                <w:bCs/>
+              <w:t>validateDetails();"</w:t>
+            </w:r>
+            <w:r>
+              <w:rPr>
                 <w:sz w:val="16"/>
                 <w:szCs w:val="16"/>
               </w:rPr>
-              <w:t>(</w:t>
-            </w:r>
-            <w:proofErr w:type="gramEnd"/>
-            <w:r>
-              <w:rPr>
-                <w:b/>
-                <w:bCs/>
-                <w:sz w:val="16"/>
-                <w:szCs w:val="16"/>
-              </w:rPr>
-              <w:t>);"</w:t>
-            </w:r>
-            <w:r>
-              <w:rPr>
-                <w:sz w:val="16"/>
-                <w:szCs w:val="16"/>
-              </w:rPr>
-              <w:t xml:space="preserve"> /&gt;&lt;</w:t>
-            </w:r>
-            <w:proofErr w:type="spellStart"/>
-            <w:r>
-              <w:rPr>
-                <w:sz w:val="16"/>
-                <w:szCs w:val="16"/>
-              </w:rPr>
-              <w:t>br</w:t>
-            </w:r>
-            <w:proofErr w:type="spellEnd"/>
-            <w:r>
-              <w:rPr>
-                <w:sz w:val="16"/>
-                <w:szCs w:val="16"/>
-              </w:rPr>
-              <w:t>&gt;</w:t>
+              <w:t xml:space="preserve"> /&gt;&lt;br&gt;</w:t>
             </w:r>
           </w:p>
           <w:p>
@@ -4620,180 +3416,37 @@
                 <w:sz w:val="16"/>
                 <w:szCs w:val="16"/>
               </w:rPr>
-              <w:t xml:space="preserve">function </w:t>
-            </w:r>
-            <w:proofErr w:type="spellStart"/>
-            <w:proofErr w:type="gramStart"/>
-            <w:r>
+              <w:t>function validateDetails() {</w:t>
+            </w:r>
+          </w:p>
+          <w:p>
+            <w:pPr>
               <w:rPr>
                 <w:sz w:val="16"/>
                 <w:szCs w:val="16"/>
               </w:rPr>
-              <w:t>validateDetails</w:t>
-            </w:r>
-            <w:proofErr w:type="spellEnd"/>
+            </w:pPr>
             <w:r>
               <w:rPr>
                 <w:sz w:val="16"/>
                 <w:szCs w:val="16"/>
               </w:rPr>
-              <w:t>(</w:t>
-            </w:r>
-            <w:proofErr w:type="gramEnd"/>
-            <w:r>
+              <w:t xml:space="preserve"> let empName = document.getElementById('myName') as HTMLInputElement;;</w:t>
+            </w:r>
+          </w:p>
+          <w:p>
+            <w:pPr>
               <w:rPr>
                 <w:sz w:val="16"/>
                 <w:szCs w:val="16"/>
               </w:rPr>
-              <w:t>) {</w:t>
-            </w:r>
-          </w:p>
-          <w:p>
-            <w:pPr>
+            </w:pPr>
+            <w:r>
               <w:rPr>
                 <w:sz w:val="16"/>
                 <w:szCs w:val="16"/>
               </w:rPr>
-            </w:pPr>
-            <w:r>
-              <w:rPr>
-                <w:sz w:val="16"/>
-                <w:szCs w:val="16"/>
-              </w:rPr>
-              <w:t xml:space="preserve"> let </w:t>
-            </w:r>
-            <w:proofErr w:type="spellStart"/>
-            <w:r>
-              <w:rPr>
-                <w:sz w:val="16"/>
-                <w:szCs w:val="16"/>
-              </w:rPr>
-              <w:t>empName</w:t>
-            </w:r>
-            <w:proofErr w:type="spellEnd"/>
-            <w:r>
-              <w:rPr>
-                <w:sz w:val="16"/>
-                <w:szCs w:val="16"/>
-              </w:rPr>
-              <w:t xml:space="preserve"> = </w:t>
-            </w:r>
-            <w:proofErr w:type="spellStart"/>
-            <w:proofErr w:type="gramStart"/>
-            <w:r>
-              <w:rPr>
-                <w:sz w:val="16"/>
-                <w:szCs w:val="16"/>
-              </w:rPr>
-              <w:t>document.getElementById</w:t>
-            </w:r>
-            <w:proofErr w:type="spellEnd"/>
-            <w:proofErr w:type="gramEnd"/>
-            <w:r>
-              <w:rPr>
-                <w:sz w:val="16"/>
-                <w:szCs w:val="16"/>
-              </w:rPr>
-              <w:t>('</w:t>
-            </w:r>
-            <w:proofErr w:type="spellStart"/>
-            <w:r>
-              <w:rPr>
-                <w:sz w:val="16"/>
-                <w:szCs w:val="16"/>
-              </w:rPr>
-              <w:t>myName</w:t>
-            </w:r>
-            <w:proofErr w:type="spellEnd"/>
-            <w:r>
-              <w:rPr>
-                <w:sz w:val="16"/>
-                <w:szCs w:val="16"/>
-              </w:rPr>
-              <w:t xml:space="preserve">') as </w:t>
-            </w:r>
-            <w:proofErr w:type="spellStart"/>
-            <w:proofErr w:type="gramStart"/>
-            <w:r>
-              <w:rPr>
-                <w:sz w:val="16"/>
-                <w:szCs w:val="16"/>
-              </w:rPr>
-              <w:t>HTMLInputElement</w:t>
-            </w:r>
-            <w:proofErr w:type="spellEnd"/>
-            <w:r>
-              <w:rPr>
-                <w:sz w:val="16"/>
-                <w:szCs w:val="16"/>
-              </w:rPr>
-              <w:t>;;</w:t>
-            </w:r>
-            <w:proofErr w:type="gramEnd"/>
-          </w:p>
-          <w:p>
-            <w:pPr>
-              <w:rPr>
-                <w:sz w:val="16"/>
-                <w:szCs w:val="16"/>
-              </w:rPr>
-            </w:pPr>
-            <w:r>
-              <w:rPr>
-                <w:sz w:val="16"/>
-                <w:szCs w:val="16"/>
-              </w:rPr>
-              <w:t xml:space="preserve">    let </w:t>
-            </w:r>
-            <w:proofErr w:type="spellStart"/>
-            <w:r>
-              <w:rPr>
-                <w:sz w:val="16"/>
-                <w:szCs w:val="16"/>
-              </w:rPr>
-              <w:t>fv</w:t>
-            </w:r>
-            <w:proofErr w:type="spellEnd"/>
-            <w:r>
-              <w:rPr>
-                <w:sz w:val="16"/>
-                <w:szCs w:val="16"/>
-              </w:rPr>
-              <w:t xml:space="preserve"> = </w:t>
-            </w:r>
-            <w:proofErr w:type="spellStart"/>
-            <w:proofErr w:type="gramStart"/>
-            <w:r>
-              <w:rPr>
-                <w:sz w:val="16"/>
-                <w:szCs w:val="16"/>
-              </w:rPr>
-              <w:t>document.getElementById</w:t>
-            </w:r>
-            <w:proofErr w:type="spellEnd"/>
-            <w:proofErr w:type="gramEnd"/>
-            <w:r>
-              <w:rPr>
-                <w:sz w:val="16"/>
-                <w:szCs w:val="16"/>
-              </w:rPr>
-              <w:t>('</w:t>
-            </w:r>
-            <w:proofErr w:type="spellStart"/>
-            <w:r>
-              <w:rPr>
-                <w:sz w:val="16"/>
-                <w:szCs w:val="16"/>
-              </w:rPr>
-              <w:t>fv</w:t>
-            </w:r>
-            <w:proofErr w:type="spellEnd"/>
-            <w:r>
-              <w:rPr>
-                <w:sz w:val="16"/>
-                <w:szCs w:val="16"/>
-              </w:rPr>
-              <w:t>'</w:t>
+              <w:t>    let fv = document.getElementById('fv'</w:t>
             </w:r>
             <w:r>
               <w:rPr>
@@ -4802,9 +3455,30 @@
                 <w:sz w:val="16"/>
                 <w:szCs w:val="16"/>
               </w:rPr>
-              <w:t xml:space="preserve">) as </w:t>
-            </w:r>
-            <w:proofErr w:type="spellStart"/>
+              <w:t>) as HTMLInputElement</w:t>
+            </w:r>
+            <w:r>
+              <w:rPr>
+                <w:sz w:val="16"/>
+                <w:szCs w:val="16"/>
+              </w:rPr>
+              <w:t>;</w:t>
+            </w:r>
+          </w:p>
+          <w:p>
+            <w:pPr>
+              <w:rPr>
+                <w:sz w:val="16"/>
+                <w:szCs w:val="16"/>
+              </w:rPr>
+            </w:pPr>
+            <w:r>
+              <w:rPr>
+                <w:sz w:val="16"/>
+                <w:szCs w:val="16"/>
+              </w:rPr>
+              <w:t xml:space="preserve">    let sv = document.getElementById('sv') </w:t>
+            </w:r>
             <w:r>
               <w:rPr>
                 <w:b/>
@@ -4812,9 +3486,8 @@
                 <w:sz w:val="16"/>
                 <w:szCs w:val="16"/>
               </w:rPr>
-              <w:t>HTMLInputElement</w:t>
-            </w:r>
-            <w:proofErr w:type="spellEnd"/>
+              <w:t>as HTMLInputElement</w:t>
+            </w:r>
             <w:r>
               <w:rPr>
                 <w:sz w:val="16"/>
@@ -4830,62 +3503,20 @@
                 <w:szCs w:val="16"/>
               </w:rPr>
             </w:pPr>
-            <w:r>
+          </w:p>
+          <w:p>
+            <w:pPr>
               <w:rPr>
                 <w:sz w:val="16"/>
                 <w:szCs w:val="16"/>
               </w:rPr>
-              <w:t xml:space="preserve">    let </w:t>
-            </w:r>
-            <w:proofErr w:type="spellStart"/>
+            </w:pPr>
             <w:r>
               <w:rPr>
                 <w:sz w:val="16"/>
                 <w:szCs w:val="16"/>
               </w:rPr>
-              <w:t>sv</w:t>
-            </w:r>
-            <w:proofErr w:type="spellEnd"/>
-            <w:r>
-              <w:rPr>
-                <w:sz w:val="16"/>
-                <w:szCs w:val="16"/>
-              </w:rPr>
-              <w:t xml:space="preserve"> = </w:t>
-            </w:r>
-            <w:proofErr w:type="spellStart"/>
-            <w:proofErr w:type="gramStart"/>
-            <w:r>
-              <w:rPr>
-                <w:sz w:val="16"/>
-                <w:szCs w:val="16"/>
-              </w:rPr>
-              <w:t>document.getElementById</w:t>
-            </w:r>
-            <w:proofErr w:type="spellEnd"/>
-            <w:proofErr w:type="gramEnd"/>
-            <w:r>
-              <w:rPr>
-                <w:sz w:val="16"/>
-                <w:szCs w:val="16"/>
-              </w:rPr>
-              <w:t>('</w:t>
-            </w:r>
-            <w:proofErr w:type="spellStart"/>
-            <w:r>
-              <w:rPr>
-                <w:sz w:val="16"/>
-                <w:szCs w:val="16"/>
-              </w:rPr>
-              <w:t>sv</w:t>
-            </w:r>
-            <w:proofErr w:type="spellEnd"/>
-            <w:r>
-              <w:rPr>
-                <w:sz w:val="16"/>
-                <w:szCs w:val="16"/>
-              </w:rPr>
-              <w:t xml:space="preserve">') </w:t>
+              <w:t>    add(</w:t>
             </w:r>
             <w:r>
               <w:rPr>
@@ -4894,9 +3525,15 @@
                 <w:sz w:val="16"/>
                 <w:szCs w:val="16"/>
               </w:rPr>
-              <w:t xml:space="preserve">as </w:t>
-            </w:r>
-            <w:proofErr w:type="spellStart"/>
+              <w:t>parseInt</w:t>
+            </w:r>
+            <w:r>
+              <w:rPr>
+                <w:sz w:val="16"/>
+                <w:szCs w:val="16"/>
+              </w:rPr>
+              <w:t>(</w:t>
+            </w:r>
             <w:r>
               <w:rPr>
                 <w:b/>
@@ -4904,40 +3541,15 @@
                 <w:sz w:val="16"/>
                 <w:szCs w:val="16"/>
               </w:rPr>
-              <w:t>HTMLInputElement</w:t>
-            </w:r>
-            <w:proofErr w:type="spellEnd"/>
+              <w:t>fv?.value</w:t>
+            </w:r>
             <w:r>
               <w:rPr>
                 <w:sz w:val="16"/>
                 <w:szCs w:val="16"/>
               </w:rPr>
-              <w:t>;</w:t>
-            </w:r>
-          </w:p>
-          <w:p>
-            <w:pPr>
-              <w:rPr>
-                <w:sz w:val="16"/>
-                <w:szCs w:val="16"/>
-              </w:rPr>
-            </w:pPr>
-          </w:p>
-          <w:p>
-            <w:pPr>
-              <w:rPr>
-                <w:sz w:val="16"/>
-                <w:szCs w:val="16"/>
-              </w:rPr>
-            </w:pPr>
-            <w:r>
-              <w:rPr>
-                <w:sz w:val="16"/>
-                <w:szCs w:val="16"/>
-              </w:rPr>
-              <w:t>    add(</w:t>
-            </w:r>
-            <w:proofErr w:type="spellStart"/>
+              <w:t xml:space="preserve">), </w:t>
+            </w:r>
             <w:r>
               <w:rPr>
                 <w:b/>
@@ -4947,7 +3559,6 @@
               </w:rPr>
               <w:t>parseInt</w:t>
             </w:r>
-            <w:proofErr w:type="spellEnd"/>
             <w:r>
               <w:rPr>
                 <w:sz w:val="16"/>
@@ -4955,7 +3566,6 @@
               </w:rPr>
               <w:t>(</w:t>
             </w:r>
-            <w:proofErr w:type="spellStart"/>
             <w:r>
               <w:rPr>
                 <w:b/>
@@ -4963,276 +3573,75 @@
                 <w:sz w:val="16"/>
                 <w:szCs w:val="16"/>
               </w:rPr>
-              <w:t>fv</w:t>
-            </w:r>
-            <w:proofErr w:type="spellEnd"/>
-            <w:r>
-              <w:rPr>
-                <w:b/>
-                <w:bCs/>
+              <w:t>sv?.value</w:t>
+            </w:r>
+            <w:r>
+              <w:rPr>
                 <w:sz w:val="16"/>
                 <w:szCs w:val="16"/>
               </w:rPr>
-              <w:t>?.value</w:t>
-            </w:r>
-            <w:r>
+              <w:t>), empName?.value);</w:t>
+            </w:r>
+          </w:p>
+          <w:p>
+            <w:pPr>
               <w:rPr>
                 <w:sz w:val="16"/>
                 <w:szCs w:val="16"/>
               </w:rPr>
-              <w:t xml:space="preserve">), </w:t>
-            </w:r>
-            <w:proofErr w:type="spellStart"/>
-            <w:r>
-              <w:rPr>
-                <w:b/>
-                <w:bCs/>
+            </w:pPr>
+          </w:p>
+          <w:p>
+            <w:pPr>
+              <w:rPr>
                 <w:sz w:val="16"/>
                 <w:szCs w:val="16"/>
               </w:rPr>
-              <w:t>parseInt</w:t>
-            </w:r>
-            <w:proofErr w:type="spellEnd"/>
+            </w:pPr>
             <w:r>
               <w:rPr>
                 <w:sz w:val="16"/>
                 <w:szCs w:val="16"/>
               </w:rPr>
-              <w:t>(</w:t>
-            </w:r>
-            <w:proofErr w:type="spellStart"/>
-            <w:r>
-              <w:rPr>
-                <w:b/>
-                <w:bCs/>
+              <w:t>}</w:t>
+            </w:r>
+          </w:p>
+          <w:p>
+            <w:pPr>
+              <w:rPr>
                 <w:sz w:val="16"/>
                 <w:szCs w:val="16"/>
               </w:rPr>
-              <w:t>sv</w:t>
-            </w:r>
-            <w:proofErr w:type="spellEnd"/>
-            <w:r>
-              <w:rPr>
-                <w:b/>
-                <w:bCs/>
+            </w:pPr>
+          </w:p>
+          <w:p>
+            <w:pPr>
+              <w:rPr>
                 <w:sz w:val="16"/>
                 <w:szCs w:val="16"/>
               </w:rPr>
-              <w:t>?.value</w:t>
-            </w:r>
+            </w:pPr>
             <w:r>
               <w:rPr>
                 <w:sz w:val="16"/>
                 <w:szCs w:val="16"/>
               </w:rPr>
-              <w:t xml:space="preserve">), </w:t>
-            </w:r>
-            <w:proofErr w:type="spellStart"/>
-            <w:r>
+              <w:t>function add(fValue: number, sValue: number, empName: string) {</w:t>
+            </w:r>
+          </w:p>
+          <w:p>
+            <w:pPr>
               <w:rPr>
                 <w:sz w:val="16"/>
                 <w:szCs w:val="16"/>
               </w:rPr>
-              <w:t>empName</w:t>
-            </w:r>
-            <w:proofErr w:type="spellEnd"/>
+            </w:pPr>
             <w:r>
               <w:rPr>
                 <w:sz w:val="16"/>
                 <w:szCs w:val="16"/>
               </w:rPr>
-              <w:t>?.value);</w:t>
-            </w:r>
-          </w:p>
-          <w:p>
-            <w:pPr>
-              <w:rPr>
-                <w:sz w:val="16"/>
-                <w:szCs w:val="16"/>
-              </w:rPr>
-            </w:pPr>
-          </w:p>
-          <w:p>
-            <w:pPr>
-              <w:rPr>
-                <w:sz w:val="16"/>
-                <w:szCs w:val="16"/>
-              </w:rPr>
-            </w:pPr>
-            <w:r>
-              <w:rPr>
-                <w:sz w:val="16"/>
-                <w:szCs w:val="16"/>
-              </w:rPr>
-              <w:t>}</w:t>
-            </w:r>
-          </w:p>
-          <w:p>
-            <w:pPr>
-              <w:rPr>
-                <w:sz w:val="16"/>
-                <w:szCs w:val="16"/>
-              </w:rPr>
-            </w:pPr>
-          </w:p>
-          <w:p>
-            <w:pPr>
-              <w:rPr>
-                <w:sz w:val="16"/>
-                <w:szCs w:val="16"/>
-              </w:rPr>
-            </w:pPr>
-            <w:r>
-              <w:rPr>
-                <w:sz w:val="16"/>
-                <w:szCs w:val="16"/>
-              </w:rPr>
-              <w:t xml:space="preserve">function </w:t>
-            </w:r>
-            <w:proofErr w:type="gramStart"/>
-            <w:r>
-              <w:rPr>
-                <w:sz w:val="16"/>
-                <w:szCs w:val="16"/>
-              </w:rPr>
-              <w:t>add(</w:t>
-            </w:r>
-            <w:proofErr w:type="spellStart"/>
-            <w:proofErr w:type="gramEnd"/>
-            <w:r>
-              <w:rPr>
-                <w:sz w:val="16"/>
-                <w:szCs w:val="16"/>
-              </w:rPr>
-              <w:t>fValue</w:t>
-            </w:r>
-            <w:proofErr w:type="spellEnd"/>
-            <w:r>
-              <w:rPr>
-                <w:sz w:val="16"/>
-                <w:szCs w:val="16"/>
-              </w:rPr>
-              <w:t xml:space="preserve">: number, </w:t>
-            </w:r>
-            <w:proofErr w:type="spellStart"/>
-            <w:r>
-              <w:rPr>
-                <w:sz w:val="16"/>
-                <w:szCs w:val="16"/>
-              </w:rPr>
-              <w:t>sValue</w:t>
-            </w:r>
-            <w:proofErr w:type="spellEnd"/>
-            <w:r>
-              <w:rPr>
-                <w:sz w:val="16"/>
-                <w:szCs w:val="16"/>
-              </w:rPr>
-              <w:t xml:space="preserve">: number, </w:t>
-            </w:r>
-            <w:proofErr w:type="spellStart"/>
-            <w:r>
-              <w:rPr>
-                <w:sz w:val="16"/>
-                <w:szCs w:val="16"/>
-              </w:rPr>
-              <w:t>empName</w:t>
-            </w:r>
-            <w:proofErr w:type="spellEnd"/>
-            <w:r>
-              <w:rPr>
-                <w:sz w:val="16"/>
-                <w:szCs w:val="16"/>
-              </w:rPr>
-              <w:t>: string) {</w:t>
-            </w:r>
-          </w:p>
-          <w:p>
-            <w:pPr>
-              <w:rPr>
-                <w:sz w:val="16"/>
-                <w:szCs w:val="16"/>
-              </w:rPr>
-            </w:pPr>
-            <w:r>
-              <w:rPr>
-                <w:sz w:val="16"/>
-                <w:szCs w:val="16"/>
-              </w:rPr>
-              <w:t xml:space="preserve">    </w:t>
-            </w:r>
-            <w:proofErr w:type="gramStart"/>
-            <w:r>
-              <w:rPr>
-                <w:sz w:val="16"/>
-                <w:szCs w:val="16"/>
-              </w:rPr>
-              <w:t>console.log(</w:t>
-            </w:r>
-            <w:proofErr w:type="gramEnd"/>
-            <w:r>
-              <w:rPr>
-                <w:sz w:val="16"/>
-                <w:szCs w:val="16"/>
-              </w:rPr>
-              <w:t>`Hi ${</w:t>
-            </w:r>
-            <w:proofErr w:type="spellStart"/>
-            <w:r>
-              <w:rPr>
-                <w:sz w:val="16"/>
-                <w:szCs w:val="16"/>
-              </w:rPr>
-              <w:t>empName</w:t>
-            </w:r>
-            <w:proofErr w:type="spellEnd"/>
-            <w:r>
-              <w:rPr>
-                <w:sz w:val="16"/>
-                <w:szCs w:val="16"/>
-              </w:rPr>
-              <w:t>} your addition is ${</w:t>
-            </w:r>
-            <w:proofErr w:type="spellStart"/>
-            <w:r>
-              <w:rPr>
-                <w:sz w:val="16"/>
-                <w:szCs w:val="16"/>
-              </w:rPr>
-              <w:t>fValue</w:t>
-            </w:r>
-            <w:proofErr w:type="spellEnd"/>
-            <w:r>
-              <w:rPr>
-                <w:sz w:val="16"/>
-                <w:szCs w:val="16"/>
-              </w:rPr>
-              <w:t xml:space="preserve"> + </w:t>
-            </w:r>
-            <w:proofErr w:type="spellStart"/>
-            <w:proofErr w:type="gramStart"/>
-            <w:r>
-              <w:rPr>
-                <w:sz w:val="16"/>
-                <w:szCs w:val="16"/>
-              </w:rPr>
-              <w:t>sValue</w:t>
-            </w:r>
-            <w:proofErr w:type="spellEnd"/>
-            <w:r>
-              <w:rPr>
-                <w:sz w:val="16"/>
-                <w:szCs w:val="16"/>
-              </w:rPr>
-              <w:t>}`</w:t>
-            </w:r>
-            <w:proofErr w:type="gramEnd"/>
-            <w:r>
-              <w:rPr>
-                <w:sz w:val="16"/>
-                <w:szCs w:val="16"/>
-              </w:rPr>
-              <w:t>);</w:t>
+              <w:t>    console.log(`Hi ${empName} your addition is ${fValue + sValue}`);</w:t>
             </w:r>
           </w:p>
           <w:p>
@@ -5278,7 +3687,6 @@
       <w:pPr>
         <w:spacing w:after="0" w:line="240" w:lineRule="auto"/>
       </w:pPr>
-      <w:proofErr w:type="spellStart"/>
       <w:r>
         <w:rPr>
           <w:b/>
@@ -5286,7 +3694,6 @@
         </w:rPr>
         <w:t>parseInt</w:t>
       </w:r>
-      <w:proofErr w:type="spellEnd"/>
       <w:r>
         <w:rPr>
           <w:b/>
@@ -5294,7 +3701,6 @@
         </w:rPr>
         <w:t xml:space="preserve"> / </w:t>
       </w:r>
-      <w:proofErr w:type="spellStart"/>
       <w:r>
         <w:rPr>
           <w:b/>
@@ -5302,7 +3708,6 @@
         </w:rPr>
         <w:t>parseFloat</w:t>
       </w:r>
-      <w:proofErr w:type="spellEnd"/>
       <w:r>
         <w:rPr>
           <w:b/>
@@ -5391,21 +3796,12 @@
             <w:r>
               <w:t>console.log(</w:t>
             </w:r>
-            <w:proofErr w:type="spellStart"/>
             <w:r>
               <w:rPr>
                 <w:b/>
                 <w:bCs/>
               </w:rPr>
-              <w:t>parseInt</w:t>
-            </w:r>
-            <w:proofErr w:type="spellEnd"/>
-            <w:r>
-              <w:rPr>
-                <w:b/>
-                <w:bCs/>
-              </w:rPr>
-              <w:t>(age));</w:t>
+              <w:t>parseInt(age));</w:t>
             </w:r>
           </w:p>
         </w:tc>
@@ -5422,7 +3818,6 @@
             <w:r>
               <w:t>console.log(</w:t>
             </w:r>
-            <w:proofErr w:type="spellStart"/>
             <w:r>
               <w:rPr>
                 <w:b/>
@@ -5430,7 +3825,6 @@
               </w:rPr>
               <w:t>parseFloat</w:t>
             </w:r>
-            <w:proofErr w:type="spellEnd"/>
             <w:r>
               <w:t>(age));</w:t>
             </w:r>
@@ -5443,15 +3837,7 @@
         <w:spacing w:after="0" w:line="240" w:lineRule="auto"/>
       </w:pPr>
       <w:r>
-        <w:t>console.log(</w:t>
-      </w:r>
-      <w:proofErr w:type="spellStart"/>
-      <w:r>
-        <w:t>parseInt</w:t>
-      </w:r>
-      <w:proofErr w:type="spellEnd"/>
-      <w:r>
-        <w:t>("</w:t>
+        <w:t>console.log(parseInt("</w:t>
       </w:r>
       <w:r>
         <w:t>AAAAA</w:t>
@@ -5466,40 +3852,50 @@
         <w:sym w:font="Wingdings" w:char="F0E8"/>
       </w:r>
       <w:r>
+        <w:t xml:space="preserve"> N</w:t>
+      </w:r>
+      <w:r>
+        <w:t>a</w:t>
+      </w:r>
+      <w:r>
+        <w:t>N</w:t>
+      </w:r>
+    </w:p>
+    <w:p>
+      <w:pPr>
+        <w:spacing w:after="0" w:line="240" w:lineRule="auto"/>
+      </w:pPr>
+      <w:r>
+        <w:t>console.log(parseInt("1</w:t>
+      </w:r>
+      <w:r>
+        <w:t>2</w:t>
+      </w:r>
+      <w:r>
+        <w:t>aaaaa21A21"));</w:t>
+      </w:r>
+      <w:r>
         <w:t xml:space="preserve"> </w:t>
       </w:r>
-      <w:proofErr w:type="spellStart"/>
-      <w:r>
-        <w:t>N</w:t>
-      </w:r>
-      <w:r>
-        <w:t>a</w:t>
-      </w:r>
-      <w:r>
-        <w:t>N</w:t>
-      </w:r>
-      <w:proofErr w:type="spellEnd"/>
-    </w:p>
-    <w:p>
-      <w:pPr>
-        <w:spacing w:after="0" w:line="240" w:lineRule="auto"/>
-      </w:pPr>
-      <w:r>
-        <w:t>console.log(</w:t>
-      </w:r>
-      <w:proofErr w:type="spellStart"/>
-      <w:r>
-        <w:t>parseInt</w:t>
-      </w:r>
-      <w:proofErr w:type="spellEnd"/>
-      <w:r>
-        <w:t>("1</w:t>
-      </w:r>
-      <w:r>
-        <w:t>2</w:t>
-      </w:r>
-      <w:r>
-        <w:t>aaaaa21A21"));</w:t>
+      <w:r>
+        <w:sym w:font="Wingdings" w:char="F0E8"/>
+      </w:r>
+      <w:r>
+        <w:t xml:space="preserve"> 12</w:t>
+      </w:r>
+    </w:p>
+    <w:p>
+      <w:pPr>
+        <w:spacing w:after="0" w:line="240" w:lineRule="auto"/>
+      </w:pPr>
+      <w:r>
+        <w:t>console.log(parseInt("</w:t>
+      </w:r>
+      <w:r>
+        <w:t>A123</w:t>
+      </w:r>
+      <w:r>
+        <w:t>"));</w:t>
       </w:r>
       <w:r>
         <w:t xml:space="preserve"> </w:t>
@@ -5508,57 +3904,19 @@
         <w:sym w:font="Wingdings" w:char="F0E8"/>
       </w:r>
       <w:r>
-        <w:t xml:space="preserve"> 12</w:t>
-      </w:r>
-    </w:p>
-    <w:p>
-      <w:pPr>
-        <w:spacing w:after="0" w:line="240" w:lineRule="auto"/>
-      </w:pPr>
-      <w:r>
-        <w:t>console.log(</w:t>
-      </w:r>
-      <w:proofErr w:type="spellStart"/>
-      <w:r>
-        <w:t>parseInt</w:t>
-      </w:r>
-      <w:proofErr w:type="spellEnd"/>
-      <w:r>
-        <w:t>("</w:t>
-      </w:r>
-      <w:r>
-        <w:t>A123</w:t>
-      </w:r>
-      <w:r>
-        <w:t>"));</w:t>
-      </w:r>
-      <w:r>
         <w:t xml:space="preserve"> </w:t>
       </w:r>
       <w:r>
-        <w:sym w:font="Wingdings" w:char="F0E8"/>
-      </w:r>
-      <w:r>
-        <w:t xml:space="preserve"> </w:t>
-      </w:r>
-      <w:proofErr w:type="spellStart"/>
-      <w:r>
         <w:t>NaN</w:t>
       </w:r>
-      <w:proofErr w:type="spellEnd"/>
-    </w:p>
-    <w:p>
-      <w:pPr>
-        <w:spacing w:after="0" w:line="240" w:lineRule="auto"/>
-      </w:pPr>
-      <w:proofErr w:type="gramStart"/>
+    </w:p>
+    <w:p>
+      <w:pPr>
+        <w:spacing w:after="0" w:line="240" w:lineRule="auto"/>
+      </w:pPr>
       <w:r>
         <w:lastRenderedPageBreak/>
-        <w:t>Generally</w:t>
-      </w:r>
-      <w:proofErr w:type="gramEnd"/>
-      <w:r>
-        <w:t xml:space="preserve"> to get value from html page in java script we use below code.</w:t>
+        <w:t>Generally to get value from html page in java script we use below code.</w:t>
       </w:r>
       <w:r>
         <w:t xml:space="preserve">                                       </w:t>
@@ -5579,31 +3937,11 @@
             <w:tcW w:w="10456" w:type="dxa"/>
           </w:tcPr>
           <w:p>
-            <w:proofErr w:type="spellStart"/>
-            <w:r>
-              <w:t>firstValue</w:t>
-            </w:r>
-            <w:proofErr w:type="spellEnd"/>
-            <w:r>
-              <w:t xml:space="preserve"> = </w:t>
-            </w:r>
-            <w:proofErr w:type="spellStart"/>
-            <w:proofErr w:type="gramStart"/>
-            <w:r>
-              <w:t>document.getElementById</w:t>
-            </w:r>
-            <w:proofErr w:type="spellEnd"/>
-            <w:proofErr w:type="gramEnd"/>
-            <w:r>
-              <w:t>('</w:t>
-            </w:r>
-            <w:proofErr w:type="spellStart"/>
-            <w:r>
-              <w:t>fv</w:t>
-            </w:r>
-            <w:proofErr w:type="spellEnd"/>
-            <w:r>
-              <w:t>'</w:t>
+            <w:r>
+              <w:t xml:space="preserve">firstValue = </w:t>
+            </w:r>
+            <w:r>
+              <w:t>document.getElementById('fv'</w:t>
             </w:r>
             <w:r>
               <w:rPr>
@@ -5654,15 +3992,7 @@
         <w:t>.</w:t>
       </w:r>
       <w:r>
-        <w:t xml:space="preserve"> </w:t>
-      </w:r>
-      <w:proofErr w:type="gramStart"/>
-      <w:r>
-        <w:t>So</w:t>
-      </w:r>
-      <w:proofErr w:type="gramEnd"/>
-      <w:r>
-        <w:t xml:space="preserve"> we need to use different approach</w:t>
+        <w:t xml:space="preserve"> So we need to use different approach</w:t>
       </w:r>
       <w:r>
         <w:t xml:space="preserve"> in TS</w:t>
@@ -5697,57 +4027,7 @@
                 <w:sz w:val="18"/>
                 <w:szCs w:val="18"/>
               </w:rPr>
-              <w:t xml:space="preserve">    let </w:t>
-            </w:r>
-            <w:proofErr w:type="spellStart"/>
-            <w:r>
-              <w:rPr>
-                <w:sz w:val="18"/>
-                <w:szCs w:val="18"/>
-              </w:rPr>
-              <w:t>fv</w:t>
-            </w:r>
-            <w:proofErr w:type="spellEnd"/>
-            <w:r>
-              <w:rPr>
-                <w:sz w:val="18"/>
-                <w:szCs w:val="18"/>
-              </w:rPr>
-              <w:t xml:space="preserve"> = </w:t>
-            </w:r>
-            <w:proofErr w:type="spellStart"/>
-            <w:proofErr w:type="gramStart"/>
-            <w:r>
-              <w:rPr>
-                <w:sz w:val="18"/>
-                <w:szCs w:val="18"/>
-              </w:rPr>
-              <w:t>document.getElementById</w:t>
-            </w:r>
-            <w:proofErr w:type="spellEnd"/>
-            <w:proofErr w:type="gramEnd"/>
-            <w:r>
-              <w:rPr>
-                <w:sz w:val="18"/>
-                <w:szCs w:val="18"/>
-              </w:rPr>
-              <w:t>('</w:t>
-            </w:r>
-            <w:proofErr w:type="spellStart"/>
-            <w:r>
-              <w:rPr>
-                <w:sz w:val="18"/>
-                <w:szCs w:val="18"/>
-              </w:rPr>
-              <w:t>fv</w:t>
-            </w:r>
-            <w:proofErr w:type="spellEnd"/>
-            <w:r>
-              <w:rPr>
-                <w:sz w:val="18"/>
-                <w:szCs w:val="18"/>
-              </w:rPr>
-              <w:t>'</w:t>
+              <w:t>    let fv = document.getElementById('fv'</w:t>
             </w:r>
             <w:r>
               <w:rPr>
@@ -5766,52 +4046,31 @@
                 <w:szCs w:val="18"/>
                 <w:highlight w:val="yellow"/>
               </w:rPr>
-              <w:t xml:space="preserve">as </w:t>
-            </w:r>
-            <w:proofErr w:type="spellStart"/>
-            <w:r>
-              <w:rPr>
-                <w:b/>
-                <w:bCs/>
+              <w:t>as HTMLInputElement</w:t>
+            </w:r>
+            <w:r>
+              <w:rPr>
                 <w:sz w:val="18"/>
                 <w:szCs w:val="18"/>
                 <w:highlight w:val="yellow"/>
               </w:rPr>
-              <w:t>HTMLInputElement</w:t>
-            </w:r>
-            <w:proofErr w:type="spellEnd"/>
+              <w:t>;</w:t>
+            </w:r>
+          </w:p>
+          <w:p>
             <w:r>
               <w:rPr>
                 <w:sz w:val="18"/>
                 <w:szCs w:val="18"/>
-                <w:highlight w:val="yellow"/>
-              </w:rPr>
-              <w:t>;</w:t>
-            </w:r>
-          </w:p>
-          <w:p>
+              </w:rPr>
+              <w:t>    console.log(</w:t>
+            </w:r>
             <w:r>
               <w:rPr>
                 <w:sz w:val="18"/>
                 <w:szCs w:val="18"/>
               </w:rPr>
-              <w:t>    console.log(</w:t>
-            </w:r>
-            <w:proofErr w:type="spellStart"/>
-            <w:r>
-              <w:rPr>
-                <w:sz w:val="18"/>
-                <w:szCs w:val="18"/>
-              </w:rPr>
-              <w:t>fv.value</w:t>
-            </w:r>
-            <w:proofErr w:type="spellEnd"/>
-            <w:r>
-              <w:rPr>
-                <w:sz w:val="18"/>
-                <w:szCs w:val="18"/>
-              </w:rPr>
-              <w:t>);</w:t>
+              <w:t>fv.value);</w:t>
             </w:r>
           </w:p>
         </w:tc>
@@ -5876,15 +4135,7 @@
         <w:spacing w:after="0" w:line="240" w:lineRule="auto"/>
       </w:pPr>
       <w:r>
-        <w:t xml:space="preserve">Here &lt;XXXX&gt; can be any kind of html </w:t>
-      </w:r>
-      <w:proofErr w:type="gramStart"/>
-      <w:r>
-        <w:t>element..</w:t>
-      </w:r>
-      <w:proofErr w:type="gramEnd"/>
-      <w:r>
-        <w:t xml:space="preserve"> like select, Anchor, Div, Form, Span, Table …etc.</w:t>
+        <w:t>Here &lt;XXXX&gt; can be any kind of html element.. like select, Anchor, Div, Form, Span, Table …etc.</w:t>
       </w:r>
     </w:p>
     <w:p>
@@ -5915,7 +4166,6 @@
       <w:r>
         <w:t xml:space="preserve">element we have </w:t>
       </w:r>
-      <w:proofErr w:type="spellStart"/>
       <w:r>
         <w:rPr>
           <w:b/>
@@ -5923,7 +4173,6 @@
         </w:rPr>
         <w:t>HTMLSelectElement</w:t>
       </w:r>
-      <w:proofErr w:type="spellEnd"/>
       <w:r>
         <w:rPr>
           <w:b/>
@@ -5939,13 +4188,8 @@
       <w:pPr>
         <w:spacing w:after="0" w:line="240" w:lineRule="auto"/>
       </w:pPr>
-      <w:proofErr w:type="gramStart"/>
-      <w:r>
-        <w:t>Similarly</w:t>
-      </w:r>
-      <w:proofErr w:type="gramEnd"/>
-      <w:r>
-        <w:t xml:space="preserve"> we have below options. For different elements or tags.</w:t>
+      <w:r>
+        <w:t>Similarly we have below options. For different elements or tags.</w:t>
       </w:r>
     </w:p>
     <w:p>
@@ -6004,15 +4248,7 @@
         <w:sym w:font="Wingdings" w:char="F0E0"/>
       </w:r>
       <w:r>
-        <w:t xml:space="preserve"> </w:t>
-      </w:r>
-      <w:proofErr w:type="spellStart"/>
-      <w:r>
-        <w:t>fn</w:t>
-      </w:r>
-      <w:proofErr w:type="spellEnd"/>
-      <w:r>
-        <w:t xml:space="preserve"> + windows+ print screen.</w:t>
+        <w:t xml:space="preserve"> fn + windows+ print screen.</w:t>
       </w:r>
     </w:p>
     <w:p>
@@ -6044,62 +4280,12 @@
           </w:tcPr>
           <w:p>
             <w:r>
-              <w:t xml:space="preserve">function </w:t>
-            </w:r>
-            <w:proofErr w:type="spellStart"/>
-            <w:proofErr w:type="gramStart"/>
-            <w:r>
-              <w:t>myFun</w:t>
-            </w:r>
-            <w:proofErr w:type="spellEnd"/>
-            <w:r>
-              <w:t>(</w:t>
-            </w:r>
-            <w:proofErr w:type="spellStart"/>
-            <w:proofErr w:type="gramEnd"/>
-            <w:r>
-              <w:t>eName</w:t>
-            </w:r>
-            <w:proofErr w:type="spellEnd"/>
-            <w:r>
-              <w:t xml:space="preserve">: string, </w:t>
-            </w:r>
-            <w:proofErr w:type="spellStart"/>
-            <w:r>
-              <w:t>eId</w:t>
-            </w:r>
-            <w:proofErr w:type="spellEnd"/>
-            <w:r>
-              <w:t>: number): string {</w:t>
-            </w:r>
-          </w:p>
-          <w:p>
-            <w:r>
-              <w:t>    return `Hi ${</w:t>
-            </w:r>
-            <w:proofErr w:type="spellStart"/>
-            <w:r>
-              <w:t>eName</w:t>
-            </w:r>
-            <w:proofErr w:type="spellEnd"/>
-            <w:r>
-              <w:t xml:space="preserve">} your employee id </w:t>
-            </w:r>
-            <w:proofErr w:type="gramStart"/>
-            <w:r>
-              <w:t>is :</w:t>
-            </w:r>
-            <w:proofErr w:type="gramEnd"/>
-            <w:r>
-              <w:t xml:space="preserve"> ${</w:t>
-            </w:r>
-            <w:proofErr w:type="spellStart"/>
-            <w:r>
-              <w:t>eId</w:t>
-            </w:r>
-            <w:proofErr w:type="spellEnd"/>
-            <w:r>
-              <w:t>}`;</w:t>
+              <w:t>function myFun(eName: string, eId: number): string {</w:t>
+            </w:r>
+          </w:p>
+          <w:p>
+            <w:r>
+              <w:t>    return `Hi ${eName} your employee id is : ${eId}`;</w:t>
             </w:r>
           </w:p>
           <w:p>
@@ -6109,15 +4295,7 @@
           </w:p>
           <w:p>
             <w:r>
-              <w:t>console.log(</w:t>
-            </w:r>
-            <w:proofErr w:type="spellStart"/>
-            <w:r>
-              <w:t>myFun</w:t>
-            </w:r>
-            <w:proofErr w:type="spellEnd"/>
-            <w:r>
-              <w:t>('kamal',123));</w:t>
+              <w:t>console.log(myFun('kamal',123));</w:t>
             </w:r>
           </w:p>
         </w:tc>
@@ -6172,13 +4350,8 @@
         <w:t>abstract methods</w:t>
       </w:r>
       <w:r>
-        <w:t xml:space="preserve">”, Abstract methods mean methods with immediate </w:t>
-      </w:r>
-      <w:proofErr w:type="gramStart"/>
-      <w:r>
-        <w:t>termination[</w:t>
-      </w:r>
-      <w:proofErr w:type="gramEnd"/>
+        <w:t>”, Abstract methods mean methods with immediate termination[</w:t>
+      </w:r>
       <w:r>
         <w:rPr>
           <w:b/>
@@ -6238,15 +4411,7 @@
         <w:spacing w:after="0" w:line="240" w:lineRule="auto"/>
       </w:pPr>
       <w:r>
-        <w:t xml:space="preserve">Type annotations </w:t>
-      </w:r>
-      <w:proofErr w:type="gramStart"/>
-      <w:r>
-        <w:t>means</w:t>
-      </w:r>
-      <w:proofErr w:type="gramEnd"/>
-      <w:r>
-        <w:t xml:space="preserve"> data types we are using in TS. </w:t>
+        <w:t xml:space="preserve">Type annotations means data types we are using in TS. </w:t>
       </w:r>
     </w:p>
     <w:p>
@@ -6452,75 +4617,28 @@
           </w:tcPr>
           <w:p>
             <w:r>
-              <w:t xml:space="preserve">interface </w:t>
-            </w:r>
-            <w:proofErr w:type="spellStart"/>
-            <w:proofErr w:type="gramStart"/>
-            <w:r>
-              <w:t>IPerson</w:t>
-            </w:r>
-            <w:proofErr w:type="spellEnd"/>
-            <w:r>
-              <w:t>{</w:t>
-            </w:r>
-            <w:proofErr w:type="gramEnd"/>
-          </w:p>
-          <w:p>
-            <w:r>
-              <w:t xml:space="preserve">    </w:t>
-            </w:r>
-            <w:proofErr w:type="spellStart"/>
-            <w:r>
-              <w:t>pName</w:t>
-            </w:r>
-            <w:proofErr w:type="spellEnd"/>
-            <w:r>
-              <w:t>: string;</w:t>
-            </w:r>
-          </w:p>
-          <w:p>
-            <w:r>
-              <w:t xml:space="preserve">    </w:t>
-            </w:r>
-            <w:proofErr w:type="spellStart"/>
-            <w:r>
-              <w:t>pAge</w:t>
-            </w:r>
-            <w:proofErr w:type="spellEnd"/>
-            <w:r>
-              <w:t xml:space="preserve">: number; </w:t>
+              <w:t>interface IPerson{</w:t>
+            </w:r>
+          </w:p>
+          <w:p>
+            <w:r>
+              <w:t>    pName: string;</w:t>
+            </w:r>
+          </w:p>
+          <w:p>
+            <w:r>
+              <w:t xml:space="preserve">    pAge: number; </w:t>
             </w:r>
           </w:p>
           <w:p/>
           <w:p>
             <w:r>
-              <w:t xml:space="preserve">    </w:t>
-            </w:r>
-            <w:proofErr w:type="spellStart"/>
-            <w:proofErr w:type="gramStart"/>
-            <w:r>
-              <w:t>fullName</w:t>
-            </w:r>
-            <w:proofErr w:type="spellEnd"/>
-            <w:r>
-              <w:t>():string</w:t>
-            </w:r>
-            <w:proofErr w:type="gramEnd"/>
-            <w:r>
-              <w:t>;</w:t>
-            </w:r>
-          </w:p>
-          <w:p>
-            <w:r>
-              <w:t xml:space="preserve">    </w:t>
-            </w:r>
-            <w:proofErr w:type="gramStart"/>
-            <w:r>
-              <w:t>addition():string</w:t>
-            </w:r>
-            <w:proofErr w:type="gramEnd"/>
-            <w:r>
-              <w:t>;</w:t>
+              <w:t>    fullName():string;</w:t>
+            </w:r>
+          </w:p>
+          <w:p>
+            <w:r>
+              <w:t>    addition():string;</w:t>
             </w:r>
           </w:p>
           <w:p>
@@ -6536,75 +4654,28 @@
           </w:tcPr>
           <w:p>
             <w:r>
-              <w:t xml:space="preserve">class Azad implements </w:t>
-            </w:r>
-            <w:proofErr w:type="spellStart"/>
-            <w:proofErr w:type="gramStart"/>
-            <w:r>
-              <w:t>IPerson</w:t>
-            </w:r>
-            <w:proofErr w:type="spellEnd"/>
-            <w:r>
-              <w:t>{</w:t>
-            </w:r>
-            <w:proofErr w:type="gramEnd"/>
-          </w:p>
-          <w:p>
-            <w:r>
-              <w:t xml:space="preserve">    </w:t>
-            </w:r>
-            <w:proofErr w:type="spellStart"/>
-            <w:r>
-              <w:t>pName</w:t>
-            </w:r>
-            <w:proofErr w:type="spellEnd"/>
-            <w:r>
-              <w:t>: string = "Azad";</w:t>
-            </w:r>
-          </w:p>
-          <w:p>
-            <w:r>
-              <w:t xml:space="preserve">    </w:t>
-            </w:r>
-            <w:proofErr w:type="spellStart"/>
-            <w:r>
-              <w:t>pAge</w:t>
-            </w:r>
-            <w:proofErr w:type="spellEnd"/>
-            <w:r>
-              <w:t>: number = 10;</w:t>
+              <w:t>class Azad implements IPerson{</w:t>
+            </w:r>
+          </w:p>
+          <w:p>
+            <w:r>
+              <w:t>    pName: string = "Azad";</w:t>
+            </w:r>
+          </w:p>
+          <w:p>
+            <w:r>
+              <w:t>    pAge: number = 10;</w:t>
             </w:r>
           </w:p>
           <w:p/>
           <w:p>
             <w:r>
-              <w:t xml:space="preserve">    </w:t>
-            </w:r>
-            <w:proofErr w:type="spellStart"/>
-            <w:proofErr w:type="gramStart"/>
-            <w:r>
-              <w:t>fullName</w:t>
-            </w:r>
-            <w:proofErr w:type="spellEnd"/>
-            <w:r>
-              <w:t>(</w:t>
-            </w:r>
-            <w:proofErr w:type="gramEnd"/>
-            <w:r>
-              <w:t>): string {</w:t>
-            </w:r>
-          </w:p>
-          <w:p>
-            <w:r>
-              <w:t>        return "</w:t>
-            </w:r>
-            <w:proofErr w:type="spellStart"/>
-            <w:r>
-              <w:t>asas</w:t>
-            </w:r>
-            <w:proofErr w:type="spellEnd"/>
-            <w:r>
-              <w:t>";</w:t>
+              <w:t>    fullName(): string {</w:t>
+            </w:r>
+          </w:p>
+          <w:p>
+            <w:r>
+              <w:t>        return "asas";</w:t>
             </w:r>
           </w:p>
           <w:p>
@@ -6614,15 +4685,7 @@
           </w:p>
           <w:p>
             <w:r>
-              <w:t xml:space="preserve">    </w:t>
-            </w:r>
-            <w:proofErr w:type="gramStart"/>
-            <w:r>
-              <w:t>addition(</w:t>
-            </w:r>
-            <w:proofErr w:type="gramEnd"/>
-            <w:r>
-              <w:t>): string {</w:t>
+              <w:t>    addition(): string {</w:t>
             </w:r>
           </w:p>
           <w:p>
@@ -6647,28 +4710,12 @@
           </w:tcPr>
           <w:p>
             <w:r>
-              <w:t xml:space="preserve">let kamal: </w:t>
-            </w:r>
-            <w:proofErr w:type="spellStart"/>
-            <w:r>
-              <w:t>IPerson</w:t>
-            </w:r>
-            <w:proofErr w:type="spellEnd"/>
-            <w:r>
-              <w:t xml:space="preserve"> = {</w:t>
-            </w:r>
-          </w:p>
-          <w:p>
-            <w:r>
-              <w:t xml:space="preserve">    </w:t>
-            </w:r>
-            <w:proofErr w:type="spellStart"/>
-            <w:r>
-              <w:t>pName</w:t>
-            </w:r>
-            <w:proofErr w:type="spellEnd"/>
-            <w:r>
-              <w:t>: "",</w:t>
+              <w:t>let kamal: IPerson = {</w:t>
+            </w:r>
+          </w:p>
+          <w:p>
+            <w:r>
+              <w:t>    pName: "",</w:t>
             </w:r>
           </w:p>
           <w:p>
@@ -6679,15 +4726,7 @@
           <w:p/>
           <w:p>
             <w:r>
-              <w:t xml:space="preserve">    </w:t>
-            </w:r>
-            <w:proofErr w:type="spellStart"/>
-            <w:r>
-              <w:t>fullName</w:t>
-            </w:r>
-            <w:proofErr w:type="spellEnd"/>
-            <w:r>
-              <w:t>: () =&gt;"SASASAS",</w:t>
+              <w:t>    fullName: () =&gt;"SASASAS",</w:t>
             </w:r>
           </w:p>
           <w:p>
@@ -6738,15 +4777,7 @@
         <w:spacing w:after="0" w:line="240" w:lineRule="auto"/>
       </w:pPr>
       <w:r>
-        <w:t xml:space="preserve">The main difference between class </w:t>
-      </w:r>
-      <w:proofErr w:type="spellStart"/>
-      <w:r>
-        <w:t>mplementation</w:t>
-      </w:r>
-      <w:proofErr w:type="spellEnd"/>
-      <w:r>
-        <w:t xml:space="preserve"> and object implementations is.</w:t>
+        <w:t>The main difference between class mplementation and object implementations is.</w:t>
       </w:r>
     </w:p>
     <w:p>
@@ -6815,14 +4846,7 @@
           <w:b/>
           <w:bCs/>
         </w:rPr>
-        <w:t>Type inference</w:t>
-      </w:r>
-      <w:r>
-        <w:rPr>
-          <w:b/>
-          <w:bCs/>
-        </w:rPr>
-        <w:t>:</w:t>
+        <w:t>Type inference:</w:t>
       </w:r>
     </w:p>
     <w:p>
@@ -6854,31 +4878,15 @@
           </w:tcPr>
           <w:p>
             <w:r>
-              <w:t xml:space="preserve">let </w:t>
-            </w:r>
-            <w:proofErr w:type="spellStart"/>
-            <w:r>
-              <w:t>empName</w:t>
-            </w:r>
-            <w:proofErr w:type="spellEnd"/>
-            <w:r>
-              <w:t xml:space="preserve"> = "kamal";</w:t>
-            </w:r>
-          </w:p>
-          <w:p>
-            <w:proofErr w:type="spellStart"/>
+              <w:t>let empName = "kamal";</w:t>
+            </w:r>
+          </w:p>
+          <w:p>
             <w:r>
               <w:rPr>
                 <w:color w:val="EE0000"/>
               </w:rPr>
-              <w:t>empName</w:t>
-            </w:r>
-            <w:proofErr w:type="spellEnd"/>
-            <w:r>
-              <w:rPr>
-                <w:color w:val="EE0000"/>
-              </w:rPr>
-              <w:t xml:space="preserve"> = 10;</w:t>
+              <w:t>empName = 10;</w:t>
             </w:r>
           </w:p>
         </w:tc>
@@ -6908,23 +4916,7 @@
         <w:spacing w:after="0" w:line="240" w:lineRule="auto"/>
       </w:pPr>
       <w:r>
-        <w:t>In above example we assigned string value to “</w:t>
-      </w:r>
-      <w:proofErr w:type="spellStart"/>
-      <w:r>
-        <w:t>empName</w:t>
-      </w:r>
-      <w:proofErr w:type="spellEnd"/>
-      <w:r>
-        <w:t xml:space="preserve">” variable, so its data type will be decided as “string”, so you </w:t>
-      </w:r>
-      <w:proofErr w:type="spellStart"/>
-      <w:r>
-        <w:t>can not</w:t>
-      </w:r>
-      <w:proofErr w:type="spellEnd"/>
-      <w:r>
-        <w:t xml:space="preserve"> assign any other values to that field.</w:t>
+        <w:t>In above example we assigned string value to “empName” variable, so its data type will be decided as “string”, so you can not assign any other values to that field.</w:t>
       </w:r>
     </w:p>
     <w:p>
@@ -6963,14 +4955,7 @@
           <w:b/>
           <w:bCs/>
         </w:rPr>
-        <w:t>Function Default Parameter</w:t>
-      </w:r>
-      <w:r>
-        <w:rPr>
-          <w:b/>
-          <w:bCs/>
-        </w:rPr>
-        <w:t>:</w:t>
+        <w:t>Function Default Parameter:</w:t>
       </w:r>
     </w:p>
     <w:p>
@@ -7017,55 +5002,25 @@
             <w:r>
               <w:t>function f1(</w:t>
             </w:r>
-            <w:proofErr w:type="spellStart"/>
-            <w:proofErr w:type="gramStart"/>
             <w:r>
               <w:rPr>
                 <w:b/>
                 <w:bCs/>
                 <w:highlight w:val="yellow"/>
               </w:rPr>
-              <w:t>eName</w:t>
-            </w:r>
-            <w:proofErr w:type="spellEnd"/>
+              <w:t xml:space="preserve">eName </w:t>
+            </w:r>
             <w:r>
               <w:rPr>
                 <w:b/>
                 <w:bCs/>
                 <w:highlight w:val="yellow"/>
               </w:rPr>
-              <w:t xml:space="preserve"> </w:t>
-            </w:r>
-            <w:r>
-              <w:rPr>
-                <w:b/>
-                <w:bCs/>
-                <w:highlight w:val="yellow"/>
-              </w:rPr>
-              <w:t>:</w:t>
-            </w:r>
-            <w:proofErr w:type="gramEnd"/>
-            <w:r>
-              <w:rPr>
-                <w:b/>
-                <w:bCs/>
-                <w:highlight w:val="yellow"/>
-              </w:rPr>
-              <w:t xml:space="preserve"> </w:t>
-            </w:r>
-            <w:proofErr w:type="gramStart"/>
-            <w:r>
-              <w:rPr>
-                <w:b/>
-                <w:bCs/>
-                <w:highlight w:val="yellow"/>
-              </w:rPr>
-              <w:t>string</w:t>
+              <w:t>: string</w:t>
             </w:r>
             <w:r>
               <w:t>){</w:t>
             </w:r>
-            <w:proofErr w:type="gramEnd"/>
           </w:p>
           <w:p/>
           <w:p>
@@ -7080,15 +5035,7 @@
           </w:tcPr>
           <w:p>
             <w:r>
-              <w:t>function f1(</w:t>
-            </w:r>
-            <w:proofErr w:type="spellStart"/>
-            <w:r>
-              <w:t>eName</w:t>
-            </w:r>
-            <w:proofErr w:type="spellEnd"/>
-            <w:r>
-              <w:t xml:space="preserve"> </w:t>
+              <w:t xml:space="preserve">function f1(eName </w:t>
             </w:r>
             <w:r>
               <w:rPr>
@@ -7096,23 +5043,637 @@
                 <w:bCs/>
                 <w:highlight w:val="yellow"/>
               </w:rPr>
-              <w:t>= "Azad</w:t>
-            </w:r>
-            <w:proofErr w:type="gramStart"/>
+              <w:t>= "Azad"){</w:t>
+            </w:r>
+          </w:p>
+          <w:p/>
+          <w:p>
+            <w:r>
+              <w:t>}</w:t>
+            </w:r>
+          </w:p>
+        </w:tc>
+      </w:tr>
+    </w:tbl>
+    <w:p>
+      <w:pPr>
+        <w:spacing w:after="0" w:line="240" w:lineRule="auto"/>
+      </w:pPr>
+    </w:p>
+    <w:p>
+      <w:pPr>
+        <w:spacing w:after="0" w:line="240" w:lineRule="auto"/>
+      </w:pPr>
+    </w:p>
+    <w:p>
+      <w:pPr>
+        <w:spacing w:after="0" w:line="240" w:lineRule="auto"/>
+      </w:pPr>
+    </w:p>
+    <w:p>
+      <w:pPr>
+        <w:spacing w:after="0" w:line="240" w:lineRule="auto"/>
+      </w:pPr>
+    </w:p>
+    <w:p>
+      <w:pPr>
+        <w:spacing w:after="0" w:line="240" w:lineRule="auto"/>
+      </w:pPr>
+    </w:p>
+    <w:p>
+      <w:pPr>
+        <w:spacing w:after="0" w:line="240" w:lineRule="auto"/>
+      </w:pPr>
+    </w:p>
+    <w:p>
+      <w:pPr>
+        <w:spacing w:after="0" w:line="240" w:lineRule="auto"/>
+      </w:pPr>
+    </w:p>
+    <w:p>
+      <w:pPr>
+        <w:spacing w:after="0" w:line="240" w:lineRule="auto"/>
+      </w:pPr>
+    </w:p>
+    <w:p>
+      <w:pPr>
+        <w:spacing w:after="0" w:line="240" w:lineRule="auto"/>
+      </w:pPr>
+    </w:p>
+    <w:p>
+      <w:pPr>
+        <w:spacing w:after="0" w:line="240" w:lineRule="auto"/>
+      </w:pPr>
+      <w:r>
+        <w:lastRenderedPageBreak/>
+        <w:t>Function Return Type</w:t>
+      </w:r>
+      <w:r>
+        <w:t xml:space="preserve">: </w:t>
+      </w:r>
+    </w:p>
+    <w:tbl>
+      <w:tblPr>
+        <w:tblStyle w:val="TableGrid"/>
+        <w:tblW w:w="0" w:type="auto"/>
+        <w:tblLook w:val="04A0" w:firstRow="1" w:lastRow="0" w:firstColumn="1" w:lastColumn="0" w:noHBand="0" w:noVBand="1"/>
+      </w:tblPr>
+      <w:tblGrid>
+        <w:gridCol w:w="3485"/>
+        <w:gridCol w:w="3485"/>
+        <w:gridCol w:w="3486"/>
+      </w:tblGrid>
+      <w:tr>
+        <w:tc>
+          <w:tcPr>
+            <w:tcW w:w="3485" w:type="dxa"/>
+          </w:tcPr>
+          <w:p>
+            <w:r>
+              <w:t xml:space="preserve">function testFunction(): </w:t>
+            </w:r>
+            <w:r>
+              <w:rPr>
+                <w:b/>
+                <w:bCs/>
+              </w:rPr>
+              <w:t>string[]</w:t>
+            </w:r>
+            <w:r>
+              <w:t xml:space="preserve"> {</w:t>
+            </w:r>
+          </w:p>
+          <w:p>
+            <w:r>
+              <w:t>    return ['Azad', "Kamal", "Arafath..."];</w:t>
+            </w:r>
+          </w:p>
+          <w:p>
+            <w:r>
+              <w:t>}</w:t>
+            </w:r>
+          </w:p>
+          <w:p/>
+          <w:p>
+            <w:r>
+              <w:t>let emp = testFunction();</w:t>
+            </w:r>
+          </w:p>
+          <w:p>
+            <w:r>
+              <w:t>console.log(emp);</w:t>
+            </w:r>
+          </w:p>
+          <w:p/>
+        </w:tc>
+        <w:tc>
+          <w:tcPr>
+            <w:tcW w:w="3485" w:type="dxa"/>
+          </w:tcPr>
+          <w:p>
+            <w:r>
+              <w:t>class Employee {</w:t>
+            </w:r>
+          </w:p>
+          <w:p>
+            <w:r>
+              <w:t>    name: string;</w:t>
+            </w:r>
+          </w:p>
+          <w:p>
+            <w:r>
+              <w:t>    id: number;</w:t>
+            </w:r>
+          </w:p>
+          <w:p>
+            <w:r>
+              <w:t>    constructor(name: string, id: number) {</w:t>
+            </w:r>
+          </w:p>
+          <w:p>
+            <w:r>
+              <w:t>        this.id = id;</w:t>
+            </w:r>
+          </w:p>
+          <w:p>
+            <w:r>
+              <w:t>        this.name = name;</w:t>
+            </w:r>
+          </w:p>
+          <w:p>
+            <w:r>
+              <w:t>    }</w:t>
+            </w:r>
+          </w:p>
+          <w:p>
+            <w:r>
+              <w:t>}</w:t>
+            </w:r>
+          </w:p>
+          <w:p/>
+          <w:p>
+            <w:r>
+              <w:t>function testFunction(): Employee {</w:t>
+            </w:r>
+          </w:p>
+          <w:p>
+            <w:r>
+              <w:t>    let e = new Employee("Azad", 1);</w:t>
+            </w:r>
+          </w:p>
+          <w:p>
+            <w:r>
+              <w:t>    return e;</w:t>
+            </w:r>
+          </w:p>
+          <w:p>
+            <w:r>
+              <w:t>}</w:t>
+            </w:r>
+          </w:p>
+          <w:p/>
+          <w:p>
+            <w:r>
+              <w:t>let emp = testFunction();</w:t>
+            </w:r>
+          </w:p>
+          <w:p>
+            <w:r>
+              <w:t>console.log(emp);</w:t>
+            </w:r>
+          </w:p>
+          <w:p/>
+          <w:p/>
+        </w:tc>
+        <w:tc>
+          <w:tcPr>
+            <w:tcW w:w="3486" w:type="dxa"/>
+          </w:tcPr>
+          <w:p>
+            <w:r>
+              <w:t>let eName = 12;</w:t>
+            </w:r>
+          </w:p>
+          <w:p/>
+          <w:p>
+            <w:r>
+              <w:t>function testFunction(){</w:t>
+            </w:r>
+          </w:p>
+          <w:p>
+            <w:r>
+              <w:t>    return "Azad"</w:t>
+            </w:r>
+          </w:p>
+          <w:p>
+            <w:r>
+              <w:t>;}</w:t>
+            </w:r>
+          </w:p>
+          <w:p/>
+        </w:tc>
+      </w:tr>
+    </w:tbl>
+    <w:p>
+      <w:pPr>
+        <w:spacing w:after="0" w:line="240" w:lineRule="auto"/>
+      </w:pPr>
+    </w:p>
+    <w:p>
+      <w:pPr>
+        <w:spacing w:after="0" w:line="240" w:lineRule="auto"/>
+      </w:pPr>
+      <w:r>
+        <w:t>So far we discussed 3 types of type inferences.</w:t>
+      </w:r>
+    </w:p>
+    <w:p>
+      <w:pPr>
+        <w:pStyle w:val="ListParagraph"/>
+        <w:numPr>
+          <w:ilvl w:val="0"/>
+          <w:numId w:val="34"/>
+        </w:numPr>
+        <w:spacing w:after="0" w:line="240" w:lineRule="auto"/>
+      </w:pPr>
+      <w:r>
+        <w:t>Variable initialization.</w:t>
+      </w:r>
+    </w:p>
+    <w:p>
+      <w:pPr>
+        <w:pStyle w:val="ListParagraph"/>
+        <w:numPr>
+          <w:ilvl w:val="0"/>
+          <w:numId w:val="34"/>
+        </w:numPr>
+        <w:spacing w:after="0" w:line="240" w:lineRule="auto"/>
+      </w:pPr>
+      <w:r>
+        <w:t>Function default parameter.</w:t>
+      </w:r>
+    </w:p>
+    <w:p>
+      <w:pPr>
+        <w:pStyle w:val="ListParagraph"/>
+        <w:numPr>
+          <w:ilvl w:val="0"/>
+          <w:numId w:val="34"/>
+        </w:numPr>
+        <w:spacing w:after="0" w:line="240" w:lineRule="auto"/>
+      </w:pPr>
+      <w:r>
+        <w:t>Method return type.</w:t>
+      </w:r>
+    </w:p>
+    <w:p>
+      <w:pPr>
+        <w:spacing w:after="0" w:line="240" w:lineRule="auto"/>
+      </w:pPr>
+    </w:p>
+    <w:tbl>
+      <w:tblPr>
+        <w:tblStyle w:val="TableGrid"/>
+        <w:tblW w:w="0" w:type="auto"/>
+        <w:tblLook w:val="04A0" w:firstRow="1" w:lastRow="0" w:firstColumn="1" w:lastColumn="0" w:noHBand="0" w:noVBand="1"/>
+      </w:tblPr>
+      <w:tblGrid>
+        <w:gridCol w:w="3485"/>
+        <w:gridCol w:w="3485"/>
+        <w:gridCol w:w="3486"/>
+      </w:tblGrid>
+      <w:tr>
+        <w:tc>
+          <w:tcPr>
+            <w:tcW w:w="3485" w:type="dxa"/>
+          </w:tcPr>
+          <w:p>
+            <w:r>
+              <w:t>Variable initialization</w:t>
+            </w:r>
+          </w:p>
+        </w:tc>
+        <w:tc>
+          <w:tcPr>
+            <w:tcW w:w="3485" w:type="dxa"/>
+          </w:tcPr>
+          <w:p>
+            <w:r>
+              <w:t>Function default parameter</w:t>
+            </w:r>
+          </w:p>
+        </w:tc>
+        <w:tc>
+          <w:tcPr>
+            <w:tcW w:w="3486" w:type="dxa"/>
+          </w:tcPr>
+          <w:p>
+            <w:r>
+              <w:t>Method return type</w:t>
+            </w:r>
+          </w:p>
+        </w:tc>
+      </w:tr>
+      <w:tr>
+        <w:tc>
+          <w:tcPr>
+            <w:tcW w:w="3485" w:type="dxa"/>
+          </w:tcPr>
+          <w:p>
+            <w:r>
+              <w:t xml:space="preserve">let eName = “Azad”; </w:t>
+            </w:r>
+            <w:r>
+              <w:sym w:font="Wingdings" w:char="F0E8"/>
+            </w:r>
+            <w:r>
+              <w:t xml:space="preserve"> string </w:t>
+            </w:r>
+          </w:p>
+          <w:p>
+            <w:r>
+              <w:t xml:space="preserve">let id = 12; </w:t>
+            </w:r>
+            <w:r>
+              <w:sym w:font="Wingdings" w:char="F0E8"/>
+            </w:r>
+            <w:r>
+              <w:t xml:space="preserve"> number;</w:t>
+            </w:r>
+          </w:p>
+          <w:p>
+            <w:r>
+              <w:t xml:space="preserve">let isEmp = true; </w:t>
+            </w:r>
+            <w:r>
+              <w:sym w:font="Wingdings" w:char="F0E8"/>
+            </w:r>
+            <w:r>
+              <w:t xml:space="preserve"> Boolean</w:t>
+            </w:r>
+          </w:p>
+          <w:p/>
+        </w:tc>
+        <w:tc>
+          <w:tcPr>
+            <w:tcW w:w="3485" w:type="dxa"/>
+          </w:tcPr>
+          <w:p>
+            <w:r>
+              <w:t>fu</w:t>
+            </w:r>
+            <w:r>
+              <w:t xml:space="preserve">nction t1(eName = </w:t>
+            </w:r>
+            <w:r>
+              <w:rPr>
+                <w:b/>
+                <w:bCs/>
+              </w:rPr>
+              <w:t>10</w:t>
+            </w:r>
+            <w:r>
+              <w:t xml:space="preserve">, eid = </w:t>
+            </w:r>
+            <w:r>
+              <w:rPr>
+                <w:b/>
+                <w:bCs/>
+              </w:rPr>
+              <w:t>“Kamal”){</w:t>
+            </w:r>
+          </w:p>
+          <w:p/>
+          <w:p>
+            <w:r>
+              <w:t>}</w:t>
+            </w:r>
+          </w:p>
+          <w:p/>
+          <w:p>
+            <w:r>
+              <w:t xml:space="preserve">Here: </w:t>
+            </w:r>
+          </w:p>
+          <w:p>
+            <w:r>
+              <w:t xml:space="preserve">eName data type is </w:t>
+            </w:r>
+            <w:r>
+              <w:sym w:font="Wingdings" w:char="F0E8"/>
+            </w:r>
+            <w:r>
+              <w:t xml:space="preserve"> number.</w:t>
+            </w:r>
+          </w:p>
+          <w:p>
+            <w:r>
+              <w:t xml:space="preserve">eId data type is </w:t>
+            </w:r>
+            <w:r>
+              <w:sym w:font="Wingdings" w:char="F0E8"/>
+            </w:r>
+            <w:r>
+              <w:t xml:space="preserve"> string. </w:t>
+            </w:r>
+          </w:p>
+          <w:p>
+            <w:pPr>
+              <w:rPr>
+                <w:b/>
+                <w:bCs/>
+              </w:rPr>
+            </w:pPr>
+            <w:r>
+              <w:rPr>
+                <w:b/>
+                <w:bCs/>
+              </w:rPr>
+              <w:t>Means based on assigned value compiler inferring the data type.</w:t>
+            </w:r>
+          </w:p>
+          <w:p/>
+        </w:tc>
+        <w:tc>
+          <w:tcPr>
+            <w:tcW w:w="3486" w:type="dxa"/>
+          </w:tcPr>
+          <w:p>
+            <w:r>
+              <w:t>function f1(){</w:t>
+            </w:r>
+          </w:p>
+          <w:p/>
+          <w:p>
+            <w:r>
+              <w:t>return true;</w:t>
+            </w:r>
+          </w:p>
+          <w:p/>
+          <w:p>
+            <w:r>
+              <w:t>}</w:t>
+            </w:r>
+          </w:p>
+          <w:p/>
+          <w:p>
+            <w:r>
+              <w:t>Here we are returning Boolean value as return type.. method return types is inferred as Boolean only.</w:t>
+            </w:r>
+          </w:p>
+        </w:tc>
+      </w:tr>
+    </w:tbl>
+    <w:p>
+      <w:pPr>
+        <w:spacing w:after="0" w:line="240" w:lineRule="auto"/>
+      </w:pPr>
+    </w:p>
+    <w:p>
+      <w:pPr>
+        <w:spacing w:after="0" w:line="240" w:lineRule="auto"/>
+      </w:pPr>
+    </w:p>
+    <w:p>
+      <w:pPr>
+        <w:spacing w:after="0" w:line="240" w:lineRule="auto"/>
+        <w:rPr>
+          <w:b/>
+          <w:bCs/>
+        </w:rPr>
+      </w:pPr>
+      <w:r>
+        <w:rPr>
+          <w:b/>
+          <w:bCs/>
+        </w:rPr>
+        <w:t>The Union Type</w:t>
+      </w:r>
+      <w:r>
+        <w:rPr>
+          <w:b/>
+          <w:bCs/>
+        </w:rPr>
+        <w:t xml:space="preserve"> </w:t>
+      </w:r>
+      <w:r>
+        <w:rPr>
+          <w:b/>
+          <w:bCs/>
+          <w:highlight w:val="yellow"/>
+        </w:rPr>
+        <w:t>( | - Pipe symbol</w:t>
+      </w:r>
+      <w:r>
+        <w:rPr>
+          <w:b/>
+          <w:bCs/>
+        </w:rPr>
+        <w:t>)</w:t>
+      </w:r>
+      <w:r>
+        <w:rPr>
+          <w:b/>
+          <w:bCs/>
+        </w:rPr>
+        <w:t>:</w:t>
+      </w:r>
+      <w:r>
+        <w:rPr>
+          <w:b/>
+          <w:bCs/>
+        </w:rPr>
+        <w:t xml:space="preserve"> combination of multiple data types.</w:t>
+      </w:r>
+    </w:p>
+    <w:p>
+      <w:pPr>
+        <w:spacing w:after="0" w:line="240" w:lineRule="auto"/>
+      </w:pPr>
+      <w:r>
+        <w:t>Type inference with variable initialization, function default parameters and return type is straightforward.</w:t>
+      </w:r>
+    </w:p>
+    <w:tbl>
+      <w:tblPr>
+        <w:tblStyle w:val="TableGrid"/>
+        <w:tblW w:w="0" w:type="auto"/>
+        <w:tblLook w:val="04A0" w:firstRow="1" w:lastRow="0" w:firstColumn="1" w:lastColumn="0" w:noHBand="0" w:noVBand="1"/>
+      </w:tblPr>
+      <w:tblGrid>
+        <w:gridCol w:w="10456"/>
+      </w:tblGrid>
+      <w:tr>
+        <w:tc>
+          <w:tcPr>
+            <w:tcW w:w="10456" w:type="dxa"/>
+          </w:tcPr>
+          <w:p/>
+          <w:p>
+            <w:r>
+              <w:t xml:space="preserve">let eid:number </w:t>
+            </w:r>
             <w:r>
               <w:rPr>
                 <w:b/>
                 <w:bCs/>
                 <w:highlight w:val="yellow"/>
               </w:rPr>
-              <w:t>"){</w:t>
-            </w:r>
-            <w:proofErr w:type="gramEnd"/>
+              <w:t>|</w:t>
+            </w:r>
+            <w:r>
+              <w:t xml:space="preserve"> string = 10;</w:t>
+            </w:r>
+          </w:p>
+          <w:p>
+            <w:r>
+              <w:t>eid = "kamal";</w:t>
+            </w:r>
           </w:p>
           <w:p/>
           <w:p>
             <w:r>
-              <w:t>}</w:t>
+              <w:t>let marks:number[] = [12,34,56,67];</w:t>
+            </w:r>
+          </w:p>
+          <w:p>
+            <w:r>
+              <w:t>let eNames: string[] = ['kamal', 'Azad...'];</w:t>
+            </w:r>
+          </w:p>
+          <w:p/>
+          <w:p>
+            <w:r>
+              <w:t xml:space="preserve">let details: (string </w:t>
+            </w:r>
+            <w:r>
+              <w:rPr>
+                <w:b/>
+                <w:bCs/>
+                <w:highlight w:val="yellow"/>
+              </w:rPr>
+              <w:t>|</w:t>
+            </w:r>
+            <w:r>
+              <w:t xml:space="preserve"> number </w:t>
+            </w:r>
+            <w:r>
+              <w:rPr>
+                <w:b/>
+                <w:bCs/>
+                <w:highlight w:val="yellow"/>
+              </w:rPr>
+              <w:t>|</w:t>
+            </w:r>
+            <w:r>
+              <w:rPr>
+                <w:b/>
+                <w:bCs/>
+              </w:rPr>
+              <w:t xml:space="preserve"> </w:t>
+            </w:r>
+            <w:r>
+              <w:t>boolean)[] = [12,34, "Kamal", true];</w:t>
             </w:r>
           </w:p>
         </w:tc>
@@ -7487,11 +6048,6 @@
       <w:pPr>
         <w:spacing w:after="0" w:line="240" w:lineRule="auto"/>
       </w:pPr>
-    </w:p>
-    <w:p>
-      <w:pPr>
-        <w:spacing w:after="0" w:line="240" w:lineRule="auto"/>
-      </w:pPr>
       <w:r>
         <w:t xml:space="preserve">Commands: </w:t>
       </w:r>
@@ -7501,15 +6057,7 @@
         <w:spacing w:after="0" w:line="240" w:lineRule="auto"/>
       </w:pPr>
       <w:r>
-        <w:t xml:space="preserve">$ </w:t>
-      </w:r>
-      <w:proofErr w:type="spellStart"/>
-      <w:r>
-        <w:t>tsc</w:t>
-      </w:r>
-      <w:proofErr w:type="spellEnd"/>
-      <w:r>
-        <w:t xml:space="preserve"> </w:t>
+        <w:t xml:space="preserve">$ tsc </w:t>
       </w:r>
       <w:r>
         <w:t>--</w:t>
@@ -7523,24 +6071,14 @@
         <w:spacing w:after="0" w:line="240" w:lineRule="auto"/>
       </w:pPr>
       <w:r>
-        <w:t xml:space="preserve">$ </w:t>
-      </w:r>
-      <w:proofErr w:type="spellStart"/>
-      <w:r>
-        <w:t>tsc</w:t>
-      </w:r>
-      <w:proofErr w:type="spellEnd"/>
-      <w:r>
-        <w:t xml:space="preserve"> </w:t>
+        <w:t xml:space="preserve">$ tsc </w:t>
       </w:r>
       <w:r>
         <w:t>--</w:t>
       </w:r>
-      <w:proofErr w:type="spellStart"/>
       <w:r>
         <w:t>init</w:t>
       </w:r>
-      <w:proofErr w:type="spellEnd"/>
     </w:p>
     <w:p>
       <w:pPr>
@@ -9467,6 +8005,95 @@
     </w:lvl>
   </w:abstractNum>
   <w:abstractNum w:abstractNumId="16" w15:restartNumberingAfterBreak="0">
+    <w:nsid w:val="39F52156"/>
+    <w:multiLevelType w:val="hybridMultilevel"/>
+    <w:tmpl w:val="FAE48400"/>
+    <w:lvl w:ilvl="0" w:tplc="4009000F">
+      <w:start w:val="1"/>
+      <w:numFmt w:val="decimal"/>
+      <w:lvlText w:val="%1."/>
+      <w:lvlJc w:val="left"/>
+      <w:pPr>
+        <w:ind w:left="720" w:hanging="360"/>
+      </w:pPr>
+      <w:rPr>
+        <w:rFonts w:hint="default"/>
+      </w:rPr>
+    </w:lvl>
+    <w:lvl w:ilvl="1" w:tplc="40090019" w:tentative="1">
+      <w:start w:val="1"/>
+      <w:numFmt w:val="lowerLetter"/>
+      <w:lvlText w:val="%2."/>
+      <w:lvlJc w:val="left"/>
+      <w:pPr>
+        <w:ind w:left="1440" w:hanging="360"/>
+      </w:pPr>
+    </w:lvl>
+    <w:lvl w:ilvl="2" w:tplc="4009001B" w:tentative="1">
+      <w:start w:val="1"/>
+      <w:numFmt w:val="lowerRoman"/>
+      <w:lvlText w:val="%3."/>
+      <w:lvlJc w:val="right"/>
+      <w:pPr>
+        <w:ind w:left="2160" w:hanging="180"/>
+      </w:pPr>
+    </w:lvl>
+    <w:lvl w:ilvl="3" w:tplc="4009000F" w:tentative="1">
+      <w:start w:val="1"/>
+      <w:numFmt w:val="decimal"/>
+      <w:lvlText w:val="%4."/>
+      <w:lvlJc w:val="left"/>
+      <w:pPr>
+        <w:ind w:left="2880" w:hanging="360"/>
+      </w:pPr>
+    </w:lvl>
+    <w:lvl w:ilvl="4" w:tplc="40090019" w:tentative="1">
+      <w:start w:val="1"/>
+      <w:numFmt w:val="lowerLetter"/>
+      <w:lvlText w:val="%5."/>
+      <w:lvlJc w:val="left"/>
+      <w:pPr>
+        <w:ind w:left="3600" w:hanging="360"/>
+      </w:pPr>
+    </w:lvl>
+    <w:lvl w:ilvl="5" w:tplc="4009001B" w:tentative="1">
+      <w:start w:val="1"/>
+      <w:numFmt w:val="lowerRoman"/>
+      <w:lvlText w:val="%6."/>
+      <w:lvlJc w:val="right"/>
+      <w:pPr>
+        <w:ind w:left="4320" w:hanging="180"/>
+      </w:pPr>
+    </w:lvl>
+    <w:lvl w:ilvl="6" w:tplc="4009000F" w:tentative="1">
+      <w:start w:val="1"/>
+      <w:numFmt w:val="decimal"/>
+      <w:lvlText w:val="%7."/>
+      <w:lvlJc w:val="left"/>
+      <w:pPr>
+        <w:ind w:left="5040" w:hanging="360"/>
+      </w:pPr>
+    </w:lvl>
+    <w:lvl w:ilvl="7" w:tplc="40090019" w:tentative="1">
+      <w:start w:val="1"/>
+      <w:numFmt w:val="lowerLetter"/>
+      <w:lvlText w:val="%8."/>
+      <w:lvlJc w:val="left"/>
+      <w:pPr>
+        <w:ind w:left="5760" w:hanging="360"/>
+      </w:pPr>
+    </w:lvl>
+    <w:lvl w:ilvl="8" w:tplc="4009001B" w:tentative="1">
+      <w:start w:val="1"/>
+      <w:numFmt w:val="lowerRoman"/>
+      <w:lvlText w:val="%9."/>
+      <w:lvlJc w:val="right"/>
+      <w:pPr>
+        <w:ind w:left="6480" w:hanging="180"/>
+      </w:pPr>
+    </w:lvl>
+  </w:abstractNum>
+  <w:abstractNum w:abstractNumId="17" w15:restartNumberingAfterBreak="0">
     <w:nsid w:val="3BD51922"/>
     <w:multiLevelType w:val="multilevel"/>
     <w:tmpl w:val="BC268D52"/>
@@ -9615,7 +8242,7 @@
       </w:rPr>
     </w:lvl>
   </w:abstractNum>
-  <w:abstractNum w:abstractNumId="17" w15:restartNumberingAfterBreak="0">
+  <w:abstractNum w:abstractNumId="18" w15:restartNumberingAfterBreak="0">
     <w:nsid w:val="3D175E71"/>
     <w:multiLevelType w:val="multilevel"/>
     <w:tmpl w:val="C248C1A2"/>
@@ -9764,7 +8391,7 @@
       </w:rPr>
     </w:lvl>
   </w:abstractNum>
-  <w:abstractNum w:abstractNumId="18" w15:restartNumberingAfterBreak="0">
+  <w:abstractNum w:abstractNumId="19" w15:restartNumberingAfterBreak="0">
     <w:nsid w:val="4271344F"/>
     <w:multiLevelType w:val="multilevel"/>
     <w:tmpl w:val="E9109E7C"/>
@@ -9913,7 +8540,7 @@
       </w:rPr>
     </w:lvl>
   </w:abstractNum>
-  <w:abstractNum w:abstractNumId="19" w15:restartNumberingAfterBreak="0">
+  <w:abstractNum w:abstractNumId="20" w15:restartNumberingAfterBreak="0">
     <w:nsid w:val="49D06393"/>
     <w:multiLevelType w:val="hybridMultilevel"/>
     <w:tmpl w:val="DC30A466"/>
@@ -10002,7 +8629,7 @@
       </w:pPr>
     </w:lvl>
   </w:abstractNum>
-  <w:abstractNum w:abstractNumId="20" w15:restartNumberingAfterBreak="0">
+  <w:abstractNum w:abstractNumId="21" w15:restartNumberingAfterBreak="0">
     <w:nsid w:val="4E542B60"/>
     <w:multiLevelType w:val="hybridMultilevel"/>
     <w:tmpl w:val="B48004A2"/>
@@ -10091,7 +8718,7 @@
       </w:pPr>
     </w:lvl>
   </w:abstractNum>
-  <w:abstractNum w:abstractNumId="21" w15:restartNumberingAfterBreak="0">
+  <w:abstractNum w:abstractNumId="22" w15:restartNumberingAfterBreak="0">
     <w:nsid w:val="58516D6A"/>
     <w:multiLevelType w:val="hybridMultilevel"/>
     <w:tmpl w:val="00CCC8F0"/>
@@ -10180,7 +8807,7 @@
       </w:pPr>
     </w:lvl>
   </w:abstractNum>
-  <w:abstractNum w:abstractNumId="22" w15:restartNumberingAfterBreak="0">
+  <w:abstractNum w:abstractNumId="23" w15:restartNumberingAfterBreak="0">
     <w:nsid w:val="5DCD3B6F"/>
     <w:multiLevelType w:val="multilevel"/>
     <w:tmpl w:val="96AE20F8"/>
@@ -10329,7 +8956,7 @@
       </w:rPr>
     </w:lvl>
   </w:abstractNum>
-  <w:abstractNum w:abstractNumId="23" w15:restartNumberingAfterBreak="0">
+  <w:abstractNum w:abstractNumId="24" w15:restartNumberingAfterBreak="0">
     <w:nsid w:val="5F045E9B"/>
     <w:multiLevelType w:val="hybridMultilevel"/>
     <w:tmpl w:val="0910E5BA"/>
@@ -10418,7 +9045,7 @@
       </w:pPr>
     </w:lvl>
   </w:abstractNum>
-  <w:abstractNum w:abstractNumId="24" w15:restartNumberingAfterBreak="0">
+  <w:abstractNum w:abstractNumId="25" w15:restartNumberingAfterBreak="0">
     <w:nsid w:val="64880EC8"/>
     <w:multiLevelType w:val="hybridMultilevel"/>
     <w:tmpl w:val="0BECC98E"/>
@@ -10507,7 +9134,7 @@
       </w:pPr>
     </w:lvl>
   </w:abstractNum>
-  <w:abstractNum w:abstractNumId="25" w15:restartNumberingAfterBreak="0">
+  <w:abstractNum w:abstractNumId="26" w15:restartNumberingAfterBreak="0">
     <w:nsid w:val="683517A9"/>
     <w:multiLevelType w:val="multilevel"/>
     <w:tmpl w:val="D05E2A52"/>
@@ -10656,7 +9283,7 @@
       </w:rPr>
     </w:lvl>
   </w:abstractNum>
-  <w:abstractNum w:abstractNumId="26" w15:restartNumberingAfterBreak="0">
+  <w:abstractNum w:abstractNumId="27" w15:restartNumberingAfterBreak="0">
     <w:nsid w:val="6B5A2171"/>
     <w:multiLevelType w:val="multilevel"/>
     <w:tmpl w:val="4BA8F6A8"/>
@@ -10805,7 +9432,7 @@
       </w:rPr>
     </w:lvl>
   </w:abstractNum>
-  <w:abstractNum w:abstractNumId="27" w15:restartNumberingAfterBreak="0">
+  <w:abstractNum w:abstractNumId="28" w15:restartNumberingAfterBreak="0">
     <w:nsid w:val="6CD90AAA"/>
     <w:multiLevelType w:val="hybridMultilevel"/>
     <w:tmpl w:val="CB0867E8"/>
@@ -10894,7 +9521,7 @@
       </w:pPr>
     </w:lvl>
   </w:abstractNum>
-  <w:abstractNum w:abstractNumId="28" w15:restartNumberingAfterBreak="0">
+  <w:abstractNum w:abstractNumId="29" w15:restartNumberingAfterBreak="0">
     <w:nsid w:val="72044FAA"/>
     <w:multiLevelType w:val="multilevel"/>
     <w:tmpl w:val="F278844E"/>
@@ -11043,7 +9670,7 @@
       </w:rPr>
     </w:lvl>
   </w:abstractNum>
-  <w:abstractNum w:abstractNumId="29" w15:restartNumberingAfterBreak="0">
+  <w:abstractNum w:abstractNumId="30" w15:restartNumberingAfterBreak="0">
     <w:nsid w:val="74BE6604"/>
     <w:multiLevelType w:val="multilevel"/>
     <w:tmpl w:val="C5E69C6E"/>
@@ -11192,7 +9819,7 @@
       </w:rPr>
     </w:lvl>
   </w:abstractNum>
-  <w:abstractNum w:abstractNumId="30" w15:restartNumberingAfterBreak="0">
+  <w:abstractNum w:abstractNumId="31" w15:restartNumberingAfterBreak="0">
     <w:nsid w:val="75FC232B"/>
     <w:multiLevelType w:val="multilevel"/>
     <w:tmpl w:val="CE3A26CC"/>
@@ -11341,7 +9968,7 @@
       </w:rPr>
     </w:lvl>
   </w:abstractNum>
-  <w:abstractNum w:abstractNumId="31" w15:restartNumberingAfterBreak="0">
+  <w:abstractNum w:abstractNumId="32" w15:restartNumberingAfterBreak="0">
     <w:nsid w:val="769513EA"/>
     <w:multiLevelType w:val="multilevel"/>
     <w:tmpl w:val="4BF6ADA6"/>
@@ -11490,7 +10117,7 @@
       </w:rPr>
     </w:lvl>
   </w:abstractNum>
-  <w:abstractNum w:abstractNumId="32" w15:restartNumberingAfterBreak="0">
+  <w:abstractNum w:abstractNumId="33" w15:restartNumberingAfterBreak="0">
     <w:nsid w:val="76B67D00"/>
     <w:multiLevelType w:val="hybridMultilevel"/>
     <w:tmpl w:val="6ED44928"/>
@@ -11604,10 +10231,10 @@
     </w:lvl>
   </w:abstractNum>
   <w:num w:numId="1" w16cid:durableId="1786997795">
-    <w:abstractNumId w:val="25"/>
+    <w:abstractNumId w:val="26"/>
   </w:num>
   <w:num w:numId="2" w16cid:durableId="649095618">
-    <w:abstractNumId w:val="22"/>
+    <w:abstractNumId w:val="23"/>
   </w:num>
   <w:num w:numId="3" w16cid:durableId="1091312259">
     <w:abstractNumId w:val="1"/>
@@ -11619,7 +10246,7 @@
     <w:abstractNumId w:val="14"/>
   </w:num>
   <w:num w:numId="6" w16cid:durableId="393430431">
-    <w:abstractNumId w:val="27"/>
+    <w:abstractNumId w:val="28"/>
   </w:num>
   <w:num w:numId="7" w16cid:durableId="22755052">
     <w:abstractNumId w:val="7"/>
@@ -11631,19 +10258,19 @@
     <w:abstractNumId w:val="2"/>
   </w:num>
   <w:num w:numId="10" w16cid:durableId="261768541">
-    <w:abstractNumId w:val="17"/>
+    <w:abstractNumId w:val="18"/>
   </w:num>
   <w:num w:numId="11" w16cid:durableId="920530383">
-    <w:abstractNumId w:val="18"/>
+    <w:abstractNumId w:val="19"/>
   </w:num>
   <w:num w:numId="12" w16cid:durableId="329067514">
-    <w:abstractNumId w:val="21"/>
+    <w:abstractNumId w:val="22"/>
   </w:num>
   <w:num w:numId="13" w16cid:durableId="109862485">
-    <w:abstractNumId w:val="24"/>
+    <w:abstractNumId w:val="25"/>
   </w:num>
   <w:num w:numId="14" w16cid:durableId="161700848">
-    <w:abstractNumId w:val="28"/>
+    <w:abstractNumId w:val="29"/>
   </w:num>
   <w:num w:numId="15" w16cid:durableId="2023049815">
     <w:abstractNumId w:val="9"/>
@@ -11652,16 +10279,16 @@
     <w:abstractNumId w:val="5"/>
   </w:num>
   <w:num w:numId="17" w16cid:durableId="1681085876">
-    <w:abstractNumId w:val="29"/>
+    <w:abstractNumId w:val="30"/>
   </w:num>
   <w:num w:numId="18" w16cid:durableId="1762793056">
-    <w:abstractNumId w:val="30"/>
+    <w:abstractNumId w:val="31"/>
   </w:num>
   <w:num w:numId="19" w16cid:durableId="1371563757">
-    <w:abstractNumId w:val="23"/>
+    <w:abstractNumId w:val="24"/>
   </w:num>
   <w:num w:numId="20" w16cid:durableId="458688707">
-    <w:abstractNumId w:val="26"/>
+    <w:abstractNumId w:val="27"/>
   </w:num>
   <w:num w:numId="21" w16cid:durableId="451746149">
     <w:abstractNumId w:val="10"/>
@@ -11670,7 +10297,7 @@
     <w:abstractNumId w:val="11"/>
   </w:num>
   <w:num w:numId="23" w16cid:durableId="2069645773">
-    <w:abstractNumId w:val="32"/>
+    <w:abstractNumId w:val="33"/>
   </w:num>
   <w:num w:numId="24" w16cid:durableId="1712999510">
     <w:abstractNumId w:val="12"/>
@@ -11685,13 +10312,13 @@
     <w:abstractNumId w:val="0"/>
   </w:num>
   <w:num w:numId="28" w16cid:durableId="562521814">
-    <w:abstractNumId w:val="31"/>
+    <w:abstractNumId w:val="32"/>
   </w:num>
   <w:num w:numId="29" w16cid:durableId="1087654038">
-    <w:abstractNumId w:val="19"/>
+    <w:abstractNumId w:val="20"/>
   </w:num>
   <w:num w:numId="30" w16cid:durableId="65959723">
-    <w:abstractNumId w:val="16"/>
+    <w:abstractNumId w:val="17"/>
   </w:num>
   <w:num w:numId="31" w16cid:durableId="616563928">
     <w:abstractNumId w:val="6"/>
@@ -11700,7 +10327,10 @@
     <w:abstractNumId w:val="13"/>
   </w:num>
   <w:num w:numId="33" w16cid:durableId="132408278">
-    <w:abstractNumId w:val="20"/>
+    <w:abstractNumId w:val="21"/>
+  </w:num>
+  <w:num w:numId="34" w16cid:durableId="708726605">
+    <w:abstractNumId w:val="16"/>
   </w:num>
 </w:numbering>
 </file>

--- a/UI_html_css_javascript/notes/TypeScript_6AM_2025.docx
+++ b/UI_html_css_javascript/notes/TypeScript_6AM_2025.docx
@@ -137,7 +137,23 @@
           <w:b/>
           <w:bCs/>
         </w:rPr>
-        <w:t xml:space="preserve"> is also a JavaScript only, but in TS we use datatype to represent properties, methods, objects, arrays..etc.</w:t>
+        <w:t xml:space="preserve"> is also a JavaScript only, but in TS we use datatype to represent properties, methods, objects, </w:t>
+      </w:r>
+      <w:proofErr w:type="spellStart"/>
+      <w:r>
+        <w:rPr>
+          <w:b/>
+          <w:bCs/>
+        </w:rPr>
+        <w:t>arrays..etc</w:t>
+      </w:r>
+      <w:proofErr w:type="spellEnd"/>
+      <w:r>
+        <w:rPr>
+          <w:b/>
+          <w:bCs/>
+        </w:rPr>
+        <w:t>.</w:t>
       </w:r>
     </w:p>
     <w:p>
@@ -182,23 +198,55 @@
         <w:spacing w:after="0" w:line="240" w:lineRule="auto"/>
       </w:pPr>
       <w:r>
-        <w:t>JS files extension is .js.</w:t>
-      </w:r>
-    </w:p>
-    <w:p>
-      <w:pPr>
-        <w:spacing w:after="0" w:line="240" w:lineRule="auto"/>
-      </w:pPr>
-      <w:r>
-        <w:t>TS files extension is .ts.</w:t>
-      </w:r>
-    </w:p>
-    <w:p>
-      <w:pPr>
-        <w:spacing w:after="0" w:line="240" w:lineRule="auto"/>
-      </w:pPr>
-      <w:r>
-        <w:t>So we need to convert .ts files to .js files.</w:t>
+        <w:t>JS files extension is .</w:t>
+      </w:r>
+      <w:proofErr w:type="spellStart"/>
+      <w:r>
+        <w:t>js</w:t>
+      </w:r>
+      <w:proofErr w:type="spellEnd"/>
+      <w:r>
+        <w:t>.</w:t>
+      </w:r>
+    </w:p>
+    <w:p>
+      <w:pPr>
+        <w:spacing w:after="0" w:line="240" w:lineRule="auto"/>
+      </w:pPr>
+      <w:r>
+        <w:t>TS files extension is .</w:t>
+      </w:r>
+      <w:proofErr w:type="spellStart"/>
+      <w:r>
+        <w:t>ts</w:t>
+      </w:r>
+      <w:proofErr w:type="spellEnd"/>
+      <w:r>
+        <w:t>.</w:t>
+      </w:r>
+    </w:p>
+    <w:p>
+      <w:pPr>
+        <w:spacing w:after="0" w:line="240" w:lineRule="auto"/>
+      </w:pPr>
+      <w:r>
+        <w:t>So we need to convert .</w:t>
+      </w:r>
+      <w:proofErr w:type="spellStart"/>
+      <w:r>
+        <w:t>ts</w:t>
+      </w:r>
+      <w:proofErr w:type="spellEnd"/>
+      <w:r>
+        <w:t xml:space="preserve"> files to .</w:t>
+      </w:r>
+      <w:proofErr w:type="spellStart"/>
+      <w:r>
+        <w:t>js</w:t>
+      </w:r>
+      <w:proofErr w:type="spellEnd"/>
+      <w:r>
+        <w:t xml:space="preserve"> files.</w:t>
       </w:r>
     </w:p>
     <w:p>
@@ -270,7 +318,15 @@
         <w:spacing w:after="0" w:line="240" w:lineRule="auto"/>
       </w:pPr>
       <w:r>
-        <w:t>Angular 1.0 is called as AjngularJS.</w:t>
+        <w:t xml:space="preserve">Angular 1.0 is called as </w:t>
+      </w:r>
+      <w:proofErr w:type="spellStart"/>
+      <w:r>
+        <w:t>AjngularJS</w:t>
+      </w:r>
+      <w:proofErr w:type="spellEnd"/>
+      <w:r>
+        <w:t>.</w:t>
       </w:r>
       <w:r>
         <w:t xml:space="preserve"> It is deprecated. No one is using now.</w:t>
@@ -281,7 +337,15 @@
         <w:spacing w:after="0" w:line="240" w:lineRule="auto"/>
       </w:pPr>
       <w:r>
-        <w:t>Angular 2.X + is called as Ajngular.</w:t>
+        <w:t xml:space="preserve">Angular 2.X + is called as </w:t>
+      </w:r>
+      <w:proofErr w:type="spellStart"/>
+      <w:r>
+        <w:t>Ajngular</w:t>
+      </w:r>
+      <w:proofErr w:type="spellEnd"/>
+      <w:r>
+        <w:t>.</w:t>
       </w:r>
     </w:p>
     <w:p>
@@ -401,13 +465,29 @@
         <w:t>, compiled language</w:t>
       </w:r>
       <w:r>
-        <w:t xml:space="preserve">[.ts </w:t>
+        <w:t>[.</w:t>
+      </w:r>
+      <w:proofErr w:type="spellStart"/>
+      <w:r>
+        <w:t>ts</w:t>
+      </w:r>
+      <w:proofErr w:type="spellEnd"/>
+      <w:r>
+        <w:t xml:space="preserve"> </w:t>
       </w:r>
       <w:r>
         <w:sym w:font="Wingdings" w:char="F0E0"/>
       </w:r>
       <w:r>
-        <w:t xml:space="preserve"> .js]</w:t>
+        <w:t xml:space="preserve"> .</w:t>
+      </w:r>
+      <w:proofErr w:type="spellStart"/>
+      <w:r>
+        <w:t>js</w:t>
+      </w:r>
+      <w:proofErr w:type="spellEnd"/>
+      <w:r>
+        <w:t>]</w:t>
       </w:r>
       <w:r>
         <w:t>. </w:t>
@@ -865,7 +945,15 @@
       </w:pPr>
       <w:r>
         <w:lastRenderedPageBreak/>
-        <w:t>To work with TS, we need to download and install nodejs.</w:t>
+        <w:t xml:space="preserve">To work with TS, we need to download and install </w:t>
+      </w:r>
+      <w:proofErr w:type="spellStart"/>
+      <w:r>
+        <w:t>nodejs</w:t>
+      </w:r>
+      <w:proofErr w:type="spellEnd"/>
+      <w:r>
+        <w:t>.</w:t>
       </w:r>
     </w:p>
     <w:p>
@@ -968,12 +1056,21 @@
                 <w:bCs/>
               </w:rPr>
             </w:pPr>
+            <w:proofErr w:type="spellStart"/>
             <w:r>
               <w:rPr>
                 <w:b/>
                 <w:bCs/>
               </w:rPr>
-              <w:t>npm install -g typescript</w:t>
+              <w:t>npm</w:t>
+            </w:r>
+            <w:proofErr w:type="spellEnd"/>
+            <w:r>
+              <w:rPr>
+                <w:b/>
+                <w:bCs/>
+              </w:rPr>
+              <w:t xml:space="preserve"> install -g typescript</w:t>
             </w:r>
           </w:p>
         </w:tc>
@@ -986,6 +1083,7 @@
       <w:r>
         <w:t xml:space="preserve">Here </w:t>
       </w:r>
+      <w:proofErr w:type="spellStart"/>
       <w:r>
         <w:rPr>
           <w:b/>
@@ -993,6 +1091,7 @@
         </w:rPr>
         <w:t>npm</w:t>
       </w:r>
+      <w:proofErr w:type="spellEnd"/>
       <w:r>
         <w:t xml:space="preserve"> means – </w:t>
       </w:r>
@@ -1114,6 +1213,7 @@
       <w:r>
         <w:t xml:space="preserve">In java we have compiler called </w:t>
       </w:r>
+      <w:proofErr w:type="spellStart"/>
       <w:r>
         <w:rPr>
           <w:b/>
@@ -1121,9 +1221,11 @@
         </w:rPr>
         <w:t>javac</w:t>
       </w:r>
+      <w:proofErr w:type="spellEnd"/>
       <w:r>
         <w:t xml:space="preserve">. Similarly in TS we have </w:t>
       </w:r>
+      <w:proofErr w:type="spellStart"/>
       <w:r>
         <w:rPr>
           <w:b/>
@@ -1131,6 +1233,7 @@
         </w:rPr>
         <w:t>tsc</w:t>
       </w:r>
+      <w:proofErr w:type="spellEnd"/>
       <w:r>
         <w:t xml:space="preserve"> compiler.</w:t>
       </w:r>
@@ -1140,8 +1243,13 @@
         <w:spacing w:after="0" w:line="240" w:lineRule="auto"/>
       </w:pPr>
       <w:r>
-        <w:t>$ tsc</w:t>
-      </w:r>
+        <w:t xml:space="preserve">$ </w:t>
+      </w:r>
+      <w:proofErr w:type="spellStart"/>
+      <w:r>
+        <w:t>tsc</w:t>
+      </w:r>
+      <w:proofErr w:type="spellEnd"/>
       <w:r>
         <w:t xml:space="preserve">  </w:t>
       </w:r>
@@ -1149,16 +1257,29 @@
         <w:sym w:font="Wingdings" w:char="F0E0"/>
       </w:r>
       <w:r>
-        <w:t xml:space="preserve"> generates .js files.</w:t>
-      </w:r>
-    </w:p>
-    <w:p>
-      <w:pPr>
-        <w:spacing w:after="0" w:line="240" w:lineRule="auto"/>
-      </w:pPr>
-      <w:r>
-        <w:t>$ javac</w:t>
-      </w:r>
+        <w:t xml:space="preserve"> generates .</w:t>
+      </w:r>
+      <w:proofErr w:type="spellStart"/>
+      <w:r>
+        <w:t>js</w:t>
+      </w:r>
+      <w:proofErr w:type="spellEnd"/>
+      <w:r>
+        <w:t xml:space="preserve"> files.</w:t>
+      </w:r>
+    </w:p>
+    <w:p>
+      <w:pPr>
+        <w:spacing w:after="0" w:line="240" w:lineRule="auto"/>
+      </w:pPr>
+      <w:r>
+        <w:t xml:space="preserve">$ </w:t>
+      </w:r>
+      <w:proofErr w:type="spellStart"/>
+      <w:r>
+        <w:t>javac</w:t>
+      </w:r>
+      <w:proofErr w:type="spellEnd"/>
       <w:r>
         <w:t xml:space="preserve"> </w:t>
       </w:r>
@@ -1215,6 +1336,7 @@
             <w:r>
               <w:t xml:space="preserve">$ </w:t>
             </w:r>
+            <w:proofErr w:type="spellStart"/>
             <w:r>
               <w:rPr>
                 <w:b/>
@@ -1222,6 +1344,7 @@
               </w:rPr>
               <w:t>javac</w:t>
             </w:r>
+            <w:proofErr w:type="spellEnd"/>
             <w:r>
               <w:t xml:space="preserve"> filename</w:t>
             </w:r>
@@ -1239,7 +1362,11 @@
               <w:sym w:font="Wingdings" w:char="F0E8"/>
             </w:r>
             <w:r>
-              <w:t xml:space="preserve"> filename</w:t>
+              <w:t xml:space="preserve"> </w:t>
+            </w:r>
+            <w:proofErr w:type="spellStart"/>
+            <w:r>
+              <w:t>filename</w:t>
             </w:r>
             <w:r>
               <w:rPr>
@@ -1248,6 +1375,7 @@
               </w:rPr>
               <w:t>.class</w:t>
             </w:r>
+            <w:proofErr w:type="spellEnd"/>
           </w:p>
         </w:tc>
         <w:tc>
@@ -1262,6 +1390,7 @@
               </w:rPr>
               <w:t xml:space="preserve">$ </w:t>
             </w:r>
+            <w:proofErr w:type="spellStart"/>
             <w:r>
               <w:rPr>
                 <w:b/>
@@ -1276,8 +1405,13 @@
               </w:rPr>
               <w:t>sc</w:t>
             </w:r>
-            <w:r>
-              <w:t xml:space="preserve"> filename</w:t>
+            <w:proofErr w:type="spellEnd"/>
+            <w:r>
+              <w:t xml:space="preserve"> </w:t>
+            </w:r>
+            <w:proofErr w:type="spellStart"/>
+            <w:r>
+              <w:t>filename</w:t>
             </w:r>
             <w:r>
               <w:rPr>
@@ -1286,6 +1420,7 @@
               </w:rPr>
               <w:t>.ts</w:t>
             </w:r>
+            <w:proofErr w:type="spellEnd"/>
             <w:r>
               <w:t xml:space="preserve"> </w:t>
             </w:r>
@@ -1324,7 +1459,23 @@
         <w:spacing w:after="0" w:line="240" w:lineRule="auto"/>
       </w:pPr>
       <w:r>
-        <w:t>Here TSC compiler converts .ts to ES3 version .js file.</w:t>
+        <w:t>Here TSC compiler converts .</w:t>
+      </w:r>
+      <w:proofErr w:type="spellStart"/>
+      <w:r>
+        <w:t>ts</w:t>
+      </w:r>
+      <w:proofErr w:type="spellEnd"/>
+      <w:r>
+        <w:t xml:space="preserve"> to ES3 version .</w:t>
+      </w:r>
+      <w:proofErr w:type="spellStart"/>
+      <w:r>
+        <w:t>js</w:t>
+      </w:r>
+      <w:proofErr w:type="spellEnd"/>
+      <w:r>
+        <w:t xml:space="preserve"> file.</w:t>
       </w:r>
     </w:p>
     <w:p>
@@ -1348,9 +1499,11 @@
             <w:tcW w:w="5228" w:type="dxa"/>
           </w:tcPr>
           <w:p>
+            <w:proofErr w:type="spellStart"/>
             <w:r>
               <w:t>Test.ts</w:t>
             </w:r>
+            <w:proofErr w:type="spellEnd"/>
           </w:p>
         </w:tc>
         <w:tc>
@@ -1371,8 +1524,13 @@
           </w:tcPr>
           <w:p>
             <w:r>
-              <w:t>let myName</w:t>
-            </w:r>
+              <w:t xml:space="preserve">let </w:t>
+            </w:r>
+            <w:proofErr w:type="spellStart"/>
+            <w:r>
+              <w:t>myName</w:t>
+            </w:r>
+            <w:proofErr w:type="spellEnd"/>
             <w:r>
               <w:rPr>
                 <w:b/>
@@ -1387,7 +1545,15 @@
           </w:p>
           <w:p>
             <w:r>
-              <w:t>console.log(myName);</w:t>
+              <w:t>console.log(</w:t>
+            </w:r>
+            <w:proofErr w:type="spellStart"/>
+            <w:r>
+              <w:t>myName</w:t>
+            </w:r>
+            <w:proofErr w:type="spellEnd"/>
+            <w:r>
+              <w:t>);</w:t>
             </w:r>
           </w:p>
         </w:tc>
@@ -1412,7 +1578,15 @@
           </w:p>
           <w:p>
             <w:r>
-              <w:t>        &lt;script src="</w:t>
+              <w:t xml:space="preserve">        &lt;script </w:t>
+            </w:r>
+            <w:proofErr w:type="spellStart"/>
+            <w:r>
+              <w:t>src</w:t>
+            </w:r>
+            <w:proofErr w:type="spellEnd"/>
+            <w:r>
+              <w:t>="</w:t>
             </w:r>
             <w:r>
               <w:rPr>
@@ -1550,6 +1724,7 @@
       <w:r>
         <w:t xml:space="preserve">If you want to compile TS file with different versions we need to add </w:t>
       </w:r>
+      <w:proofErr w:type="spellStart"/>
       <w:r>
         <w:rPr>
           <w:b/>
@@ -1558,6 +1733,7 @@
         </w:rPr>
         <w:t>tsconfig.json</w:t>
       </w:r>
+      <w:proofErr w:type="spellEnd"/>
       <w:r>
         <w:t> file or the </w:t>
       </w:r>
@@ -1586,25 +1762,49 @@
         <w:spacing w:after="0" w:line="240" w:lineRule="auto"/>
       </w:pPr>
       <w:r>
-        <w:t>However, it is highly recommended to explicitly configure the target option in your tsconfig.json file to a more modern version, such as ES2015 (ES6) or higher, to leverage modern JavaScript features and ensure compatibility with your target environment.</w:t>
-      </w:r>
-    </w:p>
-    <w:p>
-      <w:pPr>
-        <w:spacing w:after="0" w:line="240" w:lineRule="auto"/>
-      </w:pPr>
-    </w:p>
-    <w:p>
-      <w:pPr>
-        <w:spacing w:after="0" w:line="240" w:lineRule="auto"/>
-      </w:pPr>
-    </w:p>
-    <w:p>
-      <w:pPr>
-        <w:spacing w:after="0" w:line="240" w:lineRule="auto"/>
-      </w:pPr>
-      <w:r>
-        <w:t>We can compileTS file with target version also.. lilke es3,es4..es6.</w:t>
+        <w:t>However, it is highly recommended to explicitly configure the target option in your </w:t>
+      </w:r>
+      <w:proofErr w:type="spellStart"/>
+      <w:r>
+        <w:t>tsconfig.json</w:t>
+      </w:r>
+      <w:proofErr w:type="spellEnd"/>
+      <w:r>
+        <w:t> file to a more modern version, such as ES2015 (ES6) or higher, to leverage modern JavaScript features and ensure compatibility with your target environment.</w:t>
+      </w:r>
+    </w:p>
+    <w:p>
+      <w:pPr>
+        <w:spacing w:after="0" w:line="240" w:lineRule="auto"/>
+      </w:pPr>
+    </w:p>
+    <w:p>
+      <w:pPr>
+        <w:spacing w:after="0" w:line="240" w:lineRule="auto"/>
+      </w:pPr>
+    </w:p>
+    <w:p>
+      <w:pPr>
+        <w:spacing w:after="0" w:line="240" w:lineRule="auto"/>
+      </w:pPr>
+      <w:r>
+        <w:t xml:space="preserve">We can </w:t>
+      </w:r>
+      <w:proofErr w:type="spellStart"/>
+      <w:r>
+        <w:t>compileTS</w:t>
+      </w:r>
+      <w:proofErr w:type="spellEnd"/>
+      <w:r>
+        <w:t xml:space="preserve"> file with target version also.. </w:t>
+      </w:r>
+      <w:proofErr w:type="spellStart"/>
+      <w:r>
+        <w:t>lilke</w:t>
+      </w:r>
+      <w:proofErr w:type="spellEnd"/>
+      <w:r>
+        <w:t xml:space="preserve"> es3,es4..es6.</w:t>
       </w:r>
     </w:p>
     <w:tbl>
@@ -1623,7 +1823,15 @@
           </w:tcPr>
           <w:p>
             <w:r>
-              <w:t xml:space="preserve">$ tsc </w:t>
+              <w:t xml:space="preserve">$ </w:t>
+            </w:r>
+            <w:proofErr w:type="spellStart"/>
+            <w:r>
+              <w:t>tsc</w:t>
+            </w:r>
+            <w:proofErr w:type="spellEnd"/>
+            <w:r>
+              <w:t xml:space="preserve"> </w:t>
             </w:r>
             <w:r>
               <w:rPr>
@@ -1667,7 +1875,23 @@
           <w:b/>
           <w:bCs/>
         </w:rPr>
-        <w:t>With tsconfig.json:</w:t>
+        <w:t xml:space="preserve">With </w:t>
+      </w:r>
+      <w:proofErr w:type="spellStart"/>
+      <w:r>
+        <w:rPr>
+          <w:b/>
+          <w:bCs/>
+        </w:rPr>
+        <w:t>tsconfig.json</w:t>
+      </w:r>
+      <w:proofErr w:type="spellEnd"/>
+      <w:r>
+        <w:rPr>
+          <w:b/>
+          <w:bCs/>
+        </w:rPr>
+        <w:t>:</w:t>
       </w:r>
     </w:p>
     <w:tbl>
@@ -1697,6 +1921,7 @@
             <w:tcW w:w="3485" w:type="dxa"/>
           </w:tcPr>
           <w:p>
+            <w:proofErr w:type="spellStart"/>
             <w:r>
               <w:rPr>
                 <w:b/>
@@ -1704,6 +1929,7 @@
               </w:rPr>
               <w:t>tsconfig.json</w:t>
             </w:r>
+            <w:proofErr w:type="spellEnd"/>
           </w:p>
         </w:tc>
         <w:tc>
@@ -1724,22 +1950,54 @@
           </w:tcPr>
           <w:p>
             <w:r>
-              <w:t>let stuName: string = "Azad";</w:t>
-            </w:r>
-          </w:p>
-          <w:p>
-            <w:r>
-              <w:t>let empName: string = "Kamal";</w:t>
-            </w:r>
-          </w:p>
-          <w:p>
-            <w:r>
-              <w:t>console.log(empName);</w:t>
-            </w:r>
-          </w:p>
-          <w:p>
-            <w:r>
-              <w:t>console.log(stuName);</w:t>
+              <w:t xml:space="preserve">let </w:t>
+            </w:r>
+            <w:proofErr w:type="spellStart"/>
+            <w:r>
+              <w:t>stuName</w:t>
+            </w:r>
+            <w:proofErr w:type="spellEnd"/>
+            <w:r>
+              <w:t>: string = "Azad";</w:t>
+            </w:r>
+          </w:p>
+          <w:p>
+            <w:r>
+              <w:t xml:space="preserve">let </w:t>
+            </w:r>
+            <w:proofErr w:type="spellStart"/>
+            <w:r>
+              <w:t>empName</w:t>
+            </w:r>
+            <w:proofErr w:type="spellEnd"/>
+            <w:r>
+              <w:t>: string = "Kamal";</w:t>
+            </w:r>
+          </w:p>
+          <w:p>
+            <w:r>
+              <w:t>console.log(</w:t>
+            </w:r>
+            <w:proofErr w:type="spellStart"/>
+            <w:r>
+              <w:t>empName</w:t>
+            </w:r>
+            <w:proofErr w:type="spellEnd"/>
+            <w:r>
+              <w:t>);</w:t>
+            </w:r>
+          </w:p>
+          <w:p>
+            <w:r>
+              <w:t>console.log(</w:t>
+            </w:r>
+            <w:proofErr w:type="spellStart"/>
+            <w:r>
+              <w:t>stuName</w:t>
+            </w:r>
+            <w:proofErr w:type="spellEnd"/>
+            <w:r>
+              <w:t>);</w:t>
             </w:r>
           </w:p>
         </w:tc>
@@ -1778,24 +2036,25 @@
                 <w:bCs/>
                 <w:highlight w:val="yellow"/>
               </w:rPr>
-              <w:t>  "compilerOptions": {</w:t>
-            </w:r>
-          </w:p>
-          <w:p>
-            <w:pPr>
+              <w:t>  "</w:t>
+            </w:r>
+            <w:proofErr w:type="spellStart"/>
+            <w:r>
               <w:rPr>
                 <w:b/>
                 <w:bCs/>
                 <w:highlight w:val="yellow"/>
               </w:rPr>
-            </w:pPr>
+              <w:t>compilerOptions</w:t>
+            </w:r>
+            <w:proofErr w:type="spellEnd"/>
             <w:r>
               <w:rPr>
                 <w:b/>
                 <w:bCs/>
                 <w:highlight w:val="yellow"/>
               </w:rPr>
-              <w:t>    "target": "es2015",</w:t>
+              <w:t>": {</w:t>
             </w:r>
           </w:p>
           <w:p>
@@ -1812,91 +2071,162 @@
                 <w:bCs/>
                 <w:highlight w:val="yellow"/>
               </w:rPr>
-              <w:t>    "outDir": "./js"</w:t>
-            </w:r>
-            <w:r>
+              <w:t>    "target": "es2015",</w:t>
+            </w:r>
+          </w:p>
+          <w:p>
+            <w:pPr>
               <w:rPr>
                 <w:b/>
                 <w:bCs/>
                 <w:highlight w:val="yellow"/>
               </w:rPr>
-              <w:t>,</w:t>
-            </w:r>
-          </w:p>
-          <w:p>
-            <w:pPr>
+            </w:pPr>
+            <w:r>
               <w:rPr>
                 <w:b/>
                 <w:bCs/>
                 <w:highlight w:val="yellow"/>
               </w:rPr>
-            </w:pPr>
+              <w:t>    "</w:t>
+            </w:r>
+            <w:proofErr w:type="spellStart"/>
             <w:r>
               <w:rPr>
                 <w:b/>
                 <w:bCs/>
                 <w:highlight w:val="yellow"/>
               </w:rPr>
-              <w:t xml:space="preserve">     </w:t>
-            </w:r>
+              <w:t>outDir</w:t>
+            </w:r>
+            <w:proofErr w:type="spellEnd"/>
             <w:r>
               <w:rPr>
                 <w:b/>
                 <w:bCs/>
                 <w:highlight w:val="yellow"/>
               </w:rPr>
-              <w:t>"strict": true</w:t>
-            </w:r>
-          </w:p>
-          <w:p>
-            <w:pPr>
+              <w:t>": "./</w:t>
+            </w:r>
+            <w:proofErr w:type="spellStart"/>
+            <w:r>
               <w:rPr>
                 <w:b/>
                 <w:bCs/>
                 <w:highlight w:val="yellow"/>
               </w:rPr>
-            </w:pPr>
+              <w:t>js</w:t>
+            </w:r>
+            <w:proofErr w:type="spellEnd"/>
             <w:r>
               <w:rPr>
                 <w:b/>
                 <w:bCs/>
                 <w:highlight w:val="yellow"/>
               </w:rPr>
-              <w:t>  },</w:t>
-            </w:r>
-          </w:p>
-          <w:p>
-            <w:pPr>
+              <w:t>"</w:t>
+            </w:r>
+            <w:r>
               <w:rPr>
                 <w:b/>
                 <w:bCs/>
                 <w:highlight w:val="yellow"/>
               </w:rPr>
-            </w:pPr>
-            <w:r>
+              <w:t>,</w:t>
+            </w:r>
+          </w:p>
+          <w:p>
+            <w:pPr>
               <w:rPr>
                 <w:b/>
                 <w:bCs/>
                 <w:highlight w:val="yellow"/>
               </w:rPr>
-              <w:t>  "include": [</w:t>
-            </w:r>
-          </w:p>
-          <w:p>
-            <w:pPr>
+            </w:pPr>
+            <w:r>
               <w:rPr>
                 <w:b/>
                 <w:bCs/>
                 <w:highlight w:val="yellow"/>
               </w:rPr>
-            </w:pPr>
+              <w:t xml:space="preserve">     </w:t>
+            </w:r>
             <w:r>
               <w:rPr>
                 <w:b/>
                 <w:bCs/>
                 <w:highlight w:val="yellow"/>
               </w:rPr>
-              <w:t>    "ts/*"</w:t>
+              <w:t>"strict": true</w:t>
+            </w:r>
+          </w:p>
+          <w:p>
+            <w:pPr>
+              <w:rPr>
+                <w:b/>
+                <w:bCs/>
+                <w:highlight w:val="yellow"/>
+              </w:rPr>
+            </w:pPr>
+            <w:r>
+              <w:rPr>
+                <w:b/>
+                <w:bCs/>
+                <w:highlight w:val="yellow"/>
+              </w:rPr>
+              <w:t>  },</w:t>
+            </w:r>
+          </w:p>
+          <w:p>
+            <w:pPr>
+              <w:rPr>
+                <w:b/>
+                <w:bCs/>
+                <w:highlight w:val="yellow"/>
+              </w:rPr>
+            </w:pPr>
+            <w:r>
+              <w:rPr>
+                <w:b/>
+                <w:bCs/>
+                <w:highlight w:val="yellow"/>
+              </w:rPr>
+              <w:t>  "include": [</w:t>
+            </w:r>
+          </w:p>
+          <w:p>
+            <w:pPr>
+              <w:rPr>
+                <w:b/>
+                <w:bCs/>
+                <w:highlight w:val="yellow"/>
+              </w:rPr>
+            </w:pPr>
+            <w:r>
+              <w:rPr>
+                <w:b/>
+                <w:bCs/>
+                <w:highlight w:val="yellow"/>
+              </w:rPr>
+              <w:t>    "</w:t>
+            </w:r>
+            <w:proofErr w:type="spellStart"/>
+            <w:r>
+              <w:rPr>
+                <w:b/>
+                <w:bCs/>
+                <w:highlight w:val="yellow"/>
+              </w:rPr>
+              <w:t>ts</w:t>
+            </w:r>
+            <w:proofErr w:type="spellEnd"/>
+            <w:r>
+              <w:rPr>
+                <w:b/>
+                <w:bCs/>
+                <w:highlight w:val="yellow"/>
+              </w:rPr>
+              <w:t>/*"</w:t>
             </w:r>
           </w:p>
           <w:p>
@@ -1941,22 +2271,54 @@
           </w:tcPr>
           <w:p>
             <w:r>
-              <w:t>let stuName = "Azad";</w:t>
-            </w:r>
-          </w:p>
-          <w:p>
-            <w:r>
-              <w:t>let empName = "Kamal";</w:t>
-            </w:r>
-          </w:p>
-          <w:p>
-            <w:r>
-              <w:t>console.log(empName);</w:t>
-            </w:r>
-          </w:p>
-          <w:p>
-            <w:r>
-              <w:t>console.log(stuName);</w:t>
+              <w:t xml:space="preserve">let </w:t>
+            </w:r>
+            <w:proofErr w:type="spellStart"/>
+            <w:r>
+              <w:t>stuName</w:t>
+            </w:r>
+            <w:proofErr w:type="spellEnd"/>
+            <w:r>
+              <w:t xml:space="preserve"> = "Azad";</w:t>
+            </w:r>
+          </w:p>
+          <w:p>
+            <w:r>
+              <w:t xml:space="preserve">let </w:t>
+            </w:r>
+            <w:proofErr w:type="spellStart"/>
+            <w:r>
+              <w:t>empName</w:t>
+            </w:r>
+            <w:proofErr w:type="spellEnd"/>
+            <w:r>
+              <w:t xml:space="preserve"> = "Kamal";</w:t>
+            </w:r>
+          </w:p>
+          <w:p>
+            <w:r>
+              <w:t>console.log(</w:t>
+            </w:r>
+            <w:proofErr w:type="spellStart"/>
+            <w:r>
+              <w:t>empName</w:t>
+            </w:r>
+            <w:proofErr w:type="spellEnd"/>
+            <w:r>
+              <w:t>);</w:t>
+            </w:r>
+          </w:p>
+          <w:p>
+            <w:r>
+              <w:t>console.log(</w:t>
+            </w:r>
+            <w:proofErr w:type="spellStart"/>
+            <w:r>
+              <w:t>stuName</w:t>
+            </w:r>
+            <w:proofErr w:type="spellEnd"/>
+            <w:r>
+              <w:t>);</w:t>
             </w:r>
           </w:p>
           <w:p/>
@@ -1973,37 +2335,86 @@
         <w:spacing w:after="0" w:line="240" w:lineRule="auto"/>
       </w:pPr>
       <w:r>
-        <w:t>By using tsconfig.jon file we are giving instructions to TSC compiler while converting .ts file to .js file.</w:t>
-      </w:r>
-    </w:p>
-    <w:p>
-      <w:pPr>
-        <w:spacing w:after="0" w:line="240" w:lineRule="auto"/>
-      </w:pPr>
-    </w:p>
-    <w:p>
-      <w:pPr>
-        <w:spacing w:after="0" w:line="240" w:lineRule="auto"/>
-      </w:pPr>
-      <w:r>
-        <w:t xml:space="preserve">How to run .ts file with tsconfig.json? </w:t>
-      </w:r>
-    </w:p>
-    <w:p>
-      <w:pPr>
-        <w:spacing w:after="0" w:line="240" w:lineRule="auto"/>
-        <w:rPr>
-          <w:b/>
-          <w:bCs/>
-        </w:rPr>
-      </w:pPr>
-      <w:r>
-        <w:rPr>
-          <w:b/>
-          <w:bCs/>
-        </w:rPr>
-        <w:t xml:space="preserve">$ tsc </w:t>
-      </w:r>
+        <w:t xml:space="preserve">By using </w:t>
+      </w:r>
+      <w:proofErr w:type="spellStart"/>
+      <w:r>
+        <w:t>tsconfig.jon</w:t>
+      </w:r>
+      <w:proofErr w:type="spellEnd"/>
+      <w:r>
+        <w:t xml:space="preserve"> file we are giving instructions to TSC compiler while converting .</w:t>
+      </w:r>
+      <w:proofErr w:type="spellStart"/>
+      <w:r>
+        <w:t>ts</w:t>
+      </w:r>
+      <w:proofErr w:type="spellEnd"/>
+      <w:r>
+        <w:t xml:space="preserve"> file to .</w:t>
+      </w:r>
+      <w:proofErr w:type="spellStart"/>
+      <w:r>
+        <w:t>js</w:t>
+      </w:r>
+      <w:proofErr w:type="spellEnd"/>
+      <w:r>
+        <w:t xml:space="preserve"> file.</w:t>
+      </w:r>
+    </w:p>
+    <w:p>
+      <w:pPr>
+        <w:spacing w:after="0" w:line="240" w:lineRule="auto"/>
+      </w:pPr>
+    </w:p>
+    <w:p>
+      <w:pPr>
+        <w:spacing w:after="0" w:line="240" w:lineRule="auto"/>
+      </w:pPr>
+      <w:r>
+        <w:t>How to run .</w:t>
+      </w:r>
+      <w:proofErr w:type="spellStart"/>
+      <w:r>
+        <w:t>ts</w:t>
+      </w:r>
+      <w:proofErr w:type="spellEnd"/>
+      <w:r>
+        <w:t xml:space="preserve"> file with </w:t>
+      </w:r>
+      <w:proofErr w:type="spellStart"/>
+      <w:r>
+        <w:t>tsconfig.json</w:t>
+      </w:r>
+      <w:proofErr w:type="spellEnd"/>
+      <w:r>
+        <w:t xml:space="preserve">? </w:t>
+      </w:r>
+    </w:p>
+    <w:p>
+      <w:pPr>
+        <w:spacing w:after="0" w:line="240" w:lineRule="auto"/>
+        <w:rPr>
+          <w:b/>
+          <w:bCs/>
+        </w:rPr>
+      </w:pPr>
+      <w:r>
+        <w:rPr>
+          <w:b/>
+          <w:bCs/>
+        </w:rPr>
+        <w:t xml:space="preserve">$ </w:t>
+      </w:r>
+      <w:proofErr w:type="spellStart"/>
+      <w:r>
+        <w:rPr>
+          <w:b/>
+          <w:bCs/>
+        </w:rPr>
+        <w:t>tsc</w:t>
+      </w:r>
+      <w:proofErr w:type="spellEnd"/>
       <w:r>
         <w:rPr>
           <w:b/>
@@ -2011,6 +2422,13 @@
         </w:rPr>
         <w:t xml:space="preserve"> </w:t>
       </w:r>
+      <w:r>
+        <w:rPr>
+          <w:b/>
+          <w:bCs/>
+        </w:rPr>
+        <w:t xml:space="preserve"> </w:t>
+      </w:r>
     </w:p>
     <w:p>
       <w:pPr>
@@ -2031,14 +2449,50 @@
           <w:bCs/>
           <w:highlight w:val="yellow"/>
         </w:rPr>
-        <w:t>here tsc command always looks for “tsconfig.json” file.</w:t>
-      </w:r>
+        <w:t xml:space="preserve">here </w:t>
+      </w:r>
+      <w:proofErr w:type="spellStart"/>
       <w:r>
         <w:rPr>
           <w:b/>
           <w:bCs/>
           <w:highlight w:val="yellow"/>
         </w:rPr>
+        <w:t>tsc</w:t>
+      </w:r>
+      <w:proofErr w:type="spellEnd"/>
+      <w:r>
+        <w:rPr>
+          <w:b/>
+          <w:bCs/>
+          <w:highlight w:val="yellow"/>
+        </w:rPr>
+        <w:t xml:space="preserve"> command always looks for “</w:t>
+      </w:r>
+      <w:proofErr w:type="spellStart"/>
+      <w:r>
+        <w:rPr>
+          <w:b/>
+          <w:bCs/>
+          <w:highlight w:val="yellow"/>
+        </w:rPr>
+        <w:t>tsconfig.json</w:t>
+      </w:r>
+      <w:proofErr w:type="spellEnd"/>
+      <w:r>
+        <w:rPr>
+          <w:b/>
+          <w:bCs/>
+          <w:highlight w:val="yellow"/>
+        </w:rPr>
+        <w:t>” file.</w:t>
+      </w:r>
+      <w:r>
+        <w:rPr>
+          <w:b/>
+          <w:bCs/>
+          <w:highlight w:val="yellow"/>
+        </w:rPr>
         <w:t xml:space="preserve"> If this file is not found this command will display all TS compiler options.</w:t>
       </w:r>
       <w:r>
@@ -2046,7 +2500,23 @@
           <w:b/>
           <w:bCs/>
         </w:rPr>
-        <w:t xml:space="preserve"> If it finds tsconfig.son file it will parse</w:t>
+        <w:t xml:space="preserve"> If it finds </w:t>
+      </w:r>
+      <w:proofErr w:type="spellStart"/>
+      <w:r>
+        <w:rPr>
+          <w:b/>
+          <w:bCs/>
+        </w:rPr>
+        <w:t>tsconfig.son</w:t>
+      </w:r>
+      <w:proofErr w:type="spellEnd"/>
+      <w:r>
+        <w:rPr>
+          <w:b/>
+          <w:bCs/>
+        </w:rPr>
+        <w:t xml:space="preserve"> file it will parse</w:t>
       </w:r>
       <w:r>
         <w:rPr>
@@ -2060,7 +2530,23 @@
           <w:b/>
           <w:bCs/>
         </w:rPr>
-        <w:t xml:space="preserve"> in tsconfig.json file</w:t>
+        <w:t xml:space="preserve"> in </w:t>
+      </w:r>
+      <w:proofErr w:type="spellStart"/>
+      <w:r>
+        <w:rPr>
+          <w:b/>
+          <w:bCs/>
+        </w:rPr>
+        <w:t>tsconfig.json</w:t>
+      </w:r>
+      <w:proofErr w:type="spellEnd"/>
+      <w:r>
+        <w:rPr>
+          <w:b/>
+          <w:bCs/>
+        </w:rPr>
+        <w:t xml:space="preserve"> file</w:t>
       </w:r>
       <w:r>
         <w:rPr>
@@ -2074,24 +2560,56 @@
           <w:b/>
           <w:bCs/>
         </w:rPr>
-        <w:t xml:space="preserve"> and process the options provided in this json file.</w:t>
-      </w:r>
-    </w:p>
-    <w:p>
-      <w:pPr>
-        <w:spacing w:after="0" w:line="240" w:lineRule="auto"/>
-      </w:pPr>
-    </w:p>
-    <w:p>
-      <w:pPr>
-        <w:spacing w:after="0" w:line="240" w:lineRule="auto"/>
-      </w:pPr>
-      <w:r>
-        <w:rPr>
-          <w:b/>
-          <w:bCs/>
-        </w:rPr>
-        <w:t>"include": ["ts/*"]</w:t>
+        <w:t xml:space="preserve"> and process the options provided in this </w:t>
+      </w:r>
+      <w:proofErr w:type="spellStart"/>
+      <w:r>
+        <w:rPr>
+          <w:b/>
+          <w:bCs/>
+        </w:rPr>
+        <w:t>json</w:t>
+      </w:r>
+      <w:proofErr w:type="spellEnd"/>
+      <w:r>
+        <w:rPr>
+          <w:b/>
+          <w:bCs/>
+        </w:rPr>
+        <w:t xml:space="preserve"> file.</w:t>
+      </w:r>
+    </w:p>
+    <w:p>
+      <w:pPr>
+        <w:spacing w:after="0" w:line="240" w:lineRule="auto"/>
+      </w:pPr>
+    </w:p>
+    <w:p>
+      <w:pPr>
+        <w:spacing w:after="0" w:line="240" w:lineRule="auto"/>
+      </w:pPr>
+      <w:r>
+        <w:rPr>
+          <w:b/>
+          <w:bCs/>
+        </w:rPr>
+        <w:t>"include": ["</w:t>
+      </w:r>
+      <w:proofErr w:type="spellStart"/>
+      <w:r>
+        <w:rPr>
+          <w:b/>
+          <w:bCs/>
+        </w:rPr>
+        <w:t>ts</w:t>
+      </w:r>
+      <w:proofErr w:type="spellEnd"/>
+      <w:r>
+        <w:rPr>
+          <w:b/>
+          <w:bCs/>
+        </w:rPr>
+        <w:t>/*"]</w:t>
       </w:r>
       <w:r>
         <w:rPr>
@@ -2108,15 +2626,56 @@
       <w:pPr>
         <w:spacing w:after="0" w:line="240" w:lineRule="auto"/>
       </w:pPr>
-      <w:r>
-        <w:rPr>
-          <w:b/>
-          <w:bCs/>
-        </w:rPr>
-        <w:t>outDir:</w:t>
-      </w:r>
-      <w:r>
-        <w:t xml:space="preserve"> what ever the compiled .js files are there, all js files will be kept inside js folder.</w:t>
+      <w:proofErr w:type="spellStart"/>
+      <w:r>
+        <w:rPr>
+          <w:b/>
+          <w:bCs/>
+        </w:rPr>
+        <w:t>outDir</w:t>
+      </w:r>
+      <w:proofErr w:type="spellEnd"/>
+      <w:r>
+        <w:rPr>
+          <w:b/>
+          <w:bCs/>
+        </w:rPr>
+        <w:t>:</w:t>
+      </w:r>
+      <w:r>
+        <w:t xml:space="preserve"> </w:t>
+      </w:r>
+      <w:proofErr w:type="spellStart"/>
+      <w:r>
+        <w:t>what ever</w:t>
+      </w:r>
+      <w:proofErr w:type="spellEnd"/>
+      <w:r>
+        <w:t xml:space="preserve"> the compiled .</w:t>
+      </w:r>
+      <w:proofErr w:type="spellStart"/>
+      <w:r>
+        <w:t>js</w:t>
+      </w:r>
+      <w:proofErr w:type="spellEnd"/>
+      <w:r>
+        <w:t xml:space="preserve"> files are there, all </w:t>
+      </w:r>
+      <w:proofErr w:type="spellStart"/>
+      <w:r>
+        <w:t>js</w:t>
+      </w:r>
+      <w:proofErr w:type="spellEnd"/>
+      <w:r>
+        <w:t xml:space="preserve"> files will be kept inside </w:t>
+      </w:r>
+      <w:proofErr w:type="spellStart"/>
+      <w:r>
+        <w:t>js</w:t>
+      </w:r>
+      <w:proofErr w:type="spellEnd"/>
+      <w:r>
+        <w:t xml:space="preserve"> folder.</w:t>
       </w:r>
     </w:p>
     <w:p>
@@ -2138,7 +2697,15 @@
         <w:t xml:space="preserve"> : </w:t>
       </w:r>
       <w:r>
-        <w:t xml:space="preserve">it will make js as strict mode, adds </w:t>
+        <w:t xml:space="preserve">it will make </w:t>
+      </w:r>
+      <w:proofErr w:type="spellStart"/>
+      <w:r>
+        <w:t>js</w:t>
+      </w:r>
+      <w:proofErr w:type="spellEnd"/>
+      <w:r>
+        <w:t xml:space="preserve"> as strict mode, adds </w:t>
       </w:r>
       <w:r>
         <w:rPr>
@@ -2157,7 +2724,15 @@
         <w:t>;</w:t>
       </w:r>
       <w:r>
-        <w:t xml:space="preserve"> in compiles js file.</w:t>
+        <w:t xml:space="preserve"> in compiles </w:t>
+      </w:r>
+      <w:proofErr w:type="spellStart"/>
+      <w:r>
+        <w:t>js</w:t>
+      </w:r>
+      <w:proofErr w:type="spellEnd"/>
+      <w:r>
+        <w:t xml:space="preserve"> file.</w:t>
       </w:r>
     </w:p>
     <w:p>
@@ -2191,11 +2766,28 @@
           <w:b/>
           <w:bCs/>
         </w:rPr>
-        <w:t xml:space="preserve">$ tsc </w:t>
+        <w:t xml:space="preserve">$ </w:t>
+      </w:r>
+      <w:proofErr w:type="spellStart"/>
+      <w:r>
+        <w:rPr>
+          <w:b/>
+          <w:bCs/>
+        </w:rPr>
+        <w:t>tsc</w:t>
+      </w:r>
+      <w:proofErr w:type="spellEnd"/>
+      <w:r>
+        <w:rPr>
+          <w:b/>
+          <w:bCs/>
+        </w:rPr>
+        <w:t xml:space="preserve"> </w:t>
       </w:r>
       <w:r>
         <w:t xml:space="preserve"> command will automatically locate the </w:t>
       </w:r>
+      <w:proofErr w:type="spellStart"/>
       <w:r>
         <w:rPr>
           <w:b/>
@@ -2203,16 +2795,65 @@
         </w:rPr>
         <w:t>tsconfig.json</w:t>
       </w:r>
-      <w:r>
-        <w:t> file in the current or parent directories and apply its configurations (e.g., target, outDir, include, exclude) to compile your .ts files into .js files. The compiled JavaScript files will be placed in the directory specified by the outDir option in your tsconfig.json.</w:t>
-      </w:r>
-    </w:p>
-    <w:p>
-      <w:pPr>
-        <w:spacing w:after="0" w:line="240" w:lineRule="auto"/>
-      </w:pPr>
-      <w:r>
-        <w:t>Once the TypeScript code is compiled into JavaScript, you can run the resulting .js files using Node.js. </w:t>
+      <w:proofErr w:type="spellEnd"/>
+      <w:r>
+        <w:t> file in the current or parent directories and apply its configurations (e.g., target, </w:t>
+      </w:r>
+      <w:proofErr w:type="spellStart"/>
+      <w:r>
+        <w:t>outDir</w:t>
+      </w:r>
+      <w:proofErr w:type="spellEnd"/>
+      <w:r>
+        <w:t>, include, exclude) to compile your .</w:t>
+      </w:r>
+      <w:proofErr w:type="spellStart"/>
+      <w:r>
+        <w:t>ts</w:t>
+      </w:r>
+      <w:proofErr w:type="spellEnd"/>
+      <w:r>
+        <w:t> files into .</w:t>
+      </w:r>
+      <w:proofErr w:type="spellStart"/>
+      <w:r>
+        <w:t>js</w:t>
+      </w:r>
+      <w:proofErr w:type="spellEnd"/>
+      <w:r>
+        <w:t> files. The compiled JavaScript files will be placed in the directory specified by the </w:t>
+      </w:r>
+      <w:proofErr w:type="spellStart"/>
+      <w:r>
+        <w:t>outDir</w:t>
+      </w:r>
+      <w:proofErr w:type="spellEnd"/>
+      <w:r>
+        <w:t> option in your </w:t>
+      </w:r>
+      <w:proofErr w:type="spellStart"/>
+      <w:r>
+        <w:t>tsconfig.json</w:t>
+      </w:r>
+      <w:proofErr w:type="spellEnd"/>
+      <w:r>
+        <w:t>.</w:t>
+      </w:r>
+    </w:p>
+    <w:p>
+      <w:pPr>
+        <w:spacing w:after="0" w:line="240" w:lineRule="auto"/>
+      </w:pPr>
+      <w:r>
+        <w:t>Once the TypeScript code is compiled into JavaScript, you can run the resulting .</w:t>
+      </w:r>
+      <w:proofErr w:type="spellStart"/>
+      <w:r>
+        <w:t>js</w:t>
+      </w:r>
+      <w:proofErr w:type="spellEnd"/>
+      <w:r>
+        <w:t> files using Node.js. </w:t>
       </w:r>
     </w:p>
     <w:p>
@@ -2246,7 +2887,15 @@
               <w:t>node</w:t>
             </w:r>
             <w:r>
-              <w:t xml:space="preserve"> js/test1</w:t>
+              <w:t xml:space="preserve"> </w:t>
+            </w:r>
+            <w:proofErr w:type="spellStart"/>
+            <w:r>
+              <w:t>js</w:t>
+            </w:r>
+            <w:proofErr w:type="spellEnd"/>
+            <w:r>
+              <w:t>/test1</w:t>
             </w:r>
             <w:r>
               <w:rPr>
@@ -2267,7 +2916,15 @@
         <w:t>Above command used to run JS file on command prompt / terminal.</w:t>
       </w:r>
       <w:r>
-        <w:t xml:space="preserve"> Usually we always run .js file in browser.</w:t>
+        <w:t xml:space="preserve"> Usually we always run .</w:t>
+      </w:r>
+      <w:proofErr w:type="spellStart"/>
+      <w:r>
+        <w:t>js</w:t>
+      </w:r>
+      <w:proofErr w:type="spellEnd"/>
+      <w:r>
+        <w:t xml:space="preserve"> file in browser.</w:t>
       </w:r>
     </w:p>
     <w:p>
@@ -2306,8 +2963,21 @@
         <w:spacing w:after="0" w:line="240" w:lineRule="auto"/>
       </w:pPr>
       <w:r>
-        <w:t>$ tsc fineName.ts</w:t>
-      </w:r>
+        <w:t xml:space="preserve">$ </w:t>
+      </w:r>
+      <w:proofErr w:type="spellStart"/>
+      <w:r>
+        <w:t>tsc</w:t>
+      </w:r>
+      <w:proofErr w:type="spellEnd"/>
+      <w:r>
+        <w:t xml:space="preserve"> </w:t>
+      </w:r>
+      <w:proofErr w:type="spellStart"/>
+      <w:r>
+        <w:t>fineName.ts</w:t>
+      </w:r>
+      <w:proofErr w:type="spellEnd"/>
     </w:p>
     <w:p>
       <w:pPr>
@@ -2319,7 +2989,15 @@
         <w:spacing w:after="0" w:line="240" w:lineRule="auto"/>
       </w:pPr>
       <w:r>
-        <w:t xml:space="preserve">$ tsc </w:t>
+        <w:t xml:space="preserve">$ </w:t>
+      </w:r>
+      <w:proofErr w:type="spellStart"/>
+      <w:r>
+        <w:t>tsc</w:t>
+      </w:r>
+      <w:proofErr w:type="spellEnd"/>
+      <w:r>
+        <w:t xml:space="preserve"> </w:t>
       </w:r>
       <w:r>
         <w:t>--</w:t>
@@ -2338,7 +3016,15 @@
         <w:spacing w:after="0" w:line="240" w:lineRule="auto"/>
       </w:pPr>
       <w:r>
-        <w:t>Using tsconfig.json file.</w:t>
+        <w:t xml:space="preserve">Using </w:t>
+      </w:r>
+      <w:proofErr w:type="spellStart"/>
+      <w:r>
+        <w:t>tsconfig.json</w:t>
+      </w:r>
+      <w:proofErr w:type="spellEnd"/>
+      <w:r>
+        <w:t xml:space="preserve"> file.</w:t>
       </w:r>
       <w:r>
         <w:t xml:space="preserve"> [Best and recommended way]</w:t>
@@ -2389,12 +3075,28 @@
           </w:tcPr>
           <w:p>
             <w:r>
-              <w:t>let empName: string = "kamal";</w:t>
-            </w:r>
-          </w:p>
-          <w:p>
-            <w:r>
-              <w:t>console.log(empName);</w:t>
+              <w:t xml:space="preserve">let </w:t>
+            </w:r>
+            <w:proofErr w:type="spellStart"/>
+            <w:r>
+              <w:t>empName</w:t>
+            </w:r>
+            <w:proofErr w:type="spellEnd"/>
+            <w:r>
+              <w:t>: string = "kamal";</w:t>
+            </w:r>
+          </w:p>
+          <w:p>
+            <w:r>
+              <w:t>console.log(</w:t>
+            </w:r>
+            <w:proofErr w:type="spellStart"/>
+            <w:r>
+              <w:t>empName</w:t>
+            </w:r>
+            <w:proofErr w:type="spellEnd"/>
+            <w:r>
+              <w:t>);</w:t>
             </w:r>
           </w:p>
           <w:p/>
@@ -2505,7 +3207,11 @@
               <w:t>constructor</w:t>
             </w:r>
             <w:r>
-              <w:t>(employeeName</w:t>
+              <w:t>(</w:t>
+            </w:r>
+            <w:proofErr w:type="spellStart"/>
+            <w:r>
+              <w:t>employeeName</w:t>
             </w:r>
             <w:r>
               <w:rPr>
@@ -2514,8 +3220,13 @@
               </w:rPr>
               <w:t>:string</w:t>
             </w:r>
-            <w:r>
-              <w:t>, employeeId</w:t>
+            <w:proofErr w:type="spellEnd"/>
+            <w:r>
+              <w:t xml:space="preserve">, </w:t>
+            </w:r>
+            <w:proofErr w:type="spellStart"/>
+            <w:r>
+              <w:t>employeeId</w:t>
             </w:r>
             <w:r>
               <w:rPr>
@@ -2524,6 +3235,7 @@
               </w:rPr>
               <w:t>:number</w:t>
             </w:r>
+            <w:proofErr w:type="spellEnd"/>
             <w:r>
               <w:t>){</w:t>
             </w:r>
@@ -2537,27 +3249,59 @@
                 <w:b/>
                 <w:bCs/>
               </w:rPr>
-              <w:t>${employeeName} - ${employeeId}</w:t>
-            </w:r>
-            <w:r>
-              <w:t>`);        </w:t>
-            </w:r>
-          </w:p>
-          <w:p>
-            <w:r>
-              <w:t>    }</w:t>
-            </w:r>
-          </w:p>
-          <w:p/>
-          <w:p>
-            <w:r>
-              <w:t>    greetings(value: string</w:t>
-            </w:r>
+              <w:t>${</w:t>
+            </w:r>
+            <w:proofErr w:type="spellStart"/>
             <w:r>
               <w:rPr>
                 <w:b/>
                 <w:bCs/>
               </w:rPr>
+              <w:t>employeeName</w:t>
+            </w:r>
+            <w:proofErr w:type="spellEnd"/>
+            <w:r>
+              <w:rPr>
+                <w:b/>
+                <w:bCs/>
+              </w:rPr>
+              <w:t>} - ${</w:t>
+            </w:r>
+            <w:proofErr w:type="spellStart"/>
+            <w:r>
+              <w:rPr>
+                <w:b/>
+                <w:bCs/>
+              </w:rPr>
+              <w:t>employeeId</w:t>
+            </w:r>
+            <w:proofErr w:type="spellEnd"/>
+            <w:r>
+              <w:rPr>
+                <w:b/>
+                <w:bCs/>
+              </w:rPr>
+              <w:t>}</w:t>
+            </w:r>
+            <w:r>
+              <w:t>`);        </w:t>
+            </w:r>
+          </w:p>
+          <w:p>
+            <w:r>
+              <w:t>    }</w:t>
+            </w:r>
+          </w:p>
+          <w:p/>
+          <w:p>
+            <w:r>
+              <w:t>    greetings(value: string</w:t>
+            </w:r>
+            <w:r>
+              <w:rPr>
+                <w:b/>
+                <w:bCs/>
+              </w:rPr>
               <w:t>): string</w:t>
             </w:r>
             <w:r>
@@ -2582,12 +3326,36 @@
           <w:p/>
           <w:p>
             <w:r>
-              <w:t>let empRef = new Employee("kamal",12);</w:t>
-            </w:r>
-          </w:p>
-          <w:p>
-            <w:r>
-              <w:t>console.log(empRef.greetings("hiiiiii"));</w:t>
+              <w:t xml:space="preserve">let </w:t>
+            </w:r>
+            <w:proofErr w:type="spellStart"/>
+            <w:r>
+              <w:t>empRef</w:t>
+            </w:r>
+            <w:proofErr w:type="spellEnd"/>
+            <w:r>
+              <w:t xml:space="preserve"> = new Employee("kamal",12);</w:t>
+            </w:r>
+          </w:p>
+          <w:p>
+            <w:r>
+              <w:t>console.log(</w:t>
+            </w:r>
+            <w:proofErr w:type="spellStart"/>
+            <w:r>
+              <w:t>empRef.greetings</w:t>
+            </w:r>
+            <w:proofErr w:type="spellEnd"/>
+            <w:r>
+              <w:t>("</w:t>
+            </w:r>
+            <w:proofErr w:type="spellStart"/>
+            <w:r>
+              <w:t>hiiiiii</w:t>
+            </w:r>
+            <w:proofErr w:type="spellEnd"/>
+            <w:r>
+              <w:t>"));</w:t>
             </w:r>
           </w:p>
         </w:tc>
@@ -2598,22 +3366,44 @@
         <w:spacing w:after="0" w:line="240" w:lineRule="auto"/>
       </w:pPr>
       <w:r>
-        <w:t>$ tsc</w:t>
-      </w:r>
-    </w:p>
-    <w:p>
-      <w:pPr>
-        <w:spacing w:after="0" w:line="240" w:lineRule="auto"/>
-      </w:pPr>
-      <w:r>
-        <w:rPr>
-          <w:b/>
-          <w:bCs/>
-        </w:rPr>
-        <w:t xml:space="preserve">tsc </w:t>
-      </w:r>
-      <w:r>
-        <w:t>command first checks for tsconig.json file and executes all options in that Json file.</w:t>
+        <w:t xml:space="preserve">$ </w:t>
+      </w:r>
+      <w:proofErr w:type="spellStart"/>
+      <w:r>
+        <w:t>tsc</w:t>
+      </w:r>
+      <w:proofErr w:type="spellEnd"/>
+    </w:p>
+    <w:p>
+      <w:pPr>
+        <w:spacing w:after="0" w:line="240" w:lineRule="auto"/>
+      </w:pPr>
+      <w:proofErr w:type="spellStart"/>
+      <w:r>
+        <w:rPr>
+          <w:b/>
+          <w:bCs/>
+        </w:rPr>
+        <w:t>tsc</w:t>
+      </w:r>
+      <w:proofErr w:type="spellEnd"/>
+      <w:r>
+        <w:rPr>
+          <w:b/>
+          <w:bCs/>
+        </w:rPr>
+        <w:t xml:space="preserve"> </w:t>
+      </w:r>
+      <w:r>
+        <w:t xml:space="preserve">command first checks for </w:t>
+      </w:r>
+      <w:proofErr w:type="spellStart"/>
+      <w:r>
+        <w:t>tsconig.json</w:t>
+      </w:r>
+      <w:proofErr w:type="spellEnd"/>
+      <w:r>
+        <w:t xml:space="preserve"> file and executes all options in that Json file.</w:t>
       </w:r>
     </w:p>
     <w:p>
@@ -2673,7 +3463,23 @@
         <w:spacing w:after="0" w:line="240" w:lineRule="auto"/>
       </w:pPr>
       <w:r>
-        <w:t xml:space="preserve">$ tsc filename.ts      </w:t>
+        <w:t xml:space="preserve">$ </w:t>
+      </w:r>
+      <w:proofErr w:type="spellStart"/>
+      <w:r>
+        <w:t>tsc</w:t>
+      </w:r>
+      <w:proofErr w:type="spellEnd"/>
+      <w:r>
+        <w:t xml:space="preserve"> </w:t>
+      </w:r>
+      <w:proofErr w:type="spellStart"/>
+      <w:r>
+        <w:t>filename.ts</w:t>
+      </w:r>
+      <w:proofErr w:type="spellEnd"/>
+      <w:r>
+        <w:t xml:space="preserve">      </w:t>
       </w:r>
       <w:r>
         <w:sym w:font="Wingdings" w:char="F0E8"/>
@@ -2719,7 +3525,23 @@
         <w:spacing w:after="0" w:line="240" w:lineRule="auto"/>
       </w:pPr>
       <w:r>
-        <w:t xml:space="preserve">$ tsc --target  es6 fileName.ts       </w:t>
+        <w:t xml:space="preserve">$ </w:t>
+      </w:r>
+      <w:proofErr w:type="spellStart"/>
+      <w:r>
+        <w:t>tsc</w:t>
+      </w:r>
+      <w:proofErr w:type="spellEnd"/>
+      <w:r>
+        <w:t xml:space="preserve"> --target  es6 </w:t>
+      </w:r>
+      <w:proofErr w:type="spellStart"/>
+      <w:r>
+        <w:t>fileName.ts</w:t>
+      </w:r>
+      <w:proofErr w:type="spellEnd"/>
+      <w:r>
+        <w:t xml:space="preserve">       </w:t>
       </w:r>
       <w:r>
         <w:sym w:font="Wingdings" w:char="F0E8"/>
@@ -2744,7 +3566,15 @@
         <w:spacing w:after="0" w:line="240" w:lineRule="auto"/>
       </w:pPr>
       <w:r>
-        <w:t>By using tsconfig.json file.</w:t>
+        <w:t xml:space="preserve">By using </w:t>
+      </w:r>
+      <w:proofErr w:type="spellStart"/>
+      <w:r>
+        <w:t>tsconfig.json</w:t>
+      </w:r>
+      <w:proofErr w:type="spellEnd"/>
+      <w:r>
+        <w:t xml:space="preserve"> file.</w:t>
       </w:r>
       <w:r>
         <w:t xml:space="preserve">      </w:t>
@@ -3214,37 +4044,39 @@
                 <w:sz w:val="16"/>
                 <w:szCs w:val="16"/>
               </w:rPr>
-              <w:t>    &lt;script src="js/test1.js"&gt;&lt;/script&gt;</w:t>
-            </w:r>
-          </w:p>
-          <w:p>
-            <w:pPr>
+              <w:t xml:space="preserve">    &lt;script </w:t>
+            </w:r>
+            <w:proofErr w:type="spellStart"/>
+            <w:r>
               <w:rPr>
                 <w:sz w:val="16"/>
                 <w:szCs w:val="16"/>
               </w:rPr>
-            </w:pPr>
+              <w:t>src</w:t>
+            </w:r>
+            <w:proofErr w:type="spellEnd"/>
             <w:r>
               <w:rPr>
                 <w:sz w:val="16"/>
                 <w:szCs w:val="16"/>
               </w:rPr>
-              <w:t>&lt;/head&gt;</w:t>
-            </w:r>
-          </w:p>
-          <w:p>
-            <w:pPr>
+              <w:t>="</w:t>
+            </w:r>
+            <w:proofErr w:type="spellStart"/>
+            <w:r>
               <w:rPr>
                 <w:sz w:val="16"/>
                 <w:szCs w:val="16"/>
               </w:rPr>
-            </w:pPr>
+              <w:t>js</w:t>
+            </w:r>
+            <w:proofErr w:type="spellEnd"/>
             <w:r>
               <w:rPr>
                 <w:sz w:val="16"/>
                 <w:szCs w:val="16"/>
               </w:rPr>
-              <w:t>&lt;body&gt;</w:t>
+              <w:t>/test1.js"&gt;&lt;/script&gt;</w:t>
             </w:r>
           </w:p>
           <w:p>
@@ -3259,7 +4091,7 @@
                 <w:sz w:val="16"/>
                 <w:szCs w:val="16"/>
               </w:rPr>
-              <w:t>    Please enter your Name: &lt;input id="myName" type="text" /&gt;&lt;br&gt;</w:t>
+              <w:t>&lt;/head&gt;</w:t>
             </w:r>
           </w:p>
           <w:p>
@@ -3274,7 +4106,7 @@
                 <w:sz w:val="16"/>
                 <w:szCs w:val="16"/>
               </w:rPr>
-              <w:t>    Please enter First Value: &lt;input id="fv" type="text" /&gt;&lt;br&gt;</w:t>
+              <w:t>&lt;body&gt;</w:t>
             </w:r>
           </w:p>
           <w:p>
@@ -3289,23 +4121,150 @@
                 <w:sz w:val="16"/>
                 <w:szCs w:val="16"/>
               </w:rPr>
-              <w:t>    Please enter Second Value: &lt;input id="sv" type="text" /&gt;&lt;br&gt;</w:t>
-            </w:r>
-          </w:p>
-          <w:p>
-            <w:pPr>
+              <w:t>    Please enter your Name: &lt;input id="</w:t>
+            </w:r>
+            <w:proofErr w:type="spellStart"/>
+            <w:r>
               <w:rPr>
                 <w:sz w:val="16"/>
                 <w:szCs w:val="16"/>
               </w:rPr>
-            </w:pPr>
+              <w:t>myName</w:t>
+            </w:r>
+            <w:proofErr w:type="spellEnd"/>
             <w:r>
               <w:rPr>
                 <w:sz w:val="16"/>
                 <w:szCs w:val="16"/>
               </w:rPr>
+              <w:t>" type="text" /&gt;&lt;</w:t>
+            </w:r>
+            <w:proofErr w:type="spellStart"/>
+            <w:r>
+              <w:rPr>
+                <w:sz w:val="16"/>
+                <w:szCs w:val="16"/>
+              </w:rPr>
+              <w:t>br</w:t>
+            </w:r>
+            <w:proofErr w:type="spellEnd"/>
+            <w:r>
+              <w:rPr>
+                <w:sz w:val="16"/>
+                <w:szCs w:val="16"/>
+              </w:rPr>
+              <w:t>&gt;</w:t>
+            </w:r>
+          </w:p>
+          <w:p>
+            <w:pPr>
+              <w:rPr>
+                <w:sz w:val="16"/>
+                <w:szCs w:val="16"/>
+              </w:rPr>
+            </w:pPr>
+            <w:r>
+              <w:rPr>
+                <w:sz w:val="16"/>
+                <w:szCs w:val="16"/>
+              </w:rPr>
+              <w:t>    Please enter First Value: &lt;input id="</w:t>
+            </w:r>
+            <w:proofErr w:type="spellStart"/>
+            <w:r>
+              <w:rPr>
+                <w:sz w:val="16"/>
+                <w:szCs w:val="16"/>
+              </w:rPr>
+              <w:t>fv</w:t>
+            </w:r>
+            <w:proofErr w:type="spellEnd"/>
+            <w:r>
+              <w:rPr>
+                <w:sz w:val="16"/>
+                <w:szCs w:val="16"/>
+              </w:rPr>
+              <w:t>" type="text" /&gt;&lt;</w:t>
+            </w:r>
+            <w:proofErr w:type="spellStart"/>
+            <w:r>
+              <w:rPr>
+                <w:sz w:val="16"/>
+                <w:szCs w:val="16"/>
+              </w:rPr>
+              <w:t>br</w:t>
+            </w:r>
+            <w:proofErr w:type="spellEnd"/>
+            <w:r>
+              <w:rPr>
+                <w:sz w:val="16"/>
+                <w:szCs w:val="16"/>
+              </w:rPr>
+              <w:t>&gt;</w:t>
+            </w:r>
+          </w:p>
+          <w:p>
+            <w:pPr>
+              <w:rPr>
+                <w:sz w:val="16"/>
+                <w:szCs w:val="16"/>
+              </w:rPr>
+            </w:pPr>
+            <w:r>
+              <w:rPr>
+                <w:sz w:val="16"/>
+                <w:szCs w:val="16"/>
+              </w:rPr>
+              <w:t>    Please enter Second Value: &lt;input id="</w:t>
+            </w:r>
+            <w:proofErr w:type="spellStart"/>
+            <w:r>
+              <w:rPr>
+                <w:sz w:val="16"/>
+                <w:szCs w:val="16"/>
+              </w:rPr>
+              <w:t>sv</w:t>
+            </w:r>
+            <w:proofErr w:type="spellEnd"/>
+            <w:r>
+              <w:rPr>
+                <w:sz w:val="16"/>
+                <w:szCs w:val="16"/>
+              </w:rPr>
+              <w:t>" type="text" /&gt;&lt;</w:t>
+            </w:r>
+            <w:proofErr w:type="spellStart"/>
+            <w:r>
+              <w:rPr>
+                <w:sz w:val="16"/>
+                <w:szCs w:val="16"/>
+              </w:rPr>
+              <w:t>br</w:t>
+            </w:r>
+            <w:proofErr w:type="spellEnd"/>
+            <w:r>
+              <w:rPr>
+                <w:sz w:val="16"/>
+                <w:szCs w:val="16"/>
+              </w:rPr>
+              <w:t>&gt;</w:t>
+            </w:r>
+          </w:p>
+          <w:p>
+            <w:pPr>
+              <w:rPr>
+                <w:sz w:val="16"/>
+                <w:szCs w:val="16"/>
+              </w:rPr>
+            </w:pPr>
+            <w:r>
+              <w:rPr>
+                <w:sz w:val="16"/>
+                <w:szCs w:val="16"/>
+              </w:rPr>
               <w:t>    &lt;input type="submit" onclick="</w:t>
             </w:r>
+            <w:proofErr w:type="spellStart"/>
             <w:r>
               <w:rPr>
                 <w:b/>
@@ -3313,14 +4272,40 @@
                 <w:sz w:val="16"/>
                 <w:szCs w:val="16"/>
               </w:rPr>
-              <w:t>validateDetails();"</w:t>
-            </w:r>
-            <w:r>
-              <w:rPr>
+              <w:t>validateDetails</w:t>
+            </w:r>
+            <w:proofErr w:type="spellEnd"/>
+            <w:r>
+              <w:rPr>
+                <w:b/>
+                <w:bCs/>
                 <w:sz w:val="16"/>
                 <w:szCs w:val="16"/>
               </w:rPr>
-              <w:t xml:space="preserve"> /&gt;&lt;br&gt;</w:t>
+              <w:t>();"</w:t>
+            </w:r>
+            <w:r>
+              <w:rPr>
+                <w:sz w:val="16"/>
+                <w:szCs w:val="16"/>
+              </w:rPr>
+              <w:t xml:space="preserve"> /&gt;&lt;</w:t>
+            </w:r>
+            <w:proofErr w:type="spellStart"/>
+            <w:r>
+              <w:rPr>
+                <w:sz w:val="16"/>
+                <w:szCs w:val="16"/>
+              </w:rPr>
+              <w:t>br</w:t>
+            </w:r>
+            <w:proofErr w:type="spellEnd"/>
+            <w:r>
+              <w:rPr>
+                <w:sz w:val="16"/>
+                <w:szCs w:val="16"/>
+              </w:rPr>
+              <w:t>&gt;</w:t>
             </w:r>
           </w:p>
           <w:p>
@@ -3416,22 +4401,23 @@
                 <w:sz w:val="16"/>
                 <w:szCs w:val="16"/>
               </w:rPr>
-              <w:t>function validateDetails() {</w:t>
-            </w:r>
-          </w:p>
-          <w:p>
-            <w:pPr>
+              <w:t xml:space="preserve">function </w:t>
+            </w:r>
+            <w:proofErr w:type="spellStart"/>
+            <w:r>
               <w:rPr>
                 <w:sz w:val="16"/>
                 <w:szCs w:val="16"/>
               </w:rPr>
-            </w:pPr>
+              <w:t>validateDetails</w:t>
+            </w:r>
+            <w:proofErr w:type="spellEnd"/>
             <w:r>
               <w:rPr>
                 <w:sz w:val="16"/>
                 <w:szCs w:val="16"/>
               </w:rPr>
-              <w:t xml:space="preserve"> let empName = document.getElementById('myName') as HTMLInputElement;;</w:t>
+              <w:t>() {</w:t>
             </w:r>
           </w:p>
           <w:p>
@@ -3446,7 +4432,134 @@
                 <w:sz w:val="16"/>
                 <w:szCs w:val="16"/>
               </w:rPr>
-              <w:t>    let fv = document.getElementById('fv'</w:t>
+              <w:t xml:space="preserve"> let </w:t>
+            </w:r>
+            <w:proofErr w:type="spellStart"/>
+            <w:r>
+              <w:rPr>
+                <w:sz w:val="16"/>
+                <w:szCs w:val="16"/>
+              </w:rPr>
+              <w:t>empName</w:t>
+            </w:r>
+            <w:proofErr w:type="spellEnd"/>
+            <w:r>
+              <w:rPr>
+                <w:sz w:val="16"/>
+                <w:szCs w:val="16"/>
+              </w:rPr>
+              <w:t xml:space="preserve"> = </w:t>
+            </w:r>
+            <w:proofErr w:type="spellStart"/>
+            <w:r>
+              <w:rPr>
+                <w:sz w:val="16"/>
+                <w:szCs w:val="16"/>
+              </w:rPr>
+              <w:t>document.getElementById</w:t>
+            </w:r>
+            <w:proofErr w:type="spellEnd"/>
+            <w:r>
+              <w:rPr>
+                <w:sz w:val="16"/>
+                <w:szCs w:val="16"/>
+              </w:rPr>
+              <w:t>('</w:t>
+            </w:r>
+            <w:proofErr w:type="spellStart"/>
+            <w:r>
+              <w:rPr>
+                <w:sz w:val="16"/>
+                <w:szCs w:val="16"/>
+              </w:rPr>
+              <w:t>myName</w:t>
+            </w:r>
+            <w:proofErr w:type="spellEnd"/>
+            <w:r>
+              <w:rPr>
+                <w:sz w:val="16"/>
+                <w:szCs w:val="16"/>
+              </w:rPr>
+              <w:t xml:space="preserve">') as </w:t>
+            </w:r>
+            <w:proofErr w:type="spellStart"/>
+            <w:r>
+              <w:rPr>
+                <w:sz w:val="16"/>
+                <w:szCs w:val="16"/>
+              </w:rPr>
+              <w:t>HTMLInputElement</w:t>
+            </w:r>
+            <w:proofErr w:type="spellEnd"/>
+            <w:r>
+              <w:rPr>
+                <w:sz w:val="16"/>
+                <w:szCs w:val="16"/>
+              </w:rPr>
+              <w:t>;;</w:t>
+            </w:r>
+          </w:p>
+          <w:p>
+            <w:pPr>
+              <w:rPr>
+                <w:sz w:val="16"/>
+                <w:szCs w:val="16"/>
+              </w:rPr>
+            </w:pPr>
+            <w:r>
+              <w:rPr>
+                <w:sz w:val="16"/>
+                <w:szCs w:val="16"/>
+              </w:rPr>
+              <w:t xml:space="preserve">    let </w:t>
+            </w:r>
+            <w:proofErr w:type="spellStart"/>
+            <w:r>
+              <w:rPr>
+                <w:sz w:val="16"/>
+                <w:szCs w:val="16"/>
+              </w:rPr>
+              <w:t>fv</w:t>
+            </w:r>
+            <w:proofErr w:type="spellEnd"/>
+            <w:r>
+              <w:rPr>
+                <w:sz w:val="16"/>
+                <w:szCs w:val="16"/>
+              </w:rPr>
+              <w:t xml:space="preserve"> = </w:t>
+            </w:r>
+            <w:proofErr w:type="spellStart"/>
+            <w:r>
+              <w:rPr>
+                <w:sz w:val="16"/>
+                <w:szCs w:val="16"/>
+              </w:rPr>
+              <w:t>document.getElementById</w:t>
+            </w:r>
+            <w:proofErr w:type="spellEnd"/>
+            <w:r>
+              <w:rPr>
+                <w:sz w:val="16"/>
+                <w:szCs w:val="16"/>
+              </w:rPr>
+              <w:t>('</w:t>
+            </w:r>
+            <w:proofErr w:type="spellStart"/>
+            <w:r>
+              <w:rPr>
+                <w:sz w:val="16"/>
+                <w:szCs w:val="16"/>
+              </w:rPr>
+              <w:t>fv</w:t>
+            </w:r>
+            <w:proofErr w:type="spellEnd"/>
+            <w:r>
+              <w:rPr>
+                <w:sz w:val="16"/>
+                <w:szCs w:val="16"/>
+              </w:rPr>
+              <w:t>'</w:t>
             </w:r>
             <w:r>
               <w:rPr>
@@ -3455,30 +4568,9 @@
                 <w:sz w:val="16"/>
                 <w:szCs w:val="16"/>
               </w:rPr>
-              <w:t>) as HTMLInputElement</w:t>
-            </w:r>
-            <w:r>
-              <w:rPr>
-                <w:sz w:val="16"/>
-                <w:szCs w:val="16"/>
-              </w:rPr>
-              <w:t>;</w:t>
-            </w:r>
-          </w:p>
-          <w:p>
-            <w:pPr>
-              <w:rPr>
-                <w:sz w:val="16"/>
-                <w:szCs w:val="16"/>
-              </w:rPr>
-            </w:pPr>
-            <w:r>
-              <w:rPr>
-                <w:sz w:val="16"/>
-                <w:szCs w:val="16"/>
-              </w:rPr>
-              <w:t xml:space="preserve">    let sv = document.getElementById('sv') </w:t>
-            </w:r>
+              <w:t xml:space="preserve">) as </w:t>
+            </w:r>
+            <w:proofErr w:type="spellStart"/>
             <w:r>
               <w:rPr>
                 <w:b/>
@@ -3486,8 +4578,9 @@
                 <w:sz w:val="16"/>
                 <w:szCs w:val="16"/>
               </w:rPr>
-              <w:t>as HTMLInputElement</w:t>
-            </w:r>
+              <w:t>HTMLInputElement</w:t>
+            </w:r>
+            <w:proofErr w:type="spellEnd"/>
             <w:r>
               <w:rPr>
                 <w:sz w:val="16"/>
@@ -3503,20 +4596,60 @@
                 <w:szCs w:val="16"/>
               </w:rPr>
             </w:pPr>
-          </w:p>
-          <w:p>
-            <w:pPr>
+            <w:r>
               <w:rPr>
                 <w:sz w:val="16"/>
                 <w:szCs w:val="16"/>
               </w:rPr>
-            </w:pPr>
+              <w:t xml:space="preserve">    let </w:t>
+            </w:r>
+            <w:proofErr w:type="spellStart"/>
             <w:r>
               <w:rPr>
                 <w:sz w:val="16"/>
                 <w:szCs w:val="16"/>
               </w:rPr>
-              <w:t>    add(</w:t>
+              <w:t>sv</w:t>
+            </w:r>
+            <w:proofErr w:type="spellEnd"/>
+            <w:r>
+              <w:rPr>
+                <w:sz w:val="16"/>
+                <w:szCs w:val="16"/>
+              </w:rPr>
+              <w:t xml:space="preserve"> = </w:t>
+            </w:r>
+            <w:proofErr w:type="spellStart"/>
+            <w:r>
+              <w:rPr>
+                <w:sz w:val="16"/>
+                <w:szCs w:val="16"/>
+              </w:rPr>
+              <w:t>document.getElementById</w:t>
+            </w:r>
+            <w:proofErr w:type="spellEnd"/>
+            <w:r>
+              <w:rPr>
+                <w:sz w:val="16"/>
+                <w:szCs w:val="16"/>
+              </w:rPr>
+              <w:t>('</w:t>
+            </w:r>
+            <w:proofErr w:type="spellStart"/>
+            <w:r>
+              <w:rPr>
+                <w:sz w:val="16"/>
+                <w:szCs w:val="16"/>
+              </w:rPr>
+              <w:t>sv</w:t>
+            </w:r>
+            <w:proofErr w:type="spellEnd"/>
+            <w:r>
+              <w:rPr>
+                <w:sz w:val="16"/>
+                <w:szCs w:val="16"/>
+              </w:rPr>
+              <w:t xml:space="preserve">') </w:t>
             </w:r>
             <w:r>
               <w:rPr>
@@ -3525,15 +4658,9 @@
                 <w:sz w:val="16"/>
                 <w:szCs w:val="16"/>
               </w:rPr>
-              <w:t>parseInt</w:t>
-            </w:r>
-            <w:r>
-              <w:rPr>
-                <w:sz w:val="16"/>
-                <w:szCs w:val="16"/>
-              </w:rPr>
-              <w:t>(</w:t>
-            </w:r>
+              <w:t xml:space="preserve">as </w:t>
+            </w:r>
+            <w:proofErr w:type="spellStart"/>
             <w:r>
               <w:rPr>
                 <w:b/>
@@ -3541,15 +4668,40 @@
                 <w:sz w:val="16"/>
                 <w:szCs w:val="16"/>
               </w:rPr>
-              <w:t>fv?.value</w:t>
-            </w:r>
+              <w:t>HTMLInputElement</w:t>
+            </w:r>
+            <w:proofErr w:type="spellEnd"/>
             <w:r>
               <w:rPr>
                 <w:sz w:val="16"/>
                 <w:szCs w:val="16"/>
               </w:rPr>
-              <w:t xml:space="preserve">), </w:t>
-            </w:r>
+              <w:t>;</w:t>
+            </w:r>
+          </w:p>
+          <w:p>
+            <w:pPr>
+              <w:rPr>
+                <w:sz w:val="16"/>
+                <w:szCs w:val="16"/>
+              </w:rPr>
+            </w:pPr>
+          </w:p>
+          <w:p>
+            <w:pPr>
+              <w:rPr>
+                <w:sz w:val="16"/>
+                <w:szCs w:val="16"/>
+              </w:rPr>
+            </w:pPr>
+            <w:r>
+              <w:rPr>
+                <w:sz w:val="16"/>
+                <w:szCs w:val="16"/>
+              </w:rPr>
+              <w:t>    add(</w:t>
+            </w:r>
+            <w:proofErr w:type="spellStart"/>
             <w:r>
               <w:rPr>
                 <w:b/>
@@ -3559,6 +4711,7 @@
               </w:rPr>
               <w:t>parseInt</w:t>
             </w:r>
+            <w:proofErr w:type="spellEnd"/>
             <w:r>
               <w:rPr>
                 <w:sz w:val="16"/>
@@ -3566,6 +4719,7 @@
               </w:rPr>
               <w:t>(</w:t>
             </w:r>
+            <w:proofErr w:type="spellStart"/>
             <w:r>
               <w:rPr>
                 <w:b/>
@@ -3573,75 +4727,242 @@
                 <w:sz w:val="16"/>
                 <w:szCs w:val="16"/>
               </w:rPr>
-              <w:t>sv?.value</w:t>
-            </w:r>
-            <w:r>
-              <w:rPr>
+              <w:t>fv</w:t>
+            </w:r>
+            <w:proofErr w:type="spellEnd"/>
+            <w:r>
+              <w:rPr>
+                <w:b/>
+                <w:bCs/>
                 <w:sz w:val="16"/>
                 <w:szCs w:val="16"/>
               </w:rPr>
-              <w:t>), empName?.value);</w:t>
-            </w:r>
-          </w:p>
-          <w:p>
-            <w:pPr>
+              <w:t>?.value</w:t>
+            </w:r>
+            <w:r>
               <w:rPr>
                 <w:sz w:val="16"/>
                 <w:szCs w:val="16"/>
               </w:rPr>
-            </w:pPr>
-          </w:p>
-          <w:p>
-            <w:pPr>
-              <w:rPr>
+              <w:t xml:space="preserve">), </w:t>
+            </w:r>
+            <w:proofErr w:type="spellStart"/>
+            <w:r>
+              <w:rPr>
+                <w:b/>
+                <w:bCs/>
                 <w:sz w:val="16"/>
                 <w:szCs w:val="16"/>
               </w:rPr>
-            </w:pPr>
+              <w:t>parseInt</w:t>
+            </w:r>
+            <w:proofErr w:type="spellEnd"/>
             <w:r>
               <w:rPr>
                 <w:sz w:val="16"/>
                 <w:szCs w:val="16"/>
               </w:rPr>
-              <w:t>}</w:t>
-            </w:r>
-          </w:p>
-          <w:p>
-            <w:pPr>
-              <w:rPr>
+              <w:t>(</w:t>
+            </w:r>
+            <w:proofErr w:type="spellStart"/>
+            <w:r>
+              <w:rPr>
+                <w:b/>
+                <w:bCs/>
                 <w:sz w:val="16"/>
                 <w:szCs w:val="16"/>
               </w:rPr>
-            </w:pPr>
-          </w:p>
-          <w:p>
-            <w:pPr>
-              <w:rPr>
+              <w:t>sv</w:t>
+            </w:r>
+            <w:proofErr w:type="spellEnd"/>
+            <w:r>
+              <w:rPr>
+                <w:b/>
+                <w:bCs/>
                 <w:sz w:val="16"/>
                 <w:szCs w:val="16"/>
               </w:rPr>
-            </w:pPr>
+              <w:t>?.value</w:t>
+            </w:r>
             <w:r>
               <w:rPr>
                 <w:sz w:val="16"/>
                 <w:szCs w:val="16"/>
               </w:rPr>
-              <w:t>function add(fValue: number, sValue: number, empName: string) {</w:t>
-            </w:r>
-          </w:p>
-          <w:p>
-            <w:pPr>
+              <w:t xml:space="preserve">), </w:t>
+            </w:r>
+            <w:proofErr w:type="spellStart"/>
+            <w:r>
               <w:rPr>
                 <w:sz w:val="16"/>
                 <w:szCs w:val="16"/>
               </w:rPr>
-            </w:pPr>
+              <w:t>empName</w:t>
+            </w:r>
+            <w:proofErr w:type="spellEnd"/>
             <w:r>
               <w:rPr>
                 <w:sz w:val="16"/>
                 <w:szCs w:val="16"/>
               </w:rPr>
-              <w:t>    console.log(`Hi ${empName} your addition is ${fValue + sValue}`);</w:t>
+              <w:t>?.value);</w:t>
+            </w:r>
+          </w:p>
+          <w:p>
+            <w:pPr>
+              <w:rPr>
+                <w:sz w:val="16"/>
+                <w:szCs w:val="16"/>
+              </w:rPr>
+            </w:pPr>
+          </w:p>
+          <w:p>
+            <w:pPr>
+              <w:rPr>
+                <w:sz w:val="16"/>
+                <w:szCs w:val="16"/>
+              </w:rPr>
+            </w:pPr>
+            <w:r>
+              <w:rPr>
+                <w:sz w:val="16"/>
+                <w:szCs w:val="16"/>
+              </w:rPr>
+              <w:t>}</w:t>
+            </w:r>
+          </w:p>
+          <w:p>
+            <w:pPr>
+              <w:rPr>
+                <w:sz w:val="16"/>
+                <w:szCs w:val="16"/>
+              </w:rPr>
+            </w:pPr>
+          </w:p>
+          <w:p>
+            <w:pPr>
+              <w:rPr>
+                <w:sz w:val="16"/>
+                <w:szCs w:val="16"/>
+              </w:rPr>
+            </w:pPr>
+            <w:r>
+              <w:rPr>
+                <w:sz w:val="16"/>
+                <w:szCs w:val="16"/>
+              </w:rPr>
+              <w:t>function add(</w:t>
+            </w:r>
+            <w:proofErr w:type="spellStart"/>
+            <w:r>
+              <w:rPr>
+                <w:sz w:val="16"/>
+                <w:szCs w:val="16"/>
+              </w:rPr>
+              <w:t>fValue</w:t>
+            </w:r>
+            <w:proofErr w:type="spellEnd"/>
+            <w:r>
+              <w:rPr>
+                <w:sz w:val="16"/>
+                <w:szCs w:val="16"/>
+              </w:rPr>
+              <w:t xml:space="preserve">: number, </w:t>
+            </w:r>
+            <w:proofErr w:type="spellStart"/>
+            <w:r>
+              <w:rPr>
+                <w:sz w:val="16"/>
+                <w:szCs w:val="16"/>
+              </w:rPr>
+              <w:t>sValue</w:t>
+            </w:r>
+            <w:proofErr w:type="spellEnd"/>
+            <w:r>
+              <w:rPr>
+                <w:sz w:val="16"/>
+                <w:szCs w:val="16"/>
+              </w:rPr>
+              <w:t xml:space="preserve">: number, </w:t>
+            </w:r>
+            <w:proofErr w:type="spellStart"/>
+            <w:r>
+              <w:rPr>
+                <w:sz w:val="16"/>
+                <w:szCs w:val="16"/>
+              </w:rPr>
+              <w:t>empName</w:t>
+            </w:r>
+            <w:proofErr w:type="spellEnd"/>
+            <w:r>
+              <w:rPr>
+                <w:sz w:val="16"/>
+                <w:szCs w:val="16"/>
+              </w:rPr>
+              <w:t>: string) {</w:t>
+            </w:r>
+          </w:p>
+          <w:p>
+            <w:pPr>
+              <w:rPr>
+                <w:sz w:val="16"/>
+                <w:szCs w:val="16"/>
+              </w:rPr>
+            </w:pPr>
+            <w:r>
+              <w:rPr>
+                <w:sz w:val="16"/>
+                <w:szCs w:val="16"/>
+              </w:rPr>
+              <w:t>    console.log(`Hi ${</w:t>
+            </w:r>
+            <w:proofErr w:type="spellStart"/>
+            <w:r>
+              <w:rPr>
+                <w:sz w:val="16"/>
+                <w:szCs w:val="16"/>
+              </w:rPr>
+              <w:t>empName</w:t>
+            </w:r>
+            <w:proofErr w:type="spellEnd"/>
+            <w:r>
+              <w:rPr>
+                <w:sz w:val="16"/>
+                <w:szCs w:val="16"/>
+              </w:rPr>
+              <w:t>} your addition is ${</w:t>
+            </w:r>
+            <w:proofErr w:type="spellStart"/>
+            <w:r>
+              <w:rPr>
+                <w:sz w:val="16"/>
+                <w:szCs w:val="16"/>
+              </w:rPr>
+              <w:t>fValue</w:t>
+            </w:r>
+            <w:proofErr w:type="spellEnd"/>
+            <w:r>
+              <w:rPr>
+                <w:sz w:val="16"/>
+                <w:szCs w:val="16"/>
+              </w:rPr>
+              <w:t xml:space="preserve"> + </w:t>
+            </w:r>
+            <w:proofErr w:type="spellStart"/>
+            <w:r>
+              <w:rPr>
+                <w:sz w:val="16"/>
+                <w:szCs w:val="16"/>
+              </w:rPr>
+              <w:t>sValue</w:t>
+            </w:r>
+            <w:proofErr w:type="spellEnd"/>
+            <w:r>
+              <w:rPr>
+                <w:sz w:val="16"/>
+                <w:szCs w:val="16"/>
+              </w:rPr>
+              <w:t>}`);</w:t>
             </w:r>
           </w:p>
           <w:p>
@@ -3687,6 +5008,7 @@
       <w:pPr>
         <w:spacing w:after="0" w:line="240" w:lineRule="auto"/>
       </w:pPr>
+      <w:proofErr w:type="spellStart"/>
       <w:r>
         <w:rPr>
           <w:b/>
@@ -3694,6 +5016,7 @@
         </w:rPr>
         <w:t>parseInt</w:t>
       </w:r>
+      <w:proofErr w:type="spellEnd"/>
       <w:r>
         <w:rPr>
           <w:b/>
@@ -3701,6 +5024,7 @@
         </w:rPr>
         <w:t xml:space="preserve"> / </w:t>
       </w:r>
+      <w:proofErr w:type="spellStart"/>
       <w:r>
         <w:rPr>
           <w:b/>
@@ -3708,6 +5032,7 @@
         </w:rPr>
         <w:t>parseFloat</w:t>
       </w:r>
+      <w:proofErr w:type="spellEnd"/>
       <w:r>
         <w:rPr>
           <w:b/>
@@ -3796,12 +5121,21 @@
             <w:r>
               <w:t>console.log(</w:t>
             </w:r>
+            <w:proofErr w:type="spellStart"/>
             <w:r>
               <w:rPr>
                 <w:b/>
                 <w:bCs/>
               </w:rPr>
-              <w:t>parseInt(age));</w:t>
+              <w:t>parseInt</w:t>
+            </w:r>
+            <w:proofErr w:type="spellEnd"/>
+            <w:r>
+              <w:rPr>
+                <w:b/>
+                <w:bCs/>
+              </w:rPr>
+              <w:t>(age));</w:t>
             </w:r>
           </w:p>
         </w:tc>
@@ -3818,6 +5152,7 @@
             <w:r>
               <w:t>console.log(</w:t>
             </w:r>
+            <w:proofErr w:type="spellStart"/>
             <w:r>
               <w:rPr>
                 <w:b/>
@@ -3825,6 +5160,7 @@
               </w:rPr>
               <w:t>parseFloat</w:t>
             </w:r>
+            <w:proofErr w:type="spellEnd"/>
             <w:r>
               <w:t>(age));</w:t>
             </w:r>
@@ -3837,7 +5173,15 @@
         <w:spacing w:after="0" w:line="240" w:lineRule="auto"/>
       </w:pPr>
       <w:r>
-        <w:t>console.log(parseInt("</w:t>
+        <w:t>console.log(</w:t>
+      </w:r>
+      <w:proofErr w:type="spellStart"/>
+      <w:r>
+        <w:t>parseInt</w:t>
+      </w:r>
+      <w:proofErr w:type="spellEnd"/>
+      <w:r>
+        <w:t>("</w:t>
       </w:r>
       <w:r>
         <w:t>AAAAA</w:t>
@@ -3852,7 +5196,11 @@
         <w:sym w:font="Wingdings" w:char="F0E8"/>
       </w:r>
       <w:r>
-        <w:t xml:space="preserve"> N</w:t>
+        <w:t xml:space="preserve"> </w:t>
+      </w:r>
+      <w:proofErr w:type="spellStart"/>
+      <w:r>
+        <w:t>N</w:t>
       </w:r>
       <w:r>
         <w:t>a</w:t>
@@ -3860,13 +5208,22 @@
       <w:r>
         <w:t>N</w:t>
       </w:r>
-    </w:p>
-    <w:p>
-      <w:pPr>
-        <w:spacing w:after="0" w:line="240" w:lineRule="auto"/>
-      </w:pPr>
-      <w:r>
-        <w:t>console.log(parseInt("1</w:t>
+      <w:proofErr w:type="spellEnd"/>
+    </w:p>
+    <w:p>
+      <w:pPr>
+        <w:spacing w:after="0" w:line="240" w:lineRule="auto"/>
+      </w:pPr>
+      <w:r>
+        <w:t>console.log(</w:t>
+      </w:r>
+      <w:proofErr w:type="spellStart"/>
+      <w:r>
+        <w:t>parseInt</w:t>
+      </w:r>
+      <w:proofErr w:type="spellEnd"/>
+      <w:r>
+        <w:t>("1</w:t>
       </w:r>
       <w:r>
         <w:t>2</w:t>
@@ -3889,7 +5246,15 @@
         <w:spacing w:after="0" w:line="240" w:lineRule="auto"/>
       </w:pPr>
       <w:r>
-        <w:t>console.log(parseInt("</w:t>
+        <w:t>console.log(</w:t>
+      </w:r>
+      <w:proofErr w:type="spellStart"/>
+      <w:r>
+        <w:t>parseInt</w:t>
+      </w:r>
+      <w:proofErr w:type="spellEnd"/>
+      <w:r>
+        <w:t>("</w:t>
       </w:r>
       <w:r>
         <w:t>A123</w:t>
@@ -3906,9 +5271,11 @@
       <w:r>
         <w:t xml:space="preserve"> </w:t>
       </w:r>
+      <w:proofErr w:type="spellStart"/>
       <w:r>
         <w:t>NaN</w:t>
       </w:r>
+      <w:proofErr w:type="spellEnd"/>
     </w:p>
     <w:p>
       <w:pPr>
@@ -3937,11 +5304,29 @@
             <w:tcW w:w="10456" w:type="dxa"/>
           </w:tcPr>
           <w:p>
-            <w:r>
-              <w:t xml:space="preserve">firstValue = </w:t>
-            </w:r>
-            <w:r>
-              <w:t>document.getElementById('fv'</w:t>
+            <w:proofErr w:type="spellStart"/>
+            <w:r>
+              <w:t>firstValue</w:t>
+            </w:r>
+            <w:proofErr w:type="spellEnd"/>
+            <w:r>
+              <w:t xml:space="preserve"> = </w:t>
+            </w:r>
+            <w:proofErr w:type="spellStart"/>
+            <w:r>
+              <w:t>document.getElementById</w:t>
+            </w:r>
+            <w:proofErr w:type="spellEnd"/>
+            <w:r>
+              <w:t>('</w:t>
+            </w:r>
+            <w:proofErr w:type="spellStart"/>
+            <w:r>
+              <w:t>fv</w:t>
+            </w:r>
+            <w:proofErr w:type="spellEnd"/>
+            <w:r>
+              <w:t>'</w:t>
             </w:r>
             <w:r>
               <w:rPr>
@@ -4027,7 +5412,55 @@
                 <w:sz w:val="18"/>
                 <w:szCs w:val="18"/>
               </w:rPr>
-              <w:t>    let fv = document.getElementById('fv'</w:t>
+              <w:t xml:space="preserve">    let </w:t>
+            </w:r>
+            <w:proofErr w:type="spellStart"/>
+            <w:r>
+              <w:rPr>
+                <w:sz w:val="18"/>
+                <w:szCs w:val="18"/>
+              </w:rPr>
+              <w:t>fv</w:t>
+            </w:r>
+            <w:proofErr w:type="spellEnd"/>
+            <w:r>
+              <w:rPr>
+                <w:sz w:val="18"/>
+                <w:szCs w:val="18"/>
+              </w:rPr>
+              <w:t xml:space="preserve"> = </w:t>
+            </w:r>
+            <w:proofErr w:type="spellStart"/>
+            <w:r>
+              <w:rPr>
+                <w:sz w:val="18"/>
+                <w:szCs w:val="18"/>
+              </w:rPr>
+              <w:t>document.getElementById</w:t>
+            </w:r>
+            <w:proofErr w:type="spellEnd"/>
+            <w:r>
+              <w:rPr>
+                <w:sz w:val="18"/>
+                <w:szCs w:val="18"/>
+              </w:rPr>
+              <w:t>('</w:t>
+            </w:r>
+            <w:proofErr w:type="spellStart"/>
+            <w:r>
+              <w:rPr>
+                <w:sz w:val="18"/>
+                <w:szCs w:val="18"/>
+              </w:rPr>
+              <w:t>fv</w:t>
+            </w:r>
+            <w:proofErr w:type="spellEnd"/>
+            <w:r>
+              <w:rPr>
+                <w:sz w:val="18"/>
+                <w:szCs w:val="18"/>
+              </w:rPr>
+              <w:t>'</w:t>
             </w:r>
             <w:r>
               <w:rPr>
@@ -4046,31 +5479,52 @@
                 <w:szCs w:val="18"/>
                 <w:highlight w:val="yellow"/>
               </w:rPr>
-              <w:t>as HTMLInputElement</w:t>
-            </w:r>
-            <w:r>
-              <w:rPr>
+              <w:t xml:space="preserve">as </w:t>
+            </w:r>
+            <w:proofErr w:type="spellStart"/>
+            <w:r>
+              <w:rPr>
+                <w:b/>
+                <w:bCs/>
                 <w:sz w:val="18"/>
                 <w:szCs w:val="18"/>
                 <w:highlight w:val="yellow"/>
               </w:rPr>
-              <w:t>;</w:t>
-            </w:r>
-          </w:p>
-          <w:p>
+              <w:t>HTMLInputElement</w:t>
+            </w:r>
+            <w:proofErr w:type="spellEnd"/>
             <w:r>
               <w:rPr>
                 <w:sz w:val="18"/>
                 <w:szCs w:val="18"/>
-              </w:rPr>
-              <w:t>    console.log(</w:t>
-            </w:r>
+                <w:highlight w:val="yellow"/>
+              </w:rPr>
+              <w:t>;</w:t>
+            </w:r>
+          </w:p>
+          <w:p>
             <w:r>
               <w:rPr>
                 <w:sz w:val="18"/>
                 <w:szCs w:val="18"/>
               </w:rPr>
-              <w:t>fv.value);</w:t>
+              <w:t>    console.log(</w:t>
+            </w:r>
+            <w:proofErr w:type="spellStart"/>
+            <w:r>
+              <w:rPr>
+                <w:sz w:val="18"/>
+                <w:szCs w:val="18"/>
+              </w:rPr>
+              <w:t>fv.value</w:t>
+            </w:r>
+            <w:proofErr w:type="spellEnd"/>
+            <w:r>
+              <w:rPr>
+                <w:sz w:val="18"/>
+                <w:szCs w:val="18"/>
+              </w:rPr>
+              <w:t>);</w:t>
             </w:r>
           </w:p>
         </w:tc>
@@ -4166,6 +5620,7 @@
       <w:r>
         <w:t xml:space="preserve">element we have </w:t>
       </w:r>
+      <w:proofErr w:type="spellStart"/>
       <w:r>
         <w:rPr>
           <w:b/>
@@ -4173,6 +5628,7 @@
         </w:rPr>
         <w:t>HTMLSelectElement</w:t>
       </w:r>
+      <w:proofErr w:type="spellEnd"/>
       <w:r>
         <w:rPr>
           <w:b/>
@@ -4248,7 +5704,15 @@
         <w:sym w:font="Wingdings" w:char="F0E0"/>
       </w:r>
       <w:r>
-        <w:t xml:space="preserve"> fn + windows+ print screen.</w:t>
+        <w:t xml:space="preserve"> </w:t>
+      </w:r>
+      <w:proofErr w:type="spellStart"/>
+      <w:r>
+        <w:t>fn</w:t>
+      </w:r>
+      <w:proofErr w:type="spellEnd"/>
+      <w:r>
+        <w:t xml:space="preserve"> + windows+ print screen.</w:t>
       </w:r>
     </w:p>
     <w:p>
@@ -4280,12 +5744,52 @@
           </w:tcPr>
           <w:p>
             <w:r>
-              <w:t>function myFun(eName: string, eId: number): string {</w:t>
-            </w:r>
-          </w:p>
-          <w:p>
-            <w:r>
-              <w:t>    return `Hi ${eName} your employee id is : ${eId}`;</w:t>
+              <w:t xml:space="preserve">function </w:t>
+            </w:r>
+            <w:proofErr w:type="spellStart"/>
+            <w:r>
+              <w:t>myFun</w:t>
+            </w:r>
+            <w:proofErr w:type="spellEnd"/>
+            <w:r>
+              <w:t>(</w:t>
+            </w:r>
+            <w:proofErr w:type="spellStart"/>
+            <w:r>
+              <w:t>eName</w:t>
+            </w:r>
+            <w:proofErr w:type="spellEnd"/>
+            <w:r>
+              <w:t xml:space="preserve">: string, </w:t>
+            </w:r>
+            <w:proofErr w:type="spellStart"/>
+            <w:r>
+              <w:t>eId</w:t>
+            </w:r>
+            <w:proofErr w:type="spellEnd"/>
+            <w:r>
+              <w:t>: number): string {</w:t>
+            </w:r>
+          </w:p>
+          <w:p>
+            <w:r>
+              <w:t>    return `Hi ${</w:t>
+            </w:r>
+            <w:proofErr w:type="spellStart"/>
+            <w:r>
+              <w:t>eName</w:t>
+            </w:r>
+            <w:proofErr w:type="spellEnd"/>
+            <w:r>
+              <w:t>} your employee id is : ${</w:t>
+            </w:r>
+            <w:proofErr w:type="spellStart"/>
+            <w:r>
+              <w:t>eId</w:t>
+            </w:r>
+            <w:proofErr w:type="spellEnd"/>
+            <w:r>
+              <w:t>}`;</w:t>
             </w:r>
           </w:p>
           <w:p>
@@ -4295,7 +5799,15 @@
           </w:p>
           <w:p>
             <w:r>
-              <w:t>console.log(myFun('kamal',123));</w:t>
+              <w:t>console.log(</w:t>
+            </w:r>
+            <w:proofErr w:type="spellStart"/>
+            <w:r>
+              <w:t>myFun</w:t>
+            </w:r>
+            <w:proofErr w:type="spellEnd"/>
+            <w:r>
+              <w:t>('kamal',123));</w:t>
             </w:r>
           </w:p>
         </w:tc>
@@ -4617,23 +6129,55 @@
           </w:tcPr>
           <w:p>
             <w:r>
-              <w:t>interface IPerson{</w:t>
-            </w:r>
-          </w:p>
-          <w:p>
-            <w:r>
-              <w:t>    pName: string;</w:t>
-            </w:r>
-          </w:p>
-          <w:p>
-            <w:r>
-              <w:t xml:space="preserve">    pAge: number; </w:t>
+              <w:t xml:space="preserve">interface </w:t>
+            </w:r>
+            <w:proofErr w:type="spellStart"/>
+            <w:r>
+              <w:t>IPerson</w:t>
+            </w:r>
+            <w:proofErr w:type="spellEnd"/>
+            <w:r>
+              <w:t>{</w:t>
+            </w:r>
+          </w:p>
+          <w:p>
+            <w:r>
+              <w:t xml:space="preserve">    </w:t>
+            </w:r>
+            <w:proofErr w:type="spellStart"/>
+            <w:r>
+              <w:t>pName</w:t>
+            </w:r>
+            <w:proofErr w:type="spellEnd"/>
+            <w:r>
+              <w:t>: string;</w:t>
+            </w:r>
+          </w:p>
+          <w:p>
+            <w:r>
+              <w:t xml:space="preserve">    </w:t>
+            </w:r>
+            <w:proofErr w:type="spellStart"/>
+            <w:r>
+              <w:t>pAge</w:t>
+            </w:r>
+            <w:proofErr w:type="spellEnd"/>
+            <w:r>
+              <w:t xml:space="preserve">: number; </w:t>
             </w:r>
           </w:p>
           <w:p/>
           <w:p>
             <w:r>
-              <w:t>    fullName():string;</w:t>
+              <w:t xml:space="preserve">    </w:t>
+            </w:r>
+            <w:proofErr w:type="spellStart"/>
+            <w:r>
+              <w:t>fullName</w:t>
+            </w:r>
+            <w:proofErr w:type="spellEnd"/>
+            <w:r>
+              <w:t>():string;</w:t>
             </w:r>
           </w:p>
           <w:p>
@@ -4654,28 +6198,68 @@
           </w:tcPr>
           <w:p>
             <w:r>
-              <w:t>class Azad implements IPerson{</w:t>
-            </w:r>
-          </w:p>
-          <w:p>
-            <w:r>
-              <w:t>    pName: string = "Azad";</w:t>
-            </w:r>
-          </w:p>
-          <w:p>
-            <w:r>
-              <w:t>    pAge: number = 10;</w:t>
+              <w:t xml:space="preserve">class Azad implements </w:t>
+            </w:r>
+            <w:proofErr w:type="spellStart"/>
+            <w:r>
+              <w:t>IPerson</w:t>
+            </w:r>
+            <w:proofErr w:type="spellEnd"/>
+            <w:r>
+              <w:t>{</w:t>
+            </w:r>
+          </w:p>
+          <w:p>
+            <w:r>
+              <w:t xml:space="preserve">    </w:t>
+            </w:r>
+            <w:proofErr w:type="spellStart"/>
+            <w:r>
+              <w:t>pName</w:t>
+            </w:r>
+            <w:proofErr w:type="spellEnd"/>
+            <w:r>
+              <w:t>: string = "Azad";</w:t>
+            </w:r>
+          </w:p>
+          <w:p>
+            <w:r>
+              <w:t xml:space="preserve">    </w:t>
+            </w:r>
+            <w:proofErr w:type="spellStart"/>
+            <w:r>
+              <w:t>pAge</w:t>
+            </w:r>
+            <w:proofErr w:type="spellEnd"/>
+            <w:r>
+              <w:t>: number = 10;</w:t>
             </w:r>
           </w:p>
           <w:p/>
           <w:p>
             <w:r>
-              <w:t>    fullName(): string {</w:t>
-            </w:r>
-          </w:p>
-          <w:p>
-            <w:r>
-              <w:t>        return "asas";</w:t>
+              <w:t xml:space="preserve">    </w:t>
+            </w:r>
+            <w:proofErr w:type="spellStart"/>
+            <w:r>
+              <w:t>fullName</w:t>
+            </w:r>
+            <w:proofErr w:type="spellEnd"/>
+            <w:r>
+              <w:t>(): string {</w:t>
+            </w:r>
+          </w:p>
+          <w:p>
+            <w:r>
+              <w:t>        return "</w:t>
+            </w:r>
+            <w:proofErr w:type="spellStart"/>
+            <w:r>
+              <w:t>asas</w:t>
+            </w:r>
+            <w:proofErr w:type="spellEnd"/>
+            <w:r>
+              <w:t>";</w:t>
             </w:r>
           </w:p>
           <w:p>
@@ -4710,12 +6294,28 @@
           </w:tcPr>
           <w:p>
             <w:r>
-              <w:t>let kamal: IPerson = {</w:t>
-            </w:r>
-          </w:p>
-          <w:p>
-            <w:r>
-              <w:t>    pName: "",</w:t>
+              <w:t xml:space="preserve">let kamal: </w:t>
+            </w:r>
+            <w:proofErr w:type="spellStart"/>
+            <w:r>
+              <w:t>IPerson</w:t>
+            </w:r>
+            <w:proofErr w:type="spellEnd"/>
+            <w:r>
+              <w:t xml:space="preserve"> = {</w:t>
+            </w:r>
+          </w:p>
+          <w:p>
+            <w:r>
+              <w:t xml:space="preserve">    </w:t>
+            </w:r>
+            <w:proofErr w:type="spellStart"/>
+            <w:r>
+              <w:t>pName</w:t>
+            </w:r>
+            <w:proofErr w:type="spellEnd"/>
+            <w:r>
+              <w:t>: "",</w:t>
             </w:r>
           </w:p>
           <w:p>
@@ -4726,7 +6326,15 @@
           <w:p/>
           <w:p>
             <w:r>
-              <w:t>    fullName: () =&gt;"SASASAS",</w:t>
+              <w:t xml:space="preserve">    </w:t>
+            </w:r>
+            <w:proofErr w:type="spellStart"/>
+            <w:r>
+              <w:t>fullName</w:t>
+            </w:r>
+            <w:proofErr w:type="spellEnd"/>
+            <w:r>
+              <w:t>: () =&gt;"SASASAS",</w:t>
             </w:r>
           </w:p>
           <w:p>
@@ -4777,7 +6385,15 @@
         <w:spacing w:after="0" w:line="240" w:lineRule="auto"/>
       </w:pPr>
       <w:r>
-        <w:t>The main difference between class mplementation and object implementations is.</w:t>
+        <w:t xml:space="preserve">The main difference between class </w:t>
+      </w:r>
+      <w:proofErr w:type="spellStart"/>
+      <w:r>
+        <w:t>mplementation</w:t>
+      </w:r>
+      <w:proofErr w:type="spellEnd"/>
+      <w:r>
+        <w:t xml:space="preserve"> and object implementations is.</w:t>
       </w:r>
     </w:p>
     <w:p>
@@ -4878,15 +6494,31 @@
           </w:tcPr>
           <w:p>
             <w:r>
-              <w:t>let empName = "kamal";</w:t>
-            </w:r>
-          </w:p>
-          <w:p>
+              <w:t xml:space="preserve">let </w:t>
+            </w:r>
+            <w:proofErr w:type="spellStart"/>
+            <w:r>
+              <w:t>empName</w:t>
+            </w:r>
+            <w:proofErr w:type="spellEnd"/>
+            <w:r>
+              <w:t xml:space="preserve"> = "kamal";</w:t>
+            </w:r>
+          </w:p>
+          <w:p>
+            <w:proofErr w:type="spellStart"/>
             <w:r>
               <w:rPr>
                 <w:color w:val="EE0000"/>
               </w:rPr>
-              <w:t>empName = 10;</w:t>
+              <w:t>empName</w:t>
+            </w:r>
+            <w:proofErr w:type="spellEnd"/>
+            <w:r>
+              <w:rPr>
+                <w:color w:val="EE0000"/>
+              </w:rPr>
+              <w:t xml:space="preserve"> = 10;</w:t>
             </w:r>
           </w:p>
         </w:tc>
@@ -4916,7 +6548,23 @@
         <w:spacing w:after="0" w:line="240" w:lineRule="auto"/>
       </w:pPr>
       <w:r>
-        <w:t>In above example we assigned string value to “empName” variable, so its data type will be decided as “string”, so you can not assign any other values to that field.</w:t>
+        <w:t>In above example we assigned string value to “</w:t>
+      </w:r>
+      <w:proofErr w:type="spellStart"/>
+      <w:r>
+        <w:t>empName</w:t>
+      </w:r>
+      <w:proofErr w:type="spellEnd"/>
+      <w:r>
+        <w:t xml:space="preserve">” variable, so its data type will be decided as “string”, so you </w:t>
+      </w:r>
+      <w:proofErr w:type="spellStart"/>
+      <w:r>
+        <w:t>can not</w:t>
+      </w:r>
+      <w:proofErr w:type="spellEnd"/>
+      <w:r>
+        <w:t xml:space="preserve"> assign any other values to that field.</w:t>
       </w:r>
     </w:p>
     <w:p>
@@ -5002,13 +6650,23 @@
             <w:r>
               <w:t>function f1(</w:t>
             </w:r>
+            <w:proofErr w:type="spellStart"/>
             <w:r>
               <w:rPr>
                 <w:b/>
                 <w:bCs/>
                 <w:highlight w:val="yellow"/>
               </w:rPr>
-              <w:t xml:space="preserve">eName </w:t>
+              <w:t>eName</w:t>
+            </w:r>
+            <w:proofErr w:type="spellEnd"/>
+            <w:r>
+              <w:rPr>
+                <w:b/>
+                <w:bCs/>
+                <w:highlight w:val="yellow"/>
+              </w:rPr>
+              <w:t xml:space="preserve"> </w:t>
             </w:r>
             <w:r>
               <w:rPr>
@@ -5035,7 +6693,15 @@
           </w:tcPr>
           <w:p>
             <w:r>
-              <w:t xml:space="preserve">function f1(eName </w:t>
+              <w:t>function f1(</w:t>
+            </w:r>
+            <w:proofErr w:type="spellStart"/>
+            <w:r>
+              <w:t>eName</w:t>
+            </w:r>
+            <w:proofErr w:type="spellEnd"/>
+            <w:r>
+              <w:t xml:space="preserve"> </w:t>
             </w:r>
             <w:r>
               <w:rPr>
@@ -5130,7 +6796,15 @@
           </w:tcPr>
           <w:p>
             <w:r>
-              <w:t xml:space="preserve">function testFunction(): </w:t>
+              <w:t xml:space="preserve">function </w:t>
+            </w:r>
+            <w:proofErr w:type="spellStart"/>
+            <w:r>
+              <w:t>testFunction</w:t>
+            </w:r>
+            <w:proofErr w:type="spellEnd"/>
+            <w:r>
+              <w:t xml:space="preserve">(): </w:t>
             </w:r>
             <w:r>
               <w:rPr>
@@ -5156,7 +6830,15 @@
           <w:p/>
           <w:p>
             <w:r>
-              <w:t>let emp = testFunction();</w:t>
+              <w:t xml:space="preserve">let emp = </w:t>
+            </w:r>
+            <w:proofErr w:type="spellStart"/>
+            <w:r>
+              <w:t>testFunction</w:t>
+            </w:r>
+            <w:proofErr w:type="spellEnd"/>
+            <w:r>
+              <w:t>();</w:t>
             </w:r>
           </w:p>
           <w:p>
@@ -5213,7 +6895,15 @@
           <w:p/>
           <w:p>
             <w:r>
-              <w:t>function testFunction(): Employee {</w:t>
+              <w:t xml:space="preserve">function </w:t>
+            </w:r>
+            <w:proofErr w:type="spellStart"/>
+            <w:r>
+              <w:t>testFunction</w:t>
+            </w:r>
+            <w:proofErr w:type="spellEnd"/>
+            <w:r>
+              <w:t>(): Employee {</w:t>
             </w:r>
           </w:p>
           <w:p>
@@ -5234,7 +6924,15 @@
           <w:p/>
           <w:p>
             <w:r>
-              <w:t>let emp = testFunction();</w:t>
+              <w:t xml:space="preserve">let emp = </w:t>
+            </w:r>
+            <w:proofErr w:type="spellStart"/>
+            <w:r>
+              <w:t>testFunction</w:t>
+            </w:r>
+            <w:proofErr w:type="spellEnd"/>
+            <w:r>
+              <w:t>();</w:t>
             </w:r>
           </w:p>
           <w:p>
@@ -5251,13 +6949,29 @@
           </w:tcPr>
           <w:p>
             <w:r>
-              <w:t>let eName = 12;</w:t>
+              <w:t xml:space="preserve">let </w:t>
+            </w:r>
+            <w:proofErr w:type="spellStart"/>
+            <w:r>
+              <w:t>eName</w:t>
+            </w:r>
+            <w:proofErr w:type="spellEnd"/>
+            <w:r>
+              <w:t xml:space="preserve"> = 12;</w:t>
             </w:r>
           </w:p>
           <w:p/>
           <w:p>
             <w:r>
-              <w:t>function testFunction(){</w:t>
+              <w:t xml:space="preserve">function </w:t>
+            </w:r>
+            <w:proofErr w:type="spellStart"/>
+            <w:r>
+              <w:t>testFunction</w:t>
+            </w:r>
+            <w:proofErr w:type="spellEnd"/>
+            <w:r>
+              <w:t>(){</w:t>
             </w:r>
           </w:p>
           <w:p>
@@ -5349,6 +7063,9 @@
           </w:tcPr>
           <w:p>
             <w:r>
+              <w:t xml:space="preserve">Inference with </w:t>
+            </w:r>
+            <w:r>
               <w:t>Variable initialization</w:t>
             </w:r>
           </w:p>
@@ -5359,7 +7076,16 @@
           </w:tcPr>
           <w:p>
             <w:r>
+              <w:t xml:space="preserve">Inference with </w:t>
+            </w:r>
+            <w:r>
+              <w:t xml:space="preserve">in </w:t>
+            </w:r>
+            <w:r>
               <w:t>Function default parameter</w:t>
+            </w:r>
+            <w:r>
+              <w:t>s</w:t>
             </w:r>
           </w:p>
         </w:tc>
@@ -5369,7 +7095,13 @@
           </w:tcPr>
           <w:p>
             <w:r>
+              <w:t xml:space="preserve">Inference with </w:t>
+            </w:r>
+            <w:r>
               <w:t>Method return type</w:t>
+            </w:r>
+            <w:r>
+              <w:t>.</w:t>
             </w:r>
           </w:p>
         </w:tc>
@@ -5381,7 +7113,15 @@
           </w:tcPr>
           <w:p>
             <w:r>
-              <w:t xml:space="preserve">let eName = “Azad”; </w:t>
+              <w:t xml:space="preserve">let </w:t>
+            </w:r>
+            <w:proofErr w:type="spellStart"/>
+            <w:r>
+              <w:t>eName</w:t>
+            </w:r>
+            <w:proofErr w:type="spellEnd"/>
+            <w:r>
+              <w:t xml:space="preserve"> = “Azad”; </w:t>
             </w:r>
             <w:r>
               <w:sym w:font="Wingdings" w:char="F0E8"/>
@@ -5403,7 +7143,15 @@
           </w:p>
           <w:p>
             <w:r>
-              <w:t xml:space="preserve">let isEmp = true; </w:t>
+              <w:t xml:space="preserve">let </w:t>
+            </w:r>
+            <w:proofErr w:type="spellStart"/>
+            <w:r>
+              <w:t>isEmp</w:t>
+            </w:r>
+            <w:proofErr w:type="spellEnd"/>
+            <w:r>
+              <w:t xml:space="preserve"> = true; </w:t>
             </w:r>
             <w:r>
               <w:sym w:font="Wingdings" w:char="F0E8"/>
@@ -5423,7 +7171,15 @@
               <w:t>fu</w:t>
             </w:r>
             <w:r>
-              <w:t xml:space="preserve">nction t1(eName = </w:t>
+              <w:t>nction t1(</w:t>
+            </w:r>
+            <w:proofErr w:type="spellStart"/>
+            <w:r>
+              <w:t>eName</w:t>
+            </w:r>
+            <w:proofErr w:type="spellEnd"/>
+            <w:r>
+              <w:t xml:space="preserve"> = </w:t>
             </w:r>
             <w:r>
               <w:rPr>
@@ -5433,7 +7189,15 @@
               <w:t>10</w:t>
             </w:r>
             <w:r>
-              <w:t xml:space="preserve">, eid = </w:t>
+              <w:t xml:space="preserve">, </w:t>
+            </w:r>
+            <w:proofErr w:type="spellStart"/>
+            <w:r>
+              <w:t>eid</w:t>
+            </w:r>
+            <w:proofErr w:type="spellEnd"/>
+            <w:r>
+              <w:t xml:space="preserve"> = </w:t>
             </w:r>
             <w:r>
               <w:rPr>
@@ -5456,8 +7220,13 @@
             </w:r>
           </w:p>
           <w:p>
-            <w:r>
-              <w:t xml:space="preserve">eName data type is </w:t>
+            <w:proofErr w:type="spellStart"/>
+            <w:r>
+              <w:t>eName</w:t>
+            </w:r>
+            <w:proofErr w:type="spellEnd"/>
+            <w:r>
+              <w:t xml:space="preserve"> data type is </w:t>
             </w:r>
             <w:r>
               <w:sym w:font="Wingdings" w:char="F0E8"/>
@@ -5467,8 +7236,13 @@
             </w:r>
           </w:p>
           <w:p>
-            <w:r>
-              <w:t xml:space="preserve">eId data type is </w:t>
+            <w:proofErr w:type="spellStart"/>
+            <w:r>
+              <w:t>eId</w:t>
+            </w:r>
+            <w:proofErr w:type="spellEnd"/>
+            <w:r>
+              <w:t xml:space="preserve"> data type is </w:t>
             </w:r>
             <w:r>
               <w:sym w:font="Wingdings" w:char="F0E8"/>
@@ -5611,7 +7385,15 @@
           <w:p/>
           <w:p>
             <w:r>
-              <w:t xml:space="preserve">let eid:number </w:t>
+              <w:t xml:space="preserve">let </w:t>
+            </w:r>
+            <w:proofErr w:type="spellStart"/>
+            <w:r>
+              <w:t>eid:number</w:t>
+            </w:r>
+            <w:proofErr w:type="spellEnd"/>
+            <w:r>
+              <w:t xml:space="preserve"> </w:t>
             </w:r>
             <w:r>
               <w:rPr>
@@ -5626,19 +7408,40 @@
             </w:r>
           </w:p>
           <w:p>
-            <w:r>
-              <w:t>eid = "kamal";</w:t>
+            <w:proofErr w:type="spellStart"/>
+            <w:r>
+              <w:t>eid</w:t>
+            </w:r>
+            <w:proofErr w:type="spellEnd"/>
+            <w:r>
+              <w:t xml:space="preserve"> = "kamal";</w:t>
             </w:r>
           </w:p>
           <w:p/>
           <w:p>
             <w:r>
-              <w:t>let marks:number[] = [12,34,56,67];</w:t>
-            </w:r>
-          </w:p>
-          <w:p>
-            <w:r>
-              <w:t>let eNames: string[] = ['kamal', 'Azad...'];</w:t>
+              <w:t xml:space="preserve">let </w:t>
+            </w:r>
+            <w:proofErr w:type="spellStart"/>
+            <w:r>
+              <w:t>marks:number</w:t>
+            </w:r>
+            <w:proofErr w:type="spellEnd"/>
+            <w:r>
+              <w:t>[] = [12,34,56,67];</w:t>
+            </w:r>
+          </w:p>
+          <w:p>
+            <w:r>
+              <w:t xml:space="preserve">let </w:t>
+            </w:r>
+            <w:proofErr w:type="spellStart"/>
+            <w:r>
+              <w:t>eNames</w:t>
+            </w:r>
+            <w:proofErr w:type="spellEnd"/>
+            <w:r>
+              <w:t>: string[] = ['kamal', 'Azad...'];</w:t>
             </w:r>
           </w:p>
           <w:p/>
@@ -5672,8 +7475,13 @@
               </w:rPr>
               <w:t xml:space="preserve"> </w:t>
             </w:r>
-            <w:r>
-              <w:t>boolean)[] = [12,34, "Kamal", true];</w:t>
+            <w:proofErr w:type="spellStart"/>
+            <w:r>
+              <w:t>boolean</w:t>
+            </w:r>
+            <w:proofErr w:type="spellEnd"/>
+            <w:r>
+              <w:t>)[] = [12,34, "Kamal", true];</w:t>
             </w:r>
           </w:p>
         </w:tc>
@@ -5713,6 +7521,519 @@
       <w:pPr>
         <w:spacing w:after="0" w:line="240" w:lineRule="auto"/>
       </w:pPr>
+      <w:r>
+        <w:lastRenderedPageBreak/>
+        <w:t xml:space="preserve">How to disallow right click on webpage like banking application etc? </w:t>
+      </w:r>
+    </w:p>
+    <w:p>
+      <w:pPr>
+        <w:spacing w:after="0" w:line="240" w:lineRule="auto"/>
+      </w:pPr>
+      <w:proofErr w:type="spellStart"/>
+      <w:r>
+        <w:t>Test.ts</w:t>
+      </w:r>
+      <w:proofErr w:type="spellEnd"/>
+      <w:r>
+        <w:t>:</w:t>
+      </w:r>
+    </w:p>
+    <w:tbl>
+      <w:tblPr>
+        <w:tblStyle w:val="TableGrid"/>
+        <w:tblW w:w="0" w:type="auto"/>
+        <w:tblLook w:val="04A0" w:firstRow="1" w:lastRow="0" w:firstColumn="1" w:lastColumn="0" w:noHBand="0" w:noVBand="1"/>
+      </w:tblPr>
+      <w:tblGrid>
+        <w:gridCol w:w="10456"/>
+      </w:tblGrid>
+      <w:tr>
+        <w:tc>
+          <w:tcPr>
+            <w:tcW w:w="10456" w:type="dxa"/>
+          </w:tcPr>
+          <w:p>
+            <w:proofErr w:type="spellStart"/>
+            <w:r>
+              <w:t>window.onmousedown</w:t>
+            </w:r>
+            <w:proofErr w:type="spellEnd"/>
+            <w:r>
+              <w:t xml:space="preserve"> = function (</w:t>
+            </w:r>
+            <w:proofErr w:type="spellStart"/>
+            <w:r>
+              <w:t>mouseEvent</w:t>
+            </w:r>
+            <w:proofErr w:type="spellEnd"/>
+            <w:r>
+              <w:t>) {</w:t>
+            </w:r>
+          </w:p>
+          <w:p>
+            <w:r>
+              <w:t>  console.log(</w:t>
+            </w:r>
+            <w:proofErr w:type="spellStart"/>
+            <w:r>
+              <w:t>mouseEvent.button</w:t>
+            </w:r>
+            <w:proofErr w:type="spellEnd"/>
+            <w:r>
+              <w:t>);</w:t>
+            </w:r>
+          </w:p>
+          <w:p>
+            <w:r>
+              <w:t>  if(</w:t>
+            </w:r>
+            <w:proofErr w:type="spellStart"/>
+            <w:r>
+              <w:t>mouseEvent.button</w:t>
+            </w:r>
+            <w:proofErr w:type="spellEnd"/>
+            <w:r>
+              <w:t xml:space="preserve"> == 2){</w:t>
+            </w:r>
+          </w:p>
+          <w:p>
+            <w:r>
+              <w:t xml:space="preserve">    alert("Right click is not </w:t>
+            </w:r>
+            <w:proofErr w:type="spellStart"/>
+            <w:r>
+              <w:t>allowd</w:t>
+            </w:r>
+            <w:proofErr w:type="spellEnd"/>
+            <w:r>
+              <w:t>!!");</w:t>
+            </w:r>
+          </w:p>
+          <w:p>
+            <w:r>
+              <w:t>  }</w:t>
+            </w:r>
+          </w:p>
+          <w:p>
+            <w:r>
+              <w:t>}</w:t>
+            </w:r>
+          </w:p>
+        </w:tc>
+      </w:tr>
+    </w:tbl>
+    <w:p>
+      <w:pPr>
+        <w:spacing w:after="0" w:line="240" w:lineRule="auto"/>
+      </w:pPr>
+    </w:p>
+    <w:p>
+      <w:pPr>
+        <w:spacing w:after="0" w:line="240" w:lineRule="auto"/>
+      </w:pPr>
+    </w:p>
+    <w:p>
+      <w:pPr>
+        <w:spacing w:after="0" w:line="240" w:lineRule="auto"/>
+      </w:pPr>
+    </w:p>
+    <w:p>
+      <w:pPr>
+        <w:spacing w:after="0" w:line="240" w:lineRule="auto"/>
+      </w:pPr>
+      <w:r>
+        <w:t>In case of JS for any kind of numbers we are going to use “number” data type only,</w:t>
+      </w:r>
+    </w:p>
+    <w:p>
+      <w:pPr>
+        <w:spacing w:after="0" w:line="240" w:lineRule="auto"/>
+      </w:pPr>
+      <w:r>
+        <w:t xml:space="preserve">Any kind of means, int, float double kind </w:t>
+      </w:r>
+      <w:proofErr w:type="spellStart"/>
+      <w:r>
+        <w:t>kind</w:t>
+      </w:r>
+      <w:proofErr w:type="spellEnd"/>
+      <w:r>
+        <w:t xml:space="preserve"> values. But in java we have different data types for normal umbers and decimal numbers.</w:t>
+      </w:r>
+    </w:p>
+    <w:p>
+      <w:pPr>
+        <w:spacing w:after="0" w:line="240" w:lineRule="auto"/>
+      </w:pPr>
+    </w:p>
+    <w:tbl>
+      <w:tblPr>
+        <w:tblStyle w:val="TableGrid"/>
+        <w:tblW w:w="0" w:type="auto"/>
+        <w:tblLook w:val="04A0" w:firstRow="1" w:lastRow="0" w:firstColumn="1" w:lastColumn="0" w:noHBand="0" w:noVBand="1"/>
+      </w:tblPr>
+      <w:tblGrid>
+        <w:gridCol w:w="5228"/>
+        <w:gridCol w:w="5228"/>
+      </w:tblGrid>
+      <w:tr>
+        <w:tc>
+          <w:tcPr>
+            <w:tcW w:w="5228" w:type="dxa"/>
+          </w:tcPr>
+          <w:p>
+            <w:r>
+              <w:t>Java</w:t>
+            </w:r>
+          </w:p>
+        </w:tc>
+        <w:tc>
+          <w:tcPr>
+            <w:tcW w:w="5228" w:type="dxa"/>
+          </w:tcPr>
+          <w:p>
+            <w:r>
+              <w:t>Typescript</w:t>
+            </w:r>
+          </w:p>
+        </w:tc>
+      </w:tr>
+      <w:tr>
+        <w:tc>
+          <w:tcPr>
+            <w:tcW w:w="5228" w:type="dxa"/>
+          </w:tcPr>
+          <w:p>
+            <w:r>
+              <w:rPr>
+                <w:b/>
+                <w:bCs/>
+              </w:rPr>
+              <w:t>Int</w:t>
+            </w:r>
+            <w:r>
+              <w:t xml:space="preserve"> a =0;</w:t>
+            </w:r>
+          </w:p>
+          <w:p>
+            <w:r>
+              <w:rPr>
+                <w:b/>
+                <w:bCs/>
+              </w:rPr>
+              <w:t>Double</w:t>
+            </w:r>
+            <w:r>
+              <w:t xml:space="preserve"> d = 23.34</w:t>
+            </w:r>
+          </w:p>
+          <w:p>
+            <w:r>
+              <w:rPr>
+                <w:b/>
+                <w:bCs/>
+              </w:rPr>
+              <w:t>Float</w:t>
+            </w:r>
+            <w:r>
+              <w:t xml:space="preserve"> f = 122.454f</w:t>
+            </w:r>
+          </w:p>
+        </w:tc>
+        <w:tc>
+          <w:tcPr>
+            <w:tcW w:w="5228" w:type="dxa"/>
+          </w:tcPr>
+          <w:p>
+            <w:r>
+              <w:t>a</w:t>
+            </w:r>
+            <w:r>
+              <w:rPr>
+                <w:b/>
+                <w:bCs/>
+                <w:highlight w:val="yellow"/>
+              </w:rPr>
+              <w:t>: number</w:t>
+            </w:r>
+            <w:r>
+              <w:t xml:space="preserve"> =0;</w:t>
+            </w:r>
+          </w:p>
+          <w:p>
+            <w:r>
+              <w:t>d</w:t>
+            </w:r>
+            <w:r>
+              <w:rPr>
+                <w:b/>
+                <w:bCs/>
+                <w:highlight w:val="yellow"/>
+              </w:rPr>
+              <w:t>: number</w:t>
+            </w:r>
+            <w:r>
+              <w:t xml:space="preserve"> = 23.34</w:t>
+            </w:r>
+          </w:p>
+          <w:p>
+            <w:r>
+              <w:t xml:space="preserve"> f </w:t>
+            </w:r>
+            <w:r>
+              <w:rPr>
+                <w:b/>
+                <w:bCs/>
+                <w:highlight w:val="yellow"/>
+              </w:rPr>
+              <w:t>: number</w:t>
+            </w:r>
+            <w:r>
+              <w:t xml:space="preserve"> </w:t>
+            </w:r>
+            <w:r>
+              <w:t>= 122.454f</w:t>
+            </w:r>
+          </w:p>
+        </w:tc>
+      </w:tr>
+    </w:tbl>
+    <w:p>
+      <w:pPr>
+        <w:spacing w:after="0" w:line="240" w:lineRule="auto"/>
+      </w:pPr>
+    </w:p>
+    <w:p>
+      <w:pPr>
+        <w:spacing w:after="0" w:line="240" w:lineRule="auto"/>
+        <w:rPr>
+          <w:b/>
+          <w:bCs/>
+        </w:rPr>
+      </w:pPr>
+      <w:r>
+        <w:br/>
+      </w:r>
+      <w:r>
+        <w:rPr>
+          <w:b/>
+          <w:bCs/>
+        </w:rPr>
+        <w:t>prototype</w:t>
+      </w:r>
+      <w:r>
+        <w:rPr>
+          <w:b/>
+          <w:bCs/>
+        </w:rPr>
+        <w:t xml:space="preserve"> property:</w:t>
+      </w:r>
+    </w:p>
+    <w:p>
+      <w:pPr>
+        <w:spacing w:after="0" w:line="240" w:lineRule="auto"/>
+      </w:pPr>
+    </w:p>
+    <w:p>
+      <w:pPr>
+        <w:spacing w:after="0" w:line="240" w:lineRule="auto"/>
+      </w:pPr>
+      <w:r>
+        <w:t>For creating dynamic properties in a class or function we are going to make use of “prototype” property.</w:t>
+      </w:r>
+    </w:p>
+    <w:p>
+      <w:pPr>
+        <w:spacing w:after="0" w:line="240" w:lineRule="auto"/>
+      </w:pPr>
+    </w:p>
+    <w:p>
+      <w:pPr>
+        <w:spacing w:after="0" w:line="240" w:lineRule="auto"/>
+      </w:pPr>
+    </w:p>
+    <w:p>
+      <w:pPr>
+        <w:spacing w:after="0" w:line="240" w:lineRule="auto"/>
+        <w:rPr>
+          <w:b/>
+          <w:bCs/>
+        </w:rPr>
+      </w:pPr>
+      <w:r>
+        <w:rPr>
+          <w:b/>
+          <w:bCs/>
+        </w:rPr>
+        <w:t>Strings in TS:</w:t>
+      </w:r>
+    </w:p>
+    <w:p>
+      <w:pPr>
+        <w:spacing w:after="0" w:line="240" w:lineRule="auto"/>
+      </w:pPr>
+      <w:r>
+        <w:t>a string represents a sequence of characters. The </w:t>
+      </w:r>
+      <w:r>
+        <w:rPr>
+          <w:b/>
+          <w:bCs/>
+        </w:rPr>
+        <w:t>string type</w:t>
+      </w:r>
+      <w:r>
+        <w:t> is a fundamental data type in TypeScript. Strings are important to hold data that can be represented in text form. Like JavaScript, TypeScript also supports both string primitives and String objects.</w:t>
+      </w:r>
+    </w:p>
+    <w:p>
+      <w:pPr>
+        <w:spacing w:after="0" w:line="240" w:lineRule="auto"/>
+      </w:pPr>
+    </w:p>
+    <w:p>
+      <w:pPr>
+        <w:spacing w:after="0" w:line="240" w:lineRule="auto"/>
+        <w:rPr>
+          <w:b/>
+          <w:bCs/>
+        </w:rPr>
+      </w:pPr>
+      <w:r>
+        <w:rPr>
+          <w:b/>
+          <w:bCs/>
+        </w:rPr>
+        <w:t>String Methods</w:t>
+      </w:r>
+      <w:r>
+        <w:rPr>
+          <w:b/>
+          <w:bCs/>
+        </w:rPr>
+        <w:t>:</w:t>
+      </w:r>
+    </w:p>
+    <w:p>
+      <w:pPr>
+        <w:spacing w:after="0" w:line="240" w:lineRule="auto"/>
+      </w:pPr>
+    </w:p>
+    <w:p>
+      <w:pPr>
+        <w:spacing w:after="0" w:line="240" w:lineRule="auto"/>
+      </w:pPr>
+    </w:p>
+    <w:p>
+      <w:pPr>
+        <w:spacing w:after="0" w:line="240" w:lineRule="auto"/>
+      </w:pPr>
+    </w:p>
+    <w:p>
+      <w:pPr>
+        <w:spacing w:after="0" w:line="240" w:lineRule="auto"/>
+      </w:pPr>
+    </w:p>
+    <w:p>
+      <w:pPr>
+        <w:spacing w:after="0" w:line="240" w:lineRule="auto"/>
+      </w:pPr>
+    </w:p>
+    <w:p>
+      <w:pPr>
+        <w:spacing w:after="0" w:line="240" w:lineRule="auto"/>
+      </w:pPr>
+    </w:p>
+    <w:p>
+      <w:pPr>
+        <w:spacing w:after="0" w:line="240" w:lineRule="auto"/>
+      </w:pPr>
+    </w:p>
+    <w:p>
+      <w:pPr>
+        <w:spacing w:after="0" w:line="240" w:lineRule="auto"/>
+      </w:pPr>
+    </w:p>
+    <w:p>
+      <w:pPr>
+        <w:spacing w:after="0" w:line="240" w:lineRule="auto"/>
+      </w:pPr>
+    </w:p>
+    <w:p>
+      <w:pPr>
+        <w:spacing w:after="0" w:line="240" w:lineRule="auto"/>
+      </w:pPr>
+    </w:p>
+    <w:p>
+      <w:pPr>
+        <w:spacing w:after="0" w:line="240" w:lineRule="auto"/>
+      </w:pPr>
+    </w:p>
+    <w:p>
+      <w:pPr>
+        <w:spacing w:after="0" w:line="240" w:lineRule="auto"/>
+      </w:pPr>
+    </w:p>
+    <w:p>
+      <w:pPr>
+        <w:spacing w:after="0" w:line="240" w:lineRule="auto"/>
+      </w:pPr>
+    </w:p>
+    <w:p>
+      <w:pPr>
+        <w:spacing w:after="0" w:line="240" w:lineRule="auto"/>
+      </w:pPr>
+    </w:p>
+    <w:p>
+      <w:pPr>
+        <w:spacing w:after="0" w:line="240" w:lineRule="auto"/>
+      </w:pPr>
+    </w:p>
+    <w:p>
+      <w:pPr>
+        <w:spacing w:after="0" w:line="240" w:lineRule="auto"/>
+      </w:pPr>
+    </w:p>
+    <w:p>
+      <w:pPr>
+        <w:spacing w:after="0" w:line="240" w:lineRule="auto"/>
+      </w:pPr>
+    </w:p>
+    <w:p>
+      <w:pPr>
+        <w:spacing w:after="0" w:line="240" w:lineRule="auto"/>
+      </w:pPr>
+    </w:p>
+    <w:p>
+      <w:pPr>
+        <w:spacing w:after="0" w:line="240" w:lineRule="auto"/>
+      </w:pPr>
+    </w:p>
+    <w:p>
+      <w:pPr>
+        <w:spacing w:after="0" w:line="240" w:lineRule="auto"/>
+      </w:pPr>
+    </w:p>
+    <w:p>
+      <w:pPr>
+        <w:spacing w:after="0" w:line="240" w:lineRule="auto"/>
+      </w:pPr>
+    </w:p>
+    <w:p>
+      <w:pPr>
+        <w:spacing w:after="0" w:line="240" w:lineRule="auto"/>
+      </w:pPr>
+    </w:p>
+    <w:p>
+      <w:pPr>
+        <w:spacing w:after="0" w:line="240" w:lineRule="auto"/>
+      </w:pPr>
+    </w:p>
+    <w:p>
+      <w:pPr>
+        <w:spacing w:after="0" w:line="240" w:lineRule="auto"/>
+      </w:pPr>
     </w:p>
     <w:p>
       <w:pPr>
@@ -6057,7 +8378,15 @@
         <w:spacing w:after="0" w:line="240" w:lineRule="auto"/>
       </w:pPr>
       <w:r>
-        <w:t xml:space="preserve">$ tsc </w:t>
+        <w:t xml:space="preserve">$ </w:t>
+      </w:r>
+      <w:proofErr w:type="spellStart"/>
+      <w:r>
+        <w:t>tsc</w:t>
+      </w:r>
+      <w:proofErr w:type="spellEnd"/>
+      <w:r>
+        <w:t xml:space="preserve"> </w:t>
       </w:r>
       <w:r>
         <w:t>--</w:t>
@@ -6071,14 +8400,24 @@
         <w:spacing w:after="0" w:line="240" w:lineRule="auto"/>
       </w:pPr>
       <w:r>
-        <w:t xml:space="preserve">$ tsc </w:t>
+        <w:t xml:space="preserve">$ </w:t>
+      </w:r>
+      <w:proofErr w:type="spellStart"/>
+      <w:r>
+        <w:t>tsc</w:t>
+      </w:r>
+      <w:proofErr w:type="spellEnd"/>
+      <w:r>
+        <w:t xml:space="preserve"> </w:t>
       </w:r>
       <w:r>
         <w:t>--</w:t>
       </w:r>
+      <w:proofErr w:type="spellStart"/>
       <w:r>
         <w:t>init</w:t>
       </w:r>
+      <w:proofErr w:type="spellEnd"/>
     </w:p>
     <w:p>
       <w:pPr>
@@ -8392,6 +10731,95 @@
     </w:lvl>
   </w:abstractNum>
   <w:abstractNum w:abstractNumId="19" w15:restartNumberingAfterBreak="0">
+    <w:nsid w:val="3D261310"/>
+    <w:multiLevelType w:val="hybridMultilevel"/>
+    <w:tmpl w:val="0336A55C"/>
+    <w:lvl w:ilvl="0" w:tplc="77D46B18">
+      <w:start w:val="1"/>
+      <w:numFmt w:val="lowerLetter"/>
+      <w:lvlText w:val="%1&gt;"/>
+      <w:lvlJc w:val="left"/>
+      <w:pPr>
+        <w:ind w:left="720" w:hanging="360"/>
+      </w:pPr>
+      <w:rPr>
+        <w:rFonts w:hint="default"/>
+      </w:rPr>
+    </w:lvl>
+    <w:lvl w:ilvl="1" w:tplc="40090019" w:tentative="1">
+      <w:start w:val="1"/>
+      <w:numFmt w:val="lowerLetter"/>
+      <w:lvlText w:val="%2."/>
+      <w:lvlJc w:val="left"/>
+      <w:pPr>
+        <w:ind w:left="1440" w:hanging="360"/>
+      </w:pPr>
+    </w:lvl>
+    <w:lvl w:ilvl="2" w:tplc="4009001B" w:tentative="1">
+      <w:start w:val="1"/>
+      <w:numFmt w:val="lowerRoman"/>
+      <w:lvlText w:val="%3."/>
+      <w:lvlJc w:val="right"/>
+      <w:pPr>
+        <w:ind w:left="2160" w:hanging="180"/>
+      </w:pPr>
+    </w:lvl>
+    <w:lvl w:ilvl="3" w:tplc="4009000F" w:tentative="1">
+      <w:start w:val="1"/>
+      <w:numFmt w:val="decimal"/>
+      <w:lvlText w:val="%4."/>
+      <w:lvlJc w:val="left"/>
+      <w:pPr>
+        <w:ind w:left="2880" w:hanging="360"/>
+      </w:pPr>
+    </w:lvl>
+    <w:lvl w:ilvl="4" w:tplc="40090019" w:tentative="1">
+      <w:start w:val="1"/>
+      <w:numFmt w:val="lowerLetter"/>
+      <w:lvlText w:val="%5."/>
+      <w:lvlJc w:val="left"/>
+      <w:pPr>
+        <w:ind w:left="3600" w:hanging="360"/>
+      </w:pPr>
+    </w:lvl>
+    <w:lvl w:ilvl="5" w:tplc="4009001B" w:tentative="1">
+      <w:start w:val="1"/>
+      <w:numFmt w:val="lowerRoman"/>
+      <w:lvlText w:val="%6."/>
+      <w:lvlJc w:val="right"/>
+      <w:pPr>
+        <w:ind w:left="4320" w:hanging="180"/>
+      </w:pPr>
+    </w:lvl>
+    <w:lvl w:ilvl="6" w:tplc="4009000F" w:tentative="1">
+      <w:start w:val="1"/>
+      <w:numFmt w:val="decimal"/>
+      <w:lvlText w:val="%7."/>
+      <w:lvlJc w:val="left"/>
+      <w:pPr>
+        <w:ind w:left="5040" w:hanging="360"/>
+      </w:pPr>
+    </w:lvl>
+    <w:lvl w:ilvl="7" w:tplc="40090019" w:tentative="1">
+      <w:start w:val="1"/>
+      <w:numFmt w:val="lowerLetter"/>
+      <w:lvlText w:val="%8."/>
+      <w:lvlJc w:val="left"/>
+      <w:pPr>
+        <w:ind w:left="5760" w:hanging="360"/>
+      </w:pPr>
+    </w:lvl>
+    <w:lvl w:ilvl="8" w:tplc="4009001B" w:tentative="1">
+      <w:start w:val="1"/>
+      <w:numFmt w:val="lowerRoman"/>
+      <w:lvlText w:val="%9."/>
+      <w:lvlJc w:val="right"/>
+      <w:pPr>
+        <w:ind w:left="6480" w:hanging="180"/>
+      </w:pPr>
+    </w:lvl>
+  </w:abstractNum>
+  <w:abstractNum w:abstractNumId="20" w15:restartNumberingAfterBreak="0">
     <w:nsid w:val="4271344F"/>
     <w:multiLevelType w:val="multilevel"/>
     <w:tmpl w:val="E9109E7C"/>
@@ -8540,7 +10968,7 @@
       </w:rPr>
     </w:lvl>
   </w:abstractNum>
-  <w:abstractNum w:abstractNumId="20" w15:restartNumberingAfterBreak="0">
+  <w:abstractNum w:abstractNumId="21" w15:restartNumberingAfterBreak="0">
     <w:nsid w:val="49D06393"/>
     <w:multiLevelType w:val="hybridMultilevel"/>
     <w:tmpl w:val="DC30A466"/>
@@ -8629,7 +11057,7 @@
       </w:pPr>
     </w:lvl>
   </w:abstractNum>
-  <w:abstractNum w:abstractNumId="21" w15:restartNumberingAfterBreak="0">
+  <w:abstractNum w:abstractNumId="22" w15:restartNumberingAfterBreak="0">
     <w:nsid w:val="4E542B60"/>
     <w:multiLevelType w:val="hybridMultilevel"/>
     <w:tmpl w:val="B48004A2"/>
@@ -8718,7 +11146,7 @@
       </w:pPr>
     </w:lvl>
   </w:abstractNum>
-  <w:abstractNum w:abstractNumId="22" w15:restartNumberingAfterBreak="0">
+  <w:abstractNum w:abstractNumId="23" w15:restartNumberingAfterBreak="0">
     <w:nsid w:val="58516D6A"/>
     <w:multiLevelType w:val="hybridMultilevel"/>
     <w:tmpl w:val="00CCC8F0"/>
@@ -8807,7 +11235,7 @@
       </w:pPr>
     </w:lvl>
   </w:abstractNum>
-  <w:abstractNum w:abstractNumId="23" w15:restartNumberingAfterBreak="0">
+  <w:abstractNum w:abstractNumId="24" w15:restartNumberingAfterBreak="0">
     <w:nsid w:val="5DCD3B6F"/>
     <w:multiLevelType w:val="multilevel"/>
     <w:tmpl w:val="96AE20F8"/>
@@ -8956,7 +11384,7 @@
       </w:rPr>
     </w:lvl>
   </w:abstractNum>
-  <w:abstractNum w:abstractNumId="24" w15:restartNumberingAfterBreak="0">
+  <w:abstractNum w:abstractNumId="25" w15:restartNumberingAfterBreak="0">
     <w:nsid w:val="5F045E9B"/>
     <w:multiLevelType w:val="hybridMultilevel"/>
     <w:tmpl w:val="0910E5BA"/>
@@ -9045,7 +11473,7 @@
       </w:pPr>
     </w:lvl>
   </w:abstractNum>
-  <w:abstractNum w:abstractNumId="25" w15:restartNumberingAfterBreak="0">
+  <w:abstractNum w:abstractNumId="26" w15:restartNumberingAfterBreak="0">
     <w:nsid w:val="64880EC8"/>
     <w:multiLevelType w:val="hybridMultilevel"/>
     <w:tmpl w:val="0BECC98E"/>
@@ -9134,7 +11562,7 @@
       </w:pPr>
     </w:lvl>
   </w:abstractNum>
-  <w:abstractNum w:abstractNumId="26" w15:restartNumberingAfterBreak="0">
+  <w:abstractNum w:abstractNumId="27" w15:restartNumberingAfterBreak="0">
     <w:nsid w:val="683517A9"/>
     <w:multiLevelType w:val="multilevel"/>
     <w:tmpl w:val="D05E2A52"/>
@@ -9283,7 +11711,7 @@
       </w:rPr>
     </w:lvl>
   </w:abstractNum>
-  <w:abstractNum w:abstractNumId="27" w15:restartNumberingAfterBreak="0">
+  <w:abstractNum w:abstractNumId="28" w15:restartNumberingAfterBreak="0">
     <w:nsid w:val="6B5A2171"/>
     <w:multiLevelType w:val="multilevel"/>
     <w:tmpl w:val="4BA8F6A8"/>
@@ -9432,7 +11860,7 @@
       </w:rPr>
     </w:lvl>
   </w:abstractNum>
-  <w:abstractNum w:abstractNumId="28" w15:restartNumberingAfterBreak="0">
+  <w:abstractNum w:abstractNumId="29" w15:restartNumberingAfterBreak="0">
     <w:nsid w:val="6CD90AAA"/>
     <w:multiLevelType w:val="hybridMultilevel"/>
     <w:tmpl w:val="CB0867E8"/>
@@ -9521,7 +11949,7 @@
       </w:pPr>
     </w:lvl>
   </w:abstractNum>
-  <w:abstractNum w:abstractNumId="29" w15:restartNumberingAfterBreak="0">
+  <w:abstractNum w:abstractNumId="30" w15:restartNumberingAfterBreak="0">
     <w:nsid w:val="72044FAA"/>
     <w:multiLevelType w:val="multilevel"/>
     <w:tmpl w:val="F278844E"/>
@@ -9670,7 +12098,7 @@
       </w:rPr>
     </w:lvl>
   </w:abstractNum>
-  <w:abstractNum w:abstractNumId="30" w15:restartNumberingAfterBreak="0">
+  <w:abstractNum w:abstractNumId="31" w15:restartNumberingAfterBreak="0">
     <w:nsid w:val="74BE6604"/>
     <w:multiLevelType w:val="multilevel"/>
     <w:tmpl w:val="C5E69C6E"/>
@@ -9819,7 +12247,7 @@
       </w:rPr>
     </w:lvl>
   </w:abstractNum>
-  <w:abstractNum w:abstractNumId="31" w15:restartNumberingAfterBreak="0">
+  <w:abstractNum w:abstractNumId="32" w15:restartNumberingAfterBreak="0">
     <w:nsid w:val="75FC232B"/>
     <w:multiLevelType w:val="multilevel"/>
     <w:tmpl w:val="CE3A26CC"/>
@@ -9968,7 +12396,7 @@
       </w:rPr>
     </w:lvl>
   </w:abstractNum>
-  <w:abstractNum w:abstractNumId="32" w15:restartNumberingAfterBreak="0">
+  <w:abstractNum w:abstractNumId="33" w15:restartNumberingAfterBreak="0">
     <w:nsid w:val="769513EA"/>
     <w:multiLevelType w:val="multilevel"/>
     <w:tmpl w:val="4BF6ADA6"/>
@@ -10117,7 +12545,7 @@
       </w:rPr>
     </w:lvl>
   </w:abstractNum>
-  <w:abstractNum w:abstractNumId="33" w15:restartNumberingAfterBreak="0">
+  <w:abstractNum w:abstractNumId="34" w15:restartNumberingAfterBreak="0">
     <w:nsid w:val="76B67D00"/>
     <w:multiLevelType w:val="hybridMultilevel"/>
     <w:tmpl w:val="6ED44928"/>
@@ -10231,10 +12659,10 @@
     </w:lvl>
   </w:abstractNum>
   <w:num w:numId="1" w16cid:durableId="1786997795">
-    <w:abstractNumId w:val="26"/>
+    <w:abstractNumId w:val="27"/>
   </w:num>
   <w:num w:numId="2" w16cid:durableId="649095618">
-    <w:abstractNumId w:val="23"/>
+    <w:abstractNumId w:val="24"/>
   </w:num>
   <w:num w:numId="3" w16cid:durableId="1091312259">
     <w:abstractNumId w:val="1"/>
@@ -10246,7 +12674,7 @@
     <w:abstractNumId w:val="14"/>
   </w:num>
   <w:num w:numId="6" w16cid:durableId="393430431">
-    <w:abstractNumId w:val="28"/>
+    <w:abstractNumId w:val="29"/>
   </w:num>
   <w:num w:numId="7" w16cid:durableId="22755052">
     <w:abstractNumId w:val="7"/>
@@ -10261,16 +12689,16 @@
     <w:abstractNumId w:val="18"/>
   </w:num>
   <w:num w:numId="11" w16cid:durableId="920530383">
-    <w:abstractNumId w:val="19"/>
+    <w:abstractNumId w:val="20"/>
   </w:num>
   <w:num w:numId="12" w16cid:durableId="329067514">
-    <w:abstractNumId w:val="22"/>
+    <w:abstractNumId w:val="23"/>
   </w:num>
   <w:num w:numId="13" w16cid:durableId="109862485">
-    <w:abstractNumId w:val="25"/>
+    <w:abstractNumId w:val="26"/>
   </w:num>
   <w:num w:numId="14" w16cid:durableId="161700848">
-    <w:abstractNumId w:val="29"/>
+    <w:abstractNumId w:val="30"/>
   </w:num>
   <w:num w:numId="15" w16cid:durableId="2023049815">
     <w:abstractNumId w:val="9"/>
@@ -10279,16 +12707,16 @@
     <w:abstractNumId w:val="5"/>
   </w:num>
   <w:num w:numId="17" w16cid:durableId="1681085876">
-    <w:abstractNumId w:val="30"/>
+    <w:abstractNumId w:val="31"/>
   </w:num>
   <w:num w:numId="18" w16cid:durableId="1762793056">
-    <w:abstractNumId w:val="31"/>
+    <w:abstractNumId w:val="32"/>
   </w:num>
   <w:num w:numId="19" w16cid:durableId="1371563757">
-    <w:abstractNumId w:val="24"/>
+    <w:abstractNumId w:val="25"/>
   </w:num>
   <w:num w:numId="20" w16cid:durableId="458688707">
-    <w:abstractNumId w:val="27"/>
+    <w:abstractNumId w:val="28"/>
   </w:num>
   <w:num w:numId="21" w16cid:durableId="451746149">
     <w:abstractNumId w:val="10"/>
@@ -10297,7 +12725,7 @@
     <w:abstractNumId w:val="11"/>
   </w:num>
   <w:num w:numId="23" w16cid:durableId="2069645773">
-    <w:abstractNumId w:val="33"/>
+    <w:abstractNumId w:val="34"/>
   </w:num>
   <w:num w:numId="24" w16cid:durableId="1712999510">
     <w:abstractNumId w:val="12"/>
@@ -10312,10 +12740,10 @@
     <w:abstractNumId w:val="0"/>
   </w:num>
   <w:num w:numId="28" w16cid:durableId="562521814">
-    <w:abstractNumId w:val="32"/>
+    <w:abstractNumId w:val="33"/>
   </w:num>
   <w:num w:numId="29" w16cid:durableId="1087654038">
-    <w:abstractNumId w:val="20"/>
+    <w:abstractNumId w:val="21"/>
   </w:num>
   <w:num w:numId="30" w16cid:durableId="65959723">
     <w:abstractNumId w:val="17"/>
@@ -10327,10 +12755,13 @@
     <w:abstractNumId w:val="13"/>
   </w:num>
   <w:num w:numId="33" w16cid:durableId="132408278">
-    <w:abstractNumId w:val="21"/>
+    <w:abstractNumId w:val="22"/>
   </w:num>
   <w:num w:numId="34" w16cid:durableId="708726605">
     <w:abstractNumId w:val="16"/>
+  </w:num>
+  <w:num w:numId="35" w16cid:durableId="1757824839">
+    <w:abstractNumId w:val="19"/>
   </w:num>
 </w:numbering>
 </file>

--- a/UI_html_css_javascript/notes/TypeScript_6AM_2025.docx
+++ b/UI_html_css_javascript/notes/TypeScript_6AM_2025.docx
@@ -137,23 +137,7 @@
           <w:b/>
           <w:bCs/>
         </w:rPr>
-        <w:t xml:space="preserve"> is also a JavaScript only, but in TS we use datatype to represent properties, methods, objects, </w:t>
-      </w:r>
-      <w:proofErr w:type="spellStart"/>
-      <w:r>
-        <w:rPr>
-          <w:b/>
-          <w:bCs/>
-        </w:rPr>
-        <w:t>arrays..etc</w:t>
-      </w:r>
-      <w:proofErr w:type="spellEnd"/>
-      <w:r>
-        <w:rPr>
-          <w:b/>
-          <w:bCs/>
-        </w:rPr>
-        <w:t>.</w:t>
+        <w:t xml:space="preserve"> is also a JavaScript only, but in TS we use datatype to represent properties, methods, objects, arrays..etc.</w:t>
       </w:r>
     </w:p>
     <w:p>
@@ -198,55 +182,23 @@
         <w:spacing w:after="0" w:line="240" w:lineRule="auto"/>
       </w:pPr>
       <w:r>
-        <w:t>JS files extension is .</w:t>
-      </w:r>
-      <w:proofErr w:type="spellStart"/>
-      <w:r>
-        <w:t>js</w:t>
-      </w:r>
-      <w:proofErr w:type="spellEnd"/>
-      <w:r>
-        <w:t>.</w:t>
-      </w:r>
-    </w:p>
-    <w:p>
-      <w:pPr>
-        <w:spacing w:after="0" w:line="240" w:lineRule="auto"/>
-      </w:pPr>
-      <w:r>
-        <w:t>TS files extension is .</w:t>
-      </w:r>
-      <w:proofErr w:type="spellStart"/>
-      <w:r>
-        <w:t>ts</w:t>
-      </w:r>
-      <w:proofErr w:type="spellEnd"/>
-      <w:r>
-        <w:t>.</w:t>
-      </w:r>
-    </w:p>
-    <w:p>
-      <w:pPr>
-        <w:spacing w:after="0" w:line="240" w:lineRule="auto"/>
-      </w:pPr>
-      <w:r>
-        <w:t>So we need to convert .</w:t>
-      </w:r>
-      <w:proofErr w:type="spellStart"/>
-      <w:r>
-        <w:t>ts</w:t>
-      </w:r>
-      <w:proofErr w:type="spellEnd"/>
-      <w:r>
-        <w:t xml:space="preserve"> files to .</w:t>
-      </w:r>
-      <w:proofErr w:type="spellStart"/>
-      <w:r>
-        <w:t>js</w:t>
-      </w:r>
-      <w:proofErr w:type="spellEnd"/>
-      <w:r>
-        <w:t xml:space="preserve"> files.</w:t>
+        <w:t>JS files extension is .js.</w:t>
+      </w:r>
+    </w:p>
+    <w:p>
+      <w:pPr>
+        <w:spacing w:after="0" w:line="240" w:lineRule="auto"/>
+      </w:pPr>
+      <w:r>
+        <w:t>TS files extension is .ts.</w:t>
+      </w:r>
+    </w:p>
+    <w:p>
+      <w:pPr>
+        <w:spacing w:after="0" w:line="240" w:lineRule="auto"/>
+      </w:pPr>
+      <w:r>
+        <w:t>So we need to convert .ts files to .js files.</w:t>
       </w:r>
     </w:p>
     <w:p>
@@ -318,15 +270,7 @@
         <w:spacing w:after="0" w:line="240" w:lineRule="auto"/>
       </w:pPr>
       <w:r>
-        <w:t xml:space="preserve">Angular 1.0 is called as </w:t>
-      </w:r>
-      <w:proofErr w:type="spellStart"/>
-      <w:r>
-        <w:t>AjngularJS</w:t>
-      </w:r>
-      <w:proofErr w:type="spellEnd"/>
-      <w:r>
-        <w:t>.</w:t>
+        <w:t>Angular 1.0 is called as AjngularJS.</w:t>
       </w:r>
       <w:r>
         <w:t xml:space="preserve"> It is deprecated. No one is using now.</w:t>
@@ -337,15 +281,7 @@
         <w:spacing w:after="0" w:line="240" w:lineRule="auto"/>
       </w:pPr>
       <w:r>
-        <w:t xml:space="preserve">Angular 2.X + is called as </w:t>
-      </w:r>
-      <w:proofErr w:type="spellStart"/>
-      <w:r>
-        <w:t>Ajngular</w:t>
-      </w:r>
-      <w:proofErr w:type="spellEnd"/>
-      <w:r>
-        <w:t>.</w:t>
+        <w:t>Angular 2.X + is called as Ajngular.</w:t>
       </w:r>
     </w:p>
     <w:p>
@@ -465,29 +401,13 @@
         <w:t>, compiled language</w:t>
       </w:r>
       <w:r>
-        <w:t>[.</w:t>
-      </w:r>
-      <w:proofErr w:type="spellStart"/>
-      <w:r>
-        <w:t>ts</w:t>
-      </w:r>
-      <w:proofErr w:type="spellEnd"/>
-      <w:r>
-        <w:t xml:space="preserve"> </w:t>
+        <w:t xml:space="preserve">[.ts </w:t>
       </w:r>
       <w:r>
         <w:sym w:font="Wingdings" w:char="F0E0"/>
       </w:r>
       <w:r>
-        <w:t xml:space="preserve"> .</w:t>
-      </w:r>
-      <w:proofErr w:type="spellStart"/>
-      <w:r>
-        <w:t>js</w:t>
-      </w:r>
-      <w:proofErr w:type="spellEnd"/>
-      <w:r>
-        <w:t>]</w:t>
+        <w:t xml:space="preserve"> .js]</w:t>
       </w:r>
       <w:r>
         <w:t>. </w:t>
@@ -945,15 +865,7 @@
       </w:pPr>
       <w:r>
         <w:lastRenderedPageBreak/>
-        <w:t xml:space="preserve">To work with TS, we need to download and install </w:t>
-      </w:r>
-      <w:proofErr w:type="spellStart"/>
-      <w:r>
-        <w:t>nodejs</w:t>
-      </w:r>
-      <w:proofErr w:type="spellEnd"/>
-      <w:r>
-        <w:t>.</w:t>
+        <w:t>To work with TS, we need to download and install nodejs.</w:t>
       </w:r>
     </w:p>
     <w:p>
@@ -1056,21 +968,12 @@
                 <w:bCs/>
               </w:rPr>
             </w:pPr>
-            <w:proofErr w:type="spellStart"/>
             <w:r>
               <w:rPr>
                 <w:b/>
                 <w:bCs/>
               </w:rPr>
-              <w:t>npm</w:t>
-            </w:r>
-            <w:proofErr w:type="spellEnd"/>
-            <w:r>
-              <w:rPr>
-                <w:b/>
-                <w:bCs/>
-              </w:rPr>
-              <w:t xml:space="preserve"> install -g typescript</w:t>
+              <w:t>npm install -g typescript</w:t>
             </w:r>
           </w:p>
         </w:tc>
@@ -1083,7 +986,6 @@
       <w:r>
         <w:t xml:space="preserve">Here </w:t>
       </w:r>
-      <w:proofErr w:type="spellStart"/>
       <w:r>
         <w:rPr>
           <w:b/>
@@ -1091,7 +993,6 @@
         </w:rPr>
         <w:t>npm</w:t>
       </w:r>
-      <w:proofErr w:type="spellEnd"/>
       <w:r>
         <w:t xml:space="preserve"> means – </w:t>
       </w:r>
@@ -1213,7 +1114,6 @@
       <w:r>
         <w:t xml:space="preserve">In java we have compiler called </w:t>
       </w:r>
-      <w:proofErr w:type="spellStart"/>
       <w:r>
         <w:rPr>
           <w:b/>
@@ -1221,11 +1121,9 @@
         </w:rPr>
         <w:t>javac</w:t>
       </w:r>
-      <w:proofErr w:type="spellEnd"/>
       <w:r>
         <w:t xml:space="preserve">. Similarly in TS we have </w:t>
       </w:r>
-      <w:proofErr w:type="spellStart"/>
       <w:r>
         <w:rPr>
           <w:b/>
@@ -1233,7 +1131,6 @@
         </w:rPr>
         <w:t>tsc</w:t>
       </w:r>
-      <w:proofErr w:type="spellEnd"/>
       <w:r>
         <w:t xml:space="preserve"> compiler.</w:t>
       </w:r>
@@ -1243,13 +1140,8 @@
         <w:spacing w:after="0" w:line="240" w:lineRule="auto"/>
       </w:pPr>
       <w:r>
-        <w:t xml:space="preserve">$ </w:t>
-      </w:r>
-      <w:proofErr w:type="spellStart"/>
-      <w:r>
-        <w:t>tsc</w:t>
-      </w:r>
-      <w:proofErr w:type="spellEnd"/>
+        <w:t>$ tsc</w:t>
+      </w:r>
       <w:r>
         <w:t xml:space="preserve">  </w:t>
       </w:r>
@@ -1257,29 +1149,16 @@
         <w:sym w:font="Wingdings" w:char="F0E0"/>
       </w:r>
       <w:r>
-        <w:t xml:space="preserve"> generates .</w:t>
-      </w:r>
-      <w:proofErr w:type="spellStart"/>
-      <w:r>
-        <w:t>js</w:t>
-      </w:r>
-      <w:proofErr w:type="spellEnd"/>
-      <w:r>
-        <w:t xml:space="preserve"> files.</w:t>
-      </w:r>
-    </w:p>
-    <w:p>
-      <w:pPr>
-        <w:spacing w:after="0" w:line="240" w:lineRule="auto"/>
-      </w:pPr>
-      <w:r>
-        <w:t xml:space="preserve">$ </w:t>
-      </w:r>
-      <w:proofErr w:type="spellStart"/>
-      <w:r>
-        <w:t>javac</w:t>
-      </w:r>
-      <w:proofErr w:type="spellEnd"/>
+        <w:t xml:space="preserve"> generates .js files.</w:t>
+      </w:r>
+    </w:p>
+    <w:p>
+      <w:pPr>
+        <w:spacing w:after="0" w:line="240" w:lineRule="auto"/>
+      </w:pPr>
+      <w:r>
+        <w:t>$ javac</w:t>
+      </w:r>
       <w:r>
         <w:t xml:space="preserve"> </w:t>
       </w:r>
@@ -1336,7 +1215,6 @@
             <w:r>
               <w:t xml:space="preserve">$ </w:t>
             </w:r>
-            <w:proofErr w:type="spellStart"/>
             <w:r>
               <w:rPr>
                 <w:b/>
@@ -1344,7 +1222,6 @@
               </w:rPr>
               <w:t>javac</w:t>
             </w:r>
-            <w:proofErr w:type="spellEnd"/>
             <w:r>
               <w:t xml:space="preserve"> filename</w:t>
             </w:r>
@@ -1362,11 +1239,7 @@
               <w:sym w:font="Wingdings" w:char="F0E8"/>
             </w:r>
             <w:r>
-              <w:t xml:space="preserve"> </w:t>
-            </w:r>
-            <w:proofErr w:type="spellStart"/>
-            <w:r>
-              <w:t>filename</w:t>
+              <w:t xml:space="preserve"> filename</w:t>
             </w:r>
             <w:r>
               <w:rPr>
@@ -1375,7 +1248,6 @@
               </w:rPr>
               <w:t>.class</w:t>
             </w:r>
-            <w:proofErr w:type="spellEnd"/>
           </w:p>
         </w:tc>
         <w:tc>
@@ -1390,7 +1262,6 @@
               </w:rPr>
               <w:t xml:space="preserve">$ </w:t>
             </w:r>
-            <w:proofErr w:type="spellStart"/>
             <w:r>
               <w:rPr>
                 <w:b/>
@@ -1405,13 +1276,8 @@
               </w:rPr>
               <w:t>sc</w:t>
             </w:r>
-            <w:proofErr w:type="spellEnd"/>
-            <w:r>
-              <w:t xml:space="preserve"> </w:t>
-            </w:r>
-            <w:proofErr w:type="spellStart"/>
-            <w:r>
-              <w:t>filename</w:t>
+            <w:r>
+              <w:t xml:space="preserve"> filename</w:t>
             </w:r>
             <w:r>
               <w:rPr>
@@ -1420,7 +1286,6 @@
               </w:rPr>
               <w:t>.ts</w:t>
             </w:r>
-            <w:proofErr w:type="spellEnd"/>
             <w:r>
               <w:t xml:space="preserve"> </w:t>
             </w:r>
@@ -1459,23 +1324,7 @@
         <w:spacing w:after="0" w:line="240" w:lineRule="auto"/>
       </w:pPr>
       <w:r>
-        <w:t>Here TSC compiler converts .</w:t>
-      </w:r>
-      <w:proofErr w:type="spellStart"/>
-      <w:r>
-        <w:t>ts</w:t>
-      </w:r>
-      <w:proofErr w:type="spellEnd"/>
-      <w:r>
-        <w:t xml:space="preserve"> to ES3 version .</w:t>
-      </w:r>
-      <w:proofErr w:type="spellStart"/>
-      <w:r>
-        <w:t>js</w:t>
-      </w:r>
-      <w:proofErr w:type="spellEnd"/>
-      <w:r>
-        <w:t xml:space="preserve"> file.</w:t>
+        <w:t>Here TSC compiler converts .ts to ES3 version .js file.</w:t>
       </w:r>
     </w:p>
     <w:p>
@@ -1499,11 +1348,9 @@
             <w:tcW w:w="5228" w:type="dxa"/>
           </w:tcPr>
           <w:p>
-            <w:proofErr w:type="spellStart"/>
             <w:r>
               <w:t>Test.ts</w:t>
             </w:r>
-            <w:proofErr w:type="spellEnd"/>
           </w:p>
         </w:tc>
         <w:tc>
@@ -1524,13 +1371,8 @@
           </w:tcPr>
           <w:p>
             <w:r>
-              <w:t xml:space="preserve">let </w:t>
-            </w:r>
-            <w:proofErr w:type="spellStart"/>
-            <w:r>
-              <w:t>myName</w:t>
-            </w:r>
-            <w:proofErr w:type="spellEnd"/>
+              <w:t>let myName</w:t>
+            </w:r>
             <w:r>
               <w:rPr>
                 <w:b/>
@@ -1545,15 +1387,7 @@
           </w:p>
           <w:p>
             <w:r>
-              <w:t>console.log(</w:t>
-            </w:r>
-            <w:proofErr w:type="spellStart"/>
-            <w:r>
-              <w:t>myName</w:t>
-            </w:r>
-            <w:proofErr w:type="spellEnd"/>
-            <w:r>
-              <w:t>);</w:t>
+              <w:t>console.log(myName);</w:t>
             </w:r>
           </w:p>
         </w:tc>
@@ -1578,15 +1412,7 @@
           </w:p>
           <w:p>
             <w:r>
-              <w:t xml:space="preserve">        &lt;script </w:t>
-            </w:r>
-            <w:proofErr w:type="spellStart"/>
-            <w:r>
-              <w:t>src</w:t>
-            </w:r>
-            <w:proofErr w:type="spellEnd"/>
-            <w:r>
-              <w:t>="</w:t>
+              <w:t>        &lt;script src="</w:t>
             </w:r>
             <w:r>
               <w:rPr>
@@ -1724,7 +1550,6 @@
       <w:r>
         <w:t xml:space="preserve">If you want to compile TS file with different versions we need to add </w:t>
       </w:r>
-      <w:proofErr w:type="spellStart"/>
       <w:r>
         <w:rPr>
           <w:b/>
@@ -1733,7 +1558,6 @@
         </w:rPr>
         <w:t>tsconfig.json</w:t>
       </w:r>
-      <w:proofErr w:type="spellEnd"/>
       <w:r>
         <w:t> file or the </w:t>
       </w:r>
@@ -1762,49 +1586,25 @@
         <w:spacing w:after="0" w:line="240" w:lineRule="auto"/>
       </w:pPr>
       <w:r>
-        <w:t>However, it is highly recommended to explicitly configure the target option in your </w:t>
-      </w:r>
-      <w:proofErr w:type="spellStart"/>
-      <w:r>
-        <w:t>tsconfig.json</w:t>
-      </w:r>
-      <w:proofErr w:type="spellEnd"/>
-      <w:r>
-        <w:t> file to a more modern version, such as ES2015 (ES6) or higher, to leverage modern JavaScript features and ensure compatibility with your target environment.</w:t>
-      </w:r>
-    </w:p>
-    <w:p>
-      <w:pPr>
-        <w:spacing w:after="0" w:line="240" w:lineRule="auto"/>
-      </w:pPr>
-    </w:p>
-    <w:p>
-      <w:pPr>
-        <w:spacing w:after="0" w:line="240" w:lineRule="auto"/>
-      </w:pPr>
-    </w:p>
-    <w:p>
-      <w:pPr>
-        <w:spacing w:after="0" w:line="240" w:lineRule="auto"/>
-      </w:pPr>
-      <w:r>
-        <w:t xml:space="preserve">We can </w:t>
-      </w:r>
-      <w:proofErr w:type="spellStart"/>
-      <w:r>
-        <w:t>compileTS</w:t>
-      </w:r>
-      <w:proofErr w:type="spellEnd"/>
-      <w:r>
-        <w:t xml:space="preserve"> file with target version also.. </w:t>
-      </w:r>
-      <w:proofErr w:type="spellStart"/>
-      <w:r>
-        <w:t>lilke</w:t>
-      </w:r>
-      <w:proofErr w:type="spellEnd"/>
-      <w:r>
-        <w:t xml:space="preserve"> es3,es4..es6.</w:t>
+        <w:t>However, it is highly recommended to explicitly configure the target option in your tsconfig.json file to a more modern version, such as ES2015 (ES6) or higher, to leverage modern JavaScript features and ensure compatibility with your target environment.</w:t>
+      </w:r>
+    </w:p>
+    <w:p>
+      <w:pPr>
+        <w:spacing w:after="0" w:line="240" w:lineRule="auto"/>
+      </w:pPr>
+    </w:p>
+    <w:p>
+      <w:pPr>
+        <w:spacing w:after="0" w:line="240" w:lineRule="auto"/>
+      </w:pPr>
+    </w:p>
+    <w:p>
+      <w:pPr>
+        <w:spacing w:after="0" w:line="240" w:lineRule="auto"/>
+      </w:pPr>
+      <w:r>
+        <w:t>We can compileTS file with target version also.. lilke es3,es4..es6.</w:t>
       </w:r>
     </w:p>
     <w:tbl>
@@ -1823,15 +1623,7 @@
           </w:tcPr>
           <w:p>
             <w:r>
-              <w:t xml:space="preserve">$ </w:t>
-            </w:r>
-            <w:proofErr w:type="spellStart"/>
-            <w:r>
-              <w:t>tsc</w:t>
-            </w:r>
-            <w:proofErr w:type="spellEnd"/>
-            <w:r>
-              <w:t xml:space="preserve"> </w:t>
+              <w:t xml:space="preserve">$ tsc </w:t>
             </w:r>
             <w:r>
               <w:rPr>
@@ -1875,23 +1667,7 @@
           <w:b/>
           <w:bCs/>
         </w:rPr>
-        <w:t xml:space="preserve">With </w:t>
-      </w:r>
-      <w:proofErr w:type="spellStart"/>
-      <w:r>
-        <w:rPr>
-          <w:b/>
-          <w:bCs/>
-        </w:rPr>
-        <w:t>tsconfig.json</w:t>
-      </w:r>
-      <w:proofErr w:type="spellEnd"/>
-      <w:r>
-        <w:rPr>
-          <w:b/>
-          <w:bCs/>
-        </w:rPr>
-        <w:t>:</w:t>
+        <w:t>With tsconfig.json:</w:t>
       </w:r>
     </w:p>
     <w:tbl>
@@ -1921,7 +1697,6 @@
             <w:tcW w:w="3485" w:type="dxa"/>
           </w:tcPr>
           <w:p>
-            <w:proofErr w:type="spellStart"/>
             <w:r>
               <w:rPr>
                 <w:b/>
@@ -1929,7 +1704,6 @@
               </w:rPr>
               <w:t>tsconfig.json</w:t>
             </w:r>
-            <w:proofErr w:type="spellEnd"/>
           </w:p>
         </w:tc>
         <w:tc>
@@ -1950,54 +1724,22 @@
           </w:tcPr>
           <w:p>
             <w:r>
-              <w:t xml:space="preserve">let </w:t>
-            </w:r>
-            <w:proofErr w:type="spellStart"/>
-            <w:r>
-              <w:t>stuName</w:t>
-            </w:r>
-            <w:proofErr w:type="spellEnd"/>
-            <w:r>
-              <w:t>: string = "Azad";</w:t>
-            </w:r>
-          </w:p>
-          <w:p>
-            <w:r>
-              <w:t xml:space="preserve">let </w:t>
-            </w:r>
-            <w:proofErr w:type="spellStart"/>
-            <w:r>
-              <w:t>empName</w:t>
-            </w:r>
-            <w:proofErr w:type="spellEnd"/>
-            <w:r>
-              <w:t>: string = "Kamal";</w:t>
-            </w:r>
-          </w:p>
-          <w:p>
-            <w:r>
-              <w:t>console.log(</w:t>
-            </w:r>
-            <w:proofErr w:type="spellStart"/>
-            <w:r>
-              <w:t>empName</w:t>
-            </w:r>
-            <w:proofErr w:type="spellEnd"/>
-            <w:r>
-              <w:t>);</w:t>
-            </w:r>
-          </w:p>
-          <w:p>
-            <w:r>
-              <w:t>console.log(</w:t>
-            </w:r>
-            <w:proofErr w:type="spellStart"/>
-            <w:r>
-              <w:t>stuName</w:t>
-            </w:r>
-            <w:proofErr w:type="spellEnd"/>
-            <w:r>
-              <w:t>);</w:t>
+              <w:t>let stuName: string = "Azad";</w:t>
+            </w:r>
+          </w:p>
+          <w:p>
+            <w:r>
+              <w:t>let empName: string = "Kamal";</w:t>
+            </w:r>
+          </w:p>
+          <w:p>
+            <w:r>
+              <w:t>console.log(empName);</w:t>
+            </w:r>
+          </w:p>
+          <w:p>
+            <w:r>
+              <w:t>console.log(stuName);</w:t>
             </w:r>
           </w:p>
         </w:tc>
@@ -2036,25 +1778,24 @@
                 <w:bCs/>
                 <w:highlight w:val="yellow"/>
               </w:rPr>
-              <w:t>  "</w:t>
-            </w:r>
-            <w:proofErr w:type="spellStart"/>
-            <w:r>
+              <w:t>  "compilerOptions": {</w:t>
+            </w:r>
+          </w:p>
+          <w:p>
+            <w:pPr>
               <w:rPr>
                 <w:b/>
                 <w:bCs/>
                 <w:highlight w:val="yellow"/>
               </w:rPr>
-              <w:t>compilerOptions</w:t>
-            </w:r>
-            <w:proofErr w:type="spellEnd"/>
+            </w:pPr>
             <w:r>
               <w:rPr>
                 <w:b/>
                 <w:bCs/>
                 <w:highlight w:val="yellow"/>
               </w:rPr>
-              <w:t>": {</w:t>
+              <w:t>    "target": "es2015",</w:t>
             </w:r>
           </w:p>
           <w:p>
@@ -2071,162 +1812,91 @@
                 <w:bCs/>
                 <w:highlight w:val="yellow"/>
               </w:rPr>
-              <w:t>    "target": "es2015",</w:t>
-            </w:r>
-          </w:p>
-          <w:p>
-            <w:pPr>
+              <w:t>    "outDir": "./js"</w:t>
+            </w:r>
+            <w:r>
               <w:rPr>
                 <w:b/>
                 <w:bCs/>
                 <w:highlight w:val="yellow"/>
               </w:rPr>
-            </w:pPr>
-            <w:r>
+              <w:t>,</w:t>
+            </w:r>
+          </w:p>
+          <w:p>
+            <w:pPr>
               <w:rPr>
                 <w:b/>
                 <w:bCs/>
                 <w:highlight w:val="yellow"/>
               </w:rPr>
-              <w:t>    "</w:t>
-            </w:r>
-            <w:proofErr w:type="spellStart"/>
+            </w:pPr>
             <w:r>
               <w:rPr>
                 <w:b/>
                 <w:bCs/>
                 <w:highlight w:val="yellow"/>
               </w:rPr>
-              <w:t>outDir</w:t>
-            </w:r>
-            <w:proofErr w:type="spellEnd"/>
+              <w:t xml:space="preserve">     </w:t>
+            </w:r>
             <w:r>
               <w:rPr>
                 <w:b/>
                 <w:bCs/>
                 <w:highlight w:val="yellow"/>
               </w:rPr>
-              <w:t>": "./</w:t>
-            </w:r>
-            <w:proofErr w:type="spellStart"/>
-            <w:r>
+              <w:t>"strict": true</w:t>
+            </w:r>
+          </w:p>
+          <w:p>
+            <w:pPr>
               <w:rPr>
                 <w:b/>
                 <w:bCs/>
                 <w:highlight w:val="yellow"/>
               </w:rPr>
-              <w:t>js</w:t>
-            </w:r>
-            <w:proofErr w:type="spellEnd"/>
+            </w:pPr>
             <w:r>
               <w:rPr>
                 <w:b/>
                 <w:bCs/>
                 <w:highlight w:val="yellow"/>
               </w:rPr>
-              <w:t>"</w:t>
-            </w:r>
-            <w:r>
+              <w:t>  },</w:t>
+            </w:r>
+          </w:p>
+          <w:p>
+            <w:pPr>
               <w:rPr>
                 <w:b/>
                 <w:bCs/>
                 <w:highlight w:val="yellow"/>
               </w:rPr>
-              <w:t>,</w:t>
-            </w:r>
-          </w:p>
-          <w:p>
-            <w:pPr>
+            </w:pPr>
+            <w:r>
               <w:rPr>
                 <w:b/>
                 <w:bCs/>
                 <w:highlight w:val="yellow"/>
               </w:rPr>
-            </w:pPr>
-            <w:r>
+              <w:t>  "include": [</w:t>
+            </w:r>
+          </w:p>
+          <w:p>
+            <w:pPr>
               <w:rPr>
                 <w:b/>
                 <w:bCs/>
                 <w:highlight w:val="yellow"/>
               </w:rPr>
-              <w:t xml:space="preserve">     </w:t>
-            </w:r>
+            </w:pPr>
             <w:r>
               <w:rPr>
                 <w:b/>
                 <w:bCs/>
                 <w:highlight w:val="yellow"/>
               </w:rPr>
-              <w:t>"strict": true</w:t>
-            </w:r>
-          </w:p>
-          <w:p>
-            <w:pPr>
-              <w:rPr>
-                <w:b/>
-                <w:bCs/>
-                <w:highlight w:val="yellow"/>
-              </w:rPr>
-            </w:pPr>
-            <w:r>
-              <w:rPr>
-                <w:b/>
-                <w:bCs/>
-                <w:highlight w:val="yellow"/>
-              </w:rPr>
-              <w:t>  },</w:t>
-            </w:r>
-          </w:p>
-          <w:p>
-            <w:pPr>
-              <w:rPr>
-                <w:b/>
-                <w:bCs/>
-                <w:highlight w:val="yellow"/>
-              </w:rPr>
-            </w:pPr>
-            <w:r>
-              <w:rPr>
-                <w:b/>
-                <w:bCs/>
-                <w:highlight w:val="yellow"/>
-              </w:rPr>
-              <w:t>  "include": [</w:t>
-            </w:r>
-          </w:p>
-          <w:p>
-            <w:pPr>
-              <w:rPr>
-                <w:b/>
-                <w:bCs/>
-                <w:highlight w:val="yellow"/>
-              </w:rPr>
-            </w:pPr>
-            <w:r>
-              <w:rPr>
-                <w:b/>
-                <w:bCs/>
-                <w:highlight w:val="yellow"/>
-              </w:rPr>
-              <w:t>    "</w:t>
-            </w:r>
-            <w:proofErr w:type="spellStart"/>
-            <w:r>
-              <w:rPr>
-                <w:b/>
-                <w:bCs/>
-                <w:highlight w:val="yellow"/>
-              </w:rPr>
-              <w:t>ts</w:t>
-            </w:r>
-            <w:proofErr w:type="spellEnd"/>
-            <w:r>
-              <w:rPr>
-                <w:b/>
-                <w:bCs/>
-                <w:highlight w:val="yellow"/>
-              </w:rPr>
-              <w:t>/*"</w:t>
+              <w:t>    "ts/*"</w:t>
             </w:r>
           </w:p>
           <w:p>
@@ -2271,54 +1941,22 @@
           </w:tcPr>
           <w:p>
             <w:r>
-              <w:t xml:space="preserve">let </w:t>
-            </w:r>
-            <w:proofErr w:type="spellStart"/>
-            <w:r>
-              <w:t>stuName</w:t>
-            </w:r>
-            <w:proofErr w:type="spellEnd"/>
-            <w:r>
-              <w:t xml:space="preserve"> = "Azad";</w:t>
-            </w:r>
-          </w:p>
-          <w:p>
-            <w:r>
-              <w:t xml:space="preserve">let </w:t>
-            </w:r>
-            <w:proofErr w:type="spellStart"/>
-            <w:r>
-              <w:t>empName</w:t>
-            </w:r>
-            <w:proofErr w:type="spellEnd"/>
-            <w:r>
-              <w:t xml:space="preserve"> = "Kamal";</w:t>
-            </w:r>
-          </w:p>
-          <w:p>
-            <w:r>
-              <w:t>console.log(</w:t>
-            </w:r>
-            <w:proofErr w:type="spellStart"/>
-            <w:r>
-              <w:t>empName</w:t>
-            </w:r>
-            <w:proofErr w:type="spellEnd"/>
-            <w:r>
-              <w:t>);</w:t>
-            </w:r>
-          </w:p>
-          <w:p>
-            <w:r>
-              <w:t>console.log(</w:t>
-            </w:r>
-            <w:proofErr w:type="spellStart"/>
-            <w:r>
-              <w:t>stuName</w:t>
-            </w:r>
-            <w:proofErr w:type="spellEnd"/>
-            <w:r>
-              <w:t>);</w:t>
+              <w:t>let stuName = "Azad";</w:t>
+            </w:r>
+          </w:p>
+          <w:p>
+            <w:r>
+              <w:t>let empName = "Kamal";</w:t>
+            </w:r>
+          </w:p>
+          <w:p>
+            <w:r>
+              <w:t>console.log(empName);</w:t>
+            </w:r>
+          </w:p>
+          <w:p>
+            <w:r>
+              <w:t>console.log(stuName);</w:t>
             </w:r>
           </w:p>
           <w:p/>
@@ -2335,86 +1973,37 @@
         <w:spacing w:after="0" w:line="240" w:lineRule="auto"/>
       </w:pPr>
       <w:r>
-        <w:t xml:space="preserve">By using </w:t>
-      </w:r>
-      <w:proofErr w:type="spellStart"/>
-      <w:r>
-        <w:t>tsconfig.jon</w:t>
-      </w:r>
-      <w:proofErr w:type="spellEnd"/>
-      <w:r>
-        <w:t xml:space="preserve"> file we are giving instructions to TSC compiler while converting .</w:t>
-      </w:r>
-      <w:proofErr w:type="spellStart"/>
-      <w:r>
-        <w:t>ts</w:t>
-      </w:r>
-      <w:proofErr w:type="spellEnd"/>
-      <w:r>
-        <w:t xml:space="preserve"> file to .</w:t>
-      </w:r>
-      <w:proofErr w:type="spellStart"/>
-      <w:r>
-        <w:t>js</w:t>
-      </w:r>
-      <w:proofErr w:type="spellEnd"/>
-      <w:r>
-        <w:t xml:space="preserve"> file.</w:t>
-      </w:r>
-    </w:p>
-    <w:p>
-      <w:pPr>
-        <w:spacing w:after="0" w:line="240" w:lineRule="auto"/>
-      </w:pPr>
-    </w:p>
-    <w:p>
-      <w:pPr>
-        <w:spacing w:after="0" w:line="240" w:lineRule="auto"/>
-      </w:pPr>
-      <w:r>
-        <w:t>How to run .</w:t>
-      </w:r>
-      <w:proofErr w:type="spellStart"/>
-      <w:r>
-        <w:t>ts</w:t>
-      </w:r>
-      <w:proofErr w:type="spellEnd"/>
-      <w:r>
-        <w:t xml:space="preserve"> file with </w:t>
-      </w:r>
-      <w:proofErr w:type="spellStart"/>
-      <w:r>
-        <w:t>tsconfig.json</w:t>
-      </w:r>
-      <w:proofErr w:type="spellEnd"/>
-      <w:r>
-        <w:t xml:space="preserve">? </w:t>
-      </w:r>
-    </w:p>
-    <w:p>
-      <w:pPr>
-        <w:spacing w:after="0" w:line="240" w:lineRule="auto"/>
-        <w:rPr>
-          <w:b/>
-          <w:bCs/>
-        </w:rPr>
-      </w:pPr>
-      <w:r>
-        <w:rPr>
-          <w:b/>
-          <w:bCs/>
-        </w:rPr>
-        <w:t xml:space="preserve">$ </w:t>
-      </w:r>
-      <w:proofErr w:type="spellStart"/>
-      <w:r>
-        <w:rPr>
-          <w:b/>
-          <w:bCs/>
-        </w:rPr>
-        <w:t>tsc</w:t>
-      </w:r>
-      <w:proofErr w:type="spellEnd"/>
+        <w:t>By using tsconfig.jon file we are giving instructions to TSC compiler while converting .ts file to .js file.</w:t>
+      </w:r>
+    </w:p>
+    <w:p>
+      <w:pPr>
+        <w:spacing w:after="0" w:line="240" w:lineRule="auto"/>
+      </w:pPr>
+    </w:p>
+    <w:p>
+      <w:pPr>
+        <w:spacing w:after="0" w:line="240" w:lineRule="auto"/>
+      </w:pPr>
+      <w:r>
+        <w:t xml:space="preserve">How to run .ts file with tsconfig.json? </w:t>
+      </w:r>
+    </w:p>
+    <w:p>
+      <w:pPr>
+        <w:spacing w:after="0" w:line="240" w:lineRule="auto"/>
+        <w:rPr>
+          <w:b/>
+          <w:bCs/>
+        </w:rPr>
+      </w:pPr>
+      <w:r>
+        <w:rPr>
+          <w:b/>
+          <w:bCs/>
+        </w:rPr>
+        <w:t xml:space="preserve">$ tsc </w:t>
+      </w:r>
       <w:r>
         <w:rPr>
           <w:b/>
@@ -2422,317 +2011,153 @@
         </w:rPr>
         <w:t xml:space="preserve"> </w:t>
       </w:r>
-      <w:r>
-        <w:rPr>
-          <w:b/>
-          <w:bCs/>
-        </w:rPr>
+    </w:p>
+    <w:p>
+      <w:pPr>
+        <w:spacing w:after="0" w:line="240" w:lineRule="auto"/>
+      </w:pPr>
+      <w:r>
+        <w:tab/>
+      </w:r>
+      <w:r>
+        <w:sym w:font="Wingdings" w:char="F0E8"/>
+      </w:r>
+      <w:r>
         <w:t xml:space="preserve"> </w:t>
       </w:r>
-    </w:p>
-    <w:p>
-      <w:pPr>
-        <w:spacing w:after="0" w:line="240" w:lineRule="auto"/>
-      </w:pPr>
-      <w:r>
-        <w:tab/>
-      </w:r>
-      <w:r>
-        <w:sym w:font="Wingdings" w:char="F0E8"/>
-      </w:r>
-      <w:r>
-        <w:t xml:space="preserve"> </w:t>
-      </w:r>
       <w:r>
         <w:rPr>
           <w:b/>
           <w:bCs/>
           <w:highlight w:val="yellow"/>
         </w:rPr>
-        <w:t xml:space="preserve">here </w:t>
-      </w:r>
-      <w:proofErr w:type="spellStart"/>
+        <w:t>here tsc command always looks for “tsconfig.json” file.</w:t>
+      </w:r>
       <w:r>
         <w:rPr>
           <w:b/>
           <w:bCs/>
           <w:highlight w:val="yellow"/>
         </w:rPr>
-        <w:t>tsc</w:t>
-      </w:r>
-      <w:proofErr w:type="spellEnd"/>
+        <w:t xml:space="preserve"> If this file is not found this command will display all TS compiler options.</w:t>
+      </w:r>
+      <w:r>
+        <w:rPr>
+          <w:b/>
+          <w:bCs/>
+        </w:rPr>
+        <w:t xml:space="preserve"> If it finds tsconfig.son file it will parse</w:t>
+      </w:r>
+      <w:r>
+        <w:rPr>
+          <w:b/>
+          <w:bCs/>
+        </w:rPr>
+        <w:t>[syntax checking</w:t>
+      </w:r>
+      <w:r>
+        <w:rPr>
+          <w:b/>
+          <w:bCs/>
+        </w:rPr>
+        <w:t xml:space="preserve"> in tsconfig.json file</w:t>
+      </w:r>
+      <w:r>
+        <w:rPr>
+          <w:b/>
+          <w:bCs/>
+        </w:rPr>
+        <w:t>]</w:t>
+      </w:r>
+      <w:r>
+        <w:rPr>
+          <w:b/>
+          <w:bCs/>
+        </w:rPr>
+        <w:t xml:space="preserve"> and process the options provided in this json file.</w:t>
+      </w:r>
+    </w:p>
+    <w:p>
+      <w:pPr>
+        <w:spacing w:after="0" w:line="240" w:lineRule="auto"/>
+      </w:pPr>
+    </w:p>
+    <w:p>
+      <w:pPr>
+        <w:spacing w:after="0" w:line="240" w:lineRule="auto"/>
+      </w:pPr>
+      <w:r>
+        <w:rPr>
+          <w:b/>
+          <w:bCs/>
+        </w:rPr>
+        <w:t>"include": ["ts/*"]</w:t>
+      </w:r>
+      <w:r>
+        <w:rPr>
+          <w:b/>
+          <w:bCs/>
+        </w:rPr>
+        <w:t xml:space="preserve"> : </w:t>
+      </w:r>
+      <w:r>
+        <w:t>Specifies which files to include in compilation, it is source code folder indication.</w:t>
+      </w:r>
+    </w:p>
+    <w:p>
+      <w:pPr>
+        <w:spacing w:after="0" w:line="240" w:lineRule="auto"/>
+      </w:pPr>
+      <w:r>
+        <w:rPr>
+          <w:b/>
+          <w:bCs/>
+        </w:rPr>
+        <w:t>outDir:</w:t>
+      </w:r>
+      <w:r>
+        <w:t xml:space="preserve"> what ever the compiled .js files are there, all js files will be kept inside js folder.</w:t>
+      </w:r>
+    </w:p>
+    <w:p>
+      <w:pPr>
+        <w:spacing w:after="0" w:line="240" w:lineRule="auto"/>
+      </w:pPr>
+      <w:r>
+        <w:rPr>
+          <w:b/>
+          <w:bCs/>
+        </w:rPr>
+        <w:t>"strict": true</w:t>
+      </w:r>
+      <w:r>
+        <w:rPr>
+          <w:b/>
+          <w:bCs/>
+        </w:rPr>
+        <w:t xml:space="preserve"> : </w:t>
+      </w:r>
+      <w:r>
+        <w:t xml:space="preserve">it will make js as strict mode, adds </w:t>
+      </w:r>
       <w:r>
         <w:rPr>
           <w:b/>
           <w:bCs/>
           <w:highlight w:val="yellow"/>
         </w:rPr>
-        <w:t xml:space="preserve"> command always looks for “</w:t>
-      </w:r>
-      <w:proofErr w:type="spellStart"/>
+        <w:t>“use strict”</w:t>
+      </w:r>
       <w:r>
         <w:rPr>
           <w:b/>
           <w:bCs/>
           <w:highlight w:val="yellow"/>
         </w:rPr>
-        <w:t>tsconfig.json</w:t>
-      </w:r>
-      <w:proofErr w:type="spellEnd"/>
-      <w:r>
-        <w:rPr>
-          <w:b/>
-          <w:bCs/>
-          <w:highlight w:val="yellow"/>
-        </w:rPr>
-        <w:t>” file.</w:t>
-      </w:r>
-      <w:r>
-        <w:rPr>
-          <w:b/>
-          <w:bCs/>
-          <w:highlight w:val="yellow"/>
-        </w:rPr>
-        <w:t xml:space="preserve"> If this file is not found this command will display all TS compiler options.</w:t>
-      </w:r>
-      <w:r>
-        <w:rPr>
-          <w:b/>
-          <w:bCs/>
-        </w:rPr>
-        <w:t xml:space="preserve"> If it finds </w:t>
-      </w:r>
-      <w:proofErr w:type="spellStart"/>
-      <w:r>
-        <w:rPr>
-          <w:b/>
-          <w:bCs/>
-        </w:rPr>
-        <w:t>tsconfig.son</w:t>
-      </w:r>
-      <w:proofErr w:type="spellEnd"/>
-      <w:r>
-        <w:rPr>
-          <w:b/>
-          <w:bCs/>
-        </w:rPr>
-        <w:t xml:space="preserve"> file it will parse</w:t>
-      </w:r>
-      <w:r>
-        <w:rPr>
-          <w:b/>
-          <w:bCs/>
-        </w:rPr>
-        <w:t>[syntax checking</w:t>
-      </w:r>
-      <w:r>
-        <w:rPr>
-          <w:b/>
-          <w:bCs/>
-        </w:rPr>
-        <w:t xml:space="preserve"> in </w:t>
-      </w:r>
-      <w:proofErr w:type="spellStart"/>
-      <w:r>
-        <w:rPr>
-          <w:b/>
-          <w:bCs/>
-        </w:rPr>
-        <w:t>tsconfig.json</w:t>
-      </w:r>
-      <w:proofErr w:type="spellEnd"/>
-      <w:r>
-        <w:rPr>
-          <w:b/>
-          <w:bCs/>
-        </w:rPr>
-        <w:t xml:space="preserve"> file</w:t>
-      </w:r>
-      <w:r>
-        <w:rPr>
-          <w:b/>
-          <w:bCs/>
-        </w:rPr>
-        <w:t>]</w:t>
-      </w:r>
-      <w:r>
-        <w:rPr>
-          <w:b/>
-          <w:bCs/>
-        </w:rPr>
-        <w:t xml:space="preserve"> and process the options provided in this </w:t>
-      </w:r>
-      <w:proofErr w:type="spellStart"/>
-      <w:r>
-        <w:rPr>
-          <w:b/>
-          <w:bCs/>
-        </w:rPr>
-        <w:t>json</w:t>
-      </w:r>
-      <w:proofErr w:type="spellEnd"/>
-      <w:r>
-        <w:rPr>
-          <w:b/>
-          <w:bCs/>
-        </w:rPr>
-        <w:t xml:space="preserve"> file.</w:t>
-      </w:r>
-    </w:p>
-    <w:p>
-      <w:pPr>
-        <w:spacing w:after="0" w:line="240" w:lineRule="auto"/>
-      </w:pPr>
-    </w:p>
-    <w:p>
-      <w:pPr>
-        <w:spacing w:after="0" w:line="240" w:lineRule="auto"/>
-      </w:pPr>
-      <w:r>
-        <w:rPr>
-          <w:b/>
-          <w:bCs/>
-        </w:rPr>
-        <w:t>"include": ["</w:t>
-      </w:r>
-      <w:proofErr w:type="spellStart"/>
-      <w:r>
-        <w:rPr>
-          <w:b/>
-          <w:bCs/>
-        </w:rPr>
-        <w:t>ts</w:t>
-      </w:r>
-      <w:proofErr w:type="spellEnd"/>
-      <w:r>
-        <w:rPr>
-          <w:b/>
-          <w:bCs/>
-        </w:rPr>
-        <w:t>/*"]</w:t>
-      </w:r>
-      <w:r>
-        <w:rPr>
-          <w:b/>
-          <w:bCs/>
-        </w:rPr>
-        <w:t xml:space="preserve"> : </w:t>
-      </w:r>
-      <w:r>
-        <w:t>Specifies which files to include in compilation, it is source code folder indication.</w:t>
-      </w:r>
-    </w:p>
-    <w:p>
-      <w:pPr>
-        <w:spacing w:after="0" w:line="240" w:lineRule="auto"/>
-      </w:pPr>
-      <w:proofErr w:type="spellStart"/>
-      <w:r>
-        <w:rPr>
-          <w:b/>
-          <w:bCs/>
-        </w:rPr>
-        <w:t>outDir</w:t>
-      </w:r>
-      <w:proofErr w:type="spellEnd"/>
-      <w:r>
-        <w:rPr>
-          <w:b/>
-          <w:bCs/>
-        </w:rPr>
-        <w:t>:</w:t>
-      </w:r>
-      <w:r>
-        <w:t xml:space="preserve"> </w:t>
-      </w:r>
-      <w:proofErr w:type="spellStart"/>
-      <w:r>
-        <w:t>what ever</w:t>
-      </w:r>
-      <w:proofErr w:type="spellEnd"/>
-      <w:r>
-        <w:t xml:space="preserve"> the compiled .</w:t>
-      </w:r>
-      <w:proofErr w:type="spellStart"/>
-      <w:r>
-        <w:t>js</w:t>
-      </w:r>
-      <w:proofErr w:type="spellEnd"/>
-      <w:r>
-        <w:t xml:space="preserve"> files are there, all </w:t>
-      </w:r>
-      <w:proofErr w:type="spellStart"/>
-      <w:r>
-        <w:t>js</w:t>
-      </w:r>
-      <w:proofErr w:type="spellEnd"/>
-      <w:r>
-        <w:t xml:space="preserve"> files will be kept inside </w:t>
-      </w:r>
-      <w:proofErr w:type="spellStart"/>
-      <w:r>
-        <w:t>js</w:t>
-      </w:r>
-      <w:proofErr w:type="spellEnd"/>
-      <w:r>
-        <w:t xml:space="preserve"> folder.</w:t>
-      </w:r>
-    </w:p>
-    <w:p>
-      <w:pPr>
-        <w:spacing w:after="0" w:line="240" w:lineRule="auto"/>
-      </w:pPr>
-      <w:r>
-        <w:rPr>
-          <w:b/>
-          <w:bCs/>
-        </w:rPr>
-        <w:t>"strict": true</w:t>
-      </w:r>
-      <w:r>
-        <w:rPr>
-          <w:b/>
-          <w:bCs/>
-        </w:rPr>
-        <w:t xml:space="preserve"> : </w:t>
-      </w:r>
-      <w:r>
-        <w:t xml:space="preserve">it will make </w:t>
-      </w:r>
-      <w:proofErr w:type="spellStart"/>
-      <w:r>
-        <w:t>js</w:t>
-      </w:r>
-      <w:proofErr w:type="spellEnd"/>
-      <w:r>
-        <w:t xml:space="preserve"> as strict mode, adds </w:t>
-      </w:r>
-      <w:r>
-        <w:rPr>
-          <w:b/>
-          <w:bCs/>
-          <w:highlight w:val="yellow"/>
-        </w:rPr>
-        <w:t>“use strict”</w:t>
-      </w:r>
-      <w:r>
-        <w:rPr>
-          <w:b/>
-          <w:bCs/>
-          <w:highlight w:val="yellow"/>
-        </w:rPr>
         <w:t>;</w:t>
       </w:r>
       <w:r>
-        <w:t xml:space="preserve"> in compiles </w:t>
-      </w:r>
-      <w:proofErr w:type="spellStart"/>
-      <w:r>
-        <w:t>js</w:t>
-      </w:r>
-      <w:proofErr w:type="spellEnd"/>
-      <w:r>
-        <w:t xml:space="preserve"> file.</w:t>
+        <w:t xml:space="preserve"> in compiles js file.</w:t>
       </w:r>
     </w:p>
     <w:p>
@@ -2766,28 +2191,11 @@
           <w:b/>
           <w:bCs/>
         </w:rPr>
-        <w:t xml:space="preserve">$ </w:t>
-      </w:r>
-      <w:proofErr w:type="spellStart"/>
-      <w:r>
-        <w:rPr>
-          <w:b/>
-          <w:bCs/>
-        </w:rPr>
-        <w:t>tsc</w:t>
-      </w:r>
-      <w:proofErr w:type="spellEnd"/>
-      <w:r>
-        <w:rPr>
-          <w:b/>
-          <w:bCs/>
-        </w:rPr>
-        <w:t xml:space="preserve"> </w:t>
+        <w:t xml:space="preserve">$ tsc </w:t>
       </w:r>
       <w:r>
         <w:t xml:space="preserve"> command will automatically locate the </w:t>
       </w:r>
-      <w:proofErr w:type="spellStart"/>
       <w:r>
         <w:rPr>
           <w:b/>
@@ -2795,65 +2203,16 @@
         </w:rPr>
         <w:t>tsconfig.json</w:t>
       </w:r>
-      <w:proofErr w:type="spellEnd"/>
-      <w:r>
-        <w:t> file in the current or parent directories and apply its configurations (e.g., target, </w:t>
-      </w:r>
-      <w:proofErr w:type="spellStart"/>
-      <w:r>
-        <w:t>outDir</w:t>
-      </w:r>
-      <w:proofErr w:type="spellEnd"/>
-      <w:r>
-        <w:t>, include, exclude) to compile your .</w:t>
-      </w:r>
-      <w:proofErr w:type="spellStart"/>
-      <w:r>
-        <w:t>ts</w:t>
-      </w:r>
-      <w:proofErr w:type="spellEnd"/>
-      <w:r>
-        <w:t> files into .</w:t>
-      </w:r>
-      <w:proofErr w:type="spellStart"/>
-      <w:r>
-        <w:t>js</w:t>
-      </w:r>
-      <w:proofErr w:type="spellEnd"/>
-      <w:r>
-        <w:t> files. The compiled JavaScript files will be placed in the directory specified by the </w:t>
-      </w:r>
-      <w:proofErr w:type="spellStart"/>
-      <w:r>
-        <w:t>outDir</w:t>
-      </w:r>
-      <w:proofErr w:type="spellEnd"/>
-      <w:r>
-        <w:t> option in your </w:t>
-      </w:r>
-      <w:proofErr w:type="spellStart"/>
-      <w:r>
-        <w:t>tsconfig.json</w:t>
-      </w:r>
-      <w:proofErr w:type="spellEnd"/>
-      <w:r>
-        <w:t>.</w:t>
-      </w:r>
-    </w:p>
-    <w:p>
-      <w:pPr>
-        <w:spacing w:after="0" w:line="240" w:lineRule="auto"/>
-      </w:pPr>
-      <w:r>
-        <w:t>Once the TypeScript code is compiled into JavaScript, you can run the resulting .</w:t>
-      </w:r>
-      <w:proofErr w:type="spellStart"/>
-      <w:r>
-        <w:t>js</w:t>
-      </w:r>
-      <w:proofErr w:type="spellEnd"/>
-      <w:r>
-        <w:t> files using Node.js. </w:t>
+      <w:r>
+        <w:t> file in the current or parent directories and apply its configurations (e.g., target, outDir, include, exclude) to compile your .ts files into .js files. The compiled JavaScript files will be placed in the directory specified by the outDir option in your tsconfig.json.</w:t>
+      </w:r>
+    </w:p>
+    <w:p>
+      <w:pPr>
+        <w:spacing w:after="0" w:line="240" w:lineRule="auto"/>
+      </w:pPr>
+      <w:r>
+        <w:t>Once the TypeScript code is compiled into JavaScript, you can run the resulting .js files using Node.js. </w:t>
       </w:r>
     </w:p>
     <w:p>
@@ -2887,15 +2246,7 @@
               <w:t>node</w:t>
             </w:r>
             <w:r>
-              <w:t xml:space="preserve"> </w:t>
-            </w:r>
-            <w:proofErr w:type="spellStart"/>
-            <w:r>
-              <w:t>js</w:t>
-            </w:r>
-            <w:proofErr w:type="spellEnd"/>
-            <w:r>
-              <w:t>/test1</w:t>
+              <w:t xml:space="preserve"> js/test1</w:t>
             </w:r>
             <w:r>
               <w:rPr>
@@ -2916,15 +2267,7 @@
         <w:t>Above command used to run JS file on command prompt / terminal.</w:t>
       </w:r>
       <w:r>
-        <w:t xml:space="preserve"> Usually we always run .</w:t>
-      </w:r>
-      <w:proofErr w:type="spellStart"/>
-      <w:r>
-        <w:t>js</w:t>
-      </w:r>
-      <w:proofErr w:type="spellEnd"/>
-      <w:r>
-        <w:t xml:space="preserve"> file in browser.</w:t>
+        <w:t xml:space="preserve"> Usually we always run .js file in browser.</w:t>
       </w:r>
     </w:p>
     <w:p>
@@ -2963,21 +2306,8 @@
         <w:spacing w:after="0" w:line="240" w:lineRule="auto"/>
       </w:pPr>
       <w:r>
-        <w:t xml:space="preserve">$ </w:t>
-      </w:r>
-      <w:proofErr w:type="spellStart"/>
-      <w:r>
-        <w:t>tsc</w:t>
-      </w:r>
-      <w:proofErr w:type="spellEnd"/>
-      <w:r>
-        <w:t xml:space="preserve"> </w:t>
-      </w:r>
-      <w:proofErr w:type="spellStart"/>
-      <w:r>
-        <w:t>fineName.ts</w:t>
-      </w:r>
-      <w:proofErr w:type="spellEnd"/>
+        <w:t>$ tsc fineName.ts</w:t>
+      </w:r>
     </w:p>
     <w:p>
       <w:pPr>
@@ -2989,15 +2319,7 @@
         <w:spacing w:after="0" w:line="240" w:lineRule="auto"/>
       </w:pPr>
       <w:r>
-        <w:t xml:space="preserve">$ </w:t>
-      </w:r>
-      <w:proofErr w:type="spellStart"/>
-      <w:r>
-        <w:t>tsc</w:t>
-      </w:r>
-      <w:proofErr w:type="spellEnd"/>
-      <w:r>
-        <w:t xml:space="preserve"> </w:t>
+        <w:t xml:space="preserve">$ tsc </w:t>
       </w:r>
       <w:r>
         <w:t>--</w:t>
@@ -3016,15 +2338,7 @@
         <w:spacing w:after="0" w:line="240" w:lineRule="auto"/>
       </w:pPr>
       <w:r>
-        <w:t xml:space="preserve">Using </w:t>
-      </w:r>
-      <w:proofErr w:type="spellStart"/>
-      <w:r>
-        <w:t>tsconfig.json</w:t>
-      </w:r>
-      <w:proofErr w:type="spellEnd"/>
-      <w:r>
-        <w:t xml:space="preserve"> file.</w:t>
+        <w:t>Using tsconfig.json file.</w:t>
       </w:r>
       <w:r>
         <w:t xml:space="preserve"> [Best and recommended way]</w:t>
@@ -3075,28 +2389,12 @@
           </w:tcPr>
           <w:p>
             <w:r>
-              <w:t xml:space="preserve">let </w:t>
-            </w:r>
-            <w:proofErr w:type="spellStart"/>
-            <w:r>
-              <w:t>empName</w:t>
-            </w:r>
-            <w:proofErr w:type="spellEnd"/>
-            <w:r>
-              <w:t>: string = "kamal";</w:t>
-            </w:r>
-          </w:p>
-          <w:p>
-            <w:r>
-              <w:t>console.log(</w:t>
-            </w:r>
-            <w:proofErr w:type="spellStart"/>
-            <w:r>
-              <w:t>empName</w:t>
-            </w:r>
-            <w:proofErr w:type="spellEnd"/>
-            <w:r>
-              <w:t>);</w:t>
+              <w:t>let empName: string = "kamal";</w:t>
+            </w:r>
+          </w:p>
+          <w:p>
+            <w:r>
+              <w:t>console.log(empName);</w:t>
             </w:r>
           </w:p>
           <w:p/>
@@ -3207,11 +2505,7 @@
               <w:t>constructor</w:t>
             </w:r>
             <w:r>
-              <w:t>(</w:t>
-            </w:r>
-            <w:proofErr w:type="spellStart"/>
-            <w:r>
-              <w:t>employeeName</w:t>
+              <w:t>(employeeName</w:t>
             </w:r>
             <w:r>
               <w:rPr>
@@ -3220,13 +2514,8 @@
               </w:rPr>
               <w:t>:string</w:t>
             </w:r>
-            <w:proofErr w:type="spellEnd"/>
-            <w:r>
-              <w:t xml:space="preserve">, </w:t>
-            </w:r>
-            <w:proofErr w:type="spellStart"/>
-            <w:r>
-              <w:t>employeeId</w:t>
+            <w:r>
+              <w:t>, employeeId</w:t>
             </w:r>
             <w:r>
               <w:rPr>
@@ -3235,7 +2524,6 @@
               </w:rPr>
               <w:t>:number</w:t>
             </w:r>
-            <w:proofErr w:type="spellEnd"/>
             <w:r>
               <w:t>){</w:t>
             </w:r>
@@ -3249,113 +2537,57 @@
                 <w:b/>
                 <w:bCs/>
               </w:rPr>
-              <w:t>${</w:t>
-            </w:r>
-            <w:proofErr w:type="spellStart"/>
+              <w:t>${employeeName} - ${employeeId}</w:t>
+            </w:r>
+            <w:r>
+              <w:t>`);        </w:t>
+            </w:r>
+          </w:p>
+          <w:p>
+            <w:r>
+              <w:t>    }</w:t>
+            </w:r>
+          </w:p>
+          <w:p/>
+          <w:p>
+            <w:r>
+              <w:t>    greetings(value: string</w:t>
+            </w:r>
             <w:r>
               <w:rPr>
                 <w:b/>
                 <w:bCs/>
               </w:rPr>
-              <w:t>employeeName</w:t>
-            </w:r>
-            <w:proofErr w:type="spellEnd"/>
-            <w:r>
-              <w:rPr>
-                <w:b/>
-                <w:bCs/>
-              </w:rPr>
-              <w:t>} - ${</w:t>
-            </w:r>
-            <w:proofErr w:type="spellStart"/>
-            <w:r>
-              <w:rPr>
-                <w:b/>
-                <w:bCs/>
-              </w:rPr>
-              <w:t>employeeId</w:t>
-            </w:r>
-            <w:proofErr w:type="spellEnd"/>
-            <w:r>
-              <w:rPr>
-                <w:b/>
-                <w:bCs/>
-              </w:rPr>
+              <w:t>): string</w:t>
+            </w:r>
+            <w:r>
+              <w:t>{</w:t>
+            </w:r>
+          </w:p>
+          <w:p>
+            <w:r>
+              <w:t>        return "Hi ..welcome to TS!"</w:t>
+            </w:r>
+          </w:p>
+          <w:p>
+            <w:r>
+              <w:t>    }</w:t>
+            </w:r>
+          </w:p>
+          <w:p>
+            <w:r>
               <w:t>}</w:t>
             </w:r>
-            <w:r>
-              <w:t>`);        </w:t>
-            </w:r>
-          </w:p>
-          <w:p>
-            <w:r>
-              <w:t>    }</w:t>
-            </w:r>
           </w:p>
           <w:p/>
           <w:p>
             <w:r>
-              <w:t>    greetings(value: string</w:t>
-            </w:r>
-            <w:r>
-              <w:rPr>
-                <w:b/>
-                <w:bCs/>
-              </w:rPr>
-              <w:t>): string</w:t>
-            </w:r>
-            <w:r>
-              <w:t>{</w:t>
-            </w:r>
-          </w:p>
-          <w:p>
-            <w:r>
-              <w:t>        return "Hi ..welcome to TS!"</w:t>
-            </w:r>
-          </w:p>
-          <w:p>
-            <w:r>
-              <w:t>    }</w:t>
-            </w:r>
-          </w:p>
-          <w:p>
-            <w:r>
-              <w:t>}</w:t>
-            </w:r>
-          </w:p>
-          <w:p/>
-          <w:p>
-            <w:r>
-              <w:t xml:space="preserve">let </w:t>
-            </w:r>
-            <w:proofErr w:type="spellStart"/>
-            <w:r>
-              <w:t>empRef</w:t>
-            </w:r>
-            <w:proofErr w:type="spellEnd"/>
-            <w:r>
-              <w:t xml:space="preserve"> = new Employee("kamal",12);</w:t>
-            </w:r>
-          </w:p>
-          <w:p>
-            <w:r>
-              <w:t>console.log(</w:t>
-            </w:r>
-            <w:proofErr w:type="spellStart"/>
-            <w:r>
-              <w:t>empRef.greetings</w:t>
-            </w:r>
-            <w:proofErr w:type="spellEnd"/>
-            <w:r>
-              <w:t>("</w:t>
-            </w:r>
-            <w:proofErr w:type="spellStart"/>
-            <w:r>
-              <w:t>hiiiiii</w:t>
-            </w:r>
-            <w:proofErr w:type="spellEnd"/>
-            <w:r>
-              <w:t>"));</w:t>
+              <w:t>let empRef = new Employee("kamal",12);</w:t>
+            </w:r>
+          </w:p>
+          <w:p>
+            <w:r>
+              <w:t>console.log(empRef.greetings("hiiiiii"));</w:t>
             </w:r>
           </w:p>
         </w:tc>
@@ -3366,44 +2598,22 @@
         <w:spacing w:after="0" w:line="240" w:lineRule="auto"/>
       </w:pPr>
       <w:r>
-        <w:t xml:space="preserve">$ </w:t>
-      </w:r>
-      <w:proofErr w:type="spellStart"/>
-      <w:r>
-        <w:t>tsc</w:t>
-      </w:r>
-      <w:proofErr w:type="spellEnd"/>
-    </w:p>
-    <w:p>
-      <w:pPr>
-        <w:spacing w:after="0" w:line="240" w:lineRule="auto"/>
-      </w:pPr>
-      <w:proofErr w:type="spellStart"/>
-      <w:r>
-        <w:rPr>
-          <w:b/>
-          <w:bCs/>
-        </w:rPr>
-        <w:t>tsc</w:t>
-      </w:r>
-      <w:proofErr w:type="spellEnd"/>
-      <w:r>
-        <w:rPr>
-          <w:b/>
-          <w:bCs/>
-        </w:rPr>
-        <w:t xml:space="preserve"> </w:t>
-      </w:r>
-      <w:r>
-        <w:t xml:space="preserve">command first checks for </w:t>
-      </w:r>
-      <w:proofErr w:type="spellStart"/>
-      <w:r>
-        <w:t>tsconig.json</w:t>
-      </w:r>
-      <w:proofErr w:type="spellEnd"/>
-      <w:r>
-        <w:t xml:space="preserve"> file and executes all options in that Json file.</w:t>
+        <w:t>$ tsc</w:t>
+      </w:r>
+    </w:p>
+    <w:p>
+      <w:pPr>
+        <w:spacing w:after="0" w:line="240" w:lineRule="auto"/>
+      </w:pPr>
+      <w:r>
+        <w:rPr>
+          <w:b/>
+          <w:bCs/>
+        </w:rPr>
+        <w:t xml:space="preserve">tsc </w:t>
+      </w:r>
+      <w:r>
+        <w:t>command first checks for tsconig.json file and executes all options in that Json file.</w:t>
       </w:r>
     </w:p>
     <w:p>
@@ -3463,23 +2673,7 @@
         <w:spacing w:after="0" w:line="240" w:lineRule="auto"/>
       </w:pPr>
       <w:r>
-        <w:t xml:space="preserve">$ </w:t>
-      </w:r>
-      <w:proofErr w:type="spellStart"/>
-      <w:r>
-        <w:t>tsc</w:t>
-      </w:r>
-      <w:proofErr w:type="spellEnd"/>
-      <w:r>
-        <w:t xml:space="preserve"> </w:t>
-      </w:r>
-      <w:proofErr w:type="spellStart"/>
-      <w:r>
-        <w:t>filename.ts</w:t>
-      </w:r>
-      <w:proofErr w:type="spellEnd"/>
-      <w:r>
-        <w:t xml:space="preserve">      </w:t>
+        <w:t xml:space="preserve">$ tsc filename.ts      </w:t>
       </w:r>
       <w:r>
         <w:sym w:font="Wingdings" w:char="F0E8"/>
@@ -3525,23 +2719,7 @@
         <w:spacing w:after="0" w:line="240" w:lineRule="auto"/>
       </w:pPr>
       <w:r>
-        <w:t xml:space="preserve">$ </w:t>
-      </w:r>
-      <w:proofErr w:type="spellStart"/>
-      <w:r>
-        <w:t>tsc</w:t>
-      </w:r>
-      <w:proofErr w:type="spellEnd"/>
-      <w:r>
-        <w:t xml:space="preserve"> --target  es6 </w:t>
-      </w:r>
-      <w:proofErr w:type="spellStart"/>
-      <w:r>
-        <w:t>fileName.ts</w:t>
-      </w:r>
-      <w:proofErr w:type="spellEnd"/>
-      <w:r>
-        <w:t xml:space="preserve">       </w:t>
+        <w:t xml:space="preserve">$ tsc --target  es6 fileName.ts       </w:t>
       </w:r>
       <w:r>
         <w:sym w:font="Wingdings" w:char="F0E8"/>
@@ -3566,15 +2744,7 @@
         <w:spacing w:after="0" w:line="240" w:lineRule="auto"/>
       </w:pPr>
       <w:r>
-        <w:t xml:space="preserve">By using </w:t>
-      </w:r>
-      <w:proofErr w:type="spellStart"/>
-      <w:r>
-        <w:t>tsconfig.json</w:t>
-      </w:r>
-      <w:proofErr w:type="spellEnd"/>
-      <w:r>
-        <w:t xml:space="preserve"> file.</w:t>
+        <w:t>By using tsconfig.json file.</w:t>
       </w:r>
       <w:r>
         <w:t xml:space="preserve">      </w:t>
@@ -4044,39 +3214,37 @@
                 <w:sz w:val="16"/>
                 <w:szCs w:val="16"/>
               </w:rPr>
-              <w:t xml:space="preserve">    &lt;script </w:t>
-            </w:r>
-            <w:proofErr w:type="spellStart"/>
-            <w:r>
+              <w:t>    &lt;script src="js/test1.js"&gt;&lt;/script&gt;</w:t>
+            </w:r>
+          </w:p>
+          <w:p>
+            <w:pPr>
               <w:rPr>
                 <w:sz w:val="16"/>
                 <w:szCs w:val="16"/>
               </w:rPr>
-              <w:t>src</w:t>
-            </w:r>
-            <w:proofErr w:type="spellEnd"/>
+            </w:pPr>
             <w:r>
               <w:rPr>
                 <w:sz w:val="16"/>
                 <w:szCs w:val="16"/>
               </w:rPr>
-              <w:t>="</w:t>
-            </w:r>
-            <w:proofErr w:type="spellStart"/>
-            <w:r>
+              <w:t>&lt;/head&gt;</w:t>
+            </w:r>
+          </w:p>
+          <w:p>
+            <w:pPr>
               <w:rPr>
                 <w:sz w:val="16"/>
                 <w:szCs w:val="16"/>
               </w:rPr>
-              <w:t>js</w:t>
-            </w:r>
-            <w:proofErr w:type="spellEnd"/>
+            </w:pPr>
             <w:r>
               <w:rPr>
                 <w:sz w:val="16"/>
                 <w:szCs w:val="16"/>
               </w:rPr>
-              <w:t>/test1.js"&gt;&lt;/script&gt;</w:t>
+              <w:t>&lt;body&gt;</w:t>
             </w:r>
           </w:p>
           <w:p>
@@ -4091,7 +3259,7 @@
                 <w:sz w:val="16"/>
                 <w:szCs w:val="16"/>
               </w:rPr>
-              <w:t>&lt;/head&gt;</w:t>
+              <w:t>    Please enter your Name: &lt;input id="myName" type="text" /&gt;&lt;br&gt;</w:t>
             </w:r>
           </w:p>
           <w:p>
@@ -4106,7 +3274,7 @@
                 <w:sz w:val="16"/>
                 <w:szCs w:val="16"/>
               </w:rPr>
-              <w:t>&lt;body&gt;</w:t>
+              <w:t>    Please enter First Value: &lt;input id="fv" type="text" /&gt;&lt;br&gt;</w:t>
             </w:r>
           </w:p>
           <w:p>
@@ -4121,150 +3289,23 @@
                 <w:sz w:val="16"/>
                 <w:szCs w:val="16"/>
               </w:rPr>
-              <w:t>    Please enter your Name: &lt;input id="</w:t>
-            </w:r>
-            <w:proofErr w:type="spellStart"/>
-            <w:r>
+              <w:t>    Please enter Second Value: &lt;input id="sv" type="text" /&gt;&lt;br&gt;</w:t>
+            </w:r>
+          </w:p>
+          <w:p>
+            <w:pPr>
               <w:rPr>
                 <w:sz w:val="16"/>
                 <w:szCs w:val="16"/>
               </w:rPr>
-              <w:t>myName</w:t>
-            </w:r>
-            <w:proofErr w:type="spellEnd"/>
+            </w:pPr>
             <w:r>
               <w:rPr>
                 <w:sz w:val="16"/>
                 <w:szCs w:val="16"/>
               </w:rPr>
-              <w:t>" type="text" /&gt;&lt;</w:t>
-            </w:r>
-            <w:proofErr w:type="spellStart"/>
-            <w:r>
-              <w:rPr>
-                <w:sz w:val="16"/>
-                <w:szCs w:val="16"/>
-              </w:rPr>
-              <w:t>br</w:t>
-            </w:r>
-            <w:proofErr w:type="spellEnd"/>
-            <w:r>
-              <w:rPr>
-                <w:sz w:val="16"/>
-                <w:szCs w:val="16"/>
-              </w:rPr>
-              <w:t>&gt;</w:t>
-            </w:r>
-          </w:p>
-          <w:p>
-            <w:pPr>
-              <w:rPr>
-                <w:sz w:val="16"/>
-                <w:szCs w:val="16"/>
-              </w:rPr>
-            </w:pPr>
-            <w:r>
-              <w:rPr>
-                <w:sz w:val="16"/>
-                <w:szCs w:val="16"/>
-              </w:rPr>
-              <w:t>    Please enter First Value: &lt;input id="</w:t>
-            </w:r>
-            <w:proofErr w:type="spellStart"/>
-            <w:r>
-              <w:rPr>
-                <w:sz w:val="16"/>
-                <w:szCs w:val="16"/>
-              </w:rPr>
-              <w:t>fv</w:t>
-            </w:r>
-            <w:proofErr w:type="spellEnd"/>
-            <w:r>
-              <w:rPr>
-                <w:sz w:val="16"/>
-                <w:szCs w:val="16"/>
-              </w:rPr>
-              <w:t>" type="text" /&gt;&lt;</w:t>
-            </w:r>
-            <w:proofErr w:type="spellStart"/>
-            <w:r>
-              <w:rPr>
-                <w:sz w:val="16"/>
-                <w:szCs w:val="16"/>
-              </w:rPr>
-              <w:t>br</w:t>
-            </w:r>
-            <w:proofErr w:type="spellEnd"/>
-            <w:r>
-              <w:rPr>
-                <w:sz w:val="16"/>
-                <w:szCs w:val="16"/>
-              </w:rPr>
-              <w:t>&gt;</w:t>
-            </w:r>
-          </w:p>
-          <w:p>
-            <w:pPr>
-              <w:rPr>
-                <w:sz w:val="16"/>
-                <w:szCs w:val="16"/>
-              </w:rPr>
-            </w:pPr>
-            <w:r>
-              <w:rPr>
-                <w:sz w:val="16"/>
-                <w:szCs w:val="16"/>
-              </w:rPr>
-              <w:t>    Please enter Second Value: &lt;input id="</w:t>
-            </w:r>
-            <w:proofErr w:type="spellStart"/>
-            <w:r>
-              <w:rPr>
-                <w:sz w:val="16"/>
-                <w:szCs w:val="16"/>
-              </w:rPr>
-              <w:t>sv</w:t>
-            </w:r>
-            <w:proofErr w:type="spellEnd"/>
-            <w:r>
-              <w:rPr>
-                <w:sz w:val="16"/>
-                <w:szCs w:val="16"/>
-              </w:rPr>
-              <w:t>" type="text" /&gt;&lt;</w:t>
-            </w:r>
-            <w:proofErr w:type="spellStart"/>
-            <w:r>
-              <w:rPr>
-                <w:sz w:val="16"/>
-                <w:szCs w:val="16"/>
-              </w:rPr>
-              <w:t>br</w:t>
-            </w:r>
-            <w:proofErr w:type="spellEnd"/>
-            <w:r>
-              <w:rPr>
-                <w:sz w:val="16"/>
-                <w:szCs w:val="16"/>
-              </w:rPr>
-              <w:t>&gt;</w:t>
-            </w:r>
-          </w:p>
-          <w:p>
-            <w:pPr>
-              <w:rPr>
-                <w:sz w:val="16"/>
-                <w:szCs w:val="16"/>
-              </w:rPr>
-            </w:pPr>
-            <w:r>
-              <w:rPr>
-                <w:sz w:val="16"/>
-                <w:szCs w:val="16"/>
-              </w:rPr>
               <w:t>    &lt;input type="submit" onclick="</w:t>
             </w:r>
-            <w:proofErr w:type="spellStart"/>
             <w:r>
               <w:rPr>
                 <w:b/>
@@ -4272,40 +3313,14 @@
                 <w:sz w:val="16"/>
                 <w:szCs w:val="16"/>
               </w:rPr>
-              <w:t>validateDetails</w:t>
-            </w:r>
-            <w:proofErr w:type="spellEnd"/>
-            <w:r>
-              <w:rPr>
-                <w:b/>
-                <w:bCs/>
+              <w:t>validateDetails();"</w:t>
+            </w:r>
+            <w:r>
+              <w:rPr>
                 <w:sz w:val="16"/>
                 <w:szCs w:val="16"/>
               </w:rPr>
-              <w:t>();"</w:t>
-            </w:r>
-            <w:r>
-              <w:rPr>
-                <w:sz w:val="16"/>
-                <w:szCs w:val="16"/>
-              </w:rPr>
-              <w:t xml:space="preserve"> /&gt;&lt;</w:t>
-            </w:r>
-            <w:proofErr w:type="spellStart"/>
-            <w:r>
-              <w:rPr>
-                <w:sz w:val="16"/>
-                <w:szCs w:val="16"/>
-              </w:rPr>
-              <w:t>br</w:t>
-            </w:r>
-            <w:proofErr w:type="spellEnd"/>
-            <w:r>
-              <w:rPr>
-                <w:sz w:val="16"/>
-                <w:szCs w:val="16"/>
-              </w:rPr>
-              <w:t>&gt;</w:t>
+              <w:t xml:space="preserve"> /&gt;&lt;br&gt;</w:t>
             </w:r>
           </w:p>
           <w:p>
@@ -4401,23 +3416,22 @@
                 <w:sz w:val="16"/>
                 <w:szCs w:val="16"/>
               </w:rPr>
-              <w:t xml:space="preserve">function </w:t>
-            </w:r>
-            <w:proofErr w:type="spellStart"/>
-            <w:r>
+              <w:t>function validateDetails() {</w:t>
+            </w:r>
+          </w:p>
+          <w:p>
+            <w:pPr>
               <w:rPr>
                 <w:sz w:val="16"/>
                 <w:szCs w:val="16"/>
               </w:rPr>
-              <w:t>validateDetails</w:t>
-            </w:r>
-            <w:proofErr w:type="spellEnd"/>
+            </w:pPr>
             <w:r>
               <w:rPr>
                 <w:sz w:val="16"/>
                 <w:szCs w:val="16"/>
               </w:rPr>
-              <w:t>() {</w:t>
+              <w:t xml:space="preserve"> let empName = document.getElementById('myName') as HTMLInputElement;;</w:t>
             </w:r>
           </w:p>
           <w:p>
@@ -4432,134 +3446,7 @@
                 <w:sz w:val="16"/>
                 <w:szCs w:val="16"/>
               </w:rPr>
-              <w:t xml:space="preserve"> let </w:t>
-            </w:r>
-            <w:proofErr w:type="spellStart"/>
-            <w:r>
-              <w:rPr>
-                <w:sz w:val="16"/>
-                <w:szCs w:val="16"/>
-              </w:rPr>
-              <w:t>empName</w:t>
-            </w:r>
-            <w:proofErr w:type="spellEnd"/>
-            <w:r>
-              <w:rPr>
-                <w:sz w:val="16"/>
-                <w:szCs w:val="16"/>
-              </w:rPr>
-              <w:t xml:space="preserve"> = </w:t>
-            </w:r>
-            <w:proofErr w:type="spellStart"/>
-            <w:r>
-              <w:rPr>
-                <w:sz w:val="16"/>
-                <w:szCs w:val="16"/>
-              </w:rPr>
-              <w:t>document.getElementById</w:t>
-            </w:r>
-            <w:proofErr w:type="spellEnd"/>
-            <w:r>
-              <w:rPr>
-                <w:sz w:val="16"/>
-                <w:szCs w:val="16"/>
-              </w:rPr>
-              <w:t>('</w:t>
-            </w:r>
-            <w:proofErr w:type="spellStart"/>
-            <w:r>
-              <w:rPr>
-                <w:sz w:val="16"/>
-                <w:szCs w:val="16"/>
-              </w:rPr>
-              <w:t>myName</w:t>
-            </w:r>
-            <w:proofErr w:type="spellEnd"/>
-            <w:r>
-              <w:rPr>
-                <w:sz w:val="16"/>
-                <w:szCs w:val="16"/>
-              </w:rPr>
-              <w:t xml:space="preserve">') as </w:t>
-            </w:r>
-            <w:proofErr w:type="spellStart"/>
-            <w:r>
-              <w:rPr>
-                <w:sz w:val="16"/>
-                <w:szCs w:val="16"/>
-              </w:rPr>
-              <w:t>HTMLInputElement</w:t>
-            </w:r>
-            <w:proofErr w:type="spellEnd"/>
-            <w:r>
-              <w:rPr>
-                <w:sz w:val="16"/>
-                <w:szCs w:val="16"/>
-              </w:rPr>
-              <w:t>;;</w:t>
-            </w:r>
-          </w:p>
-          <w:p>
-            <w:pPr>
-              <w:rPr>
-                <w:sz w:val="16"/>
-                <w:szCs w:val="16"/>
-              </w:rPr>
-            </w:pPr>
-            <w:r>
-              <w:rPr>
-                <w:sz w:val="16"/>
-                <w:szCs w:val="16"/>
-              </w:rPr>
-              <w:t xml:space="preserve">    let </w:t>
-            </w:r>
-            <w:proofErr w:type="spellStart"/>
-            <w:r>
-              <w:rPr>
-                <w:sz w:val="16"/>
-                <w:szCs w:val="16"/>
-              </w:rPr>
-              <w:t>fv</w:t>
-            </w:r>
-            <w:proofErr w:type="spellEnd"/>
-            <w:r>
-              <w:rPr>
-                <w:sz w:val="16"/>
-                <w:szCs w:val="16"/>
-              </w:rPr>
-              <w:t xml:space="preserve"> = </w:t>
-            </w:r>
-            <w:proofErr w:type="spellStart"/>
-            <w:r>
-              <w:rPr>
-                <w:sz w:val="16"/>
-                <w:szCs w:val="16"/>
-              </w:rPr>
-              <w:t>document.getElementById</w:t>
-            </w:r>
-            <w:proofErr w:type="spellEnd"/>
-            <w:r>
-              <w:rPr>
-                <w:sz w:val="16"/>
-                <w:szCs w:val="16"/>
-              </w:rPr>
-              <w:t>('</w:t>
-            </w:r>
-            <w:proofErr w:type="spellStart"/>
-            <w:r>
-              <w:rPr>
-                <w:sz w:val="16"/>
-                <w:szCs w:val="16"/>
-              </w:rPr>
-              <w:t>fv</w:t>
-            </w:r>
-            <w:proofErr w:type="spellEnd"/>
-            <w:r>
-              <w:rPr>
-                <w:sz w:val="16"/>
-                <w:szCs w:val="16"/>
-              </w:rPr>
-              <w:t>'</w:t>
+              <w:t>    let fv = document.getElementById('fv'</w:t>
             </w:r>
             <w:r>
               <w:rPr>
@@ -4568,9 +3455,30 @@
                 <w:sz w:val="16"/>
                 <w:szCs w:val="16"/>
               </w:rPr>
-              <w:t xml:space="preserve">) as </w:t>
-            </w:r>
-            <w:proofErr w:type="spellStart"/>
+              <w:t>) as HTMLInputElement</w:t>
+            </w:r>
+            <w:r>
+              <w:rPr>
+                <w:sz w:val="16"/>
+                <w:szCs w:val="16"/>
+              </w:rPr>
+              <w:t>;</w:t>
+            </w:r>
+          </w:p>
+          <w:p>
+            <w:pPr>
+              <w:rPr>
+                <w:sz w:val="16"/>
+                <w:szCs w:val="16"/>
+              </w:rPr>
+            </w:pPr>
+            <w:r>
+              <w:rPr>
+                <w:sz w:val="16"/>
+                <w:szCs w:val="16"/>
+              </w:rPr>
+              <w:t xml:space="preserve">    let sv = document.getElementById('sv') </w:t>
+            </w:r>
             <w:r>
               <w:rPr>
                 <w:b/>
@@ -4578,9 +3486,8 @@
                 <w:sz w:val="16"/>
                 <w:szCs w:val="16"/>
               </w:rPr>
-              <w:t>HTMLInputElement</w:t>
-            </w:r>
-            <w:proofErr w:type="spellEnd"/>
+              <w:t>as HTMLInputElement</w:t>
+            </w:r>
             <w:r>
               <w:rPr>
                 <w:sz w:val="16"/>
@@ -4596,60 +3503,20 @@
                 <w:szCs w:val="16"/>
               </w:rPr>
             </w:pPr>
-            <w:r>
+          </w:p>
+          <w:p>
+            <w:pPr>
               <w:rPr>
                 <w:sz w:val="16"/>
                 <w:szCs w:val="16"/>
               </w:rPr>
-              <w:t xml:space="preserve">    let </w:t>
-            </w:r>
-            <w:proofErr w:type="spellStart"/>
+            </w:pPr>
             <w:r>
               <w:rPr>
                 <w:sz w:val="16"/>
                 <w:szCs w:val="16"/>
               </w:rPr>
-              <w:t>sv</w:t>
-            </w:r>
-            <w:proofErr w:type="spellEnd"/>
-            <w:r>
-              <w:rPr>
-                <w:sz w:val="16"/>
-                <w:szCs w:val="16"/>
-              </w:rPr>
-              <w:t xml:space="preserve"> = </w:t>
-            </w:r>
-            <w:proofErr w:type="spellStart"/>
-            <w:r>
-              <w:rPr>
-                <w:sz w:val="16"/>
-                <w:szCs w:val="16"/>
-              </w:rPr>
-              <w:t>document.getElementById</w:t>
-            </w:r>
-            <w:proofErr w:type="spellEnd"/>
-            <w:r>
-              <w:rPr>
-                <w:sz w:val="16"/>
-                <w:szCs w:val="16"/>
-              </w:rPr>
-              <w:t>('</w:t>
-            </w:r>
-            <w:proofErr w:type="spellStart"/>
-            <w:r>
-              <w:rPr>
-                <w:sz w:val="16"/>
-                <w:szCs w:val="16"/>
-              </w:rPr>
-              <w:t>sv</w:t>
-            </w:r>
-            <w:proofErr w:type="spellEnd"/>
-            <w:r>
-              <w:rPr>
-                <w:sz w:val="16"/>
-                <w:szCs w:val="16"/>
-              </w:rPr>
-              <w:t xml:space="preserve">') </w:t>
+              <w:t>    add(</w:t>
             </w:r>
             <w:r>
               <w:rPr>
@@ -4658,9 +3525,15 @@
                 <w:sz w:val="16"/>
                 <w:szCs w:val="16"/>
               </w:rPr>
-              <w:t xml:space="preserve">as </w:t>
-            </w:r>
-            <w:proofErr w:type="spellStart"/>
+              <w:t>parseInt</w:t>
+            </w:r>
+            <w:r>
+              <w:rPr>
+                <w:sz w:val="16"/>
+                <w:szCs w:val="16"/>
+              </w:rPr>
+              <w:t>(</w:t>
+            </w:r>
             <w:r>
               <w:rPr>
                 <w:b/>
@@ -4668,40 +3541,15 @@
                 <w:sz w:val="16"/>
                 <w:szCs w:val="16"/>
               </w:rPr>
-              <w:t>HTMLInputElement</w:t>
-            </w:r>
-            <w:proofErr w:type="spellEnd"/>
+              <w:t>fv?.value</w:t>
+            </w:r>
             <w:r>
               <w:rPr>
                 <w:sz w:val="16"/>
                 <w:szCs w:val="16"/>
               </w:rPr>
-              <w:t>;</w:t>
-            </w:r>
-          </w:p>
-          <w:p>
-            <w:pPr>
-              <w:rPr>
-                <w:sz w:val="16"/>
-                <w:szCs w:val="16"/>
-              </w:rPr>
-            </w:pPr>
-          </w:p>
-          <w:p>
-            <w:pPr>
-              <w:rPr>
-                <w:sz w:val="16"/>
-                <w:szCs w:val="16"/>
-              </w:rPr>
-            </w:pPr>
-            <w:r>
-              <w:rPr>
-                <w:sz w:val="16"/>
-                <w:szCs w:val="16"/>
-              </w:rPr>
-              <w:t>    add(</w:t>
-            </w:r>
-            <w:proofErr w:type="spellStart"/>
+              <w:t xml:space="preserve">), </w:t>
+            </w:r>
             <w:r>
               <w:rPr>
                 <w:b/>
@@ -4711,7 +3559,6 @@
               </w:rPr>
               <w:t>parseInt</w:t>
             </w:r>
-            <w:proofErr w:type="spellEnd"/>
             <w:r>
               <w:rPr>
                 <w:sz w:val="16"/>
@@ -4719,7 +3566,6 @@
               </w:rPr>
               <w:t>(</w:t>
             </w:r>
-            <w:proofErr w:type="spellStart"/>
             <w:r>
               <w:rPr>
                 <w:b/>
@@ -4727,242 +3573,75 @@
                 <w:sz w:val="16"/>
                 <w:szCs w:val="16"/>
               </w:rPr>
-              <w:t>fv</w:t>
-            </w:r>
-            <w:proofErr w:type="spellEnd"/>
-            <w:r>
-              <w:rPr>
-                <w:b/>
-                <w:bCs/>
+              <w:t>sv?.value</w:t>
+            </w:r>
+            <w:r>
+              <w:rPr>
                 <w:sz w:val="16"/>
                 <w:szCs w:val="16"/>
               </w:rPr>
-              <w:t>?.value</w:t>
-            </w:r>
-            <w:r>
+              <w:t>), empName?.value);</w:t>
+            </w:r>
+          </w:p>
+          <w:p>
+            <w:pPr>
               <w:rPr>
                 <w:sz w:val="16"/>
                 <w:szCs w:val="16"/>
               </w:rPr>
-              <w:t xml:space="preserve">), </w:t>
-            </w:r>
-            <w:proofErr w:type="spellStart"/>
-            <w:r>
-              <w:rPr>
-                <w:b/>
-                <w:bCs/>
+            </w:pPr>
+          </w:p>
+          <w:p>
+            <w:pPr>
+              <w:rPr>
                 <w:sz w:val="16"/>
                 <w:szCs w:val="16"/>
               </w:rPr>
-              <w:t>parseInt</w:t>
-            </w:r>
-            <w:proofErr w:type="spellEnd"/>
+            </w:pPr>
             <w:r>
               <w:rPr>
                 <w:sz w:val="16"/>
                 <w:szCs w:val="16"/>
               </w:rPr>
-              <w:t>(</w:t>
-            </w:r>
-            <w:proofErr w:type="spellStart"/>
-            <w:r>
-              <w:rPr>
-                <w:b/>
-                <w:bCs/>
+              <w:t>}</w:t>
+            </w:r>
+          </w:p>
+          <w:p>
+            <w:pPr>
+              <w:rPr>
                 <w:sz w:val="16"/>
                 <w:szCs w:val="16"/>
               </w:rPr>
-              <w:t>sv</w:t>
-            </w:r>
-            <w:proofErr w:type="spellEnd"/>
-            <w:r>
-              <w:rPr>
-                <w:b/>
-                <w:bCs/>
+            </w:pPr>
+          </w:p>
+          <w:p>
+            <w:pPr>
+              <w:rPr>
                 <w:sz w:val="16"/>
                 <w:szCs w:val="16"/>
               </w:rPr>
-              <w:t>?.value</w:t>
-            </w:r>
+            </w:pPr>
             <w:r>
               <w:rPr>
                 <w:sz w:val="16"/>
                 <w:szCs w:val="16"/>
               </w:rPr>
-              <w:t xml:space="preserve">), </w:t>
-            </w:r>
-            <w:proofErr w:type="spellStart"/>
-            <w:r>
+              <w:t>function add(fValue: number, sValue: number, empName: string) {</w:t>
+            </w:r>
+          </w:p>
+          <w:p>
+            <w:pPr>
               <w:rPr>
                 <w:sz w:val="16"/>
                 <w:szCs w:val="16"/>
               </w:rPr>
-              <w:t>empName</w:t>
-            </w:r>
-            <w:proofErr w:type="spellEnd"/>
+            </w:pPr>
             <w:r>
               <w:rPr>
                 <w:sz w:val="16"/>
                 <w:szCs w:val="16"/>
               </w:rPr>
-              <w:t>?.value);</w:t>
-            </w:r>
-          </w:p>
-          <w:p>
-            <w:pPr>
-              <w:rPr>
-                <w:sz w:val="16"/>
-                <w:szCs w:val="16"/>
-              </w:rPr>
-            </w:pPr>
-          </w:p>
-          <w:p>
-            <w:pPr>
-              <w:rPr>
-                <w:sz w:val="16"/>
-                <w:szCs w:val="16"/>
-              </w:rPr>
-            </w:pPr>
-            <w:r>
-              <w:rPr>
-                <w:sz w:val="16"/>
-                <w:szCs w:val="16"/>
-              </w:rPr>
-              <w:t>}</w:t>
-            </w:r>
-          </w:p>
-          <w:p>
-            <w:pPr>
-              <w:rPr>
-                <w:sz w:val="16"/>
-                <w:szCs w:val="16"/>
-              </w:rPr>
-            </w:pPr>
-          </w:p>
-          <w:p>
-            <w:pPr>
-              <w:rPr>
-                <w:sz w:val="16"/>
-                <w:szCs w:val="16"/>
-              </w:rPr>
-            </w:pPr>
-            <w:r>
-              <w:rPr>
-                <w:sz w:val="16"/>
-                <w:szCs w:val="16"/>
-              </w:rPr>
-              <w:t>function add(</w:t>
-            </w:r>
-            <w:proofErr w:type="spellStart"/>
-            <w:r>
-              <w:rPr>
-                <w:sz w:val="16"/>
-                <w:szCs w:val="16"/>
-              </w:rPr>
-              <w:t>fValue</w:t>
-            </w:r>
-            <w:proofErr w:type="spellEnd"/>
-            <w:r>
-              <w:rPr>
-                <w:sz w:val="16"/>
-                <w:szCs w:val="16"/>
-              </w:rPr>
-              <w:t xml:space="preserve">: number, </w:t>
-            </w:r>
-            <w:proofErr w:type="spellStart"/>
-            <w:r>
-              <w:rPr>
-                <w:sz w:val="16"/>
-                <w:szCs w:val="16"/>
-              </w:rPr>
-              <w:t>sValue</w:t>
-            </w:r>
-            <w:proofErr w:type="spellEnd"/>
-            <w:r>
-              <w:rPr>
-                <w:sz w:val="16"/>
-                <w:szCs w:val="16"/>
-              </w:rPr>
-              <w:t xml:space="preserve">: number, </w:t>
-            </w:r>
-            <w:proofErr w:type="spellStart"/>
-            <w:r>
-              <w:rPr>
-                <w:sz w:val="16"/>
-                <w:szCs w:val="16"/>
-              </w:rPr>
-              <w:t>empName</w:t>
-            </w:r>
-            <w:proofErr w:type="spellEnd"/>
-            <w:r>
-              <w:rPr>
-                <w:sz w:val="16"/>
-                <w:szCs w:val="16"/>
-              </w:rPr>
-              <w:t>: string) {</w:t>
-            </w:r>
-          </w:p>
-          <w:p>
-            <w:pPr>
-              <w:rPr>
-                <w:sz w:val="16"/>
-                <w:szCs w:val="16"/>
-              </w:rPr>
-            </w:pPr>
-            <w:r>
-              <w:rPr>
-                <w:sz w:val="16"/>
-                <w:szCs w:val="16"/>
-              </w:rPr>
-              <w:t>    console.log(`Hi ${</w:t>
-            </w:r>
-            <w:proofErr w:type="spellStart"/>
-            <w:r>
-              <w:rPr>
-                <w:sz w:val="16"/>
-                <w:szCs w:val="16"/>
-              </w:rPr>
-              <w:t>empName</w:t>
-            </w:r>
-            <w:proofErr w:type="spellEnd"/>
-            <w:r>
-              <w:rPr>
-                <w:sz w:val="16"/>
-                <w:szCs w:val="16"/>
-              </w:rPr>
-              <w:t>} your addition is ${</w:t>
-            </w:r>
-            <w:proofErr w:type="spellStart"/>
-            <w:r>
-              <w:rPr>
-                <w:sz w:val="16"/>
-                <w:szCs w:val="16"/>
-              </w:rPr>
-              <w:t>fValue</w:t>
-            </w:r>
-            <w:proofErr w:type="spellEnd"/>
-            <w:r>
-              <w:rPr>
-                <w:sz w:val="16"/>
-                <w:szCs w:val="16"/>
-              </w:rPr>
-              <w:t xml:space="preserve"> + </w:t>
-            </w:r>
-            <w:proofErr w:type="spellStart"/>
-            <w:r>
-              <w:rPr>
-                <w:sz w:val="16"/>
-                <w:szCs w:val="16"/>
-              </w:rPr>
-              <w:t>sValue</w:t>
-            </w:r>
-            <w:proofErr w:type="spellEnd"/>
-            <w:r>
-              <w:rPr>
-                <w:sz w:val="16"/>
-                <w:szCs w:val="16"/>
-              </w:rPr>
-              <w:t>}`);</w:t>
+              <w:t>    console.log(`Hi ${empName} your addition is ${fValue + sValue}`);</w:t>
             </w:r>
           </w:p>
           <w:p>
@@ -5008,7 +3687,6 @@
       <w:pPr>
         <w:spacing w:after="0" w:line="240" w:lineRule="auto"/>
       </w:pPr>
-      <w:proofErr w:type="spellStart"/>
       <w:r>
         <w:rPr>
           <w:b/>
@@ -5016,7 +3694,6 @@
         </w:rPr>
         <w:t>parseInt</w:t>
       </w:r>
-      <w:proofErr w:type="spellEnd"/>
       <w:r>
         <w:rPr>
           <w:b/>
@@ -5024,7 +3701,6 @@
         </w:rPr>
         <w:t xml:space="preserve"> / </w:t>
       </w:r>
-      <w:proofErr w:type="spellStart"/>
       <w:r>
         <w:rPr>
           <w:b/>
@@ -5032,7 +3708,6 @@
         </w:rPr>
         <w:t>parseFloat</w:t>
       </w:r>
-      <w:proofErr w:type="spellEnd"/>
       <w:r>
         <w:rPr>
           <w:b/>
@@ -5121,21 +3796,12 @@
             <w:r>
               <w:t>console.log(</w:t>
             </w:r>
-            <w:proofErr w:type="spellStart"/>
             <w:r>
               <w:rPr>
                 <w:b/>
                 <w:bCs/>
               </w:rPr>
-              <w:t>parseInt</w:t>
-            </w:r>
-            <w:proofErr w:type="spellEnd"/>
-            <w:r>
-              <w:rPr>
-                <w:b/>
-                <w:bCs/>
-              </w:rPr>
-              <w:t>(age));</w:t>
+              <w:t>parseInt(age));</w:t>
             </w:r>
           </w:p>
         </w:tc>
@@ -5152,7 +3818,6 @@
             <w:r>
               <w:t>console.log(</w:t>
             </w:r>
-            <w:proofErr w:type="spellStart"/>
             <w:r>
               <w:rPr>
                 <w:b/>
@@ -5160,7 +3825,6 @@
               </w:rPr>
               <w:t>parseFloat</w:t>
             </w:r>
-            <w:proofErr w:type="spellEnd"/>
             <w:r>
               <w:t>(age));</w:t>
             </w:r>
@@ -5173,15 +3837,7 @@
         <w:spacing w:after="0" w:line="240" w:lineRule="auto"/>
       </w:pPr>
       <w:r>
-        <w:t>console.log(</w:t>
-      </w:r>
-      <w:proofErr w:type="spellStart"/>
-      <w:r>
-        <w:t>parseInt</w:t>
-      </w:r>
-      <w:proofErr w:type="spellEnd"/>
-      <w:r>
-        <w:t>("</w:t>
+        <w:t>console.log(parseInt("</w:t>
       </w:r>
       <w:r>
         <w:t>AAAAA</w:t>
@@ -5196,40 +3852,50 @@
         <w:sym w:font="Wingdings" w:char="F0E8"/>
       </w:r>
       <w:r>
+        <w:t xml:space="preserve"> N</w:t>
+      </w:r>
+      <w:r>
+        <w:t>a</w:t>
+      </w:r>
+      <w:r>
+        <w:t>N</w:t>
+      </w:r>
+    </w:p>
+    <w:p>
+      <w:pPr>
+        <w:spacing w:after="0" w:line="240" w:lineRule="auto"/>
+      </w:pPr>
+      <w:r>
+        <w:t>console.log(parseInt("1</w:t>
+      </w:r>
+      <w:r>
+        <w:t>2</w:t>
+      </w:r>
+      <w:r>
+        <w:t>aaaaa21A21"));</w:t>
+      </w:r>
+      <w:r>
         <w:t xml:space="preserve"> </w:t>
       </w:r>
-      <w:proofErr w:type="spellStart"/>
-      <w:r>
-        <w:t>N</w:t>
-      </w:r>
-      <w:r>
-        <w:t>a</w:t>
-      </w:r>
-      <w:r>
-        <w:t>N</w:t>
-      </w:r>
-      <w:proofErr w:type="spellEnd"/>
-    </w:p>
-    <w:p>
-      <w:pPr>
-        <w:spacing w:after="0" w:line="240" w:lineRule="auto"/>
-      </w:pPr>
-      <w:r>
-        <w:t>console.log(</w:t>
-      </w:r>
-      <w:proofErr w:type="spellStart"/>
-      <w:r>
-        <w:t>parseInt</w:t>
-      </w:r>
-      <w:proofErr w:type="spellEnd"/>
-      <w:r>
-        <w:t>("1</w:t>
-      </w:r>
-      <w:r>
-        <w:t>2</w:t>
-      </w:r>
-      <w:r>
-        <w:t>aaaaa21A21"));</w:t>
+      <w:r>
+        <w:sym w:font="Wingdings" w:char="F0E8"/>
+      </w:r>
+      <w:r>
+        <w:t xml:space="preserve"> 12</w:t>
+      </w:r>
+    </w:p>
+    <w:p>
+      <w:pPr>
+        <w:spacing w:after="0" w:line="240" w:lineRule="auto"/>
+      </w:pPr>
+      <w:r>
+        <w:t>console.log(parseInt("</w:t>
+      </w:r>
+      <w:r>
+        <w:t>A123</w:t>
+      </w:r>
+      <w:r>
+        <w:t>"));</w:t>
       </w:r>
       <w:r>
         <w:t xml:space="preserve"> </w:t>
@@ -5238,44 +3904,11 @@
         <w:sym w:font="Wingdings" w:char="F0E8"/>
       </w:r>
       <w:r>
-        <w:t xml:space="preserve"> 12</w:t>
-      </w:r>
-    </w:p>
-    <w:p>
-      <w:pPr>
-        <w:spacing w:after="0" w:line="240" w:lineRule="auto"/>
-      </w:pPr>
-      <w:r>
-        <w:t>console.log(</w:t>
-      </w:r>
-      <w:proofErr w:type="spellStart"/>
-      <w:r>
-        <w:t>parseInt</w:t>
-      </w:r>
-      <w:proofErr w:type="spellEnd"/>
-      <w:r>
-        <w:t>("</w:t>
-      </w:r>
-      <w:r>
-        <w:t>A123</w:t>
-      </w:r>
-      <w:r>
-        <w:t>"));</w:t>
-      </w:r>
-      <w:r>
         <w:t xml:space="preserve"> </w:t>
       </w:r>
       <w:r>
-        <w:sym w:font="Wingdings" w:char="F0E8"/>
-      </w:r>
-      <w:r>
-        <w:t xml:space="preserve"> </w:t>
-      </w:r>
-      <w:proofErr w:type="spellStart"/>
-      <w:r>
         <w:t>NaN</w:t>
       </w:r>
-      <w:proofErr w:type="spellEnd"/>
     </w:p>
     <w:p>
       <w:pPr>
@@ -5304,29 +3937,11 @@
             <w:tcW w:w="10456" w:type="dxa"/>
           </w:tcPr>
           <w:p>
-            <w:proofErr w:type="spellStart"/>
-            <w:r>
-              <w:t>firstValue</w:t>
-            </w:r>
-            <w:proofErr w:type="spellEnd"/>
-            <w:r>
-              <w:t xml:space="preserve"> = </w:t>
-            </w:r>
-            <w:proofErr w:type="spellStart"/>
-            <w:r>
-              <w:t>document.getElementById</w:t>
-            </w:r>
-            <w:proofErr w:type="spellEnd"/>
-            <w:r>
-              <w:t>('</w:t>
-            </w:r>
-            <w:proofErr w:type="spellStart"/>
-            <w:r>
-              <w:t>fv</w:t>
-            </w:r>
-            <w:proofErr w:type="spellEnd"/>
-            <w:r>
-              <w:t>'</w:t>
+            <w:r>
+              <w:t xml:space="preserve">firstValue = </w:t>
+            </w:r>
+            <w:r>
+              <w:t>document.getElementById('fv'</w:t>
             </w:r>
             <w:r>
               <w:rPr>
@@ -5412,55 +4027,7 @@
                 <w:sz w:val="18"/>
                 <w:szCs w:val="18"/>
               </w:rPr>
-              <w:t xml:space="preserve">    let </w:t>
-            </w:r>
-            <w:proofErr w:type="spellStart"/>
-            <w:r>
-              <w:rPr>
-                <w:sz w:val="18"/>
-                <w:szCs w:val="18"/>
-              </w:rPr>
-              <w:t>fv</w:t>
-            </w:r>
-            <w:proofErr w:type="spellEnd"/>
-            <w:r>
-              <w:rPr>
-                <w:sz w:val="18"/>
-                <w:szCs w:val="18"/>
-              </w:rPr>
-              <w:t xml:space="preserve"> = </w:t>
-            </w:r>
-            <w:proofErr w:type="spellStart"/>
-            <w:r>
-              <w:rPr>
-                <w:sz w:val="18"/>
-                <w:szCs w:val="18"/>
-              </w:rPr>
-              <w:t>document.getElementById</w:t>
-            </w:r>
-            <w:proofErr w:type="spellEnd"/>
-            <w:r>
-              <w:rPr>
-                <w:sz w:val="18"/>
-                <w:szCs w:val="18"/>
-              </w:rPr>
-              <w:t>('</w:t>
-            </w:r>
-            <w:proofErr w:type="spellStart"/>
-            <w:r>
-              <w:rPr>
-                <w:sz w:val="18"/>
-                <w:szCs w:val="18"/>
-              </w:rPr>
-              <w:t>fv</w:t>
-            </w:r>
-            <w:proofErr w:type="spellEnd"/>
-            <w:r>
-              <w:rPr>
-                <w:sz w:val="18"/>
-                <w:szCs w:val="18"/>
-              </w:rPr>
-              <w:t>'</w:t>
+              <w:t>    let fv = document.getElementById('fv'</w:t>
             </w:r>
             <w:r>
               <w:rPr>
@@ -5479,52 +4046,31 @@
                 <w:szCs w:val="18"/>
                 <w:highlight w:val="yellow"/>
               </w:rPr>
-              <w:t xml:space="preserve">as </w:t>
-            </w:r>
-            <w:proofErr w:type="spellStart"/>
-            <w:r>
-              <w:rPr>
-                <w:b/>
-                <w:bCs/>
+              <w:t>as HTMLInputElement</w:t>
+            </w:r>
+            <w:r>
+              <w:rPr>
                 <w:sz w:val="18"/>
                 <w:szCs w:val="18"/>
                 <w:highlight w:val="yellow"/>
               </w:rPr>
-              <w:t>HTMLInputElement</w:t>
-            </w:r>
-            <w:proofErr w:type="spellEnd"/>
+              <w:t>;</w:t>
+            </w:r>
+          </w:p>
+          <w:p>
             <w:r>
               <w:rPr>
                 <w:sz w:val="18"/>
                 <w:szCs w:val="18"/>
-                <w:highlight w:val="yellow"/>
-              </w:rPr>
-              <w:t>;</w:t>
-            </w:r>
-          </w:p>
-          <w:p>
+              </w:rPr>
+              <w:t>    console.log(</w:t>
+            </w:r>
             <w:r>
               <w:rPr>
                 <w:sz w:val="18"/>
                 <w:szCs w:val="18"/>
               </w:rPr>
-              <w:t>    console.log(</w:t>
-            </w:r>
-            <w:proofErr w:type="spellStart"/>
-            <w:r>
-              <w:rPr>
-                <w:sz w:val="18"/>
-                <w:szCs w:val="18"/>
-              </w:rPr>
-              <w:t>fv.value</w:t>
-            </w:r>
-            <w:proofErr w:type="spellEnd"/>
-            <w:r>
-              <w:rPr>
-                <w:sz w:val="18"/>
-                <w:szCs w:val="18"/>
-              </w:rPr>
-              <w:t>);</w:t>
+              <w:t>fv.value);</w:t>
             </w:r>
           </w:p>
         </w:tc>
@@ -5620,7 +4166,6 @@
       <w:r>
         <w:t xml:space="preserve">element we have </w:t>
       </w:r>
-      <w:proofErr w:type="spellStart"/>
       <w:r>
         <w:rPr>
           <w:b/>
@@ -5628,7 +4173,6 @@
         </w:rPr>
         <w:t>HTMLSelectElement</w:t>
       </w:r>
-      <w:proofErr w:type="spellEnd"/>
       <w:r>
         <w:rPr>
           <w:b/>
@@ -5704,15 +4248,7 @@
         <w:sym w:font="Wingdings" w:char="F0E0"/>
       </w:r>
       <w:r>
-        <w:t xml:space="preserve"> </w:t>
-      </w:r>
-      <w:proofErr w:type="spellStart"/>
-      <w:r>
-        <w:t>fn</w:t>
-      </w:r>
-      <w:proofErr w:type="spellEnd"/>
-      <w:r>
-        <w:t xml:space="preserve"> + windows+ print screen.</w:t>
+        <w:t xml:space="preserve"> fn + windows+ print screen.</w:t>
       </w:r>
     </w:p>
     <w:p>
@@ -5744,52 +4280,12 @@
           </w:tcPr>
           <w:p>
             <w:r>
-              <w:t xml:space="preserve">function </w:t>
-            </w:r>
-            <w:proofErr w:type="spellStart"/>
-            <w:r>
-              <w:t>myFun</w:t>
-            </w:r>
-            <w:proofErr w:type="spellEnd"/>
-            <w:r>
-              <w:t>(</w:t>
-            </w:r>
-            <w:proofErr w:type="spellStart"/>
-            <w:r>
-              <w:t>eName</w:t>
-            </w:r>
-            <w:proofErr w:type="spellEnd"/>
-            <w:r>
-              <w:t xml:space="preserve">: string, </w:t>
-            </w:r>
-            <w:proofErr w:type="spellStart"/>
-            <w:r>
-              <w:t>eId</w:t>
-            </w:r>
-            <w:proofErr w:type="spellEnd"/>
-            <w:r>
-              <w:t>: number): string {</w:t>
-            </w:r>
-          </w:p>
-          <w:p>
-            <w:r>
-              <w:t>    return `Hi ${</w:t>
-            </w:r>
-            <w:proofErr w:type="spellStart"/>
-            <w:r>
-              <w:t>eName</w:t>
-            </w:r>
-            <w:proofErr w:type="spellEnd"/>
-            <w:r>
-              <w:t>} your employee id is : ${</w:t>
-            </w:r>
-            <w:proofErr w:type="spellStart"/>
-            <w:r>
-              <w:t>eId</w:t>
-            </w:r>
-            <w:proofErr w:type="spellEnd"/>
-            <w:r>
-              <w:t>}`;</w:t>
+              <w:t>function myFun(eName: string, eId: number): string {</w:t>
+            </w:r>
+          </w:p>
+          <w:p>
+            <w:r>
+              <w:t>    return `Hi ${eName} your employee id is : ${eId}`;</w:t>
             </w:r>
           </w:p>
           <w:p>
@@ -5799,15 +4295,7 @@
           </w:p>
           <w:p>
             <w:r>
-              <w:t>console.log(</w:t>
-            </w:r>
-            <w:proofErr w:type="spellStart"/>
-            <w:r>
-              <w:t>myFun</w:t>
-            </w:r>
-            <w:proofErr w:type="spellEnd"/>
-            <w:r>
-              <w:t>('kamal',123));</w:t>
+              <w:t>console.log(myFun('kamal',123));</w:t>
             </w:r>
           </w:p>
         </w:tc>
@@ -6129,55 +4617,23 @@
           </w:tcPr>
           <w:p>
             <w:r>
-              <w:t xml:space="preserve">interface </w:t>
-            </w:r>
-            <w:proofErr w:type="spellStart"/>
-            <w:r>
-              <w:t>IPerson</w:t>
-            </w:r>
-            <w:proofErr w:type="spellEnd"/>
-            <w:r>
-              <w:t>{</w:t>
-            </w:r>
-          </w:p>
-          <w:p>
-            <w:r>
-              <w:t xml:space="preserve">    </w:t>
-            </w:r>
-            <w:proofErr w:type="spellStart"/>
-            <w:r>
-              <w:t>pName</w:t>
-            </w:r>
-            <w:proofErr w:type="spellEnd"/>
-            <w:r>
-              <w:t>: string;</w:t>
-            </w:r>
-          </w:p>
-          <w:p>
-            <w:r>
-              <w:t xml:space="preserve">    </w:t>
-            </w:r>
-            <w:proofErr w:type="spellStart"/>
-            <w:r>
-              <w:t>pAge</w:t>
-            </w:r>
-            <w:proofErr w:type="spellEnd"/>
-            <w:r>
-              <w:t xml:space="preserve">: number; </w:t>
+              <w:t>interface IPerson{</w:t>
+            </w:r>
+          </w:p>
+          <w:p>
+            <w:r>
+              <w:t>    pName: string;</w:t>
+            </w:r>
+          </w:p>
+          <w:p>
+            <w:r>
+              <w:t xml:space="preserve">    pAge: number; </w:t>
             </w:r>
           </w:p>
           <w:p/>
           <w:p>
             <w:r>
-              <w:t xml:space="preserve">    </w:t>
-            </w:r>
-            <w:proofErr w:type="spellStart"/>
-            <w:r>
-              <w:t>fullName</w:t>
-            </w:r>
-            <w:proofErr w:type="spellEnd"/>
-            <w:r>
-              <w:t>():string;</w:t>
+              <w:t>    fullName():string;</w:t>
             </w:r>
           </w:p>
           <w:p>
@@ -6198,68 +4654,28 @@
           </w:tcPr>
           <w:p>
             <w:r>
-              <w:t xml:space="preserve">class Azad implements </w:t>
-            </w:r>
-            <w:proofErr w:type="spellStart"/>
-            <w:r>
-              <w:t>IPerson</w:t>
-            </w:r>
-            <w:proofErr w:type="spellEnd"/>
-            <w:r>
-              <w:t>{</w:t>
-            </w:r>
-          </w:p>
-          <w:p>
-            <w:r>
-              <w:t xml:space="preserve">    </w:t>
-            </w:r>
-            <w:proofErr w:type="spellStart"/>
-            <w:r>
-              <w:t>pName</w:t>
-            </w:r>
-            <w:proofErr w:type="spellEnd"/>
-            <w:r>
-              <w:t>: string = "Azad";</w:t>
-            </w:r>
-          </w:p>
-          <w:p>
-            <w:r>
-              <w:t xml:space="preserve">    </w:t>
-            </w:r>
-            <w:proofErr w:type="spellStart"/>
-            <w:r>
-              <w:t>pAge</w:t>
-            </w:r>
-            <w:proofErr w:type="spellEnd"/>
-            <w:r>
-              <w:t>: number = 10;</w:t>
+              <w:t>class Azad implements IPerson{</w:t>
+            </w:r>
+          </w:p>
+          <w:p>
+            <w:r>
+              <w:t>    pName: string = "Azad";</w:t>
+            </w:r>
+          </w:p>
+          <w:p>
+            <w:r>
+              <w:t>    pAge: number = 10;</w:t>
             </w:r>
           </w:p>
           <w:p/>
           <w:p>
             <w:r>
-              <w:t xml:space="preserve">    </w:t>
-            </w:r>
-            <w:proofErr w:type="spellStart"/>
-            <w:r>
-              <w:t>fullName</w:t>
-            </w:r>
-            <w:proofErr w:type="spellEnd"/>
-            <w:r>
-              <w:t>(): string {</w:t>
-            </w:r>
-          </w:p>
-          <w:p>
-            <w:r>
-              <w:t>        return "</w:t>
-            </w:r>
-            <w:proofErr w:type="spellStart"/>
-            <w:r>
-              <w:t>asas</w:t>
-            </w:r>
-            <w:proofErr w:type="spellEnd"/>
-            <w:r>
-              <w:t>";</w:t>
+              <w:t>    fullName(): string {</w:t>
+            </w:r>
+          </w:p>
+          <w:p>
+            <w:r>
+              <w:t>        return "asas";</w:t>
             </w:r>
           </w:p>
           <w:p>
@@ -6294,28 +4710,12 @@
           </w:tcPr>
           <w:p>
             <w:r>
-              <w:t xml:space="preserve">let kamal: </w:t>
-            </w:r>
-            <w:proofErr w:type="spellStart"/>
-            <w:r>
-              <w:t>IPerson</w:t>
-            </w:r>
-            <w:proofErr w:type="spellEnd"/>
-            <w:r>
-              <w:t xml:space="preserve"> = {</w:t>
-            </w:r>
-          </w:p>
-          <w:p>
-            <w:r>
-              <w:t xml:space="preserve">    </w:t>
-            </w:r>
-            <w:proofErr w:type="spellStart"/>
-            <w:r>
-              <w:t>pName</w:t>
-            </w:r>
-            <w:proofErr w:type="spellEnd"/>
-            <w:r>
-              <w:t>: "",</w:t>
+              <w:t>let kamal: IPerson = {</w:t>
+            </w:r>
+          </w:p>
+          <w:p>
+            <w:r>
+              <w:t>    pName: "",</w:t>
             </w:r>
           </w:p>
           <w:p>
@@ -6326,15 +4726,7 @@
           <w:p/>
           <w:p>
             <w:r>
-              <w:t xml:space="preserve">    </w:t>
-            </w:r>
-            <w:proofErr w:type="spellStart"/>
-            <w:r>
-              <w:t>fullName</w:t>
-            </w:r>
-            <w:proofErr w:type="spellEnd"/>
-            <w:r>
-              <w:t>: () =&gt;"SASASAS",</w:t>
+              <w:t>    fullName: () =&gt;"SASASAS",</w:t>
             </w:r>
           </w:p>
           <w:p>
@@ -6385,15 +4777,7 @@
         <w:spacing w:after="0" w:line="240" w:lineRule="auto"/>
       </w:pPr>
       <w:r>
-        <w:t xml:space="preserve">The main difference between class </w:t>
-      </w:r>
-      <w:proofErr w:type="spellStart"/>
-      <w:r>
-        <w:t>mplementation</w:t>
-      </w:r>
-      <w:proofErr w:type="spellEnd"/>
-      <w:r>
-        <w:t xml:space="preserve"> and object implementations is.</w:t>
+        <w:t>The main difference between class mplementation and object implementations is.</w:t>
       </w:r>
     </w:p>
     <w:p>
@@ -6494,31 +4878,15 @@
           </w:tcPr>
           <w:p>
             <w:r>
-              <w:t xml:space="preserve">let </w:t>
-            </w:r>
-            <w:proofErr w:type="spellStart"/>
-            <w:r>
-              <w:t>empName</w:t>
-            </w:r>
-            <w:proofErr w:type="spellEnd"/>
-            <w:r>
-              <w:t xml:space="preserve"> = "kamal";</w:t>
-            </w:r>
-          </w:p>
-          <w:p>
-            <w:proofErr w:type="spellStart"/>
+              <w:t>let empName = "kamal";</w:t>
+            </w:r>
+          </w:p>
+          <w:p>
             <w:r>
               <w:rPr>
                 <w:color w:val="EE0000"/>
               </w:rPr>
-              <w:t>empName</w:t>
-            </w:r>
-            <w:proofErr w:type="spellEnd"/>
-            <w:r>
-              <w:rPr>
-                <w:color w:val="EE0000"/>
-              </w:rPr>
-              <w:t xml:space="preserve"> = 10;</w:t>
+              <w:t>empName = 10;</w:t>
             </w:r>
           </w:p>
         </w:tc>
@@ -6548,23 +4916,7 @@
         <w:spacing w:after="0" w:line="240" w:lineRule="auto"/>
       </w:pPr>
       <w:r>
-        <w:t>In above example we assigned string value to “</w:t>
-      </w:r>
-      <w:proofErr w:type="spellStart"/>
-      <w:r>
-        <w:t>empName</w:t>
-      </w:r>
-      <w:proofErr w:type="spellEnd"/>
-      <w:r>
-        <w:t xml:space="preserve">” variable, so its data type will be decided as “string”, so you </w:t>
-      </w:r>
-      <w:proofErr w:type="spellStart"/>
-      <w:r>
-        <w:t>can not</w:t>
-      </w:r>
-      <w:proofErr w:type="spellEnd"/>
-      <w:r>
-        <w:t xml:space="preserve"> assign any other values to that field.</w:t>
+        <w:t>In above example we assigned string value to “empName” variable, so its data type will be decided as “string”, so you can not assign any other values to that field.</w:t>
       </w:r>
     </w:p>
     <w:p>
@@ -6650,23 +5002,13 @@
             <w:r>
               <w:t>function f1(</w:t>
             </w:r>
-            <w:proofErr w:type="spellStart"/>
             <w:r>
               <w:rPr>
                 <w:b/>
                 <w:bCs/>
                 <w:highlight w:val="yellow"/>
               </w:rPr>
-              <w:t>eName</w:t>
-            </w:r>
-            <w:proofErr w:type="spellEnd"/>
-            <w:r>
-              <w:rPr>
-                <w:b/>
-                <w:bCs/>
-                <w:highlight w:val="yellow"/>
-              </w:rPr>
-              <w:t xml:space="preserve"> </w:t>
+              <w:t xml:space="preserve">eName </w:t>
             </w:r>
             <w:r>
               <w:rPr>
@@ -6693,15 +5035,7 @@
           </w:tcPr>
           <w:p>
             <w:r>
-              <w:t>function f1(</w:t>
-            </w:r>
-            <w:proofErr w:type="spellStart"/>
-            <w:r>
-              <w:t>eName</w:t>
-            </w:r>
-            <w:proofErr w:type="spellEnd"/>
-            <w:r>
-              <w:t xml:space="preserve"> </w:t>
+              <w:t xml:space="preserve">function f1(eName </w:t>
             </w:r>
             <w:r>
               <w:rPr>
@@ -6796,15 +5130,7 @@
           </w:tcPr>
           <w:p>
             <w:r>
-              <w:t xml:space="preserve">function </w:t>
-            </w:r>
-            <w:proofErr w:type="spellStart"/>
-            <w:r>
-              <w:t>testFunction</w:t>
-            </w:r>
-            <w:proofErr w:type="spellEnd"/>
-            <w:r>
-              <w:t xml:space="preserve">(): </w:t>
+              <w:t xml:space="preserve">function testFunction(): </w:t>
             </w:r>
             <w:r>
               <w:rPr>
@@ -6830,15 +5156,7 @@
           <w:p/>
           <w:p>
             <w:r>
-              <w:t xml:space="preserve">let emp = </w:t>
-            </w:r>
-            <w:proofErr w:type="spellStart"/>
-            <w:r>
-              <w:t>testFunction</w:t>
-            </w:r>
-            <w:proofErr w:type="spellEnd"/>
-            <w:r>
-              <w:t>();</w:t>
+              <w:t>let emp = testFunction();</w:t>
             </w:r>
           </w:p>
           <w:p>
@@ -6895,15 +5213,7 @@
           <w:p/>
           <w:p>
             <w:r>
-              <w:t xml:space="preserve">function </w:t>
-            </w:r>
-            <w:proofErr w:type="spellStart"/>
-            <w:r>
-              <w:t>testFunction</w:t>
-            </w:r>
-            <w:proofErr w:type="spellEnd"/>
-            <w:r>
-              <w:t>(): Employee {</w:t>
+              <w:t>function testFunction(): Employee {</w:t>
             </w:r>
           </w:p>
           <w:p>
@@ -6924,15 +5234,7 @@
           <w:p/>
           <w:p>
             <w:r>
-              <w:t xml:space="preserve">let emp = </w:t>
-            </w:r>
-            <w:proofErr w:type="spellStart"/>
-            <w:r>
-              <w:t>testFunction</w:t>
-            </w:r>
-            <w:proofErr w:type="spellEnd"/>
-            <w:r>
-              <w:t>();</w:t>
+              <w:t>let emp = testFunction();</w:t>
             </w:r>
           </w:p>
           <w:p>
@@ -6949,29 +5251,13 @@
           </w:tcPr>
           <w:p>
             <w:r>
-              <w:t xml:space="preserve">let </w:t>
-            </w:r>
-            <w:proofErr w:type="spellStart"/>
-            <w:r>
-              <w:t>eName</w:t>
-            </w:r>
-            <w:proofErr w:type="spellEnd"/>
-            <w:r>
-              <w:t xml:space="preserve"> = 12;</w:t>
+              <w:t>let eName = 12;</w:t>
             </w:r>
           </w:p>
           <w:p/>
           <w:p>
             <w:r>
-              <w:t xml:space="preserve">function </w:t>
-            </w:r>
-            <w:proofErr w:type="spellStart"/>
-            <w:r>
-              <w:t>testFunction</w:t>
-            </w:r>
-            <w:proofErr w:type="spellEnd"/>
-            <w:r>
-              <w:t>(){</w:t>
+              <w:t>function testFunction(){</w:t>
             </w:r>
           </w:p>
           <w:p>
@@ -7076,10 +5362,7 @@
           </w:tcPr>
           <w:p>
             <w:r>
-              <w:t xml:space="preserve">Inference with </w:t>
-            </w:r>
-            <w:r>
-              <w:t xml:space="preserve">in </w:t>
+              <w:t xml:space="preserve">Inference with in </w:t>
             </w:r>
             <w:r>
               <w:t>Function default parameter</w:t>
@@ -7113,15 +5396,7 @@
           </w:tcPr>
           <w:p>
             <w:r>
-              <w:t xml:space="preserve">let </w:t>
-            </w:r>
-            <w:proofErr w:type="spellStart"/>
-            <w:r>
-              <w:t>eName</w:t>
-            </w:r>
-            <w:proofErr w:type="spellEnd"/>
-            <w:r>
-              <w:t xml:space="preserve"> = “Azad”; </w:t>
+              <w:t xml:space="preserve">let eName = “Azad”; </w:t>
             </w:r>
             <w:r>
               <w:sym w:font="Wingdings" w:char="F0E8"/>
@@ -7143,15 +5418,7 @@
           </w:p>
           <w:p>
             <w:r>
-              <w:t xml:space="preserve">let </w:t>
-            </w:r>
-            <w:proofErr w:type="spellStart"/>
-            <w:r>
-              <w:t>isEmp</w:t>
-            </w:r>
-            <w:proofErr w:type="spellEnd"/>
-            <w:r>
-              <w:t xml:space="preserve"> = true; </w:t>
+              <w:t xml:space="preserve">let isEmp = true; </w:t>
             </w:r>
             <w:r>
               <w:sym w:font="Wingdings" w:char="F0E8"/>
@@ -7171,15 +5438,7 @@
               <w:t>fu</w:t>
             </w:r>
             <w:r>
-              <w:t>nction t1(</w:t>
-            </w:r>
-            <w:proofErr w:type="spellStart"/>
-            <w:r>
-              <w:t>eName</w:t>
-            </w:r>
-            <w:proofErr w:type="spellEnd"/>
-            <w:r>
-              <w:t xml:space="preserve"> = </w:t>
+              <w:t xml:space="preserve">nction t1(eName = </w:t>
             </w:r>
             <w:r>
               <w:rPr>
@@ -7189,15 +5448,7 @@
               <w:t>10</w:t>
             </w:r>
             <w:r>
-              <w:t xml:space="preserve">, </w:t>
-            </w:r>
-            <w:proofErr w:type="spellStart"/>
-            <w:r>
-              <w:t>eid</w:t>
-            </w:r>
-            <w:proofErr w:type="spellEnd"/>
-            <w:r>
-              <w:t xml:space="preserve"> = </w:t>
+              <w:t xml:space="preserve">, eid = </w:t>
             </w:r>
             <w:r>
               <w:rPr>
@@ -7220,13 +5471,8 @@
             </w:r>
           </w:p>
           <w:p>
-            <w:proofErr w:type="spellStart"/>
-            <w:r>
-              <w:t>eName</w:t>
-            </w:r>
-            <w:proofErr w:type="spellEnd"/>
-            <w:r>
-              <w:t xml:space="preserve"> data type is </w:t>
+            <w:r>
+              <w:t xml:space="preserve">eName data type is </w:t>
             </w:r>
             <w:r>
               <w:sym w:font="Wingdings" w:char="F0E8"/>
@@ -7236,13 +5482,8 @@
             </w:r>
           </w:p>
           <w:p>
-            <w:proofErr w:type="spellStart"/>
-            <w:r>
-              <w:t>eId</w:t>
-            </w:r>
-            <w:proofErr w:type="spellEnd"/>
-            <w:r>
-              <w:t xml:space="preserve"> data type is </w:t>
+            <w:r>
+              <w:t xml:space="preserve">eId data type is </w:t>
             </w:r>
             <w:r>
               <w:sym w:font="Wingdings" w:char="F0E8"/>
@@ -7385,15 +5626,7 @@
           <w:p/>
           <w:p>
             <w:r>
-              <w:t xml:space="preserve">let </w:t>
-            </w:r>
-            <w:proofErr w:type="spellStart"/>
-            <w:r>
-              <w:t>eid:number</w:t>
-            </w:r>
-            <w:proofErr w:type="spellEnd"/>
-            <w:r>
-              <w:t xml:space="preserve"> </w:t>
+              <w:t xml:space="preserve">let eid:number </w:t>
             </w:r>
             <w:r>
               <w:rPr>
@@ -7408,40 +5641,19 @@
             </w:r>
           </w:p>
           <w:p>
-            <w:proofErr w:type="spellStart"/>
-            <w:r>
-              <w:t>eid</w:t>
-            </w:r>
-            <w:proofErr w:type="spellEnd"/>
-            <w:r>
-              <w:t xml:space="preserve"> = "kamal";</w:t>
+            <w:r>
+              <w:t>eid = "kamal";</w:t>
             </w:r>
           </w:p>
           <w:p/>
           <w:p>
             <w:r>
-              <w:t xml:space="preserve">let </w:t>
-            </w:r>
-            <w:proofErr w:type="spellStart"/>
-            <w:r>
-              <w:t>marks:number</w:t>
-            </w:r>
-            <w:proofErr w:type="spellEnd"/>
-            <w:r>
-              <w:t>[] = [12,34,56,67];</w:t>
-            </w:r>
-          </w:p>
-          <w:p>
-            <w:r>
-              <w:t xml:space="preserve">let </w:t>
-            </w:r>
-            <w:proofErr w:type="spellStart"/>
-            <w:r>
-              <w:t>eNames</w:t>
-            </w:r>
-            <w:proofErr w:type="spellEnd"/>
-            <w:r>
-              <w:t>: string[] = ['kamal', 'Azad...'];</w:t>
+              <w:t>let marks:number[] = [12,34,56,67];</w:t>
+            </w:r>
+          </w:p>
+          <w:p>
+            <w:r>
+              <w:t>let eNames: string[] = ['kamal', 'Azad...'];</w:t>
             </w:r>
           </w:p>
           <w:p/>
@@ -7475,13 +5687,8 @@
               </w:rPr>
               <w:t xml:space="preserve"> </w:t>
             </w:r>
-            <w:proofErr w:type="spellStart"/>
-            <w:r>
-              <w:t>boolean</w:t>
-            </w:r>
-            <w:proofErr w:type="spellEnd"/>
-            <w:r>
-              <w:t>)[] = [12,34, "Kamal", true];</w:t>
+            <w:r>
+              <w:t>boolean)[] = [12,34, "Kamal", true];</w:t>
             </w:r>
           </w:p>
         </w:tc>
@@ -7530,13 +5737,8 @@
       <w:pPr>
         <w:spacing w:after="0" w:line="240" w:lineRule="auto"/>
       </w:pPr>
-      <w:proofErr w:type="spellStart"/>
-      <w:r>
-        <w:t>Test.ts</w:t>
-      </w:r>
-      <w:proofErr w:type="spellEnd"/>
-      <w:r>
-        <w:t>:</w:t>
+      <w:r>
+        <w:t>Test.ts:</w:t>
       </w:r>
     </w:p>
     <w:tbl>
@@ -7554,60 +5756,23 @@
             <w:tcW w:w="10456" w:type="dxa"/>
           </w:tcPr>
           <w:p>
-            <w:proofErr w:type="spellStart"/>
-            <w:r>
-              <w:t>window.onmousedown</w:t>
-            </w:r>
-            <w:proofErr w:type="spellEnd"/>
-            <w:r>
-              <w:t xml:space="preserve"> = function (</w:t>
-            </w:r>
-            <w:proofErr w:type="spellStart"/>
-            <w:r>
-              <w:t>mouseEvent</w:t>
-            </w:r>
-            <w:proofErr w:type="spellEnd"/>
-            <w:r>
-              <w:t>) {</w:t>
-            </w:r>
-          </w:p>
-          <w:p>
-            <w:r>
-              <w:t>  console.log(</w:t>
-            </w:r>
-            <w:proofErr w:type="spellStart"/>
-            <w:r>
-              <w:t>mouseEvent.button</w:t>
-            </w:r>
-            <w:proofErr w:type="spellEnd"/>
-            <w:r>
-              <w:t>);</w:t>
-            </w:r>
-          </w:p>
-          <w:p>
-            <w:r>
-              <w:t>  if(</w:t>
-            </w:r>
-            <w:proofErr w:type="spellStart"/>
-            <w:r>
-              <w:t>mouseEvent.button</w:t>
-            </w:r>
-            <w:proofErr w:type="spellEnd"/>
-            <w:r>
-              <w:t xml:space="preserve"> == 2){</w:t>
-            </w:r>
-          </w:p>
-          <w:p>
-            <w:r>
-              <w:t xml:space="preserve">    alert("Right click is not </w:t>
-            </w:r>
-            <w:proofErr w:type="spellStart"/>
-            <w:r>
-              <w:t>allowd</w:t>
-            </w:r>
-            <w:proofErr w:type="spellEnd"/>
-            <w:r>
-              <w:t>!!");</w:t>
+            <w:r>
+              <w:t>window.onmousedown = function (mouseEvent) {</w:t>
+            </w:r>
+          </w:p>
+          <w:p>
+            <w:r>
+              <w:t>  console.log(mouseEvent.button);</w:t>
+            </w:r>
+          </w:p>
+          <w:p>
+            <w:r>
+              <w:t>  if(mouseEvent.button == 2){</w:t>
+            </w:r>
+          </w:p>
+          <w:p>
+            <w:r>
+              <w:t>    alert("Right click is not allowd!!");</w:t>
             </w:r>
           </w:p>
           <w:p>
@@ -7651,15 +5816,7 @@
         <w:spacing w:after="0" w:line="240" w:lineRule="auto"/>
       </w:pPr>
       <w:r>
-        <w:t xml:space="preserve">Any kind of means, int, float double kind </w:t>
-      </w:r>
-      <w:proofErr w:type="spellStart"/>
-      <w:r>
-        <w:t>kind</w:t>
-      </w:r>
-      <w:proofErr w:type="spellEnd"/>
-      <w:r>
-        <w:t xml:space="preserve"> values. But in java we have different data types for normal umbers and decimal numbers.</w:t>
+        <w:t>Any kind of means, int, float double kind kind values. But in java we have different data types for normal umbers and decimal numbers.</w:t>
       </w:r>
     </w:p>
     <w:p>
@@ -7790,10 +5947,7 @@
               <w:t>: number</w:t>
             </w:r>
             <w:r>
-              <w:t xml:space="preserve"> </w:t>
-            </w:r>
-            <w:r>
-              <w:t>= 122.454f</w:t>
+              <w:t xml:space="preserve"> = 122.454f</w:t>
             </w:r>
           </w:p>
         </w:tc>
@@ -7820,14 +5974,7 @@
           <w:b/>
           <w:bCs/>
         </w:rPr>
-        <w:t>prototype</w:t>
-      </w:r>
-      <w:r>
-        <w:rPr>
-          <w:b/>
-          <w:bCs/>
-        </w:rPr>
-        <w:t xml:space="preserve"> property:</w:t>
+        <w:t>prototype property:</w:t>
       </w:r>
     </w:p>
     <w:p>
@@ -7868,6 +6015,37 @@
         </w:rPr>
         <w:t>Strings in TS:</w:t>
       </w:r>
+      <w:r>
+        <w:rPr>
+          <w:b/>
+          <w:bCs/>
+        </w:rPr>
+        <w:t xml:space="preserve"> </w:t>
+      </w:r>
+      <w:r>
+        <w:rPr>
+          <w:b/>
+          <w:bCs/>
+          <w:highlight w:val="yellow"/>
+        </w:rPr>
+        <w:t xml:space="preserve">String also internally arrays only, </w:t>
+      </w:r>
+      <w:r>
+        <w:rPr>
+          <w:b/>
+          <w:bCs/>
+          <w:highlight w:val="yellow"/>
+        </w:rPr>
+        <w:t xml:space="preserve">internally it is </w:t>
+      </w:r>
+      <w:r>
+        <w:rPr>
+          <w:b/>
+          <w:bCs/>
+          <w:highlight w:val="yellow"/>
+        </w:rPr>
+        <w:t>character array.</w:t>
+      </w:r>
     </w:p>
     <w:p>
       <w:pPr>
@@ -7919,6 +6097,77 @@
       <w:pPr>
         <w:spacing w:after="0" w:line="240" w:lineRule="auto"/>
       </w:pPr>
+      <w:hyperlink r:id="rId18" w:history="1">
+        <w:r>
+          <w:rPr>
+            <w:rStyle w:val="Hyperlink"/>
+          </w:rPr>
+          <w:t>https://www.ascii-code.com/</w:t>
+        </w:r>
+      </w:hyperlink>
+      <w:r>
+        <w:t xml:space="preserve"> </w:t>
+      </w:r>
+    </w:p>
+    <w:p>
+      <w:pPr>
+        <w:spacing w:after="0" w:line="240" w:lineRule="auto"/>
+      </w:pPr>
+      <w:hyperlink r:id="rId19" w:history="1">
+        <w:r>
+          <w:rPr>
+            <w:rStyle w:val="Hyperlink"/>
+          </w:rPr>
+          <w:t>https://www.w3schools.com/charsets/ref_html_ascii.asp</w:t>
+        </w:r>
+      </w:hyperlink>
+      <w:r>
+        <w:t xml:space="preserve"> </w:t>
+      </w:r>
+    </w:p>
+    <w:p>
+      <w:pPr>
+        <w:spacing w:after="0" w:line="240" w:lineRule="auto"/>
+      </w:pPr>
+    </w:p>
+    <w:p>
+      <w:pPr>
+        <w:spacing w:after="0" w:line="240" w:lineRule="auto"/>
+      </w:pPr>
+      <w:r>
+        <w:t xml:space="preserve">what is meant by ASCII code? Why we use it? </w:t>
+      </w:r>
+    </w:p>
+    <w:p>
+      <w:pPr>
+        <w:spacing w:after="0" w:line="240" w:lineRule="auto"/>
+      </w:pPr>
+      <w:r>
+        <w:t>// + --&gt; number, strings ==&gt; + operator overloading.</w:t>
+      </w:r>
+    </w:p>
+    <w:p>
+      <w:pPr>
+        <w:spacing w:after="0" w:line="240" w:lineRule="auto"/>
+      </w:pPr>
+      <w:r>
+        <w:t>We already have method overloading and constructor overloading and now we have operator overloading also.</w:t>
+      </w:r>
+    </w:p>
+    <w:p>
+      <w:pPr>
+        <w:spacing w:after="0" w:line="240" w:lineRule="auto"/>
+      </w:pPr>
+    </w:p>
+    <w:p>
+      <w:pPr>
+        <w:spacing w:after="0" w:line="240" w:lineRule="auto"/>
+      </w:pPr>
+    </w:p>
+    <w:p>
+      <w:pPr>
+        <w:spacing w:after="0" w:line="240" w:lineRule="auto"/>
+      </w:pPr>
     </w:p>
     <w:p>
       <w:pPr>
@@ -8378,15 +6627,7 @@
         <w:spacing w:after="0" w:line="240" w:lineRule="auto"/>
       </w:pPr>
       <w:r>
-        <w:t xml:space="preserve">$ </w:t>
-      </w:r>
-      <w:proofErr w:type="spellStart"/>
-      <w:r>
-        <w:t>tsc</w:t>
-      </w:r>
-      <w:proofErr w:type="spellEnd"/>
-      <w:r>
-        <w:t xml:space="preserve"> </w:t>
+        <w:t xml:space="preserve">$ tsc </w:t>
       </w:r>
       <w:r>
         <w:t>--</w:t>
@@ -8400,24 +6641,14 @@
         <w:spacing w:after="0" w:line="240" w:lineRule="auto"/>
       </w:pPr>
       <w:r>
-        <w:t xml:space="preserve">$ </w:t>
-      </w:r>
-      <w:proofErr w:type="spellStart"/>
-      <w:r>
-        <w:t>tsc</w:t>
-      </w:r>
-      <w:proofErr w:type="spellEnd"/>
-      <w:r>
-        <w:t xml:space="preserve"> </w:t>
+        <w:t xml:space="preserve">$ tsc </w:t>
       </w:r>
       <w:r>
         <w:t>--</w:t>
       </w:r>
-      <w:proofErr w:type="spellStart"/>
       <w:r>
         <w:t>init</w:t>
       </w:r>
-      <w:proofErr w:type="spellEnd"/>
     </w:p>
     <w:p>
       <w:pPr>
